--- a/opd/lab1/report.docx
+++ b/opd/lab1/report.docx
@@ -643,6 +643,7 @@
         <w:jc w:val="center"/>
         <w:rPr>
           <w:rFonts w:ascii="Times New Roman" w:hAnsi="Times New Roman" w:cs="Times New Roman"/>
+          <w:lang w:val="en-US"/>
         </w:rPr>
       </w:pPr>
       <w:r>
@@ -651,6 +652,18 @@
         </w:rPr>
         <w:t>Ход работы</w:t>
       </w:r>
+    </w:p>
+    <w:p>
+      <w:pPr>
+        <w:pStyle w:val="a7"/>
+        <w:numPr>
+          <w:ilvl w:val="0"/>
+          <w:numId w:val="3"/>
+        </w:numPr>
+        <w:rPr>
+          <w:rFonts w:ascii="Times New Roman" w:hAnsi="Times New Roman" w:cs="Times New Roman"/>
+        </w:rPr>
+      </w:pPr>
     </w:p>
     <w:p>
       <w:pPr>
@@ -1269,6 +1282,7 @@
       <w:r>
         <w:rPr>
           <w:rFonts w:ascii="Times New Roman" w:hAnsi="Times New Roman" w:cs="Times New Roman"/>
+          <w:noProof/>
           <w:lang w:val="en-US"/>
         </w:rPr>
         <w:drawing>
@@ -1364,6 +1378,7 @@
       <w:r>
         <w:rPr>
           <w:rFonts w:ascii="Times New Roman" w:hAnsi="Times New Roman" w:cs="Times New Roman"/>
+          <w:noProof/>
           <w:lang w:val="en-US"/>
         </w:rPr>
         <w:lastRenderedPageBreak/>
@@ -1433,6 +1448,7 @@
       <w:r>
         <w:rPr>
           <w:rFonts w:ascii="Times New Roman" w:hAnsi="Times New Roman" w:cs="Times New Roman"/>
+          <w:noProof/>
           <w:lang w:val="en-US"/>
         </w:rPr>
         <w:drawing>
@@ -1504,6 +1520,7 @@
       <w:r>
         <w:rPr>
           <w:rFonts w:ascii="Times New Roman" w:hAnsi="Times New Roman" w:cs="Times New Roman"/>
+          <w:noProof/>
         </w:rPr>
         <w:drawing>
           <wp:inline distT="0" distB="0" distL="0" distR="0" wp14:anchorId="46F2AECE" wp14:editId="231442D2">
@@ -1569,6 +1586,7 @@
       <w:r>
         <w:rPr>
           <w:rFonts w:ascii="Times New Roman" w:hAnsi="Times New Roman" w:cs="Times New Roman"/>
+          <w:noProof/>
         </w:rPr>
         <w:drawing>
           <wp:inline distT="0" distB="0" distL="0" distR="0" wp14:anchorId="7B760BBF" wp14:editId="3B5226AF">
@@ -1882,6 +1900,7 @@
       <w:r>
         <w:rPr>
           <w:rFonts w:ascii="Times New Roman" w:hAnsi="Times New Roman" w:cs="Times New Roman"/>
+          <w:noProof/>
         </w:rPr>
         <w:drawing>
           <wp:inline distT="0" distB="0" distL="0" distR="0" wp14:anchorId="7AC0F217" wp14:editId="26AC9A33">
@@ -2012,6 +2031,7 @@
       <w:r>
         <w:rPr>
           <w:rFonts w:ascii="Times New Roman" w:hAnsi="Times New Roman" w:cs="Times New Roman"/>
+          <w:noProof/>
           <w:lang w:val="en-US"/>
         </w:rPr>
         <w:drawing>
@@ -2977,6 +2997,7 @@
   <w:style w:type="character" w:default="1" w:styleId="a0">
     <w:name w:val="Default Paragraph Font"/>
     <w:uiPriority w:val="1"/>
+    <w:semiHidden/>
     <w:unhideWhenUsed/>
   </w:style>
   <w:style w:type="table" w:default="1" w:styleId="a1">

--- a/opd/lab1/report.docx
+++ b/opd/lab1/report.docx
@@ -664,6 +664,1009 @@
           <w:rFonts w:ascii="Times New Roman" w:hAnsi="Times New Roman" w:cs="Times New Roman"/>
         </w:rPr>
       </w:pPr>
+      <w:r>
+        <w:rPr>
+          <w:rFonts w:ascii="Times New Roman" w:hAnsi="Times New Roman" w:cs="Times New Roman"/>
+        </w:rPr>
+        <w:t xml:space="preserve">В пункте 1 создал директорию </w:t>
+      </w:r>
+      <w:r>
+        <w:rPr>
+          <w:rFonts w:ascii="Times New Roman" w:hAnsi="Times New Roman" w:cs="Times New Roman"/>
+          <w:lang w:val="en-US"/>
+        </w:rPr>
+        <w:t>lab</w:t>
+      </w:r>
+      <w:r>
+        <w:rPr>
+          <w:rFonts w:ascii="Times New Roman" w:hAnsi="Times New Roman" w:cs="Times New Roman"/>
+        </w:rPr>
+        <w:t xml:space="preserve">0, </w:t>
+      </w:r>
+      <w:r>
+        <w:rPr>
+          <w:rFonts w:ascii="Times New Roman" w:hAnsi="Times New Roman" w:cs="Times New Roman"/>
+        </w:rPr>
+        <w:t xml:space="preserve">в ней все необходимые </w:t>
+      </w:r>
+      <w:r>
+        <w:rPr>
+          <w:rFonts w:ascii="Times New Roman" w:hAnsi="Times New Roman" w:cs="Times New Roman"/>
+        </w:rPr>
+        <w:t>поддиректори</w:t>
+      </w:r>
+      <w:r>
+        <w:rPr>
+          <w:rFonts w:ascii="Times New Roman" w:hAnsi="Times New Roman" w:cs="Times New Roman"/>
+        </w:rPr>
+        <w:t>и</w:t>
+      </w:r>
+    </w:p>
+    <w:p>
+      <w:pPr>
+        <w:ind w:left="360"/>
+        <w:rPr>
+          <w:rFonts w:ascii="Times New Roman" w:hAnsi="Times New Roman" w:cs="Times New Roman"/>
+          <w:lang w:val="en-US"/>
+        </w:rPr>
+      </w:pPr>
+      <w:r>
+        <w:rPr>
+          <w:rFonts w:ascii="Times New Roman" w:hAnsi="Times New Roman" w:cs="Times New Roman"/>
+          <w:noProof/>
+          <w:lang w:val="en-US"/>
+        </w:rPr>
+        <w:drawing>
+          <wp:inline distT="0" distB="0" distL="0" distR="0" wp14:anchorId="47ABA99A" wp14:editId="4085F318">
+            <wp:extent cx="3538537" cy="1260332"/>
+            <wp:effectExtent l="0" t="0" r="5080" b="0"/>
+            <wp:docPr id="407037061" name="Рисунок 1"/>
+            <wp:cNvGraphicFramePr>
+              <a:graphicFrameLocks xmlns:a="http://schemas.openxmlformats.org/drawingml/2006/main" noChangeAspect="1"/>
+            </wp:cNvGraphicFramePr>
+            <a:graphic xmlns:a="http://schemas.openxmlformats.org/drawingml/2006/main">
+              <a:graphicData uri="http://schemas.openxmlformats.org/drawingml/2006/picture">
+                <pic:pic xmlns:pic="http://schemas.openxmlformats.org/drawingml/2006/picture">
+                  <pic:nvPicPr>
+                    <pic:cNvPr id="407037061" name=""/>
+                    <pic:cNvPicPr/>
+                  </pic:nvPicPr>
+                  <pic:blipFill>
+                    <a:blip r:embed="rId11"/>
+                    <a:stretch>
+                      <a:fillRect/>
+                    </a:stretch>
+                  </pic:blipFill>
+                  <pic:spPr>
+                    <a:xfrm>
+                      <a:off x="0" y="0"/>
+                      <a:ext cx="3552446" cy="1265286"/>
+                    </a:xfrm>
+                    <a:prstGeom prst="rect">
+                      <a:avLst/>
+                    </a:prstGeom>
+                  </pic:spPr>
+                </pic:pic>
+              </a:graphicData>
+            </a:graphic>
+          </wp:inline>
+        </w:drawing>
+      </w:r>
+    </w:p>
+    <w:p>
+      <w:pPr>
+        <w:ind w:left="360"/>
+        <w:rPr>
+          <w:rFonts w:ascii="Times New Roman" w:hAnsi="Times New Roman" w:cs="Times New Roman"/>
+          <w:lang w:val="en-US"/>
+        </w:rPr>
+      </w:pPr>
+    </w:p>
+    <w:p>
+      <w:pPr>
+        <w:ind w:left="360"/>
+        <w:rPr>
+          <w:rFonts w:ascii="Times New Roman" w:hAnsi="Times New Roman" w:cs="Times New Roman"/>
+        </w:rPr>
+      </w:pPr>
+      <w:r>
+        <w:rPr>
+          <w:rFonts w:ascii="Times New Roman" w:hAnsi="Times New Roman" w:cs="Times New Roman"/>
+        </w:rPr>
+        <w:t xml:space="preserve">Для создания директории используем </w:t>
+      </w:r>
+      <w:r>
+        <w:rPr>
+          <w:rFonts w:ascii="Times New Roman" w:hAnsi="Times New Roman" w:cs="Times New Roman"/>
+          <w:lang w:val="en-US"/>
+        </w:rPr>
+        <w:t>mkdir</w:t>
+      </w:r>
+      <w:r>
+        <w:rPr>
+          <w:rFonts w:ascii="Times New Roman" w:hAnsi="Times New Roman" w:cs="Times New Roman"/>
+        </w:rPr>
+        <w:t xml:space="preserve">, </w:t>
+      </w:r>
+      <w:r>
+        <w:rPr>
+          <w:rFonts w:ascii="Times New Roman" w:hAnsi="Times New Roman" w:cs="Times New Roman"/>
+        </w:rPr>
+        <w:t xml:space="preserve">а для создания файла </w:t>
+      </w:r>
+      <w:r>
+        <w:rPr>
+          <w:rFonts w:ascii="Times New Roman" w:hAnsi="Times New Roman" w:cs="Times New Roman"/>
+        </w:rPr>
+        <w:t xml:space="preserve">и записи файлов </w:t>
+      </w:r>
+      <w:r>
+        <w:rPr>
+          <w:rFonts w:ascii="Times New Roman" w:hAnsi="Times New Roman" w:cs="Times New Roman"/>
+          <w:lang w:val="en-US"/>
+        </w:rPr>
+        <w:t>echo</w:t>
+      </w:r>
+    </w:p>
+    <w:p>
+      <w:pPr>
+        <w:rPr>
+          <w:rFonts w:ascii="Times New Roman" w:hAnsi="Times New Roman" w:cs="Times New Roman"/>
+        </w:rPr>
+      </w:pPr>
+      <w:r>
+        <w:rPr>
+          <w:rFonts w:ascii="Times New Roman" w:hAnsi="Times New Roman" w:cs="Times New Roman"/>
+          <w:lang w:val="en-US"/>
+        </w:rPr>
+        <w:lastRenderedPageBreak/>
+        <w:drawing>
+          <wp:inline distT="0" distB="0" distL="0" distR="0" wp14:anchorId="1101A46A" wp14:editId="2583B84F">
+            <wp:extent cx="4569726" cy="3309937"/>
+            <wp:effectExtent l="0" t="0" r="2540" b="5080"/>
+            <wp:docPr id="889419294" name="Рисунок 1"/>
+            <wp:cNvGraphicFramePr>
+              <a:graphicFrameLocks xmlns:a="http://schemas.openxmlformats.org/drawingml/2006/main" noChangeAspect="1"/>
+            </wp:cNvGraphicFramePr>
+            <a:graphic xmlns:a="http://schemas.openxmlformats.org/drawingml/2006/main">
+              <a:graphicData uri="http://schemas.openxmlformats.org/drawingml/2006/picture">
+                <pic:pic xmlns:pic="http://schemas.openxmlformats.org/drawingml/2006/picture">
+                  <pic:nvPicPr>
+                    <pic:cNvPr id="889419294" name=""/>
+                    <pic:cNvPicPr/>
+                  </pic:nvPicPr>
+                  <pic:blipFill>
+                    <a:blip r:embed="rId12"/>
+                    <a:stretch>
+                      <a:fillRect/>
+                    </a:stretch>
+                  </pic:blipFill>
+                  <pic:spPr>
+                    <a:xfrm>
+                      <a:off x="0" y="0"/>
+                      <a:ext cx="4577439" cy="3315524"/>
+                    </a:xfrm>
+                    <a:prstGeom prst="rect">
+                      <a:avLst/>
+                    </a:prstGeom>
+                  </pic:spPr>
+                </pic:pic>
+              </a:graphicData>
+            </a:graphic>
+          </wp:inline>
+        </w:drawing>
+      </w:r>
+    </w:p>
+    <w:p>
+      <w:pPr>
+        <w:pStyle w:val="a7"/>
+        <w:numPr>
+          <w:ilvl w:val="0"/>
+          <w:numId w:val="3"/>
+        </w:numPr>
+        <w:rPr>
+          <w:rFonts w:ascii="Times New Roman" w:hAnsi="Times New Roman" w:cs="Times New Roman"/>
+        </w:rPr>
+      </w:pPr>
+      <w:r>
+        <w:rPr>
+          <w:rFonts w:ascii="Times New Roman" w:hAnsi="Times New Roman" w:cs="Times New Roman"/>
+        </w:rPr>
+        <w:t xml:space="preserve">В пункте 2 для изменения прав использовал </w:t>
+      </w:r>
+      <w:r>
+        <w:rPr>
+          <w:rFonts w:ascii="Times New Roman" w:hAnsi="Times New Roman" w:cs="Times New Roman"/>
+          <w:lang w:val="en-US"/>
+        </w:rPr>
+        <w:t>chmod</w:t>
+      </w:r>
+      <w:r>
+        <w:rPr>
+          <w:rFonts w:ascii="Times New Roman" w:hAnsi="Times New Roman" w:cs="Times New Roman"/>
+        </w:rPr>
+        <w:t xml:space="preserve"> </w:t>
+      </w:r>
+    </w:p>
+    <w:p>
+      <w:pPr>
+        <w:rPr>
+          <w:rFonts w:ascii="Times New Roman" w:hAnsi="Times New Roman" w:cs="Times New Roman"/>
+        </w:rPr>
+      </w:pPr>
+      <w:r>
+        <w:rPr>
+          <w:rFonts w:ascii="Times New Roman" w:hAnsi="Times New Roman" w:cs="Times New Roman"/>
+          <w:noProof/>
+        </w:rPr>
+        <w:drawing>
+          <wp:inline distT="0" distB="0" distL="0" distR="0" wp14:anchorId="416790D5" wp14:editId="0EA7D111">
+            <wp:extent cx="3040063" cy="1319365"/>
+            <wp:effectExtent l="0" t="0" r="8255" b="0"/>
+            <wp:docPr id="861236800" name="Рисунок 1"/>
+            <wp:cNvGraphicFramePr>
+              <a:graphicFrameLocks xmlns:a="http://schemas.openxmlformats.org/drawingml/2006/main" noChangeAspect="1"/>
+            </wp:cNvGraphicFramePr>
+            <a:graphic xmlns:a="http://schemas.openxmlformats.org/drawingml/2006/main">
+              <a:graphicData uri="http://schemas.openxmlformats.org/drawingml/2006/picture">
+                <pic:pic xmlns:pic="http://schemas.openxmlformats.org/drawingml/2006/picture">
+                  <pic:nvPicPr>
+                    <pic:cNvPr id="861236800" name=""/>
+                    <pic:cNvPicPr/>
+                  </pic:nvPicPr>
+                  <pic:blipFill>
+                    <a:blip r:embed="rId13"/>
+                    <a:stretch>
+                      <a:fillRect/>
+                    </a:stretch>
+                  </pic:blipFill>
+                  <pic:spPr>
+                    <a:xfrm>
+                      <a:off x="0" y="0"/>
+                      <a:ext cx="3058503" cy="1327368"/>
+                    </a:xfrm>
+                    <a:prstGeom prst="rect">
+                      <a:avLst/>
+                    </a:prstGeom>
+                  </pic:spPr>
+                </pic:pic>
+              </a:graphicData>
+            </a:graphic>
+          </wp:inline>
+        </w:drawing>
+      </w:r>
+    </w:p>
+    <w:p>
+      <w:pPr>
+        <w:rPr>
+          <w:rFonts w:ascii="Times New Roman" w:hAnsi="Times New Roman" w:cs="Times New Roman"/>
+        </w:rPr>
+      </w:pPr>
+      <w:r>
+        <w:rPr>
+          <w:rFonts w:ascii="Times New Roman" w:hAnsi="Times New Roman" w:cs="Times New Roman"/>
+        </w:rPr>
+        <w:t xml:space="preserve">Для </w:t>
+      </w:r>
+      <w:r>
+        <w:rPr>
+          <w:rFonts w:ascii="Times New Roman" w:hAnsi="Times New Roman" w:cs="Times New Roman"/>
+        </w:rPr>
+        <w:t xml:space="preserve">проверки прав использовал команду </w:t>
+      </w:r>
+      <w:r>
+        <w:rPr>
+          <w:rFonts w:ascii="Times New Roman" w:hAnsi="Times New Roman" w:cs="Times New Roman"/>
+          <w:lang w:val="en-US"/>
+        </w:rPr>
+        <w:t>ls</w:t>
+      </w:r>
+      <w:r>
+        <w:rPr>
+          <w:rFonts w:ascii="Times New Roman" w:hAnsi="Times New Roman" w:cs="Times New Roman"/>
+        </w:rPr>
+        <w:t xml:space="preserve"> -</w:t>
+      </w:r>
+      <w:r>
+        <w:rPr>
+          <w:rFonts w:ascii="Times New Roman" w:hAnsi="Times New Roman" w:cs="Times New Roman"/>
+          <w:lang w:val="en-US"/>
+        </w:rPr>
+        <w:t>l</w:t>
+      </w:r>
+      <w:r>
+        <w:rPr>
+          <w:rFonts w:ascii="Times New Roman" w:hAnsi="Times New Roman" w:cs="Times New Roman"/>
+        </w:rPr>
+        <w:t xml:space="preserve"> &lt;</w:t>
+      </w:r>
+      <w:r>
+        <w:rPr>
+          <w:rFonts w:ascii="Times New Roman" w:hAnsi="Times New Roman" w:cs="Times New Roman"/>
+        </w:rPr>
+        <w:t>путь</w:t>
+      </w:r>
+      <w:r>
+        <w:rPr>
+          <w:rFonts w:ascii="Times New Roman" w:hAnsi="Times New Roman" w:cs="Times New Roman"/>
+        </w:rPr>
+        <w:t>&gt;</w:t>
+      </w:r>
+    </w:p>
+    <w:p>
+      <w:pPr>
+        <w:rPr>
+          <w:rFonts w:ascii="Times New Roman" w:hAnsi="Times New Roman" w:cs="Times New Roman"/>
+        </w:rPr>
+      </w:pPr>
+      <w:r>
+        <w:rPr>
+          <w:rFonts w:ascii="Times New Roman" w:hAnsi="Times New Roman" w:cs="Times New Roman"/>
+          <w:noProof/>
+        </w:rPr>
+        <w:drawing>
+          <wp:inline distT="0" distB="0" distL="0" distR="0" wp14:anchorId="1AA2D40D" wp14:editId="324A6606">
+            <wp:extent cx="5940425" cy="1555115"/>
+            <wp:effectExtent l="0" t="0" r="3175" b="6985"/>
+            <wp:docPr id="415590665" name="Рисунок 1"/>
+            <wp:cNvGraphicFramePr>
+              <a:graphicFrameLocks xmlns:a="http://schemas.openxmlformats.org/drawingml/2006/main" noChangeAspect="1"/>
+            </wp:cNvGraphicFramePr>
+            <a:graphic xmlns:a="http://schemas.openxmlformats.org/drawingml/2006/main">
+              <a:graphicData uri="http://schemas.openxmlformats.org/drawingml/2006/picture">
+                <pic:pic xmlns:pic="http://schemas.openxmlformats.org/drawingml/2006/picture">
+                  <pic:nvPicPr>
+                    <pic:cNvPr id="415590665" name=""/>
+                    <pic:cNvPicPr/>
+                  </pic:nvPicPr>
+                  <pic:blipFill>
+                    <a:blip r:embed="rId14"/>
+                    <a:stretch>
+                      <a:fillRect/>
+                    </a:stretch>
+                  </pic:blipFill>
+                  <pic:spPr>
+                    <a:xfrm>
+                      <a:off x="0" y="0"/>
+                      <a:ext cx="5940425" cy="1555115"/>
+                    </a:xfrm>
+                    <a:prstGeom prst="rect">
+                      <a:avLst/>
+                    </a:prstGeom>
+                  </pic:spPr>
+                </pic:pic>
+              </a:graphicData>
+            </a:graphic>
+          </wp:inline>
+        </w:drawing>
+      </w:r>
+    </w:p>
+    <w:p>
+      <w:pPr>
+        <w:pStyle w:val="a7"/>
+        <w:numPr>
+          <w:ilvl w:val="0"/>
+          <w:numId w:val="3"/>
+        </w:numPr>
+        <w:rPr>
+          <w:rFonts w:ascii="Times New Roman" w:hAnsi="Times New Roman" w:cs="Times New Roman"/>
+        </w:rPr>
+      </w:pPr>
+      <w:r>
+        <w:rPr>
+          <w:rFonts w:ascii="Times New Roman" w:hAnsi="Times New Roman" w:cs="Times New Roman"/>
+        </w:rPr>
+        <w:t xml:space="preserve">В 3 пункте 1 подпункте создал жесткую ссылку с помощью команды </w:t>
+      </w:r>
+      <w:r>
+        <w:rPr>
+          <w:rFonts w:ascii="Times New Roman" w:hAnsi="Times New Roman" w:cs="Times New Roman"/>
+          <w:lang w:val="en-US"/>
+        </w:rPr>
+        <w:t>ln</w:t>
+      </w:r>
+    </w:p>
+    <w:p>
+      <w:pPr>
+        <w:rPr>
+          <w:rFonts w:ascii="Times New Roman" w:hAnsi="Times New Roman" w:cs="Times New Roman"/>
+        </w:rPr>
+      </w:pPr>
+      <w:r>
+        <w:rPr>
+          <w:rFonts w:ascii="Times New Roman" w:hAnsi="Times New Roman" w:cs="Times New Roman"/>
+          <w:noProof/>
+        </w:rPr>
+        <w:drawing>
+          <wp:inline distT="0" distB="0" distL="0" distR="0" wp14:anchorId="267CCFAC" wp14:editId="5E82874C">
+            <wp:extent cx="5940425" cy="894715"/>
+            <wp:effectExtent l="0" t="0" r="3175" b="635"/>
+            <wp:docPr id="1077710534" name="Рисунок 1"/>
+            <wp:cNvGraphicFramePr>
+              <a:graphicFrameLocks xmlns:a="http://schemas.openxmlformats.org/drawingml/2006/main" noChangeAspect="1"/>
+            </wp:cNvGraphicFramePr>
+            <a:graphic xmlns:a="http://schemas.openxmlformats.org/drawingml/2006/main">
+              <a:graphicData uri="http://schemas.openxmlformats.org/drawingml/2006/picture">
+                <pic:pic xmlns:pic="http://schemas.openxmlformats.org/drawingml/2006/picture">
+                  <pic:nvPicPr>
+                    <pic:cNvPr id="1077710534" name=""/>
+                    <pic:cNvPicPr/>
+                  </pic:nvPicPr>
+                  <pic:blipFill>
+                    <a:blip r:embed="rId15"/>
+                    <a:stretch>
+                      <a:fillRect/>
+                    </a:stretch>
+                  </pic:blipFill>
+                  <pic:spPr>
+                    <a:xfrm>
+                      <a:off x="0" y="0"/>
+                      <a:ext cx="5940425" cy="894715"/>
+                    </a:xfrm>
+                    <a:prstGeom prst="rect">
+                      <a:avLst/>
+                    </a:prstGeom>
+                  </pic:spPr>
+                </pic:pic>
+              </a:graphicData>
+            </a:graphic>
+          </wp:inline>
+        </w:drawing>
+      </w:r>
+    </w:p>
+    <w:p>
+      <w:pPr>
+        <w:rPr>
+          <w:rFonts w:ascii="Times New Roman" w:hAnsi="Times New Roman" w:cs="Times New Roman"/>
+        </w:rPr>
+      </w:pPr>
+      <w:r>
+        <w:rPr>
+          <w:rFonts w:ascii="Times New Roman" w:hAnsi="Times New Roman" w:cs="Times New Roman"/>
+        </w:rPr>
+        <w:t>Поскольку права ограничивают прочтение, возвращаю их, смотрю файл и снова убираю права</w:t>
+      </w:r>
+    </w:p>
+    <w:p>
+      <w:pPr>
+        <w:pStyle w:val="a7"/>
+        <w:numPr>
+          <w:ilvl w:val="0"/>
+          <w:numId w:val="3"/>
+        </w:numPr>
+        <w:rPr>
+          <w:rFonts w:ascii="Times New Roman" w:hAnsi="Times New Roman" w:cs="Times New Roman"/>
+        </w:rPr>
+      </w:pPr>
+      <w:r>
+        <w:rPr>
+          <w:rFonts w:ascii="Times New Roman" w:hAnsi="Times New Roman" w:cs="Times New Roman"/>
+        </w:rPr>
+        <w:t xml:space="preserve">В 3 пункте 2 подпункте </w:t>
+      </w:r>
+      <w:r>
+        <w:rPr>
+          <w:rFonts w:ascii="Times New Roman" w:hAnsi="Times New Roman" w:cs="Times New Roman"/>
+        </w:rPr>
+        <w:t xml:space="preserve">копирую содержимое </w:t>
+      </w:r>
+      <w:r>
+        <w:rPr>
+          <w:rFonts w:ascii="Times New Roman" w:hAnsi="Times New Roman" w:cs="Times New Roman"/>
+          <w:lang w:val="en-US"/>
+        </w:rPr>
+        <w:t>ladyba</w:t>
+      </w:r>
+      <w:r>
+        <w:rPr>
+          <w:rFonts w:ascii="Times New Roman" w:hAnsi="Times New Roman" w:cs="Times New Roman"/>
+        </w:rPr>
+        <w:t xml:space="preserve"> в </w:t>
+      </w:r>
+      <w:r>
+        <w:rPr>
+          <w:rFonts w:ascii="Times New Roman" w:hAnsi="Times New Roman" w:cs="Times New Roman"/>
+          <w:lang w:val="en-US"/>
+        </w:rPr>
+        <w:t>blastoise</w:t>
+      </w:r>
+      <w:r>
+        <w:rPr>
+          <w:rFonts w:ascii="Times New Roman" w:hAnsi="Times New Roman" w:cs="Times New Roman"/>
+        </w:rPr>
+        <w:t>.</w:t>
+      </w:r>
+      <w:r>
+        <w:rPr>
+          <w:rFonts w:ascii="Times New Roman" w:hAnsi="Times New Roman" w:cs="Times New Roman"/>
+          <w:lang w:val="en-US"/>
+        </w:rPr>
+        <w:t>drowzeeledyba</w:t>
+      </w:r>
+    </w:p>
+    <w:p>
+      <w:pPr>
+        <w:rPr>
+          <w:rFonts w:ascii="Times New Roman" w:hAnsi="Times New Roman" w:cs="Times New Roman"/>
+          <w:lang w:val="en-US"/>
+        </w:rPr>
+      </w:pPr>
+      <w:r>
+        <w:rPr>
+          <w:rFonts w:ascii="Times New Roman" w:hAnsi="Times New Roman" w:cs="Times New Roman"/>
+          <w:noProof/>
+        </w:rPr>
+        <w:lastRenderedPageBreak/>
+        <w:drawing>
+          <wp:inline distT="0" distB="0" distL="0" distR="0" wp14:anchorId="77258991" wp14:editId="169651AB">
+            <wp:extent cx="5940425" cy="394335"/>
+            <wp:effectExtent l="0" t="0" r="3175" b="5715"/>
+            <wp:docPr id="1341696086" name="Рисунок 1"/>
+            <wp:cNvGraphicFramePr>
+              <a:graphicFrameLocks xmlns:a="http://schemas.openxmlformats.org/drawingml/2006/main" noChangeAspect="1"/>
+            </wp:cNvGraphicFramePr>
+            <a:graphic xmlns:a="http://schemas.openxmlformats.org/drawingml/2006/main">
+              <a:graphicData uri="http://schemas.openxmlformats.org/drawingml/2006/picture">
+                <pic:pic xmlns:pic="http://schemas.openxmlformats.org/drawingml/2006/picture">
+                  <pic:nvPicPr>
+                    <pic:cNvPr id="1341696086" name=""/>
+                    <pic:cNvPicPr/>
+                  </pic:nvPicPr>
+                  <pic:blipFill>
+                    <a:blip r:embed="rId16"/>
+                    <a:stretch>
+                      <a:fillRect/>
+                    </a:stretch>
+                  </pic:blipFill>
+                  <pic:spPr>
+                    <a:xfrm>
+                      <a:off x="0" y="0"/>
+                      <a:ext cx="5940425" cy="394335"/>
+                    </a:xfrm>
+                    <a:prstGeom prst="rect">
+                      <a:avLst/>
+                    </a:prstGeom>
+                  </pic:spPr>
+                </pic:pic>
+              </a:graphicData>
+            </a:graphic>
+          </wp:inline>
+        </w:drawing>
+      </w:r>
+    </w:p>
+    <w:p>
+      <w:pPr>
+        <w:pStyle w:val="a7"/>
+        <w:numPr>
+          <w:ilvl w:val="0"/>
+          <w:numId w:val="3"/>
+        </w:numPr>
+        <w:rPr>
+          <w:rFonts w:ascii="Times New Roman" w:hAnsi="Times New Roman" w:cs="Times New Roman"/>
+        </w:rPr>
+      </w:pPr>
+      <w:r>
+        <w:rPr>
+          <w:rFonts w:ascii="Times New Roman" w:hAnsi="Times New Roman" w:cs="Times New Roman"/>
+        </w:rPr>
+        <w:t>В 3 пункте 3 подпункте соединяю содержимое двух файлов в один с помощью</w:t>
+      </w:r>
+      <w:r>
+        <w:rPr>
+          <w:rFonts w:ascii="Times New Roman" w:hAnsi="Times New Roman" w:cs="Times New Roman"/>
+        </w:rPr>
+        <w:t xml:space="preserve"> </w:t>
+      </w:r>
+      <w:r>
+        <w:rPr>
+          <w:rFonts w:ascii="Times New Roman" w:hAnsi="Times New Roman" w:cs="Times New Roman"/>
+        </w:rPr>
+        <w:t xml:space="preserve">команды </w:t>
+      </w:r>
+      <w:r>
+        <w:rPr>
+          <w:rFonts w:ascii="Times New Roman" w:hAnsi="Times New Roman" w:cs="Times New Roman"/>
+          <w:lang w:val="en-US"/>
+        </w:rPr>
+        <w:t>cat</w:t>
+      </w:r>
+    </w:p>
+    <w:p>
+      <w:pPr>
+        <w:rPr>
+          <w:rFonts w:ascii="Times New Roman" w:hAnsi="Times New Roman" w:cs="Times New Roman"/>
+          <w:lang w:val="en-US"/>
+        </w:rPr>
+      </w:pPr>
+      <w:r>
+        <w:rPr>
+          <w:rFonts w:ascii="Times New Roman" w:hAnsi="Times New Roman" w:cs="Times New Roman"/>
+          <w:noProof/>
+        </w:rPr>
+        <w:drawing>
+          <wp:inline distT="0" distB="0" distL="0" distR="0" wp14:anchorId="2EAAE8F5" wp14:editId="5B275F5B">
+            <wp:extent cx="5940425" cy="1096645"/>
+            <wp:effectExtent l="0" t="0" r="3175" b="8255"/>
+            <wp:docPr id="1866018044" name="Рисунок 1"/>
+            <wp:cNvGraphicFramePr>
+              <a:graphicFrameLocks xmlns:a="http://schemas.openxmlformats.org/drawingml/2006/main" noChangeAspect="1"/>
+            </wp:cNvGraphicFramePr>
+            <a:graphic xmlns:a="http://schemas.openxmlformats.org/drawingml/2006/main">
+              <a:graphicData uri="http://schemas.openxmlformats.org/drawingml/2006/picture">
+                <pic:pic xmlns:pic="http://schemas.openxmlformats.org/drawingml/2006/picture">
+                  <pic:nvPicPr>
+                    <pic:cNvPr id="1866018044" name=""/>
+                    <pic:cNvPicPr/>
+                  </pic:nvPicPr>
+                  <pic:blipFill>
+                    <a:blip r:embed="rId17"/>
+                    <a:stretch>
+                      <a:fillRect/>
+                    </a:stretch>
+                  </pic:blipFill>
+                  <pic:spPr>
+                    <a:xfrm>
+                      <a:off x="0" y="0"/>
+                      <a:ext cx="5940425" cy="1096645"/>
+                    </a:xfrm>
+                    <a:prstGeom prst="rect">
+                      <a:avLst/>
+                    </a:prstGeom>
+                  </pic:spPr>
+                </pic:pic>
+              </a:graphicData>
+            </a:graphic>
+          </wp:inline>
+        </w:drawing>
+      </w:r>
+    </w:p>
+    <w:p>
+      <w:pPr>
+        <w:rPr>
+          <w:rFonts w:ascii="Times New Roman" w:hAnsi="Times New Roman" w:cs="Times New Roman"/>
+        </w:rPr>
+      </w:pPr>
+      <w:r>
+        <w:rPr>
+          <w:rFonts w:ascii="Times New Roman" w:hAnsi="Times New Roman" w:cs="Times New Roman"/>
+        </w:rPr>
+        <w:t>Поскольку возникла ошибка с правами доступа, мне пришлось дать минимальные права для доступа</w:t>
+      </w:r>
+    </w:p>
+    <w:p>
+      <w:pPr>
+        <w:pStyle w:val="a7"/>
+        <w:numPr>
+          <w:ilvl w:val="0"/>
+          <w:numId w:val="3"/>
+        </w:numPr>
+        <w:rPr>
+          <w:rFonts w:ascii="Times New Roman" w:hAnsi="Times New Roman" w:cs="Times New Roman"/>
+        </w:rPr>
+      </w:pPr>
+      <w:r>
+        <w:rPr>
+          <w:rFonts w:ascii="Times New Roman" w:hAnsi="Times New Roman" w:cs="Times New Roman"/>
+        </w:rPr>
+        <w:t xml:space="preserve">В 3 пункте 4 подпункте скопировал содержимое через команду </w:t>
+      </w:r>
+      <w:r>
+        <w:rPr>
+          <w:rFonts w:ascii="Times New Roman" w:hAnsi="Times New Roman" w:cs="Times New Roman"/>
+          <w:lang w:val="en-US"/>
+        </w:rPr>
+        <w:t>cp</w:t>
+      </w:r>
+      <w:r>
+        <w:rPr>
+          <w:rFonts w:ascii="Times New Roman" w:hAnsi="Times New Roman" w:cs="Times New Roman"/>
+        </w:rPr>
+        <w:t xml:space="preserve">, </w:t>
+      </w:r>
+      <w:r>
+        <w:rPr>
+          <w:rFonts w:ascii="Times New Roman" w:hAnsi="Times New Roman" w:cs="Times New Roman"/>
+        </w:rPr>
+        <w:t>никаких дополнительных прав не понадобилось</w:t>
+      </w:r>
+    </w:p>
+    <w:p>
+      <w:pPr>
+        <w:rPr>
+          <w:rFonts w:ascii="Times New Roman" w:hAnsi="Times New Roman" w:cs="Times New Roman"/>
+        </w:rPr>
+      </w:pPr>
+      <w:r>
+        <w:rPr>
+          <w:rFonts w:ascii="Times New Roman" w:hAnsi="Times New Roman" w:cs="Times New Roman"/>
+          <w:noProof/>
+        </w:rPr>
+        <w:drawing>
+          <wp:inline distT="0" distB="0" distL="0" distR="0" wp14:anchorId="019FAB9E" wp14:editId="520814E1">
+            <wp:extent cx="5940425" cy="692785"/>
+            <wp:effectExtent l="0" t="0" r="3175" b="0"/>
+            <wp:docPr id="1325920447" name="Рисунок 1"/>
+            <wp:cNvGraphicFramePr>
+              <a:graphicFrameLocks xmlns:a="http://schemas.openxmlformats.org/drawingml/2006/main" noChangeAspect="1"/>
+            </wp:cNvGraphicFramePr>
+            <a:graphic xmlns:a="http://schemas.openxmlformats.org/drawingml/2006/main">
+              <a:graphicData uri="http://schemas.openxmlformats.org/drawingml/2006/picture">
+                <pic:pic xmlns:pic="http://schemas.openxmlformats.org/drawingml/2006/picture">
+                  <pic:nvPicPr>
+                    <pic:cNvPr id="1325920447" name=""/>
+                    <pic:cNvPicPr/>
+                  </pic:nvPicPr>
+                  <pic:blipFill>
+                    <a:blip r:embed="rId18"/>
+                    <a:stretch>
+                      <a:fillRect/>
+                    </a:stretch>
+                  </pic:blipFill>
+                  <pic:spPr>
+                    <a:xfrm>
+                      <a:off x="0" y="0"/>
+                      <a:ext cx="5940425" cy="692785"/>
+                    </a:xfrm>
+                    <a:prstGeom prst="rect">
+                      <a:avLst/>
+                    </a:prstGeom>
+                  </pic:spPr>
+                </pic:pic>
+              </a:graphicData>
+            </a:graphic>
+          </wp:inline>
+        </w:drawing>
+      </w:r>
+    </w:p>
+    <w:p>
+      <w:pPr>
+        <w:pStyle w:val="a7"/>
+        <w:numPr>
+          <w:ilvl w:val="0"/>
+          <w:numId w:val="3"/>
+        </w:numPr>
+        <w:rPr>
+          <w:rFonts w:ascii="Times New Roman" w:hAnsi="Times New Roman" w:cs="Times New Roman"/>
+        </w:rPr>
+      </w:pPr>
+      <w:r>
+        <w:rPr>
+          <w:rFonts w:ascii="Times New Roman" w:hAnsi="Times New Roman" w:cs="Times New Roman"/>
+        </w:rPr>
+        <w:t xml:space="preserve">В 3 пункте 5 подпункте создал символическую ссылку на директорию </w:t>
+      </w:r>
+      <w:r>
+        <w:rPr>
+          <w:rFonts w:ascii="Times New Roman" w:hAnsi="Times New Roman" w:cs="Times New Roman"/>
+          <w:lang w:val="en-US"/>
+        </w:rPr>
+        <w:t>munna</w:t>
+      </w:r>
+    </w:p>
+    <w:p>
+      <w:pPr>
+        <w:rPr>
+          <w:rFonts w:ascii="Times New Roman" w:hAnsi="Times New Roman" w:cs="Times New Roman"/>
+          <w:lang w:val="en-US"/>
+        </w:rPr>
+      </w:pPr>
+      <w:r>
+        <w:rPr>
+          <w:rFonts w:ascii="Times New Roman" w:hAnsi="Times New Roman" w:cs="Times New Roman"/>
+          <w:noProof/>
+          <w:lang w:val="en-US"/>
+        </w:rPr>
+        <w:drawing>
+          <wp:inline distT="0" distB="0" distL="0" distR="0" wp14:anchorId="28A7FFCD" wp14:editId="159CCB70">
+            <wp:extent cx="5940425" cy="496570"/>
+            <wp:effectExtent l="0" t="0" r="3175" b="0"/>
+            <wp:docPr id="1175846216" name="Рисунок 1"/>
+            <wp:cNvGraphicFramePr>
+              <a:graphicFrameLocks xmlns:a="http://schemas.openxmlformats.org/drawingml/2006/main" noChangeAspect="1"/>
+            </wp:cNvGraphicFramePr>
+            <a:graphic xmlns:a="http://schemas.openxmlformats.org/drawingml/2006/main">
+              <a:graphicData uri="http://schemas.openxmlformats.org/drawingml/2006/picture">
+                <pic:pic xmlns:pic="http://schemas.openxmlformats.org/drawingml/2006/picture">
+                  <pic:nvPicPr>
+                    <pic:cNvPr id="1175846216" name=""/>
+                    <pic:cNvPicPr/>
+                  </pic:nvPicPr>
+                  <pic:blipFill>
+                    <a:blip r:embed="rId19"/>
+                    <a:stretch>
+                      <a:fillRect/>
+                    </a:stretch>
+                  </pic:blipFill>
+                  <pic:spPr>
+                    <a:xfrm>
+                      <a:off x="0" y="0"/>
+                      <a:ext cx="5940425" cy="496570"/>
+                    </a:xfrm>
+                    <a:prstGeom prst="rect">
+                      <a:avLst/>
+                    </a:prstGeom>
+                  </pic:spPr>
+                </pic:pic>
+              </a:graphicData>
+            </a:graphic>
+          </wp:inline>
+        </w:drawing>
+      </w:r>
+    </w:p>
+    <w:p>
+      <w:pPr>
+        <w:pStyle w:val="a7"/>
+        <w:numPr>
+          <w:ilvl w:val="0"/>
+          <w:numId w:val="3"/>
+        </w:numPr>
+        <w:rPr>
+          <w:rFonts w:ascii="Times New Roman" w:hAnsi="Times New Roman" w:cs="Times New Roman"/>
+        </w:rPr>
+      </w:pPr>
+      <w:r>
+        <w:rPr>
+          <w:rFonts w:ascii="Times New Roman" w:hAnsi="Times New Roman" w:cs="Times New Roman"/>
+        </w:rPr>
+        <w:t xml:space="preserve">В 3 пункте 6 подпункте рекурсивно скопировал директорию </w:t>
+      </w:r>
+      <w:r>
+        <w:rPr>
+          <w:rFonts w:ascii="Times New Roman" w:hAnsi="Times New Roman" w:cs="Times New Roman"/>
+          <w:lang w:val="en-US"/>
+        </w:rPr>
+        <w:t>munna</w:t>
+      </w:r>
+      <w:r>
+        <w:rPr>
+          <w:rFonts w:ascii="Times New Roman" w:hAnsi="Times New Roman" w:cs="Times New Roman"/>
+        </w:rPr>
+        <w:t xml:space="preserve"> </w:t>
+      </w:r>
+      <w:r>
+        <w:rPr>
+          <w:rFonts w:ascii="Times New Roman" w:hAnsi="Times New Roman" w:cs="Times New Roman"/>
+        </w:rPr>
+        <w:t xml:space="preserve">в </w:t>
+      </w:r>
+      <w:r>
+        <w:rPr>
+          <w:rFonts w:ascii="Times New Roman" w:hAnsi="Times New Roman" w:cs="Times New Roman"/>
+          <w:lang w:val="en-US"/>
+        </w:rPr>
+        <w:t>blastoise</w:t>
+      </w:r>
+      <w:r>
+        <w:rPr>
+          <w:rFonts w:ascii="Times New Roman" w:hAnsi="Times New Roman" w:cs="Times New Roman"/>
+        </w:rPr>
+        <w:t>/</w:t>
+      </w:r>
+      <w:r>
+        <w:rPr>
+          <w:rFonts w:ascii="Times New Roman" w:hAnsi="Times New Roman" w:cs="Times New Roman"/>
+          <w:lang w:val="en-US"/>
+        </w:rPr>
+        <w:t>darumaka</w:t>
+      </w:r>
+    </w:p>
+    <w:p>
+      <w:pPr>
+        <w:rPr>
+          <w:rFonts w:ascii="Times New Roman" w:hAnsi="Times New Roman" w:cs="Times New Roman"/>
+          <w:lang w:val="en-US"/>
+        </w:rPr>
+      </w:pPr>
+      <w:r>
+        <w:rPr>
+          <w:rFonts w:ascii="Times New Roman" w:hAnsi="Times New Roman" w:cs="Times New Roman"/>
+          <w:noProof/>
+          <w:lang w:val="en-US"/>
+        </w:rPr>
+        <w:drawing>
+          <wp:inline distT="0" distB="0" distL="0" distR="0" wp14:anchorId="4E08CEED" wp14:editId="42F73848">
+            <wp:extent cx="5353797" cy="2400635"/>
+            <wp:effectExtent l="0" t="0" r="0" b="0"/>
+            <wp:docPr id="771621051" name="Рисунок 1"/>
+            <wp:cNvGraphicFramePr>
+              <a:graphicFrameLocks xmlns:a="http://schemas.openxmlformats.org/drawingml/2006/main" noChangeAspect="1"/>
+            </wp:cNvGraphicFramePr>
+            <a:graphic xmlns:a="http://schemas.openxmlformats.org/drawingml/2006/main">
+              <a:graphicData uri="http://schemas.openxmlformats.org/drawingml/2006/picture">
+                <pic:pic xmlns:pic="http://schemas.openxmlformats.org/drawingml/2006/picture">
+                  <pic:nvPicPr>
+                    <pic:cNvPr id="771621051" name=""/>
+                    <pic:cNvPicPr/>
+                  </pic:nvPicPr>
+                  <pic:blipFill>
+                    <a:blip r:embed="rId20"/>
+                    <a:stretch>
+                      <a:fillRect/>
+                    </a:stretch>
+                  </pic:blipFill>
+                  <pic:spPr>
+                    <a:xfrm>
+                      <a:off x="0" y="0"/>
+                      <a:ext cx="5353797" cy="2400635"/>
+                    </a:xfrm>
+                    <a:prstGeom prst="rect">
+                      <a:avLst/>
+                    </a:prstGeom>
+                  </pic:spPr>
+                </pic:pic>
+              </a:graphicData>
+            </a:graphic>
+          </wp:inline>
+        </w:drawing>
+      </w:r>
+    </w:p>
+    <w:p>
+      <w:pPr>
+        <w:pStyle w:val="a7"/>
+        <w:numPr>
+          <w:ilvl w:val="0"/>
+          <w:numId w:val="3"/>
+        </w:numPr>
+        <w:rPr>
+          <w:rFonts w:ascii="Times New Roman" w:hAnsi="Times New Roman" w:cs="Times New Roman"/>
+        </w:rPr>
+      </w:pPr>
+      <w:r>
+        <w:rPr>
+          <w:rFonts w:ascii="Times New Roman" w:hAnsi="Times New Roman" w:cs="Times New Roman"/>
+        </w:rPr>
+        <w:t>В 3 пункте 7 подпункте создал символическую ссылку на файл, использовал относительный путь</w:t>
+      </w:r>
+    </w:p>
+    <w:p>
+      <w:pPr>
+        <w:rPr>
+          <w:rFonts w:ascii="Times New Roman" w:hAnsi="Times New Roman" w:cs="Times New Roman"/>
+          <w:lang w:val="en-US"/>
+        </w:rPr>
+      </w:pPr>
+      <w:r>
+        <w:rPr>
+          <w:rFonts w:ascii="Times New Roman" w:hAnsi="Times New Roman" w:cs="Times New Roman"/>
+          <w:noProof/>
+        </w:rPr>
+        <w:lastRenderedPageBreak/>
+        <w:drawing>
+          <wp:inline distT="0" distB="0" distL="0" distR="0" wp14:anchorId="1EF92B59" wp14:editId="41B251FE">
+            <wp:extent cx="5940425" cy="1301115"/>
+            <wp:effectExtent l="0" t="0" r="3175" b="0"/>
+            <wp:docPr id="256463155" name="Рисунок 1"/>
+            <wp:cNvGraphicFramePr>
+              <a:graphicFrameLocks xmlns:a="http://schemas.openxmlformats.org/drawingml/2006/main" noChangeAspect="1"/>
+            </wp:cNvGraphicFramePr>
+            <a:graphic xmlns:a="http://schemas.openxmlformats.org/drawingml/2006/main">
+              <a:graphicData uri="http://schemas.openxmlformats.org/drawingml/2006/picture">
+                <pic:pic xmlns:pic="http://schemas.openxmlformats.org/drawingml/2006/picture">
+                  <pic:nvPicPr>
+                    <pic:cNvPr id="256463155" name=""/>
+                    <pic:cNvPicPr/>
+                  </pic:nvPicPr>
+                  <pic:blipFill>
+                    <a:blip r:embed="rId21"/>
+                    <a:stretch>
+                      <a:fillRect/>
+                    </a:stretch>
+                  </pic:blipFill>
+                  <pic:spPr>
+                    <a:xfrm>
+                      <a:off x="0" y="0"/>
+                      <a:ext cx="5940425" cy="1301115"/>
+                    </a:xfrm>
+                    <a:prstGeom prst="rect">
+                      <a:avLst/>
+                    </a:prstGeom>
+                  </pic:spPr>
+                </pic:pic>
+              </a:graphicData>
+            </a:graphic>
+          </wp:inline>
+        </w:drawing>
+      </w:r>
     </w:p>
     <w:p>
       <w:pPr>
@@ -722,7 +1725,7 @@
                     <pic:cNvPicPr/>
                   </pic:nvPicPr>
                   <pic:blipFill>
-                    <a:blip r:embed="rId11"/>
+                    <a:blip r:embed="rId22"/>
                     <a:stretch>
                       <a:fillRect/>
                     </a:stretch>
@@ -774,7 +1777,6 @@
         </w:rPr>
         <w:t>/</w:t>
       </w:r>
-      <w:proofErr w:type="spellStart"/>
       <w:r>
         <w:rPr>
           <w:rFonts w:ascii="Times New Roman" w:hAnsi="Times New Roman" w:cs="Times New Roman"/>
@@ -782,7 +1784,6 @@
         </w:rPr>
         <w:t>tmp</w:t>
       </w:r>
-      <w:proofErr w:type="spellEnd"/>
       <w:r>
         <w:rPr>
           <w:rFonts w:ascii="Times New Roman" w:hAnsi="Times New Roman" w:cs="Times New Roman"/>
@@ -849,7 +1850,7 @@
                     <pic:cNvPicPr/>
                   </pic:nvPicPr>
                   <pic:blipFill>
-                    <a:blip r:embed="rId12"/>
+                    <a:blip r:embed="rId23"/>
                     <a:stretch>
                       <a:fillRect/>
                     </a:stretch>
@@ -885,7 +1886,6 @@
         <w:rPr>
           <w:rFonts w:ascii="Times New Roman" w:hAnsi="Times New Roman" w:cs="Times New Roman"/>
         </w:rPr>
-        <w:lastRenderedPageBreak/>
         <w:t>При выполнении 4 пункта 2 подпункта использовал комбинацию команд</w:t>
       </w:r>
       <w:r>
@@ -936,39 +1936,20 @@
     </w:p>
     <w:p>
       <w:pPr>
-        <w:ind w:firstLine="360"/>
-        <w:rPr>
-          <w:rFonts w:ascii="Times New Roman" w:hAnsi="Times New Roman" w:cs="Times New Roman"/>
-        </w:rPr>
-      </w:pPr>
-      <w:r>
-        <w:rPr>
-          <w:rFonts w:ascii="Times New Roman" w:hAnsi="Times New Roman" w:cs="Times New Roman"/>
-        </w:rPr>
-        <w:t xml:space="preserve">Для того чтобы ошибки, возникшие у первой из команд, а не последней, </w:t>
-      </w:r>
-      <w:r>
-        <w:rPr>
-          <w:rFonts w:ascii="Times New Roman" w:hAnsi="Times New Roman" w:cs="Times New Roman"/>
-        </w:rPr>
-        <w:t>я объединил команды через скобки</w:t>
-      </w:r>
-    </w:p>
-    <w:p>
-      <w:pPr>
-        <w:rPr>
-          <w:rFonts w:ascii="Times New Roman" w:hAnsi="Times New Roman" w:cs="Times New Roman"/>
-        </w:rPr>
-      </w:pPr>
-      <w:r>
-        <w:rPr>
+        <w:rPr>
+          <w:rFonts w:ascii="Times New Roman" w:hAnsi="Times New Roman" w:cs="Times New Roman"/>
+        </w:rPr>
+      </w:pPr>
+      <w:r>
+        <w:rPr>
+          <w:rFonts w:ascii="Times New Roman" w:hAnsi="Times New Roman" w:cs="Times New Roman"/>
           <w:noProof/>
         </w:rPr>
         <w:drawing>
-          <wp:inline distT="0" distB="0" distL="0" distR="0" wp14:anchorId="2F5D0BE1" wp14:editId="41047617">
-            <wp:extent cx="5940425" cy="751205"/>
+          <wp:inline distT="0" distB="0" distL="0" distR="0" wp14:anchorId="348CC8A6" wp14:editId="24887219">
+            <wp:extent cx="5940425" cy="1430655"/>
             <wp:effectExtent l="0" t="0" r="3175" b="0"/>
-            <wp:docPr id="1774308691" name="Рисунок 1"/>
+            <wp:docPr id="148386106" name="Рисунок 1"/>
             <wp:cNvGraphicFramePr>
               <a:graphicFrameLocks xmlns:a="http://schemas.openxmlformats.org/drawingml/2006/main" noChangeAspect="1"/>
             </wp:cNvGraphicFramePr>
@@ -976,11 +1957,11 @@
               <a:graphicData uri="http://schemas.openxmlformats.org/drawingml/2006/picture">
                 <pic:pic xmlns:pic="http://schemas.openxmlformats.org/drawingml/2006/picture">
                   <pic:nvPicPr>
-                    <pic:cNvPr id="1774308691" name=""/>
+                    <pic:cNvPr id="148386106" name=""/>
                     <pic:cNvPicPr/>
                   </pic:nvPicPr>
                   <pic:blipFill>
-                    <a:blip r:embed="rId13"/>
+                    <a:blip r:embed="rId24"/>
                     <a:stretch>
                       <a:fillRect/>
                     </a:stretch>
@@ -988,7 +1969,7 @@
                   <pic:spPr>
                     <a:xfrm>
                       <a:off x="0" y="0"/>
-                      <a:ext cx="5940425" cy="751205"/>
+                      <a:ext cx="5940425" cy="1430655"/>
                     </a:xfrm>
                     <a:prstGeom prst="rect">
                       <a:avLst/>
@@ -1046,7 +2027,7 @@
                     <pic:cNvPicPr/>
                   </pic:nvPicPr>
                   <pic:blipFill>
-                    <a:blip r:embed="rId14"/>
+                    <a:blip r:embed="rId25"/>
                     <a:stretch>
                       <a:fillRect/>
                     </a:stretch>
@@ -1191,6 +2172,7 @@
           <w:rFonts w:ascii="Times New Roman" w:hAnsi="Times New Roman" w:cs="Times New Roman"/>
           <w:noProof/>
         </w:rPr>
+        <w:lastRenderedPageBreak/>
         <w:drawing>
           <wp:inline distT="0" distB="0" distL="0" distR="0" wp14:anchorId="29C33612" wp14:editId="59DC8CF6">
             <wp:extent cx="5940425" cy="2578735"/>
@@ -1207,7 +2189,7 @@
                     <pic:cNvPicPr/>
                   </pic:nvPicPr>
                   <pic:blipFill>
-                    <a:blip r:embed="rId15"/>
+                    <a:blip r:embed="rId26"/>
                     <a:stretch>
                       <a:fillRect/>
                     </a:stretch>
@@ -1243,20 +2225,7 @@
         <w:rPr>
           <w:rFonts w:ascii="Times New Roman" w:hAnsi="Times New Roman" w:cs="Times New Roman"/>
         </w:rPr>
-        <w:t xml:space="preserve">В 4 пункте 6 подпункте для поиска всех файлов, начинающихся на </w:t>
-      </w:r>
-      <w:r>
-        <w:rPr>
-          <w:rFonts w:ascii="Times New Roman" w:hAnsi="Times New Roman" w:cs="Times New Roman"/>
-          <w:lang w:val="en-US"/>
-        </w:rPr>
-        <w:t>b</w:t>
-      </w:r>
-      <w:r>
-        <w:rPr>
-          <w:rFonts w:ascii="Times New Roman" w:hAnsi="Times New Roman" w:cs="Times New Roman"/>
-        </w:rPr>
-        <w:t xml:space="preserve"> используется команда </w:t>
+        <w:t xml:space="preserve">В 4 пункте 5 подпункте использовал </w:t>
       </w:r>
       <w:r>
         <w:rPr>
@@ -1269,27 +2238,69 @@
         <w:rPr>
           <w:rFonts w:ascii="Times New Roman" w:hAnsi="Times New Roman" w:cs="Times New Roman"/>
         </w:rPr>
-        <w:t xml:space="preserve"> </w:t>
-      </w:r>
-    </w:p>
-    <w:p>
-      <w:pPr>
-        <w:rPr>
-          <w:rFonts w:ascii="Times New Roman" w:hAnsi="Times New Roman" w:cs="Times New Roman"/>
-          <w:lang w:val="en-US"/>
-        </w:rPr>
-      </w:pPr>
-      <w:r>
-        <w:rPr>
-          <w:rFonts w:ascii="Times New Roman" w:hAnsi="Times New Roman" w:cs="Times New Roman"/>
-          <w:noProof/>
-          <w:lang w:val="en-US"/>
+        <w:t xml:space="preserve"> -</w:t>
+      </w:r>
+      <w:r>
+        <w:rPr>
+          <w:rFonts w:ascii="Times New Roman" w:hAnsi="Times New Roman" w:cs="Times New Roman"/>
+          <w:lang w:val="en-US"/>
+        </w:rPr>
+        <w:t>lR</w:t>
+      </w:r>
+      <w:r>
+        <w:rPr>
+          <w:rFonts w:ascii="Times New Roman" w:hAnsi="Times New Roman" w:cs="Times New Roman"/>
+        </w:rPr>
+        <w:t xml:space="preserve">, </w:t>
+      </w:r>
+      <w:r>
+        <w:rPr>
+          <w:rFonts w:ascii="Times New Roman" w:hAnsi="Times New Roman" w:cs="Times New Roman"/>
+          <w:lang w:val="en-US"/>
+        </w:rPr>
+        <w:t>grep</w:t>
+      </w:r>
+      <w:r>
+        <w:rPr>
+          <w:rFonts w:ascii="Times New Roman" w:hAnsi="Times New Roman" w:cs="Times New Roman"/>
+        </w:rPr>
+        <w:t xml:space="preserve"> “</w:t>
+      </w:r>
+      <w:r>
+        <w:rPr>
+          <w:rFonts w:ascii="Times New Roman" w:hAnsi="Times New Roman" w:cs="Times New Roman"/>
+          <w:lang w:val="en-US"/>
+        </w:rPr>
+        <w:t>ti</w:t>
+      </w:r>
+      <w:r>
+        <w:rPr>
+          <w:rFonts w:ascii="Times New Roman" w:hAnsi="Times New Roman" w:cs="Times New Roman"/>
+        </w:rPr>
+        <w:t xml:space="preserve">”, </w:t>
+      </w:r>
+      <w:r>
+        <w:rPr>
+          <w:rFonts w:ascii="Times New Roman" w:hAnsi="Times New Roman" w:cs="Times New Roman"/>
+        </w:rPr>
+        <w:t>и сортировку в обратном порядке по 9 столбцу</w:t>
+      </w:r>
+    </w:p>
+    <w:p>
+      <w:pPr>
+        <w:rPr>
+          <w:rFonts w:ascii="Times New Roman" w:hAnsi="Times New Roman" w:cs="Times New Roman"/>
+        </w:rPr>
+      </w:pPr>
+      <w:r>
+        <w:rPr>
+          <w:rFonts w:ascii="Times New Roman" w:hAnsi="Times New Roman" w:cs="Times New Roman"/>
         </w:rPr>
         <w:drawing>
-          <wp:inline distT="0" distB="0" distL="0" distR="0" wp14:anchorId="0870C29E" wp14:editId="5CED7559">
-            <wp:extent cx="5940425" cy="196850"/>
+          <wp:inline distT="0" distB="0" distL="0" distR="0" wp14:anchorId="02703FDE" wp14:editId="4AC2BA44">
+            <wp:extent cx="5940425" cy="765175"/>
             <wp:effectExtent l="0" t="0" r="3175" b="0"/>
-            <wp:docPr id="23159120" name="Рисунок 1"/>
+            <wp:docPr id="271607984" name="Рисунок 1"/>
             <wp:cNvGraphicFramePr>
               <a:graphicFrameLocks xmlns:a="http://schemas.openxmlformats.org/drawingml/2006/main" noChangeAspect="1"/>
             </wp:cNvGraphicFramePr>
@@ -1297,11 +2308,11 @@
               <a:graphicData uri="http://schemas.openxmlformats.org/drawingml/2006/picture">
                 <pic:pic xmlns:pic="http://schemas.openxmlformats.org/drawingml/2006/picture">
                   <pic:nvPicPr>
-                    <pic:cNvPr id="23159120" name=""/>
+                    <pic:cNvPr id="271607984" name=""/>
                     <pic:cNvPicPr/>
                   </pic:nvPicPr>
                   <pic:blipFill>
-                    <a:blip r:embed="rId16"/>
+                    <a:blip r:embed="rId27"/>
                     <a:stretch>
                       <a:fillRect/>
                     </a:stretch>
@@ -1309,7 +2320,7 @@
                   <pic:spPr>
                     <a:xfrm>
                       <a:off x="0" y="0"/>
-                      <a:ext cx="5940425" cy="196850"/>
+                      <a:ext cx="5940425" cy="765175"/>
                     </a:xfrm>
                     <a:prstGeom prst="rect">
                       <a:avLst/>
@@ -1324,29 +2335,20 @@
     </w:p>
     <w:p>
       <w:pPr>
-        <w:rPr>
-          <w:rFonts w:ascii="Times New Roman" w:hAnsi="Times New Roman" w:cs="Times New Roman"/>
-          <w:lang w:val="en-US"/>
-        </w:rPr>
-      </w:pPr>
-    </w:p>
-    <w:p>
-      <w:pPr>
-        <w:rPr>
-          <w:rFonts w:ascii="Times New Roman" w:hAnsi="Times New Roman" w:cs="Times New Roman"/>
-        </w:rPr>
-      </w:pPr>
-      <w:r>
-        <w:rPr>
-          <w:rFonts w:ascii="Times New Roman" w:hAnsi="Times New Roman" w:cs="Times New Roman"/>
-        </w:rPr>
-        <w:t>Поскольку файлов, начинающихся на</w:t>
-      </w:r>
-      <w:r>
-        <w:rPr>
-          <w:rFonts w:ascii="Times New Roman" w:hAnsi="Times New Roman" w:cs="Times New Roman"/>
-        </w:rPr>
-        <w:t xml:space="preserve"> ‘</w:t>
+        <w:pStyle w:val="a7"/>
+        <w:numPr>
+          <w:ilvl w:val="0"/>
+          <w:numId w:val="3"/>
+        </w:numPr>
+        <w:rPr>
+          <w:rFonts w:ascii="Times New Roman" w:hAnsi="Times New Roman" w:cs="Times New Roman"/>
+        </w:rPr>
+      </w:pPr>
+      <w:r>
+        <w:rPr>
+          <w:rFonts w:ascii="Times New Roman" w:hAnsi="Times New Roman" w:cs="Times New Roman"/>
+        </w:rPr>
+        <w:t xml:space="preserve">В 4 пункте 6 подпункте для поиска всех файлов, начинающихся на </w:t>
       </w:r>
       <w:r>
         <w:rPr>
@@ -1359,34 +2361,39 @@
         <w:rPr>
           <w:rFonts w:ascii="Times New Roman" w:hAnsi="Times New Roman" w:cs="Times New Roman"/>
         </w:rPr>
-        <w:t>’</w:t>
-      </w:r>
-      <w:r>
-        <w:rPr>
-          <w:rFonts w:ascii="Times New Roman" w:hAnsi="Times New Roman" w:cs="Times New Roman"/>
-        </w:rPr>
-        <w:t xml:space="preserve"> нет, поэтому я создал свои для проверки </w:t>
-      </w:r>
-    </w:p>
-    <w:p>
-      <w:pPr>
-        <w:rPr>
-          <w:rFonts w:ascii="Times New Roman" w:hAnsi="Times New Roman" w:cs="Times New Roman"/>
-          <w:lang w:val="en-US"/>
-        </w:rPr>
-      </w:pPr>
-      <w:r>
-        <w:rPr>
-          <w:rFonts w:ascii="Times New Roman" w:hAnsi="Times New Roman" w:cs="Times New Roman"/>
-          <w:noProof/>
-          <w:lang w:val="en-US"/>
-        </w:rPr>
-        <w:lastRenderedPageBreak/>
+        <w:t xml:space="preserve"> используется команда </w:t>
+      </w:r>
+      <w:r>
+        <w:rPr>
+          <w:rFonts w:ascii="Times New Roman" w:hAnsi="Times New Roman" w:cs="Times New Roman"/>
+          <w:lang w:val="en-US"/>
+        </w:rPr>
+        <w:t>ls</w:t>
+      </w:r>
+      <w:r>
+        <w:rPr>
+          <w:rFonts w:ascii="Times New Roman" w:hAnsi="Times New Roman" w:cs="Times New Roman"/>
+        </w:rPr>
+        <w:t xml:space="preserve"> </w:t>
+      </w:r>
+    </w:p>
+    <w:p>
+      <w:pPr>
+        <w:rPr>
+          <w:rFonts w:ascii="Times New Roman" w:hAnsi="Times New Roman" w:cs="Times New Roman"/>
+          <w:lang w:val="en-US"/>
+        </w:rPr>
+      </w:pPr>
+      <w:r>
+        <w:rPr>
+          <w:rFonts w:ascii="Times New Roman" w:hAnsi="Times New Roman" w:cs="Times New Roman"/>
+          <w:lang w:val="en-US"/>
+        </w:rPr>
         <w:drawing>
-          <wp:inline distT="0" distB="0" distL="0" distR="0" wp14:anchorId="060BFBEB" wp14:editId="4514B927">
-            <wp:extent cx="5940425" cy="1108075"/>
-            <wp:effectExtent l="0" t="0" r="3175" b="0"/>
-            <wp:docPr id="1993973405" name="Рисунок 1"/>
+          <wp:inline distT="0" distB="0" distL="0" distR="0" wp14:anchorId="2C345720" wp14:editId="072DA05E">
+            <wp:extent cx="3233737" cy="1455268"/>
+            <wp:effectExtent l="0" t="0" r="5080" b="0"/>
+            <wp:docPr id="1576900346" name="Рисунок 1"/>
             <wp:cNvGraphicFramePr>
               <a:graphicFrameLocks xmlns:a="http://schemas.openxmlformats.org/drawingml/2006/main" noChangeAspect="1"/>
             </wp:cNvGraphicFramePr>
@@ -1394,11 +2401,11 @@
               <a:graphicData uri="http://schemas.openxmlformats.org/drawingml/2006/picture">
                 <pic:pic xmlns:pic="http://schemas.openxmlformats.org/drawingml/2006/picture">
                   <pic:nvPicPr>
-                    <pic:cNvPr id="1993973405" name=""/>
+                    <pic:cNvPr id="1576900346" name=""/>
                     <pic:cNvPicPr/>
                   </pic:nvPicPr>
                   <pic:blipFill>
-                    <a:blip r:embed="rId17"/>
+                    <a:blip r:embed="rId28"/>
                     <a:stretch>
                       <a:fillRect/>
                     </a:stretch>
@@ -1406,7 +2413,7 @@
                   <pic:spPr>
                     <a:xfrm>
                       <a:off x="0" y="0"/>
-                      <a:ext cx="5940425" cy="1108075"/>
+                      <a:ext cx="3250564" cy="1462841"/>
                     </a:xfrm>
                     <a:prstGeom prst="rect">
                       <a:avLst/>
@@ -1423,6 +2430,52 @@
       <w:pPr>
         <w:rPr>
           <w:rFonts w:ascii="Times New Roman" w:hAnsi="Times New Roman" w:cs="Times New Roman"/>
+          <w:lang w:val="en-US"/>
+        </w:rPr>
+      </w:pPr>
+    </w:p>
+    <w:p>
+      <w:pPr>
+        <w:rPr>
+          <w:rFonts w:ascii="Times New Roman" w:hAnsi="Times New Roman" w:cs="Times New Roman"/>
+        </w:rPr>
+      </w:pPr>
+      <w:r>
+        <w:rPr>
+          <w:rFonts w:ascii="Times New Roman" w:hAnsi="Times New Roman" w:cs="Times New Roman"/>
+        </w:rPr>
+        <w:t>Поскольку файлов, начинающихся на</w:t>
+      </w:r>
+      <w:r>
+        <w:rPr>
+          <w:rFonts w:ascii="Times New Roman" w:hAnsi="Times New Roman" w:cs="Times New Roman"/>
+        </w:rPr>
+        <w:t xml:space="preserve"> ‘</w:t>
+      </w:r>
+      <w:r>
+        <w:rPr>
+          <w:rFonts w:ascii="Times New Roman" w:hAnsi="Times New Roman" w:cs="Times New Roman"/>
+          <w:lang w:val="en-US"/>
+        </w:rPr>
+        <w:t>b</w:t>
+      </w:r>
+      <w:r>
+        <w:rPr>
+          <w:rFonts w:ascii="Times New Roman" w:hAnsi="Times New Roman" w:cs="Times New Roman"/>
+        </w:rPr>
+        <w:t>’</w:t>
+      </w:r>
+      <w:r>
+        <w:rPr>
+          <w:rFonts w:ascii="Times New Roman" w:hAnsi="Times New Roman" w:cs="Times New Roman"/>
+        </w:rPr>
+        <w:t xml:space="preserve"> нет, поэтому я создал свои для проверки </w:t>
+      </w:r>
+    </w:p>
+    <w:p>
+      <w:pPr>
+        <w:rPr>
+          <w:rFonts w:ascii="Times New Roman" w:hAnsi="Times New Roman" w:cs="Times New Roman"/>
         </w:rPr>
       </w:pPr>
       <w:r>
@@ -1442,20 +2495,17 @@
       <w:pPr>
         <w:rPr>
           <w:rFonts w:ascii="Times New Roman" w:hAnsi="Times New Roman" w:cs="Times New Roman"/>
-          <w:lang w:val="en-US"/>
-        </w:rPr>
-      </w:pPr>
-      <w:r>
-        <w:rPr>
-          <w:rFonts w:ascii="Times New Roman" w:hAnsi="Times New Roman" w:cs="Times New Roman"/>
-          <w:noProof/>
-          <w:lang w:val="en-US"/>
+        </w:rPr>
+      </w:pPr>
+      <w:r>
+        <w:rPr>
+          <w:rFonts w:ascii="Times New Roman" w:hAnsi="Times New Roman" w:cs="Times New Roman"/>
         </w:rPr>
         <w:drawing>
-          <wp:inline distT="0" distB="0" distL="0" distR="0" wp14:anchorId="733ABD22" wp14:editId="21013092">
-            <wp:extent cx="5940425" cy="732155"/>
-            <wp:effectExtent l="0" t="0" r="3175" b="0"/>
-            <wp:docPr id="441912954" name="Рисунок 1"/>
+          <wp:inline distT="0" distB="0" distL="0" distR="0" wp14:anchorId="14213673" wp14:editId="20ED3802">
+            <wp:extent cx="5940425" cy="696595"/>
+            <wp:effectExtent l="0" t="0" r="3175" b="8255"/>
+            <wp:docPr id="1780470894" name="Рисунок 1"/>
             <wp:cNvGraphicFramePr>
               <a:graphicFrameLocks xmlns:a="http://schemas.openxmlformats.org/drawingml/2006/main" noChangeAspect="1"/>
             </wp:cNvGraphicFramePr>
@@ -1463,11 +2513,11 @@
               <a:graphicData uri="http://schemas.openxmlformats.org/drawingml/2006/picture">
                 <pic:pic xmlns:pic="http://schemas.openxmlformats.org/drawingml/2006/picture">
                   <pic:nvPicPr>
-                    <pic:cNvPr id="441912954" name=""/>
+                    <pic:cNvPr id="1780470894" name=""/>
                     <pic:cNvPicPr/>
                   </pic:nvPicPr>
                   <pic:blipFill>
-                    <a:blip r:embed="rId18"/>
+                    <a:blip r:embed="rId29"/>
                     <a:stretch>
                       <a:fillRect/>
                     </a:stretch>
@@ -1475,7 +2525,7 @@
                   <pic:spPr>
                     <a:xfrm>
                       <a:off x="0" y="0"/>
-                      <a:ext cx="5940425" cy="732155"/>
+                      <a:ext cx="5940425" cy="696595"/>
                     </a:xfrm>
                     <a:prstGeom prst="rect">
                       <a:avLst/>
@@ -1500,7 +2550,6 @@
         </w:rPr>
         <w:t xml:space="preserve">Строки повторяются, потому что у меня есть символическая ссылка на директорию </w:t>
       </w:r>
-      <w:proofErr w:type="spellStart"/>
       <w:r>
         <w:rPr>
           <w:rFonts w:ascii="Times New Roman" w:hAnsi="Times New Roman" w:cs="Times New Roman"/>
@@ -1508,7 +2557,6 @@
         </w:rPr>
         <w:t>munna</w:t>
       </w:r>
-      <w:proofErr w:type="spellEnd"/>
     </w:p>
     <w:p>
       <w:pPr>
@@ -1522,6 +2570,7 @@
           <w:rFonts w:ascii="Times New Roman" w:hAnsi="Times New Roman" w:cs="Times New Roman"/>
           <w:noProof/>
         </w:rPr>
+        <w:lastRenderedPageBreak/>
         <w:drawing>
           <wp:inline distT="0" distB="0" distL="0" distR="0" wp14:anchorId="46F2AECE" wp14:editId="231442D2">
             <wp:extent cx="5940425" cy="1377950"/>
@@ -1538,7 +2587,7 @@
                     <pic:cNvPicPr/>
                   </pic:nvPicPr>
                   <pic:blipFill>
-                    <a:blip r:embed="rId19"/>
+                    <a:blip r:embed="rId30"/>
                     <a:stretch>
                       <a:fillRect/>
                     </a:stretch>
@@ -1604,7 +2653,7 @@
                     <pic:cNvPicPr/>
                   </pic:nvPicPr>
                   <pic:blipFill>
-                    <a:blip r:embed="rId20"/>
+                    <a:blip r:embed="rId31"/>
                     <a:stretch>
                       <a:fillRect/>
                     </a:stretch>
@@ -1645,7 +2694,6 @@
         </w:rPr>
         <w:t xml:space="preserve">У директории </w:t>
       </w:r>
-      <w:proofErr w:type="spellStart"/>
       <w:r>
         <w:rPr>
           <w:rFonts w:ascii="Times New Roman" w:hAnsi="Times New Roman" w:cs="Times New Roman"/>
@@ -1653,7 +2701,6 @@
         </w:rPr>
         <w:t>leafeon</w:t>
       </w:r>
-      <w:proofErr w:type="spellEnd"/>
       <w:r>
         <w:rPr>
           <w:rFonts w:ascii="Times New Roman" w:hAnsi="Times New Roman" w:cs="Times New Roman"/>
@@ -1673,210 +2720,33 @@
           <w:rFonts w:ascii="Times New Roman" w:hAnsi="Times New Roman" w:cs="Times New Roman"/>
         </w:rPr>
       </w:pPr>
-      <w:proofErr w:type="spellStart"/>
-      <w:r>
-        <w:rPr>
-          <w:rFonts w:ascii="Times New Roman" w:hAnsi="Times New Roman" w:cs="Times New Roman"/>
-        </w:rPr>
-        <w:t>chmod</w:t>
-      </w:r>
-      <w:proofErr w:type="spellEnd"/>
-      <w:r>
-        <w:rPr>
-          <w:rFonts w:ascii="Times New Roman" w:hAnsi="Times New Roman" w:cs="Times New Roman"/>
-        </w:rPr>
-        <w:t xml:space="preserve"> </w:t>
-      </w:r>
-      <w:proofErr w:type="spellStart"/>
-      <w:r>
-        <w:rPr>
-          <w:rFonts w:ascii="Times New Roman" w:hAnsi="Times New Roman" w:cs="Times New Roman"/>
-        </w:rPr>
-        <w:t>u+rwx</w:t>
-      </w:r>
-      <w:proofErr w:type="spellEnd"/>
-      <w:r>
-        <w:rPr>
-          <w:rFonts w:ascii="Times New Roman" w:hAnsi="Times New Roman" w:cs="Times New Roman"/>
-        </w:rPr>
-        <w:t xml:space="preserve"> </w:t>
-      </w:r>
-      <w:proofErr w:type="spellStart"/>
-      <w:r>
-        <w:rPr>
-          <w:rFonts w:ascii="Times New Roman" w:hAnsi="Times New Roman" w:cs="Times New Roman"/>
-        </w:rPr>
-        <w:t>leafeon</w:t>
-      </w:r>
-      <w:proofErr w:type="spellEnd"/>
-      <w:r>
-        <w:rPr>
-          <w:rFonts w:ascii="Times New Roman" w:hAnsi="Times New Roman" w:cs="Times New Roman"/>
-        </w:rPr>
-        <w:t>/</w:t>
-      </w:r>
-      <w:proofErr w:type="spellStart"/>
-      <w:r>
-        <w:rPr>
-          <w:rFonts w:ascii="Times New Roman" w:hAnsi="Times New Roman" w:cs="Times New Roman"/>
-        </w:rPr>
-        <w:t>snubbull</w:t>
-      </w:r>
-      <w:proofErr w:type="spellEnd"/>
+      <w:r>
+        <w:rPr>
+          <w:rFonts w:ascii="Times New Roman" w:hAnsi="Times New Roman" w:cs="Times New Roman"/>
+        </w:rPr>
+        <w:t>chmod u+rwx leafeon/snubbull</w:t>
+      </w:r>
       <w:r>
         <w:rPr>
           <w:rFonts w:ascii="Times New Roman" w:hAnsi="Times New Roman" w:cs="Times New Roman"/>
         </w:rPr>
         <w:br/>
-      </w:r>
-      <w:proofErr w:type="spellStart"/>
-      <w:r>
-        <w:rPr>
-          <w:rFonts w:ascii="Times New Roman" w:hAnsi="Times New Roman" w:cs="Times New Roman"/>
-        </w:rPr>
-        <w:t>chmod</w:t>
-      </w:r>
-      <w:proofErr w:type="spellEnd"/>
-      <w:r>
-        <w:rPr>
-          <w:rFonts w:ascii="Times New Roman" w:hAnsi="Times New Roman" w:cs="Times New Roman"/>
-        </w:rPr>
-        <w:t xml:space="preserve"> </w:t>
-      </w:r>
-      <w:proofErr w:type="spellStart"/>
-      <w:r>
-        <w:rPr>
-          <w:rFonts w:ascii="Times New Roman" w:hAnsi="Times New Roman" w:cs="Times New Roman"/>
-        </w:rPr>
-        <w:t>u+rwx</w:t>
-      </w:r>
-      <w:proofErr w:type="spellEnd"/>
-      <w:r>
-        <w:rPr>
-          <w:rFonts w:ascii="Times New Roman" w:hAnsi="Times New Roman" w:cs="Times New Roman"/>
-        </w:rPr>
-        <w:t xml:space="preserve"> </w:t>
-      </w:r>
-      <w:proofErr w:type="spellStart"/>
-      <w:r>
-        <w:rPr>
-          <w:rFonts w:ascii="Times New Roman" w:hAnsi="Times New Roman" w:cs="Times New Roman"/>
-        </w:rPr>
-        <w:t>leafeon</w:t>
-      </w:r>
-      <w:proofErr w:type="spellEnd"/>
-      <w:r>
-        <w:rPr>
-          <w:rFonts w:ascii="Times New Roman" w:hAnsi="Times New Roman" w:cs="Times New Roman"/>
-        </w:rPr>
-        <w:t>/</w:t>
-      </w:r>
-      <w:proofErr w:type="spellStart"/>
-      <w:r>
-        <w:rPr>
-          <w:rFonts w:ascii="Times New Roman" w:hAnsi="Times New Roman" w:cs="Times New Roman"/>
-        </w:rPr>
-        <w:t>wynaut</w:t>
-      </w:r>
-      <w:proofErr w:type="spellEnd"/>
+        <w:t>chmod u+rwx leafeon/wynaut</w:t>
+      </w:r>
       <w:r>
         <w:rPr>
           <w:rFonts w:ascii="Times New Roman" w:hAnsi="Times New Roman" w:cs="Times New Roman"/>
         </w:rPr>
         <w:br/>
-      </w:r>
-      <w:proofErr w:type="spellStart"/>
-      <w:r>
-        <w:rPr>
-          <w:rFonts w:ascii="Times New Roman" w:hAnsi="Times New Roman" w:cs="Times New Roman"/>
-        </w:rPr>
-        <w:t>chmod</w:t>
-      </w:r>
-      <w:proofErr w:type="spellEnd"/>
-      <w:r>
-        <w:rPr>
-          <w:rFonts w:ascii="Times New Roman" w:hAnsi="Times New Roman" w:cs="Times New Roman"/>
-        </w:rPr>
-        <w:t xml:space="preserve"> </w:t>
-      </w:r>
-      <w:proofErr w:type="spellStart"/>
-      <w:r>
-        <w:rPr>
-          <w:rFonts w:ascii="Times New Roman" w:hAnsi="Times New Roman" w:cs="Times New Roman"/>
-        </w:rPr>
-        <w:t>u+rwx</w:t>
-      </w:r>
-      <w:proofErr w:type="spellEnd"/>
-      <w:r>
-        <w:rPr>
-          <w:rFonts w:ascii="Times New Roman" w:hAnsi="Times New Roman" w:cs="Times New Roman"/>
-        </w:rPr>
-        <w:t xml:space="preserve"> </w:t>
-      </w:r>
-      <w:proofErr w:type="spellStart"/>
-      <w:r>
-        <w:rPr>
-          <w:rFonts w:ascii="Times New Roman" w:hAnsi="Times New Roman" w:cs="Times New Roman"/>
-        </w:rPr>
-        <w:t>leafeon</w:t>
-      </w:r>
-      <w:proofErr w:type="spellEnd"/>
-      <w:r>
-        <w:rPr>
-          <w:rFonts w:ascii="Times New Roman" w:hAnsi="Times New Roman" w:cs="Times New Roman"/>
-        </w:rPr>
-        <w:t>/</w:t>
-      </w:r>
-      <w:proofErr w:type="spellStart"/>
-      <w:r>
-        <w:rPr>
-          <w:rFonts w:ascii="Times New Roman" w:hAnsi="Times New Roman" w:cs="Times New Roman"/>
-        </w:rPr>
-        <w:t>beautifly</w:t>
-      </w:r>
-      <w:proofErr w:type="spellEnd"/>
+        <w:t>chmod u+rwx leafeon/beautifly</w:t>
+      </w:r>
       <w:r>
         <w:rPr>
           <w:rFonts w:ascii="Times New Roman" w:hAnsi="Times New Roman" w:cs="Times New Roman"/>
         </w:rPr>
         <w:br/>
-      </w:r>
-      <w:proofErr w:type="spellStart"/>
-      <w:r>
-        <w:rPr>
-          <w:rFonts w:ascii="Times New Roman" w:hAnsi="Times New Roman" w:cs="Times New Roman"/>
-        </w:rPr>
-        <w:t>chmod</w:t>
-      </w:r>
-      <w:proofErr w:type="spellEnd"/>
-      <w:r>
-        <w:rPr>
-          <w:rFonts w:ascii="Times New Roman" w:hAnsi="Times New Roman" w:cs="Times New Roman"/>
-        </w:rPr>
-        <w:t xml:space="preserve"> -R </w:t>
-      </w:r>
-      <w:proofErr w:type="spellStart"/>
-      <w:r>
-        <w:rPr>
-          <w:rFonts w:ascii="Times New Roman" w:hAnsi="Times New Roman" w:cs="Times New Roman"/>
-        </w:rPr>
-        <w:t>u+rwx</w:t>
-      </w:r>
-      <w:proofErr w:type="spellEnd"/>
-      <w:r>
-        <w:rPr>
-          <w:rFonts w:ascii="Times New Roman" w:hAnsi="Times New Roman" w:cs="Times New Roman"/>
-        </w:rPr>
-        <w:t xml:space="preserve"> </w:t>
-      </w:r>
-      <w:proofErr w:type="spellStart"/>
-      <w:r>
-        <w:rPr>
-          <w:rFonts w:ascii="Times New Roman" w:hAnsi="Times New Roman" w:cs="Times New Roman"/>
-        </w:rPr>
-        <w:t>leafeon</w:t>
-      </w:r>
-      <w:proofErr w:type="spellEnd"/>
+        <w:t>chmod -R u+rwx leafeon</w:t>
+      </w:r>
     </w:p>
     <w:p>
       <w:pPr>
@@ -1895,6 +2765,7 @@
       <w:pPr>
         <w:rPr>
           <w:rFonts w:ascii="Times New Roman" w:hAnsi="Times New Roman" w:cs="Times New Roman"/>
+          <w:lang w:val="en-US"/>
         </w:rPr>
       </w:pPr>
       <w:r>
@@ -1918,7 +2789,7 @@
                     <pic:cNvPicPr/>
                   </pic:nvPicPr>
                   <pic:blipFill>
-                    <a:blip r:embed="rId21"/>
+                    <a:blip r:embed="rId32"/>
                     <a:stretch>
                       <a:fillRect/>
                     </a:stretch>
@@ -1954,20 +2825,6 @@
     </w:p>
     <w:p>
       <w:pPr>
-        <w:rPr>
-          <w:rFonts w:ascii="Times New Roman" w:hAnsi="Times New Roman" w:cs="Times New Roman"/>
-        </w:rPr>
-      </w:pPr>
-    </w:p>
-    <w:p>
-      <w:pPr>
-        <w:rPr>
-          <w:rFonts w:ascii="Times New Roman" w:hAnsi="Times New Roman" w:cs="Times New Roman"/>
-        </w:rPr>
-      </w:pPr>
-    </w:p>
-    <w:p>
-      <w:pPr>
         <w:jc w:val="center"/>
         <w:rPr>
           <w:rFonts w:ascii="Times New Roman" w:hAnsi="Times New Roman" w:cs="Times New Roman"/>
@@ -1992,6 +2849,29 @@
           <w:rFonts w:ascii="Times New Roman" w:hAnsi="Times New Roman" w:cs="Times New Roman"/>
         </w:rPr>
       </w:pPr>
+      <w:hyperlink r:id="rId33" w:history="1">
+        <w:r>
+          <w:rPr>
+            <w:rStyle w:val="ac"/>
+            <w:rFonts w:ascii="Times New Roman" w:hAnsi="Times New Roman" w:cs="Times New Roman"/>
+          </w:rPr>
+          <w:t>https://github.com/124476/itmo/blob/master/opd/lab1/scr</w:t>
+        </w:r>
+        <w:r>
+          <w:rPr>
+            <w:rStyle w:val="ac"/>
+            <w:rFonts w:ascii="Times New Roman" w:hAnsi="Times New Roman" w:cs="Times New Roman"/>
+          </w:rPr>
+          <w:t>i</w:t>
+        </w:r>
+        <w:r>
+          <w:rPr>
+            <w:rStyle w:val="ac"/>
+            <w:rFonts w:ascii="Times New Roman" w:hAnsi="Times New Roman" w:cs="Times New Roman"/>
+          </w:rPr>
+          <w:t>pt.sh</w:t>
+        </w:r>
+      </w:hyperlink>
     </w:p>
     <w:p>
       <w:pPr>
@@ -2005,6 +2885,7 @@
         <w:jc w:val="center"/>
         <w:rPr>
           <w:rFonts w:ascii="Times New Roman" w:hAnsi="Times New Roman" w:cs="Times New Roman"/>
+          <w:lang w:val="en-US"/>
         </w:rPr>
       </w:pPr>
       <w:r>
@@ -2025,20 +2906,34 @@
         <w:jc w:val="center"/>
         <w:rPr>
           <w:rFonts w:ascii="Times New Roman" w:hAnsi="Times New Roman" w:cs="Times New Roman"/>
-          <w:lang w:val="en-US"/>
-        </w:rPr>
-      </w:pPr>
-      <w:r>
-        <w:rPr>
-          <w:rFonts w:ascii="Times New Roman" w:hAnsi="Times New Roman" w:cs="Times New Roman"/>
-          <w:noProof/>
-          <w:lang w:val="en-US"/>
-        </w:rPr>
+        </w:rPr>
+      </w:pPr>
+    </w:p>
+    <w:p>
+      <w:pPr>
+        <w:jc w:val="center"/>
+        <w:rPr>
+          <w:rFonts w:ascii="Times New Roman" w:hAnsi="Times New Roman" w:cs="Times New Roman"/>
+        </w:rPr>
+      </w:pPr>
+    </w:p>
+    <w:p>
+      <w:pPr>
+        <w:jc w:val="center"/>
+        <w:rPr>
+          <w:rFonts w:ascii="Times New Roman" w:hAnsi="Times New Roman" w:cs="Times New Roman"/>
+        </w:rPr>
+      </w:pPr>
+      <w:r>
+        <w:rPr>
+          <w:rFonts w:ascii="Times New Roman" w:hAnsi="Times New Roman" w:cs="Times New Roman"/>
+        </w:rPr>
+        <w:lastRenderedPageBreak/>
         <w:drawing>
-          <wp:inline distT="0" distB="0" distL="0" distR="0" wp14:anchorId="78640488" wp14:editId="34B26490">
-            <wp:extent cx="5940425" cy="2080260"/>
-            <wp:effectExtent l="0" t="0" r="3175" b="0"/>
-            <wp:docPr id="1034572939" name="Рисунок 1"/>
+          <wp:inline distT="0" distB="0" distL="0" distR="0" wp14:anchorId="5F03BBDB" wp14:editId="121CC4EE">
+            <wp:extent cx="5940425" cy="3707130"/>
+            <wp:effectExtent l="0" t="0" r="3175" b="7620"/>
+            <wp:docPr id="2028798973" name="Рисунок 1"/>
             <wp:cNvGraphicFramePr>
               <a:graphicFrameLocks xmlns:a="http://schemas.openxmlformats.org/drawingml/2006/main" noChangeAspect="1"/>
             </wp:cNvGraphicFramePr>
@@ -2046,11 +2941,11 @@
               <a:graphicData uri="http://schemas.openxmlformats.org/drawingml/2006/picture">
                 <pic:pic xmlns:pic="http://schemas.openxmlformats.org/drawingml/2006/picture">
                   <pic:nvPicPr>
-                    <pic:cNvPr id="1034572939" name=""/>
+                    <pic:cNvPr id="2028798973" name=""/>
                     <pic:cNvPicPr/>
                   </pic:nvPicPr>
                   <pic:blipFill>
-                    <a:blip r:embed="rId22"/>
+                    <a:blip r:embed="rId34"/>
                     <a:stretch>
                       <a:fillRect/>
                     </a:stretch>
@@ -2058,7 +2953,7 @@
                   <pic:spPr>
                     <a:xfrm>
                       <a:off x="0" y="0"/>
-                      <a:ext cx="5940425" cy="2080260"/>
+                      <a:ext cx="5940425" cy="3707130"/>
                     </a:xfrm>
                     <a:prstGeom prst="rect">
                       <a:avLst/>
@@ -2096,11 +2991,92 @@
     <w:p>
       <w:pPr>
         <w:pStyle w:val="a7"/>
-        <w:ind w:left="1068"/>
-        <w:rPr>
-          <w:rFonts w:ascii="Times New Roman" w:hAnsi="Times New Roman" w:cs="Times New Roman"/>
-        </w:rPr>
-      </w:pPr>
+        <w:numPr>
+          <w:ilvl w:val="0"/>
+          <w:numId w:val="4"/>
+        </w:numPr>
+        <w:rPr>
+          <w:rFonts w:ascii="Times New Roman" w:hAnsi="Times New Roman" w:cs="Times New Roman"/>
+        </w:rPr>
+      </w:pPr>
+      <w:r>
+        <w:rPr>
+          <w:rFonts w:ascii="Times New Roman" w:hAnsi="Times New Roman" w:cs="Times New Roman"/>
+        </w:rPr>
+        <w:t>Научился работать строить дерево файлов</w:t>
+      </w:r>
+    </w:p>
+    <w:p>
+      <w:pPr>
+        <w:pStyle w:val="a7"/>
+        <w:numPr>
+          <w:ilvl w:val="0"/>
+          <w:numId w:val="4"/>
+        </w:numPr>
+        <w:rPr>
+          <w:rFonts w:ascii="Times New Roman" w:hAnsi="Times New Roman" w:cs="Times New Roman"/>
+        </w:rPr>
+      </w:pPr>
+      <w:r>
+        <w:rPr>
+          <w:rFonts w:ascii="Times New Roman" w:hAnsi="Times New Roman" w:cs="Times New Roman"/>
+        </w:rPr>
+        <w:t xml:space="preserve">Научился устанавливать права доступа </w:t>
+      </w:r>
+    </w:p>
+    <w:p>
+      <w:pPr>
+        <w:pStyle w:val="a7"/>
+        <w:numPr>
+          <w:ilvl w:val="0"/>
+          <w:numId w:val="4"/>
+        </w:numPr>
+        <w:rPr>
+          <w:rFonts w:ascii="Times New Roman" w:hAnsi="Times New Roman" w:cs="Times New Roman"/>
+        </w:rPr>
+      </w:pPr>
+      <w:r>
+        <w:rPr>
+          <w:rFonts w:ascii="Times New Roman" w:hAnsi="Times New Roman" w:cs="Times New Roman"/>
+        </w:rPr>
+        <w:t>Научился копировать файлы, создавать ссылки</w:t>
+      </w:r>
+    </w:p>
+    <w:p>
+      <w:pPr>
+        <w:pStyle w:val="a7"/>
+        <w:numPr>
+          <w:ilvl w:val="0"/>
+          <w:numId w:val="4"/>
+        </w:numPr>
+        <w:rPr>
+          <w:rFonts w:ascii="Times New Roman" w:hAnsi="Times New Roman" w:cs="Times New Roman"/>
+        </w:rPr>
+      </w:pPr>
+      <w:r>
+        <w:rPr>
+          <w:rFonts w:ascii="Times New Roman" w:hAnsi="Times New Roman" w:cs="Times New Roman"/>
+        </w:rPr>
+        <w:t>Научился производить поиск и фильтрацию файлов</w:t>
+      </w:r>
+    </w:p>
+    <w:p>
+      <w:pPr>
+        <w:pStyle w:val="a7"/>
+        <w:numPr>
+          <w:ilvl w:val="0"/>
+          <w:numId w:val="4"/>
+        </w:numPr>
+        <w:rPr>
+          <w:rFonts w:ascii="Times New Roman" w:hAnsi="Times New Roman" w:cs="Times New Roman"/>
+        </w:rPr>
+      </w:pPr>
+      <w:r>
+        <w:rPr>
+          <w:rFonts w:ascii="Times New Roman" w:hAnsi="Times New Roman" w:cs="Times New Roman"/>
+        </w:rPr>
+        <w:t>Научился удалять файлы</w:t>
+      </w:r>
     </w:p>
     <w:sectPr>
       <w:pgSz w:w="11906" w:h="16838"/>
@@ -2381,6 +3357,95 @@
       </w:pPr>
     </w:lvl>
   </w:abstractNum>
+  <w:abstractNum w:abstractNumId="3" w15:restartNumberingAfterBreak="0">
+    <w:nsid w:val="7DFF0248"/>
+    <w:multiLevelType w:val="hybridMultilevel"/>
+    <w:tmpl w:val="B44A15A2"/>
+    <w:lvl w:ilvl="0" w:tplc="4942F37E">
+      <w:start w:val="1"/>
+      <w:numFmt w:val="decimal"/>
+      <w:lvlText w:val="%1."/>
+      <w:lvlJc w:val="left"/>
+      <w:pPr>
+        <w:ind w:left="1428" w:hanging="360"/>
+      </w:pPr>
+      <w:rPr>
+        <w:rFonts w:hint="default"/>
+      </w:rPr>
+    </w:lvl>
+    <w:lvl w:ilvl="1" w:tplc="04190019" w:tentative="1">
+      <w:start w:val="1"/>
+      <w:numFmt w:val="lowerLetter"/>
+      <w:lvlText w:val="%2."/>
+      <w:lvlJc w:val="left"/>
+      <w:pPr>
+        <w:ind w:left="2148" w:hanging="360"/>
+      </w:pPr>
+    </w:lvl>
+    <w:lvl w:ilvl="2" w:tplc="0419001B" w:tentative="1">
+      <w:start w:val="1"/>
+      <w:numFmt w:val="lowerRoman"/>
+      <w:lvlText w:val="%3."/>
+      <w:lvlJc w:val="right"/>
+      <w:pPr>
+        <w:ind w:left="2868" w:hanging="180"/>
+      </w:pPr>
+    </w:lvl>
+    <w:lvl w:ilvl="3" w:tplc="0419000F" w:tentative="1">
+      <w:start w:val="1"/>
+      <w:numFmt w:val="decimal"/>
+      <w:lvlText w:val="%4."/>
+      <w:lvlJc w:val="left"/>
+      <w:pPr>
+        <w:ind w:left="3588" w:hanging="360"/>
+      </w:pPr>
+    </w:lvl>
+    <w:lvl w:ilvl="4" w:tplc="04190019" w:tentative="1">
+      <w:start w:val="1"/>
+      <w:numFmt w:val="lowerLetter"/>
+      <w:lvlText w:val="%5."/>
+      <w:lvlJc w:val="left"/>
+      <w:pPr>
+        <w:ind w:left="4308" w:hanging="360"/>
+      </w:pPr>
+    </w:lvl>
+    <w:lvl w:ilvl="5" w:tplc="0419001B" w:tentative="1">
+      <w:start w:val="1"/>
+      <w:numFmt w:val="lowerRoman"/>
+      <w:lvlText w:val="%6."/>
+      <w:lvlJc w:val="right"/>
+      <w:pPr>
+        <w:ind w:left="5028" w:hanging="180"/>
+      </w:pPr>
+    </w:lvl>
+    <w:lvl w:ilvl="6" w:tplc="0419000F" w:tentative="1">
+      <w:start w:val="1"/>
+      <w:numFmt w:val="decimal"/>
+      <w:lvlText w:val="%7."/>
+      <w:lvlJc w:val="left"/>
+      <w:pPr>
+        <w:ind w:left="5748" w:hanging="360"/>
+      </w:pPr>
+    </w:lvl>
+    <w:lvl w:ilvl="7" w:tplc="04190019" w:tentative="1">
+      <w:start w:val="1"/>
+      <w:numFmt w:val="lowerLetter"/>
+      <w:lvlText w:val="%8."/>
+      <w:lvlJc w:val="left"/>
+      <w:pPr>
+        <w:ind w:left="6468" w:hanging="360"/>
+      </w:pPr>
+    </w:lvl>
+    <w:lvl w:ilvl="8" w:tplc="0419001B" w:tentative="1">
+      <w:start w:val="1"/>
+      <w:numFmt w:val="lowerRoman"/>
+      <w:lvlText w:val="%9."/>
+      <w:lvlJc w:val="right"/>
+      <w:pPr>
+        <w:ind w:left="7188" w:hanging="180"/>
+      </w:pPr>
+    </w:lvl>
+  </w:abstractNum>
   <w:num w:numId="1" w16cid:durableId="341056044">
     <w:abstractNumId w:val="0"/>
   </w:num>
@@ -2389,6 +3454,9 @@
   </w:num>
   <w:num w:numId="3" w16cid:durableId="1514103312">
     <w:abstractNumId w:val="1"/>
+  </w:num>
+  <w:num w:numId="4" w16cid:durableId="190806635">
+    <w:abstractNumId w:val="3"/>
   </w:num>
 </w:numbering>
 </file>

--- a/opd/lab1/report.docx
+++ b/opd/lab1/report.docx
@@ -7,11 +7,13 @@
         <w:jc w:val="center"/>
         <w:rPr>
           <w:rFonts w:ascii="Times New Roman" w:hAnsi="Times New Roman" w:cs="Times New Roman"/>
-        </w:rPr>
-      </w:pPr>
-      <w:r>
-        <w:rPr>
-          <w:rFonts w:ascii="Times New Roman" w:hAnsi="Times New Roman" w:cs="Times New Roman"/>
+          <w:color w:val="000000" w:themeColor="text1"/>
+        </w:rPr>
+      </w:pPr>
+      <w:r>
+        <w:rPr>
+          <w:rFonts w:ascii="Times New Roman" w:hAnsi="Times New Roman" w:cs="Times New Roman"/>
+          <w:color w:val="000000" w:themeColor="text1"/>
         </w:rPr>
         <w:t>Университет ИТМО</w:t>
       </w:r>
@@ -21,6 +23,7 @@
         <w:jc w:val="center"/>
         <w:rPr>
           <w:rFonts w:ascii="Times New Roman" w:hAnsi="Times New Roman" w:cs="Times New Roman"/>
+          <w:color w:val="000000" w:themeColor="text1"/>
         </w:rPr>
       </w:pPr>
     </w:p>
@@ -29,11 +32,13 @@
         <w:jc w:val="center"/>
         <w:rPr>
           <w:rFonts w:ascii="Times New Roman" w:hAnsi="Times New Roman" w:cs="Times New Roman"/>
-        </w:rPr>
-      </w:pPr>
-      <w:r>
-        <w:rPr>
-          <w:rFonts w:ascii="Times New Roman" w:hAnsi="Times New Roman" w:cs="Times New Roman"/>
+          <w:color w:val="000000" w:themeColor="text1"/>
+        </w:rPr>
+      </w:pPr>
+      <w:r>
+        <w:rPr>
+          <w:rFonts w:ascii="Times New Roman" w:hAnsi="Times New Roman" w:cs="Times New Roman"/>
+          <w:color w:val="000000" w:themeColor="text1"/>
         </w:rPr>
         <w:t>Факультет Программной Инженерии и Компьютерной техники</w:t>
       </w:r>
@@ -43,6 +48,7 @@
         <w:jc w:val="center"/>
         <w:rPr>
           <w:rFonts w:ascii="Times New Roman" w:hAnsi="Times New Roman" w:cs="Times New Roman"/>
+          <w:color w:val="000000" w:themeColor="text1"/>
         </w:rPr>
       </w:pPr>
     </w:p>
@@ -51,6 +57,7 @@
         <w:jc w:val="center"/>
         <w:rPr>
           <w:rFonts w:ascii="Times New Roman" w:hAnsi="Times New Roman" w:cs="Times New Roman"/>
+          <w:color w:val="000000" w:themeColor="text1"/>
         </w:rPr>
       </w:pPr>
     </w:p>
@@ -59,6 +66,7 @@
         <w:jc w:val="center"/>
         <w:rPr>
           <w:rFonts w:ascii="Times New Roman" w:hAnsi="Times New Roman" w:cs="Times New Roman"/>
+          <w:color w:val="000000" w:themeColor="text1"/>
         </w:rPr>
       </w:pPr>
     </w:p>
@@ -67,11 +75,13 @@
         <w:jc w:val="center"/>
         <w:rPr>
           <w:rFonts w:ascii="Times New Roman" w:hAnsi="Times New Roman" w:cs="Times New Roman"/>
-        </w:rPr>
-      </w:pPr>
-      <w:r>
-        <w:rPr>
-          <w:rFonts w:ascii="Times New Roman" w:hAnsi="Times New Roman" w:cs="Times New Roman"/>
+          <w:color w:val="000000" w:themeColor="text1"/>
+        </w:rPr>
+      </w:pPr>
+      <w:r>
+        <w:rPr>
+          <w:rFonts w:ascii="Times New Roman" w:hAnsi="Times New Roman" w:cs="Times New Roman"/>
+          <w:color w:val="000000" w:themeColor="text1"/>
         </w:rPr>
         <w:t>Основы профессиональной деятельности</w:t>
       </w:r>
@@ -81,11 +91,13 @@
         <w:jc w:val="center"/>
         <w:rPr>
           <w:rFonts w:ascii="Times New Roman" w:hAnsi="Times New Roman" w:cs="Times New Roman"/>
-        </w:rPr>
-      </w:pPr>
-      <w:r>
-        <w:rPr>
-          <w:rFonts w:ascii="Times New Roman" w:hAnsi="Times New Roman" w:cs="Times New Roman"/>
+          <w:color w:val="000000" w:themeColor="text1"/>
+        </w:rPr>
+      </w:pPr>
+      <w:r>
+        <w:rPr>
+          <w:rFonts w:ascii="Times New Roman" w:hAnsi="Times New Roman" w:cs="Times New Roman"/>
+          <w:color w:val="000000" w:themeColor="text1"/>
         </w:rPr>
         <w:t>Лабораторная работа №1</w:t>
       </w:r>
@@ -95,17 +107,20 @@
         <w:jc w:val="center"/>
         <w:rPr>
           <w:rFonts w:ascii="Times New Roman" w:hAnsi="Times New Roman" w:cs="Times New Roman"/>
-        </w:rPr>
-      </w:pPr>
-      <w:r>
-        <w:rPr>
-          <w:rFonts w:ascii="Times New Roman" w:hAnsi="Times New Roman" w:cs="Times New Roman"/>
+          <w:color w:val="000000" w:themeColor="text1"/>
+        </w:rPr>
+      </w:pPr>
+      <w:r>
+        <w:rPr>
+          <w:rFonts w:ascii="Times New Roman" w:hAnsi="Times New Roman" w:cs="Times New Roman"/>
+          <w:color w:val="000000" w:themeColor="text1"/>
         </w:rPr>
         <w:t xml:space="preserve">Вариант № </w:t>
       </w:r>
       <w:r>
         <w:rPr>
           <w:rFonts w:ascii="Times New Roman" w:hAnsi="Times New Roman" w:cs="Times New Roman"/>
+          <w:color w:val="000000" w:themeColor="text1"/>
         </w:rPr>
         <w:t>24473</w:t>
       </w:r>
@@ -115,6 +130,7 @@
         <w:jc w:val="right"/>
         <w:rPr>
           <w:rFonts w:ascii="Times New Roman" w:hAnsi="Times New Roman" w:cs="Times New Roman"/>
+          <w:color w:val="000000" w:themeColor="text1"/>
         </w:rPr>
       </w:pPr>
     </w:p>
@@ -123,6 +139,7 @@
         <w:jc w:val="right"/>
         <w:rPr>
           <w:rFonts w:ascii="Times New Roman" w:hAnsi="Times New Roman" w:cs="Times New Roman"/>
+          <w:color w:val="000000" w:themeColor="text1"/>
         </w:rPr>
       </w:pPr>
     </w:p>
@@ -131,11 +148,13 @@
         <w:jc w:val="right"/>
         <w:rPr>
           <w:rFonts w:ascii="Times New Roman" w:hAnsi="Times New Roman" w:cs="Times New Roman"/>
-        </w:rPr>
-      </w:pPr>
-      <w:r>
-        <w:rPr>
-          <w:rFonts w:ascii="Times New Roman" w:hAnsi="Times New Roman" w:cs="Times New Roman"/>
+          <w:color w:val="000000" w:themeColor="text1"/>
+        </w:rPr>
+      </w:pPr>
+      <w:r>
+        <w:rPr>
+          <w:rFonts w:ascii="Times New Roman" w:hAnsi="Times New Roman" w:cs="Times New Roman"/>
+          <w:color w:val="000000" w:themeColor="text1"/>
         </w:rPr>
         <w:t>Выполнил:</w:t>
       </w:r>
@@ -145,11 +164,13 @@
         <w:jc w:val="right"/>
         <w:rPr>
           <w:rFonts w:ascii="Times New Roman" w:hAnsi="Times New Roman" w:cs="Times New Roman"/>
-        </w:rPr>
-      </w:pPr>
-      <w:r>
-        <w:rPr>
-          <w:rFonts w:ascii="Times New Roman" w:hAnsi="Times New Roman" w:cs="Times New Roman"/>
+          <w:color w:val="000000" w:themeColor="text1"/>
+        </w:rPr>
+      </w:pPr>
+      <w:r>
+        <w:rPr>
+          <w:rFonts w:ascii="Times New Roman" w:hAnsi="Times New Roman" w:cs="Times New Roman"/>
+          <w:color w:val="000000" w:themeColor="text1"/>
         </w:rPr>
         <w:t>Крахмальников Илья Артемович</w:t>
       </w:r>
@@ -159,11 +180,13 @@
         <w:jc w:val="right"/>
         <w:rPr>
           <w:rFonts w:ascii="Times New Roman" w:hAnsi="Times New Roman" w:cs="Times New Roman"/>
-        </w:rPr>
-      </w:pPr>
-      <w:r>
-        <w:rPr>
-          <w:rFonts w:ascii="Times New Roman" w:hAnsi="Times New Roman" w:cs="Times New Roman"/>
+          <w:color w:val="000000" w:themeColor="text1"/>
+        </w:rPr>
+      </w:pPr>
+      <w:r>
+        <w:rPr>
+          <w:rFonts w:ascii="Times New Roman" w:hAnsi="Times New Roman" w:cs="Times New Roman"/>
+          <w:color w:val="000000" w:themeColor="text1"/>
         </w:rPr>
         <w:t>Группа Р3119</w:t>
       </w:r>
@@ -173,6 +196,7 @@
         <w:jc w:val="right"/>
         <w:rPr>
           <w:rFonts w:ascii="Times New Roman" w:hAnsi="Times New Roman" w:cs="Times New Roman"/>
+          <w:color w:val="000000" w:themeColor="text1"/>
         </w:rPr>
       </w:pPr>
     </w:p>
@@ -181,11 +205,13 @@
         <w:jc w:val="right"/>
         <w:rPr>
           <w:rFonts w:ascii="Times New Roman" w:hAnsi="Times New Roman" w:cs="Times New Roman"/>
-        </w:rPr>
-      </w:pPr>
-      <w:r>
-        <w:rPr>
-          <w:rFonts w:ascii="Times New Roman" w:hAnsi="Times New Roman" w:cs="Times New Roman"/>
+          <w:color w:val="000000" w:themeColor="text1"/>
+        </w:rPr>
+      </w:pPr>
+      <w:r>
+        <w:rPr>
+          <w:rFonts w:ascii="Times New Roman" w:hAnsi="Times New Roman" w:cs="Times New Roman"/>
+          <w:color w:val="000000" w:themeColor="text1"/>
         </w:rPr>
         <w:t>Преподаватели:</w:t>
       </w:r>
@@ -195,23 +221,27 @@
         <w:jc w:val="right"/>
         <w:rPr>
           <w:rFonts w:ascii="Times New Roman" w:hAnsi="Times New Roman" w:cs="Times New Roman"/>
-        </w:rPr>
-      </w:pPr>
-      <w:r>
-        <w:rPr>
-          <w:rFonts w:ascii="Times New Roman" w:hAnsi="Times New Roman" w:cs="Times New Roman"/>
+          <w:color w:val="000000" w:themeColor="text1"/>
+        </w:rPr>
+      </w:pPr>
+      <w:r>
+        <w:rPr>
+          <w:rFonts w:ascii="Times New Roman" w:hAnsi="Times New Roman" w:cs="Times New Roman"/>
+          <w:color w:val="000000" w:themeColor="text1"/>
         </w:rPr>
         <w:t>Ермаков М</w:t>
       </w:r>
       <w:r>
         <w:rPr>
           <w:rFonts w:ascii="Times New Roman" w:hAnsi="Times New Roman" w:cs="Times New Roman"/>
+          <w:color w:val="000000" w:themeColor="text1"/>
         </w:rPr>
         <w:t>.</w:t>
       </w:r>
       <w:r>
         <w:rPr>
           <w:rFonts w:ascii="Times New Roman" w:hAnsi="Times New Roman" w:cs="Times New Roman"/>
+          <w:color w:val="000000" w:themeColor="text1"/>
         </w:rPr>
         <w:t xml:space="preserve"> К.</w:t>
       </w:r>
@@ -221,23 +251,27 @@
         <w:jc w:val="right"/>
         <w:rPr>
           <w:rFonts w:ascii="Times New Roman" w:hAnsi="Times New Roman" w:cs="Times New Roman"/>
-        </w:rPr>
-      </w:pPr>
-      <w:r>
-        <w:rPr>
-          <w:rFonts w:ascii="Times New Roman" w:hAnsi="Times New Roman" w:cs="Times New Roman"/>
+          <w:color w:val="000000" w:themeColor="text1"/>
+        </w:rPr>
+      </w:pPr>
+      <w:r>
+        <w:rPr>
+          <w:rFonts w:ascii="Times New Roman" w:hAnsi="Times New Roman" w:cs="Times New Roman"/>
+          <w:color w:val="000000" w:themeColor="text1"/>
         </w:rPr>
         <w:t>Клименков С</w:t>
       </w:r>
       <w:r>
         <w:rPr>
           <w:rFonts w:ascii="Times New Roman" w:hAnsi="Times New Roman" w:cs="Times New Roman"/>
+          <w:color w:val="000000" w:themeColor="text1"/>
         </w:rPr>
         <w:t>.</w:t>
       </w:r>
       <w:r>
         <w:rPr>
           <w:rFonts w:ascii="Times New Roman" w:hAnsi="Times New Roman" w:cs="Times New Roman"/>
+          <w:color w:val="000000" w:themeColor="text1"/>
         </w:rPr>
         <w:t xml:space="preserve"> В.</w:t>
       </w:r>
@@ -247,6 +281,7 @@
         <w:jc w:val="center"/>
         <w:rPr>
           <w:rFonts w:ascii="Times New Roman" w:hAnsi="Times New Roman" w:cs="Times New Roman"/>
+          <w:color w:val="000000" w:themeColor="text1"/>
         </w:rPr>
       </w:pPr>
     </w:p>
@@ -255,6 +290,7 @@
         <w:jc w:val="center"/>
         <w:rPr>
           <w:rFonts w:ascii="Times New Roman" w:hAnsi="Times New Roman" w:cs="Times New Roman"/>
+          <w:color w:val="000000" w:themeColor="text1"/>
         </w:rPr>
       </w:pPr>
     </w:p>
@@ -263,6 +299,7 @@
         <w:jc w:val="center"/>
         <w:rPr>
           <w:rFonts w:ascii="Times New Roman" w:hAnsi="Times New Roman" w:cs="Times New Roman"/>
+          <w:color w:val="000000" w:themeColor="text1"/>
         </w:rPr>
       </w:pPr>
     </w:p>
@@ -271,6 +308,7 @@
         <w:jc w:val="center"/>
         <w:rPr>
           <w:rFonts w:ascii="Times New Roman" w:hAnsi="Times New Roman" w:cs="Times New Roman"/>
+          <w:color w:val="000000" w:themeColor="text1"/>
         </w:rPr>
       </w:pPr>
     </w:p>
@@ -279,6 +317,7 @@
         <w:jc w:val="center"/>
         <w:rPr>
           <w:rFonts w:ascii="Times New Roman" w:hAnsi="Times New Roman" w:cs="Times New Roman"/>
+          <w:color w:val="000000" w:themeColor="text1"/>
         </w:rPr>
       </w:pPr>
     </w:p>
@@ -287,6 +326,7 @@
         <w:jc w:val="center"/>
         <w:rPr>
           <w:rFonts w:ascii="Times New Roman" w:hAnsi="Times New Roman" w:cs="Times New Roman"/>
+          <w:color w:val="000000" w:themeColor="text1"/>
         </w:rPr>
       </w:pPr>
     </w:p>
@@ -295,6 +335,7 @@
         <w:jc w:val="center"/>
         <w:rPr>
           <w:rFonts w:ascii="Times New Roman" w:hAnsi="Times New Roman" w:cs="Times New Roman"/>
+          <w:color w:val="000000" w:themeColor="text1"/>
         </w:rPr>
       </w:pPr>
     </w:p>
@@ -303,6 +344,7 @@
         <w:jc w:val="center"/>
         <w:rPr>
           <w:rFonts w:ascii="Times New Roman" w:hAnsi="Times New Roman" w:cs="Times New Roman"/>
+          <w:color w:val="000000" w:themeColor="text1"/>
         </w:rPr>
       </w:pPr>
     </w:p>
@@ -311,6 +353,7 @@
         <w:jc w:val="center"/>
         <w:rPr>
           <w:rFonts w:ascii="Times New Roman" w:hAnsi="Times New Roman" w:cs="Times New Roman"/>
+          <w:color w:val="000000" w:themeColor="text1"/>
         </w:rPr>
       </w:pPr>
     </w:p>
@@ -319,63 +362,864 @@
         <w:jc w:val="center"/>
         <w:rPr>
           <w:rFonts w:ascii="Times New Roman" w:hAnsi="Times New Roman" w:cs="Times New Roman"/>
-        </w:rPr>
-      </w:pPr>
-    </w:p>
-    <w:p>
-      <w:pPr>
+          <w:color w:val="000000" w:themeColor="text1"/>
+        </w:rPr>
+      </w:pPr>
+    </w:p>
+    <w:p>
+      <w:pPr>
+        <w:rPr>
+          <w:rFonts w:ascii="Times New Roman" w:hAnsi="Times New Roman" w:cs="Times New Roman"/>
+          <w:color w:val="000000" w:themeColor="text1"/>
+        </w:rPr>
+      </w:pPr>
+      <w:r>
+        <w:rPr>
+          <w:rFonts w:ascii="Times New Roman" w:hAnsi="Times New Roman" w:cs="Times New Roman"/>
+          <w:color w:val="000000" w:themeColor="text1"/>
+        </w:rPr>
+        <w:br w:type="page"/>
+      </w:r>
+    </w:p>
+    <w:sdt>
+      <w:sdtPr>
+        <w:rPr>
+          <w:rFonts w:ascii="Times New Roman" w:eastAsiaTheme="minorHAnsi" w:hAnsi="Times New Roman" w:cs="Times New Roman"/>
+          <w:color w:val="000000" w:themeColor="text1"/>
+          <w:kern w:val="2"/>
+          <w:sz w:val="24"/>
+          <w:szCs w:val="24"/>
+          <w:lang w:eastAsia="en-US"/>
+          <w14:ligatures w14:val="standardContextual"/>
+        </w:rPr>
+        <w:id w:val="693737910"/>
+        <w:docPartObj>
+          <w:docPartGallery w:val="Table of Contents"/>
+          <w:docPartUnique/>
+        </w:docPartObj>
+      </w:sdtPr>
+      <w:sdtEndPr>
+        <w:rPr>
+          <w:b/>
+          <w:bCs/>
+        </w:rPr>
+      </w:sdtEndPr>
+      <w:sdtContent>
+        <w:p>
+          <w:pPr>
+            <w:pStyle w:val="af3"/>
+            <w:rPr>
+              <w:rFonts w:ascii="Times New Roman" w:hAnsi="Times New Roman" w:cs="Times New Roman"/>
+              <w:color w:val="000000" w:themeColor="text1"/>
+            </w:rPr>
+          </w:pPr>
+          <w:r>
+            <w:rPr>
+              <w:rFonts w:ascii="Times New Roman" w:hAnsi="Times New Roman" w:cs="Times New Roman"/>
+              <w:color w:val="000000" w:themeColor="text1"/>
+            </w:rPr>
+            <w:t>Содержание</w:t>
+          </w:r>
+        </w:p>
+        <w:p>
+          <w:pPr>
+            <w:pStyle w:val="11"/>
+            <w:tabs>
+              <w:tab w:val="right" w:leader="dot" w:pos="9345"/>
+            </w:tabs>
+            <w:rPr>
+              <w:rFonts w:eastAsiaTheme="minorEastAsia"/>
+              <w:noProof/>
+              <w:lang w:eastAsia="ru-RU"/>
+            </w:rPr>
+          </w:pPr>
+          <w:r>
+            <w:rPr>
+              <w:rFonts w:ascii="Times New Roman" w:hAnsi="Times New Roman" w:cs="Times New Roman"/>
+              <w:color w:val="000000" w:themeColor="text1"/>
+            </w:rPr>
+            <w:fldChar w:fldCharType="begin"/>
+          </w:r>
+          <w:r>
+            <w:rPr>
+              <w:rFonts w:ascii="Times New Roman" w:hAnsi="Times New Roman" w:cs="Times New Roman"/>
+              <w:color w:val="000000" w:themeColor="text1"/>
+            </w:rPr>
+            <w:instrText xml:space="preserve"> TOC \o "1-3" \h \z \u </w:instrText>
+          </w:r>
+          <w:r>
+            <w:rPr>
+              <w:rFonts w:ascii="Times New Roman" w:hAnsi="Times New Roman" w:cs="Times New Roman"/>
+              <w:color w:val="000000" w:themeColor="text1"/>
+            </w:rPr>
+            <w:fldChar w:fldCharType="separate"/>
+          </w:r>
+          <w:hyperlink w:anchor="_Toc241168284" w:history="1">
+            <w:r>
+              <w:rPr>
+                <w:rStyle w:val="ac"/>
+                <w:rFonts w:ascii="Times New Roman" w:hAnsi="Times New Roman" w:cs="Times New Roman"/>
+                <w:noProof/>
+              </w:rPr>
+              <w:t>Текст задания</w:t>
+            </w:r>
+            <w:r>
+              <w:rPr>
+                <w:noProof/>
+                <w:webHidden/>
+              </w:rPr>
+              <w:tab/>
+            </w:r>
+            <w:r>
+              <w:rPr>
+                <w:noProof/>
+                <w:webHidden/>
+              </w:rPr>
+              <w:fldChar w:fldCharType="begin"/>
+            </w:r>
+            <w:r>
+              <w:rPr>
+                <w:noProof/>
+                <w:webHidden/>
+              </w:rPr>
+              <w:instrText xml:space="preserve"> PAGEREF _Toc241168284 \h </w:instrText>
+            </w:r>
+            <w:r>
+              <w:rPr>
+                <w:noProof/>
+                <w:webHidden/>
+              </w:rPr>
+            </w:r>
+            <w:r>
+              <w:rPr>
+                <w:noProof/>
+                <w:webHidden/>
+              </w:rPr>
+              <w:fldChar w:fldCharType="separate"/>
+            </w:r>
+            <w:r>
+              <w:rPr>
+                <w:noProof/>
+                <w:webHidden/>
+              </w:rPr>
+              <w:t>3</w:t>
+            </w:r>
+            <w:r>
+              <w:rPr>
+                <w:noProof/>
+                <w:webHidden/>
+              </w:rPr>
+              <w:fldChar w:fldCharType="end"/>
+            </w:r>
+          </w:hyperlink>
+        </w:p>
+        <w:p>
+          <w:pPr>
+            <w:pStyle w:val="11"/>
+            <w:tabs>
+              <w:tab w:val="right" w:leader="dot" w:pos="9345"/>
+            </w:tabs>
+            <w:rPr>
+              <w:rFonts w:eastAsiaTheme="minorEastAsia"/>
+              <w:noProof/>
+              <w:lang w:eastAsia="ru-RU"/>
+            </w:rPr>
+          </w:pPr>
+          <w:hyperlink w:anchor="_Toc241168285" w:history="1">
+            <w:r>
+              <w:rPr>
+                <w:rStyle w:val="ac"/>
+                <w:rFonts w:ascii="Times New Roman" w:hAnsi="Times New Roman" w:cs="Times New Roman"/>
+                <w:noProof/>
+              </w:rPr>
+              <w:t>Ход работы</w:t>
+            </w:r>
+            <w:r>
+              <w:rPr>
+                <w:noProof/>
+                <w:webHidden/>
+              </w:rPr>
+              <w:tab/>
+            </w:r>
+            <w:r>
+              <w:rPr>
+                <w:noProof/>
+                <w:webHidden/>
+              </w:rPr>
+              <w:fldChar w:fldCharType="begin"/>
+            </w:r>
+            <w:r>
+              <w:rPr>
+                <w:noProof/>
+                <w:webHidden/>
+              </w:rPr>
+              <w:instrText xml:space="preserve"> PAGEREF _Toc241168285 \h </w:instrText>
+            </w:r>
+            <w:r>
+              <w:rPr>
+                <w:noProof/>
+                <w:webHidden/>
+              </w:rPr>
+            </w:r>
+            <w:r>
+              <w:rPr>
+                <w:noProof/>
+                <w:webHidden/>
+              </w:rPr>
+              <w:fldChar w:fldCharType="separate"/>
+            </w:r>
+            <w:r>
+              <w:rPr>
+                <w:noProof/>
+                <w:webHidden/>
+              </w:rPr>
+              <w:t>6</w:t>
+            </w:r>
+            <w:r>
+              <w:rPr>
+                <w:noProof/>
+                <w:webHidden/>
+              </w:rPr>
+              <w:fldChar w:fldCharType="end"/>
+            </w:r>
+          </w:hyperlink>
+        </w:p>
+        <w:p>
+          <w:pPr>
+            <w:pStyle w:val="23"/>
+            <w:tabs>
+              <w:tab w:val="right" w:leader="dot" w:pos="9345"/>
+            </w:tabs>
+            <w:rPr>
+              <w:rFonts w:eastAsiaTheme="minorEastAsia"/>
+              <w:noProof/>
+              <w:lang w:eastAsia="ru-RU"/>
+            </w:rPr>
+          </w:pPr>
+          <w:hyperlink w:anchor="_Toc241168286" w:history="1">
+            <w:r>
+              <w:rPr>
+                <w:rStyle w:val="ac"/>
+                <w:rFonts w:ascii="Times New Roman" w:hAnsi="Times New Roman" w:cs="Times New Roman"/>
+                <w:noProof/>
+              </w:rPr>
+              <w:t>Пункт 1</w:t>
+            </w:r>
+            <w:r>
+              <w:rPr>
+                <w:noProof/>
+                <w:webHidden/>
+              </w:rPr>
+              <w:tab/>
+            </w:r>
+            <w:r>
+              <w:rPr>
+                <w:noProof/>
+                <w:webHidden/>
+              </w:rPr>
+              <w:fldChar w:fldCharType="begin"/>
+            </w:r>
+            <w:r>
+              <w:rPr>
+                <w:noProof/>
+                <w:webHidden/>
+              </w:rPr>
+              <w:instrText xml:space="preserve"> PAGEREF _Toc241168286 \h </w:instrText>
+            </w:r>
+            <w:r>
+              <w:rPr>
+                <w:noProof/>
+                <w:webHidden/>
+              </w:rPr>
+            </w:r>
+            <w:r>
+              <w:rPr>
+                <w:noProof/>
+                <w:webHidden/>
+              </w:rPr>
+              <w:fldChar w:fldCharType="separate"/>
+            </w:r>
+            <w:r>
+              <w:rPr>
+                <w:noProof/>
+                <w:webHidden/>
+              </w:rPr>
+              <w:t>6</w:t>
+            </w:r>
+            <w:r>
+              <w:rPr>
+                <w:noProof/>
+                <w:webHidden/>
+              </w:rPr>
+              <w:fldChar w:fldCharType="end"/>
+            </w:r>
+          </w:hyperlink>
+        </w:p>
+        <w:p>
+          <w:pPr>
+            <w:pStyle w:val="23"/>
+            <w:tabs>
+              <w:tab w:val="right" w:leader="dot" w:pos="9345"/>
+            </w:tabs>
+            <w:rPr>
+              <w:rFonts w:eastAsiaTheme="minorEastAsia"/>
+              <w:noProof/>
+              <w:lang w:eastAsia="ru-RU"/>
+            </w:rPr>
+          </w:pPr>
+          <w:hyperlink w:anchor="_Toc241168287" w:history="1">
+            <w:r>
+              <w:rPr>
+                <w:rStyle w:val="ac"/>
+                <w:rFonts w:ascii="Times New Roman" w:hAnsi="Times New Roman" w:cs="Times New Roman"/>
+                <w:noProof/>
+              </w:rPr>
+              <w:t>Пункт 2</w:t>
+            </w:r>
+            <w:r>
+              <w:rPr>
+                <w:noProof/>
+                <w:webHidden/>
+              </w:rPr>
+              <w:tab/>
+            </w:r>
+            <w:r>
+              <w:rPr>
+                <w:noProof/>
+                <w:webHidden/>
+              </w:rPr>
+              <w:fldChar w:fldCharType="begin"/>
+            </w:r>
+            <w:r>
+              <w:rPr>
+                <w:noProof/>
+                <w:webHidden/>
+              </w:rPr>
+              <w:instrText xml:space="preserve"> PAGEREF _Toc241168287 \h </w:instrText>
+            </w:r>
+            <w:r>
+              <w:rPr>
+                <w:noProof/>
+                <w:webHidden/>
+              </w:rPr>
+            </w:r>
+            <w:r>
+              <w:rPr>
+                <w:noProof/>
+                <w:webHidden/>
+              </w:rPr>
+              <w:fldChar w:fldCharType="separate"/>
+            </w:r>
+            <w:r>
+              <w:rPr>
+                <w:noProof/>
+                <w:webHidden/>
+              </w:rPr>
+              <w:t>6</w:t>
+            </w:r>
+            <w:r>
+              <w:rPr>
+                <w:noProof/>
+                <w:webHidden/>
+              </w:rPr>
+              <w:fldChar w:fldCharType="end"/>
+            </w:r>
+          </w:hyperlink>
+        </w:p>
+        <w:p>
+          <w:pPr>
+            <w:pStyle w:val="23"/>
+            <w:tabs>
+              <w:tab w:val="right" w:leader="dot" w:pos="9345"/>
+            </w:tabs>
+            <w:rPr>
+              <w:rFonts w:eastAsiaTheme="minorEastAsia"/>
+              <w:noProof/>
+              <w:lang w:eastAsia="ru-RU"/>
+            </w:rPr>
+          </w:pPr>
+          <w:hyperlink w:anchor="_Toc241168288" w:history="1">
+            <w:r>
+              <w:rPr>
+                <w:rStyle w:val="ac"/>
+                <w:rFonts w:ascii="Times New Roman" w:hAnsi="Times New Roman" w:cs="Times New Roman"/>
+                <w:noProof/>
+              </w:rPr>
+              <w:t>Пункт 3</w:t>
+            </w:r>
+            <w:r>
+              <w:rPr>
+                <w:noProof/>
+                <w:webHidden/>
+              </w:rPr>
+              <w:tab/>
+            </w:r>
+            <w:r>
+              <w:rPr>
+                <w:noProof/>
+                <w:webHidden/>
+              </w:rPr>
+              <w:fldChar w:fldCharType="begin"/>
+            </w:r>
+            <w:r>
+              <w:rPr>
+                <w:noProof/>
+                <w:webHidden/>
+              </w:rPr>
+              <w:instrText xml:space="preserve"> PAGEREF _Toc241168288 \h </w:instrText>
+            </w:r>
+            <w:r>
+              <w:rPr>
+                <w:noProof/>
+                <w:webHidden/>
+              </w:rPr>
+            </w:r>
+            <w:r>
+              <w:rPr>
+                <w:noProof/>
+                <w:webHidden/>
+              </w:rPr>
+              <w:fldChar w:fldCharType="separate"/>
+            </w:r>
+            <w:r>
+              <w:rPr>
+                <w:noProof/>
+                <w:webHidden/>
+              </w:rPr>
+              <w:t>6</w:t>
+            </w:r>
+            <w:r>
+              <w:rPr>
+                <w:noProof/>
+                <w:webHidden/>
+              </w:rPr>
+              <w:fldChar w:fldCharType="end"/>
+            </w:r>
+          </w:hyperlink>
+        </w:p>
+        <w:p>
+          <w:pPr>
+            <w:pStyle w:val="23"/>
+            <w:tabs>
+              <w:tab w:val="right" w:leader="dot" w:pos="9345"/>
+            </w:tabs>
+            <w:rPr>
+              <w:rFonts w:eastAsiaTheme="minorEastAsia"/>
+              <w:noProof/>
+              <w:lang w:eastAsia="ru-RU"/>
+            </w:rPr>
+          </w:pPr>
+          <w:hyperlink w:anchor="_Toc241168289" w:history="1">
+            <w:r>
+              <w:rPr>
+                <w:rStyle w:val="ac"/>
+                <w:rFonts w:ascii="Times New Roman" w:hAnsi="Times New Roman" w:cs="Times New Roman"/>
+                <w:noProof/>
+              </w:rPr>
+              <w:t>Пункт 4</w:t>
+            </w:r>
+            <w:r>
+              <w:rPr>
+                <w:noProof/>
+                <w:webHidden/>
+              </w:rPr>
+              <w:tab/>
+            </w:r>
+            <w:r>
+              <w:rPr>
+                <w:noProof/>
+                <w:webHidden/>
+              </w:rPr>
+              <w:fldChar w:fldCharType="begin"/>
+            </w:r>
+            <w:r>
+              <w:rPr>
+                <w:noProof/>
+                <w:webHidden/>
+              </w:rPr>
+              <w:instrText xml:space="preserve"> PAGEREF _Toc241168289 \h </w:instrText>
+            </w:r>
+            <w:r>
+              <w:rPr>
+                <w:noProof/>
+                <w:webHidden/>
+              </w:rPr>
+            </w:r>
+            <w:r>
+              <w:rPr>
+                <w:noProof/>
+                <w:webHidden/>
+              </w:rPr>
+              <w:fldChar w:fldCharType="separate"/>
+            </w:r>
+            <w:r>
+              <w:rPr>
+                <w:noProof/>
+                <w:webHidden/>
+              </w:rPr>
+              <w:t>7</w:t>
+            </w:r>
+            <w:r>
+              <w:rPr>
+                <w:noProof/>
+                <w:webHidden/>
+              </w:rPr>
+              <w:fldChar w:fldCharType="end"/>
+            </w:r>
+          </w:hyperlink>
+        </w:p>
+        <w:p>
+          <w:pPr>
+            <w:pStyle w:val="23"/>
+            <w:tabs>
+              <w:tab w:val="right" w:leader="dot" w:pos="9345"/>
+            </w:tabs>
+            <w:rPr>
+              <w:rFonts w:eastAsiaTheme="minorEastAsia"/>
+              <w:noProof/>
+              <w:lang w:eastAsia="ru-RU"/>
+            </w:rPr>
+          </w:pPr>
+          <w:hyperlink w:anchor="_Toc241168290" w:history="1">
+            <w:r>
+              <w:rPr>
+                <w:rStyle w:val="ac"/>
+                <w:rFonts w:ascii="Times New Roman" w:hAnsi="Times New Roman" w:cs="Times New Roman"/>
+                <w:noProof/>
+              </w:rPr>
+              <w:t>Пункт 5</w:t>
+            </w:r>
+            <w:r>
+              <w:rPr>
+                <w:noProof/>
+                <w:webHidden/>
+              </w:rPr>
+              <w:tab/>
+            </w:r>
+            <w:r>
+              <w:rPr>
+                <w:noProof/>
+                <w:webHidden/>
+              </w:rPr>
+              <w:fldChar w:fldCharType="begin"/>
+            </w:r>
+            <w:r>
+              <w:rPr>
+                <w:noProof/>
+                <w:webHidden/>
+              </w:rPr>
+              <w:instrText xml:space="preserve"> PAGEREF _Toc241168290 \h </w:instrText>
+            </w:r>
+            <w:r>
+              <w:rPr>
+                <w:noProof/>
+                <w:webHidden/>
+              </w:rPr>
+            </w:r>
+            <w:r>
+              <w:rPr>
+                <w:noProof/>
+                <w:webHidden/>
+              </w:rPr>
+              <w:fldChar w:fldCharType="separate"/>
+            </w:r>
+            <w:r>
+              <w:rPr>
+                <w:noProof/>
+                <w:webHidden/>
+              </w:rPr>
+              <w:t>9</w:t>
+            </w:r>
+            <w:r>
+              <w:rPr>
+                <w:noProof/>
+                <w:webHidden/>
+              </w:rPr>
+              <w:fldChar w:fldCharType="end"/>
+            </w:r>
+          </w:hyperlink>
+        </w:p>
+        <w:p>
+          <w:pPr>
+            <w:pStyle w:val="11"/>
+            <w:tabs>
+              <w:tab w:val="right" w:leader="dot" w:pos="9345"/>
+            </w:tabs>
+            <w:rPr>
+              <w:rFonts w:eastAsiaTheme="minorEastAsia"/>
+              <w:noProof/>
+              <w:lang w:eastAsia="ru-RU"/>
+            </w:rPr>
+          </w:pPr>
+          <w:hyperlink w:anchor="_Toc241168291" w:history="1">
+            <w:r>
+              <w:rPr>
+                <w:rStyle w:val="ac"/>
+                <w:rFonts w:ascii="Times New Roman" w:hAnsi="Times New Roman" w:cs="Times New Roman"/>
+                <w:noProof/>
+              </w:rPr>
+              <w:t>Исходный скрипт</w:t>
+            </w:r>
+            <w:r>
+              <w:rPr>
+                <w:noProof/>
+                <w:webHidden/>
+              </w:rPr>
+              <w:tab/>
+            </w:r>
+            <w:r>
+              <w:rPr>
+                <w:noProof/>
+                <w:webHidden/>
+              </w:rPr>
+              <w:fldChar w:fldCharType="begin"/>
+            </w:r>
+            <w:r>
+              <w:rPr>
+                <w:noProof/>
+                <w:webHidden/>
+              </w:rPr>
+              <w:instrText xml:space="preserve"> PAGEREF _Toc241168291 \h </w:instrText>
+            </w:r>
+            <w:r>
+              <w:rPr>
+                <w:noProof/>
+                <w:webHidden/>
+              </w:rPr>
+            </w:r>
+            <w:r>
+              <w:rPr>
+                <w:noProof/>
+                <w:webHidden/>
+              </w:rPr>
+              <w:fldChar w:fldCharType="separate"/>
+            </w:r>
+            <w:r>
+              <w:rPr>
+                <w:noProof/>
+                <w:webHidden/>
+              </w:rPr>
+              <w:t>11</w:t>
+            </w:r>
+            <w:r>
+              <w:rPr>
+                <w:noProof/>
+                <w:webHidden/>
+              </w:rPr>
+              <w:fldChar w:fldCharType="end"/>
+            </w:r>
+          </w:hyperlink>
+        </w:p>
+        <w:p>
+          <w:pPr>
+            <w:pStyle w:val="11"/>
+            <w:tabs>
+              <w:tab w:val="right" w:leader="dot" w:pos="9345"/>
+            </w:tabs>
+            <w:rPr>
+              <w:rFonts w:eastAsiaTheme="minorEastAsia"/>
+              <w:noProof/>
+              <w:lang w:eastAsia="ru-RU"/>
+            </w:rPr>
+          </w:pPr>
+          <w:hyperlink w:anchor="_Toc241168292" w:history="1">
+            <w:r>
+              <w:rPr>
+                <w:rStyle w:val="ac"/>
+                <w:rFonts w:ascii="Times New Roman" w:hAnsi="Times New Roman" w:cs="Times New Roman"/>
+                <w:noProof/>
+              </w:rPr>
+              <w:t>Результат скрипта</w:t>
+            </w:r>
+            <w:r>
+              <w:rPr>
+                <w:noProof/>
+                <w:webHidden/>
+              </w:rPr>
+              <w:tab/>
+            </w:r>
+            <w:r>
+              <w:rPr>
+                <w:noProof/>
+                <w:webHidden/>
+              </w:rPr>
+              <w:fldChar w:fldCharType="begin"/>
+            </w:r>
+            <w:r>
+              <w:rPr>
+                <w:noProof/>
+                <w:webHidden/>
+              </w:rPr>
+              <w:instrText xml:space="preserve"> PAGEREF _Toc241168292 \h </w:instrText>
+            </w:r>
+            <w:r>
+              <w:rPr>
+                <w:noProof/>
+                <w:webHidden/>
+              </w:rPr>
+            </w:r>
+            <w:r>
+              <w:rPr>
+                <w:noProof/>
+                <w:webHidden/>
+              </w:rPr>
+              <w:fldChar w:fldCharType="separate"/>
+            </w:r>
+            <w:r>
+              <w:rPr>
+                <w:noProof/>
+                <w:webHidden/>
+              </w:rPr>
+              <w:t>11</w:t>
+            </w:r>
+            <w:r>
+              <w:rPr>
+                <w:noProof/>
+                <w:webHidden/>
+              </w:rPr>
+              <w:fldChar w:fldCharType="end"/>
+            </w:r>
+          </w:hyperlink>
+        </w:p>
+        <w:p>
+          <w:pPr>
+            <w:pStyle w:val="11"/>
+            <w:tabs>
+              <w:tab w:val="right" w:leader="dot" w:pos="9345"/>
+            </w:tabs>
+            <w:rPr>
+              <w:rFonts w:eastAsiaTheme="minorEastAsia"/>
+              <w:noProof/>
+              <w:lang w:eastAsia="ru-RU"/>
+            </w:rPr>
+          </w:pPr>
+          <w:hyperlink w:anchor="_Toc241168293" w:history="1">
+            <w:r>
+              <w:rPr>
+                <w:rStyle w:val="ac"/>
+                <w:rFonts w:ascii="Times New Roman" w:hAnsi="Times New Roman" w:cs="Times New Roman"/>
+                <w:noProof/>
+              </w:rPr>
+              <w:t>Выводы по работе</w:t>
+            </w:r>
+            <w:r>
+              <w:rPr>
+                <w:noProof/>
+                <w:webHidden/>
+              </w:rPr>
+              <w:tab/>
+            </w:r>
+            <w:r>
+              <w:rPr>
+                <w:noProof/>
+                <w:webHidden/>
+              </w:rPr>
+              <w:fldChar w:fldCharType="begin"/>
+            </w:r>
+            <w:r>
+              <w:rPr>
+                <w:noProof/>
+                <w:webHidden/>
+              </w:rPr>
+              <w:instrText xml:space="preserve"> PAGEREF _Toc241168293 \h </w:instrText>
+            </w:r>
+            <w:r>
+              <w:rPr>
+                <w:noProof/>
+                <w:webHidden/>
+              </w:rPr>
+            </w:r>
+            <w:r>
+              <w:rPr>
+                <w:noProof/>
+                <w:webHidden/>
+              </w:rPr>
+              <w:fldChar w:fldCharType="separate"/>
+            </w:r>
+            <w:r>
+              <w:rPr>
+                <w:noProof/>
+                <w:webHidden/>
+              </w:rPr>
+              <w:t>12</w:t>
+            </w:r>
+            <w:r>
+              <w:rPr>
+                <w:noProof/>
+                <w:webHidden/>
+              </w:rPr>
+              <w:fldChar w:fldCharType="end"/>
+            </w:r>
+          </w:hyperlink>
+        </w:p>
+        <w:p>
+          <w:pPr>
+            <w:rPr>
+              <w:rFonts w:ascii="Times New Roman" w:hAnsi="Times New Roman" w:cs="Times New Roman"/>
+              <w:color w:val="000000" w:themeColor="text1"/>
+            </w:rPr>
+          </w:pPr>
+          <w:r>
+            <w:rPr>
+              <w:rFonts w:ascii="Times New Roman" w:hAnsi="Times New Roman" w:cs="Times New Roman"/>
+              <w:b/>
+              <w:bCs/>
+              <w:color w:val="000000" w:themeColor="text1"/>
+            </w:rPr>
+            <w:fldChar w:fldCharType="end"/>
+          </w:r>
+        </w:p>
+      </w:sdtContent>
+    </w:sdt>
+    <w:p>
+      <w:pPr>
+        <w:rPr>
+          <w:rFonts w:ascii="Times New Roman" w:hAnsi="Times New Roman" w:cs="Times New Roman"/>
+          <w:color w:val="000000" w:themeColor="text1"/>
+        </w:rPr>
+      </w:pPr>
+      <w:r>
+        <w:rPr>
+          <w:rFonts w:ascii="Times New Roman" w:hAnsi="Times New Roman" w:cs="Times New Roman"/>
+          <w:color w:val="000000" w:themeColor="text1"/>
+          <w:lang w:val="en-US"/>
+        </w:rPr>
+        <w:br w:type="page"/>
+      </w:r>
+    </w:p>
+    <w:p>
+      <w:pPr>
+        <w:pStyle w:val="1"/>
         <w:jc w:val="center"/>
         <w:rPr>
           <w:rFonts w:ascii="Times New Roman" w:hAnsi="Times New Roman" w:cs="Times New Roman"/>
-        </w:rPr>
-      </w:pPr>
-      <w:r>
-        <w:rPr>
-          <w:rFonts w:ascii="Times New Roman" w:hAnsi="Times New Roman" w:cs="Times New Roman"/>
-        </w:rPr>
-        <w:t>Санкт-Петербург</w:t>
-      </w:r>
-    </w:p>
-    <w:p>
-      <w:pPr>
-        <w:jc w:val="center"/>
-        <w:rPr>
-          <w:rFonts w:ascii="Times New Roman" w:hAnsi="Times New Roman" w:cs="Times New Roman"/>
-        </w:rPr>
-      </w:pPr>
-      <w:r>
-        <w:rPr>
-          <w:rFonts w:ascii="Times New Roman" w:hAnsi="Times New Roman" w:cs="Times New Roman"/>
-        </w:rPr>
-        <w:t>2026</w:t>
-      </w:r>
-    </w:p>
-    <w:p>
-      <w:pPr>
-        <w:jc w:val="center"/>
-        <w:rPr>
-          <w:rFonts w:ascii="Times New Roman" w:hAnsi="Times New Roman" w:cs="Times New Roman"/>
-        </w:rPr>
-      </w:pPr>
-      <w:r>
-        <w:rPr>
-          <w:rFonts w:ascii="Times New Roman" w:hAnsi="Times New Roman" w:cs="Times New Roman"/>
+          <w:color w:val="000000" w:themeColor="text1"/>
+        </w:rPr>
+      </w:pPr>
+      <w:bookmarkStart w:id="0" w:name="_Toc241168284"/>
+      <w:r>
+        <w:rPr>
+          <w:rFonts w:ascii="Times New Roman" w:hAnsi="Times New Roman" w:cs="Times New Roman"/>
+          <w:color w:val="000000" w:themeColor="text1"/>
         </w:rPr>
         <w:lastRenderedPageBreak/>
         <w:t>Текст задания</w:t>
       </w:r>
+      <w:bookmarkEnd w:id="0"/>
     </w:p>
     <w:p>
       <w:pPr>
         <w:jc w:val="center"/>
         <w:rPr>
           <w:rFonts w:ascii="Times New Roman" w:hAnsi="Times New Roman" w:cs="Times New Roman"/>
+          <w:color w:val="000000" w:themeColor="text1"/>
         </w:rPr>
       </w:pPr>
       <w:r>
         <w:rPr>
           <w:rFonts w:ascii="Times New Roman" w:hAnsi="Times New Roman" w:cs="Times New Roman"/>
           <w:noProof/>
+          <w:color w:val="000000" w:themeColor="text1"/>
         </w:rPr>
         <w:drawing>
           <wp:inline distT="0" distB="0" distL="0" distR="0" wp14:anchorId="517BEE2C" wp14:editId="03874CC7">
@@ -393,7 +1237,7 @@
                     <pic:cNvPicPr/>
                   </pic:nvPicPr>
                   <pic:blipFill rotWithShape="1">
-                    <a:blip r:embed="rId6"/>
+                    <a:blip r:embed="rId8"/>
                     <a:srcRect b="14229"/>
                     <a:stretch>
                       <a:fillRect/>
@@ -428,6 +1272,7 @@
         <w:jc w:val="center"/>
         <w:rPr>
           <w:rFonts w:ascii="Times New Roman" w:hAnsi="Times New Roman" w:cs="Times New Roman"/>
+          <w:color w:val="000000" w:themeColor="text1"/>
         </w:rPr>
       </w:pPr>
     </w:p>
@@ -436,12 +1281,14 @@
         <w:jc w:val="center"/>
         <w:rPr>
           <w:rFonts w:ascii="Times New Roman" w:hAnsi="Times New Roman" w:cs="Times New Roman"/>
+          <w:color w:val="000000" w:themeColor="text1"/>
         </w:rPr>
       </w:pPr>
       <w:r>
         <w:rPr>
           <w:rFonts w:ascii="Times New Roman" w:hAnsi="Times New Roman" w:cs="Times New Roman"/>
           <w:noProof/>
+          <w:color w:val="000000" w:themeColor="text1"/>
         </w:rPr>
         <w:lastRenderedPageBreak/>
         <w:drawing>
@@ -460,7 +1307,7 @@
                     <pic:cNvPicPr/>
                   </pic:nvPicPr>
                   <pic:blipFill rotWithShape="1">
-                    <a:blip r:embed="rId7"/>
+                    <a:blip r:embed="rId9"/>
                     <a:srcRect b="16667"/>
                     <a:stretch>
                       <a:fillRect/>
@@ -493,6 +1340,7 @@
         <w:rPr>
           <w:rFonts w:ascii="Times New Roman" w:hAnsi="Times New Roman" w:cs="Times New Roman"/>
           <w:noProof/>
+          <w:color w:val="000000" w:themeColor="text1"/>
         </w:rPr>
         <w:drawing>
           <wp:inline distT="0" distB="0" distL="0" distR="0" wp14:anchorId="49693FAA" wp14:editId="2D2CEE3F">
@@ -510,7 +1358,7 @@
                     <pic:cNvPicPr/>
                   </pic:nvPicPr>
                   <pic:blipFill>
-                    <a:blip r:embed="rId8"/>
+                    <a:blip r:embed="rId10"/>
                     <a:stretch>
                       <a:fillRect/>
                     </a:stretch>
@@ -536,12 +1384,14 @@
         <w:jc w:val="center"/>
         <w:rPr>
           <w:rFonts w:ascii="Times New Roman" w:hAnsi="Times New Roman" w:cs="Times New Roman"/>
+          <w:color w:val="000000" w:themeColor="text1"/>
         </w:rPr>
       </w:pPr>
       <w:r>
         <w:rPr>
           <w:rFonts w:ascii="Times New Roman" w:hAnsi="Times New Roman" w:cs="Times New Roman"/>
           <w:noProof/>
+          <w:color w:val="000000" w:themeColor="text1"/>
         </w:rPr>
         <w:lastRenderedPageBreak/>
         <w:drawing>
@@ -560,7 +1410,7 @@
                     <pic:cNvPicPr/>
                   </pic:nvPicPr>
                   <pic:blipFill>
-                    <a:blip r:embed="rId9"/>
+                    <a:blip r:embed="rId11"/>
                     <a:stretch>
                       <a:fillRect/>
                     </a:stretch>
@@ -586,12 +1436,14 @@
         <w:jc w:val="center"/>
         <w:rPr>
           <w:rFonts w:ascii="Times New Roman" w:hAnsi="Times New Roman" w:cs="Times New Roman"/>
+          <w:color w:val="000000" w:themeColor="text1"/>
         </w:rPr>
       </w:pPr>
       <w:r>
         <w:rPr>
           <w:rFonts w:ascii="Times New Roman" w:hAnsi="Times New Roman" w:cs="Times New Roman"/>
           <w:noProof/>
+          <w:color w:val="000000" w:themeColor="text1"/>
         </w:rPr>
         <w:drawing>
           <wp:inline distT="0" distB="0" distL="0" distR="0" wp14:anchorId="0CE706AA" wp14:editId="687006F0">
@@ -609,7 +1461,7 @@
                     <pic:cNvPicPr/>
                   </pic:nvPicPr>
                   <pic:blipFill>
-                    <a:blip r:embed="rId10"/>
+                    <a:blip r:embed="rId12"/>
                     <a:stretch>
                       <a:fillRect/>
                     </a:stretch>
@@ -634,24 +1486,56 @@
       <w:pPr>
         <w:rPr>
           <w:rFonts w:ascii="Times New Roman" w:hAnsi="Times New Roman" w:cs="Times New Roman"/>
-          <w:lang w:val="en-US"/>
-        </w:rPr>
-      </w:pPr>
-    </w:p>
-    <w:p>
-      <w:pPr>
+          <w:color w:val="000000" w:themeColor="text1"/>
+        </w:rPr>
+      </w:pPr>
+      <w:r>
+        <w:rPr>
+          <w:rFonts w:ascii="Times New Roman" w:hAnsi="Times New Roman" w:cs="Times New Roman"/>
+          <w:color w:val="000000" w:themeColor="text1"/>
+          <w:lang w:val="en-US"/>
+        </w:rPr>
+        <w:br w:type="page"/>
+      </w:r>
+    </w:p>
+    <w:p>
+      <w:pPr>
+        <w:pStyle w:val="1"/>
         <w:jc w:val="center"/>
         <w:rPr>
           <w:rFonts w:ascii="Times New Roman" w:hAnsi="Times New Roman" w:cs="Times New Roman"/>
-          <w:lang w:val="en-US"/>
-        </w:rPr>
-      </w:pPr>
-      <w:r>
-        <w:rPr>
-          <w:rFonts w:ascii="Times New Roman" w:hAnsi="Times New Roman" w:cs="Times New Roman"/>
-        </w:rPr>
+          <w:color w:val="000000" w:themeColor="text1"/>
+        </w:rPr>
+      </w:pPr>
+      <w:bookmarkStart w:id="1" w:name="_Toc241168285"/>
+      <w:r>
+        <w:rPr>
+          <w:rFonts w:ascii="Times New Roman" w:hAnsi="Times New Roman" w:cs="Times New Roman"/>
+          <w:color w:val="000000" w:themeColor="text1"/>
+        </w:rPr>
+        <w:lastRenderedPageBreak/>
         <w:t>Ход работы</w:t>
       </w:r>
+      <w:bookmarkEnd w:id="1"/>
+    </w:p>
+    <w:p>
+      <w:pPr>
+        <w:pStyle w:val="2"/>
+        <w:jc w:val="center"/>
+        <w:rPr>
+          <w:rFonts w:ascii="Times New Roman" w:hAnsi="Times New Roman" w:cs="Times New Roman"/>
+          <w:color w:val="000000" w:themeColor="text1"/>
+        </w:rPr>
+      </w:pPr>
+      <w:bookmarkStart w:id="2" w:name="_Toc241168286"/>
+      <w:r>
+        <w:rPr>
+          <w:rFonts w:ascii="Times New Roman" w:hAnsi="Times New Roman" w:cs="Times New Roman"/>
+          <w:color w:val="000000" w:themeColor="text1"/>
+        </w:rPr>
+        <w:t>Пункт 1</w:t>
+      </w:r>
+      <w:bookmarkEnd w:id="2"/>
     </w:p>
     <w:p>
       <w:pPr>
@@ -662,17 +1546,101 @@
         </w:numPr>
         <w:rPr>
           <w:rFonts w:ascii="Times New Roman" w:hAnsi="Times New Roman" w:cs="Times New Roman"/>
-        </w:rPr>
-      </w:pPr>
-      <w:r>
-        <w:rPr>
-          <w:rFonts w:ascii="Times New Roman" w:hAnsi="Times New Roman" w:cs="Times New Roman"/>
+          <w:color w:val="000000" w:themeColor="text1"/>
+        </w:rPr>
+      </w:pPr>
+      <w:r>
+        <w:rPr>
+          <w:rFonts w:ascii="Times New Roman" w:hAnsi="Times New Roman" w:cs="Times New Roman"/>
+          <w:color w:val="000000" w:themeColor="text1"/>
+        </w:rPr>
+        <w:t xml:space="preserve">Сначала очистил прошлую директорию </w:t>
+      </w:r>
+      <w:r>
+        <w:rPr>
+          <w:rFonts w:ascii="Times New Roman" w:hAnsi="Times New Roman" w:cs="Times New Roman"/>
+          <w:color w:val="000000" w:themeColor="text1"/>
+          <w:lang w:val="en-US"/>
+        </w:rPr>
+        <w:t>lab</w:t>
+      </w:r>
+      <w:r>
+        <w:rPr>
+          <w:rFonts w:ascii="Times New Roman" w:hAnsi="Times New Roman" w:cs="Times New Roman"/>
+          <w:color w:val="000000" w:themeColor="text1"/>
+        </w:rPr>
+        <w:t>0 (если она была, чтобы скрипт работал стабильно)</w:t>
+      </w:r>
+    </w:p>
+    <w:p>
+      <w:pPr>
+        <w:ind w:left="360" w:firstLine="360"/>
+        <w:rPr>
+          <w:rFonts w:ascii="Times New Roman" w:hAnsi="Times New Roman" w:cs="Times New Roman"/>
+          <w:color w:val="000000" w:themeColor="text1"/>
+          <w:lang w:val="en-US"/>
+        </w:rPr>
+      </w:pPr>
+      <w:proofErr w:type="spellStart"/>
+      <w:r>
+        <w:rPr>
+          <w:rFonts w:ascii="Times New Roman" w:hAnsi="Times New Roman" w:cs="Times New Roman"/>
+          <w:color w:val="000000" w:themeColor="text1"/>
+          <w:lang w:val="en-US"/>
+        </w:rPr>
+        <w:t>chmod</w:t>
+      </w:r>
+      <w:proofErr w:type="spellEnd"/>
+      <w:r>
+        <w:rPr>
+          <w:rFonts w:ascii="Times New Roman" w:hAnsi="Times New Roman" w:cs="Times New Roman"/>
+          <w:color w:val="000000" w:themeColor="text1"/>
+          <w:lang w:val="en-US"/>
+        </w:rPr>
+        <w:t xml:space="preserve"> -R 777 lab0</w:t>
+      </w:r>
+    </w:p>
+    <w:p>
+      <w:pPr>
+        <w:ind w:left="360" w:firstLine="360"/>
+        <w:rPr>
+          <w:rFonts w:ascii="Times New Roman" w:hAnsi="Times New Roman" w:cs="Times New Roman"/>
+          <w:color w:val="000000" w:themeColor="text1"/>
+          <w:lang w:val="en-US"/>
+        </w:rPr>
+      </w:pPr>
+      <w:r>
+        <w:rPr>
+          <w:rFonts w:ascii="Times New Roman" w:hAnsi="Times New Roman" w:cs="Times New Roman"/>
+          <w:color w:val="000000" w:themeColor="text1"/>
+          <w:lang w:val="en-US"/>
+        </w:rPr>
+        <w:t>rm -r lab0</w:t>
+      </w:r>
+    </w:p>
+    <w:p>
+      <w:pPr>
+        <w:pStyle w:val="a7"/>
+        <w:numPr>
+          <w:ilvl w:val="0"/>
+          <w:numId w:val="3"/>
+        </w:numPr>
+        <w:rPr>
+          <w:rFonts w:ascii="Times New Roman" w:hAnsi="Times New Roman" w:cs="Times New Roman"/>
+          <w:color w:val="000000" w:themeColor="text1"/>
+        </w:rPr>
+      </w:pPr>
+      <w:r>
+        <w:rPr>
+          <w:rFonts w:ascii="Times New Roman" w:hAnsi="Times New Roman" w:cs="Times New Roman"/>
+          <w:color w:val="000000" w:themeColor="text1"/>
         </w:rPr>
         <w:t xml:space="preserve">В пункте 1 создал директорию </w:t>
       </w:r>
       <w:r>
         <w:rPr>
           <w:rFonts w:ascii="Times New Roman" w:hAnsi="Times New Roman" w:cs="Times New Roman"/>
+          <w:color w:val="000000" w:themeColor="text1"/>
           <w:lang w:val="en-US"/>
         </w:rPr>
         <w:t>lab</w:t>
@@ -680,26 +1648,121 @@
       <w:r>
         <w:rPr>
           <w:rFonts w:ascii="Times New Roman" w:hAnsi="Times New Roman" w:cs="Times New Roman"/>
-        </w:rPr>
-        <w:t xml:space="preserve">0, </w:t>
-      </w:r>
-      <w:r>
-        <w:rPr>
-          <w:rFonts w:ascii="Times New Roman" w:hAnsi="Times New Roman" w:cs="Times New Roman"/>
-        </w:rPr>
-        <w:t xml:space="preserve">в ней все необходимые </w:t>
-      </w:r>
-      <w:r>
-        <w:rPr>
-          <w:rFonts w:ascii="Times New Roman" w:hAnsi="Times New Roman" w:cs="Times New Roman"/>
-        </w:rPr>
-        <w:t>поддиректори</w:t>
-      </w:r>
-      <w:r>
-        <w:rPr>
-          <w:rFonts w:ascii="Times New Roman" w:hAnsi="Times New Roman" w:cs="Times New Roman"/>
-        </w:rPr>
-        <w:t>и</w:t>
+          <w:color w:val="000000" w:themeColor="text1"/>
+        </w:rPr>
+        <w:t>0, в ней все необходимые поддиректории</w:t>
+      </w:r>
+    </w:p>
+    <w:p>
+      <w:pPr>
+        <w:ind w:left="360" w:firstLine="360"/>
+        <w:rPr>
+          <w:rFonts w:ascii="Times New Roman" w:hAnsi="Times New Roman" w:cs="Times New Roman"/>
+          <w:color w:val="000000" w:themeColor="text1"/>
+        </w:rPr>
+      </w:pPr>
+      <w:proofErr w:type="spellStart"/>
+      <w:r>
+        <w:rPr>
+          <w:rFonts w:ascii="Times New Roman" w:hAnsi="Times New Roman" w:cs="Times New Roman"/>
+          <w:color w:val="000000" w:themeColor="text1"/>
+        </w:rPr>
+        <w:t>mkdir</w:t>
+      </w:r>
+      <w:proofErr w:type="spellEnd"/>
+      <w:r>
+        <w:rPr>
+          <w:rFonts w:ascii="Times New Roman" w:hAnsi="Times New Roman" w:cs="Times New Roman"/>
+          <w:color w:val="000000" w:themeColor="text1"/>
+        </w:rPr>
+        <w:t xml:space="preserve"> lab0</w:t>
+      </w:r>
+    </w:p>
+    <w:p>
+      <w:pPr>
+        <w:ind w:left="360" w:firstLine="360"/>
+        <w:rPr>
+          <w:rFonts w:ascii="Times New Roman" w:hAnsi="Times New Roman" w:cs="Times New Roman"/>
+          <w:color w:val="000000" w:themeColor="text1"/>
+        </w:rPr>
+      </w:pPr>
+      <w:proofErr w:type="spellStart"/>
+      <w:r>
+        <w:rPr>
+          <w:rFonts w:ascii="Times New Roman" w:hAnsi="Times New Roman" w:cs="Times New Roman"/>
+          <w:color w:val="000000" w:themeColor="text1"/>
+        </w:rPr>
+        <w:t>cd</w:t>
+      </w:r>
+      <w:proofErr w:type="spellEnd"/>
+      <w:r>
+        <w:rPr>
+          <w:rFonts w:ascii="Times New Roman" w:hAnsi="Times New Roman" w:cs="Times New Roman"/>
+          <w:color w:val="000000" w:themeColor="text1"/>
+        </w:rPr>
+        <w:t xml:space="preserve"> lab0</w:t>
+      </w:r>
+    </w:p>
+    <w:p>
+      <w:pPr>
+        <w:ind w:firstLine="360"/>
+        <w:rPr>
+          <w:rFonts w:ascii="Times New Roman" w:hAnsi="Times New Roman" w:cs="Times New Roman"/>
+          <w:color w:val="000000" w:themeColor="text1"/>
+        </w:rPr>
+      </w:pPr>
+      <w:r>
+        <w:rPr>
+          <w:rFonts w:ascii="Times New Roman" w:hAnsi="Times New Roman" w:cs="Times New Roman"/>
+          <w:color w:val="000000" w:themeColor="text1"/>
+        </w:rPr>
+        <w:t xml:space="preserve">Для создания директории используем </w:t>
+      </w:r>
+      <w:proofErr w:type="spellStart"/>
+      <w:r>
+        <w:rPr>
+          <w:rFonts w:ascii="Times New Roman" w:hAnsi="Times New Roman" w:cs="Times New Roman"/>
+          <w:color w:val="000000" w:themeColor="text1"/>
+          <w:lang w:val="en-US"/>
+        </w:rPr>
+        <w:t>mkdir</w:t>
+      </w:r>
+      <w:proofErr w:type="spellEnd"/>
+      <w:r>
+        <w:rPr>
+          <w:rFonts w:ascii="Times New Roman" w:hAnsi="Times New Roman" w:cs="Times New Roman"/>
+          <w:color w:val="000000" w:themeColor="text1"/>
+        </w:rPr>
+        <w:t xml:space="preserve">, а для создания файла </w:t>
+      </w:r>
+      <w:r>
+        <w:rPr>
+          <w:rFonts w:ascii="Times New Roman" w:hAnsi="Times New Roman" w:cs="Times New Roman"/>
+          <w:color w:val="000000" w:themeColor="text1"/>
+        </w:rPr>
+        <w:t xml:space="preserve">и записи файлов </w:t>
+      </w:r>
+      <w:r>
+        <w:rPr>
+          <w:rFonts w:ascii="Times New Roman" w:hAnsi="Times New Roman" w:cs="Times New Roman"/>
+          <w:color w:val="000000" w:themeColor="text1"/>
+          <w:lang w:val="en-US"/>
+        </w:rPr>
+        <w:t>echo</w:t>
+      </w:r>
+      <w:r>
+        <w:rPr>
+          <w:rFonts w:ascii="Times New Roman" w:hAnsi="Times New Roman" w:cs="Times New Roman"/>
+          <w:color w:val="000000" w:themeColor="text1"/>
+        </w:rPr>
+        <w:t>, часть скрипта</w:t>
+      </w:r>
+      <w:r>
+        <w:rPr>
+          <w:rFonts w:ascii="Times New Roman" w:hAnsi="Times New Roman" w:cs="Times New Roman"/>
+          <w:color w:val="000000" w:themeColor="text1"/>
+        </w:rPr>
+        <w:t>:</w:t>
       </w:r>
     </w:p>
     <w:p>
@@ -707,20 +1770,2356 @@
         <w:ind w:left="360"/>
         <w:rPr>
           <w:rFonts w:ascii="Times New Roman" w:hAnsi="Times New Roman" w:cs="Times New Roman"/>
-          <w:lang w:val="en-US"/>
-        </w:rPr>
-      </w:pPr>
-      <w:r>
-        <w:rPr>
-          <w:rFonts w:ascii="Times New Roman" w:hAnsi="Times New Roman" w:cs="Times New Roman"/>
-          <w:noProof/>
-          <w:lang w:val="en-US"/>
-        </w:rPr>
+          <w:color w:val="000000" w:themeColor="text1"/>
+          <w:lang w:val="en-US"/>
+        </w:rPr>
+      </w:pPr>
+      <w:proofErr w:type="spellStart"/>
+      <w:r>
+        <w:rPr>
+          <w:rFonts w:ascii="Times New Roman" w:hAnsi="Times New Roman" w:cs="Times New Roman"/>
+          <w:color w:val="000000" w:themeColor="text1"/>
+          <w:lang w:val="en-US"/>
+        </w:rPr>
+        <w:t>mkdir</w:t>
+      </w:r>
+      <w:proofErr w:type="spellEnd"/>
+      <w:r>
+        <w:rPr>
+          <w:rFonts w:ascii="Times New Roman" w:hAnsi="Times New Roman" w:cs="Times New Roman"/>
+          <w:color w:val="000000" w:themeColor="text1"/>
+          <w:lang w:val="en-US"/>
+        </w:rPr>
+        <w:t xml:space="preserve"> -p </w:t>
+      </w:r>
+      <w:proofErr w:type="spellStart"/>
+      <w:r>
+        <w:rPr>
+          <w:rFonts w:ascii="Times New Roman" w:hAnsi="Times New Roman" w:cs="Times New Roman"/>
+          <w:color w:val="000000" w:themeColor="text1"/>
+          <w:lang w:val="en-US"/>
+        </w:rPr>
+        <w:t>blastoise</w:t>
+      </w:r>
+      <w:proofErr w:type="spellEnd"/>
+      <w:r>
+        <w:rPr>
+          <w:rFonts w:ascii="Times New Roman" w:hAnsi="Times New Roman" w:cs="Times New Roman"/>
+          <w:color w:val="000000" w:themeColor="text1"/>
+          <w:lang w:val="en-US"/>
+        </w:rPr>
+        <w:t>/</w:t>
+      </w:r>
+      <w:proofErr w:type="spellStart"/>
+      <w:r>
+        <w:rPr>
+          <w:rFonts w:ascii="Times New Roman" w:hAnsi="Times New Roman" w:cs="Times New Roman"/>
+          <w:color w:val="000000" w:themeColor="text1"/>
+          <w:lang w:val="en-US"/>
+        </w:rPr>
+        <w:t>darumaka</w:t>
+      </w:r>
+      <w:proofErr w:type="spellEnd"/>
+      <w:r>
+        <w:rPr>
+          <w:rFonts w:ascii="Times New Roman" w:hAnsi="Times New Roman" w:cs="Times New Roman"/>
+          <w:color w:val="000000" w:themeColor="text1"/>
+          <w:lang w:val="en-US"/>
+        </w:rPr>
+        <w:br/>
+      </w:r>
+      <w:proofErr w:type="spellStart"/>
+      <w:r>
+        <w:rPr>
+          <w:rFonts w:ascii="Times New Roman" w:hAnsi="Times New Roman" w:cs="Times New Roman"/>
+          <w:color w:val="000000" w:themeColor="text1"/>
+          <w:lang w:val="en-US"/>
+        </w:rPr>
+        <w:t>mkdir</w:t>
+      </w:r>
+      <w:proofErr w:type="spellEnd"/>
+      <w:r>
+        <w:rPr>
+          <w:rFonts w:ascii="Times New Roman" w:hAnsi="Times New Roman" w:cs="Times New Roman"/>
+          <w:color w:val="000000" w:themeColor="text1"/>
+          <w:lang w:val="en-US"/>
+        </w:rPr>
+        <w:t xml:space="preserve"> -p </w:t>
+      </w:r>
+      <w:proofErr w:type="spellStart"/>
+      <w:r>
+        <w:rPr>
+          <w:rFonts w:ascii="Times New Roman" w:hAnsi="Times New Roman" w:cs="Times New Roman"/>
+          <w:color w:val="000000" w:themeColor="text1"/>
+          <w:lang w:val="en-US"/>
+        </w:rPr>
+        <w:t>blastoise</w:t>
+      </w:r>
+      <w:proofErr w:type="spellEnd"/>
+      <w:r>
+        <w:rPr>
+          <w:rFonts w:ascii="Times New Roman" w:hAnsi="Times New Roman" w:cs="Times New Roman"/>
+          <w:color w:val="000000" w:themeColor="text1"/>
+          <w:lang w:val="en-US"/>
+        </w:rPr>
+        <w:t>/</w:t>
+      </w:r>
+      <w:proofErr w:type="spellStart"/>
+      <w:r>
+        <w:rPr>
+          <w:rFonts w:ascii="Times New Roman" w:hAnsi="Times New Roman" w:cs="Times New Roman"/>
+          <w:color w:val="000000" w:themeColor="text1"/>
+          <w:lang w:val="en-US"/>
+        </w:rPr>
+        <w:t>gastrodon</w:t>
+      </w:r>
+      <w:proofErr w:type="spellEnd"/>
+      <w:r>
+        <w:rPr>
+          <w:rFonts w:ascii="Times New Roman" w:hAnsi="Times New Roman" w:cs="Times New Roman"/>
+          <w:color w:val="000000" w:themeColor="text1"/>
+          <w:lang w:val="en-US"/>
+        </w:rPr>
+        <w:br/>
+      </w:r>
+      <w:proofErr w:type="spellStart"/>
+      <w:r>
+        <w:rPr>
+          <w:rFonts w:ascii="Times New Roman" w:hAnsi="Times New Roman" w:cs="Times New Roman"/>
+          <w:color w:val="000000" w:themeColor="text1"/>
+          <w:lang w:val="en-US"/>
+        </w:rPr>
+        <w:t>mkdir</w:t>
+      </w:r>
+      <w:proofErr w:type="spellEnd"/>
+      <w:r>
+        <w:rPr>
+          <w:rFonts w:ascii="Times New Roman" w:hAnsi="Times New Roman" w:cs="Times New Roman"/>
+          <w:color w:val="000000" w:themeColor="text1"/>
+          <w:lang w:val="en-US"/>
+        </w:rPr>
+        <w:t xml:space="preserve"> -p </w:t>
+      </w:r>
+      <w:proofErr w:type="spellStart"/>
+      <w:r>
+        <w:rPr>
+          <w:rFonts w:ascii="Times New Roman" w:hAnsi="Times New Roman" w:cs="Times New Roman"/>
+          <w:color w:val="000000" w:themeColor="text1"/>
+          <w:lang w:val="en-US"/>
+        </w:rPr>
+        <w:t>blastoise</w:t>
+      </w:r>
+      <w:proofErr w:type="spellEnd"/>
+      <w:r>
+        <w:rPr>
+          <w:rFonts w:ascii="Times New Roman" w:hAnsi="Times New Roman" w:cs="Times New Roman"/>
+          <w:color w:val="000000" w:themeColor="text1"/>
+          <w:lang w:val="en-US"/>
+        </w:rPr>
+        <w:t>/</w:t>
+      </w:r>
+      <w:proofErr w:type="spellStart"/>
+      <w:r>
+        <w:rPr>
+          <w:rFonts w:ascii="Times New Roman" w:hAnsi="Times New Roman" w:cs="Times New Roman"/>
+          <w:color w:val="000000" w:themeColor="text1"/>
+          <w:lang w:val="en-US"/>
+        </w:rPr>
+        <w:t>unfezant</w:t>
+      </w:r>
+      <w:proofErr w:type="spellEnd"/>
+    </w:p>
+    <w:p>
+      <w:pPr>
+        <w:ind w:left="360"/>
+        <w:rPr>
+          <w:rFonts w:ascii="Times New Roman" w:hAnsi="Times New Roman" w:cs="Times New Roman"/>
+          <w:color w:val="000000" w:themeColor="text1"/>
+          <w:lang w:val="en-US"/>
+        </w:rPr>
+      </w:pPr>
+      <w:r>
+        <w:rPr>
+          <w:rFonts w:ascii="Times New Roman" w:hAnsi="Times New Roman" w:cs="Times New Roman"/>
+          <w:color w:val="000000" w:themeColor="text1"/>
+          <w:lang w:val="en-US"/>
+        </w:rPr>
+        <w:t>echo "</w:t>
+      </w:r>
+      <w:r>
+        <w:rPr>
+          <w:rFonts w:ascii="Times New Roman" w:hAnsi="Times New Roman" w:cs="Times New Roman"/>
+          <w:color w:val="000000" w:themeColor="text1"/>
+        </w:rPr>
+        <w:t>Возможности</w:t>
+      </w:r>
+      <w:r>
+        <w:rPr>
+          <w:rFonts w:ascii="Times New Roman" w:hAnsi="Times New Roman" w:cs="Times New Roman"/>
+          <w:color w:val="000000" w:themeColor="text1"/>
+          <w:lang w:val="en-US"/>
+        </w:rPr>
+        <w:t xml:space="preserve"> = Overland=6 Surface=3 Sky=8 Jump=2 Power2=0 Intelligence=4 Chilled=0 Freezer=0 Stealth=0" &gt;&gt; </w:t>
+      </w:r>
+      <w:proofErr w:type="spellStart"/>
+      <w:r>
+        <w:rPr>
+          <w:rFonts w:ascii="Times New Roman" w:hAnsi="Times New Roman" w:cs="Times New Roman"/>
+          <w:color w:val="000000" w:themeColor="text1"/>
+          <w:lang w:val="en-US"/>
+        </w:rPr>
+        <w:t>blastoise</w:t>
+      </w:r>
+      <w:proofErr w:type="spellEnd"/>
+      <w:r>
+        <w:rPr>
+          <w:rFonts w:ascii="Times New Roman" w:hAnsi="Times New Roman" w:cs="Times New Roman"/>
+          <w:color w:val="000000" w:themeColor="text1"/>
+          <w:lang w:val="en-US"/>
+        </w:rPr>
+        <w:t>/</w:t>
+      </w:r>
+      <w:proofErr w:type="spellStart"/>
+      <w:r>
+        <w:rPr>
+          <w:rFonts w:ascii="Times New Roman" w:hAnsi="Times New Roman" w:cs="Times New Roman"/>
+          <w:color w:val="000000" w:themeColor="text1"/>
+          <w:lang w:val="en-US"/>
+        </w:rPr>
+        <w:t>froslass</w:t>
+      </w:r>
+      <w:proofErr w:type="spellEnd"/>
+      <w:r>
+        <w:rPr>
+          <w:rFonts w:ascii="Times New Roman" w:hAnsi="Times New Roman" w:cs="Times New Roman"/>
+          <w:color w:val="000000" w:themeColor="text1"/>
+          <w:lang w:val="en-US"/>
+        </w:rPr>
+        <w:br/>
+        <w:t>echo "</w:t>
+      </w:r>
+      <w:r>
+        <w:rPr>
+          <w:rFonts w:ascii="Times New Roman" w:hAnsi="Times New Roman" w:cs="Times New Roman"/>
+          <w:color w:val="000000" w:themeColor="text1"/>
+        </w:rPr>
+        <w:t>Способности</w:t>
+      </w:r>
+      <w:r>
+        <w:rPr>
+          <w:rFonts w:ascii="Times New Roman" w:hAnsi="Times New Roman" w:cs="Times New Roman"/>
+          <w:color w:val="000000" w:themeColor="text1"/>
+          <w:lang w:val="en-US"/>
+        </w:rPr>
+        <w:t xml:space="preserve"> = Mind Mold Insomnia Forewarn" &gt;&gt; </w:t>
+      </w:r>
+      <w:proofErr w:type="spellStart"/>
+      <w:r>
+        <w:rPr>
+          <w:rFonts w:ascii="Times New Roman" w:hAnsi="Times New Roman" w:cs="Times New Roman"/>
+          <w:color w:val="000000" w:themeColor="text1"/>
+          <w:lang w:val="en-US"/>
+        </w:rPr>
+        <w:t>blastoise</w:t>
+      </w:r>
+      <w:proofErr w:type="spellEnd"/>
+      <w:r>
+        <w:rPr>
+          <w:rFonts w:ascii="Times New Roman" w:hAnsi="Times New Roman" w:cs="Times New Roman"/>
+          <w:color w:val="000000" w:themeColor="text1"/>
+          <w:lang w:val="en-US"/>
+        </w:rPr>
+        <w:t>/</w:t>
+      </w:r>
+      <w:proofErr w:type="spellStart"/>
+      <w:r>
+        <w:rPr>
+          <w:rFonts w:ascii="Times New Roman" w:hAnsi="Times New Roman" w:cs="Times New Roman"/>
+          <w:color w:val="000000" w:themeColor="text1"/>
+          <w:lang w:val="en-US"/>
+        </w:rPr>
+        <w:t>drowzee</w:t>
+      </w:r>
+      <w:proofErr w:type="spellEnd"/>
+    </w:p>
+    <w:p>
+      <w:pPr>
+        <w:ind w:firstLine="360"/>
+        <w:rPr>
+          <w:rFonts w:ascii="Times New Roman" w:hAnsi="Times New Roman" w:cs="Times New Roman"/>
+          <w:color w:val="000000" w:themeColor="text1"/>
+          <w:lang w:val="en-US"/>
+        </w:rPr>
+      </w:pPr>
+    </w:p>
+    <w:p>
+      <w:pPr>
+        <w:rPr>
+          <w:rFonts w:ascii="Times New Roman" w:hAnsi="Times New Roman" w:cs="Times New Roman"/>
+          <w:color w:val="000000" w:themeColor="text1"/>
+          <w:lang w:val="en-US"/>
+        </w:rPr>
+      </w:pPr>
+    </w:p>
+    <w:p>
+      <w:pPr>
+        <w:pStyle w:val="2"/>
+        <w:jc w:val="center"/>
+        <w:rPr>
+          <w:rFonts w:ascii="Times New Roman" w:hAnsi="Times New Roman" w:cs="Times New Roman"/>
+          <w:color w:val="000000" w:themeColor="text1"/>
+        </w:rPr>
+      </w:pPr>
+      <w:bookmarkStart w:id="3" w:name="_Toc241168287"/>
+      <w:r>
+        <w:rPr>
+          <w:rFonts w:ascii="Times New Roman" w:hAnsi="Times New Roman" w:cs="Times New Roman"/>
+          <w:color w:val="000000" w:themeColor="text1"/>
+        </w:rPr>
+        <w:t>Пункт 2</w:t>
+      </w:r>
+      <w:bookmarkEnd w:id="3"/>
+    </w:p>
+    <w:p>
+      <w:pPr>
+        <w:pStyle w:val="a7"/>
+        <w:numPr>
+          <w:ilvl w:val="0"/>
+          <w:numId w:val="5"/>
+        </w:numPr>
+        <w:rPr>
+          <w:rFonts w:ascii="Times New Roman" w:hAnsi="Times New Roman" w:cs="Times New Roman"/>
+          <w:color w:val="000000" w:themeColor="text1"/>
+        </w:rPr>
+      </w:pPr>
+      <w:r>
+        <w:rPr>
+          <w:rFonts w:ascii="Times New Roman" w:hAnsi="Times New Roman" w:cs="Times New Roman"/>
+          <w:color w:val="000000" w:themeColor="text1"/>
+        </w:rPr>
+        <w:t xml:space="preserve">В пункте 2 для изменения прав использовал </w:t>
+      </w:r>
+      <w:proofErr w:type="spellStart"/>
+      <w:r>
+        <w:rPr>
+          <w:rFonts w:ascii="Times New Roman" w:hAnsi="Times New Roman" w:cs="Times New Roman"/>
+          <w:color w:val="000000" w:themeColor="text1"/>
+          <w:lang w:val="en-US"/>
+        </w:rPr>
+        <w:t>chmod</w:t>
+      </w:r>
+      <w:proofErr w:type="spellEnd"/>
+      <w:r>
+        <w:rPr>
+          <w:rFonts w:ascii="Times New Roman" w:hAnsi="Times New Roman" w:cs="Times New Roman"/>
+          <w:color w:val="000000" w:themeColor="text1"/>
+        </w:rPr>
+        <w:t xml:space="preserve"> </w:t>
+      </w:r>
+    </w:p>
+    <w:p>
+      <w:pPr>
+        <w:ind w:firstLine="708"/>
+        <w:rPr>
+          <w:rFonts w:ascii="Times New Roman" w:hAnsi="Times New Roman" w:cs="Times New Roman"/>
+          <w:color w:val="000000" w:themeColor="text1"/>
+          <w:lang w:val="en-US"/>
+        </w:rPr>
+      </w:pPr>
+      <w:proofErr w:type="spellStart"/>
+      <w:r>
+        <w:rPr>
+          <w:rFonts w:ascii="Times New Roman" w:hAnsi="Times New Roman" w:cs="Times New Roman"/>
+          <w:color w:val="000000" w:themeColor="text1"/>
+          <w:lang w:val="en-US"/>
+        </w:rPr>
+        <w:t>chmod</w:t>
+      </w:r>
+      <w:proofErr w:type="spellEnd"/>
+      <w:r>
+        <w:rPr>
+          <w:rFonts w:ascii="Times New Roman" w:hAnsi="Times New Roman" w:cs="Times New Roman"/>
+          <w:color w:val="000000" w:themeColor="text1"/>
+          <w:lang w:val="en-US"/>
+        </w:rPr>
+        <w:t xml:space="preserve"> 571 </w:t>
+      </w:r>
+      <w:proofErr w:type="spellStart"/>
+      <w:r>
+        <w:rPr>
+          <w:rFonts w:ascii="Times New Roman" w:hAnsi="Times New Roman" w:cs="Times New Roman"/>
+          <w:color w:val="000000" w:themeColor="text1"/>
+          <w:lang w:val="en-US"/>
+        </w:rPr>
+        <w:t>blastoise</w:t>
+      </w:r>
+      <w:proofErr w:type="spellEnd"/>
+      <w:r>
+        <w:rPr>
+          <w:rFonts w:ascii="Times New Roman" w:hAnsi="Times New Roman" w:cs="Times New Roman"/>
+          <w:color w:val="000000" w:themeColor="text1"/>
+          <w:lang w:val="en-US"/>
+        </w:rPr>
+        <w:t>/</w:t>
+      </w:r>
+      <w:proofErr w:type="spellStart"/>
+      <w:r>
+        <w:rPr>
+          <w:rFonts w:ascii="Times New Roman" w:hAnsi="Times New Roman" w:cs="Times New Roman"/>
+          <w:color w:val="000000" w:themeColor="text1"/>
+          <w:lang w:val="en-US"/>
+        </w:rPr>
+        <w:t>darumaka</w:t>
+      </w:r>
+      <w:proofErr w:type="spellEnd"/>
+    </w:p>
+    <w:p>
+      <w:pPr>
+        <w:ind w:firstLine="708"/>
+        <w:rPr>
+          <w:rFonts w:ascii="Times New Roman" w:hAnsi="Times New Roman" w:cs="Times New Roman"/>
+          <w:color w:val="000000" w:themeColor="text1"/>
+        </w:rPr>
+      </w:pPr>
+      <w:proofErr w:type="spellStart"/>
+      <w:r>
+        <w:rPr>
+          <w:rFonts w:ascii="Times New Roman" w:hAnsi="Times New Roman" w:cs="Times New Roman"/>
+          <w:color w:val="000000" w:themeColor="text1"/>
+          <w:lang w:val="en-US"/>
+        </w:rPr>
+        <w:t>chmod</w:t>
+      </w:r>
+      <w:proofErr w:type="spellEnd"/>
+      <w:r>
+        <w:rPr>
+          <w:rFonts w:ascii="Times New Roman" w:hAnsi="Times New Roman" w:cs="Times New Roman"/>
+          <w:color w:val="000000" w:themeColor="text1"/>
+          <w:lang w:val="en-US"/>
+        </w:rPr>
+        <w:t xml:space="preserve"> u=</w:t>
+      </w:r>
+      <w:proofErr w:type="spellStart"/>
+      <w:proofErr w:type="gramStart"/>
+      <w:r>
+        <w:rPr>
+          <w:rFonts w:ascii="Times New Roman" w:hAnsi="Times New Roman" w:cs="Times New Roman"/>
+          <w:color w:val="000000" w:themeColor="text1"/>
+          <w:lang w:val="en-US"/>
+        </w:rPr>
+        <w:t>rw,g</w:t>
+      </w:r>
+      <w:proofErr w:type="spellEnd"/>
+      <w:proofErr w:type="gramEnd"/>
+      <w:r>
+        <w:rPr>
+          <w:rFonts w:ascii="Times New Roman" w:hAnsi="Times New Roman" w:cs="Times New Roman"/>
+          <w:color w:val="000000" w:themeColor="text1"/>
+          <w:lang w:val="en-US"/>
+        </w:rPr>
+        <w:t>=</w:t>
+      </w:r>
+      <w:proofErr w:type="spellStart"/>
+      <w:proofErr w:type="gramStart"/>
+      <w:r>
+        <w:rPr>
+          <w:rFonts w:ascii="Times New Roman" w:hAnsi="Times New Roman" w:cs="Times New Roman"/>
+          <w:color w:val="000000" w:themeColor="text1"/>
+          <w:lang w:val="en-US"/>
+        </w:rPr>
+        <w:t>r,o</w:t>
+      </w:r>
+      <w:proofErr w:type="spellEnd"/>
+      <w:proofErr w:type="gramEnd"/>
+      <w:r>
+        <w:rPr>
+          <w:rFonts w:ascii="Times New Roman" w:hAnsi="Times New Roman" w:cs="Times New Roman"/>
+          <w:color w:val="000000" w:themeColor="text1"/>
+          <w:lang w:val="en-US"/>
+        </w:rPr>
+        <w:t xml:space="preserve">=r </w:t>
+      </w:r>
+      <w:proofErr w:type="spellStart"/>
+      <w:r>
+        <w:rPr>
+          <w:rFonts w:ascii="Times New Roman" w:hAnsi="Times New Roman" w:cs="Times New Roman"/>
+          <w:color w:val="000000" w:themeColor="text1"/>
+          <w:lang w:val="en-US"/>
+        </w:rPr>
+        <w:t>blastoise</w:t>
+      </w:r>
+      <w:proofErr w:type="spellEnd"/>
+      <w:r>
+        <w:rPr>
+          <w:rFonts w:ascii="Times New Roman" w:hAnsi="Times New Roman" w:cs="Times New Roman"/>
+          <w:color w:val="000000" w:themeColor="text1"/>
+          <w:lang w:val="en-US"/>
+        </w:rPr>
+        <w:t>/</w:t>
+      </w:r>
+      <w:proofErr w:type="spellStart"/>
+      <w:r>
+        <w:rPr>
+          <w:rFonts w:ascii="Times New Roman" w:hAnsi="Times New Roman" w:cs="Times New Roman"/>
+          <w:color w:val="000000" w:themeColor="text1"/>
+          <w:lang w:val="en-US"/>
+        </w:rPr>
+        <w:t>froslass</w:t>
+      </w:r>
+      <w:proofErr w:type="spellEnd"/>
+      <w:r>
+        <w:rPr>
+          <w:rFonts w:ascii="Times New Roman" w:hAnsi="Times New Roman" w:cs="Times New Roman"/>
+          <w:color w:val="000000" w:themeColor="text1"/>
+        </w:rPr>
+        <w:tab/>
+      </w:r>
+    </w:p>
+    <w:p>
+      <w:pPr>
+        <w:ind w:firstLine="708"/>
+        <w:rPr>
+          <w:rFonts w:ascii="Times New Roman" w:hAnsi="Times New Roman" w:cs="Times New Roman"/>
+          <w:color w:val="000000" w:themeColor="text1"/>
+          <w:lang w:val="en-US"/>
+        </w:rPr>
+      </w:pPr>
+    </w:p>
+    <w:p>
+      <w:pPr>
+        <w:pStyle w:val="2"/>
+        <w:jc w:val="center"/>
+        <w:rPr>
+          <w:rFonts w:ascii="Times New Roman" w:hAnsi="Times New Roman" w:cs="Times New Roman"/>
+          <w:color w:val="000000" w:themeColor="text1"/>
+        </w:rPr>
+      </w:pPr>
+      <w:bookmarkStart w:id="4" w:name="_Toc241168288"/>
+      <w:r>
+        <w:rPr>
+          <w:rFonts w:ascii="Times New Roman" w:hAnsi="Times New Roman" w:cs="Times New Roman"/>
+          <w:color w:val="000000" w:themeColor="text1"/>
+        </w:rPr>
+        <w:t>Пункт 3</w:t>
+      </w:r>
+      <w:bookmarkEnd w:id="4"/>
+    </w:p>
+    <w:p>
+      <w:pPr>
+        <w:pStyle w:val="a7"/>
+        <w:numPr>
+          <w:ilvl w:val="0"/>
+          <w:numId w:val="6"/>
+        </w:numPr>
+        <w:rPr>
+          <w:rFonts w:ascii="Times New Roman" w:hAnsi="Times New Roman" w:cs="Times New Roman"/>
+          <w:color w:val="000000" w:themeColor="text1"/>
+        </w:rPr>
+      </w:pPr>
+      <w:r>
+        <w:rPr>
+          <w:rFonts w:ascii="Times New Roman" w:hAnsi="Times New Roman" w:cs="Times New Roman"/>
+          <w:color w:val="000000" w:themeColor="text1"/>
+        </w:rPr>
+        <w:t xml:space="preserve">В 3 пункте 1 подпункте создал жесткую ссылку с помощью команды </w:t>
+      </w:r>
+      <w:r>
+        <w:rPr>
+          <w:rFonts w:ascii="Times New Roman" w:hAnsi="Times New Roman" w:cs="Times New Roman"/>
+          <w:color w:val="000000" w:themeColor="text1"/>
+          <w:lang w:val="en-US"/>
+        </w:rPr>
+        <w:t>ln</w:t>
+      </w:r>
+    </w:p>
+    <w:p>
+      <w:pPr>
+        <w:ind w:firstLine="708"/>
+        <w:rPr>
+          <w:rFonts w:ascii="Times New Roman" w:hAnsi="Times New Roman" w:cs="Times New Roman"/>
+          <w:color w:val="000000" w:themeColor="text1"/>
+        </w:rPr>
+      </w:pPr>
+      <w:proofErr w:type="spellStart"/>
+      <w:r>
+        <w:rPr>
+          <w:rFonts w:ascii="Times New Roman" w:hAnsi="Times New Roman" w:cs="Times New Roman"/>
+          <w:color w:val="000000" w:themeColor="text1"/>
+        </w:rPr>
+        <w:t>ln</w:t>
+      </w:r>
+      <w:proofErr w:type="spellEnd"/>
+      <w:r>
+        <w:rPr>
+          <w:rFonts w:ascii="Times New Roman" w:hAnsi="Times New Roman" w:cs="Times New Roman"/>
+          <w:color w:val="000000" w:themeColor="text1"/>
+        </w:rPr>
+        <w:t xml:space="preserve"> </w:t>
+      </w:r>
+      <w:proofErr w:type="spellStart"/>
+      <w:r>
+        <w:rPr>
+          <w:rFonts w:ascii="Times New Roman" w:hAnsi="Times New Roman" w:cs="Times New Roman"/>
+          <w:color w:val="000000" w:themeColor="text1"/>
+        </w:rPr>
+        <w:t>corphish</w:t>
+      </w:r>
+      <w:proofErr w:type="spellEnd"/>
+      <w:r>
+        <w:rPr>
+          <w:rFonts w:ascii="Times New Roman" w:hAnsi="Times New Roman" w:cs="Times New Roman"/>
+          <w:color w:val="000000" w:themeColor="text1"/>
+        </w:rPr>
+        <w:t xml:space="preserve"> </w:t>
+      </w:r>
+      <w:proofErr w:type="spellStart"/>
+      <w:r>
+        <w:rPr>
+          <w:rFonts w:ascii="Times New Roman" w:hAnsi="Times New Roman" w:cs="Times New Roman"/>
+          <w:color w:val="000000" w:themeColor="text1"/>
+        </w:rPr>
+        <w:t>blastoise</w:t>
+      </w:r>
+      <w:proofErr w:type="spellEnd"/>
+      <w:r>
+        <w:rPr>
+          <w:rFonts w:ascii="Times New Roman" w:hAnsi="Times New Roman" w:cs="Times New Roman"/>
+          <w:color w:val="000000" w:themeColor="text1"/>
+        </w:rPr>
+        <w:t>/</w:t>
+      </w:r>
+      <w:proofErr w:type="spellStart"/>
+      <w:r>
+        <w:rPr>
+          <w:rFonts w:ascii="Times New Roman" w:hAnsi="Times New Roman" w:cs="Times New Roman"/>
+          <w:color w:val="000000" w:themeColor="text1"/>
+        </w:rPr>
+        <w:t>drowzeecorphish</w:t>
+      </w:r>
+      <w:proofErr w:type="spellEnd"/>
+    </w:p>
+    <w:p>
+      <w:pPr>
+        <w:ind w:firstLine="360"/>
+        <w:rPr>
+          <w:rFonts w:ascii="Times New Roman" w:hAnsi="Times New Roman" w:cs="Times New Roman"/>
+          <w:color w:val="000000" w:themeColor="text1"/>
+        </w:rPr>
+      </w:pPr>
+      <w:r>
+        <w:rPr>
+          <w:rFonts w:ascii="Times New Roman" w:hAnsi="Times New Roman" w:cs="Times New Roman"/>
+          <w:color w:val="000000" w:themeColor="text1"/>
+        </w:rPr>
+        <w:t>Поскольку права ограничивают прочтение, возвращаю их, смотрю файл и снова убираю права</w:t>
+      </w:r>
+    </w:p>
+    <w:p>
+      <w:pPr>
+        <w:pStyle w:val="a7"/>
+        <w:numPr>
+          <w:ilvl w:val="0"/>
+          <w:numId w:val="6"/>
+        </w:numPr>
+        <w:rPr>
+          <w:rFonts w:ascii="Times New Roman" w:hAnsi="Times New Roman" w:cs="Times New Roman"/>
+          <w:color w:val="000000" w:themeColor="text1"/>
+        </w:rPr>
+      </w:pPr>
+      <w:r>
+        <w:rPr>
+          <w:rFonts w:ascii="Times New Roman" w:hAnsi="Times New Roman" w:cs="Times New Roman"/>
+          <w:color w:val="000000" w:themeColor="text1"/>
+        </w:rPr>
+        <w:t xml:space="preserve">В 2 подпункте </w:t>
+      </w:r>
+      <w:r>
+        <w:rPr>
+          <w:rFonts w:ascii="Times New Roman" w:hAnsi="Times New Roman" w:cs="Times New Roman"/>
+          <w:color w:val="000000" w:themeColor="text1"/>
+        </w:rPr>
+        <w:t xml:space="preserve">копирую содержимое </w:t>
+      </w:r>
+      <w:proofErr w:type="spellStart"/>
+      <w:r>
+        <w:rPr>
+          <w:rFonts w:ascii="Times New Roman" w:hAnsi="Times New Roman" w:cs="Times New Roman"/>
+          <w:color w:val="000000" w:themeColor="text1"/>
+          <w:lang w:val="en-US"/>
+        </w:rPr>
+        <w:t>ladyba</w:t>
+      </w:r>
+      <w:proofErr w:type="spellEnd"/>
+      <w:r>
+        <w:rPr>
+          <w:rFonts w:ascii="Times New Roman" w:hAnsi="Times New Roman" w:cs="Times New Roman"/>
+          <w:color w:val="000000" w:themeColor="text1"/>
+        </w:rPr>
+        <w:t xml:space="preserve"> в </w:t>
+      </w:r>
+      <w:proofErr w:type="spellStart"/>
+      <w:proofErr w:type="gramStart"/>
+      <w:r>
+        <w:rPr>
+          <w:rFonts w:ascii="Times New Roman" w:hAnsi="Times New Roman" w:cs="Times New Roman"/>
+          <w:color w:val="000000" w:themeColor="text1"/>
+          <w:lang w:val="en-US"/>
+        </w:rPr>
+        <w:t>blastoise</w:t>
+      </w:r>
+      <w:proofErr w:type="spellEnd"/>
+      <w:r>
+        <w:rPr>
+          <w:rFonts w:ascii="Times New Roman" w:hAnsi="Times New Roman" w:cs="Times New Roman"/>
+          <w:color w:val="000000" w:themeColor="text1"/>
+        </w:rPr>
+        <w:t>.</w:t>
+      </w:r>
+      <w:proofErr w:type="spellStart"/>
+      <w:r>
+        <w:rPr>
+          <w:rFonts w:ascii="Times New Roman" w:hAnsi="Times New Roman" w:cs="Times New Roman"/>
+          <w:color w:val="000000" w:themeColor="text1"/>
+          <w:lang w:val="en-US"/>
+        </w:rPr>
+        <w:t>drowzeeledyba</w:t>
+      </w:r>
+      <w:proofErr w:type="spellEnd"/>
+      <w:proofErr w:type="gramEnd"/>
+    </w:p>
+    <w:p>
+      <w:pPr>
+        <w:ind w:firstLine="708"/>
+        <w:rPr>
+          <w:rFonts w:ascii="Times New Roman" w:hAnsi="Times New Roman" w:cs="Times New Roman"/>
+          <w:color w:val="000000" w:themeColor="text1"/>
+          <w:lang w:val="en-US"/>
+        </w:rPr>
+      </w:pPr>
+      <w:r>
+        <w:rPr>
+          <w:rFonts w:ascii="Times New Roman" w:hAnsi="Times New Roman" w:cs="Times New Roman"/>
+          <w:color w:val="000000" w:themeColor="text1"/>
+          <w:lang w:val="en-US"/>
+        </w:rPr>
+        <w:t xml:space="preserve">cp </w:t>
+      </w:r>
+      <w:proofErr w:type="spellStart"/>
+      <w:r>
+        <w:rPr>
+          <w:rFonts w:ascii="Times New Roman" w:hAnsi="Times New Roman" w:cs="Times New Roman"/>
+          <w:color w:val="000000" w:themeColor="text1"/>
+          <w:lang w:val="en-US"/>
+        </w:rPr>
+        <w:t>ledyba</w:t>
+      </w:r>
+      <w:proofErr w:type="spellEnd"/>
+      <w:r>
+        <w:rPr>
+          <w:rFonts w:ascii="Times New Roman" w:hAnsi="Times New Roman" w:cs="Times New Roman"/>
+          <w:color w:val="000000" w:themeColor="text1"/>
+          <w:lang w:val="en-US"/>
+        </w:rPr>
+        <w:t xml:space="preserve"> </w:t>
+      </w:r>
+      <w:proofErr w:type="spellStart"/>
+      <w:r>
+        <w:rPr>
+          <w:rFonts w:ascii="Times New Roman" w:hAnsi="Times New Roman" w:cs="Times New Roman"/>
+          <w:color w:val="000000" w:themeColor="text1"/>
+          <w:lang w:val="en-US"/>
+        </w:rPr>
+        <w:t>blastoise</w:t>
+      </w:r>
+      <w:proofErr w:type="spellEnd"/>
+      <w:r>
+        <w:rPr>
+          <w:rFonts w:ascii="Times New Roman" w:hAnsi="Times New Roman" w:cs="Times New Roman"/>
+          <w:color w:val="000000" w:themeColor="text1"/>
+          <w:lang w:val="en-US"/>
+        </w:rPr>
+        <w:t>/</w:t>
+      </w:r>
+      <w:proofErr w:type="spellStart"/>
+      <w:r>
+        <w:rPr>
+          <w:rFonts w:ascii="Times New Roman" w:hAnsi="Times New Roman" w:cs="Times New Roman"/>
+          <w:color w:val="000000" w:themeColor="text1"/>
+          <w:lang w:val="en-US"/>
+        </w:rPr>
+        <w:t>drowzeeledyba</w:t>
+      </w:r>
+      <w:proofErr w:type="spellEnd"/>
+    </w:p>
+    <w:p>
+      <w:pPr>
+        <w:pStyle w:val="a7"/>
+        <w:numPr>
+          <w:ilvl w:val="0"/>
+          <w:numId w:val="6"/>
+        </w:numPr>
+        <w:rPr>
+          <w:rFonts w:ascii="Times New Roman" w:hAnsi="Times New Roman" w:cs="Times New Roman"/>
+          <w:color w:val="000000" w:themeColor="text1"/>
+        </w:rPr>
+      </w:pPr>
+      <w:r>
+        <w:rPr>
+          <w:rFonts w:ascii="Times New Roman" w:hAnsi="Times New Roman" w:cs="Times New Roman"/>
+          <w:color w:val="000000" w:themeColor="text1"/>
+        </w:rPr>
+        <w:t xml:space="preserve">В 3 подпункте соединяю содержимое двух файлов в один с помощью команды </w:t>
+      </w:r>
+      <w:r>
+        <w:rPr>
+          <w:rFonts w:ascii="Times New Roman" w:hAnsi="Times New Roman" w:cs="Times New Roman"/>
+          <w:color w:val="000000" w:themeColor="text1"/>
+          <w:lang w:val="en-US"/>
+        </w:rPr>
+        <w:t>cat</w:t>
+      </w:r>
+    </w:p>
+    <w:p>
+      <w:pPr>
+        <w:ind w:firstLine="708"/>
+        <w:rPr>
+          <w:rFonts w:ascii="Times New Roman" w:hAnsi="Times New Roman" w:cs="Times New Roman"/>
+          <w:color w:val="000000" w:themeColor="text1"/>
+        </w:rPr>
+      </w:pPr>
+      <w:proofErr w:type="spellStart"/>
+      <w:r>
+        <w:rPr>
+          <w:rFonts w:ascii="Times New Roman" w:hAnsi="Times New Roman" w:cs="Times New Roman"/>
+          <w:color w:val="000000" w:themeColor="text1"/>
+        </w:rPr>
+        <w:lastRenderedPageBreak/>
+        <w:t>chmod</w:t>
+      </w:r>
+      <w:proofErr w:type="spellEnd"/>
+      <w:r>
+        <w:rPr>
+          <w:rFonts w:ascii="Times New Roman" w:hAnsi="Times New Roman" w:cs="Times New Roman"/>
+          <w:color w:val="000000" w:themeColor="text1"/>
+        </w:rPr>
+        <w:t xml:space="preserve"> </w:t>
+      </w:r>
+      <w:proofErr w:type="spellStart"/>
+      <w:r>
+        <w:rPr>
+          <w:rFonts w:ascii="Times New Roman" w:hAnsi="Times New Roman" w:cs="Times New Roman"/>
+          <w:color w:val="000000" w:themeColor="text1"/>
+        </w:rPr>
+        <w:t>u+r</w:t>
+      </w:r>
+      <w:proofErr w:type="spellEnd"/>
+      <w:r>
+        <w:rPr>
+          <w:rFonts w:ascii="Times New Roman" w:hAnsi="Times New Roman" w:cs="Times New Roman"/>
+          <w:color w:val="000000" w:themeColor="text1"/>
+        </w:rPr>
+        <w:t xml:space="preserve"> </w:t>
+      </w:r>
+      <w:proofErr w:type="spellStart"/>
+      <w:r>
+        <w:rPr>
+          <w:rFonts w:ascii="Times New Roman" w:hAnsi="Times New Roman" w:cs="Times New Roman"/>
+          <w:color w:val="000000" w:themeColor="text1"/>
+        </w:rPr>
+        <w:t>blastoise</w:t>
+      </w:r>
+      <w:proofErr w:type="spellEnd"/>
+      <w:r>
+        <w:rPr>
+          <w:rFonts w:ascii="Times New Roman" w:hAnsi="Times New Roman" w:cs="Times New Roman"/>
+          <w:color w:val="000000" w:themeColor="text1"/>
+        </w:rPr>
+        <w:t xml:space="preserve"> # Возвращаем права для чтения</w:t>
+      </w:r>
+    </w:p>
+    <w:p>
+      <w:pPr>
+        <w:ind w:firstLine="708"/>
+        <w:rPr>
+          <w:rFonts w:ascii="Times New Roman" w:hAnsi="Times New Roman" w:cs="Times New Roman"/>
+          <w:color w:val="000000" w:themeColor="text1"/>
+        </w:rPr>
+      </w:pPr>
+      <w:proofErr w:type="spellStart"/>
+      <w:r>
+        <w:rPr>
+          <w:rFonts w:ascii="Times New Roman" w:hAnsi="Times New Roman" w:cs="Times New Roman"/>
+          <w:color w:val="000000" w:themeColor="text1"/>
+          <w:lang w:val="en-US"/>
+        </w:rPr>
+        <w:t>chmod</w:t>
+      </w:r>
+      <w:proofErr w:type="spellEnd"/>
+      <w:r>
+        <w:rPr>
+          <w:rFonts w:ascii="Times New Roman" w:hAnsi="Times New Roman" w:cs="Times New Roman"/>
+          <w:color w:val="000000" w:themeColor="text1"/>
+          <w:lang w:val="en-US"/>
+        </w:rPr>
+        <w:t xml:space="preserve"> u=</w:t>
+      </w:r>
+      <w:proofErr w:type="spellStart"/>
+      <w:r>
+        <w:rPr>
+          <w:rFonts w:ascii="Times New Roman" w:hAnsi="Times New Roman" w:cs="Times New Roman"/>
+          <w:color w:val="000000" w:themeColor="text1"/>
+          <w:lang w:val="en-US"/>
+        </w:rPr>
+        <w:t>rwx</w:t>
+      </w:r>
+      <w:proofErr w:type="spellEnd"/>
+      <w:r>
+        <w:rPr>
+          <w:rFonts w:ascii="Times New Roman" w:hAnsi="Times New Roman" w:cs="Times New Roman"/>
+          <w:color w:val="000000" w:themeColor="text1"/>
+          <w:lang w:val="en-US"/>
+        </w:rPr>
+        <w:t xml:space="preserve"> </w:t>
+      </w:r>
+      <w:proofErr w:type="spellStart"/>
+      <w:r>
+        <w:rPr>
+          <w:rFonts w:ascii="Times New Roman" w:hAnsi="Times New Roman" w:cs="Times New Roman"/>
+          <w:color w:val="000000" w:themeColor="text1"/>
+          <w:lang w:val="en-US"/>
+        </w:rPr>
+        <w:t>leafeon</w:t>
+      </w:r>
+      <w:proofErr w:type="spellEnd"/>
+      <w:r>
+        <w:rPr>
+          <w:rFonts w:ascii="Times New Roman" w:hAnsi="Times New Roman" w:cs="Times New Roman"/>
+          <w:color w:val="000000" w:themeColor="text1"/>
+          <w:lang w:val="en-US"/>
+        </w:rPr>
+        <w:t>/</w:t>
+      </w:r>
+      <w:proofErr w:type="spellStart"/>
+      <w:r>
+        <w:rPr>
+          <w:rFonts w:ascii="Times New Roman" w:hAnsi="Times New Roman" w:cs="Times New Roman"/>
+          <w:color w:val="000000" w:themeColor="text1"/>
+          <w:lang w:val="en-US"/>
+        </w:rPr>
+        <w:t>swampert</w:t>
+      </w:r>
+      <w:proofErr w:type="spellEnd"/>
+    </w:p>
+    <w:p>
+      <w:pPr>
+        <w:ind w:firstLine="708"/>
+        <w:rPr>
+          <w:rFonts w:ascii="Times New Roman" w:hAnsi="Times New Roman" w:cs="Times New Roman"/>
+          <w:color w:val="000000" w:themeColor="text1"/>
+          <w:lang w:val="en-US"/>
+        </w:rPr>
+      </w:pPr>
+      <w:r>
+        <w:rPr>
+          <w:rFonts w:ascii="Times New Roman" w:hAnsi="Times New Roman" w:cs="Times New Roman"/>
+          <w:color w:val="000000" w:themeColor="text1"/>
+          <w:lang w:val="en-US"/>
+        </w:rPr>
+        <w:t xml:space="preserve">cat </w:t>
+      </w:r>
+      <w:proofErr w:type="spellStart"/>
+      <w:r>
+        <w:rPr>
+          <w:rFonts w:ascii="Times New Roman" w:hAnsi="Times New Roman" w:cs="Times New Roman"/>
+          <w:color w:val="000000" w:themeColor="text1"/>
+          <w:lang w:val="en-US"/>
+        </w:rPr>
+        <w:t>blastoise</w:t>
+      </w:r>
+      <w:proofErr w:type="spellEnd"/>
+      <w:r>
+        <w:rPr>
+          <w:rFonts w:ascii="Times New Roman" w:hAnsi="Times New Roman" w:cs="Times New Roman"/>
+          <w:color w:val="000000" w:themeColor="text1"/>
+          <w:lang w:val="en-US"/>
+        </w:rPr>
+        <w:t>/</w:t>
+      </w:r>
+      <w:proofErr w:type="spellStart"/>
+      <w:r>
+        <w:rPr>
+          <w:rFonts w:ascii="Times New Roman" w:hAnsi="Times New Roman" w:cs="Times New Roman"/>
+          <w:color w:val="000000" w:themeColor="text1"/>
+          <w:lang w:val="en-US"/>
+        </w:rPr>
+        <w:t>drowzee</w:t>
+      </w:r>
+      <w:proofErr w:type="spellEnd"/>
+      <w:r>
+        <w:rPr>
+          <w:rFonts w:ascii="Times New Roman" w:hAnsi="Times New Roman" w:cs="Times New Roman"/>
+          <w:color w:val="000000" w:themeColor="text1"/>
+          <w:lang w:val="en-US"/>
+        </w:rPr>
+        <w:t xml:space="preserve"> </w:t>
+      </w:r>
+      <w:proofErr w:type="spellStart"/>
+      <w:r>
+        <w:rPr>
+          <w:rFonts w:ascii="Times New Roman" w:hAnsi="Times New Roman" w:cs="Times New Roman"/>
+          <w:color w:val="000000" w:themeColor="text1"/>
+          <w:lang w:val="en-US"/>
+        </w:rPr>
+        <w:t>leafeon</w:t>
+      </w:r>
+      <w:proofErr w:type="spellEnd"/>
+      <w:r>
+        <w:rPr>
+          <w:rFonts w:ascii="Times New Roman" w:hAnsi="Times New Roman" w:cs="Times New Roman"/>
+          <w:color w:val="000000" w:themeColor="text1"/>
+          <w:lang w:val="en-US"/>
+        </w:rPr>
+        <w:t>/</w:t>
+      </w:r>
+      <w:proofErr w:type="spellStart"/>
+      <w:r>
+        <w:rPr>
+          <w:rFonts w:ascii="Times New Roman" w:hAnsi="Times New Roman" w:cs="Times New Roman"/>
+          <w:color w:val="000000" w:themeColor="text1"/>
+          <w:lang w:val="en-US"/>
+        </w:rPr>
+        <w:t>swampert</w:t>
+      </w:r>
+      <w:proofErr w:type="spellEnd"/>
+      <w:r>
+        <w:rPr>
+          <w:rFonts w:ascii="Times New Roman" w:hAnsi="Times New Roman" w:cs="Times New Roman"/>
+          <w:color w:val="000000" w:themeColor="text1"/>
+          <w:lang w:val="en-US"/>
+        </w:rPr>
+        <w:t xml:space="preserve"> &gt; steelix_80</w:t>
+      </w:r>
+    </w:p>
+    <w:p>
+      <w:pPr>
+        <w:ind w:firstLine="708"/>
+        <w:rPr>
+          <w:rFonts w:ascii="Times New Roman" w:hAnsi="Times New Roman" w:cs="Times New Roman"/>
+          <w:color w:val="000000" w:themeColor="text1"/>
+        </w:rPr>
+      </w:pPr>
+      <w:proofErr w:type="spellStart"/>
+      <w:r>
+        <w:rPr>
+          <w:rFonts w:ascii="Times New Roman" w:hAnsi="Times New Roman" w:cs="Times New Roman"/>
+          <w:color w:val="000000" w:themeColor="text1"/>
+        </w:rPr>
+        <w:t>chmod</w:t>
+      </w:r>
+      <w:proofErr w:type="spellEnd"/>
+      <w:r>
+        <w:rPr>
+          <w:rFonts w:ascii="Times New Roman" w:hAnsi="Times New Roman" w:cs="Times New Roman"/>
+          <w:color w:val="000000" w:themeColor="text1"/>
+        </w:rPr>
+        <w:t xml:space="preserve"> u=- </w:t>
+      </w:r>
+      <w:proofErr w:type="spellStart"/>
+      <w:r>
+        <w:rPr>
+          <w:rFonts w:ascii="Times New Roman" w:hAnsi="Times New Roman" w:cs="Times New Roman"/>
+          <w:color w:val="000000" w:themeColor="text1"/>
+        </w:rPr>
+        <w:t>leafeon</w:t>
+      </w:r>
+      <w:proofErr w:type="spellEnd"/>
+      <w:r>
+        <w:rPr>
+          <w:rFonts w:ascii="Times New Roman" w:hAnsi="Times New Roman" w:cs="Times New Roman"/>
+          <w:color w:val="000000" w:themeColor="text1"/>
+        </w:rPr>
+        <w:t>/</w:t>
+      </w:r>
+      <w:proofErr w:type="spellStart"/>
+      <w:r>
+        <w:rPr>
+          <w:rFonts w:ascii="Times New Roman" w:hAnsi="Times New Roman" w:cs="Times New Roman"/>
+          <w:color w:val="000000" w:themeColor="text1"/>
+        </w:rPr>
+        <w:t>swampert</w:t>
+      </w:r>
+      <w:proofErr w:type="spellEnd"/>
+      <w:r>
+        <w:rPr>
+          <w:rFonts w:ascii="Times New Roman" w:hAnsi="Times New Roman" w:cs="Times New Roman"/>
+          <w:color w:val="000000" w:themeColor="text1"/>
+        </w:rPr>
+        <w:t xml:space="preserve"> # Убираем права для чтения</w:t>
+      </w:r>
+    </w:p>
+    <w:p>
+      <w:pPr>
+        <w:ind w:firstLine="708"/>
+        <w:rPr>
+          <w:rFonts w:ascii="Times New Roman" w:hAnsi="Times New Roman" w:cs="Times New Roman"/>
+          <w:color w:val="000000" w:themeColor="text1"/>
+        </w:rPr>
+      </w:pPr>
+      <w:proofErr w:type="spellStart"/>
+      <w:r>
+        <w:rPr>
+          <w:rFonts w:ascii="Times New Roman" w:hAnsi="Times New Roman" w:cs="Times New Roman"/>
+          <w:color w:val="000000" w:themeColor="text1"/>
+        </w:rPr>
+        <w:t>chmod</w:t>
+      </w:r>
+      <w:proofErr w:type="spellEnd"/>
+      <w:r>
+        <w:rPr>
+          <w:rFonts w:ascii="Times New Roman" w:hAnsi="Times New Roman" w:cs="Times New Roman"/>
+          <w:color w:val="000000" w:themeColor="text1"/>
+        </w:rPr>
+        <w:t xml:space="preserve"> u-r </w:t>
+      </w:r>
+      <w:proofErr w:type="spellStart"/>
+      <w:r>
+        <w:rPr>
+          <w:rFonts w:ascii="Times New Roman" w:hAnsi="Times New Roman" w:cs="Times New Roman"/>
+          <w:color w:val="000000" w:themeColor="text1"/>
+        </w:rPr>
+        <w:t>blastoise</w:t>
+      </w:r>
+      <w:proofErr w:type="spellEnd"/>
+    </w:p>
+    <w:p>
+      <w:pPr>
+        <w:ind w:firstLine="360"/>
+        <w:rPr>
+          <w:rFonts w:ascii="Times New Roman" w:hAnsi="Times New Roman" w:cs="Times New Roman"/>
+          <w:color w:val="000000" w:themeColor="text1"/>
+        </w:rPr>
+      </w:pPr>
+      <w:r>
+        <w:rPr>
+          <w:rFonts w:ascii="Times New Roman" w:hAnsi="Times New Roman" w:cs="Times New Roman"/>
+          <w:color w:val="000000" w:themeColor="text1"/>
+        </w:rPr>
+        <w:t>Поскольку возникла ошибка с правами доступа, мне пришлось дать минимальные права для доступа</w:t>
+      </w:r>
+    </w:p>
+    <w:p>
+      <w:pPr>
+        <w:pStyle w:val="a7"/>
+        <w:numPr>
+          <w:ilvl w:val="0"/>
+          <w:numId w:val="6"/>
+        </w:numPr>
+        <w:rPr>
+          <w:rFonts w:ascii="Times New Roman" w:hAnsi="Times New Roman" w:cs="Times New Roman"/>
+          <w:color w:val="000000" w:themeColor="text1"/>
+        </w:rPr>
+      </w:pPr>
+      <w:r>
+        <w:rPr>
+          <w:rFonts w:ascii="Times New Roman" w:hAnsi="Times New Roman" w:cs="Times New Roman"/>
+          <w:color w:val="000000" w:themeColor="text1"/>
+        </w:rPr>
+        <w:t xml:space="preserve">В 4 подпункте скопировал содержимое через команду </w:t>
+      </w:r>
+      <w:r>
+        <w:rPr>
+          <w:rFonts w:ascii="Times New Roman" w:hAnsi="Times New Roman" w:cs="Times New Roman"/>
+          <w:color w:val="000000" w:themeColor="text1"/>
+          <w:lang w:val="en-US"/>
+        </w:rPr>
+        <w:t>cp</w:t>
+      </w:r>
+      <w:r>
+        <w:rPr>
+          <w:rFonts w:ascii="Times New Roman" w:hAnsi="Times New Roman" w:cs="Times New Roman"/>
+          <w:color w:val="000000" w:themeColor="text1"/>
+        </w:rPr>
+        <w:t>, никаких дополнительных прав не понадобилось</w:t>
+      </w:r>
+    </w:p>
+    <w:p>
+      <w:pPr>
+        <w:ind w:firstLine="708"/>
+        <w:rPr>
+          <w:rFonts w:ascii="Times New Roman" w:hAnsi="Times New Roman" w:cs="Times New Roman"/>
+          <w:color w:val="000000" w:themeColor="text1"/>
+        </w:rPr>
+      </w:pPr>
+      <w:proofErr w:type="spellStart"/>
+      <w:r>
+        <w:rPr>
+          <w:rFonts w:ascii="Times New Roman" w:hAnsi="Times New Roman" w:cs="Times New Roman"/>
+          <w:color w:val="000000" w:themeColor="text1"/>
+        </w:rPr>
+        <w:t>cp</w:t>
+      </w:r>
+      <w:proofErr w:type="spellEnd"/>
+      <w:r>
+        <w:rPr>
+          <w:rFonts w:ascii="Times New Roman" w:hAnsi="Times New Roman" w:cs="Times New Roman"/>
+          <w:color w:val="000000" w:themeColor="text1"/>
+        </w:rPr>
+        <w:t xml:space="preserve"> </w:t>
+      </w:r>
+      <w:proofErr w:type="spellStart"/>
+      <w:r>
+        <w:rPr>
+          <w:rFonts w:ascii="Times New Roman" w:hAnsi="Times New Roman" w:cs="Times New Roman"/>
+          <w:color w:val="000000" w:themeColor="text1"/>
+        </w:rPr>
+        <w:t>ledyba</w:t>
+      </w:r>
+      <w:proofErr w:type="spellEnd"/>
+      <w:r>
+        <w:rPr>
+          <w:rFonts w:ascii="Times New Roman" w:hAnsi="Times New Roman" w:cs="Times New Roman"/>
+          <w:color w:val="000000" w:themeColor="text1"/>
+        </w:rPr>
+        <w:t xml:space="preserve"> </w:t>
+      </w:r>
+      <w:proofErr w:type="spellStart"/>
+      <w:r>
+        <w:rPr>
+          <w:rFonts w:ascii="Times New Roman" w:hAnsi="Times New Roman" w:cs="Times New Roman"/>
+          <w:color w:val="000000" w:themeColor="text1"/>
+        </w:rPr>
+        <w:t>leafeon</w:t>
+      </w:r>
+      <w:proofErr w:type="spellEnd"/>
+      <w:r>
+        <w:rPr>
+          <w:rFonts w:ascii="Times New Roman" w:hAnsi="Times New Roman" w:cs="Times New Roman"/>
+          <w:color w:val="000000" w:themeColor="text1"/>
+        </w:rPr>
+        <w:t>/</w:t>
+      </w:r>
+      <w:proofErr w:type="spellStart"/>
+      <w:r>
+        <w:rPr>
+          <w:rFonts w:ascii="Times New Roman" w:hAnsi="Times New Roman" w:cs="Times New Roman"/>
+          <w:color w:val="000000" w:themeColor="text1"/>
+        </w:rPr>
+        <w:t>wynaut</w:t>
+      </w:r>
+      <w:proofErr w:type="spellEnd"/>
+    </w:p>
+    <w:p>
+      <w:pPr>
+        <w:pStyle w:val="a7"/>
+        <w:numPr>
+          <w:ilvl w:val="0"/>
+          <w:numId w:val="6"/>
+        </w:numPr>
+        <w:rPr>
+          <w:rFonts w:ascii="Times New Roman" w:hAnsi="Times New Roman" w:cs="Times New Roman"/>
+          <w:color w:val="000000" w:themeColor="text1"/>
+        </w:rPr>
+      </w:pPr>
+      <w:r>
+        <w:rPr>
+          <w:rFonts w:ascii="Times New Roman" w:hAnsi="Times New Roman" w:cs="Times New Roman"/>
+          <w:color w:val="000000" w:themeColor="text1"/>
+        </w:rPr>
+        <w:t xml:space="preserve">В 5 подпункте создал символическую ссылку на директорию </w:t>
+      </w:r>
+      <w:proofErr w:type="spellStart"/>
+      <w:r>
+        <w:rPr>
+          <w:rFonts w:ascii="Times New Roman" w:hAnsi="Times New Roman" w:cs="Times New Roman"/>
+          <w:color w:val="000000" w:themeColor="text1"/>
+          <w:lang w:val="en-US"/>
+        </w:rPr>
+        <w:t>munna</w:t>
+      </w:r>
+      <w:proofErr w:type="spellEnd"/>
+    </w:p>
+    <w:p>
+      <w:pPr>
+        <w:ind w:firstLine="708"/>
+        <w:rPr>
+          <w:rFonts w:ascii="Times New Roman" w:hAnsi="Times New Roman" w:cs="Times New Roman"/>
+          <w:color w:val="000000" w:themeColor="text1"/>
+        </w:rPr>
+      </w:pPr>
+      <w:r>
+        <w:rPr>
+          <w:rFonts w:ascii="Times New Roman" w:hAnsi="Times New Roman" w:cs="Times New Roman"/>
+          <w:color w:val="000000" w:themeColor="text1"/>
+          <w:lang w:val="en-US"/>
+        </w:rPr>
+        <w:t>ln</w:t>
+      </w:r>
+      <w:r>
+        <w:rPr>
+          <w:rFonts w:ascii="Times New Roman" w:hAnsi="Times New Roman" w:cs="Times New Roman"/>
+          <w:color w:val="000000" w:themeColor="text1"/>
+        </w:rPr>
+        <w:t xml:space="preserve"> -</w:t>
+      </w:r>
+      <w:r>
+        <w:rPr>
+          <w:rFonts w:ascii="Times New Roman" w:hAnsi="Times New Roman" w:cs="Times New Roman"/>
+          <w:color w:val="000000" w:themeColor="text1"/>
+          <w:lang w:val="en-US"/>
+        </w:rPr>
+        <w:t>s</w:t>
+      </w:r>
+      <w:r>
+        <w:rPr>
+          <w:rFonts w:ascii="Times New Roman" w:hAnsi="Times New Roman" w:cs="Times New Roman"/>
+          <w:color w:val="000000" w:themeColor="text1"/>
+        </w:rPr>
+        <w:t xml:space="preserve"> </w:t>
+      </w:r>
+      <w:proofErr w:type="spellStart"/>
+      <w:r>
+        <w:rPr>
+          <w:rFonts w:ascii="Times New Roman" w:hAnsi="Times New Roman" w:cs="Times New Roman"/>
+          <w:color w:val="000000" w:themeColor="text1"/>
+          <w:lang w:val="en-US"/>
+        </w:rPr>
+        <w:t>munna</w:t>
+      </w:r>
+      <w:proofErr w:type="spellEnd"/>
+      <w:r>
+        <w:rPr>
+          <w:rFonts w:ascii="Times New Roman" w:hAnsi="Times New Roman" w:cs="Times New Roman"/>
+          <w:color w:val="000000" w:themeColor="text1"/>
+        </w:rPr>
+        <w:t xml:space="preserve"> </w:t>
+      </w:r>
+      <w:r>
+        <w:rPr>
+          <w:rFonts w:ascii="Times New Roman" w:hAnsi="Times New Roman" w:cs="Times New Roman"/>
+          <w:color w:val="000000" w:themeColor="text1"/>
+          <w:lang w:val="en-US"/>
+        </w:rPr>
+        <w:t>Copy</w:t>
+      </w:r>
+      <w:r>
+        <w:rPr>
+          <w:rFonts w:ascii="Times New Roman" w:hAnsi="Times New Roman" w:cs="Times New Roman"/>
+          <w:color w:val="000000" w:themeColor="text1"/>
+        </w:rPr>
+        <w:t>_45</w:t>
+      </w:r>
+    </w:p>
+    <w:p>
+      <w:pPr>
+        <w:pStyle w:val="a7"/>
+        <w:numPr>
+          <w:ilvl w:val="0"/>
+          <w:numId w:val="6"/>
+        </w:numPr>
+        <w:rPr>
+          <w:rFonts w:ascii="Times New Roman" w:hAnsi="Times New Roman" w:cs="Times New Roman"/>
+          <w:color w:val="000000" w:themeColor="text1"/>
+        </w:rPr>
+      </w:pPr>
+      <w:r>
+        <w:rPr>
+          <w:rFonts w:ascii="Times New Roman" w:hAnsi="Times New Roman" w:cs="Times New Roman"/>
+          <w:color w:val="000000" w:themeColor="text1"/>
+        </w:rPr>
+        <w:t xml:space="preserve">В 6 подпункте рекурсивно скопировал директорию </w:t>
+      </w:r>
+      <w:proofErr w:type="spellStart"/>
+      <w:r>
+        <w:rPr>
+          <w:rFonts w:ascii="Times New Roman" w:hAnsi="Times New Roman" w:cs="Times New Roman"/>
+          <w:color w:val="000000" w:themeColor="text1"/>
+          <w:lang w:val="en-US"/>
+        </w:rPr>
+        <w:t>munna</w:t>
+      </w:r>
+      <w:proofErr w:type="spellEnd"/>
+      <w:r>
+        <w:rPr>
+          <w:rFonts w:ascii="Times New Roman" w:hAnsi="Times New Roman" w:cs="Times New Roman"/>
+          <w:color w:val="000000" w:themeColor="text1"/>
+        </w:rPr>
+        <w:t xml:space="preserve"> в </w:t>
+      </w:r>
+      <w:proofErr w:type="spellStart"/>
+      <w:r>
+        <w:rPr>
+          <w:rFonts w:ascii="Times New Roman" w:hAnsi="Times New Roman" w:cs="Times New Roman"/>
+          <w:color w:val="000000" w:themeColor="text1"/>
+          <w:lang w:val="en-US"/>
+        </w:rPr>
+        <w:t>blastoise</w:t>
+      </w:r>
+      <w:proofErr w:type="spellEnd"/>
+      <w:r>
+        <w:rPr>
+          <w:rFonts w:ascii="Times New Roman" w:hAnsi="Times New Roman" w:cs="Times New Roman"/>
+          <w:color w:val="000000" w:themeColor="text1"/>
+        </w:rPr>
+        <w:t>/</w:t>
+      </w:r>
+      <w:proofErr w:type="spellStart"/>
+      <w:r>
+        <w:rPr>
+          <w:rFonts w:ascii="Times New Roman" w:hAnsi="Times New Roman" w:cs="Times New Roman"/>
+          <w:color w:val="000000" w:themeColor="text1"/>
+          <w:lang w:val="en-US"/>
+        </w:rPr>
+        <w:t>darumaka</w:t>
+      </w:r>
+      <w:proofErr w:type="spellEnd"/>
+    </w:p>
+    <w:p>
+      <w:pPr>
+        <w:ind w:firstLine="708"/>
+        <w:rPr>
+          <w:rFonts w:ascii="Times New Roman" w:hAnsi="Times New Roman" w:cs="Times New Roman"/>
+          <w:color w:val="000000" w:themeColor="text1"/>
+          <w:lang w:val="en-US"/>
+        </w:rPr>
+      </w:pPr>
+      <w:proofErr w:type="spellStart"/>
+      <w:r>
+        <w:rPr>
+          <w:rFonts w:ascii="Times New Roman" w:hAnsi="Times New Roman" w:cs="Times New Roman"/>
+          <w:color w:val="000000" w:themeColor="text1"/>
+          <w:lang w:val="en-US"/>
+        </w:rPr>
+        <w:t>chmod</w:t>
+      </w:r>
+      <w:proofErr w:type="spellEnd"/>
+      <w:r>
+        <w:rPr>
+          <w:rFonts w:ascii="Times New Roman" w:hAnsi="Times New Roman" w:cs="Times New Roman"/>
+          <w:color w:val="000000" w:themeColor="text1"/>
+          <w:lang w:val="en-US"/>
+        </w:rPr>
+        <w:t xml:space="preserve"> </w:t>
+      </w:r>
+      <w:proofErr w:type="spellStart"/>
+      <w:r>
+        <w:rPr>
+          <w:rFonts w:ascii="Times New Roman" w:hAnsi="Times New Roman" w:cs="Times New Roman"/>
+          <w:color w:val="000000" w:themeColor="text1"/>
+          <w:lang w:val="en-US"/>
+        </w:rPr>
+        <w:t>u+w</w:t>
+      </w:r>
+      <w:proofErr w:type="spellEnd"/>
+      <w:r>
+        <w:rPr>
+          <w:rFonts w:ascii="Times New Roman" w:hAnsi="Times New Roman" w:cs="Times New Roman"/>
+          <w:color w:val="000000" w:themeColor="text1"/>
+          <w:lang w:val="en-US"/>
+        </w:rPr>
+        <w:t xml:space="preserve"> </w:t>
+      </w:r>
+      <w:proofErr w:type="spellStart"/>
+      <w:r>
+        <w:rPr>
+          <w:rFonts w:ascii="Times New Roman" w:hAnsi="Times New Roman" w:cs="Times New Roman"/>
+          <w:color w:val="000000" w:themeColor="text1"/>
+          <w:lang w:val="en-US"/>
+        </w:rPr>
+        <w:t>blastoise</w:t>
+      </w:r>
+      <w:proofErr w:type="spellEnd"/>
+      <w:r>
+        <w:rPr>
+          <w:rFonts w:ascii="Times New Roman" w:hAnsi="Times New Roman" w:cs="Times New Roman"/>
+          <w:color w:val="000000" w:themeColor="text1"/>
+          <w:lang w:val="en-US"/>
+        </w:rPr>
+        <w:t>/</w:t>
+      </w:r>
+      <w:proofErr w:type="spellStart"/>
+      <w:r>
+        <w:rPr>
+          <w:rFonts w:ascii="Times New Roman" w:hAnsi="Times New Roman" w:cs="Times New Roman"/>
+          <w:color w:val="000000" w:themeColor="text1"/>
+          <w:lang w:val="en-US"/>
+        </w:rPr>
+        <w:t>darumaka</w:t>
+      </w:r>
+      <w:proofErr w:type="spellEnd"/>
+    </w:p>
+    <w:p>
+      <w:pPr>
+        <w:ind w:firstLine="708"/>
+        <w:rPr>
+          <w:rFonts w:ascii="Times New Roman" w:hAnsi="Times New Roman" w:cs="Times New Roman"/>
+          <w:color w:val="000000" w:themeColor="text1"/>
+          <w:lang w:val="en-US"/>
+        </w:rPr>
+      </w:pPr>
+      <w:proofErr w:type="spellStart"/>
+      <w:r>
+        <w:rPr>
+          <w:rFonts w:ascii="Times New Roman" w:hAnsi="Times New Roman" w:cs="Times New Roman"/>
+          <w:color w:val="000000" w:themeColor="text1"/>
+          <w:lang w:val="en-US"/>
+        </w:rPr>
+        <w:t>chmod</w:t>
+      </w:r>
+      <w:proofErr w:type="spellEnd"/>
+      <w:r>
+        <w:rPr>
+          <w:rFonts w:ascii="Times New Roman" w:hAnsi="Times New Roman" w:cs="Times New Roman"/>
+          <w:color w:val="000000" w:themeColor="text1"/>
+          <w:lang w:val="en-US"/>
+        </w:rPr>
+        <w:t xml:space="preserve"> </w:t>
+      </w:r>
+      <w:proofErr w:type="spellStart"/>
+      <w:r>
+        <w:rPr>
+          <w:rFonts w:ascii="Times New Roman" w:hAnsi="Times New Roman" w:cs="Times New Roman"/>
+          <w:color w:val="000000" w:themeColor="text1"/>
+          <w:lang w:val="en-US"/>
+        </w:rPr>
+        <w:t>u+r</w:t>
+      </w:r>
+      <w:proofErr w:type="spellEnd"/>
+      <w:r>
+        <w:rPr>
+          <w:rFonts w:ascii="Times New Roman" w:hAnsi="Times New Roman" w:cs="Times New Roman"/>
+          <w:color w:val="000000" w:themeColor="text1"/>
+          <w:lang w:val="en-US"/>
+        </w:rPr>
+        <w:t xml:space="preserve"> </w:t>
+      </w:r>
+      <w:proofErr w:type="spellStart"/>
+      <w:r>
+        <w:rPr>
+          <w:rFonts w:ascii="Times New Roman" w:hAnsi="Times New Roman" w:cs="Times New Roman"/>
+          <w:color w:val="000000" w:themeColor="text1"/>
+          <w:lang w:val="en-US"/>
+        </w:rPr>
+        <w:t>munna</w:t>
+      </w:r>
+      <w:proofErr w:type="spellEnd"/>
+      <w:r>
+        <w:rPr>
+          <w:rFonts w:ascii="Times New Roman" w:hAnsi="Times New Roman" w:cs="Times New Roman"/>
+          <w:color w:val="000000" w:themeColor="text1"/>
+          <w:lang w:val="en-US"/>
+        </w:rPr>
+        <w:t>/</w:t>
+      </w:r>
+      <w:proofErr w:type="spellStart"/>
+      <w:r>
+        <w:rPr>
+          <w:rFonts w:ascii="Times New Roman" w:hAnsi="Times New Roman" w:cs="Times New Roman"/>
+          <w:color w:val="000000" w:themeColor="text1"/>
+          <w:lang w:val="en-US"/>
+        </w:rPr>
+        <w:t>timburr</w:t>
+      </w:r>
+      <w:proofErr w:type="spellEnd"/>
+    </w:p>
+    <w:p>
+      <w:pPr>
+        <w:ind w:firstLine="708"/>
+        <w:rPr>
+          <w:rFonts w:ascii="Times New Roman" w:hAnsi="Times New Roman" w:cs="Times New Roman"/>
+          <w:color w:val="000000" w:themeColor="text1"/>
+          <w:lang w:val="en-US"/>
+        </w:rPr>
+      </w:pPr>
+      <w:r>
+        <w:rPr>
+          <w:rFonts w:ascii="Times New Roman" w:hAnsi="Times New Roman" w:cs="Times New Roman"/>
+          <w:color w:val="000000" w:themeColor="text1"/>
+          <w:lang w:val="en-US"/>
+        </w:rPr>
+        <w:t xml:space="preserve">cp -R </w:t>
+      </w:r>
+      <w:proofErr w:type="spellStart"/>
+      <w:r>
+        <w:rPr>
+          <w:rFonts w:ascii="Times New Roman" w:hAnsi="Times New Roman" w:cs="Times New Roman"/>
+          <w:color w:val="000000" w:themeColor="text1"/>
+          <w:lang w:val="en-US"/>
+        </w:rPr>
+        <w:t>munna</w:t>
+      </w:r>
+      <w:proofErr w:type="spellEnd"/>
+      <w:r>
+        <w:rPr>
+          <w:rFonts w:ascii="Times New Roman" w:hAnsi="Times New Roman" w:cs="Times New Roman"/>
+          <w:color w:val="000000" w:themeColor="text1"/>
+          <w:lang w:val="en-US"/>
+        </w:rPr>
+        <w:t xml:space="preserve"> </w:t>
+      </w:r>
+      <w:proofErr w:type="spellStart"/>
+      <w:r>
+        <w:rPr>
+          <w:rFonts w:ascii="Times New Roman" w:hAnsi="Times New Roman" w:cs="Times New Roman"/>
+          <w:color w:val="000000" w:themeColor="text1"/>
+          <w:lang w:val="en-US"/>
+        </w:rPr>
+        <w:t>blastoise</w:t>
+      </w:r>
+      <w:proofErr w:type="spellEnd"/>
+      <w:r>
+        <w:rPr>
+          <w:rFonts w:ascii="Times New Roman" w:hAnsi="Times New Roman" w:cs="Times New Roman"/>
+          <w:color w:val="000000" w:themeColor="text1"/>
+          <w:lang w:val="en-US"/>
+        </w:rPr>
+        <w:t>/</w:t>
+      </w:r>
+      <w:proofErr w:type="spellStart"/>
+      <w:r>
+        <w:rPr>
+          <w:rFonts w:ascii="Times New Roman" w:hAnsi="Times New Roman" w:cs="Times New Roman"/>
+          <w:color w:val="000000" w:themeColor="text1"/>
+          <w:lang w:val="en-US"/>
+        </w:rPr>
+        <w:t>darumaka</w:t>
+      </w:r>
+      <w:proofErr w:type="spellEnd"/>
+    </w:p>
+    <w:p>
+      <w:pPr>
+        <w:ind w:firstLine="708"/>
+        <w:rPr>
+          <w:rFonts w:ascii="Times New Roman" w:hAnsi="Times New Roman" w:cs="Times New Roman"/>
+          <w:color w:val="000000" w:themeColor="text1"/>
+          <w:lang w:val="en-US"/>
+        </w:rPr>
+      </w:pPr>
+      <w:proofErr w:type="spellStart"/>
+      <w:r>
+        <w:rPr>
+          <w:rFonts w:ascii="Times New Roman" w:hAnsi="Times New Roman" w:cs="Times New Roman"/>
+          <w:color w:val="000000" w:themeColor="text1"/>
+          <w:lang w:val="en-US"/>
+        </w:rPr>
+        <w:t>chmod</w:t>
+      </w:r>
+      <w:proofErr w:type="spellEnd"/>
+      <w:r>
+        <w:rPr>
+          <w:rFonts w:ascii="Times New Roman" w:hAnsi="Times New Roman" w:cs="Times New Roman"/>
+          <w:color w:val="000000" w:themeColor="text1"/>
+          <w:lang w:val="en-US"/>
+        </w:rPr>
+        <w:t xml:space="preserve"> u-r </w:t>
+      </w:r>
+      <w:proofErr w:type="spellStart"/>
+      <w:r>
+        <w:rPr>
+          <w:rFonts w:ascii="Times New Roman" w:hAnsi="Times New Roman" w:cs="Times New Roman"/>
+          <w:color w:val="000000" w:themeColor="text1"/>
+          <w:lang w:val="en-US"/>
+        </w:rPr>
+        <w:t>munna</w:t>
+      </w:r>
+      <w:proofErr w:type="spellEnd"/>
+      <w:r>
+        <w:rPr>
+          <w:rFonts w:ascii="Times New Roman" w:hAnsi="Times New Roman" w:cs="Times New Roman"/>
+          <w:color w:val="000000" w:themeColor="text1"/>
+          <w:lang w:val="en-US"/>
+        </w:rPr>
+        <w:t>/</w:t>
+      </w:r>
+      <w:proofErr w:type="spellStart"/>
+      <w:r>
+        <w:rPr>
+          <w:rFonts w:ascii="Times New Roman" w:hAnsi="Times New Roman" w:cs="Times New Roman"/>
+          <w:color w:val="000000" w:themeColor="text1"/>
+          <w:lang w:val="en-US"/>
+        </w:rPr>
+        <w:t>timburr</w:t>
+      </w:r>
+      <w:proofErr w:type="spellEnd"/>
+    </w:p>
+    <w:p>
+      <w:pPr>
+        <w:ind w:firstLine="708"/>
+        <w:rPr>
+          <w:rFonts w:ascii="Times New Roman" w:hAnsi="Times New Roman" w:cs="Times New Roman"/>
+          <w:color w:val="000000" w:themeColor="text1"/>
+        </w:rPr>
+      </w:pPr>
+      <w:proofErr w:type="spellStart"/>
+      <w:r>
+        <w:rPr>
+          <w:rFonts w:ascii="Times New Roman" w:hAnsi="Times New Roman" w:cs="Times New Roman"/>
+          <w:color w:val="000000" w:themeColor="text1"/>
+        </w:rPr>
+        <w:t>chmod</w:t>
+      </w:r>
+      <w:proofErr w:type="spellEnd"/>
+      <w:r>
+        <w:rPr>
+          <w:rFonts w:ascii="Times New Roman" w:hAnsi="Times New Roman" w:cs="Times New Roman"/>
+          <w:color w:val="000000" w:themeColor="text1"/>
+        </w:rPr>
+        <w:t xml:space="preserve"> u-w </w:t>
+      </w:r>
+      <w:proofErr w:type="spellStart"/>
+      <w:r>
+        <w:rPr>
+          <w:rFonts w:ascii="Times New Roman" w:hAnsi="Times New Roman" w:cs="Times New Roman"/>
+          <w:color w:val="000000" w:themeColor="text1"/>
+        </w:rPr>
+        <w:t>blastoise</w:t>
+      </w:r>
+      <w:proofErr w:type="spellEnd"/>
+      <w:r>
+        <w:rPr>
+          <w:rFonts w:ascii="Times New Roman" w:hAnsi="Times New Roman" w:cs="Times New Roman"/>
+          <w:color w:val="000000" w:themeColor="text1"/>
+        </w:rPr>
+        <w:t>/</w:t>
+      </w:r>
+      <w:proofErr w:type="spellStart"/>
+      <w:r>
+        <w:rPr>
+          <w:rFonts w:ascii="Times New Roman" w:hAnsi="Times New Roman" w:cs="Times New Roman"/>
+          <w:color w:val="000000" w:themeColor="text1"/>
+        </w:rPr>
+        <w:t>darumaka</w:t>
+      </w:r>
+      <w:proofErr w:type="spellEnd"/>
+    </w:p>
+    <w:p>
+      <w:pPr>
+        <w:pStyle w:val="a7"/>
+        <w:numPr>
+          <w:ilvl w:val="0"/>
+          <w:numId w:val="6"/>
+        </w:numPr>
+        <w:rPr>
+          <w:rFonts w:ascii="Times New Roman" w:hAnsi="Times New Roman" w:cs="Times New Roman"/>
+          <w:color w:val="000000" w:themeColor="text1"/>
+        </w:rPr>
+      </w:pPr>
+      <w:r>
+        <w:rPr>
+          <w:rFonts w:ascii="Times New Roman" w:hAnsi="Times New Roman" w:cs="Times New Roman"/>
+          <w:color w:val="000000" w:themeColor="text1"/>
+        </w:rPr>
+        <w:t>В 7 подпункте создал символическую ссылку на файл, использовал относительный путь</w:t>
+      </w:r>
+    </w:p>
+    <w:p>
+      <w:pPr>
+        <w:ind w:firstLine="708"/>
+        <w:rPr>
+          <w:rFonts w:ascii="Times New Roman" w:hAnsi="Times New Roman" w:cs="Times New Roman"/>
+          <w:color w:val="000000" w:themeColor="text1"/>
+          <w:lang w:val="en-US"/>
+        </w:rPr>
+      </w:pPr>
+      <w:proofErr w:type="spellStart"/>
+      <w:r>
+        <w:rPr>
+          <w:rFonts w:ascii="Times New Roman" w:hAnsi="Times New Roman" w:cs="Times New Roman"/>
+          <w:color w:val="000000" w:themeColor="text1"/>
+          <w:lang w:val="en-US"/>
+        </w:rPr>
+        <w:t>chmod</w:t>
+      </w:r>
+      <w:proofErr w:type="spellEnd"/>
+      <w:r>
+        <w:rPr>
+          <w:rFonts w:ascii="Times New Roman" w:hAnsi="Times New Roman" w:cs="Times New Roman"/>
+          <w:color w:val="000000" w:themeColor="text1"/>
+          <w:lang w:val="en-US"/>
+        </w:rPr>
+        <w:t xml:space="preserve"> </w:t>
+      </w:r>
+      <w:proofErr w:type="spellStart"/>
+      <w:r>
+        <w:rPr>
+          <w:rFonts w:ascii="Times New Roman" w:hAnsi="Times New Roman" w:cs="Times New Roman"/>
+          <w:color w:val="000000" w:themeColor="text1"/>
+          <w:lang w:val="en-US"/>
+        </w:rPr>
+        <w:t>u+w</w:t>
+      </w:r>
+      <w:proofErr w:type="spellEnd"/>
+      <w:r>
+        <w:rPr>
+          <w:rFonts w:ascii="Times New Roman" w:hAnsi="Times New Roman" w:cs="Times New Roman"/>
+          <w:color w:val="000000" w:themeColor="text1"/>
+          <w:lang w:val="en-US"/>
+        </w:rPr>
+        <w:t xml:space="preserve"> </w:t>
+      </w:r>
+      <w:proofErr w:type="spellStart"/>
+      <w:r>
+        <w:rPr>
+          <w:rFonts w:ascii="Times New Roman" w:hAnsi="Times New Roman" w:cs="Times New Roman"/>
+          <w:color w:val="000000" w:themeColor="text1"/>
+          <w:lang w:val="en-US"/>
+        </w:rPr>
+        <w:t>leafeon</w:t>
+      </w:r>
+      <w:proofErr w:type="spellEnd"/>
+    </w:p>
+    <w:p>
+      <w:pPr>
+        <w:ind w:firstLine="708"/>
+        <w:rPr>
+          <w:rFonts w:ascii="Times New Roman" w:hAnsi="Times New Roman" w:cs="Times New Roman"/>
+          <w:color w:val="000000" w:themeColor="text1"/>
+          <w:lang w:val="en-US"/>
+        </w:rPr>
+      </w:pPr>
+      <w:r>
+        <w:rPr>
+          <w:rFonts w:ascii="Times New Roman" w:hAnsi="Times New Roman" w:cs="Times New Roman"/>
+          <w:color w:val="000000" w:themeColor="text1"/>
+          <w:lang w:val="en-US"/>
+        </w:rPr>
+        <w:t>ln -s</w:t>
+      </w:r>
+      <w:proofErr w:type="gramStart"/>
+      <w:r>
+        <w:rPr>
+          <w:rFonts w:ascii="Times New Roman" w:hAnsi="Times New Roman" w:cs="Times New Roman"/>
+          <w:color w:val="000000" w:themeColor="text1"/>
+          <w:lang w:val="en-US"/>
+        </w:rPr>
+        <w:t xml:space="preserve"> ..</w:t>
+      </w:r>
+      <w:proofErr w:type="gramEnd"/>
+      <w:r>
+        <w:rPr>
+          <w:rFonts w:ascii="Times New Roman" w:hAnsi="Times New Roman" w:cs="Times New Roman"/>
+          <w:color w:val="000000" w:themeColor="text1"/>
+          <w:lang w:val="en-US"/>
+        </w:rPr>
+        <w:t>/</w:t>
+      </w:r>
+      <w:proofErr w:type="spellStart"/>
+      <w:r>
+        <w:rPr>
+          <w:rFonts w:ascii="Times New Roman" w:hAnsi="Times New Roman" w:cs="Times New Roman"/>
+          <w:color w:val="000000" w:themeColor="text1"/>
+          <w:lang w:val="en-US"/>
+        </w:rPr>
+        <w:t>steelix</w:t>
+      </w:r>
+      <w:proofErr w:type="spellEnd"/>
+      <w:r>
+        <w:rPr>
+          <w:rFonts w:ascii="Times New Roman" w:hAnsi="Times New Roman" w:cs="Times New Roman"/>
+          <w:color w:val="000000" w:themeColor="text1"/>
+          <w:lang w:val="en-US"/>
+        </w:rPr>
+        <w:t xml:space="preserve"> </w:t>
+      </w:r>
+      <w:proofErr w:type="spellStart"/>
+      <w:r>
+        <w:rPr>
+          <w:rFonts w:ascii="Times New Roman" w:hAnsi="Times New Roman" w:cs="Times New Roman"/>
+          <w:color w:val="000000" w:themeColor="text1"/>
+          <w:lang w:val="en-US"/>
+        </w:rPr>
+        <w:t>leafeon</w:t>
+      </w:r>
+      <w:proofErr w:type="spellEnd"/>
+      <w:r>
+        <w:rPr>
+          <w:rFonts w:ascii="Times New Roman" w:hAnsi="Times New Roman" w:cs="Times New Roman"/>
+          <w:color w:val="000000" w:themeColor="text1"/>
+          <w:lang w:val="en-US"/>
+        </w:rPr>
+        <w:t>/</w:t>
+      </w:r>
+      <w:proofErr w:type="spellStart"/>
+      <w:r>
+        <w:rPr>
+          <w:rFonts w:ascii="Times New Roman" w:hAnsi="Times New Roman" w:cs="Times New Roman"/>
+          <w:color w:val="000000" w:themeColor="text1"/>
+          <w:lang w:val="en-US"/>
+        </w:rPr>
+        <w:t>swampertsteelix</w:t>
+      </w:r>
+      <w:proofErr w:type="spellEnd"/>
+    </w:p>
+    <w:p>
+      <w:pPr>
+        <w:ind w:firstLine="708"/>
+        <w:rPr>
+          <w:rFonts w:ascii="Times New Roman" w:hAnsi="Times New Roman" w:cs="Times New Roman"/>
+          <w:color w:val="000000" w:themeColor="text1"/>
+          <w:lang w:val="en-US"/>
+        </w:rPr>
+      </w:pPr>
+      <w:proofErr w:type="spellStart"/>
+      <w:r>
+        <w:rPr>
+          <w:rFonts w:ascii="Times New Roman" w:hAnsi="Times New Roman" w:cs="Times New Roman"/>
+          <w:color w:val="000000" w:themeColor="text1"/>
+          <w:lang w:val="en-US"/>
+        </w:rPr>
+        <w:t>chmod</w:t>
+      </w:r>
+      <w:proofErr w:type="spellEnd"/>
+      <w:r>
+        <w:rPr>
+          <w:rFonts w:ascii="Times New Roman" w:hAnsi="Times New Roman" w:cs="Times New Roman"/>
+          <w:color w:val="000000" w:themeColor="text1"/>
+          <w:lang w:val="en-US"/>
+        </w:rPr>
+        <w:t xml:space="preserve"> u-w </w:t>
+      </w:r>
+      <w:proofErr w:type="spellStart"/>
+      <w:r>
+        <w:rPr>
+          <w:rFonts w:ascii="Times New Roman" w:hAnsi="Times New Roman" w:cs="Times New Roman"/>
+          <w:color w:val="000000" w:themeColor="text1"/>
+          <w:lang w:val="en-US"/>
+        </w:rPr>
+        <w:t>leafeon</w:t>
+      </w:r>
+      <w:proofErr w:type="spellEnd"/>
+    </w:p>
+    <w:p>
+      <w:pPr>
+        <w:rPr>
+          <w:rFonts w:ascii="Times New Roman" w:hAnsi="Times New Roman" w:cs="Times New Roman"/>
+          <w:color w:val="000000" w:themeColor="text1"/>
+          <w:lang w:val="en-US"/>
+        </w:rPr>
+      </w:pPr>
+    </w:p>
+    <w:p>
+      <w:pPr>
+        <w:pStyle w:val="2"/>
+        <w:jc w:val="center"/>
+        <w:rPr>
+          <w:rFonts w:ascii="Times New Roman" w:hAnsi="Times New Roman" w:cs="Times New Roman"/>
+          <w:color w:val="000000" w:themeColor="text1"/>
+        </w:rPr>
+      </w:pPr>
+      <w:bookmarkStart w:id="5" w:name="_Toc241168289"/>
+      <w:r>
+        <w:rPr>
+          <w:rFonts w:ascii="Times New Roman" w:hAnsi="Times New Roman" w:cs="Times New Roman"/>
+          <w:color w:val="000000" w:themeColor="text1"/>
+        </w:rPr>
+        <w:t>Пункт 4</w:t>
+      </w:r>
+      <w:bookmarkEnd w:id="5"/>
+    </w:p>
+    <w:p>
+      <w:pPr>
+        <w:pStyle w:val="a7"/>
+        <w:numPr>
+          <w:ilvl w:val="0"/>
+          <w:numId w:val="7"/>
+        </w:numPr>
+        <w:rPr>
+          <w:rFonts w:ascii="Times New Roman" w:hAnsi="Times New Roman" w:cs="Times New Roman"/>
+          <w:color w:val="000000" w:themeColor="text1"/>
+        </w:rPr>
+      </w:pPr>
+      <w:r>
+        <w:rPr>
+          <w:rFonts w:ascii="Times New Roman" w:hAnsi="Times New Roman" w:cs="Times New Roman"/>
+          <w:color w:val="000000" w:themeColor="text1"/>
+        </w:rPr>
+        <w:t>В 1 подпункта при выполнении подсчета количества строк в 4 файлах</w:t>
+      </w:r>
+      <w:r>
+        <w:rPr>
+          <w:rFonts w:ascii="Times New Roman" w:hAnsi="Times New Roman" w:cs="Times New Roman"/>
+          <w:color w:val="000000" w:themeColor="text1"/>
+        </w:rPr>
+        <w:t xml:space="preserve"> -</w:t>
+      </w:r>
+      <w:r>
+        <w:rPr>
+          <w:rFonts w:ascii="Times New Roman" w:hAnsi="Times New Roman" w:cs="Times New Roman"/>
+          <w:color w:val="000000" w:themeColor="text1"/>
+        </w:rPr>
+        <w:t xml:space="preserve"> ответ был 3 </w:t>
+      </w:r>
+    </w:p>
+    <w:p>
+      <w:pPr>
+        <w:ind w:firstLine="708"/>
+        <w:rPr>
+          <w:rFonts w:ascii="Times New Roman" w:hAnsi="Times New Roman" w:cs="Times New Roman"/>
+          <w:color w:val="000000" w:themeColor="text1"/>
+          <w:lang w:val="en-US"/>
+        </w:rPr>
+      </w:pPr>
+      <w:proofErr w:type="spellStart"/>
+      <w:r>
+        <w:rPr>
+          <w:rFonts w:ascii="Times New Roman" w:hAnsi="Times New Roman" w:cs="Times New Roman"/>
+          <w:color w:val="000000" w:themeColor="text1"/>
+          <w:lang w:val="en-US"/>
+        </w:rPr>
+        <w:t>chmod</w:t>
+      </w:r>
+      <w:proofErr w:type="spellEnd"/>
+      <w:r>
+        <w:rPr>
+          <w:rFonts w:ascii="Times New Roman" w:hAnsi="Times New Roman" w:cs="Times New Roman"/>
+          <w:color w:val="000000" w:themeColor="text1"/>
+          <w:lang w:val="en-US"/>
+        </w:rPr>
+        <w:t xml:space="preserve"> </w:t>
+      </w:r>
+      <w:proofErr w:type="spellStart"/>
+      <w:r>
+        <w:rPr>
+          <w:rFonts w:ascii="Times New Roman" w:hAnsi="Times New Roman" w:cs="Times New Roman"/>
+          <w:color w:val="000000" w:themeColor="text1"/>
+          <w:lang w:val="en-US"/>
+        </w:rPr>
+        <w:t>u+r</w:t>
+      </w:r>
+      <w:proofErr w:type="spellEnd"/>
+      <w:r>
+        <w:rPr>
+          <w:rFonts w:ascii="Times New Roman" w:hAnsi="Times New Roman" w:cs="Times New Roman"/>
+          <w:color w:val="000000" w:themeColor="text1"/>
+          <w:lang w:val="en-US"/>
+        </w:rPr>
+        <w:t xml:space="preserve"> </w:t>
+      </w:r>
+      <w:proofErr w:type="spellStart"/>
+      <w:r>
+        <w:rPr>
+          <w:rFonts w:ascii="Times New Roman" w:hAnsi="Times New Roman" w:cs="Times New Roman"/>
+          <w:color w:val="000000" w:themeColor="text1"/>
+          <w:lang w:val="en-US"/>
+        </w:rPr>
+        <w:t>leafeon</w:t>
+      </w:r>
+      <w:proofErr w:type="spellEnd"/>
+      <w:r>
+        <w:rPr>
+          <w:rFonts w:ascii="Times New Roman" w:hAnsi="Times New Roman" w:cs="Times New Roman"/>
+          <w:color w:val="000000" w:themeColor="text1"/>
+          <w:lang w:val="en-US"/>
+        </w:rPr>
+        <w:t>/</w:t>
+      </w:r>
+      <w:proofErr w:type="spellStart"/>
+      <w:r>
+        <w:rPr>
+          <w:rFonts w:ascii="Times New Roman" w:hAnsi="Times New Roman" w:cs="Times New Roman"/>
+          <w:color w:val="000000" w:themeColor="text1"/>
+          <w:lang w:val="en-US"/>
+        </w:rPr>
+        <w:t>swampert</w:t>
+      </w:r>
+      <w:proofErr w:type="spellEnd"/>
+    </w:p>
+    <w:p>
+      <w:pPr>
+        <w:ind w:firstLine="708"/>
+        <w:rPr>
+          <w:rFonts w:ascii="Times New Roman" w:hAnsi="Times New Roman" w:cs="Times New Roman"/>
+          <w:color w:val="000000" w:themeColor="text1"/>
+          <w:lang w:val="en-US"/>
+        </w:rPr>
+      </w:pPr>
+      <w:proofErr w:type="spellStart"/>
+      <w:r>
+        <w:rPr>
+          <w:rFonts w:ascii="Times New Roman" w:hAnsi="Times New Roman" w:cs="Times New Roman"/>
+          <w:color w:val="000000" w:themeColor="text1"/>
+          <w:lang w:val="en-US"/>
+        </w:rPr>
+        <w:t>wc</w:t>
+      </w:r>
+      <w:proofErr w:type="spellEnd"/>
+      <w:r>
+        <w:rPr>
+          <w:rFonts w:ascii="Times New Roman" w:hAnsi="Times New Roman" w:cs="Times New Roman"/>
+          <w:color w:val="000000" w:themeColor="text1"/>
+          <w:lang w:val="en-US"/>
+        </w:rPr>
+        <w:t xml:space="preserve"> -l </w:t>
+      </w:r>
+      <w:proofErr w:type="spellStart"/>
+      <w:r>
+        <w:rPr>
+          <w:rFonts w:ascii="Times New Roman" w:hAnsi="Times New Roman" w:cs="Times New Roman"/>
+          <w:color w:val="000000" w:themeColor="text1"/>
+          <w:lang w:val="en-US"/>
+        </w:rPr>
+        <w:t>blastoise</w:t>
+      </w:r>
+      <w:proofErr w:type="spellEnd"/>
+      <w:r>
+        <w:rPr>
+          <w:rFonts w:ascii="Times New Roman" w:hAnsi="Times New Roman" w:cs="Times New Roman"/>
+          <w:color w:val="000000" w:themeColor="text1"/>
+          <w:lang w:val="en-US"/>
+        </w:rPr>
+        <w:t>/</w:t>
+      </w:r>
+      <w:proofErr w:type="spellStart"/>
+      <w:r>
+        <w:rPr>
+          <w:rFonts w:ascii="Times New Roman" w:hAnsi="Times New Roman" w:cs="Times New Roman"/>
+          <w:color w:val="000000" w:themeColor="text1"/>
+          <w:lang w:val="en-US"/>
+        </w:rPr>
+        <w:t>drowzee</w:t>
+      </w:r>
+      <w:proofErr w:type="spellEnd"/>
+      <w:r>
+        <w:rPr>
+          <w:rFonts w:ascii="Times New Roman" w:hAnsi="Times New Roman" w:cs="Times New Roman"/>
+          <w:color w:val="000000" w:themeColor="text1"/>
+          <w:lang w:val="en-US"/>
+        </w:rPr>
+        <w:t xml:space="preserve"> </w:t>
+      </w:r>
+      <w:proofErr w:type="spellStart"/>
+      <w:r>
+        <w:rPr>
+          <w:rFonts w:ascii="Times New Roman" w:hAnsi="Times New Roman" w:cs="Times New Roman"/>
+          <w:color w:val="000000" w:themeColor="text1"/>
+          <w:lang w:val="en-US"/>
+        </w:rPr>
+        <w:t>leafeon</w:t>
+      </w:r>
+      <w:proofErr w:type="spellEnd"/>
+      <w:r>
+        <w:rPr>
+          <w:rFonts w:ascii="Times New Roman" w:hAnsi="Times New Roman" w:cs="Times New Roman"/>
+          <w:color w:val="000000" w:themeColor="text1"/>
+          <w:lang w:val="en-US"/>
+        </w:rPr>
+        <w:t>/</w:t>
+      </w:r>
+      <w:proofErr w:type="spellStart"/>
+      <w:r>
+        <w:rPr>
+          <w:rFonts w:ascii="Times New Roman" w:hAnsi="Times New Roman" w:cs="Times New Roman"/>
+          <w:color w:val="000000" w:themeColor="text1"/>
+          <w:lang w:val="en-US"/>
+        </w:rPr>
+        <w:t>slakoth</w:t>
+      </w:r>
+      <w:proofErr w:type="spellEnd"/>
+      <w:r>
+        <w:rPr>
+          <w:rFonts w:ascii="Times New Roman" w:hAnsi="Times New Roman" w:cs="Times New Roman"/>
+          <w:color w:val="000000" w:themeColor="text1"/>
+          <w:lang w:val="en-US"/>
+        </w:rPr>
+        <w:t xml:space="preserve"> </w:t>
+      </w:r>
+      <w:proofErr w:type="spellStart"/>
+      <w:r>
+        <w:rPr>
+          <w:rFonts w:ascii="Times New Roman" w:hAnsi="Times New Roman" w:cs="Times New Roman"/>
+          <w:color w:val="000000" w:themeColor="text1"/>
+          <w:lang w:val="en-US"/>
+        </w:rPr>
+        <w:t>leafeon</w:t>
+      </w:r>
+      <w:proofErr w:type="spellEnd"/>
+      <w:r>
+        <w:rPr>
+          <w:rFonts w:ascii="Times New Roman" w:hAnsi="Times New Roman" w:cs="Times New Roman"/>
+          <w:color w:val="000000" w:themeColor="text1"/>
+          <w:lang w:val="en-US"/>
+        </w:rPr>
+        <w:t>/</w:t>
+      </w:r>
+      <w:proofErr w:type="spellStart"/>
+      <w:r>
+        <w:rPr>
+          <w:rFonts w:ascii="Times New Roman" w:hAnsi="Times New Roman" w:cs="Times New Roman"/>
+          <w:color w:val="000000" w:themeColor="text1"/>
+          <w:lang w:val="en-US"/>
+        </w:rPr>
+        <w:t>toxicroak</w:t>
+      </w:r>
+      <w:proofErr w:type="spellEnd"/>
+      <w:r>
+        <w:rPr>
+          <w:rFonts w:ascii="Times New Roman" w:hAnsi="Times New Roman" w:cs="Times New Roman"/>
+          <w:color w:val="000000" w:themeColor="text1"/>
+          <w:lang w:val="en-US"/>
+        </w:rPr>
+        <w:t xml:space="preserve"> </w:t>
+      </w:r>
+      <w:proofErr w:type="spellStart"/>
+      <w:r>
+        <w:rPr>
+          <w:rFonts w:ascii="Times New Roman" w:hAnsi="Times New Roman" w:cs="Times New Roman"/>
+          <w:color w:val="000000" w:themeColor="text1"/>
+          <w:lang w:val="en-US"/>
+        </w:rPr>
+        <w:t>leafeon</w:t>
+      </w:r>
+      <w:proofErr w:type="spellEnd"/>
+      <w:r>
+        <w:rPr>
+          <w:rFonts w:ascii="Times New Roman" w:hAnsi="Times New Roman" w:cs="Times New Roman"/>
+          <w:color w:val="000000" w:themeColor="text1"/>
+          <w:lang w:val="en-US"/>
+        </w:rPr>
+        <w:t>/</w:t>
+      </w:r>
+      <w:proofErr w:type="spellStart"/>
+      <w:r>
+        <w:rPr>
+          <w:rFonts w:ascii="Times New Roman" w:hAnsi="Times New Roman" w:cs="Times New Roman"/>
+          <w:color w:val="000000" w:themeColor="text1"/>
+          <w:lang w:val="en-US"/>
+        </w:rPr>
+        <w:t>swampert</w:t>
+      </w:r>
+      <w:proofErr w:type="spellEnd"/>
+      <w:r>
+        <w:rPr>
+          <w:rFonts w:ascii="Times New Roman" w:hAnsi="Times New Roman" w:cs="Times New Roman"/>
+          <w:color w:val="000000" w:themeColor="text1"/>
+          <w:lang w:val="en-US"/>
+        </w:rPr>
+        <w:t xml:space="preserve"> 2&gt;/dev/null &gt;/</w:t>
+      </w:r>
+      <w:proofErr w:type="spellStart"/>
+      <w:r>
+        <w:rPr>
+          <w:rFonts w:ascii="Times New Roman" w:hAnsi="Times New Roman" w:cs="Times New Roman"/>
+          <w:color w:val="000000" w:themeColor="text1"/>
+          <w:lang w:val="en-US"/>
+        </w:rPr>
+        <w:t>tmp</w:t>
+      </w:r>
+      <w:proofErr w:type="spellEnd"/>
+      <w:r>
+        <w:rPr>
+          <w:rFonts w:ascii="Times New Roman" w:hAnsi="Times New Roman" w:cs="Times New Roman"/>
+          <w:color w:val="000000" w:themeColor="text1"/>
+          <w:lang w:val="en-US"/>
+        </w:rPr>
+        <w:t>/</w:t>
+      </w:r>
+      <w:proofErr w:type="spellStart"/>
+      <w:proofErr w:type="gramStart"/>
+      <w:r>
+        <w:rPr>
+          <w:rFonts w:ascii="Times New Roman" w:hAnsi="Times New Roman" w:cs="Times New Roman"/>
+          <w:color w:val="000000" w:themeColor="text1"/>
+          <w:lang w:val="en-US"/>
+        </w:rPr>
+        <w:t>result.tx</w:t>
+      </w:r>
+      <w:proofErr w:type="spellEnd"/>
+      <w:proofErr w:type="gramEnd"/>
+    </w:p>
+    <w:p>
+      <w:pPr>
+        <w:ind w:firstLine="708"/>
+        <w:rPr>
+          <w:rFonts w:ascii="Times New Roman" w:hAnsi="Times New Roman" w:cs="Times New Roman"/>
+          <w:color w:val="000000" w:themeColor="text1"/>
+        </w:rPr>
+      </w:pPr>
+      <w:proofErr w:type="spellStart"/>
+      <w:r>
+        <w:rPr>
+          <w:rFonts w:ascii="Times New Roman" w:hAnsi="Times New Roman" w:cs="Times New Roman"/>
+          <w:color w:val="000000" w:themeColor="text1"/>
+        </w:rPr>
+        <w:t>chmod</w:t>
+      </w:r>
+      <w:proofErr w:type="spellEnd"/>
+      <w:r>
+        <w:rPr>
+          <w:rFonts w:ascii="Times New Roman" w:hAnsi="Times New Roman" w:cs="Times New Roman"/>
+          <w:color w:val="000000" w:themeColor="text1"/>
+        </w:rPr>
+        <w:t xml:space="preserve"> u-r </w:t>
+      </w:r>
+      <w:proofErr w:type="spellStart"/>
+      <w:r>
+        <w:rPr>
+          <w:rFonts w:ascii="Times New Roman" w:hAnsi="Times New Roman" w:cs="Times New Roman"/>
+          <w:color w:val="000000" w:themeColor="text1"/>
+        </w:rPr>
+        <w:t>leafeon</w:t>
+      </w:r>
+      <w:proofErr w:type="spellEnd"/>
+      <w:r>
+        <w:rPr>
+          <w:rFonts w:ascii="Times New Roman" w:hAnsi="Times New Roman" w:cs="Times New Roman"/>
+          <w:color w:val="000000" w:themeColor="text1"/>
+        </w:rPr>
+        <w:t>/</w:t>
+      </w:r>
+      <w:proofErr w:type="spellStart"/>
+      <w:r>
+        <w:rPr>
+          <w:rFonts w:ascii="Times New Roman" w:hAnsi="Times New Roman" w:cs="Times New Roman"/>
+          <w:color w:val="000000" w:themeColor="text1"/>
+        </w:rPr>
+        <w:t>swampert</w:t>
+      </w:r>
+      <w:proofErr w:type="spellEnd"/>
+    </w:p>
+    <w:p>
+      <w:pPr>
+        <w:ind w:firstLine="360"/>
+        <w:rPr>
+          <w:rFonts w:ascii="Times New Roman" w:hAnsi="Times New Roman" w:cs="Times New Roman"/>
+          <w:color w:val="000000" w:themeColor="text1"/>
+          <w:lang w:val="en-US"/>
+        </w:rPr>
+      </w:pPr>
+      <w:r>
+        <w:rPr>
+          <w:rFonts w:ascii="Times New Roman" w:hAnsi="Times New Roman" w:cs="Times New Roman"/>
+          <w:color w:val="000000" w:themeColor="text1"/>
+        </w:rPr>
+        <w:t>Результат выполнения</w:t>
+      </w:r>
+      <w:r>
+        <w:rPr>
+          <w:rFonts w:ascii="Times New Roman" w:hAnsi="Times New Roman" w:cs="Times New Roman"/>
+          <w:color w:val="000000" w:themeColor="text1"/>
+        </w:rPr>
+        <w:t>:</w:t>
+      </w:r>
+    </w:p>
+    <w:p>
+      <w:pPr>
+        <w:ind w:firstLine="360"/>
+        <w:rPr>
+          <w:rFonts w:ascii="Times New Roman" w:hAnsi="Times New Roman" w:cs="Times New Roman"/>
+          <w:color w:val="000000" w:themeColor="text1"/>
+          <w:lang w:val="en-US"/>
+        </w:rPr>
+      </w:pPr>
+      <w:r>
+        <w:rPr>
+          <w:rFonts w:ascii="Times New Roman" w:hAnsi="Times New Roman" w:cs="Times New Roman"/>
+          <w:color w:val="000000" w:themeColor="text1"/>
+          <w:lang w:val="en-US"/>
+        </w:rPr>
+        <w:lastRenderedPageBreak/>
         <w:drawing>
-          <wp:inline distT="0" distB="0" distL="0" distR="0" wp14:anchorId="47ABA99A" wp14:editId="4085F318">
-            <wp:extent cx="3538537" cy="1260332"/>
-            <wp:effectExtent l="0" t="0" r="5080" b="0"/>
-            <wp:docPr id="407037061" name="Рисунок 1"/>
+          <wp:inline distT="0" distB="0" distL="0" distR="0" wp14:anchorId="2A277581" wp14:editId="188B677E">
+            <wp:extent cx="2228850" cy="1005895"/>
+            <wp:effectExtent l="0" t="0" r="0" b="3810"/>
+            <wp:docPr id="1504621360" name="Рисунок 1"/>
             <wp:cNvGraphicFramePr>
               <a:graphicFrameLocks xmlns:a="http://schemas.openxmlformats.org/drawingml/2006/main" noChangeAspect="1"/>
             </wp:cNvGraphicFramePr>
@@ -728,190 +4127,7 @@
               <a:graphicData uri="http://schemas.openxmlformats.org/drawingml/2006/picture">
                 <pic:pic xmlns:pic="http://schemas.openxmlformats.org/drawingml/2006/picture">
                   <pic:nvPicPr>
-                    <pic:cNvPr id="407037061" name=""/>
-                    <pic:cNvPicPr/>
-                  </pic:nvPicPr>
-                  <pic:blipFill>
-                    <a:blip r:embed="rId11"/>
-                    <a:stretch>
-                      <a:fillRect/>
-                    </a:stretch>
-                  </pic:blipFill>
-                  <pic:spPr>
-                    <a:xfrm>
-                      <a:off x="0" y="0"/>
-                      <a:ext cx="3552446" cy="1265286"/>
-                    </a:xfrm>
-                    <a:prstGeom prst="rect">
-                      <a:avLst/>
-                    </a:prstGeom>
-                  </pic:spPr>
-                </pic:pic>
-              </a:graphicData>
-            </a:graphic>
-          </wp:inline>
-        </w:drawing>
-      </w:r>
-    </w:p>
-    <w:p>
-      <w:pPr>
-        <w:ind w:left="360"/>
-        <w:rPr>
-          <w:rFonts w:ascii="Times New Roman" w:hAnsi="Times New Roman" w:cs="Times New Roman"/>
-          <w:lang w:val="en-US"/>
-        </w:rPr>
-      </w:pPr>
-    </w:p>
-    <w:p>
-      <w:pPr>
-        <w:ind w:left="360"/>
-        <w:rPr>
-          <w:rFonts w:ascii="Times New Roman" w:hAnsi="Times New Roman" w:cs="Times New Roman"/>
-        </w:rPr>
-      </w:pPr>
-      <w:r>
-        <w:rPr>
-          <w:rFonts w:ascii="Times New Roman" w:hAnsi="Times New Roman" w:cs="Times New Roman"/>
-        </w:rPr>
-        <w:t xml:space="preserve">Для создания директории используем </w:t>
-      </w:r>
-      <w:r>
-        <w:rPr>
-          <w:rFonts w:ascii="Times New Roman" w:hAnsi="Times New Roman" w:cs="Times New Roman"/>
-          <w:lang w:val="en-US"/>
-        </w:rPr>
-        <w:t>mkdir</w:t>
-      </w:r>
-      <w:r>
-        <w:rPr>
-          <w:rFonts w:ascii="Times New Roman" w:hAnsi="Times New Roman" w:cs="Times New Roman"/>
-        </w:rPr>
-        <w:t xml:space="preserve">, </w:t>
-      </w:r>
-      <w:r>
-        <w:rPr>
-          <w:rFonts w:ascii="Times New Roman" w:hAnsi="Times New Roman" w:cs="Times New Roman"/>
-        </w:rPr>
-        <w:t xml:space="preserve">а для создания файла </w:t>
-      </w:r>
-      <w:r>
-        <w:rPr>
-          <w:rFonts w:ascii="Times New Roman" w:hAnsi="Times New Roman" w:cs="Times New Roman"/>
-        </w:rPr>
-        <w:t xml:space="preserve">и записи файлов </w:t>
-      </w:r>
-      <w:r>
-        <w:rPr>
-          <w:rFonts w:ascii="Times New Roman" w:hAnsi="Times New Roman" w:cs="Times New Roman"/>
-          <w:lang w:val="en-US"/>
-        </w:rPr>
-        <w:t>echo</w:t>
-      </w:r>
-    </w:p>
-    <w:p>
-      <w:pPr>
-        <w:rPr>
-          <w:rFonts w:ascii="Times New Roman" w:hAnsi="Times New Roman" w:cs="Times New Roman"/>
-        </w:rPr>
-      </w:pPr>
-      <w:r>
-        <w:rPr>
-          <w:rFonts w:ascii="Times New Roman" w:hAnsi="Times New Roman" w:cs="Times New Roman"/>
-          <w:lang w:val="en-US"/>
-        </w:rPr>
-        <w:lastRenderedPageBreak/>
-        <w:drawing>
-          <wp:inline distT="0" distB="0" distL="0" distR="0" wp14:anchorId="1101A46A" wp14:editId="2583B84F">
-            <wp:extent cx="4569726" cy="3309937"/>
-            <wp:effectExtent l="0" t="0" r="2540" b="5080"/>
-            <wp:docPr id="889419294" name="Рисунок 1"/>
-            <wp:cNvGraphicFramePr>
-              <a:graphicFrameLocks xmlns:a="http://schemas.openxmlformats.org/drawingml/2006/main" noChangeAspect="1"/>
-            </wp:cNvGraphicFramePr>
-            <a:graphic xmlns:a="http://schemas.openxmlformats.org/drawingml/2006/main">
-              <a:graphicData uri="http://schemas.openxmlformats.org/drawingml/2006/picture">
-                <pic:pic xmlns:pic="http://schemas.openxmlformats.org/drawingml/2006/picture">
-                  <pic:nvPicPr>
-                    <pic:cNvPr id="889419294" name=""/>
-                    <pic:cNvPicPr/>
-                  </pic:nvPicPr>
-                  <pic:blipFill>
-                    <a:blip r:embed="rId12"/>
-                    <a:stretch>
-                      <a:fillRect/>
-                    </a:stretch>
-                  </pic:blipFill>
-                  <pic:spPr>
-                    <a:xfrm>
-                      <a:off x="0" y="0"/>
-                      <a:ext cx="4577439" cy="3315524"/>
-                    </a:xfrm>
-                    <a:prstGeom prst="rect">
-                      <a:avLst/>
-                    </a:prstGeom>
-                  </pic:spPr>
-                </pic:pic>
-              </a:graphicData>
-            </a:graphic>
-          </wp:inline>
-        </w:drawing>
-      </w:r>
-    </w:p>
-    <w:p>
-      <w:pPr>
-        <w:pStyle w:val="a7"/>
-        <w:numPr>
-          <w:ilvl w:val="0"/>
-          <w:numId w:val="3"/>
-        </w:numPr>
-        <w:rPr>
-          <w:rFonts w:ascii="Times New Roman" w:hAnsi="Times New Roman" w:cs="Times New Roman"/>
-        </w:rPr>
-      </w:pPr>
-      <w:r>
-        <w:rPr>
-          <w:rFonts w:ascii="Times New Roman" w:hAnsi="Times New Roman" w:cs="Times New Roman"/>
-        </w:rPr>
-        <w:t xml:space="preserve">В пункте 2 для изменения прав использовал </w:t>
-      </w:r>
-      <w:r>
-        <w:rPr>
-          <w:rFonts w:ascii="Times New Roman" w:hAnsi="Times New Roman" w:cs="Times New Roman"/>
-          <w:lang w:val="en-US"/>
-        </w:rPr>
-        <w:t>chmod</w:t>
-      </w:r>
-      <w:r>
-        <w:rPr>
-          <w:rFonts w:ascii="Times New Roman" w:hAnsi="Times New Roman" w:cs="Times New Roman"/>
-        </w:rPr>
-        <w:t xml:space="preserve"> </w:t>
-      </w:r>
-    </w:p>
-    <w:p>
-      <w:pPr>
-        <w:rPr>
-          <w:rFonts w:ascii="Times New Roman" w:hAnsi="Times New Roman" w:cs="Times New Roman"/>
-        </w:rPr>
-      </w:pPr>
-      <w:r>
-        <w:rPr>
-          <w:rFonts w:ascii="Times New Roman" w:hAnsi="Times New Roman" w:cs="Times New Roman"/>
-          <w:noProof/>
-        </w:rPr>
-        <w:drawing>
-          <wp:inline distT="0" distB="0" distL="0" distR="0" wp14:anchorId="416790D5" wp14:editId="0EA7D111">
-            <wp:extent cx="3040063" cy="1319365"/>
-            <wp:effectExtent l="0" t="0" r="8255" b="0"/>
-            <wp:docPr id="861236800" name="Рисунок 1"/>
-            <wp:cNvGraphicFramePr>
-              <a:graphicFrameLocks xmlns:a="http://schemas.openxmlformats.org/drawingml/2006/main" noChangeAspect="1"/>
-            </wp:cNvGraphicFramePr>
-            <a:graphic xmlns:a="http://schemas.openxmlformats.org/drawingml/2006/main">
-              <a:graphicData uri="http://schemas.openxmlformats.org/drawingml/2006/picture">
-                <pic:pic xmlns:pic="http://schemas.openxmlformats.org/drawingml/2006/picture">
-                  <pic:nvPicPr>
-                    <pic:cNvPr id="861236800" name=""/>
+                    <pic:cNvPr id="1504621360" name=""/>
                     <pic:cNvPicPr/>
                   </pic:nvPicPr>
                   <pic:blipFill>
@@ -923,7 +4139,7 @@
                   <pic:spPr>
                     <a:xfrm>
                       <a:off x="0" y="0"/>
-                      <a:ext cx="3058503" cy="1327368"/>
+                      <a:ext cx="2238578" cy="1010285"/>
                     </a:xfrm>
                     <a:prstGeom prst="rect">
                       <a:avLst/>
@@ -938,25 +4154,27 @@
     </w:p>
     <w:p>
       <w:pPr>
-        <w:rPr>
-          <w:rFonts w:ascii="Times New Roman" w:hAnsi="Times New Roman" w:cs="Times New Roman"/>
-        </w:rPr>
-      </w:pPr>
-      <w:r>
-        <w:rPr>
-          <w:rFonts w:ascii="Times New Roman" w:hAnsi="Times New Roman" w:cs="Times New Roman"/>
-        </w:rPr>
-        <w:t xml:space="preserve">Для </w:t>
-      </w:r>
-      <w:r>
-        <w:rPr>
-          <w:rFonts w:ascii="Times New Roman" w:hAnsi="Times New Roman" w:cs="Times New Roman"/>
-        </w:rPr>
-        <w:t xml:space="preserve">проверки прав использовал команду </w:t>
-      </w:r>
-      <w:r>
-        <w:rPr>
-          <w:rFonts w:ascii="Times New Roman" w:hAnsi="Times New Roman" w:cs="Times New Roman"/>
+        <w:pStyle w:val="a7"/>
+        <w:numPr>
+          <w:ilvl w:val="0"/>
+          <w:numId w:val="7"/>
+        </w:numPr>
+        <w:rPr>
+          <w:rFonts w:ascii="Times New Roman" w:hAnsi="Times New Roman" w:cs="Times New Roman"/>
+          <w:color w:val="000000" w:themeColor="text1"/>
+        </w:rPr>
+      </w:pPr>
+      <w:r>
+        <w:rPr>
+          <w:rFonts w:ascii="Times New Roman" w:hAnsi="Times New Roman" w:cs="Times New Roman"/>
+          <w:color w:val="000000" w:themeColor="text1"/>
+        </w:rPr>
+        <w:t xml:space="preserve">При выполнении 2 подпункта использовал комбинацию команд </w:t>
+      </w:r>
+      <w:r>
+        <w:rPr>
+          <w:rFonts w:ascii="Times New Roman" w:hAnsi="Times New Roman" w:cs="Times New Roman"/>
+          <w:color w:val="000000" w:themeColor="text1"/>
           <w:lang w:val="en-US"/>
         </w:rPr>
         <w:t>ls</w:t>
@@ -964,51 +4182,158 @@
       <w:r>
         <w:rPr>
           <w:rFonts w:ascii="Times New Roman" w:hAnsi="Times New Roman" w:cs="Times New Roman"/>
-        </w:rPr>
-        <w:t xml:space="preserve"> -</w:t>
-      </w:r>
-      <w:r>
-        <w:rPr>
-          <w:rFonts w:ascii="Times New Roman" w:hAnsi="Times New Roman" w:cs="Times New Roman"/>
-          <w:lang w:val="en-US"/>
-        </w:rPr>
-        <w:t>l</w:t>
-      </w:r>
-      <w:r>
-        <w:rPr>
-          <w:rFonts w:ascii="Times New Roman" w:hAnsi="Times New Roman" w:cs="Times New Roman"/>
-        </w:rPr>
-        <w:t xml:space="preserve"> &lt;</w:t>
-      </w:r>
-      <w:r>
-        <w:rPr>
-          <w:rFonts w:ascii="Times New Roman" w:hAnsi="Times New Roman" w:cs="Times New Roman"/>
-        </w:rPr>
-        <w:t>путь</w:t>
-      </w:r>
-      <w:r>
-        <w:rPr>
-          <w:rFonts w:ascii="Times New Roman" w:hAnsi="Times New Roman" w:cs="Times New Roman"/>
-        </w:rPr>
-        <w:t>&gt;</w:t>
-      </w:r>
-    </w:p>
-    <w:p>
-      <w:pPr>
-        <w:rPr>
-          <w:rFonts w:ascii="Times New Roman" w:hAnsi="Times New Roman" w:cs="Times New Roman"/>
-        </w:rPr>
-      </w:pPr>
-      <w:r>
-        <w:rPr>
-          <w:rFonts w:ascii="Times New Roman" w:hAnsi="Times New Roman" w:cs="Times New Roman"/>
-          <w:noProof/>
+          <w:color w:val="000000" w:themeColor="text1"/>
+        </w:rPr>
+        <w:t xml:space="preserve">, </w:t>
+      </w:r>
+      <w:r>
+        <w:rPr>
+          <w:rFonts w:ascii="Times New Roman" w:hAnsi="Times New Roman" w:cs="Times New Roman"/>
+          <w:color w:val="000000" w:themeColor="text1"/>
+          <w:lang w:val="en-US"/>
+        </w:rPr>
+        <w:t>grep</w:t>
+      </w:r>
+      <w:r>
+        <w:rPr>
+          <w:rFonts w:ascii="Times New Roman" w:hAnsi="Times New Roman" w:cs="Times New Roman"/>
+          <w:color w:val="000000" w:themeColor="text1"/>
+        </w:rPr>
+        <w:t xml:space="preserve">, </w:t>
+      </w:r>
+      <w:r>
+        <w:rPr>
+          <w:rFonts w:ascii="Times New Roman" w:hAnsi="Times New Roman" w:cs="Times New Roman"/>
+          <w:color w:val="000000" w:themeColor="text1"/>
+          <w:lang w:val="en-US"/>
+        </w:rPr>
+        <w:t>sort</w:t>
+      </w:r>
+      <w:r>
+        <w:rPr>
+          <w:rFonts w:ascii="Times New Roman" w:hAnsi="Times New Roman" w:cs="Times New Roman"/>
+          <w:color w:val="000000" w:themeColor="text1"/>
+        </w:rPr>
+        <w:t xml:space="preserve"> </w:t>
+      </w:r>
+    </w:p>
+    <w:p>
+      <w:pPr>
+        <w:ind w:firstLine="708"/>
+        <w:rPr>
+          <w:rFonts w:ascii="Times New Roman" w:hAnsi="Times New Roman" w:cs="Times New Roman"/>
+          <w:color w:val="000000" w:themeColor="text1"/>
+          <w:lang w:val="en-US"/>
+        </w:rPr>
+      </w:pPr>
+      <w:r>
+        <w:rPr>
+          <w:rFonts w:ascii="Times New Roman" w:hAnsi="Times New Roman" w:cs="Times New Roman"/>
+          <w:color w:val="000000" w:themeColor="text1"/>
+          <w:lang w:val="en-US"/>
+        </w:rPr>
+        <w:t>ls -l -</w:t>
+      </w:r>
+      <w:proofErr w:type="gramStart"/>
+      <w:r>
+        <w:rPr>
+          <w:rFonts w:ascii="Times New Roman" w:hAnsi="Times New Roman" w:cs="Times New Roman"/>
+          <w:color w:val="000000" w:themeColor="text1"/>
+          <w:lang w:val="en-US"/>
+        </w:rPr>
+        <w:t>R .</w:t>
+      </w:r>
+      <w:proofErr w:type="gramEnd"/>
+      <w:r>
+        <w:rPr>
+          <w:rFonts w:ascii="Times New Roman" w:hAnsi="Times New Roman" w:cs="Times New Roman"/>
+          <w:color w:val="000000" w:themeColor="text1"/>
+          <w:lang w:val="en-US"/>
+        </w:rPr>
+        <w:t xml:space="preserve"> 2&gt;/</w:t>
+      </w:r>
+      <w:proofErr w:type="spellStart"/>
+      <w:r>
+        <w:rPr>
+          <w:rFonts w:ascii="Times New Roman" w:hAnsi="Times New Roman" w:cs="Times New Roman"/>
+          <w:color w:val="000000" w:themeColor="text1"/>
+          <w:lang w:val="en-US"/>
+        </w:rPr>
+        <w:t>tmp</w:t>
+      </w:r>
+      <w:proofErr w:type="spellEnd"/>
+      <w:r>
+        <w:rPr>
+          <w:rFonts w:ascii="Times New Roman" w:hAnsi="Times New Roman" w:cs="Times New Roman"/>
+          <w:color w:val="000000" w:themeColor="text1"/>
+          <w:lang w:val="en-US"/>
+        </w:rPr>
+        <w:t>/errs.txt | grep "</w:t>
+      </w:r>
+      <w:proofErr w:type="spellStart"/>
+      <w:r>
+        <w:rPr>
+          <w:rFonts w:ascii="Times New Roman" w:hAnsi="Times New Roman" w:cs="Times New Roman"/>
+          <w:color w:val="000000" w:themeColor="text1"/>
+          <w:lang w:val="en-US"/>
+        </w:rPr>
+        <w:t>fe</w:t>
+      </w:r>
+      <w:proofErr w:type="spellEnd"/>
+      <w:r>
+        <w:rPr>
+          <w:rFonts w:ascii="Times New Roman" w:hAnsi="Times New Roman" w:cs="Times New Roman"/>
+          <w:color w:val="000000" w:themeColor="text1"/>
+          <w:lang w:val="en-US"/>
+        </w:rPr>
+        <w:t>" | sort -k6,7 -r</w:t>
+      </w:r>
+    </w:p>
+    <w:p>
+      <w:pPr>
+        <w:ind w:firstLine="360"/>
+        <w:rPr>
+          <w:rFonts w:ascii="Times New Roman" w:hAnsi="Times New Roman" w:cs="Times New Roman"/>
+          <w:color w:val="000000" w:themeColor="text1"/>
+          <w:lang w:val="en-US"/>
+        </w:rPr>
+      </w:pPr>
+      <w:r>
+        <w:rPr>
+          <w:rFonts w:ascii="Times New Roman" w:hAnsi="Times New Roman" w:cs="Times New Roman"/>
+          <w:color w:val="000000" w:themeColor="text1"/>
+        </w:rPr>
+        <w:t>Результат выполнения</w:t>
+      </w:r>
+      <w:r>
+        <w:rPr>
+          <w:rFonts w:ascii="Times New Roman" w:hAnsi="Times New Roman" w:cs="Times New Roman"/>
+          <w:color w:val="000000" w:themeColor="text1"/>
+          <w:lang w:val="en-US"/>
+        </w:rPr>
+        <w:t>:</w:t>
+      </w:r>
+    </w:p>
+    <w:p>
+      <w:pPr>
+        <w:ind w:firstLine="360"/>
+        <w:rPr>
+          <w:rFonts w:ascii="Times New Roman" w:hAnsi="Times New Roman" w:cs="Times New Roman"/>
+          <w:color w:val="000000" w:themeColor="text1"/>
+          <w:lang w:val="en-US"/>
+        </w:rPr>
+      </w:pPr>
+      <w:r>
+        <w:rPr>
+          <w:rFonts w:ascii="Times New Roman" w:hAnsi="Times New Roman" w:cs="Times New Roman"/>
+          <w:color w:val="000000" w:themeColor="text1"/>
+          <w:lang w:val="en-US"/>
         </w:rPr>
         <w:drawing>
-          <wp:inline distT="0" distB="0" distL="0" distR="0" wp14:anchorId="1AA2D40D" wp14:editId="324A6606">
-            <wp:extent cx="5940425" cy="1555115"/>
-            <wp:effectExtent l="0" t="0" r="3175" b="6985"/>
-            <wp:docPr id="415590665" name="Рисунок 1"/>
+          <wp:inline distT="0" distB="0" distL="0" distR="0" wp14:anchorId="2B069F23" wp14:editId="3813CA79">
+            <wp:extent cx="4043362" cy="723094"/>
+            <wp:effectExtent l="0" t="0" r="0" b="1270"/>
+            <wp:docPr id="1651190573" name="Рисунок 1"/>
             <wp:cNvGraphicFramePr>
               <a:graphicFrameLocks xmlns:a="http://schemas.openxmlformats.org/drawingml/2006/main" noChangeAspect="1"/>
             </wp:cNvGraphicFramePr>
@@ -1016,7 +4341,7 @@
               <a:graphicData uri="http://schemas.openxmlformats.org/drawingml/2006/picture">
                 <pic:pic xmlns:pic="http://schemas.openxmlformats.org/drawingml/2006/picture">
                   <pic:nvPicPr>
-                    <pic:cNvPr id="415590665" name=""/>
+                    <pic:cNvPr id="1651190573" name=""/>
                     <pic:cNvPicPr/>
                   </pic:nvPicPr>
                   <pic:blipFill>
@@ -1028,7 +4353,7 @@
                   <pic:spPr>
                     <a:xfrm>
                       <a:off x="0" y="0"/>
-                      <a:ext cx="5940425" cy="1555115"/>
+                      <a:ext cx="4068009" cy="727502"/>
                     </a:xfrm>
                     <a:prstGeom prst="rect">
                       <a:avLst/>
@@ -1043,45 +4368,95 @@
     </w:p>
     <w:p>
       <w:pPr>
-        <w:pStyle w:val="a7"/>
-        <w:numPr>
-          <w:ilvl w:val="0"/>
-          <w:numId w:val="3"/>
-        </w:numPr>
-        <w:rPr>
-          <w:rFonts w:ascii="Times New Roman" w:hAnsi="Times New Roman" w:cs="Times New Roman"/>
-        </w:rPr>
-      </w:pPr>
-      <w:r>
-        <w:rPr>
-          <w:rFonts w:ascii="Times New Roman" w:hAnsi="Times New Roman" w:cs="Times New Roman"/>
-        </w:rPr>
-        <w:t xml:space="preserve">В 3 пункте 1 подпункте создал жесткую ссылку с помощью команды </w:t>
-      </w:r>
-      <w:r>
-        <w:rPr>
-          <w:rFonts w:ascii="Times New Roman" w:hAnsi="Times New Roman" w:cs="Times New Roman"/>
-          <w:lang w:val="en-US"/>
-        </w:rPr>
-        <w:t>ln</w:t>
-      </w:r>
-    </w:p>
-    <w:p>
-      <w:pPr>
-        <w:rPr>
-          <w:rFonts w:ascii="Times New Roman" w:hAnsi="Times New Roman" w:cs="Times New Roman"/>
-        </w:rPr>
-      </w:pPr>
-      <w:r>
-        <w:rPr>
-          <w:rFonts w:ascii="Times New Roman" w:hAnsi="Times New Roman" w:cs="Times New Roman"/>
-          <w:noProof/>
+        <w:ind w:firstLine="360"/>
+        <w:rPr>
+          <w:rFonts w:ascii="Times New Roman" w:hAnsi="Times New Roman" w:cs="Times New Roman"/>
+          <w:color w:val="000000" w:themeColor="text1"/>
+          <w:lang w:val="en-US"/>
+        </w:rPr>
+      </w:pPr>
+      <w:r>
+        <w:rPr>
+          <w:rFonts w:ascii="Times New Roman" w:hAnsi="Times New Roman" w:cs="Times New Roman"/>
+          <w:color w:val="000000" w:themeColor="text1"/>
+        </w:rPr>
+        <w:t xml:space="preserve">Ошибки в </w:t>
+      </w:r>
+      <w:r>
+        <w:rPr>
+          <w:rFonts w:ascii="Times New Roman" w:hAnsi="Times New Roman" w:cs="Times New Roman"/>
+          <w:color w:val="000000" w:themeColor="text1"/>
+        </w:rPr>
+        <w:t>/</w:t>
+      </w:r>
+      <w:proofErr w:type="spellStart"/>
+      <w:r>
+        <w:rPr>
+          <w:rFonts w:ascii="Times New Roman" w:hAnsi="Times New Roman" w:cs="Times New Roman"/>
+          <w:color w:val="000000" w:themeColor="text1"/>
+          <w:lang w:val="en-US"/>
+        </w:rPr>
+        <w:t>tmp</w:t>
+      </w:r>
+      <w:proofErr w:type="spellEnd"/>
+      <w:r>
+        <w:rPr>
+          <w:rFonts w:ascii="Times New Roman" w:hAnsi="Times New Roman" w:cs="Times New Roman"/>
+          <w:color w:val="000000" w:themeColor="text1"/>
+        </w:rPr>
+        <w:t>/</w:t>
+      </w:r>
+      <w:r>
+        <w:rPr>
+          <w:rFonts w:ascii="Times New Roman" w:hAnsi="Times New Roman" w:cs="Times New Roman"/>
+          <w:color w:val="000000" w:themeColor="text1"/>
+          <w:lang w:val="en-US"/>
+        </w:rPr>
+        <w:t>errs</w:t>
+      </w:r>
+      <w:r>
+        <w:rPr>
+          <w:rFonts w:ascii="Times New Roman" w:hAnsi="Times New Roman" w:cs="Times New Roman"/>
+          <w:color w:val="000000" w:themeColor="text1"/>
+        </w:rPr>
+        <w:t>.</w:t>
+      </w:r>
+      <w:r>
+        <w:rPr>
+          <w:rFonts w:ascii="Times New Roman" w:hAnsi="Times New Roman" w:cs="Times New Roman"/>
+          <w:color w:val="000000" w:themeColor="text1"/>
+          <w:lang w:val="en-US"/>
+        </w:rPr>
+        <w:t>txt</w:t>
+      </w:r>
+      <w:r>
+        <w:rPr>
+          <w:rFonts w:ascii="Times New Roman" w:hAnsi="Times New Roman" w:cs="Times New Roman"/>
+          <w:color w:val="000000" w:themeColor="text1"/>
+        </w:rPr>
+        <w:t>:</w:t>
+      </w:r>
+    </w:p>
+    <w:p>
+      <w:pPr>
+        <w:ind w:firstLine="360"/>
+        <w:rPr>
+          <w:rFonts w:ascii="Times New Roman" w:hAnsi="Times New Roman" w:cs="Times New Roman"/>
+          <w:color w:val="000000" w:themeColor="text1"/>
+          <w:lang w:val="en-US"/>
+        </w:rPr>
+      </w:pPr>
+      <w:r>
+        <w:rPr>
+          <w:rFonts w:ascii="Times New Roman" w:hAnsi="Times New Roman" w:cs="Times New Roman"/>
+          <w:color w:val="000000" w:themeColor="text1"/>
+          <w:lang w:val="en-US"/>
         </w:rPr>
         <w:drawing>
-          <wp:inline distT="0" distB="0" distL="0" distR="0" wp14:anchorId="267CCFAC" wp14:editId="5E82874C">
-            <wp:extent cx="5940425" cy="894715"/>
-            <wp:effectExtent l="0" t="0" r="3175" b="635"/>
-            <wp:docPr id="1077710534" name="Рисунок 1"/>
+          <wp:inline distT="0" distB="0" distL="0" distR="0" wp14:anchorId="372C45C5" wp14:editId="51C8F159">
+            <wp:extent cx="4057650" cy="679673"/>
+            <wp:effectExtent l="0" t="0" r="0" b="6350"/>
+            <wp:docPr id="1551146009" name="Рисунок 1"/>
             <wp:cNvGraphicFramePr>
               <a:graphicFrameLocks xmlns:a="http://schemas.openxmlformats.org/drawingml/2006/main" noChangeAspect="1"/>
             </wp:cNvGraphicFramePr>
@@ -1089,7 +4464,7 @@
               <a:graphicData uri="http://schemas.openxmlformats.org/drawingml/2006/picture">
                 <pic:pic xmlns:pic="http://schemas.openxmlformats.org/drawingml/2006/picture">
                   <pic:nvPicPr>
-                    <pic:cNvPr id="1077710534" name=""/>
+                    <pic:cNvPr id="1551146009" name=""/>
                     <pic:cNvPicPr/>
                   </pic:nvPicPr>
                   <pic:blipFill>
@@ -1101,7 +4476,7 @@
                   <pic:spPr>
                     <a:xfrm>
                       <a:off x="0" y="0"/>
-                      <a:ext cx="5940425" cy="894715"/>
+                      <a:ext cx="4111141" cy="688633"/>
                     </a:xfrm>
                     <a:prstGeom prst="rect">
                       <a:avLst/>
@@ -1116,92 +4491,124 @@
     </w:p>
     <w:p>
       <w:pPr>
-        <w:rPr>
-          <w:rFonts w:ascii="Times New Roman" w:hAnsi="Times New Roman" w:cs="Times New Roman"/>
-        </w:rPr>
-      </w:pPr>
-      <w:r>
-        <w:rPr>
-          <w:rFonts w:ascii="Times New Roman" w:hAnsi="Times New Roman" w:cs="Times New Roman"/>
-        </w:rPr>
-        <w:t>Поскольку права ограничивают прочтение, возвращаю их, смотрю файл и снова убираю права</w:t>
-      </w:r>
-    </w:p>
-    <w:p>
-      <w:pPr>
         <w:pStyle w:val="a7"/>
         <w:numPr>
           <w:ilvl w:val="0"/>
-          <w:numId w:val="3"/>
+          <w:numId w:val="7"/>
         </w:numPr>
         <w:rPr>
           <w:rFonts w:ascii="Times New Roman" w:hAnsi="Times New Roman" w:cs="Times New Roman"/>
-        </w:rPr>
-      </w:pPr>
-      <w:r>
-        <w:rPr>
-          <w:rFonts w:ascii="Times New Roman" w:hAnsi="Times New Roman" w:cs="Times New Roman"/>
-        </w:rPr>
-        <w:t xml:space="preserve">В 3 пункте 2 подпункте </w:t>
-      </w:r>
-      <w:r>
-        <w:rPr>
-          <w:rFonts w:ascii="Times New Roman" w:hAnsi="Times New Roman" w:cs="Times New Roman"/>
-        </w:rPr>
-        <w:t xml:space="preserve">копирую содержимое </w:t>
-      </w:r>
-      <w:r>
-        <w:rPr>
-          <w:rFonts w:ascii="Times New Roman" w:hAnsi="Times New Roman" w:cs="Times New Roman"/>
-          <w:lang w:val="en-US"/>
-        </w:rPr>
-        <w:t>ladyba</w:t>
-      </w:r>
-      <w:r>
-        <w:rPr>
-          <w:rFonts w:ascii="Times New Roman" w:hAnsi="Times New Roman" w:cs="Times New Roman"/>
-        </w:rPr>
-        <w:t xml:space="preserve"> в </w:t>
-      </w:r>
-      <w:r>
-        <w:rPr>
-          <w:rFonts w:ascii="Times New Roman" w:hAnsi="Times New Roman" w:cs="Times New Roman"/>
-          <w:lang w:val="en-US"/>
-        </w:rPr>
-        <w:t>blastoise</w:t>
-      </w:r>
-      <w:r>
-        <w:rPr>
-          <w:rFonts w:ascii="Times New Roman" w:hAnsi="Times New Roman" w:cs="Times New Roman"/>
-        </w:rPr>
-        <w:t>.</w:t>
-      </w:r>
-      <w:r>
-        <w:rPr>
-          <w:rFonts w:ascii="Times New Roman" w:hAnsi="Times New Roman" w:cs="Times New Roman"/>
-          <w:lang w:val="en-US"/>
-        </w:rPr>
-        <w:t>drowzeeledyba</w:t>
-      </w:r>
-    </w:p>
-    <w:p>
-      <w:pPr>
-        <w:rPr>
-          <w:rFonts w:ascii="Times New Roman" w:hAnsi="Times New Roman" w:cs="Times New Roman"/>
-          <w:lang w:val="en-US"/>
-        </w:rPr>
-      </w:pPr>
-      <w:r>
-        <w:rPr>
-          <w:rFonts w:ascii="Times New Roman" w:hAnsi="Times New Roman" w:cs="Times New Roman"/>
-          <w:noProof/>
-        </w:rPr>
-        <w:lastRenderedPageBreak/>
+          <w:color w:val="000000" w:themeColor="text1"/>
+        </w:rPr>
+      </w:pPr>
+      <w:r>
+        <w:rPr>
+          <w:rFonts w:ascii="Times New Roman" w:hAnsi="Times New Roman" w:cs="Times New Roman"/>
+          <w:color w:val="000000" w:themeColor="text1"/>
+        </w:rPr>
+        <w:t>Далее в 3 подпункте я отсортировал строки в обратном алфавитном порядке и вывел их</w:t>
+      </w:r>
+    </w:p>
+    <w:p>
+      <w:pPr>
+        <w:ind w:firstLine="708"/>
+        <w:rPr>
+          <w:rFonts w:ascii="Times New Roman" w:hAnsi="Times New Roman" w:cs="Times New Roman"/>
+          <w:color w:val="000000" w:themeColor="text1"/>
+        </w:rPr>
+      </w:pPr>
+      <w:proofErr w:type="spellStart"/>
+      <w:r>
+        <w:rPr>
+          <w:rFonts w:ascii="Times New Roman" w:hAnsi="Times New Roman" w:cs="Times New Roman"/>
+          <w:color w:val="000000" w:themeColor="text1"/>
+        </w:rPr>
+        <w:t>sort</w:t>
+      </w:r>
+      <w:proofErr w:type="spellEnd"/>
+      <w:r>
+        <w:rPr>
+          <w:rFonts w:ascii="Times New Roman" w:hAnsi="Times New Roman" w:cs="Times New Roman"/>
+          <w:color w:val="000000" w:themeColor="text1"/>
+        </w:rPr>
+        <w:t xml:space="preserve"> -r </w:t>
+      </w:r>
+      <w:proofErr w:type="spellStart"/>
+      <w:r>
+        <w:rPr>
+          <w:rFonts w:ascii="Times New Roman" w:hAnsi="Times New Roman" w:cs="Times New Roman"/>
+          <w:color w:val="000000" w:themeColor="text1"/>
+        </w:rPr>
+        <w:t>steelix</w:t>
+      </w:r>
+      <w:proofErr w:type="spellEnd"/>
+      <w:r>
+        <w:rPr>
+          <w:rFonts w:ascii="Times New Roman" w:hAnsi="Times New Roman" w:cs="Times New Roman"/>
+          <w:color w:val="000000" w:themeColor="text1"/>
+        </w:rPr>
+        <w:t xml:space="preserve"> | </w:t>
+      </w:r>
+      <w:proofErr w:type="spellStart"/>
+      <w:r>
+        <w:rPr>
+          <w:rFonts w:ascii="Times New Roman" w:hAnsi="Times New Roman" w:cs="Times New Roman"/>
+          <w:color w:val="000000" w:themeColor="text1"/>
+        </w:rPr>
+        <w:t>cat</w:t>
+      </w:r>
+      <w:proofErr w:type="spellEnd"/>
+      <w:r>
+        <w:rPr>
+          <w:rFonts w:ascii="Times New Roman" w:hAnsi="Times New Roman" w:cs="Times New Roman"/>
+          <w:color w:val="000000" w:themeColor="text1"/>
+        </w:rPr>
+        <w:t xml:space="preserve"> -n</w:t>
+      </w:r>
+    </w:p>
+    <w:p>
+      <w:pPr>
+        <w:ind w:firstLine="360"/>
+        <w:rPr>
+          <w:rFonts w:ascii="Times New Roman" w:hAnsi="Times New Roman" w:cs="Times New Roman"/>
+          <w:color w:val="000000" w:themeColor="text1"/>
+        </w:rPr>
+      </w:pPr>
+      <w:r>
+        <w:rPr>
+          <w:rFonts w:ascii="Times New Roman" w:hAnsi="Times New Roman" w:cs="Times New Roman"/>
+          <w:color w:val="000000" w:themeColor="text1"/>
+        </w:rPr>
+        <w:t>Результат выполнения</w:t>
+      </w:r>
+      <w:r>
+        <w:rPr>
+          <w:rFonts w:ascii="Times New Roman" w:hAnsi="Times New Roman" w:cs="Times New Roman"/>
+          <w:color w:val="000000" w:themeColor="text1"/>
+        </w:rPr>
+        <w:t>:</w:t>
+      </w:r>
+    </w:p>
+    <w:p>
+      <w:pPr>
+        <w:ind w:firstLine="360"/>
+        <w:rPr>
+          <w:rFonts w:ascii="Times New Roman" w:hAnsi="Times New Roman" w:cs="Times New Roman"/>
+          <w:color w:val="000000" w:themeColor="text1"/>
+          <w:lang w:val="en-US"/>
+        </w:rPr>
+      </w:pPr>
+      <w:r>
+        <w:rPr>
+          <w:rFonts w:ascii="Times New Roman" w:hAnsi="Times New Roman" w:cs="Times New Roman"/>
+          <w:color w:val="000000" w:themeColor="text1"/>
+          <w:lang w:val="en-US"/>
+        </w:rPr>
         <w:drawing>
-          <wp:inline distT="0" distB="0" distL="0" distR="0" wp14:anchorId="77258991" wp14:editId="169651AB">
-            <wp:extent cx="5940425" cy="394335"/>
-            <wp:effectExtent l="0" t="0" r="3175" b="5715"/>
-            <wp:docPr id="1341696086" name="Рисунок 1"/>
+          <wp:inline distT="0" distB="0" distL="0" distR="0" wp14:anchorId="6022DF18" wp14:editId="34D57A6E">
+            <wp:extent cx="4176712" cy="200464"/>
+            <wp:effectExtent l="0" t="0" r="0" b="9525"/>
+            <wp:docPr id="1656926827" name="Рисунок 1"/>
             <wp:cNvGraphicFramePr>
               <a:graphicFrameLocks xmlns:a="http://schemas.openxmlformats.org/drawingml/2006/main" noChangeAspect="1"/>
             </wp:cNvGraphicFramePr>
@@ -1209,7 +4616,7 @@
               <a:graphicData uri="http://schemas.openxmlformats.org/drawingml/2006/picture">
                 <pic:pic xmlns:pic="http://schemas.openxmlformats.org/drawingml/2006/picture">
                   <pic:nvPicPr>
-                    <pic:cNvPr id="1341696086" name=""/>
+                    <pic:cNvPr id="1730538817" name=""/>
                     <pic:cNvPicPr/>
                   </pic:nvPicPr>
                   <pic:blipFill>
@@ -1221,7 +4628,7 @@
                   <pic:spPr>
                     <a:xfrm>
                       <a:off x="0" y="0"/>
-                      <a:ext cx="5940425" cy="394335"/>
+                      <a:ext cx="4355850" cy="209062"/>
                     </a:xfrm>
                     <a:prstGeom prst="rect">
                       <a:avLst/>
@@ -1239,55 +4646,176 @@
         <w:pStyle w:val="a7"/>
         <w:numPr>
           <w:ilvl w:val="0"/>
-          <w:numId w:val="3"/>
+          <w:numId w:val="7"/>
         </w:numPr>
         <w:rPr>
           <w:rFonts w:ascii="Times New Roman" w:hAnsi="Times New Roman" w:cs="Times New Roman"/>
-        </w:rPr>
-      </w:pPr>
-      <w:r>
-        <w:rPr>
-          <w:rFonts w:ascii="Times New Roman" w:hAnsi="Times New Roman" w:cs="Times New Roman"/>
-        </w:rPr>
-        <w:t>В 3 пункте 3 подпункте соединяю содержимое двух файлов в один с помощью</w:t>
-      </w:r>
-      <w:r>
-        <w:rPr>
-          <w:rFonts w:ascii="Times New Roman" w:hAnsi="Times New Roman" w:cs="Times New Roman"/>
-        </w:rPr>
-        <w:t xml:space="preserve"> </w:t>
-      </w:r>
-      <w:r>
-        <w:rPr>
-          <w:rFonts w:ascii="Times New Roman" w:hAnsi="Times New Roman" w:cs="Times New Roman"/>
-        </w:rPr>
-        <w:t xml:space="preserve">команды </w:t>
-      </w:r>
-      <w:r>
-        <w:rPr>
-          <w:rFonts w:ascii="Times New Roman" w:hAnsi="Times New Roman" w:cs="Times New Roman"/>
-          <w:lang w:val="en-US"/>
-        </w:rPr>
-        <w:t>cat</w:t>
-      </w:r>
-    </w:p>
-    <w:p>
-      <w:pPr>
-        <w:rPr>
-          <w:rFonts w:ascii="Times New Roman" w:hAnsi="Times New Roman" w:cs="Times New Roman"/>
-          <w:lang w:val="en-US"/>
-        </w:rPr>
-      </w:pPr>
-      <w:r>
-        <w:rPr>
-          <w:rFonts w:ascii="Times New Roman" w:hAnsi="Times New Roman" w:cs="Times New Roman"/>
-          <w:noProof/>
+          <w:color w:val="000000" w:themeColor="text1"/>
+        </w:rPr>
+      </w:pPr>
+      <w:r>
+        <w:rPr>
+          <w:rFonts w:ascii="Times New Roman" w:hAnsi="Times New Roman" w:cs="Times New Roman"/>
+          <w:color w:val="000000" w:themeColor="text1"/>
+        </w:rPr>
+        <w:t xml:space="preserve">В </w:t>
+      </w:r>
+      <w:r>
+        <w:rPr>
+          <w:rFonts w:ascii="Times New Roman" w:hAnsi="Times New Roman" w:cs="Times New Roman"/>
+          <w:color w:val="000000" w:themeColor="text1"/>
+        </w:rPr>
+        <w:t>4</w:t>
+      </w:r>
+      <w:r>
+        <w:rPr>
+          <w:rFonts w:ascii="Times New Roman" w:hAnsi="Times New Roman" w:cs="Times New Roman"/>
+          <w:color w:val="000000" w:themeColor="text1"/>
+        </w:rPr>
+        <w:t xml:space="preserve"> подпункте с помощью -</w:t>
+      </w:r>
+      <w:r>
+        <w:rPr>
+          <w:rFonts w:ascii="Times New Roman" w:hAnsi="Times New Roman" w:cs="Times New Roman"/>
+          <w:color w:val="000000" w:themeColor="text1"/>
+          <w:lang w:val="en-US"/>
+        </w:rPr>
+        <w:t>l</w:t>
+      </w:r>
+      <w:r>
+        <w:rPr>
+          <w:rFonts w:ascii="Times New Roman" w:hAnsi="Times New Roman" w:cs="Times New Roman"/>
+          <w:color w:val="000000" w:themeColor="text1"/>
+        </w:rPr>
+        <w:t xml:space="preserve"> выводим все файлы со всеми атрибутами, а благодаря </w:t>
+      </w:r>
+      <w:r>
+        <w:rPr>
+          <w:rFonts w:ascii="Times New Roman" w:hAnsi="Times New Roman" w:cs="Times New Roman"/>
+          <w:color w:val="000000" w:themeColor="text1"/>
+          <w:lang w:val="en-US"/>
+        </w:rPr>
+        <w:t>grep</w:t>
+      </w:r>
+      <w:r>
+        <w:rPr>
+          <w:rFonts w:ascii="Times New Roman" w:hAnsi="Times New Roman" w:cs="Times New Roman"/>
+          <w:color w:val="000000" w:themeColor="text1"/>
+        </w:rPr>
+        <w:t xml:space="preserve"> -</w:t>
+      </w:r>
+      <w:r>
+        <w:rPr>
+          <w:rFonts w:ascii="Times New Roman" w:hAnsi="Times New Roman" w:cs="Times New Roman"/>
+          <w:color w:val="000000" w:themeColor="text1"/>
+          <w:lang w:val="en-US"/>
+        </w:rPr>
+        <w:t>v</w:t>
+      </w:r>
+      <w:r>
+        <w:rPr>
+          <w:rFonts w:ascii="Times New Roman" w:hAnsi="Times New Roman" w:cs="Times New Roman"/>
+          <w:color w:val="000000" w:themeColor="text1"/>
+        </w:rPr>
+        <w:t xml:space="preserve"> “</w:t>
+      </w:r>
+      <w:r>
+        <w:rPr>
+          <w:rFonts w:ascii="Times New Roman" w:hAnsi="Times New Roman" w:cs="Times New Roman"/>
+          <w:color w:val="000000" w:themeColor="text1"/>
+          <w:lang w:val="en-US"/>
+        </w:rPr>
+        <w:t>total</w:t>
+      </w:r>
+      <w:r>
+        <w:rPr>
+          <w:rFonts w:ascii="Times New Roman" w:hAnsi="Times New Roman" w:cs="Times New Roman"/>
+          <w:color w:val="000000" w:themeColor="text1"/>
+        </w:rPr>
+        <w:t>” удаляем подсчет размера файлов</w:t>
+      </w:r>
+    </w:p>
+    <w:p>
+      <w:pPr>
+        <w:ind w:firstLine="708"/>
+        <w:rPr>
+          <w:rFonts w:ascii="Times New Roman" w:hAnsi="Times New Roman" w:cs="Times New Roman"/>
+          <w:color w:val="000000" w:themeColor="text1"/>
+          <w:lang w:val="en-US"/>
+        </w:rPr>
+      </w:pPr>
+      <w:r>
+        <w:rPr>
+          <w:rFonts w:ascii="Times New Roman" w:hAnsi="Times New Roman" w:cs="Times New Roman"/>
+          <w:color w:val="000000" w:themeColor="text1"/>
+          <w:lang w:val="en-US"/>
+        </w:rPr>
+        <w:t>ls -l -</w:t>
+      </w:r>
+      <w:proofErr w:type="gramStart"/>
+      <w:r>
+        <w:rPr>
+          <w:rFonts w:ascii="Times New Roman" w:hAnsi="Times New Roman" w:cs="Times New Roman"/>
+          <w:color w:val="000000" w:themeColor="text1"/>
+          <w:lang w:val="en-US"/>
+        </w:rPr>
+        <w:t>R .</w:t>
+      </w:r>
+      <w:proofErr w:type="gramEnd"/>
+      <w:r>
+        <w:rPr>
+          <w:rFonts w:ascii="Times New Roman" w:hAnsi="Times New Roman" w:cs="Times New Roman"/>
+          <w:color w:val="000000" w:themeColor="text1"/>
+          <w:lang w:val="en-US"/>
+        </w:rPr>
+        <w:t xml:space="preserve"> | grep "to" | grep -v "total" | sort -k6,7</w:t>
+      </w:r>
+    </w:p>
+    <w:p>
+      <w:pPr>
+        <w:ind w:firstLine="360"/>
+        <w:rPr>
+          <w:rFonts w:ascii="Times New Roman" w:hAnsi="Times New Roman" w:cs="Times New Roman"/>
+          <w:color w:val="000000" w:themeColor="text1"/>
+          <w:lang w:val="en-US"/>
+        </w:rPr>
+      </w:pPr>
+      <w:r>
+        <w:rPr>
+          <w:rFonts w:ascii="Times New Roman" w:hAnsi="Times New Roman" w:cs="Times New Roman"/>
+          <w:color w:val="000000" w:themeColor="text1"/>
+        </w:rPr>
+        <w:t>Результат выполнения</w:t>
+      </w:r>
+      <w:r>
+        <w:rPr>
+          <w:rFonts w:ascii="Times New Roman" w:hAnsi="Times New Roman" w:cs="Times New Roman"/>
+          <w:color w:val="000000" w:themeColor="text1"/>
+          <w:lang w:val="en-US"/>
+        </w:rPr>
+        <w:t>:</w:t>
+      </w:r>
+    </w:p>
+    <w:p>
+      <w:pPr>
+        <w:ind w:firstLine="360"/>
+        <w:rPr>
+          <w:rFonts w:ascii="Times New Roman" w:hAnsi="Times New Roman" w:cs="Times New Roman"/>
+          <w:color w:val="000000" w:themeColor="text1"/>
+          <w:lang w:val="en-US"/>
+        </w:rPr>
+      </w:pPr>
+      <w:r>
+        <w:rPr>
+          <w:rFonts w:ascii="Times New Roman" w:hAnsi="Times New Roman" w:cs="Times New Roman"/>
+          <w:color w:val="000000" w:themeColor="text1"/>
+          <w:lang w:val="en-US"/>
         </w:rPr>
         <w:drawing>
-          <wp:inline distT="0" distB="0" distL="0" distR="0" wp14:anchorId="2EAAE8F5" wp14:editId="5B275F5B">
-            <wp:extent cx="5940425" cy="1096645"/>
-            <wp:effectExtent l="0" t="0" r="3175" b="8255"/>
-            <wp:docPr id="1866018044" name="Рисунок 1"/>
+          <wp:inline distT="0" distB="0" distL="0" distR="0" wp14:anchorId="68D9FDEE" wp14:editId="1B2F9299">
+            <wp:extent cx="4014787" cy="1232117"/>
+            <wp:effectExtent l="0" t="0" r="5080" b="6350"/>
+            <wp:docPr id="893035799" name="Рисунок 1"/>
             <wp:cNvGraphicFramePr>
               <a:graphicFrameLocks xmlns:a="http://schemas.openxmlformats.org/drawingml/2006/main" noChangeAspect="1"/>
             </wp:cNvGraphicFramePr>
@@ -1295,7 +4823,7 @@
               <a:graphicData uri="http://schemas.openxmlformats.org/drawingml/2006/picture">
                 <pic:pic xmlns:pic="http://schemas.openxmlformats.org/drawingml/2006/picture">
                   <pic:nvPicPr>
-                    <pic:cNvPr id="1866018044" name=""/>
+                    <pic:cNvPr id="893035799" name=""/>
                     <pic:cNvPicPr/>
                   </pic:nvPicPr>
                   <pic:blipFill>
@@ -1307,7 +4835,7 @@
                   <pic:spPr>
                     <a:xfrm>
                       <a:off x="0" y="0"/>
-                      <a:ext cx="5940425" cy="1096645"/>
+                      <a:ext cx="4061101" cy="1246331"/>
                     </a:xfrm>
                     <a:prstGeom prst="rect">
                       <a:avLst/>
@@ -1322,70 +4850,188 @@
     </w:p>
     <w:p>
       <w:pPr>
-        <w:rPr>
-          <w:rFonts w:ascii="Times New Roman" w:hAnsi="Times New Roman" w:cs="Times New Roman"/>
-        </w:rPr>
-      </w:pPr>
-      <w:r>
-        <w:rPr>
-          <w:rFonts w:ascii="Times New Roman" w:hAnsi="Times New Roman" w:cs="Times New Roman"/>
-        </w:rPr>
-        <w:t>Поскольку возникла ошибка с правами доступа, мне пришлось дать минимальные права для доступа</w:t>
-      </w:r>
-    </w:p>
-    <w:p>
-      <w:pPr>
         <w:pStyle w:val="a7"/>
         <w:numPr>
           <w:ilvl w:val="0"/>
-          <w:numId w:val="3"/>
+          <w:numId w:val="7"/>
         </w:numPr>
         <w:rPr>
           <w:rFonts w:ascii="Times New Roman" w:hAnsi="Times New Roman" w:cs="Times New Roman"/>
-        </w:rPr>
-      </w:pPr>
-      <w:r>
-        <w:rPr>
-          <w:rFonts w:ascii="Times New Roman" w:hAnsi="Times New Roman" w:cs="Times New Roman"/>
-        </w:rPr>
-        <w:t xml:space="preserve">В 3 пункте 4 подпункте скопировал содержимое через команду </w:t>
-      </w:r>
-      <w:r>
-        <w:rPr>
-          <w:rFonts w:ascii="Times New Roman" w:hAnsi="Times New Roman" w:cs="Times New Roman"/>
-          <w:lang w:val="en-US"/>
-        </w:rPr>
-        <w:t>cp</w:t>
-      </w:r>
-      <w:r>
-        <w:rPr>
-          <w:rFonts w:ascii="Times New Roman" w:hAnsi="Times New Roman" w:cs="Times New Roman"/>
+          <w:color w:val="000000" w:themeColor="text1"/>
+        </w:rPr>
+      </w:pPr>
+      <w:r>
+        <w:rPr>
+          <w:rFonts w:ascii="Times New Roman" w:hAnsi="Times New Roman" w:cs="Times New Roman"/>
+          <w:color w:val="000000" w:themeColor="text1"/>
+        </w:rPr>
+        <w:t xml:space="preserve">В 5 подпункте использовал </w:t>
+      </w:r>
+      <w:r>
+        <w:rPr>
+          <w:rFonts w:ascii="Times New Roman" w:hAnsi="Times New Roman" w:cs="Times New Roman"/>
+          <w:color w:val="000000" w:themeColor="text1"/>
+          <w:lang w:val="en-US"/>
+        </w:rPr>
+        <w:t>ls</w:t>
+      </w:r>
+      <w:r>
+        <w:rPr>
+          <w:rFonts w:ascii="Times New Roman" w:hAnsi="Times New Roman" w:cs="Times New Roman"/>
+          <w:color w:val="000000" w:themeColor="text1"/>
+        </w:rPr>
+        <w:t xml:space="preserve"> -</w:t>
+      </w:r>
+      <w:proofErr w:type="spellStart"/>
+      <w:r>
+        <w:rPr>
+          <w:rFonts w:ascii="Times New Roman" w:hAnsi="Times New Roman" w:cs="Times New Roman"/>
+          <w:color w:val="000000" w:themeColor="text1"/>
+          <w:lang w:val="en-US"/>
+        </w:rPr>
+        <w:t>lR</w:t>
+      </w:r>
+      <w:proofErr w:type="spellEnd"/>
+      <w:r>
+        <w:rPr>
+          <w:rFonts w:ascii="Times New Roman" w:hAnsi="Times New Roman" w:cs="Times New Roman"/>
+          <w:color w:val="000000" w:themeColor="text1"/>
         </w:rPr>
         <w:t xml:space="preserve">, </w:t>
       </w:r>
       <w:r>
         <w:rPr>
           <w:rFonts w:ascii="Times New Roman" w:hAnsi="Times New Roman" w:cs="Times New Roman"/>
-        </w:rPr>
-        <w:t>никаких дополнительных прав не понадобилось</w:t>
-      </w:r>
-    </w:p>
-    <w:p>
-      <w:pPr>
-        <w:rPr>
-          <w:rFonts w:ascii="Times New Roman" w:hAnsi="Times New Roman" w:cs="Times New Roman"/>
-        </w:rPr>
-      </w:pPr>
-      <w:r>
-        <w:rPr>
-          <w:rFonts w:ascii="Times New Roman" w:hAnsi="Times New Roman" w:cs="Times New Roman"/>
-          <w:noProof/>
-        </w:rPr>
+          <w:color w:val="000000" w:themeColor="text1"/>
+          <w:lang w:val="en-US"/>
+        </w:rPr>
+        <w:t>grep</w:t>
+      </w:r>
+      <w:r>
+        <w:rPr>
+          <w:rFonts w:ascii="Times New Roman" w:hAnsi="Times New Roman" w:cs="Times New Roman"/>
+          <w:color w:val="000000" w:themeColor="text1"/>
+        </w:rPr>
+        <w:t xml:space="preserve"> “</w:t>
+      </w:r>
+      <w:proofErr w:type="spellStart"/>
+      <w:r>
+        <w:rPr>
+          <w:rFonts w:ascii="Times New Roman" w:hAnsi="Times New Roman" w:cs="Times New Roman"/>
+          <w:color w:val="000000" w:themeColor="text1"/>
+          <w:lang w:val="en-US"/>
+        </w:rPr>
+        <w:t>ti</w:t>
+      </w:r>
+      <w:proofErr w:type="spellEnd"/>
+      <w:r>
+        <w:rPr>
+          <w:rFonts w:ascii="Times New Roman" w:hAnsi="Times New Roman" w:cs="Times New Roman"/>
+          <w:color w:val="000000" w:themeColor="text1"/>
+        </w:rPr>
+        <w:t>”, и сортировку в обратном порядке по 9 столбцу</w:t>
+      </w:r>
+    </w:p>
+    <w:p>
+      <w:pPr>
+        <w:ind w:firstLine="708"/>
+        <w:rPr>
+          <w:rFonts w:ascii="Times New Roman" w:hAnsi="Times New Roman" w:cs="Times New Roman"/>
+          <w:color w:val="000000" w:themeColor="text1"/>
+          <w:lang w:val="en-US"/>
+        </w:rPr>
+      </w:pPr>
+      <w:r>
+        <w:rPr>
+          <w:rFonts w:ascii="Times New Roman" w:hAnsi="Times New Roman" w:cs="Times New Roman"/>
+          <w:color w:val="000000" w:themeColor="text1"/>
+          <w:lang w:val="en-US"/>
+        </w:rPr>
+        <w:t>ls -l -</w:t>
+      </w:r>
+      <w:proofErr w:type="gramStart"/>
+      <w:r>
+        <w:rPr>
+          <w:rFonts w:ascii="Times New Roman" w:hAnsi="Times New Roman" w:cs="Times New Roman"/>
+          <w:color w:val="000000" w:themeColor="text1"/>
+          <w:lang w:val="en-US"/>
+        </w:rPr>
+        <w:t>R .</w:t>
+      </w:r>
+      <w:proofErr w:type="gramEnd"/>
+      <w:r>
+        <w:rPr>
+          <w:rFonts w:ascii="Times New Roman" w:hAnsi="Times New Roman" w:cs="Times New Roman"/>
+          <w:color w:val="000000" w:themeColor="text1"/>
+          <w:lang w:val="en-US"/>
+        </w:rPr>
+        <w:t xml:space="preserve"> | grep "</w:t>
+      </w:r>
+      <w:proofErr w:type="spellStart"/>
+      <w:r>
+        <w:rPr>
+          <w:rFonts w:ascii="Times New Roman" w:hAnsi="Times New Roman" w:cs="Times New Roman"/>
+          <w:color w:val="000000" w:themeColor="text1"/>
+          <w:lang w:val="en-US"/>
+        </w:rPr>
+        <w:t>ti</w:t>
+      </w:r>
+      <w:proofErr w:type="spellEnd"/>
+      <w:r>
+        <w:rPr>
+          <w:rFonts w:ascii="Times New Roman" w:hAnsi="Times New Roman" w:cs="Times New Roman"/>
+          <w:color w:val="000000" w:themeColor="text1"/>
+          <w:lang w:val="en-US"/>
+        </w:rPr>
+        <w:t>" | sort -r -k9</w:t>
+      </w:r>
+    </w:p>
+    <w:p>
+      <w:pPr>
+        <w:ind w:firstLine="360"/>
+        <w:rPr>
+          <w:rFonts w:ascii="Times New Roman" w:hAnsi="Times New Roman" w:cs="Times New Roman"/>
+          <w:color w:val="000000" w:themeColor="text1"/>
+          <w:lang w:val="en-US"/>
+        </w:rPr>
+      </w:pPr>
+      <w:r>
+        <w:rPr>
+          <w:rFonts w:ascii="Times New Roman" w:hAnsi="Times New Roman" w:cs="Times New Roman"/>
+          <w:color w:val="000000" w:themeColor="text1"/>
+        </w:rPr>
+        <w:t>Результат выполнения</w:t>
+      </w:r>
+      <w:r>
+        <w:rPr>
+          <w:rFonts w:ascii="Times New Roman" w:hAnsi="Times New Roman" w:cs="Times New Roman"/>
+          <w:color w:val="000000" w:themeColor="text1"/>
+          <w:lang w:val="en-US"/>
+        </w:rPr>
+        <w:t>:</w:t>
+      </w:r>
+    </w:p>
+    <w:p>
+      <w:pPr>
+        <w:ind w:firstLine="360"/>
+        <w:rPr>
+          <w:rFonts w:ascii="Times New Roman" w:hAnsi="Times New Roman" w:cs="Times New Roman"/>
+          <w:color w:val="000000" w:themeColor="text1"/>
+          <w:lang w:val="en-US"/>
+        </w:rPr>
+      </w:pPr>
+      <w:r>
+        <w:rPr>
+          <w:rFonts w:ascii="Times New Roman" w:hAnsi="Times New Roman" w:cs="Times New Roman"/>
+          <w:color w:val="000000" w:themeColor="text1"/>
+          <w:lang w:val="en-US"/>
+        </w:rPr>
+        <w:lastRenderedPageBreak/>
         <w:drawing>
-          <wp:inline distT="0" distB="0" distL="0" distR="0" wp14:anchorId="019FAB9E" wp14:editId="520814E1">
-            <wp:extent cx="5940425" cy="692785"/>
-            <wp:effectExtent l="0" t="0" r="3175" b="0"/>
-            <wp:docPr id="1325920447" name="Рисунок 1"/>
+          <wp:inline distT="0" distB="0" distL="0" distR="0" wp14:anchorId="27D43DB6" wp14:editId="43D94717">
+            <wp:extent cx="3990975" cy="951349"/>
+            <wp:effectExtent l="0" t="0" r="0" b="1270"/>
+            <wp:docPr id="431662332" name="Рисунок 1"/>
             <wp:cNvGraphicFramePr>
               <a:graphicFrameLocks xmlns:a="http://schemas.openxmlformats.org/drawingml/2006/main" noChangeAspect="1"/>
             </wp:cNvGraphicFramePr>
@@ -1393,7 +5039,7 @@
               <a:graphicData uri="http://schemas.openxmlformats.org/drawingml/2006/picture">
                 <pic:pic xmlns:pic="http://schemas.openxmlformats.org/drawingml/2006/picture">
                   <pic:nvPicPr>
-                    <pic:cNvPr id="1325920447" name=""/>
+                    <pic:cNvPr id="431662332" name=""/>
                     <pic:cNvPicPr/>
                   </pic:nvPicPr>
                   <pic:blipFill>
@@ -1405,7 +5051,7 @@
                   <pic:spPr>
                     <a:xfrm>
                       <a:off x="0" y="0"/>
-                      <a:ext cx="5940425" cy="692785"/>
+                      <a:ext cx="4039518" cy="962920"/>
                     </a:xfrm>
                     <a:prstGeom prst="rect">
                       <a:avLst/>
@@ -1423,44 +5069,365 @@
         <w:pStyle w:val="a7"/>
         <w:numPr>
           <w:ilvl w:val="0"/>
-          <w:numId w:val="3"/>
+          <w:numId w:val="7"/>
         </w:numPr>
         <w:rPr>
           <w:rFonts w:ascii="Times New Roman" w:hAnsi="Times New Roman" w:cs="Times New Roman"/>
-        </w:rPr>
-      </w:pPr>
-      <w:r>
-        <w:rPr>
-          <w:rFonts w:ascii="Times New Roman" w:hAnsi="Times New Roman" w:cs="Times New Roman"/>
-        </w:rPr>
-        <w:t xml:space="preserve">В 3 пункте 5 подпункте создал символическую ссылку на директорию </w:t>
-      </w:r>
-      <w:r>
-        <w:rPr>
-          <w:rFonts w:ascii="Times New Roman" w:hAnsi="Times New Roman" w:cs="Times New Roman"/>
+          <w:color w:val="000000" w:themeColor="text1"/>
+        </w:rPr>
+      </w:pPr>
+      <w:r>
+        <w:rPr>
+          <w:rFonts w:ascii="Times New Roman" w:hAnsi="Times New Roman" w:cs="Times New Roman"/>
+          <w:color w:val="000000" w:themeColor="text1"/>
+        </w:rPr>
+        <w:t xml:space="preserve">В 6 подпункте для поиска всех файлов, начинающихся на </w:t>
+      </w:r>
+      <w:r>
+        <w:rPr>
+          <w:rFonts w:ascii="Times New Roman" w:hAnsi="Times New Roman" w:cs="Times New Roman"/>
+          <w:color w:val="000000" w:themeColor="text1"/>
+          <w:lang w:val="en-US"/>
+        </w:rPr>
+        <w:t>b</w:t>
+      </w:r>
+      <w:r>
+        <w:rPr>
+          <w:rFonts w:ascii="Times New Roman" w:hAnsi="Times New Roman" w:cs="Times New Roman"/>
+          <w:color w:val="000000" w:themeColor="text1"/>
+        </w:rPr>
+        <w:t xml:space="preserve"> используется команда </w:t>
+      </w:r>
+      <w:r>
+        <w:rPr>
+          <w:rFonts w:ascii="Times New Roman" w:hAnsi="Times New Roman" w:cs="Times New Roman"/>
+          <w:color w:val="000000" w:themeColor="text1"/>
+          <w:lang w:val="en-US"/>
+        </w:rPr>
+        <w:t>ls</w:t>
+      </w:r>
+      <w:r>
+        <w:rPr>
+          <w:rFonts w:ascii="Times New Roman" w:hAnsi="Times New Roman" w:cs="Times New Roman"/>
+          <w:color w:val="000000" w:themeColor="text1"/>
+        </w:rPr>
+        <w:t xml:space="preserve"> </w:t>
+      </w:r>
+    </w:p>
+    <w:p>
+      <w:pPr>
+        <w:ind w:firstLine="708"/>
+        <w:rPr>
+          <w:rFonts w:ascii="Times New Roman" w:hAnsi="Times New Roman" w:cs="Times New Roman"/>
+          <w:color w:val="000000" w:themeColor="text1"/>
+        </w:rPr>
+      </w:pPr>
+      <w:r>
+        <w:rPr>
+          <w:rFonts w:ascii="Times New Roman" w:hAnsi="Times New Roman" w:cs="Times New Roman"/>
+          <w:color w:val="000000" w:themeColor="text1"/>
+          <w:lang w:val="en-US"/>
+        </w:rPr>
+        <w:t>echo</w:t>
+      </w:r>
+      <w:r>
+        <w:rPr>
+          <w:rFonts w:ascii="Times New Roman" w:hAnsi="Times New Roman" w:cs="Times New Roman"/>
+          <w:color w:val="000000" w:themeColor="text1"/>
+        </w:rPr>
+        <w:t xml:space="preserve"> -</w:t>
+      </w:r>
+      <w:r>
+        <w:rPr>
+          <w:rFonts w:ascii="Times New Roman" w:hAnsi="Times New Roman" w:cs="Times New Roman"/>
+          <w:color w:val="000000" w:themeColor="text1"/>
+          <w:lang w:val="en-US"/>
+        </w:rPr>
+        <w:t>e</w:t>
+      </w:r>
+      <w:r>
+        <w:rPr>
+          <w:rFonts w:ascii="Times New Roman" w:hAnsi="Times New Roman" w:cs="Times New Roman"/>
+          <w:color w:val="000000" w:themeColor="text1"/>
+        </w:rPr>
+        <w:t xml:space="preserve"> "Строка1\</w:t>
+      </w:r>
+      <w:r>
+        <w:rPr>
+          <w:rFonts w:ascii="Times New Roman" w:hAnsi="Times New Roman" w:cs="Times New Roman"/>
+          <w:color w:val="000000" w:themeColor="text1"/>
+          <w:lang w:val="en-US"/>
+        </w:rPr>
+        <w:t>n</w:t>
+      </w:r>
+      <w:r>
+        <w:rPr>
+          <w:rFonts w:ascii="Times New Roman" w:hAnsi="Times New Roman" w:cs="Times New Roman"/>
+          <w:color w:val="000000" w:themeColor="text1"/>
+        </w:rPr>
+        <w:t xml:space="preserve">Строка2" &gt; </w:t>
+      </w:r>
+      <w:proofErr w:type="spellStart"/>
+      <w:r>
+        <w:rPr>
+          <w:rFonts w:ascii="Times New Roman" w:hAnsi="Times New Roman" w:cs="Times New Roman"/>
+          <w:color w:val="000000" w:themeColor="text1"/>
+          <w:lang w:val="en-US"/>
+        </w:rPr>
+        <w:t>bfile</w:t>
+      </w:r>
+      <w:proofErr w:type="spellEnd"/>
+      <w:r>
+        <w:rPr>
+          <w:rFonts w:ascii="Times New Roman" w:hAnsi="Times New Roman" w:cs="Times New Roman"/>
+          <w:color w:val="000000" w:themeColor="text1"/>
+        </w:rPr>
+        <w:t>1</w:t>
+      </w:r>
+    </w:p>
+    <w:p>
+      <w:pPr>
+        <w:ind w:firstLine="708"/>
+        <w:rPr>
+          <w:rFonts w:ascii="Times New Roman" w:hAnsi="Times New Roman" w:cs="Times New Roman"/>
+          <w:color w:val="000000" w:themeColor="text1"/>
+          <w:lang w:val="en-US"/>
+        </w:rPr>
+      </w:pPr>
+      <w:r>
+        <w:rPr>
+          <w:rFonts w:ascii="Times New Roman" w:hAnsi="Times New Roman" w:cs="Times New Roman"/>
+          <w:color w:val="000000" w:themeColor="text1"/>
+          <w:lang w:val="en-US"/>
+        </w:rPr>
+        <w:t>echo</w:t>
+      </w:r>
+      <w:r>
+        <w:rPr>
+          <w:rFonts w:ascii="Times New Roman" w:hAnsi="Times New Roman" w:cs="Times New Roman"/>
+          <w:color w:val="000000" w:themeColor="text1"/>
+        </w:rPr>
+        <w:t xml:space="preserve"> -</w:t>
+      </w:r>
+      <w:r>
+        <w:rPr>
+          <w:rFonts w:ascii="Times New Roman" w:hAnsi="Times New Roman" w:cs="Times New Roman"/>
+          <w:color w:val="000000" w:themeColor="text1"/>
+          <w:lang w:val="en-US"/>
+        </w:rPr>
+        <w:t>e</w:t>
+      </w:r>
+      <w:r>
+        <w:rPr>
+          <w:rFonts w:ascii="Times New Roman" w:hAnsi="Times New Roman" w:cs="Times New Roman"/>
+          <w:color w:val="000000" w:themeColor="text1"/>
+        </w:rPr>
+        <w:t xml:space="preserve"> "Строка3\</w:t>
+      </w:r>
+      <w:r>
+        <w:rPr>
+          <w:rFonts w:ascii="Times New Roman" w:hAnsi="Times New Roman" w:cs="Times New Roman"/>
+          <w:color w:val="000000" w:themeColor="text1"/>
+          <w:lang w:val="en-US"/>
+        </w:rPr>
+        <w:t>n</w:t>
+      </w:r>
+      <w:r>
+        <w:rPr>
+          <w:rFonts w:ascii="Times New Roman" w:hAnsi="Times New Roman" w:cs="Times New Roman"/>
+          <w:color w:val="000000" w:themeColor="text1"/>
+        </w:rPr>
+        <w:t xml:space="preserve">Строка4" &gt; </w:t>
+      </w:r>
+      <w:proofErr w:type="spellStart"/>
+      <w:r>
+        <w:rPr>
+          <w:rFonts w:ascii="Times New Roman" w:hAnsi="Times New Roman" w:cs="Times New Roman"/>
+          <w:color w:val="000000" w:themeColor="text1"/>
           <w:lang w:val="en-US"/>
         </w:rPr>
         <w:t>munna</w:t>
       </w:r>
-    </w:p>
-    <w:p>
-      <w:pPr>
-        <w:rPr>
-          <w:rFonts w:ascii="Times New Roman" w:hAnsi="Times New Roman" w:cs="Times New Roman"/>
-          <w:lang w:val="en-US"/>
+      <w:proofErr w:type="spellEnd"/>
+      <w:r>
+        <w:rPr>
+          <w:rFonts w:ascii="Times New Roman" w:hAnsi="Times New Roman" w:cs="Times New Roman"/>
+          <w:color w:val="000000" w:themeColor="text1"/>
+        </w:rPr>
+        <w:t>/</w:t>
+      </w:r>
+      <w:proofErr w:type="spellStart"/>
+      <w:r>
+        <w:rPr>
+          <w:rFonts w:ascii="Times New Roman" w:hAnsi="Times New Roman" w:cs="Times New Roman"/>
+          <w:color w:val="000000" w:themeColor="text1"/>
+          <w:lang w:val="en-US"/>
+        </w:rPr>
+        <w:t>bfile</w:t>
+      </w:r>
+      <w:proofErr w:type="spellEnd"/>
+      <w:r>
+        <w:rPr>
+          <w:rFonts w:ascii="Times New Roman" w:hAnsi="Times New Roman" w:cs="Times New Roman"/>
+          <w:color w:val="000000" w:themeColor="text1"/>
+        </w:rPr>
+        <w:t>2</w:t>
+      </w:r>
+    </w:p>
+    <w:p>
+      <w:pPr>
+        <w:ind w:firstLine="708"/>
+        <w:rPr>
+          <w:rFonts w:ascii="Times New Roman" w:hAnsi="Times New Roman" w:cs="Times New Roman"/>
+          <w:color w:val="000000" w:themeColor="text1"/>
+          <w:lang w:val="en-US"/>
+        </w:rPr>
+      </w:pPr>
+      <w:r>
+        <w:rPr>
+          <w:rFonts w:ascii="Times New Roman" w:hAnsi="Times New Roman" w:cs="Times New Roman"/>
+          <w:color w:val="000000" w:themeColor="text1"/>
+          <w:lang w:val="en-US"/>
+        </w:rPr>
+        <w:t>cat b* */b* */*/b* 2&gt;&gt; /</w:t>
+      </w:r>
+      <w:proofErr w:type="spellStart"/>
+      <w:r>
+        <w:rPr>
+          <w:rFonts w:ascii="Times New Roman" w:hAnsi="Times New Roman" w:cs="Times New Roman"/>
+          <w:color w:val="000000" w:themeColor="text1"/>
+          <w:lang w:val="en-US"/>
+        </w:rPr>
+        <w:t>tmp</w:t>
+      </w:r>
+      <w:proofErr w:type="spellEnd"/>
+      <w:r>
+        <w:rPr>
+          <w:rFonts w:ascii="Times New Roman" w:hAnsi="Times New Roman" w:cs="Times New Roman"/>
+          <w:color w:val="000000" w:themeColor="text1"/>
+          <w:lang w:val="en-US"/>
+        </w:rPr>
+        <w:t>/errs_2.txt | sort | cat -n</w:t>
+      </w:r>
+    </w:p>
+    <w:p>
+      <w:pPr>
+        <w:ind w:firstLine="708"/>
+        <w:rPr>
+          <w:rFonts w:ascii="Times New Roman" w:hAnsi="Times New Roman" w:cs="Times New Roman"/>
+          <w:color w:val="000000" w:themeColor="text1"/>
+          <w:lang w:val="en-US"/>
+        </w:rPr>
+      </w:pPr>
+      <w:r>
+        <w:rPr>
+          <w:rFonts w:ascii="Times New Roman" w:hAnsi="Times New Roman" w:cs="Times New Roman"/>
+          <w:color w:val="000000" w:themeColor="text1"/>
+          <w:lang w:val="en-US"/>
+        </w:rPr>
+        <w:t>rm bfile1</w:t>
+      </w:r>
+    </w:p>
+    <w:p>
+      <w:pPr>
+        <w:ind w:firstLine="708"/>
+        <w:rPr>
+          <w:rFonts w:ascii="Times New Roman" w:hAnsi="Times New Roman" w:cs="Times New Roman"/>
+          <w:color w:val="000000" w:themeColor="text1"/>
+          <w:lang w:val="en-US"/>
+        </w:rPr>
+      </w:pPr>
+      <w:r>
+        <w:rPr>
+          <w:rFonts w:ascii="Times New Roman" w:hAnsi="Times New Roman" w:cs="Times New Roman"/>
+          <w:color w:val="000000" w:themeColor="text1"/>
+          <w:lang w:val="en-US"/>
+        </w:rPr>
+        <w:t xml:space="preserve">rm </w:t>
+      </w:r>
+      <w:proofErr w:type="spellStart"/>
+      <w:r>
+        <w:rPr>
+          <w:rFonts w:ascii="Times New Roman" w:hAnsi="Times New Roman" w:cs="Times New Roman"/>
+          <w:color w:val="000000" w:themeColor="text1"/>
+          <w:lang w:val="en-US"/>
+        </w:rPr>
+        <w:t>munna</w:t>
+      </w:r>
+      <w:proofErr w:type="spellEnd"/>
+      <w:r>
+        <w:rPr>
+          <w:rFonts w:ascii="Times New Roman" w:hAnsi="Times New Roman" w:cs="Times New Roman"/>
+          <w:color w:val="000000" w:themeColor="text1"/>
+          <w:lang w:val="en-US"/>
+        </w:rPr>
+        <w:t>/bfile2</w:t>
+      </w:r>
+    </w:p>
+    <w:p>
+      <w:pPr>
+        <w:rPr>
+          <w:rFonts w:ascii="Times New Roman" w:hAnsi="Times New Roman" w:cs="Times New Roman"/>
+          <w:color w:val="000000" w:themeColor="text1"/>
+        </w:rPr>
+      </w:pPr>
+      <w:r>
+        <w:rPr>
+          <w:rFonts w:ascii="Times New Roman" w:hAnsi="Times New Roman" w:cs="Times New Roman"/>
+          <w:color w:val="000000" w:themeColor="text1"/>
+        </w:rPr>
+        <w:t>Поскольку файлов, начинающихся на ‘</w:t>
+      </w:r>
+      <w:r>
+        <w:rPr>
+          <w:rFonts w:ascii="Times New Roman" w:hAnsi="Times New Roman" w:cs="Times New Roman"/>
+          <w:color w:val="000000" w:themeColor="text1"/>
+          <w:lang w:val="en-US"/>
+        </w:rPr>
+        <w:t>b</w:t>
+      </w:r>
+      <w:r>
+        <w:rPr>
+          <w:rFonts w:ascii="Times New Roman" w:hAnsi="Times New Roman" w:cs="Times New Roman"/>
+          <w:color w:val="000000" w:themeColor="text1"/>
+        </w:rPr>
+        <w:t xml:space="preserve">’ нет, поэтому я создал свои для проверки </w:t>
+      </w:r>
+    </w:p>
+    <w:p>
+      <w:pPr>
+        <w:rPr>
+          <w:rFonts w:ascii="Times New Roman" w:hAnsi="Times New Roman" w:cs="Times New Roman"/>
+          <w:color w:val="000000" w:themeColor="text1"/>
+        </w:rPr>
+      </w:pPr>
+      <w:r>
+        <w:rPr>
+          <w:rFonts w:ascii="Times New Roman" w:hAnsi="Times New Roman" w:cs="Times New Roman"/>
+          <w:color w:val="000000" w:themeColor="text1"/>
+        </w:rPr>
+        <w:t>Теперь у меня такой результат:</w:t>
+      </w:r>
+    </w:p>
+    <w:p>
+      <w:pPr>
+        <w:ind w:firstLine="708"/>
+        <w:rPr>
+          <w:rFonts w:ascii="Times New Roman" w:hAnsi="Times New Roman" w:cs="Times New Roman"/>
+          <w:color w:val="000000" w:themeColor="text1"/>
         </w:rPr>
       </w:pPr>
       <w:r>
         <w:rPr>
           <w:rFonts w:ascii="Times New Roman" w:hAnsi="Times New Roman" w:cs="Times New Roman"/>
           <w:noProof/>
-          <w:lang w:val="en-US"/>
+          <w:color w:val="000000" w:themeColor="text1"/>
         </w:rPr>
         <w:drawing>
-          <wp:inline distT="0" distB="0" distL="0" distR="0" wp14:anchorId="28A7FFCD" wp14:editId="159CCB70">
-            <wp:extent cx="5940425" cy="496570"/>
-            <wp:effectExtent l="0" t="0" r="3175" b="0"/>
-            <wp:docPr id="1175846216" name="Рисунок 1"/>
+          <wp:inline distT="0" distB="0" distL="0" distR="0" wp14:anchorId="377CAA1B" wp14:editId="4B38EEE9">
+            <wp:extent cx="1383818" cy="1219200"/>
+            <wp:effectExtent l="0" t="0" r="6985" b="0"/>
+            <wp:docPr id="498403534" name="Рисунок 1"/>
             <wp:cNvGraphicFramePr>
               <a:graphicFrameLocks xmlns:a="http://schemas.openxmlformats.org/drawingml/2006/main" noChangeAspect="1"/>
             </wp:cNvGraphicFramePr>
@@ -1468,7 +5435,7 @@
               <a:graphicData uri="http://schemas.openxmlformats.org/drawingml/2006/picture">
                 <pic:pic xmlns:pic="http://schemas.openxmlformats.org/drawingml/2006/picture">
                   <pic:nvPicPr>
-                    <pic:cNvPr id="1175846216" name=""/>
+                    <pic:cNvPr id="498403534" name=""/>
                     <pic:cNvPicPr/>
                   </pic:nvPicPr>
                   <pic:blipFill>
@@ -1480,7 +5447,7 @@
                   <pic:spPr>
                     <a:xfrm>
                       <a:off x="0" y="0"/>
-                      <a:ext cx="5940425" cy="496570"/>
+                      <a:ext cx="1391307" cy="1225798"/>
                     </a:xfrm>
                     <a:prstGeom prst="rect">
                       <a:avLst/>
@@ -1495,1440 +5462,760 @@
     </w:p>
     <w:p>
       <w:pPr>
+        <w:ind w:firstLine="708"/>
+        <w:rPr>
+          <w:rFonts w:ascii="Times New Roman" w:hAnsi="Times New Roman" w:cs="Times New Roman"/>
+          <w:color w:val="000000" w:themeColor="text1"/>
+        </w:rPr>
+      </w:pPr>
+      <w:r>
+        <w:rPr>
+          <w:rFonts w:ascii="Times New Roman" w:hAnsi="Times New Roman" w:cs="Times New Roman"/>
+          <w:color w:val="000000" w:themeColor="text1"/>
+        </w:rPr>
+        <w:t xml:space="preserve">Строки повторяются, потому что у меня есть символическая ссылка на директорию </w:t>
+      </w:r>
+      <w:proofErr w:type="spellStart"/>
+      <w:r>
+        <w:rPr>
+          <w:rFonts w:ascii="Times New Roman" w:hAnsi="Times New Roman" w:cs="Times New Roman"/>
+          <w:color w:val="000000" w:themeColor="text1"/>
+          <w:lang w:val="en-US"/>
+        </w:rPr>
+        <w:t>munna</w:t>
+      </w:r>
+      <w:proofErr w:type="spellEnd"/>
+    </w:p>
+    <w:p>
+      <w:pPr>
+        <w:rPr>
+          <w:rFonts w:ascii="Times New Roman" w:hAnsi="Times New Roman" w:cs="Times New Roman"/>
+          <w:color w:val="000000" w:themeColor="text1"/>
+        </w:rPr>
+      </w:pPr>
+    </w:p>
+    <w:p>
+      <w:pPr>
+        <w:pStyle w:val="2"/>
+        <w:jc w:val="center"/>
+        <w:rPr>
+          <w:rFonts w:ascii="Times New Roman" w:hAnsi="Times New Roman" w:cs="Times New Roman"/>
+          <w:color w:val="000000" w:themeColor="text1"/>
+        </w:rPr>
+      </w:pPr>
+      <w:bookmarkStart w:id="6" w:name="_Toc241168290"/>
+      <w:r>
+        <w:rPr>
+          <w:rFonts w:ascii="Times New Roman" w:hAnsi="Times New Roman" w:cs="Times New Roman"/>
+          <w:color w:val="000000" w:themeColor="text1"/>
+        </w:rPr>
+        <w:t>Пункт 5</w:t>
+      </w:r>
+      <w:bookmarkEnd w:id="6"/>
+    </w:p>
+    <w:p>
+      <w:pPr>
         <w:pStyle w:val="a7"/>
         <w:numPr>
           <w:ilvl w:val="0"/>
-          <w:numId w:val="3"/>
+          <w:numId w:val="8"/>
         </w:numPr>
         <w:rPr>
           <w:rFonts w:ascii="Times New Roman" w:hAnsi="Times New Roman" w:cs="Times New Roman"/>
-        </w:rPr>
-      </w:pPr>
-      <w:r>
-        <w:rPr>
-          <w:rFonts w:ascii="Times New Roman" w:hAnsi="Times New Roman" w:cs="Times New Roman"/>
-        </w:rPr>
-        <w:t xml:space="preserve">В 3 пункте 6 подпункте рекурсивно скопировал директорию </w:t>
-      </w:r>
-      <w:r>
-        <w:rPr>
-          <w:rFonts w:ascii="Times New Roman" w:hAnsi="Times New Roman" w:cs="Times New Roman"/>
-          <w:lang w:val="en-US"/>
-        </w:rPr>
-        <w:t>munna</w:t>
-      </w:r>
-      <w:r>
-        <w:rPr>
-          <w:rFonts w:ascii="Times New Roman" w:hAnsi="Times New Roman" w:cs="Times New Roman"/>
+          <w:color w:val="000000" w:themeColor="text1"/>
+        </w:rPr>
+      </w:pPr>
+      <w:r>
+        <w:rPr>
+          <w:rFonts w:ascii="Times New Roman" w:hAnsi="Times New Roman" w:cs="Times New Roman"/>
+          <w:color w:val="000000" w:themeColor="text1"/>
+        </w:rPr>
+        <w:t>В 5 пункте удаляем все нужные файлы, если нет прав, то даем минимальные права</w:t>
+      </w:r>
+    </w:p>
+    <w:p>
+      <w:pPr>
+        <w:ind w:firstLine="708"/>
+        <w:rPr>
+          <w:rFonts w:ascii="Times New Roman" w:hAnsi="Times New Roman" w:cs="Times New Roman"/>
+          <w:color w:val="000000" w:themeColor="text1"/>
+          <w:lang w:val="en-US"/>
+        </w:rPr>
+      </w:pPr>
+      <w:r>
+        <w:rPr>
+          <w:rFonts w:ascii="Times New Roman" w:hAnsi="Times New Roman" w:cs="Times New Roman"/>
+          <w:color w:val="000000" w:themeColor="text1"/>
+          <w:lang w:val="en-US"/>
+        </w:rPr>
+        <w:t xml:space="preserve">rm -f </w:t>
+      </w:r>
+      <w:proofErr w:type="spellStart"/>
+      <w:r>
+        <w:rPr>
+          <w:rFonts w:ascii="Times New Roman" w:hAnsi="Times New Roman" w:cs="Times New Roman"/>
+          <w:color w:val="000000" w:themeColor="text1"/>
+          <w:lang w:val="en-US"/>
+        </w:rPr>
+        <w:t>corphish</w:t>
+      </w:r>
+      <w:proofErr w:type="spellEnd"/>
+    </w:p>
+    <w:p>
+      <w:pPr>
+        <w:ind w:firstLine="708"/>
+        <w:rPr>
+          <w:rFonts w:ascii="Times New Roman" w:hAnsi="Times New Roman" w:cs="Times New Roman"/>
+          <w:color w:val="000000" w:themeColor="text1"/>
+          <w:lang w:val="en-US"/>
+        </w:rPr>
+      </w:pPr>
+      <w:r>
+        <w:rPr>
+          <w:rFonts w:ascii="Times New Roman" w:hAnsi="Times New Roman" w:cs="Times New Roman"/>
+          <w:color w:val="000000" w:themeColor="text1"/>
+          <w:lang w:val="en-US"/>
+        </w:rPr>
+        <w:t xml:space="preserve">rm -f </w:t>
+      </w:r>
+      <w:proofErr w:type="spellStart"/>
+      <w:r>
+        <w:rPr>
+          <w:rFonts w:ascii="Times New Roman" w:hAnsi="Times New Roman" w:cs="Times New Roman"/>
+          <w:color w:val="000000" w:themeColor="text1"/>
+          <w:lang w:val="en-US"/>
+        </w:rPr>
+        <w:t>blastoise</w:t>
+      </w:r>
+      <w:proofErr w:type="spellEnd"/>
+      <w:r>
+        <w:rPr>
+          <w:rFonts w:ascii="Times New Roman" w:hAnsi="Times New Roman" w:cs="Times New Roman"/>
+          <w:color w:val="000000" w:themeColor="text1"/>
+          <w:lang w:val="en-US"/>
+        </w:rPr>
+        <w:t>/</w:t>
+      </w:r>
+      <w:proofErr w:type="spellStart"/>
+      <w:r>
+        <w:rPr>
+          <w:rFonts w:ascii="Times New Roman" w:hAnsi="Times New Roman" w:cs="Times New Roman"/>
+          <w:color w:val="000000" w:themeColor="text1"/>
+          <w:lang w:val="en-US"/>
+        </w:rPr>
+        <w:t>drowzee</w:t>
+      </w:r>
+      <w:proofErr w:type="spellEnd"/>
+    </w:p>
+    <w:p>
+      <w:pPr>
+        <w:ind w:firstLine="708"/>
+        <w:rPr>
+          <w:rFonts w:ascii="Times New Roman" w:hAnsi="Times New Roman" w:cs="Times New Roman"/>
+          <w:color w:val="000000" w:themeColor="text1"/>
+          <w:lang w:val="en-US"/>
+        </w:rPr>
+      </w:pPr>
+      <w:proofErr w:type="spellStart"/>
+      <w:r>
+        <w:rPr>
+          <w:rFonts w:ascii="Times New Roman" w:hAnsi="Times New Roman" w:cs="Times New Roman"/>
+          <w:color w:val="000000" w:themeColor="text1"/>
+        </w:rPr>
+        <w:t>rm</w:t>
+      </w:r>
+      <w:proofErr w:type="spellEnd"/>
+      <w:r>
+        <w:rPr>
+          <w:rFonts w:ascii="Times New Roman" w:hAnsi="Times New Roman" w:cs="Times New Roman"/>
+          <w:color w:val="000000" w:themeColor="text1"/>
+        </w:rPr>
+        <w:t xml:space="preserve"> -f </w:t>
+      </w:r>
+      <w:proofErr w:type="spellStart"/>
+      <w:r>
+        <w:rPr>
+          <w:rFonts w:ascii="Times New Roman" w:hAnsi="Times New Roman" w:cs="Times New Roman"/>
+          <w:color w:val="000000" w:themeColor="text1"/>
+        </w:rPr>
+        <w:t>Copy</w:t>
+      </w:r>
+      <w:proofErr w:type="spellEnd"/>
+      <w:r>
+        <w:rPr>
+          <w:rFonts w:ascii="Times New Roman" w:hAnsi="Times New Roman" w:cs="Times New Roman"/>
+          <w:color w:val="000000" w:themeColor="text1"/>
+        </w:rPr>
+        <w:t>_*</w:t>
+      </w:r>
+    </w:p>
+    <w:p>
+      <w:pPr>
+        <w:ind w:firstLine="708"/>
+        <w:rPr>
+          <w:rFonts w:ascii="Times New Roman" w:hAnsi="Times New Roman" w:cs="Times New Roman"/>
+          <w:color w:val="000000" w:themeColor="text1"/>
+        </w:rPr>
+      </w:pPr>
+      <w:r>
+        <w:rPr>
+          <w:rFonts w:ascii="Times New Roman" w:hAnsi="Times New Roman" w:cs="Times New Roman"/>
+          <w:color w:val="000000" w:themeColor="text1"/>
+        </w:rPr>
+        <w:t xml:space="preserve">У директории </w:t>
+      </w:r>
+      <w:proofErr w:type="spellStart"/>
+      <w:r>
+        <w:rPr>
+          <w:rFonts w:ascii="Times New Roman" w:hAnsi="Times New Roman" w:cs="Times New Roman"/>
+          <w:color w:val="000000" w:themeColor="text1"/>
+          <w:lang w:val="en-US"/>
+        </w:rPr>
+        <w:t>leafeon</w:t>
+      </w:r>
+      <w:proofErr w:type="spellEnd"/>
+      <w:r>
+        <w:rPr>
+          <w:rFonts w:ascii="Times New Roman" w:hAnsi="Times New Roman" w:cs="Times New Roman"/>
+          <w:color w:val="000000" w:themeColor="text1"/>
+        </w:rPr>
+        <w:t xml:space="preserve"> в поддиректориях нет прав для удаления, для этого </w:t>
+      </w:r>
+      <w:r>
+        <w:rPr>
+          <w:rFonts w:ascii="Times New Roman" w:hAnsi="Times New Roman" w:cs="Times New Roman"/>
+          <w:color w:val="000000" w:themeColor="text1"/>
+        </w:rPr>
+        <w:t>даю</w:t>
+      </w:r>
+      <w:r>
+        <w:rPr>
+          <w:rFonts w:ascii="Times New Roman" w:hAnsi="Times New Roman" w:cs="Times New Roman"/>
+          <w:color w:val="000000" w:themeColor="text1"/>
+        </w:rPr>
+        <w:t xml:space="preserve"> их</w:t>
+      </w:r>
+      <w:r>
+        <w:rPr>
+          <w:rFonts w:ascii="Times New Roman" w:hAnsi="Times New Roman" w:cs="Times New Roman"/>
+          <w:color w:val="000000" w:themeColor="text1"/>
         </w:rPr>
         <w:t xml:space="preserve"> </w:t>
       </w:r>
       <w:r>
         <w:rPr>
           <w:rFonts w:ascii="Times New Roman" w:hAnsi="Times New Roman" w:cs="Times New Roman"/>
-        </w:rPr>
-        <w:t xml:space="preserve">в </w:t>
-      </w:r>
-      <w:r>
-        <w:rPr>
-          <w:rFonts w:ascii="Times New Roman" w:hAnsi="Times New Roman" w:cs="Times New Roman"/>
-          <w:lang w:val="en-US"/>
-        </w:rPr>
-        <w:t>blastoise</w:t>
-      </w:r>
-      <w:r>
-        <w:rPr>
-          <w:rFonts w:ascii="Times New Roman" w:hAnsi="Times New Roman" w:cs="Times New Roman"/>
+          <w:color w:val="000000" w:themeColor="text1"/>
+        </w:rPr>
+        <w:t>затем удаляю рекурсивно директорию</w:t>
+      </w:r>
+    </w:p>
+    <w:p>
+      <w:pPr>
+        <w:ind w:firstLine="708"/>
+        <w:rPr>
+          <w:rFonts w:ascii="Times New Roman" w:hAnsi="Times New Roman" w:cs="Times New Roman"/>
+          <w:color w:val="000000" w:themeColor="text1"/>
+          <w:lang w:val="en-US"/>
+        </w:rPr>
+      </w:pPr>
+      <w:proofErr w:type="spellStart"/>
+      <w:r>
+        <w:rPr>
+          <w:rFonts w:ascii="Times New Roman" w:hAnsi="Times New Roman" w:cs="Times New Roman"/>
+          <w:color w:val="000000" w:themeColor="text1"/>
+          <w:lang w:val="en-US"/>
+        </w:rPr>
+        <w:t>chmod</w:t>
+      </w:r>
+      <w:proofErr w:type="spellEnd"/>
+      <w:r>
+        <w:rPr>
+          <w:rFonts w:ascii="Times New Roman" w:hAnsi="Times New Roman" w:cs="Times New Roman"/>
+          <w:color w:val="000000" w:themeColor="text1"/>
+          <w:lang w:val="en-US"/>
+        </w:rPr>
+        <w:t xml:space="preserve"> </w:t>
+      </w:r>
+      <w:proofErr w:type="spellStart"/>
+      <w:r>
+        <w:rPr>
+          <w:rFonts w:ascii="Times New Roman" w:hAnsi="Times New Roman" w:cs="Times New Roman"/>
+          <w:color w:val="000000" w:themeColor="text1"/>
+          <w:lang w:val="en-US"/>
+        </w:rPr>
+        <w:t>u+rwx</w:t>
+      </w:r>
+      <w:proofErr w:type="spellEnd"/>
+      <w:r>
+        <w:rPr>
+          <w:rFonts w:ascii="Times New Roman" w:hAnsi="Times New Roman" w:cs="Times New Roman"/>
+          <w:color w:val="000000" w:themeColor="text1"/>
+          <w:lang w:val="en-US"/>
+        </w:rPr>
+        <w:t xml:space="preserve"> </w:t>
+      </w:r>
+      <w:proofErr w:type="spellStart"/>
+      <w:r>
+        <w:rPr>
+          <w:rFonts w:ascii="Times New Roman" w:hAnsi="Times New Roman" w:cs="Times New Roman"/>
+          <w:color w:val="000000" w:themeColor="text1"/>
+          <w:lang w:val="en-US"/>
+        </w:rPr>
+        <w:t>leafeon</w:t>
+      </w:r>
+      <w:proofErr w:type="spellEnd"/>
+      <w:r>
+        <w:rPr>
+          <w:rFonts w:ascii="Times New Roman" w:hAnsi="Times New Roman" w:cs="Times New Roman"/>
+          <w:color w:val="000000" w:themeColor="text1"/>
+          <w:lang w:val="en-US"/>
         </w:rPr>
         <w:t>/</w:t>
       </w:r>
-      <w:r>
-        <w:rPr>
-          <w:rFonts w:ascii="Times New Roman" w:hAnsi="Times New Roman" w:cs="Times New Roman"/>
-          <w:lang w:val="en-US"/>
-        </w:rPr>
-        <w:t>darumaka</w:t>
-      </w:r>
-    </w:p>
-    <w:p>
-      <w:pPr>
-        <w:rPr>
-          <w:rFonts w:ascii="Times New Roman" w:hAnsi="Times New Roman" w:cs="Times New Roman"/>
-          <w:lang w:val="en-US"/>
-        </w:rPr>
-      </w:pPr>
-      <w:r>
-        <w:rPr>
-          <w:rFonts w:ascii="Times New Roman" w:hAnsi="Times New Roman" w:cs="Times New Roman"/>
-          <w:noProof/>
-          <w:lang w:val="en-US"/>
-        </w:rPr>
-        <w:drawing>
-          <wp:inline distT="0" distB="0" distL="0" distR="0" wp14:anchorId="4E08CEED" wp14:editId="42F73848">
-            <wp:extent cx="5353797" cy="2400635"/>
-            <wp:effectExtent l="0" t="0" r="0" b="0"/>
-            <wp:docPr id="771621051" name="Рисунок 1"/>
-            <wp:cNvGraphicFramePr>
-              <a:graphicFrameLocks xmlns:a="http://schemas.openxmlformats.org/drawingml/2006/main" noChangeAspect="1"/>
-            </wp:cNvGraphicFramePr>
-            <a:graphic xmlns:a="http://schemas.openxmlformats.org/drawingml/2006/main">
-              <a:graphicData uri="http://schemas.openxmlformats.org/drawingml/2006/picture">
-                <pic:pic xmlns:pic="http://schemas.openxmlformats.org/drawingml/2006/picture">
-                  <pic:nvPicPr>
-                    <pic:cNvPr id="771621051" name=""/>
-                    <pic:cNvPicPr/>
-                  </pic:nvPicPr>
-                  <pic:blipFill>
-                    <a:blip r:embed="rId20"/>
-                    <a:stretch>
-                      <a:fillRect/>
-                    </a:stretch>
-                  </pic:blipFill>
-                  <pic:spPr>
-                    <a:xfrm>
-                      <a:off x="0" y="0"/>
-                      <a:ext cx="5353797" cy="2400635"/>
-                    </a:xfrm>
-                    <a:prstGeom prst="rect">
-                      <a:avLst/>
-                    </a:prstGeom>
-                  </pic:spPr>
-                </pic:pic>
-              </a:graphicData>
-            </a:graphic>
-          </wp:inline>
-        </w:drawing>
-      </w:r>
-    </w:p>
-    <w:p>
-      <w:pPr>
-        <w:pStyle w:val="a7"/>
-        <w:numPr>
-          <w:ilvl w:val="0"/>
-          <w:numId w:val="3"/>
-        </w:numPr>
-        <w:rPr>
-          <w:rFonts w:ascii="Times New Roman" w:hAnsi="Times New Roman" w:cs="Times New Roman"/>
-        </w:rPr>
-      </w:pPr>
-      <w:r>
-        <w:rPr>
-          <w:rFonts w:ascii="Times New Roman" w:hAnsi="Times New Roman" w:cs="Times New Roman"/>
-        </w:rPr>
-        <w:t>В 3 пункте 7 подпункте создал символическую ссылку на файл, использовал относительный путь</w:t>
-      </w:r>
-    </w:p>
-    <w:p>
-      <w:pPr>
-        <w:rPr>
-          <w:rFonts w:ascii="Times New Roman" w:hAnsi="Times New Roman" w:cs="Times New Roman"/>
-          <w:lang w:val="en-US"/>
-        </w:rPr>
-      </w:pPr>
-      <w:r>
-        <w:rPr>
-          <w:rFonts w:ascii="Times New Roman" w:hAnsi="Times New Roman" w:cs="Times New Roman"/>
-          <w:noProof/>
+      <w:proofErr w:type="spellStart"/>
+      <w:r>
+        <w:rPr>
+          <w:rFonts w:ascii="Times New Roman" w:hAnsi="Times New Roman" w:cs="Times New Roman"/>
+          <w:color w:val="000000" w:themeColor="text1"/>
+          <w:lang w:val="en-US"/>
+        </w:rPr>
+        <w:t>snubbull</w:t>
+      </w:r>
+      <w:proofErr w:type="spellEnd"/>
+    </w:p>
+    <w:p>
+      <w:pPr>
+        <w:ind w:firstLine="708"/>
+        <w:rPr>
+          <w:rFonts w:ascii="Times New Roman" w:hAnsi="Times New Roman" w:cs="Times New Roman"/>
+          <w:color w:val="000000" w:themeColor="text1"/>
+          <w:lang w:val="en-US"/>
+        </w:rPr>
+      </w:pPr>
+      <w:proofErr w:type="spellStart"/>
+      <w:r>
+        <w:rPr>
+          <w:rFonts w:ascii="Times New Roman" w:hAnsi="Times New Roman" w:cs="Times New Roman"/>
+          <w:color w:val="000000" w:themeColor="text1"/>
+          <w:lang w:val="en-US"/>
+        </w:rPr>
+        <w:t>chmod</w:t>
+      </w:r>
+      <w:proofErr w:type="spellEnd"/>
+      <w:r>
+        <w:rPr>
+          <w:rFonts w:ascii="Times New Roman" w:hAnsi="Times New Roman" w:cs="Times New Roman"/>
+          <w:color w:val="000000" w:themeColor="text1"/>
+          <w:lang w:val="en-US"/>
+        </w:rPr>
+        <w:t xml:space="preserve"> </w:t>
+      </w:r>
+      <w:proofErr w:type="spellStart"/>
+      <w:r>
+        <w:rPr>
+          <w:rFonts w:ascii="Times New Roman" w:hAnsi="Times New Roman" w:cs="Times New Roman"/>
+          <w:color w:val="000000" w:themeColor="text1"/>
+          <w:lang w:val="en-US"/>
+        </w:rPr>
+        <w:t>u+rwx</w:t>
+      </w:r>
+      <w:proofErr w:type="spellEnd"/>
+      <w:r>
+        <w:rPr>
+          <w:rFonts w:ascii="Times New Roman" w:hAnsi="Times New Roman" w:cs="Times New Roman"/>
+          <w:color w:val="000000" w:themeColor="text1"/>
+          <w:lang w:val="en-US"/>
+        </w:rPr>
+        <w:t xml:space="preserve"> </w:t>
+      </w:r>
+      <w:proofErr w:type="spellStart"/>
+      <w:r>
+        <w:rPr>
+          <w:rFonts w:ascii="Times New Roman" w:hAnsi="Times New Roman" w:cs="Times New Roman"/>
+          <w:color w:val="000000" w:themeColor="text1"/>
+          <w:lang w:val="en-US"/>
+        </w:rPr>
+        <w:t>leafeon</w:t>
+      </w:r>
+      <w:proofErr w:type="spellEnd"/>
+      <w:r>
+        <w:rPr>
+          <w:rFonts w:ascii="Times New Roman" w:hAnsi="Times New Roman" w:cs="Times New Roman"/>
+          <w:color w:val="000000" w:themeColor="text1"/>
+          <w:lang w:val="en-US"/>
+        </w:rPr>
+        <w:t>/</w:t>
+      </w:r>
+      <w:proofErr w:type="spellStart"/>
+      <w:r>
+        <w:rPr>
+          <w:rFonts w:ascii="Times New Roman" w:hAnsi="Times New Roman" w:cs="Times New Roman"/>
+          <w:color w:val="000000" w:themeColor="text1"/>
+          <w:lang w:val="en-US"/>
+        </w:rPr>
+        <w:t>wynaut</w:t>
+      </w:r>
+      <w:proofErr w:type="spellEnd"/>
+    </w:p>
+    <w:p>
+      <w:pPr>
+        <w:ind w:firstLine="708"/>
+        <w:rPr>
+          <w:rFonts w:ascii="Times New Roman" w:hAnsi="Times New Roman" w:cs="Times New Roman"/>
+          <w:color w:val="000000" w:themeColor="text1"/>
+          <w:lang w:val="en-US"/>
+        </w:rPr>
+      </w:pPr>
+      <w:proofErr w:type="spellStart"/>
+      <w:r>
+        <w:rPr>
+          <w:rFonts w:ascii="Times New Roman" w:hAnsi="Times New Roman" w:cs="Times New Roman"/>
+          <w:color w:val="000000" w:themeColor="text1"/>
+          <w:lang w:val="en-US"/>
+        </w:rPr>
+        <w:t>chmod</w:t>
+      </w:r>
+      <w:proofErr w:type="spellEnd"/>
+      <w:r>
+        <w:rPr>
+          <w:rFonts w:ascii="Times New Roman" w:hAnsi="Times New Roman" w:cs="Times New Roman"/>
+          <w:color w:val="000000" w:themeColor="text1"/>
+          <w:lang w:val="en-US"/>
+        </w:rPr>
+        <w:t xml:space="preserve"> </w:t>
+      </w:r>
+      <w:proofErr w:type="spellStart"/>
+      <w:r>
+        <w:rPr>
+          <w:rFonts w:ascii="Times New Roman" w:hAnsi="Times New Roman" w:cs="Times New Roman"/>
+          <w:color w:val="000000" w:themeColor="text1"/>
+          <w:lang w:val="en-US"/>
+        </w:rPr>
+        <w:t>u+rwx</w:t>
+      </w:r>
+      <w:proofErr w:type="spellEnd"/>
+      <w:r>
+        <w:rPr>
+          <w:rFonts w:ascii="Times New Roman" w:hAnsi="Times New Roman" w:cs="Times New Roman"/>
+          <w:color w:val="000000" w:themeColor="text1"/>
+          <w:lang w:val="en-US"/>
+        </w:rPr>
+        <w:t xml:space="preserve"> </w:t>
+      </w:r>
+      <w:proofErr w:type="spellStart"/>
+      <w:r>
+        <w:rPr>
+          <w:rFonts w:ascii="Times New Roman" w:hAnsi="Times New Roman" w:cs="Times New Roman"/>
+          <w:color w:val="000000" w:themeColor="text1"/>
+          <w:lang w:val="en-US"/>
+        </w:rPr>
+        <w:t>leafeon</w:t>
+      </w:r>
+      <w:proofErr w:type="spellEnd"/>
+      <w:r>
+        <w:rPr>
+          <w:rFonts w:ascii="Times New Roman" w:hAnsi="Times New Roman" w:cs="Times New Roman"/>
+          <w:color w:val="000000" w:themeColor="text1"/>
+          <w:lang w:val="en-US"/>
+        </w:rPr>
+        <w:t>/</w:t>
+      </w:r>
+      <w:proofErr w:type="spellStart"/>
+      <w:r>
+        <w:rPr>
+          <w:rFonts w:ascii="Times New Roman" w:hAnsi="Times New Roman" w:cs="Times New Roman"/>
+          <w:color w:val="000000" w:themeColor="text1"/>
+          <w:lang w:val="en-US"/>
+        </w:rPr>
+        <w:t>beautifly</w:t>
+      </w:r>
+      <w:proofErr w:type="spellEnd"/>
+    </w:p>
+    <w:p>
+      <w:pPr>
+        <w:ind w:firstLine="708"/>
+        <w:rPr>
+          <w:rFonts w:ascii="Times New Roman" w:hAnsi="Times New Roman" w:cs="Times New Roman"/>
+          <w:color w:val="000000" w:themeColor="text1"/>
+          <w:lang w:val="en-US"/>
+        </w:rPr>
+      </w:pPr>
+      <w:proofErr w:type="spellStart"/>
+      <w:r>
+        <w:rPr>
+          <w:rFonts w:ascii="Times New Roman" w:hAnsi="Times New Roman" w:cs="Times New Roman"/>
+          <w:color w:val="000000" w:themeColor="text1"/>
+          <w:lang w:val="en-US"/>
+        </w:rPr>
+        <w:t>chmod</w:t>
+      </w:r>
+      <w:proofErr w:type="spellEnd"/>
+      <w:r>
+        <w:rPr>
+          <w:rFonts w:ascii="Times New Roman" w:hAnsi="Times New Roman" w:cs="Times New Roman"/>
+          <w:color w:val="000000" w:themeColor="text1"/>
+          <w:lang w:val="en-US"/>
+        </w:rPr>
+        <w:t xml:space="preserve"> -R </w:t>
+      </w:r>
+      <w:proofErr w:type="spellStart"/>
+      <w:r>
+        <w:rPr>
+          <w:rFonts w:ascii="Times New Roman" w:hAnsi="Times New Roman" w:cs="Times New Roman"/>
+          <w:color w:val="000000" w:themeColor="text1"/>
+          <w:lang w:val="en-US"/>
+        </w:rPr>
+        <w:t>u+rwx</w:t>
+      </w:r>
+      <w:proofErr w:type="spellEnd"/>
+      <w:r>
+        <w:rPr>
+          <w:rFonts w:ascii="Times New Roman" w:hAnsi="Times New Roman" w:cs="Times New Roman"/>
+          <w:color w:val="000000" w:themeColor="text1"/>
+          <w:lang w:val="en-US"/>
+        </w:rPr>
+        <w:t xml:space="preserve"> </w:t>
+      </w:r>
+      <w:proofErr w:type="spellStart"/>
+      <w:r>
+        <w:rPr>
+          <w:rFonts w:ascii="Times New Roman" w:hAnsi="Times New Roman" w:cs="Times New Roman"/>
+          <w:color w:val="000000" w:themeColor="text1"/>
+          <w:lang w:val="en-US"/>
+        </w:rPr>
+        <w:t>leafeon</w:t>
+      </w:r>
+      <w:proofErr w:type="spellEnd"/>
+    </w:p>
+    <w:p>
+      <w:pPr>
+        <w:ind w:firstLine="708"/>
+        <w:rPr>
+          <w:rFonts w:ascii="Times New Roman" w:hAnsi="Times New Roman" w:cs="Times New Roman"/>
+          <w:color w:val="000000" w:themeColor="text1"/>
+        </w:rPr>
+      </w:pPr>
+      <w:r>
+        <w:rPr>
+          <w:rFonts w:ascii="Times New Roman" w:hAnsi="Times New Roman" w:cs="Times New Roman"/>
+          <w:color w:val="000000" w:themeColor="text1"/>
+          <w:lang w:val="en-US"/>
+        </w:rPr>
+        <w:t>rm</w:t>
+      </w:r>
+      <w:r>
+        <w:rPr>
+          <w:rFonts w:ascii="Times New Roman" w:hAnsi="Times New Roman" w:cs="Times New Roman"/>
+          <w:color w:val="000000" w:themeColor="text1"/>
+        </w:rPr>
+        <w:t xml:space="preserve"> -</w:t>
+      </w:r>
+      <w:r>
+        <w:rPr>
+          <w:rFonts w:ascii="Times New Roman" w:hAnsi="Times New Roman" w:cs="Times New Roman"/>
+          <w:color w:val="000000" w:themeColor="text1"/>
+          <w:lang w:val="en-US"/>
+        </w:rPr>
+        <w:t>rf</w:t>
+      </w:r>
+      <w:r>
+        <w:rPr>
+          <w:rFonts w:ascii="Times New Roman" w:hAnsi="Times New Roman" w:cs="Times New Roman"/>
+          <w:color w:val="000000" w:themeColor="text1"/>
+        </w:rPr>
+        <w:t xml:space="preserve"> </w:t>
+      </w:r>
+      <w:proofErr w:type="spellStart"/>
+      <w:r>
+        <w:rPr>
+          <w:rFonts w:ascii="Times New Roman" w:hAnsi="Times New Roman" w:cs="Times New Roman"/>
+          <w:color w:val="000000" w:themeColor="text1"/>
+          <w:lang w:val="en-US"/>
+        </w:rPr>
+        <w:t>leafeon</w:t>
+      </w:r>
+      <w:proofErr w:type="spellEnd"/>
+    </w:p>
+    <w:p>
+      <w:pPr>
+        <w:ind w:firstLine="708"/>
+        <w:rPr>
+          <w:rFonts w:ascii="Times New Roman" w:hAnsi="Times New Roman" w:cs="Times New Roman"/>
+          <w:color w:val="000000" w:themeColor="text1"/>
+        </w:rPr>
+      </w:pPr>
+    </w:p>
+    <w:p>
+      <w:pPr>
+        <w:ind w:firstLine="708"/>
+        <w:rPr>
+          <w:rFonts w:ascii="Times New Roman" w:hAnsi="Times New Roman" w:cs="Times New Roman"/>
+          <w:color w:val="000000" w:themeColor="text1"/>
+        </w:rPr>
+      </w:pPr>
+      <w:r>
+        <w:rPr>
+          <w:rFonts w:ascii="Times New Roman" w:hAnsi="Times New Roman" w:cs="Times New Roman"/>
+          <w:color w:val="000000" w:themeColor="text1"/>
+        </w:rPr>
+        <w:t xml:space="preserve">Для удаления без подтверждения использую флаг </w:t>
+      </w:r>
+      <w:r>
+        <w:rPr>
+          <w:rFonts w:ascii="Times New Roman" w:hAnsi="Times New Roman" w:cs="Times New Roman"/>
+          <w:color w:val="000000" w:themeColor="text1"/>
+        </w:rPr>
+        <w:t>-</w:t>
+      </w:r>
+      <w:r>
+        <w:rPr>
+          <w:rFonts w:ascii="Times New Roman" w:hAnsi="Times New Roman" w:cs="Times New Roman"/>
+          <w:color w:val="000000" w:themeColor="text1"/>
+          <w:lang w:val="en-US"/>
+        </w:rPr>
+        <w:t>f</w:t>
+      </w:r>
+    </w:p>
+    <w:p>
+      <w:pPr>
+        <w:rPr>
+          <w:rFonts w:ascii="Times New Roman" w:hAnsi="Times New Roman" w:cs="Times New Roman"/>
+          <w:color w:val="000000" w:themeColor="text1"/>
+        </w:rPr>
+      </w:pPr>
+    </w:p>
+    <w:p>
+      <w:pPr>
+        <w:rPr>
+          <w:rFonts w:ascii="Times New Roman" w:hAnsi="Times New Roman" w:cs="Times New Roman"/>
+          <w:color w:val="000000" w:themeColor="text1"/>
+        </w:rPr>
+      </w:pPr>
+      <w:r>
+        <w:rPr>
+          <w:rFonts w:ascii="Times New Roman" w:hAnsi="Times New Roman" w:cs="Times New Roman"/>
+          <w:color w:val="000000" w:themeColor="text1"/>
+        </w:rPr>
+        <w:t xml:space="preserve"> </w:t>
+      </w:r>
+    </w:p>
+    <w:p>
+      <w:pPr>
+        <w:rPr>
+          <w:rFonts w:ascii="Times New Roman" w:hAnsi="Times New Roman" w:cs="Times New Roman"/>
+          <w:color w:val="000000" w:themeColor="text1"/>
+        </w:rPr>
+      </w:pPr>
+      <w:r>
+        <w:rPr>
+          <w:rFonts w:ascii="Times New Roman" w:hAnsi="Times New Roman" w:cs="Times New Roman"/>
+          <w:color w:val="000000" w:themeColor="text1"/>
+        </w:rPr>
+        <w:br w:type="page"/>
+      </w:r>
+    </w:p>
+    <w:p>
+      <w:pPr>
+        <w:pStyle w:val="1"/>
+        <w:jc w:val="center"/>
+        <w:rPr>
+          <w:rFonts w:ascii="Times New Roman" w:hAnsi="Times New Roman" w:cs="Times New Roman"/>
+          <w:color w:val="000000" w:themeColor="text1"/>
+        </w:rPr>
+      </w:pPr>
+      <w:bookmarkStart w:id="7" w:name="_Toc241168291"/>
+      <w:r>
+        <w:rPr>
+          <w:rFonts w:ascii="Times New Roman" w:hAnsi="Times New Roman" w:cs="Times New Roman"/>
+          <w:color w:val="000000" w:themeColor="text1"/>
         </w:rPr>
         <w:lastRenderedPageBreak/>
-        <w:drawing>
-          <wp:inline distT="0" distB="0" distL="0" distR="0" wp14:anchorId="1EF92B59" wp14:editId="41B251FE">
-            <wp:extent cx="5940425" cy="1301115"/>
-            <wp:effectExtent l="0" t="0" r="3175" b="0"/>
-            <wp:docPr id="256463155" name="Рисунок 1"/>
-            <wp:cNvGraphicFramePr>
-              <a:graphicFrameLocks xmlns:a="http://schemas.openxmlformats.org/drawingml/2006/main" noChangeAspect="1"/>
-            </wp:cNvGraphicFramePr>
-            <a:graphic xmlns:a="http://schemas.openxmlformats.org/drawingml/2006/main">
-              <a:graphicData uri="http://schemas.openxmlformats.org/drawingml/2006/picture">
-                <pic:pic xmlns:pic="http://schemas.openxmlformats.org/drawingml/2006/picture">
-                  <pic:nvPicPr>
-                    <pic:cNvPr id="256463155" name=""/>
-                    <pic:cNvPicPr/>
-                  </pic:nvPicPr>
-                  <pic:blipFill>
-                    <a:blip r:embed="rId21"/>
-                    <a:stretch>
-                      <a:fillRect/>
-                    </a:stretch>
-                  </pic:blipFill>
-                  <pic:spPr>
-                    <a:xfrm>
-                      <a:off x="0" y="0"/>
-                      <a:ext cx="5940425" cy="1301115"/>
-                    </a:xfrm>
-                    <a:prstGeom prst="rect">
-                      <a:avLst/>
-                    </a:prstGeom>
-                  </pic:spPr>
-                </pic:pic>
-              </a:graphicData>
-            </a:graphic>
-          </wp:inline>
-        </w:drawing>
-      </w:r>
-    </w:p>
-    <w:p>
-      <w:pPr>
-        <w:pStyle w:val="a7"/>
-        <w:numPr>
-          <w:ilvl w:val="0"/>
-          <w:numId w:val="3"/>
-        </w:numPr>
-        <w:rPr>
-          <w:rFonts w:ascii="Times New Roman" w:hAnsi="Times New Roman" w:cs="Times New Roman"/>
-        </w:rPr>
-      </w:pPr>
-      <w:r>
-        <w:rPr>
-          <w:rFonts w:ascii="Times New Roman" w:hAnsi="Times New Roman" w:cs="Times New Roman"/>
-        </w:rPr>
-        <w:t xml:space="preserve">В 4 пункте </w:t>
-      </w:r>
-      <w:r>
-        <w:rPr>
-          <w:rFonts w:ascii="Times New Roman" w:hAnsi="Times New Roman" w:cs="Times New Roman"/>
-        </w:rPr>
-        <w:t xml:space="preserve">1 подпункта </w:t>
-      </w:r>
-      <w:r>
-        <w:rPr>
-          <w:rFonts w:ascii="Times New Roman" w:hAnsi="Times New Roman" w:cs="Times New Roman"/>
-        </w:rPr>
-        <w:t xml:space="preserve">при выполнении подсчета количества строк в 4 файлах ответ был 3 </w:t>
-      </w:r>
-    </w:p>
-    <w:p>
-      <w:pPr>
-        <w:rPr>
-          <w:rFonts w:ascii="Times New Roman" w:hAnsi="Times New Roman" w:cs="Times New Roman"/>
-        </w:rPr>
-      </w:pPr>
-      <w:r>
-        <w:rPr>
-          <w:rFonts w:ascii="Times New Roman" w:hAnsi="Times New Roman" w:cs="Times New Roman"/>
-          <w:noProof/>
-        </w:rPr>
-        <w:drawing>
-          <wp:inline distT="0" distB="0" distL="0" distR="0" wp14:anchorId="3DDBBA8D" wp14:editId="47C646BB">
-            <wp:extent cx="5940425" cy="662305"/>
-            <wp:effectExtent l="0" t="0" r="3175" b="4445"/>
-            <wp:docPr id="368511061" name="Рисунок 1"/>
-            <wp:cNvGraphicFramePr>
-              <a:graphicFrameLocks xmlns:a="http://schemas.openxmlformats.org/drawingml/2006/main" noChangeAspect="1"/>
-            </wp:cNvGraphicFramePr>
-            <a:graphic xmlns:a="http://schemas.openxmlformats.org/drawingml/2006/main">
-              <a:graphicData uri="http://schemas.openxmlformats.org/drawingml/2006/picture">
-                <pic:pic xmlns:pic="http://schemas.openxmlformats.org/drawingml/2006/picture">
-                  <pic:nvPicPr>
-                    <pic:cNvPr id="368511061" name=""/>
-                    <pic:cNvPicPr/>
-                  </pic:nvPicPr>
-                  <pic:blipFill>
-                    <a:blip r:embed="rId22"/>
-                    <a:stretch>
-                      <a:fillRect/>
-                    </a:stretch>
-                  </pic:blipFill>
-                  <pic:spPr>
-                    <a:xfrm>
-                      <a:off x="0" y="0"/>
-                      <a:ext cx="5940425" cy="662305"/>
-                    </a:xfrm>
-                    <a:prstGeom prst="rect">
-                      <a:avLst/>
-                    </a:prstGeom>
-                  </pic:spPr>
-                </pic:pic>
-              </a:graphicData>
-            </a:graphic>
-          </wp:inline>
-        </w:drawing>
-      </w:r>
-    </w:p>
-    <w:p>
-      <w:pPr>
-        <w:rPr>
-          <w:rFonts w:ascii="Times New Roman" w:hAnsi="Times New Roman" w:cs="Times New Roman"/>
-        </w:rPr>
-      </w:pPr>
-      <w:r>
-        <w:rPr>
-          <w:rFonts w:ascii="Times New Roman" w:hAnsi="Times New Roman" w:cs="Times New Roman"/>
-        </w:rPr>
-        <w:t>Потому что подавлялось сообщение о ошибке прав доступа</w:t>
-      </w:r>
-    </w:p>
-    <w:p>
-      <w:pPr>
-        <w:rPr>
-          <w:rFonts w:ascii="Times New Roman" w:hAnsi="Times New Roman" w:cs="Times New Roman"/>
-        </w:rPr>
-      </w:pPr>
-      <w:r>
-        <w:rPr>
-          <w:rFonts w:ascii="Times New Roman" w:hAnsi="Times New Roman" w:cs="Times New Roman"/>
-        </w:rPr>
-        <w:t xml:space="preserve">После выдачи прав на чтение, команда записала в файл </w:t>
-      </w:r>
-      <w:r>
-        <w:rPr>
-          <w:rFonts w:ascii="Times New Roman" w:hAnsi="Times New Roman" w:cs="Times New Roman"/>
-        </w:rPr>
-        <w:t>/</w:t>
-      </w:r>
-      <w:r>
-        <w:rPr>
-          <w:rFonts w:ascii="Times New Roman" w:hAnsi="Times New Roman" w:cs="Times New Roman"/>
-          <w:lang w:val="en-US"/>
-        </w:rPr>
-        <w:t>tmp</w:t>
-      </w:r>
-      <w:r>
-        <w:rPr>
-          <w:rFonts w:ascii="Times New Roman" w:hAnsi="Times New Roman" w:cs="Times New Roman"/>
-        </w:rPr>
-        <w:t>/</w:t>
-      </w:r>
-      <w:r>
-        <w:rPr>
-          <w:rFonts w:ascii="Times New Roman" w:hAnsi="Times New Roman" w:cs="Times New Roman"/>
-          <w:lang w:val="en-US"/>
-        </w:rPr>
-        <w:t>result</w:t>
-      </w:r>
-      <w:r>
-        <w:rPr>
-          <w:rFonts w:ascii="Times New Roman" w:hAnsi="Times New Roman" w:cs="Times New Roman"/>
-        </w:rPr>
-        <w:t>.</w:t>
-      </w:r>
-      <w:r>
-        <w:rPr>
-          <w:rFonts w:ascii="Times New Roman" w:hAnsi="Times New Roman" w:cs="Times New Roman"/>
-          <w:lang w:val="en-US"/>
-        </w:rPr>
-        <w:t>txt</w:t>
-      </w:r>
-      <w:r>
-        <w:rPr>
-          <w:rFonts w:ascii="Times New Roman" w:hAnsi="Times New Roman" w:cs="Times New Roman"/>
-        </w:rPr>
-        <w:t xml:space="preserve"> </w:t>
-      </w:r>
-      <w:r>
-        <w:rPr>
-          <w:rFonts w:ascii="Times New Roman" w:hAnsi="Times New Roman" w:cs="Times New Roman"/>
-        </w:rPr>
-        <w:t>уже 4 строки</w:t>
-      </w:r>
-    </w:p>
-    <w:p>
-      <w:pPr>
-        <w:rPr>
-          <w:rFonts w:ascii="Times New Roman" w:hAnsi="Times New Roman" w:cs="Times New Roman"/>
-        </w:rPr>
-      </w:pPr>
-      <w:r>
-        <w:rPr>
-          <w:rFonts w:ascii="Times New Roman" w:hAnsi="Times New Roman" w:cs="Times New Roman"/>
-          <w:noProof/>
-        </w:rPr>
-        <w:drawing>
-          <wp:inline distT="0" distB="0" distL="0" distR="0" wp14:anchorId="67E72A29" wp14:editId="347498B6">
-            <wp:extent cx="3107838" cy="787673"/>
-            <wp:effectExtent l="0" t="0" r="0" b="0"/>
-            <wp:docPr id="201238991" name="Рисунок 1"/>
-            <wp:cNvGraphicFramePr>
-              <a:graphicFrameLocks xmlns:a="http://schemas.openxmlformats.org/drawingml/2006/main" noChangeAspect="1"/>
-            </wp:cNvGraphicFramePr>
-            <a:graphic xmlns:a="http://schemas.openxmlformats.org/drawingml/2006/main">
-              <a:graphicData uri="http://schemas.openxmlformats.org/drawingml/2006/picture">
-                <pic:pic xmlns:pic="http://schemas.openxmlformats.org/drawingml/2006/picture">
-                  <pic:nvPicPr>
-                    <pic:cNvPr id="201238991" name=""/>
-                    <pic:cNvPicPr/>
-                  </pic:nvPicPr>
-                  <pic:blipFill>
-                    <a:blip r:embed="rId23"/>
-                    <a:stretch>
-                      <a:fillRect/>
-                    </a:stretch>
-                  </pic:blipFill>
-                  <pic:spPr>
-                    <a:xfrm>
-                      <a:off x="0" y="0"/>
-                      <a:ext cx="3141178" cy="796123"/>
-                    </a:xfrm>
-                    <a:prstGeom prst="rect">
-                      <a:avLst/>
-                    </a:prstGeom>
-                  </pic:spPr>
-                </pic:pic>
-              </a:graphicData>
-            </a:graphic>
-          </wp:inline>
-        </w:drawing>
-      </w:r>
-    </w:p>
-    <w:p>
-      <w:pPr>
-        <w:pStyle w:val="a7"/>
-        <w:numPr>
-          <w:ilvl w:val="0"/>
-          <w:numId w:val="3"/>
-        </w:numPr>
-        <w:rPr>
-          <w:rFonts w:ascii="Times New Roman" w:hAnsi="Times New Roman" w:cs="Times New Roman"/>
-        </w:rPr>
-      </w:pPr>
-      <w:r>
-        <w:rPr>
-          <w:rFonts w:ascii="Times New Roman" w:hAnsi="Times New Roman" w:cs="Times New Roman"/>
-        </w:rPr>
-        <w:t>При выполнении 4 пункта 2 подпункта использовал комбинацию команд</w:t>
-      </w:r>
-      <w:r>
-        <w:rPr>
-          <w:rFonts w:ascii="Times New Roman" w:hAnsi="Times New Roman" w:cs="Times New Roman"/>
-        </w:rPr>
-        <w:t xml:space="preserve"> </w:t>
-      </w:r>
-      <w:r>
-        <w:rPr>
-          <w:rFonts w:ascii="Times New Roman" w:hAnsi="Times New Roman" w:cs="Times New Roman"/>
-          <w:lang w:val="en-US"/>
-        </w:rPr>
-        <w:t>ls</w:t>
-      </w:r>
-      <w:r>
-        <w:rPr>
-          <w:rFonts w:ascii="Times New Roman" w:hAnsi="Times New Roman" w:cs="Times New Roman"/>
-        </w:rPr>
-        <w:t xml:space="preserve">, </w:t>
-      </w:r>
-      <w:r>
-        <w:rPr>
-          <w:rFonts w:ascii="Times New Roman" w:hAnsi="Times New Roman" w:cs="Times New Roman"/>
-          <w:lang w:val="en-US"/>
-        </w:rPr>
-        <w:t>grep</w:t>
-      </w:r>
-      <w:r>
-        <w:rPr>
-          <w:rFonts w:ascii="Times New Roman" w:hAnsi="Times New Roman" w:cs="Times New Roman"/>
-        </w:rPr>
-        <w:t xml:space="preserve">, </w:t>
-      </w:r>
-      <w:r>
-        <w:rPr>
-          <w:rFonts w:ascii="Times New Roman" w:hAnsi="Times New Roman" w:cs="Times New Roman"/>
-          <w:lang w:val="en-US"/>
-        </w:rPr>
-        <w:t>sort</w:t>
-      </w:r>
-      <w:r>
-        <w:rPr>
-          <w:rFonts w:ascii="Times New Roman" w:hAnsi="Times New Roman" w:cs="Times New Roman"/>
-        </w:rPr>
-        <w:t xml:space="preserve"> </w:t>
-      </w:r>
-    </w:p>
-    <w:p>
-      <w:pPr>
-        <w:rPr>
-          <w:rFonts w:ascii="Times New Roman" w:hAnsi="Times New Roman" w:cs="Times New Roman"/>
-        </w:rPr>
-      </w:pPr>
-      <w:r>
-        <w:rPr>
-          <w:rFonts w:ascii="Times New Roman" w:hAnsi="Times New Roman" w:cs="Times New Roman"/>
-          <w:noProof/>
-        </w:rPr>
-        <w:drawing>
-          <wp:inline distT="0" distB="0" distL="0" distR="0" wp14:anchorId="348CC8A6" wp14:editId="24887219">
-            <wp:extent cx="5940425" cy="1430655"/>
-            <wp:effectExtent l="0" t="0" r="3175" b="0"/>
-            <wp:docPr id="148386106" name="Рисунок 1"/>
-            <wp:cNvGraphicFramePr>
-              <a:graphicFrameLocks xmlns:a="http://schemas.openxmlformats.org/drawingml/2006/main" noChangeAspect="1"/>
-            </wp:cNvGraphicFramePr>
-            <a:graphic xmlns:a="http://schemas.openxmlformats.org/drawingml/2006/main">
-              <a:graphicData uri="http://schemas.openxmlformats.org/drawingml/2006/picture">
-                <pic:pic xmlns:pic="http://schemas.openxmlformats.org/drawingml/2006/picture">
-                  <pic:nvPicPr>
-                    <pic:cNvPr id="148386106" name=""/>
-                    <pic:cNvPicPr/>
-                  </pic:nvPicPr>
-                  <pic:blipFill>
-                    <a:blip r:embed="rId24"/>
-                    <a:stretch>
-                      <a:fillRect/>
-                    </a:stretch>
-                  </pic:blipFill>
-                  <pic:spPr>
-                    <a:xfrm>
-                      <a:off x="0" y="0"/>
-                      <a:ext cx="5940425" cy="1430655"/>
-                    </a:xfrm>
-                    <a:prstGeom prst="rect">
-                      <a:avLst/>
-                    </a:prstGeom>
-                  </pic:spPr>
-                </pic:pic>
-              </a:graphicData>
-            </a:graphic>
-          </wp:inline>
-        </w:drawing>
-      </w:r>
-    </w:p>
-    <w:p>
-      <w:pPr>
-        <w:pStyle w:val="a7"/>
-        <w:numPr>
-          <w:ilvl w:val="0"/>
-          <w:numId w:val="3"/>
-        </w:numPr>
-        <w:rPr>
-          <w:rFonts w:ascii="Times New Roman" w:hAnsi="Times New Roman" w:cs="Times New Roman"/>
-        </w:rPr>
-      </w:pPr>
-      <w:r>
-        <w:rPr>
-          <w:rFonts w:ascii="Times New Roman" w:hAnsi="Times New Roman" w:cs="Times New Roman"/>
-        </w:rPr>
-        <w:t>Далее в 4 пункте 3 подпункте я отсортировал строки в обратном алфавитном порядке и вывел их</w:t>
-      </w:r>
-    </w:p>
-    <w:p>
-      <w:pPr>
-        <w:rPr>
-          <w:rFonts w:ascii="Times New Roman" w:hAnsi="Times New Roman" w:cs="Times New Roman"/>
-        </w:rPr>
-      </w:pPr>
-      <w:r>
-        <w:rPr>
-          <w:rFonts w:ascii="Times New Roman" w:hAnsi="Times New Roman" w:cs="Times New Roman"/>
-          <w:noProof/>
-        </w:rPr>
-        <w:drawing>
-          <wp:inline distT="0" distB="0" distL="0" distR="0" wp14:anchorId="67EFA5F4" wp14:editId="098E2325">
-            <wp:extent cx="5940425" cy="1132840"/>
-            <wp:effectExtent l="0" t="0" r="3175" b="0"/>
-            <wp:docPr id="1506554023" name="Рисунок 1"/>
-            <wp:cNvGraphicFramePr>
-              <a:graphicFrameLocks xmlns:a="http://schemas.openxmlformats.org/drawingml/2006/main" noChangeAspect="1"/>
-            </wp:cNvGraphicFramePr>
-            <a:graphic xmlns:a="http://schemas.openxmlformats.org/drawingml/2006/main">
-              <a:graphicData uri="http://schemas.openxmlformats.org/drawingml/2006/picture">
-                <pic:pic xmlns:pic="http://schemas.openxmlformats.org/drawingml/2006/picture">
-                  <pic:nvPicPr>
-                    <pic:cNvPr id="1506554023" name=""/>
-                    <pic:cNvPicPr/>
-                  </pic:nvPicPr>
-                  <pic:blipFill>
-                    <a:blip r:embed="rId25"/>
-                    <a:stretch>
-                      <a:fillRect/>
-                    </a:stretch>
-                  </pic:blipFill>
-                  <pic:spPr>
-                    <a:xfrm>
-                      <a:off x="0" y="0"/>
-                      <a:ext cx="5940425" cy="1132840"/>
-                    </a:xfrm>
-                    <a:prstGeom prst="rect">
-                      <a:avLst/>
-                    </a:prstGeom>
-                  </pic:spPr>
-                </pic:pic>
-              </a:graphicData>
-            </a:graphic>
-          </wp:inline>
-        </w:drawing>
-      </w:r>
-    </w:p>
-    <w:p>
-      <w:pPr>
-        <w:rPr>
-          <w:rFonts w:ascii="Times New Roman" w:hAnsi="Times New Roman" w:cs="Times New Roman"/>
-        </w:rPr>
-      </w:pPr>
-      <w:r>
-        <w:rPr>
-          <w:rFonts w:ascii="Times New Roman" w:hAnsi="Times New Roman" w:cs="Times New Roman"/>
-        </w:rPr>
-        <w:t>Для демонстрации сортировки временно добавил 4 строки</w:t>
-      </w:r>
-    </w:p>
-    <w:p>
-      <w:pPr>
-        <w:pStyle w:val="a7"/>
-        <w:numPr>
-          <w:ilvl w:val="0"/>
-          <w:numId w:val="3"/>
-        </w:numPr>
-        <w:rPr>
-          <w:rFonts w:ascii="Times New Roman" w:hAnsi="Times New Roman" w:cs="Times New Roman"/>
-        </w:rPr>
-      </w:pPr>
-      <w:r>
-        <w:rPr>
-          <w:rFonts w:ascii="Times New Roman" w:hAnsi="Times New Roman" w:cs="Times New Roman"/>
-        </w:rPr>
-        <w:t xml:space="preserve">В 4 пункте </w:t>
-      </w:r>
-      <w:r>
-        <w:rPr>
-          <w:rFonts w:ascii="Times New Roman" w:hAnsi="Times New Roman" w:cs="Times New Roman"/>
-        </w:rPr>
-        <w:t>4</w:t>
-      </w:r>
-      <w:r>
-        <w:rPr>
-          <w:rFonts w:ascii="Times New Roman" w:hAnsi="Times New Roman" w:cs="Times New Roman"/>
-        </w:rPr>
-        <w:t xml:space="preserve"> подпункте с помощью </w:t>
-      </w:r>
-      <w:r>
-        <w:rPr>
-          <w:rFonts w:ascii="Times New Roman" w:hAnsi="Times New Roman" w:cs="Times New Roman"/>
-        </w:rPr>
-        <w:t>-</w:t>
-      </w:r>
-      <w:r>
-        <w:rPr>
-          <w:rFonts w:ascii="Times New Roman" w:hAnsi="Times New Roman" w:cs="Times New Roman"/>
-          <w:lang w:val="en-US"/>
-        </w:rPr>
-        <w:t>l</w:t>
-      </w:r>
-      <w:r>
-        <w:rPr>
-          <w:rFonts w:ascii="Times New Roman" w:hAnsi="Times New Roman" w:cs="Times New Roman"/>
-        </w:rPr>
-        <w:t xml:space="preserve"> </w:t>
-      </w:r>
-      <w:r>
-        <w:rPr>
-          <w:rFonts w:ascii="Times New Roman" w:hAnsi="Times New Roman" w:cs="Times New Roman"/>
-        </w:rPr>
-        <w:t xml:space="preserve">выводим все файлы со всеми атрибутами, а благодаря </w:t>
-      </w:r>
-      <w:r>
-        <w:rPr>
-          <w:rFonts w:ascii="Times New Roman" w:hAnsi="Times New Roman" w:cs="Times New Roman"/>
-          <w:lang w:val="en-US"/>
-        </w:rPr>
-        <w:t>grep</w:t>
-      </w:r>
-      <w:r>
-        <w:rPr>
-          <w:rFonts w:ascii="Times New Roman" w:hAnsi="Times New Roman" w:cs="Times New Roman"/>
-        </w:rPr>
-        <w:t xml:space="preserve"> -</w:t>
-      </w:r>
-      <w:r>
-        <w:rPr>
-          <w:rFonts w:ascii="Times New Roman" w:hAnsi="Times New Roman" w:cs="Times New Roman"/>
-          <w:lang w:val="en-US"/>
-        </w:rPr>
-        <w:t>v</w:t>
-      </w:r>
-      <w:r>
-        <w:rPr>
-          <w:rFonts w:ascii="Times New Roman" w:hAnsi="Times New Roman" w:cs="Times New Roman"/>
-        </w:rPr>
-        <w:t xml:space="preserve"> “</w:t>
-      </w:r>
-      <w:r>
-        <w:rPr>
-          <w:rFonts w:ascii="Times New Roman" w:hAnsi="Times New Roman" w:cs="Times New Roman"/>
-          <w:lang w:val="en-US"/>
-        </w:rPr>
-        <w:t>total</w:t>
-      </w:r>
-      <w:r>
-        <w:rPr>
-          <w:rFonts w:ascii="Times New Roman" w:hAnsi="Times New Roman" w:cs="Times New Roman"/>
-        </w:rPr>
-        <w:t xml:space="preserve">” </w:t>
-      </w:r>
-      <w:r>
-        <w:rPr>
-          <w:rFonts w:ascii="Times New Roman" w:hAnsi="Times New Roman" w:cs="Times New Roman"/>
-        </w:rPr>
-        <w:t>удаляем подсчет размера файлов</w:t>
-      </w:r>
-    </w:p>
-    <w:p>
-      <w:pPr>
-        <w:rPr>
-          <w:rFonts w:ascii="Times New Roman" w:hAnsi="Times New Roman" w:cs="Times New Roman"/>
-        </w:rPr>
-      </w:pPr>
-      <w:r>
-        <w:rPr>
-          <w:rFonts w:ascii="Times New Roman" w:hAnsi="Times New Roman" w:cs="Times New Roman"/>
-          <w:noProof/>
-        </w:rPr>
-        <w:lastRenderedPageBreak/>
-        <w:drawing>
-          <wp:inline distT="0" distB="0" distL="0" distR="0" wp14:anchorId="29C33612" wp14:editId="59DC8CF6">
-            <wp:extent cx="5940425" cy="2578735"/>
-            <wp:effectExtent l="0" t="0" r="3175" b="0"/>
-            <wp:docPr id="1963430323" name="Рисунок 1"/>
-            <wp:cNvGraphicFramePr>
-              <a:graphicFrameLocks xmlns:a="http://schemas.openxmlformats.org/drawingml/2006/main" noChangeAspect="1"/>
-            </wp:cNvGraphicFramePr>
-            <a:graphic xmlns:a="http://schemas.openxmlformats.org/drawingml/2006/main">
-              <a:graphicData uri="http://schemas.openxmlformats.org/drawingml/2006/picture">
-                <pic:pic xmlns:pic="http://schemas.openxmlformats.org/drawingml/2006/picture">
-                  <pic:nvPicPr>
-                    <pic:cNvPr id="1963430323" name=""/>
-                    <pic:cNvPicPr/>
-                  </pic:nvPicPr>
-                  <pic:blipFill>
-                    <a:blip r:embed="rId26"/>
-                    <a:stretch>
-                      <a:fillRect/>
-                    </a:stretch>
-                  </pic:blipFill>
-                  <pic:spPr>
-                    <a:xfrm>
-                      <a:off x="0" y="0"/>
-                      <a:ext cx="5940425" cy="2578735"/>
-                    </a:xfrm>
-                    <a:prstGeom prst="rect">
-                      <a:avLst/>
-                    </a:prstGeom>
-                  </pic:spPr>
-                </pic:pic>
-              </a:graphicData>
-            </a:graphic>
-          </wp:inline>
-        </w:drawing>
-      </w:r>
-    </w:p>
-    <w:p>
-      <w:pPr>
-        <w:pStyle w:val="a7"/>
-        <w:numPr>
-          <w:ilvl w:val="0"/>
-          <w:numId w:val="3"/>
-        </w:numPr>
-        <w:rPr>
-          <w:rFonts w:ascii="Times New Roman" w:hAnsi="Times New Roman" w:cs="Times New Roman"/>
-        </w:rPr>
-      </w:pPr>
-      <w:r>
-        <w:rPr>
-          <w:rFonts w:ascii="Times New Roman" w:hAnsi="Times New Roman" w:cs="Times New Roman"/>
-        </w:rPr>
-        <w:t xml:space="preserve">В 4 пункте 5 подпункте использовал </w:t>
-      </w:r>
-      <w:r>
-        <w:rPr>
-          <w:rFonts w:ascii="Times New Roman" w:hAnsi="Times New Roman" w:cs="Times New Roman"/>
-          <w:lang w:val="en-US"/>
-        </w:rPr>
-        <w:t>ls</w:t>
-      </w:r>
-      <w:r>
-        <w:rPr>
-          <w:rFonts w:ascii="Times New Roman" w:hAnsi="Times New Roman" w:cs="Times New Roman"/>
-        </w:rPr>
-        <w:t xml:space="preserve"> -</w:t>
-      </w:r>
-      <w:r>
-        <w:rPr>
-          <w:rFonts w:ascii="Times New Roman" w:hAnsi="Times New Roman" w:cs="Times New Roman"/>
-          <w:lang w:val="en-US"/>
-        </w:rPr>
-        <w:t>lR</w:t>
-      </w:r>
-      <w:r>
-        <w:rPr>
-          <w:rFonts w:ascii="Times New Roman" w:hAnsi="Times New Roman" w:cs="Times New Roman"/>
-        </w:rPr>
-        <w:t xml:space="preserve">, </w:t>
-      </w:r>
-      <w:r>
-        <w:rPr>
-          <w:rFonts w:ascii="Times New Roman" w:hAnsi="Times New Roman" w:cs="Times New Roman"/>
-          <w:lang w:val="en-US"/>
-        </w:rPr>
-        <w:t>grep</w:t>
-      </w:r>
-      <w:r>
-        <w:rPr>
-          <w:rFonts w:ascii="Times New Roman" w:hAnsi="Times New Roman" w:cs="Times New Roman"/>
-        </w:rPr>
-        <w:t xml:space="preserve"> “</w:t>
-      </w:r>
-      <w:r>
-        <w:rPr>
-          <w:rFonts w:ascii="Times New Roman" w:hAnsi="Times New Roman" w:cs="Times New Roman"/>
-          <w:lang w:val="en-US"/>
-        </w:rPr>
-        <w:t>ti</w:t>
-      </w:r>
-      <w:r>
-        <w:rPr>
-          <w:rFonts w:ascii="Times New Roman" w:hAnsi="Times New Roman" w:cs="Times New Roman"/>
-        </w:rPr>
-        <w:t xml:space="preserve">”, </w:t>
-      </w:r>
-      <w:r>
-        <w:rPr>
-          <w:rFonts w:ascii="Times New Roman" w:hAnsi="Times New Roman" w:cs="Times New Roman"/>
-        </w:rPr>
-        <w:t>и сортировку в обратном порядке по 9 столбцу</w:t>
-      </w:r>
-    </w:p>
-    <w:p>
-      <w:pPr>
-        <w:rPr>
-          <w:rFonts w:ascii="Times New Roman" w:hAnsi="Times New Roman" w:cs="Times New Roman"/>
-        </w:rPr>
-      </w:pPr>
-      <w:r>
-        <w:rPr>
-          <w:rFonts w:ascii="Times New Roman" w:hAnsi="Times New Roman" w:cs="Times New Roman"/>
-        </w:rPr>
-        <w:drawing>
-          <wp:inline distT="0" distB="0" distL="0" distR="0" wp14:anchorId="02703FDE" wp14:editId="4AC2BA44">
-            <wp:extent cx="5940425" cy="765175"/>
-            <wp:effectExtent l="0" t="0" r="3175" b="0"/>
-            <wp:docPr id="271607984" name="Рисунок 1"/>
-            <wp:cNvGraphicFramePr>
-              <a:graphicFrameLocks xmlns:a="http://schemas.openxmlformats.org/drawingml/2006/main" noChangeAspect="1"/>
-            </wp:cNvGraphicFramePr>
-            <a:graphic xmlns:a="http://schemas.openxmlformats.org/drawingml/2006/main">
-              <a:graphicData uri="http://schemas.openxmlformats.org/drawingml/2006/picture">
-                <pic:pic xmlns:pic="http://schemas.openxmlformats.org/drawingml/2006/picture">
-                  <pic:nvPicPr>
-                    <pic:cNvPr id="271607984" name=""/>
-                    <pic:cNvPicPr/>
-                  </pic:nvPicPr>
-                  <pic:blipFill>
-                    <a:blip r:embed="rId27"/>
-                    <a:stretch>
-                      <a:fillRect/>
-                    </a:stretch>
-                  </pic:blipFill>
-                  <pic:spPr>
-                    <a:xfrm>
-                      <a:off x="0" y="0"/>
-                      <a:ext cx="5940425" cy="765175"/>
-                    </a:xfrm>
-                    <a:prstGeom prst="rect">
-                      <a:avLst/>
-                    </a:prstGeom>
-                  </pic:spPr>
-                </pic:pic>
-              </a:graphicData>
-            </a:graphic>
-          </wp:inline>
-        </w:drawing>
-      </w:r>
-    </w:p>
-    <w:p>
-      <w:pPr>
-        <w:pStyle w:val="a7"/>
-        <w:numPr>
-          <w:ilvl w:val="0"/>
-          <w:numId w:val="3"/>
-        </w:numPr>
-        <w:rPr>
-          <w:rFonts w:ascii="Times New Roman" w:hAnsi="Times New Roman" w:cs="Times New Roman"/>
-        </w:rPr>
-      </w:pPr>
-      <w:r>
-        <w:rPr>
-          <w:rFonts w:ascii="Times New Roman" w:hAnsi="Times New Roman" w:cs="Times New Roman"/>
-        </w:rPr>
-        <w:t xml:space="preserve">В 4 пункте 6 подпункте для поиска всех файлов, начинающихся на </w:t>
-      </w:r>
-      <w:r>
-        <w:rPr>
-          <w:rFonts w:ascii="Times New Roman" w:hAnsi="Times New Roman" w:cs="Times New Roman"/>
-          <w:lang w:val="en-US"/>
-        </w:rPr>
-        <w:t>b</w:t>
-      </w:r>
-      <w:r>
-        <w:rPr>
-          <w:rFonts w:ascii="Times New Roman" w:hAnsi="Times New Roman" w:cs="Times New Roman"/>
-        </w:rPr>
-        <w:t xml:space="preserve"> используется команда </w:t>
-      </w:r>
-      <w:r>
-        <w:rPr>
-          <w:rFonts w:ascii="Times New Roman" w:hAnsi="Times New Roman" w:cs="Times New Roman"/>
-          <w:lang w:val="en-US"/>
-        </w:rPr>
-        <w:t>ls</w:t>
-      </w:r>
-      <w:r>
-        <w:rPr>
-          <w:rFonts w:ascii="Times New Roman" w:hAnsi="Times New Roman" w:cs="Times New Roman"/>
-        </w:rPr>
-        <w:t xml:space="preserve"> </w:t>
-      </w:r>
-    </w:p>
-    <w:p>
-      <w:pPr>
-        <w:rPr>
-          <w:rFonts w:ascii="Times New Roman" w:hAnsi="Times New Roman" w:cs="Times New Roman"/>
-          <w:lang w:val="en-US"/>
-        </w:rPr>
-      </w:pPr>
-      <w:r>
-        <w:rPr>
-          <w:rFonts w:ascii="Times New Roman" w:hAnsi="Times New Roman" w:cs="Times New Roman"/>
-          <w:lang w:val="en-US"/>
-        </w:rPr>
-        <w:drawing>
-          <wp:inline distT="0" distB="0" distL="0" distR="0" wp14:anchorId="2C345720" wp14:editId="072DA05E">
-            <wp:extent cx="3233737" cy="1455268"/>
-            <wp:effectExtent l="0" t="0" r="5080" b="0"/>
-            <wp:docPr id="1576900346" name="Рисунок 1"/>
-            <wp:cNvGraphicFramePr>
-              <a:graphicFrameLocks xmlns:a="http://schemas.openxmlformats.org/drawingml/2006/main" noChangeAspect="1"/>
-            </wp:cNvGraphicFramePr>
-            <a:graphic xmlns:a="http://schemas.openxmlformats.org/drawingml/2006/main">
-              <a:graphicData uri="http://schemas.openxmlformats.org/drawingml/2006/picture">
-                <pic:pic xmlns:pic="http://schemas.openxmlformats.org/drawingml/2006/picture">
-                  <pic:nvPicPr>
-                    <pic:cNvPr id="1576900346" name=""/>
-                    <pic:cNvPicPr/>
-                  </pic:nvPicPr>
-                  <pic:blipFill>
-                    <a:blip r:embed="rId28"/>
-                    <a:stretch>
-                      <a:fillRect/>
-                    </a:stretch>
-                  </pic:blipFill>
-                  <pic:spPr>
-                    <a:xfrm>
-                      <a:off x="0" y="0"/>
-                      <a:ext cx="3250564" cy="1462841"/>
-                    </a:xfrm>
-                    <a:prstGeom prst="rect">
-                      <a:avLst/>
-                    </a:prstGeom>
-                  </pic:spPr>
-                </pic:pic>
-              </a:graphicData>
-            </a:graphic>
-          </wp:inline>
-        </w:drawing>
-      </w:r>
-    </w:p>
-    <w:p>
-      <w:pPr>
-        <w:rPr>
-          <w:rFonts w:ascii="Times New Roman" w:hAnsi="Times New Roman" w:cs="Times New Roman"/>
-          <w:lang w:val="en-US"/>
-        </w:rPr>
-      </w:pPr>
-    </w:p>
-    <w:p>
-      <w:pPr>
-        <w:rPr>
-          <w:rFonts w:ascii="Times New Roman" w:hAnsi="Times New Roman" w:cs="Times New Roman"/>
-        </w:rPr>
-      </w:pPr>
-      <w:r>
-        <w:rPr>
-          <w:rFonts w:ascii="Times New Roman" w:hAnsi="Times New Roman" w:cs="Times New Roman"/>
-        </w:rPr>
-        <w:t>Поскольку файлов, начинающихся на</w:t>
-      </w:r>
-      <w:r>
-        <w:rPr>
-          <w:rFonts w:ascii="Times New Roman" w:hAnsi="Times New Roman" w:cs="Times New Roman"/>
-        </w:rPr>
-        <w:t xml:space="preserve"> ‘</w:t>
-      </w:r>
-      <w:r>
-        <w:rPr>
-          <w:rFonts w:ascii="Times New Roman" w:hAnsi="Times New Roman" w:cs="Times New Roman"/>
-          <w:lang w:val="en-US"/>
-        </w:rPr>
-        <w:t>b</w:t>
-      </w:r>
-      <w:r>
-        <w:rPr>
-          <w:rFonts w:ascii="Times New Roman" w:hAnsi="Times New Roman" w:cs="Times New Roman"/>
-        </w:rPr>
-        <w:t>’</w:t>
-      </w:r>
-      <w:r>
-        <w:rPr>
-          <w:rFonts w:ascii="Times New Roman" w:hAnsi="Times New Roman" w:cs="Times New Roman"/>
-        </w:rPr>
-        <w:t xml:space="preserve"> нет, поэтому я создал свои для проверки </w:t>
-      </w:r>
-    </w:p>
-    <w:p>
-      <w:pPr>
-        <w:rPr>
-          <w:rFonts w:ascii="Times New Roman" w:hAnsi="Times New Roman" w:cs="Times New Roman"/>
-        </w:rPr>
-      </w:pPr>
-      <w:r>
-        <w:rPr>
-          <w:rFonts w:ascii="Times New Roman" w:hAnsi="Times New Roman" w:cs="Times New Roman"/>
-        </w:rPr>
-        <w:t>Теперь у меня такой результат</w:t>
-      </w:r>
-      <w:r>
-        <w:rPr>
-          <w:rFonts w:ascii="Times New Roman" w:hAnsi="Times New Roman" w:cs="Times New Roman"/>
-        </w:rPr>
-        <w:t>:</w:t>
-      </w:r>
-    </w:p>
-    <w:p>
-      <w:pPr>
-        <w:rPr>
-          <w:rFonts w:ascii="Times New Roman" w:hAnsi="Times New Roman" w:cs="Times New Roman"/>
-        </w:rPr>
-      </w:pPr>
-      <w:r>
-        <w:rPr>
-          <w:rFonts w:ascii="Times New Roman" w:hAnsi="Times New Roman" w:cs="Times New Roman"/>
-        </w:rPr>
-        <w:drawing>
-          <wp:inline distT="0" distB="0" distL="0" distR="0" wp14:anchorId="14213673" wp14:editId="20ED3802">
-            <wp:extent cx="5940425" cy="696595"/>
-            <wp:effectExtent l="0" t="0" r="3175" b="8255"/>
-            <wp:docPr id="1780470894" name="Рисунок 1"/>
-            <wp:cNvGraphicFramePr>
-              <a:graphicFrameLocks xmlns:a="http://schemas.openxmlformats.org/drawingml/2006/main" noChangeAspect="1"/>
-            </wp:cNvGraphicFramePr>
-            <a:graphic xmlns:a="http://schemas.openxmlformats.org/drawingml/2006/main">
-              <a:graphicData uri="http://schemas.openxmlformats.org/drawingml/2006/picture">
-                <pic:pic xmlns:pic="http://schemas.openxmlformats.org/drawingml/2006/picture">
-                  <pic:nvPicPr>
-                    <pic:cNvPr id="1780470894" name=""/>
-                    <pic:cNvPicPr/>
-                  </pic:nvPicPr>
-                  <pic:blipFill>
-                    <a:blip r:embed="rId29"/>
-                    <a:stretch>
-                      <a:fillRect/>
-                    </a:stretch>
-                  </pic:blipFill>
-                  <pic:spPr>
-                    <a:xfrm>
-                      <a:off x="0" y="0"/>
-                      <a:ext cx="5940425" cy="696595"/>
-                    </a:xfrm>
-                    <a:prstGeom prst="rect">
-                      <a:avLst/>
-                    </a:prstGeom>
-                  </pic:spPr>
-                </pic:pic>
-              </a:graphicData>
-            </a:graphic>
-          </wp:inline>
-        </w:drawing>
-      </w:r>
-    </w:p>
-    <w:p>
-      <w:pPr>
-        <w:rPr>
-          <w:rFonts w:ascii="Times New Roman" w:hAnsi="Times New Roman" w:cs="Times New Roman"/>
-        </w:rPr>
-      </w:pPr>
-      <w:r>
-        <w:rPr>
-          <w:rFonts w:ascii="Times New Roman" w:hAnsi="Times New Roman" w:cs="Times New Roman"/>
-        </w:rPr>
-        <w:t xml:space="preserve">Строки повторяются, потому что у меня есть символическая ссылка на директорию </w:t>
-      </w:r>
-      <w:r>
-        <w:rPr>
-          <w:rFonts w:ascii="Times New Roman" w:hAnsi="Times New Roman" w:cs="Times New Roman"/>
-          <w:lang w:val="en-US"/>
-        </w:rPr>
-        <w:t>munna</w:t>
-      </w:r>
-    </w:p>
-    <w:p>
-      <w:pPr>
-        <w:rPr>
-          <w:rFonts w:ascii="Times New Roman" w:hAnsi="Times New Roman" w:cs="Times New Roman"/>
-          <w:lang w:val="en-US"/>
-        </w:rPr>
-      </w:pPr>
-      <w:r>
-        <w:rPr>
-          <w:rFonts w:ascii="Times New Roman" w:hAnsi="Times New Roman" w:cs="Times New Roman"/>
-          <w:noProof/>
-        </w:rPr>
-        <w:lastRenderedPageBreak/>
-        <w:drawing>
-          <wp:inline distT="0" distB="0" distL="0" distR="0" wp14:anchorId="46F2AECE" wp14:editId="231442D2">
-            <wp:extent cx="5940425" cy="1377950"/>
-            <wp:effectExtent l="0" t="0" r="3175" b="0"/>
-            <wp:docPr id="106449705" name="Рисунок 1"/>
-            <wp:cNvGraphicFramePr>
-              <a:graphicFrameLocks xmlns:a="http://schemas.openxmlformats.org/drawingml/2006/main" noChangeAspect="1"/>
-            </wp:cNvGraphicFramePr>
-            <a:graphic xmlns:a="http://schemas.openxmlformats.org/drawingml/2006/main">
-              <a:graphicData uri="http://schemas.openxmlformats.org/drawingml/2006/picture">
-                <pic:pic xmlns:pic="http://schemas.openxmlformats.org/drawingml/2006/picture">
-                  <pic:nvPicPr>
-                    <pic:cNvPr id="106449705" name=""/>
-                    <pic:cNvPicPr/>
-                  </pic:nvPicPr>
-                  <pic:blipFill>
-                    <a:blip r:embed="rId30"/>
-                    <a:stretch>
-                      <a:fillRect/>
-                    </a:stretch>
-                  </pic:blipFill>
-                  <pic:spPr>
-                    <a:xfrm>
-                      <a:off x="0" y="0"/>
-                      <a:ext cx="5940425" cy="1377950"/>
-                    </a:xfrm>
-                    <a:prstGeom prst="rect">
-                      <a:avLst/>
-                    </a:prstGeom>
-                  </pic:spPr>
-                </pic:pic>
-              </a:graphicData>
-            </a:graphic>
-          </wp:inline>
-        </w:drawing>
-      </w:r>
-    </w:p>
-    <w:p>
-      <w:pPr>
-        <w:pStyle w:val="a7"/>
-        <w:numPr>
-          <w:ilvl w:val="0"/>
-          <w:numId w:val="3"/>
-        </w:numPr>
-        <w:rPr>
-          <w:rFonts w:ascii="Times New Roman" w:hAnsi="Times New Roman" w:cs="Times New Roman"/>
-        </w:rPr>
-      </w:pPr>
-      <w:r>
-        <w:rPr>
-          <w:rFonts w:ascii="Times New Roman" w:hAnsi="Times New Roman" w:cs="Times New Roman"/>
-        </w:rPr>
-        <w:t>В 5 пункте удаляем все нужные файлы, если нет прав, то даем минимальные права</w:t>
-      </w:r>
-    </w:p>
-    <w:p>
-      <w:pPr>
-        <w:rPr>
-          <w:rFonts w:ascii="Times New Roman" w:hAnsi="Times New Roman" w:cs="Times New Roman"/>
-        </w:rPr>
-      </w:pPr>
-      <w:r>
-        <w:rPr>
-          <w:rFonts w:ascii="Times New Roman" w:hAnsi="Times New Roman" w:cs="Times New Roman"/>
-          <w:noProof/>
-        </w:rPr>
-        <w:drawing>
-          <wp:inline distT="0" distB="0" distL="0" distR="0" wp14:anchorId="7B760BBF" wp14:editId="3B5226AF">
-            <wp:extent cx="5940425" cy="661670"/>
-            <wp:effectExtent l="0" t="0" r="3175" b="5080"/>
-            <wp:docPr id="727069879" name="Рисунок 1"/>
-            <wp:cNvGraphicFramePr>
-              <a:graphicFrameLocks xmlns:a="http://schemas.openxmlformats.org/drawingml/2006/main" noChangeAspect="1"/>
-            </wp:cNvGraphicFramePr>
-            <a:graphic xmlns:a="http://schemas.openxmlformats.org/drawingml/2006/main">
-              <a:graphicData uri="http://schemas.openxmlformats.org/drawingml/2006/picture">
-                <pic:pic xmlns:pic="http://schemas.openxmlformats.org/drawingml/2006/picture">
-                  <pic:nvPicPr>
-                    <pic:cNvPr id="727069879" name=""/>
-                    <pic:cNvPicPr/>
-                  </pic:nvPicPr>
-                  <pic:blipFill>
-                    <a:blip r:embed="rId31"/>
-                    <a:stretch>
-                      <a:fillRect/>
-                    </a:stretch>
-                  </pic:blipFill>
-                  <pic:spPr>
-                    <a:xfrm>
-                      <a:off x="0" y="0"/>
-                      <a:ext cx="5940425" cy="661670"/>
-                    </a:xfrm>
-                    <a:prstGeom prst="rect">
-                      <a:avLst/>
-                    </a:prstGeom>
-                  </pic:spPr>
-                </pic:pic>
-              </a:graphicData>
-            </a:graphic>
-          </wp:inline>
-        </w:drawing>
-      </w:r>
-    </w:p>
-    <w:p>
-      <w:pPr>
-        <w:rPr>
-          <w:rFonts w:ascii="Times New Roman" w:hAnsi="Times New Roman" w:cs="Times New Roman"/>
-          <w:lang w:val="en-US"/>
-        </w:rPr>
-      </w:pPr>
-    </w:p>
-    <w:p>
-      <w:pPr>
-        <w:rPr>
-          <w:rFonts w:ascii="Times New Roman" w:hAnsi="Times New Roman" w:cs="Times New Roman"/>
-        </w:rPr>
-      </w:pPr>
-      <w:r>
-        <w:rPr>
-          <w:rFonts w:ascii="Times New Roman" w:hAnsi="Times New Roman" w:cs="Times New Roman"/>
-        </w:rPr>
-        <w:t xml:space="preserve">У директории </w:t>
-      </w:r>
-      <w:r>
-        <w:rPr>
-          <w:rFonts w:ascii="Times New Roman" w:hAnsi="Times New Roman" w:cs="Times New Roman"/>
-          <w:lang w:val="en-US"/>
-        </w:rPr>
-        <w:t>leafeon</w:t>
-      </w:r>
-      <w:r>
-        <w:rPr>
-          <w:rFonts w:ascii="Times New Roman" w:hAnsi="Times New Roman" w:cs="Times New Roman"/>
-        </w:rPr>
-        <w:t xml:space="preserve"> </w:t>
-      </w:r>
-      <w:r>
-        <w:rPr>
-          <w:rFonts w:ascii="Times New Roman" w:hAnsi="Times New Roman" w:cs="Times New Roman"/>
-        </w:rPr>
-        <w:t>в поддиректориях нет прав для удаления, для этого даем их</w:t>
-      </w:r>
-    </w:p>
-    <w:p>
-      <w:pPr>
-        <w:rPr>
-          <w:rFonts w:ascii="Times New Roman" w:hAnsi="Times New Roman" w:cs="Times New Roman"/>
-        </w:rPr>
-      </w:pPr>
-      <w:r>
-        <w:rPr>
-          <w:rFonts w:ascii="Times New Roman" w:hAnsi="Times New Roman" w:cs="Times New Roman"/>
-        </w:rPr>
-        <w:t>chmod u+rwx leafeon/snubbull</w:t>
-      </w:r>
-      <w:r>
-        <w:rPr>
-          <w:rFonts w:ascii="Times New Roman" w:hAnsi="Times New Roman" w:cs="Times New Roman"/>
-        </w:rPr>
-        <w:br/>
-        <w:t>chmod u+rwx leafeon/wynaut</w:t>
-      </w:r>
-      <w:r>
-        <w:rPr>
-          <w:rFonts w:ascii="Times New Roman" w:hAnsi="Times New Roman" w:cs="Times New Roman"/>
-        </w:rPr>
-        <w:br/>
-        <w:t>chmod u+rwx leafeon/beautifly</w:t>
-      </w:r>
-      <w:r>
-        <w:rPr>
-          <w:rFonts w:ascii="Times New Roman" w:hAnsi="Times New Roman" w:cs="Times New Roman"/>
-        </w:rPr>
-        <w:br/>
-        <w:t>chmod -R u+rwx leafeon</w:t>
-      </w:r>
-    </w:p>
-    <w:p>
-      <w:pPr>
-        <w:rPr>
-          <w:rFonts w:ascii="Times New Roman" w:hAnsi="Times New Roman" w:cs="Times New Roman"/>
-        </w:rPr>
-      </w:pPr>
-      <w:r>
-        <w:rPr>
-          <w:rFonts w:ascii="Times New Roman" w:hAnsi="Times New Roman" w:cs="Times New Roman"/>
-        </w:rPr>
-        <w:t>А затем удаляем</w:t>
-      </w:r>
-    </w:p>
-    <w:p>
-      <w:pPr>
-        <w:rPr>
-          <w:rFonts w:ascii="Times New Roman" w:hAnsi="Times New Roman" w:cs="Times New Roman"/>
-          <w:lang w:val="en-US"/>
-        </w:rPr>
-      </w:pPr>
-      <w:r>
-        <w:rPr>
-          <w:rFonts w:ascii="Times New Roman" w:hAnsi="Times New Roman" w:cs="Times New Roman"/>
-          <w:noProof/>
-        </w:rPr>
-        <w:drawing>
-          <wp:inline distT="0" distB="0" distL="0" distR="0" wp14:anchorId="7AC0F217" wp14:editId="26AC9A33">
-            <wp:extent cx="5940425" cy="2066290"/>
-            <wp:effectExtent l="0" t="0" r="3175" b="0"/>
-            <wp:docPr id="90241037" name="Рисунок 1"/>
-            <wp:cNvGraphicFramePr>
-              <a:graphicFrameLocks xmlns:a="http://schemas.openxmlformats.org/drawingml/2006/main" noChangeAspect="1"/>
-            </wp:cNvGraphicFramePr>
-            <a:graphic xmlns:a="http://schemas.openxmlformats.org/drawingml/2006/main">
-              <a:graphicData uri="http://schemas.openxmlformats.org/drawingml/2006/picture">
-                <pic:pic xmlns:pic="http://schemas.openxmlformats.org/drawingml/2006/picture">
-                  <pic:nvPicPr>
-                    <pic:cNvPr id="90241037" name=""/>
-                    <pic:cNvPicPr/>
-                  </pic:nvPicPr>
-                  <pic:blipFill>
-                    <a:blip r:embed="rId32"/>
-                    <a:stretch>
-                      <a:fillRect/>
-                    </a:stretch>
-                  </pic:blipFill>
-                  <pic:spPr>
-                    <a:xfrm>
-                      <a:off x="0" y="0"/>
-                      <a:ext cx="5940425" cy="2066290"/>
-                    </a:xfrm>
-                    <a:prstGeom prst="rect">
-                      <a:avLst/>
-                    </a:prstGeom>
-                  </pic:spPr>
-                </pic:pic>
-              </a:graphicData>
-            </a:graphic>
-          </wp:inline>
-        </w:drawing>
-      </w:r>
-      <w:r>
-        <w:rPr>
-          <w:rFonts w:ascii="Times New Roman" w:hAnsi="Times New Roman" w:cs="Times New Roman"/>
-        </w:rPr>
-        <w:t xml:space="preserve"> </w:t>
-      </w:r>
-    </w:p>
-    <w:p>
-      <w:pPr>
-        <w:rPr>
-          <w:rFonts w:ascii="Times New Roman" w:hAnsi="Times New Roman" w:cs="Times New Roman"/>
-        </w:rPr>
-      </w:pPr>
-    </w:p>
-    <w:p>
-      <w:pPr>
-        <w:jc w:val="center"/>
-        <w:rPr>
-          <w:rFonts w:ascii="Times New Roman" w:hAnsi="Times New Roman" w:cs="Times New Roman"/>
-        </w:rPr>
-      </w:pPr>
-      <w:r>
-        <w:rPr>
-          <w:rFonts w:ascii="Times New Roman" w:hAnsi="Times New Roman" w:cs="Times New Roman"/>
-        </w:rPr>
         <w:t xml:space="preserve">Исходный </w:t>
       </w:r>
       <w:r>
         <w:rPr>
           <w:rFonts w:ascii="Times New Roman" w:hAnsi="Times New Roman" w:cs="Times New Roman"/>
+          <w:color w:val="000000" w:themeColor="text1"/>
         </w:rPr>
         <w:t>скрипт</w:t>
       </w:r>
-    </w:p>
-    <w:p>
-      <w:pPr>
-        <w:rPr>
-          <w:rFonts w:ascii="Times New Roman" w:hAnsi="Times New Roman" w:cs="Times New Roman"/>
-        </w:rPr>
-      </w:pPr>
-      <w:hyperlink r:id="rId33" w:history="1">
+      <w:bookmarkEnd w:id="7"/>
+    </w:p>
+    <w:p>
+      <w:pPr>
+        <w:rPr>
+          <w:rFonts w:ascii="Times New Roman" w:hAnsi="Times New Roman" w:cs="Times New Roman"/>
+          <w:color w:val="000000" w:themeColor="text1"/>
+        </w:rPr>
+      </w:pPr>
+      <w:hyperlink r:id="rId20" w:history="1">
         <w:r>
           <w:rPr>
             <w:rStyle w:val="ac"/>
             <w:rFonts w:ascii="Times New Roman" w:hAnsi="Times New Roman" w:cs="Times New Roman"/>
+            <w:color w:val="000000" w:themeColor="text1"/>
           </w:rPr>
-          <w:t>https://github.com/124476/itmo/blob/master/opd/lab1/scr</w:t>
+          <w:t>https://github.com/124476/itmo/blob/master/opd/lab1/s</w:t>
         </w:r>
         <w:r>
           <w:rPr>
             <w:rStyle w:val="ac"/>
             <w:rFonts w:ascii="Times New Roman" w:hAnsi="Times New Roman" w:cs="Times New Roman"/>
+            <w:color w:val="000000" w:themeColor="text1"/>
           </w:rPr>
-          <w:t>i</w:t>
+          <w:t>c</w:t>
         </w:r>
         <w:r>
           <w:rPr>
             <w:rStyle w:val="ac"/>
             <w:rFonts w:ascii="Times New Roman" w:hAnsi="Times New Roman" w:cs="Times New Roman"/>
+            <w:color w:val="000000" w:themeColor="text1"/>
           </w:rPr>
-          <w:t>pt.sh</w:t>
+          <w:t>ript</w:t>
         </w:r>
       </w:hyperlink>
     </w:p>
     <w:p>
       <w:pPr>
-        <w:rPr>
-          <w:rFonts w:ascii="Times New Roman" w:hAnsi="Times New Roman" w:cs="Times New Roman"/>
-        </w:rPr>
-      </w:pPr>
-    </w:p>
-    <w:p>
-      <w:pPr>
+        <w:pStyle w:val="1"/>
         <w:jc w:val="center"/>
         <w:rPr>
           <w:rFonts w:ascii="Times New Roman" w:hAnsi="Times New Roman" w:cs="Times New Roman"/>
-          <w:lang w:val="en-US"/>
-        </w:rPr>
-      </w:pPr>
-      <w:r>
-        <w:rPr>
-          <w:rFonts w:ascii="Times New Roman" w:hAnsi="Times New Roman" w:cs="Times New Roman"/>
+          <w:color w:val="000000" w:themeColor="text1"/>
+        </w:rPr>
+      </w:pPr>
+      <w:bookmarkStart w:id="8" w:name="_Toc241168292"/>
+      <w:r>
+        <w:rPr>
+          <w:rFonts w:ascii="Times New Roman" w:hAnsi="Times New Roman" w:cs="Times New Roman"/>
+          <w:color w:val="000000" w:themeColor="text1"/>
         </w:rPr>
         <w:t xml:space="preserve">Результат </w:t>
       </w:r>
       <w:r>
         <w:rPr>
           <w:rFonts w:ascii="Times New Roman" w:hAnsi="Times New Roman" w:cs="Times New Roman"/>
+          <w:color w:val="000000" w:themeColor="text1"/>
         </w:rPr>
         <w:t>скрипта</w:t>
       </w:r>
+      <w:bookmarkEnd w:id="8"/>
     </w:p>
     <w:p>
       <w:pPr>
         <w:jc w:val="center"/>
         <w:rPr>
           <w:rFonts w:ascii="Times New Roman" w:hAnsi="Times New Roman" w:cs="Times New Roman"/>
-        </w:rPr>
-      </w:pPr>
-    </w:p>
-    <w:p>
-      <w:pPr>
-        <w:jc w:val="center"/>
-        <w:rPr>
-          <w:rFonts w:ascii="Times New Roman" w:hAnsi="Times New Roman" w:cs="Times New Roman"/>
-        </w:rPr>
-      </w:pPr>
-    </w:p>
-    <w:p>
-      <w:pPr>
-        <w:jc w:val="center"/>
-        <w:rPr>
-          <w:rFonts w:ascii="Times New Roman" w:hAnsi="Times New Roman" w:cs="Times New Roman"/>
-        </w:rPr>
-      </w:pPr>
-      <w:r>
-        <w:rPr>
-          <w:rFonts w:ascii="Times New Roman" w:hAnsi="Times New Roman" w:cs="Times New Roman"/>
-        </w:rPr>
-        <w:lastRenderedPageBreak/>
+          <w:color w:val="000000" w:themeColor="text1"/>
+        </w:rPr>
+      </w:pPr>
+      <w:r>
+        <w:rPr>
+          <w:rFonts w:ascii="Times New Roman" w:hAnsi="Times New Roman" w:cs="Times New Roman"/>
+          <w:noProof/>
+          <w:color w:val="000000" w:themeColor="text1"/>
+        </w:rPr>
         <w:drawing>
           <wp:inline distT="0" distB="0" distL="0" distR="0" wp14:anchorId="5F03BBDB" wp14:editId="121CC4EE">
             <wp:extent cx="5940425" cy="3707130"/>
@@ -2945,7 +6232,7 @@
                     <pic:cNvPicPr/>
                   </pic:nvPicPr>
                   <pic:blipFill>
-                    <a:blip r:embed="rId34"/>
+                    <a:blip r:embed="rId21"/>
                     <a:stretch>
                       <a:fillRect/>
                     </a:stretch>
@@ -2968,25 +6255,89 @@
     </w:p>
     <w:p>
       <w:pPr>
+        <w:rPr>
+          <w:rFonts w:ascii="Times New Roman" w:hAnsi="Times New Roman" w:cs="Times New Roman"/>
+          <w:color w:val="000000" w:themeColor="text1"/>
+        </w:rPr>
+      </w:pPr>
+      <w:r>
+        <w:rPr>
+          <w:rFonts w:ascii="Times New Roman" w:hAnsi="Times New Roman" w:cs="Times New Roman"/>
+          <w:color w:val="000000" w:themeColor="text1"/>
+        </w:rPr>
+        <w:drawing>
+          <wp:inline distT="0" distB="0" distL="0" distR="0" wp14:anchorId="12423BBD" wp14:editId="6FA1DC2A">
+            <wp:extent cx="4486224" cy="3364548"/>
+            <wp:effectExtent l="0" t="0" r="0" b="7620"/>
+            <wp:docPr id="960563173" name="Рисунок 1"/>
+            <wp:cNvGraphicFramePr>
+              <a:graphicFrameLocks xmlns:a="http://schemas.openxmlformats.org/drawingml/2006/main" noChangeAspect="1"/>
+            </wp:cNvGraphicFramePr>
+            <a:graphic xmlns:a="http://schemas.openxmlformats.org/drawingml/2006/main">
+              <a:graphicData uri="http://schemas.openxmlformats.org/drawingml/2006/picture">
+                <pic:pic xmlns:pic="http://schemas.openxmlformats.org/drawingml/2006/picture">
+                  <pic:nvPicPr>
+                    <pic:cNvPr id="960563173" name=""/>
+                    <pic:cNvPicPr/>
+                  </pic:nvPicPr>
+                  <pic:blipFill>
+                    <a:blip r:embed="rId22"/>
+                    <a:stretch>
+                      <a:fillRect/>
+                    </a:stretch>
+                  </pic:blipFill>
+                  <pic:spPr>
+                    <a:xfrm>
+                      <a:off x="0" y="0"/>
+                      <a:ext cx="4495316" cy="3371367"/>
+                    </a:xfrm>
+                    <a:prstGeom prst="rect">
+                      <a:avLst/>
+                    </a:prstGeom>
+                  </pic:spPr>
+                </pic:pic>
+              </a:graphicData>
+            </a:graphic>
+          </wp:inline>
+        </w:drawing>
+      </w:r>
+    </w:p>
+    <w:p>
+      <w:pPr>
+        <w:rPr>
+          <w:rFonts w:ascii="Times New Roman" w:eastAsiaTheme="majorEastAsia" w:hAnsi="Times New Roman" w:cs="Times New Roman"/>
+          <w:color w:val="000000" w:themeColor="text1"/>
+          <w:sz w:val="40"/>
+          <w:szCs w:val="40"/>
+        </w:rPr>
+      </w:pPr>
+      <w:r>
+        <w:rPr>
+          <w:rFonts w:ascii="Times New Roman" w:hAnsi="Times New Roman" w:cs="Times New Roman"/>
+          <w:color w:val="000000" w:themeColor="text1"/>
+        </w:rPr>
+        <w:br w:type="page"/>
+      </w:r>
+    </w:p>
+    <w:p>
+      <w:pPr>
+        <w:pStyle w:val="1"/>
         <w:jc w:val="center"/>
         <w:rPr>
           <w:rFonts w:ascii="Times New Roman" w:hAnsi="Times New Roman" w:cs="Times New Roman"/>
-        </w:rPr>
-      </w:pPr>
-    </w:p>
-    <w:p>
-      <w:pPr>
-        <w:jc w:val="center"/>
-        <w:rPr>
-          <w:rFonts w:ascii="Times New Roman" w:hAnsi="Times New Roman" w:cs="Times New Roman"/>
-        </w:rPr>
-      </w:pPr>
-      <w:r>
-        <w:rPr>
-          <w:rFonts w:ascii="Times New Roman" w:hAnsi="Times New Roman" w:cs="Times New Roman"/>
-        </w:rPr>
+          <w:color w:val="000000" w:themeColor="text1"/>
+        </w:rPr>
+      </w:pPr>
+      <w:bookmarkStart w:id="9" w:name="_Toc241168293"/>
+      <w:r>
+        <w:rPr>
+          <w:rFonts w:ascii="Times New Roman" w:hAnsi="Times New Roman" w:cs="Times New Roman"/>
+          <w:color w:val="000000" w:themeColor="text1"/>
+        </w:rPr>
+        <w:lastRenderedPageBreak/>
         <w:t>Выводы по работе</w:t>
       </w:r>
+      <w:bookmarkEnd w:id="9"/>
     </w:p>
     <w:p>
       <w:pPr>
@@ -2997,11 +6348,13 @@
         </w:numPr>
         <w:rPr>
           <w:rFonts w:ascii="Times New Roman" w:hAnsi="Times New Roman" w:cs="Times New Roman"/>
-        </w:rPr>
-      </w:pPr>
-      <w:r>
-        <w:rPr>
-          <w:rFonts w:ascii="Times New Roman" w:hAnsi="Times New Roman" w:cs="Times New Roman"/>
+          <w:color w:val="000000" w:themeColor="text1"/>
+        </w:rPr>
+      </w:pPr>
+      <w:r>
+        <w:rPr>
+          <w:rFonts w:ascii="Times New Roman" w:hAnsi="Times New Roman" w:cs="Times New Roman"/>
+          <w:color w:val="000000" w:themeColor="text1"/>
         </w:rPr>
         <w:t>Научился работать строить дерево файлов</w:t>
       </w:r>
@@ -3015,11 +6368,13 @@
         </w:numPr>
         <w:rPr>
           <w:rFonts w:ascii="Times New Roman" w:hAnsi="Times New Roman" w:cs="Times New Roman"/>
-        </w:rPr>
-      </w:pPr>
-      <w:r>
-        <w:rPr>
-          <w:rFonts w:ascii="Times New Roman" w:hAnsi="Times New Roman" w:cs="Times New Roman"/>
+          <w:color w:val="000000" w:themeColor="text1"/>
+        </w:rPr>
+      </w:pPr>
+      <w:r>
+        <w:rPr>
+          <w:rFonts w:ascii="Times New Roman" w:hAnsi="Times New Roman" w:cs="Times New Roman"/>
+          <w:color w:val="000000" w:themeColor="text1"/>
         </w:rPr>
         <w:t xml:space="preserve">Научился устанавливать права доступа </w:t>
       </w:r>
@@ -3033,11 +6388,13 @@
         </w:numPr>
         <w:rPr>
           <w:rFonts w:ascii="Times New Roman" w:hAnsi="Times New Roman" w:cs="Times New Roman"/>
-        </w:rPr>
-      </w:pPr>
-      <w:r>
-        <w:rPr>
-          <w:rFonts w:ascii="Times New Roman" w:hAnsi="Times New Roman" w:cs="Times New Roman"/>
+          <w:color w:val="000000" w:themeColor="text1"/>
+        </w:rPr>
+      </w:pPr>
+      <w:r>
+        <w:rPr>
+          <w:rFonts w:ascii="Times New Roman" w:hAnsi="Times New Roman" w:cs="Times New Roman"/>
+          <w:color w:val="000000" w:themeColor="text1"/>
         </w:rPr>
         <w:t>Научился копировать файлы, создавать ссылки</w:t>
       </w:r>
@@ -3051,11 +6408,13 @@
         </w:numPr>
         <w:rPr>
           <w:rFonts w:ascii="Times New Roman" w:hAnsi="Times New Roman" w:cs="Times New Roman"/>
-        </w:rPr>
-      </w:pPr>
-      <w:r>
-        <w:rPr>
-          <w:rFonts w:ascii="Times New Roman" w:hAnsi="Times New Roman" w:cs="Times New Roman"/>
+          <w:color w:val="000000" w:themeColor="text1"/>
+        </w:rPr>
+      </w:pPr>
+      <w:r>
+        <w:rPr>
+          <w:rFonts w:ascii="Times New Roman" w:hAnsi="Times New Roman" w:cs="Times New Roman"/>
+          <w:color w:val="000000" w:themeColor="text1"/>
         </w:rPr>
         <w:t>Научился производить поиск и фильтрацию файлов</w:t>
       </w:r>
@@ -3069,38 +6428,169 @@
         </w:numPr>
         <w:rPr>
           <w:rFonts w:ascii="Times New Roman" w:hAnsi="Times New Roman" w:cs="Times New Roman"/>
-        </w:rPr>
-      </w:pPr>
-      <w:r>
-        <w:rPr>
-          <w:rFonts w:ascii="Times New Roman" w:hAnsi="Times New Roman" w:cs="Times New Roman"/>
+          <w:color w:val="000000" w:themeColor="text1"/>
+        </w:rPr>
+      </w:pPr>
+      <w:r>
+        <w:rPr>
+          <w:rFonts w:ascii="Times New Roman" w:hAnsi="Times New Roman" w:cs="Times New Roman"/>
+          <w:color w:val="000000" w:themeColor="text1"/>
         </w:rPr>
         <w:t>Научился удалять файлы</w:t>
       </w:r>
     </w:p>
     <w:sectPr>
+      <w:footerReference w:type="default" r:id="rId23"/>
+      <w:footerReference w:type="first" r:id="rId24"/>
       <w:pgSz w:w="11906" w:h="16838"/>
       <w:pgMar w:top="1134" w:right="850" w:bottom="1134" w:left="1701" w:header="708" w:footer="708" w:gutter="0"/>
       <w:cols w:space="708"/>
+      <w:titlePg/>
       <w:docGrid w:linePitch="360"/>
     </w:sectPr>
   </w:body>
 </w:document>
 </file>
 
+<file path=word/endnotes.xml><?xml version="1.0" encoding="utf-8"?>
+<w:endnotes xmlns:wpc="http://schemas.microsoft.com/office/word/2010/wordprocessingCanvas" xmlns:cx="http://schemas.microsoft.com/office/drawing/2014/chartex" xmlns:cx1="http://schemas.microsoft.com/office/drawing/2015/9/8/chartex" xmlns:cx2="http://schemas.microsoft.com/office/drawing/2015/10/21/chartex" xmlns:cx3="http://schemas.microsoft.com/office/drawing/2016/5/9/chartex" xmlns:cx4="http://schemas.microsoft.com/office/drawing/2016/5/10/chartex" xmlns:cx5="http://schemas.microsoft.com/office/drawing/2016/5/11/chartex" xmlns:cx6="http://schemas.microsoft.com/office/drawing/2016/5/12/chartex" xmlns:cx7="http://schemas.microsoft.com/office/drawing/2016/5/13/chartex" xmlns:cx8="http://schemas.microsoft.com/office/drawing/2016/5/14/chartex" xmlns:mc="http://schemas.openxmlformats.org/markup-compatibility/2006" xmlns:aink="http://schemas.microsoft.com/office/drawing/2016/ink" xmlns:am3d="http://schemas.microsoft.com/office/drawing/2017/model3d" xmlns:o="urn:schemas-microsoft-com:office:office" xmlns:oel="http://schemas.microsoft.com/office/2019/extlst" xmlns:r="http://schemas.openxmlformats.org/officeDocument/2006/relationships" xmlns:m="http://schemas.openxmlformats.org/officeDocument/2006/math" xmlns:v="urn:schemas-microsoft-com:vml" xmlns:wp14="http://schemas.microsoft.com/office/word/2010/wordprocessingDrawing" xmlns:wp="http://schemas.openxmlformats.org/drawingml/2006/wordprocessingDrawing" xmlns:w10="urn:schemas-microsoft-com:office:word" xmlns:w="http://schemas.openxmlformats.org/wordprocessingml/2006/main" xmlns:w14="http://schemas.microsoft.com/office/word/2010/wordml" xmlns:w15="http://schemas.microsoft.com/office/word/2012/wordml" xmlns:w16cex="http://schemas.microsoft.com/office/word/2018/wordml/cex" xmlns:w16cid="http://schemas.microsoft.com/office/word/2016/wordml/cid" xmlns:w16="http://schemas.microsoft.com/office/word/2018/wordml" xmlns:w16du="http://schemas.microsoft.com/office/word/2023/wordml/word16du" xmlns:w16sdtdh="http://schemas.microsoft.com/office/word/2020/wordml/sdtdatahash" xmlns:w16sdtfl="http://schemas.microsoft.com/office/word/2024/wordml/sdtformatlock" xmlns:w16se="http://schemas.microsoft.com/office/word/2015/wordml/symex" xmlns:wpg="http://schemas.microsoft.com/office/word/2010/wordprocessingGroup" xmlns:wpi="http://schemas.microsoft.com/office/word/2010/wordprocessingInk" xmlns:wne="http://schemas.microsoft.com/office/word/2006/wordml" xmlns:wps="http://schemas.microsoft.com/office/word/2010/wordprocessingShape" mc:Ignorable="w14 w15 w16se w16cid w16 w16cex w16sdtdh w16sdtfl w16du wp14">
+  <w:endnote w:type="separator" w:id="-1">
+    <w:p>
+      <w:pPr>
+        <w:spacing w:after="0" w:line="240" w:lineRule="auto"/>
+      </w:pPr>
+      <w:r>
+        <w:separator/>
+      </w:r>
+    </w:p>
+  </w:endnote>
+  <w:endnote w:type="continuationSeparator" w:id="0">
+    <w:p>
+      <w:pPr>
+        <w:spacing w:after="0" w:line="240" w:lineRule="auto"/>
+      </w:pPr>
+      <w:r>
+        <w:continuationSeparator/>
+      </w:r>
+    </w:p>
+  </w:endnote>
+</w:endnotes>
+</file>
+
+<file path=word/footer1.xml><?xml version="1.0" encoding="utf-8"?>
+<w:ftr xmlns:wpc="http://schemas.microsoft.com/office/word/2010/wordprocessingCanvas" xmlns:cx="http://schemas.microsoft.com/office/drawing/2014/chartex" xmlns:cx1="http://schemas.microsoft.com/office/drawing/2015/9/8/chartex" xmlns:cx2="http://schemas.microsoft.com/office/drawing/2015/10/21/chartex" xmlns:cx3="http://schemas.microsoft.com/office/drawing/2016/5/9/chartex" xmlns:cx4="http://schemas.microsoft.com/office/drawing/2016/5/10/chartex" xmlns:cx5="http://schemas.microsoft.com/office/drawing/2016/5/11/chartex" xmlns:cx6="http://schemas.microsoft.com/office/drawing/2016/5/12/chartex" xmlns:cx7="http://schemas.microsoft.com/office/drawing/2016/5/13/chartex" xmlns:cx8="http://schemas.microsoft.com/office/drawing/2016/5/14/chartex" xmlns:mc="http://schemas.openxmlformats.org/markup-compatibility/2006" xmlns:aink="http://schemas.microsoft.com/office/drawing/2016/ink" xmlns:am3d="http://schemas.microsoft.com/office/drawing/2017/model3d" xmlns:o="urn:schemas-microsoft-com:office:office" xmlns:oel="http://schemas.microsoft.com/office/2019/extlst" xmlns:r="http://schemas.openxmlformats.org/officeDocument/2006/relationships" xmlns:m="http://schemas.openxmlformats.org/officeDocument/2006/math" xmlns:v="urn:schemas-microsoft-com:vml" xmlns:wp14="http://schemas.microsoft.com/office/word/2010/wordprocessingDrawing" xmlns:wp="http://schemas.openxmlformats.org/drawingml/2006/wordprocessingDrawing" xmlns:w10="urn:schemas-microsoft-com:office:word" xmlns:w="http://schemas.openxmlformats.org/wordprocessingml/2006/main" xmlns:w14="http://schemas.microsoft.com/office/word/2010/wordml" xmlns:w15="http://schemas.microsoft.com/office/word/2012/wordml" xmlns:w16cex="http://schemas.microsoft.com/office/word/2018/wordml/cex" xmlns:w16cid="http://schemas.microsoft.com/office/word/2016/wordml/cid" xmlns:w16="http://schemas.microsoft.com/office/word/2018/wordml" xmlns:w16du="http://schemas.microsoft.com/office/word/2023/wordml/word16du" xmlns:w16sdtdh="http://schemas.microsoft.com/office/word/2020/wordml/sdtdatahash" xmlns:w16sdtfl="http://schemas.microsoft.com/office/word/2024/wordml/sdtformatlock" xmlns:w16se="http://schemas.microsoft.com/office/word/2015/wordml/symex" xmlns:wpg="http://schemas.microsoft.com/office/word/2010/wordprocessingGroup" xmlns:wpi="http://schemas.microsoft.com/office/word/2010/wordprocessingInk" xmlns:wne="http://schemas.microsoft.com/office/word/2006/wordml" xmlns:wps="http://schemas.microsoft.com/office/word/2010/wordprocessingShape" mc:Ignorable="w14 w15 w16se w16cid w16 w16cex w16sdtdh w16sdtfl w16du wp14">
+  <w:sdt>
+    <w:sdtPr>
+      <w:id w:val="-1754668007"/>
+      <w:docPartObj>
+        <w:docPartGallery w:val="Page Numbers (Bottom of Page)"/>
+        <w:docPartUnique/>
+      </w:docPartObj>
+    </w:sdtPr>
+    <w:sdtContent>
+      <w:p>
+        <w:pPr>
+          <w:pStyle w:val="af1"/>
+          <w:jc w:val="center"/>
+        </w:pPr>
+        <w:r>
+          <w:fldChar w:fldCharType="begin"/>
+        </w:r>
+        <w:r>
+          <w:instrText>PAGE   \* MERGEFORMAT</w:instrText>
+        </w:r>
+        <w:r>
+          <w:fldChar w:fldCharType="separate"/>
+        </w:r>
+        <w:r>
+          <w:t>2</w:t>
+        </w:r>
+        <w:r>
+          <w:fldChar w:fldCharType="end"/>
+        </w:r>
+      </w:p>
+    </w:sdtContent>
+  </w:sdt>
+  <w:p>
+    <w:pPr>
+      <w:pStyle w:val="af1"/>
+    </w:pPr>
+  </w:p>
+</w:ftr>
+</file>
+
+<file path=word/footer2.xml><?xml version="1.0" encoding="utf-8"?>
+<w:ftr xmlns:wpc="http://schemas.microsoft.com/office/word/2010/wordprocessingCanvas" xmlns:cx="http://schemas.microsoft.com/office/drawing/2014/chartex" xmlns:cx1="http://schemas.microsoft.com/office/drawing/2015/9/8/chartex" xmlns:cx2="http://schemas.microsoft.com/office/drawing/2015/10/21/chartex" xmlns:cx3="http://schemas.microsoft.com/office/drawing/2016/5/9/chartex" xmlns:cx4="http://schemas.microsoft.com/office/drawing/2016/5/10/chartex" xmlns:cx5="http://schemas.microsoft.com/office/drawing/2016/5/11/chartex" xmlns:cx6="http://schemas.microsoft.com/office/drawing/2016/5/12/chartex" xmlns:cx7="http://schemas.microsoft.com/office/drawing/2016/5/13/chartex" xmlns:cx8="http://schemas.microsoft.com/office/drawing/2016/5/14/chartex" xmlns:mc="http://schemas.openxmlformats.org/markup-compatibility/2006" xmlns:aink="http://schemas.microsoft.com/office/drawing/2016/ink" xmlns:am3d="http://schemas.microsoft.com/office/drawing/2017/model3d" xmlns:o="urn:schemas-microsoft-com:office:office" xmlns:oel="http://schemas.microsoft.com/office/2019/extlst" xmlns:r="http://schemas.openxmlformats.org/officeDocument/2006/relationships" xmlns:m="http://schemas.openxmlformats.org/officeDocument/2006/math" xmlns:v="urn:schemas-microsoft-com:vml" xmlns:wp14="http://schemas.microsoft.com/office/word/2010/wordprocessingDrawing" xmlns:wp="http://schemas.openxmlformats.org/drawingml/2006/wordprocessingDrawing" xmlns:w10="urn:schemas-microsoft-com:office:word" xmlns:w="http://schemas.openxmlformats.org/wordprocessingml/2006/main" xmlns:w14="http://schemas.microsoft.com/office/word/2010/wordml" xmlns:w15="http://schemas.microsoft.com/office/word/2012/wordml" xmlns:w16cex="http://schemas.microsoft.com/office/word/2018/wordml/cex" xmlns:w16cid="http://schemas.microsoft.com/office/word/2016/wordml/cid" xmlns:w16="http://schemas.microsoft.com/office/word/2018/wordml" xmlns:w16du="http://schemas.microsoft.com/office/word/2023/wordml/word16du" xmlns:w16sdtdh="http://schemas.microsoft.com/office/word/2020/wordml/sdtdatahash" xmlns:w16sdtfl="http://schemas.microsoft.com/office/word/2024/wordml/sdtformatlock" xmlns:w16se="http://schemas.microsoft.com/office/word/2015/wordml/symex" xmlns:wpg="http://schemas.microsoft.com/office/word/2010/wordprocessingGroup" xmlns:wpi="http://schemas.microsoft.com/office/word/2010/wordprocessingInk" xmlns:wne="http://schemas.microsoft.com/office/word/2006/wordml" xmlns:wps="http://schemas.microsoft.com/office/word/2010/wordprocessingShape" mc:Ignorable="w14 w15 w16se w16cid w16 w16cex w16sdtdh w16sdtfl w16du wp14">
+  <w:p>
+    <w:pPr>
+      <w:jc w:val="center"/>
+      <w:rPr>
+        <w:rFonts w:ascii="Times New Roman" w:hAnsi="Times New Roman" w:cs="Times New Roman"/>
+      </w:rPr>
+    </w:pPr>
+    <w:r>
+      <w:rPr>
+        <w:rFonts w:ascii="Times New Roman" w:hAnsi="Times New Roman" w:cs="Times New Roman"/>
+      </w:rPr>
+      <w:t>Санкт-Петербург</w:t>
+    </w:r>
+  </w:p>
+  <w:p>
+    <w:pPr>
+      <w:jc w:val="center"/>
+      <w:rPr>
+        <w:rFonts w:ascii="Times New Roman" w:hAnsi="Times New Roman" w:cs="Times New Roman"/>
+        <w:lang w:val="en-US"/>
+      </w:rPr>
+    </w:pPr>
+    <w:r>
+      <w:rPr>
+        <w:rFonts w:ascii="Times New Roman" w:hAnsi="Times New Roman" w:cs="Times New Roman"/>
+      </w:rPr>
+      <w:t>2026</w:t>
+    </w:r>
+  </w:p>
+</w:ftr>
+</file>
+
+<file path=word/footnotes.xml><?xml version="1.0" encoding="utf-8"?>
+<w:footnotes xmlns:wpc="http://schemas.microsoft.com/office/word/2010/wordprocessingCanvas" xmlns:cx="http://schemas.microsoft.com/office/drawing/2014/chartex" xmlns:cx1="http://schemas.microsoft.com/office/drawing/2015/9/8/chartex" xmlns:cx2="http://schemas.microsoft.com/office/drawing/2015/10/21/chartex" xmlns:cx3="http://schemas.microsoft.com/office/drawing/2016/5/9/chartex" xmlns:cx4="http://schemas.microsoft.com/office/drawing/2016/5/10/chartex" xmlns:cx5="http://schemas.microsoft.com/office/drawing/2016/5/11/chartex" xmlns:cx6="http://schemas.microsoft.com/office/drawing/2016/5/12/chartex" xmlns:cx7="http://schemas.microsoft.com/office/drawing/2016/5/13/chartex" xmlns:cx8="http://schemas.microsoft.com/office/drawing/2016/5/14/chartex" xmlns:mc="http://schemas.openxmlformats.org/markup-compatibility/2006" xmlns:aink="http://schemas.microsoft.com/office/drawing/2016/ink" xmlns:am3d="http://schemas.microsoft.com/office/drawing/2017/model3d" xmlns:o="urn:schemas-microsoft-com:office:office" xmlns:oel="http://schemas.microsoft.com/office/2019/extlst" xmlns:r="http://schemas.openxmlformats.org/officeDocument/2006/relationships" xmlns:m="http://schemas.openxmlformats.org/officeDocument/2006/math" xmlns:v="urn:schemas-microsoft-com:vml" xmlns:wp14="http://schemas.microsoft.com/office/word/2010/wordprocessingDrawing" xmlns:wp="http://schemas.openxmlformats.org/drawingml/2006/wordprocessingDrawing" xmlns:w10="urn:schemas-microsoft-com:office:word" xmlns:w="http://schemas.openxmlformats.org/wordprocessingml/2006/main" xmlns:w14="http://schemas.microsoft.com/office/word/2010/wordml" xmlns:w15="http://schemas.microsoft.com/office/word/2012/wordml" xmlns:w16cex="http://schemas.microsoft.com/office/word/2018/wordml/cex" xmlns:w16cid="http://schemas.microsoft.com/office/word/2016/wordml/cid" xmlns:w16="http://schemas.microsoft.com/office/word/2018/wordml" xmlns:w16du="http://schemas.microsoft.com/office/word/2023/wordml/word16du" xmlns:w16sdtdh="http://schemas.microsoft.com/office/word/2020/wordml/sdtdatahash" xmlns:w16sdtfl="http://schemas.microsoft.com/office/word/2024/wordml/sdtformatlock" xmlns:w16se="http://schemas.microsoft.com/office/word/2015/wordml/symex" xmlns:wpg="http://schemas.microsoft.com/office/word/2010/wordprocessingGroup" xmlns:wpi="http://schemas.microsoft.com/office/word/2010/wordprocessingInk" xmlns:wne="http://schemas.microsoft.com/office/word/2006/wordml" xmlns:wps="http://schemas.microsoft.com/office/word/2010/wordprocessingShape" mc:Ignorable="w14 w15 w16se w16cid w16 w16cex w16sdtdh w16sdtfl w16du wp14">
+  <w:footnote w:type="separator" w:id="-1">
+    <w:p>
+      <w:pPr>
+        <w:spacing w:after="0" w:line="240" w:lineRule="auto"/>
+      </w:pPr>
+      <w:r>
+        <w:separator/>
+      </w:r>
+    </w:p>
+  </w:footnote>
+  <w:footnote w:type="continuationSeparator" w:id="0">
+    <w:p>
+      <w:pPr>
+        <w:spacing w:after="0" w:line="240" w:lineRule="auto"/>
+      </w:pPr>
+      <w:r>
+        <w:continuationSeparator/>
+      </w:r>
+    </w:p>
+  </w:footnote>
+</w:footnotes>
+</file>
+
 <file path=word/numbering.xml><?xml version="1.0" encoding="utf-8"?>
 <w:numbering xmlns:wpc="http://schemas.microsoft.com/office/word/2010/wordprocessingCanvas" xmlns:cx="http://schemas.microsoft.com/office/drawing/2014/chartex" xmlns:cx1="http://schemas.microsoft.com/office/drawing/2015/9/8/chartex" xmlns:cx2="http://schemas.microsoft.com/office/drawing/2015/10/21/chartex" xmlns:cx3="http://schemas.microsoft.com/office/drawing/2016/5/9/chartex" xmlns:cx4="http://schemas.microsoft.com/office/drawing/2016/5/10/chartex" xmlns:cx5="http://schemas.microsoft.com/office/drawing/2016/5/11/chartex" xmlns:cx6="http://schemas.microsoft.com/office/drawing/2016/5/12/chartex" xmlns:cx7="http://schemas.microsoft.com/office/drawing/2016/5/13/chartex" xmlns:cx8="http://schemas.microsoft.com/office/drawing/2016/5/14/chartex" xmlns:mc="http://schemas.openxmlformats.org/markup-compatibility/2006" xmlns:aink="http://schemas.microsoft.com/office/drawing/2016/ink" xmlns:am3d="http://schemas.microsoft.com/office/drawing/2017/model3d" xmlns:o="urn:schemas-microsoft-com:office:office" xmlns:oel="http://schemas.microsoft.com/office/2019/extlst" xmlns:r="http://schemas.openxmlformats.org/officeDocument/2006/relationships" xmlns:m="http://schemas.openxmlformats.org/officeDocument/2006/math" xmlns:v="urn:schemas-microsoft-com:vml" xmlns:wp14="http://schemas.microsoft.com/office/word/2010/wordprocessingDrawing" xmlns:wp="http://schemas.openxmlformats.org/drawingml/2006/wordprocessingDrawing" xmlns:w10="urn:schemas-microsoft-com:office:word" xmlns:w="http://schemas.openxmlformats.org/wordprocessingml/2006/main" xmlns:w14="http://schemas.microsoft.com/office/word/2010/wordml" xmlns:w15="http://schemas.microsoft.com/office/word/2012/wordml" xmlns:w16cex="http://schemas.microsoft.com/office/word/2018/wordml/cex" xmlns:w16cid="http://schemas.microsoft.com/office/word/2016/wordml/cid" xmlns:w16="http://schemas.microsoft.com/office/word/2018/wordml" xmlns:w16du="http://schemas.microsoft.com/office/word/2023/wordml/word16du" xmlns:w16sdtdh="http://schemas.microsoft.com/office/word/2020/wordml/sdtdatahash" xmlns:w16sdtfl="http://schemas.microsoft.com/office/word/2024/wordml/sdtformatlock" xmlns:w16se="http://schemas.microsoft.com/office/word/2015/wordml/symex" xmlns:wpg="http://schemas.microsoft.com/office/word/2010/wordprocessingGroup" xmlns:wpi="http://schemas.microsoft.com/office/word/2010/wordprocessingInk" xmlns:wne="http://schemas.microsoft.com/office/word/2006/wordml" xmlns:wps="http://schemas.microsoft.com/office/word/2010/wordprocessingShape" mc:Ignorable="w14 w15 w16se w16cid w16 w16cex w16sdtdh w16sdtfl w16du wp14">
   <w:abstractNum w:abstractNumId="0" w15:restartNumberingAfterBreak="0">
-    <w:nsid w:val="26F11E82"/>
+    <w:nsid w:val="092B61AB"/>
     <w:multiLevelType w:val="hybridMultilevel"/>
-    <w:tmpl w:val="21F4FA1E"/>
-    <w:lvl w:ilvl="0" w:tplc="79F06B12">
+    <w:tmpl w:val="F4448D88"/>
+    <w:lvl w:ilvl="0" w:tplc="90EC59DE">
       <w:start w:val="1"/>
       <w:numFmt w:val="decimal"/>
       <w:lvlText w:val="%1."/>
       <w:lvlJc w:val="left"/>
       <w:pPr>
-        <w:ind w:left="1068" w:hanging="360"/>
+        <w:ind w:left="360" w:hanging="360"/>
       </w:pPr>
       <w:rPr>
         <w:rFonts w:hint="default"/>
@@ -3112,7 +6602,7 @@
       <w:lvlText w:val="%2."/>
       <w:lvlJc w:val="left"/>
       <w:pPr>
-        <w:ind w:left="1788" w:hanging="360"/>
+        <w:ind w:left="1080" w:hanging="360"/>
       </w:pPr>
     </w:lvl>
     <w:lvl w:ilvl="2" w:tplc="0419001B" w:tentative="1">
@@ -3121,7 +6611,7 @@
       <w:lvlText w:val="%3."/>
       <w:lvlJc w:val="right"/>
       <w:pPr>
-        <w:ind w:left="2508" w:hanging="180"/>
+        <w:ind w:left="1800" w:hanging="180"/>
       </w:pPr>
     </w:lvl>
     <w:lvl w:ilvl="3" w:tplc="0419000F" w:tentative="1">
@@ -3130,7 +6620,7 @@
       <w:lvlText w:val="%4."/>
       <w:lvlJc w:val="left"/>
       <w:pPr>
-        <w:ind w:left="3228" w:hanging="360"/>
+        <w:ind w:left="2520" w:hanging="360"/>
       </w:pPr>
     </w:lvl>
     <w:lvl w:ilvl="4" w:tplc="04190019" w:tentative="1">
@@ -3139,7 +6629,7 @@
       <w:lvlText w:val="%5."/>
       <w:lvlJc w:val="left"/>
       <w:pPr>
-        <w:ind w:left="3948" w:hanging="360"/>
+        <w:ind w:left="3240" w:hanging="360"/>
       </w:pPr>
     </w:lvl>
     <w:lvl w:ilvl="5" w:tplc="0419001B" w:tentative="1">
@@ -3148,7 +6638,7 @@
       <w:lvlText w:val="%6."/>
       <w:lvlJc w:val="right"/>
       <w:pPr>
-        <w:ind w:left="4668" w:hanging="180"/>
+        <w:ind w:left="3960" w:hanging="180"/>
       </w:pPr>
     </w:lvl>
     <w:lvl w:ilvl="6" w:tplc="0419000F" w:tentative="1">
@@ -3157,7 +6647,7 @@
       <w:lvlText w:val="%7."/>
       <w:lvlJc w:val="left"/>
       <w:pPr>
-        <w:ind w:left="5388" w:hanging="360"/>
+        <w:ind w:left="4680" w:hanging="360"/>
       </w:pPr>
     </w:lvl>
     <w:lvl w:ilvl="7" w:tplc="04190019" w:tentative="1">
@@ -3166,7 +6656,7 @@
       <w:lvlText w:val="%8."/>
       <w:lvlJc w:val="left"/>
       <w:pPr>
-        <w:ind w:left="6108" w:hanging="360"/>
+        <w:ind w:left="5400" w:hanging="360"/>
       </w:pPr>
     </w:lvl>
     <w:lvl w:ilvl="8" w:tplc="0419001B" w:tentative="1">
@@ -3175,21 +6665,21 @@
       <w:lvlText w:val="%9."/>
       <w:lvlJc w:val="right"/>
       <w:pPr>
-        <w:ind w:left="6828" w:hanging="180"/>
+        <w:ind w:left="6120" w:hanging="180"/>
       </w:pPr>
     </w:lvl>
   </w:abstractNum>
   <w:abstractNum w:abstractNumId="1" w15:restartNumberingAfterBreak="0">
-    <w:nsid w:val="445068CE"/>
+    <w:nsid w:val="2488240B"/>
     <w:multiLevelType w:val="hybridMultilevel"/>
-    <w:tmpl w:val="747AFE34"/>
-    <w:lvl w:ilvl="0" w:tplc="0419000F">
+    <w:tmpl w:val="41303B16"/>
+    <w:lvl w:ilvl="0" w:tplc="A1E200A0">
       <w:start w:val="1"/>
       <w:numFmt w:val="decimal"/>
       <w:lvlText w:val="%1."/>
       <w:lvlJc w:val="left"/>
       <w:pPr>
-        <w:ind w:left="720" w:hanging="360"/>
+        <w:ind w:left="360" w:hanging="360"/>
       </w:pPr>
       <w:rPr>
         <w:rFonts w:hint="default"/>
@@ -3201,7 +6691,7 @@
       <w:lvlText w:val="%2."/>
       <w:lvlJc w:val="left"/>
       <w:pPr>
-        <w:ind w:left="1440" w:hanging="360"/>
+        <w:ind w:left="1080" w:hanging="360"/>
       </w:pPr>
     </w:lvl>
     <w:lvl w:ilvl="2" w:tplc="0419001B" w:tentative="1">
@@ -3210,7 +6700,7 @@
       <w:lvlText w:val="%3."/>
       <w:lvlJc w:val="right"/>
       <w:pPr>
-        <w:ind w:left="2160" w:hanging="180"/>
+        <w:ind w:left="1800" w:hanging="180"/>
       </w:pPr>
     </w:lvl>
     <w:lvl w:ilvl="3" w:tplc="0419000F" w:tentative="1">
@@ -3219,7 +6709,7 @@
       <w:lvlText w:val="%4."/>
       <w:lvlJc w:val="left"/>
       <w:pPr>
-        <w:ind w:left="2880" w:hanging="360"/>
+        <w:ind w:left="2520" w:hanging="360"/>
       </w:pPr>
     </w:lvl>
     <w:lvl w:ilvl="4" w:tplc="04190019" w:tentative="1">
@@ -3228,7 +6718,7 @@
       <w:lvlText w:val="%5."/>
       <w:lvlJc w:val="left"/>
       <w:pPr>
-        <w:ind w:left="3600" w:hanging="360"/>
+        <w:ind w:left="3240" w:hanging="360"/>
       </w:pPr>
     </w:lvl>
     <w:lvl w:ilvl="5" w:tplc="0419001B" w:tentative="1">
@@ -3237,7 +6727,7 @@
       <w:lvlText w:val="%6."/>
       <w:lvlJc w:val="right"/>
       <w:pPr>
-        <w:ind w:left="4320" w:hanging="180"/>
+        <w:ind w:left="3960" w:hanging="180"/>
       </w:pPr>
     </w:lvl>
     <w:lvl w:ilvl="6" w:tplc="0419000F" w:tentative="1">
@@ -3246,7 +6736,7 @@
       <w:lvlText w:val="%7."/>
       <w:lvlJc w:val="left"/>
       <w:pPr>
-        <w:ind w:left="5040" w:hanging="360"/>
+        <w:ind w:left="4680" w:hanging="360"/>
       </w:pPr>
     </w:lvl>
     <w:lvl w:ilvl="7" w:tplc="04190019" w:tentative="1">
@@ -3255,7 +6745,7 @@
       <w:lvlText w:val="%8."/>
       <w:lvlJc w:val="left"/>
       <w:pPr>
-        <w:ind w:left="5760" w:hanging="360"/>
+        <w:ind w:left="5400" w:hanging="360"/>
       </w:pPr>
     </w:lvl>
     <w:lvl w:ilvl="8" w:tplc="0419001B" w:tentative="1">
@@ -3264,21 +6754,21 @@
       <w:lvlText w:val="%9."/>
       <w:lvlJc w:val="right"/>
       <w:pPr>
-        <w:ind w:left="6480" w:hanging="180"/>
+        <w:ind w:left="6120" w:hanging="180"/>
       </w:pPr>
     </w:lvl>
   </w:abstractNum>
   <w:abstractNum w:abstractNumId="2" w15:restartNumberingAfterBreak="0">
-    <w:nsid w:val="63DA7832"/>
+    <w:nsid w:val="26F11E82"/>
     <w:multiLevelType w:val="hybridMultilevel"/>
-    <w:tmpl w:val="A9ACD52C"/>
-    <w:lvl w:ilvl="0" w:tplc="0419000F">
+    <w:tmpl w:val="21F4FA1E"/>
+    <w:lvl w:ilvl="0" w:tplc="79F06B12">
       <w:start w:val="1"/>
       <w:numFmt w:val="decimal"/>
       <w:lvlText w:val="%1."/>
       <w:lvlJc w:val="left"/>
       <w:pPr>
-        <w:ind w:left="720" w:hanging="360"/>
+        <w:ind w:left="1068" w:hanging="360"/>
       </w:pPr>
       <w:rPr>
         <w:rFonts w:hint="default"/>
@@ -3290,7 +6780,7 @@
       <w:lvlText w:val="%2."/>
       <w:lvlJc w:val="left"/>
       <w:pPr>
-        <w:ind w:left="1440" w:hanging="360"/>
+        <w:ind w:left="1788" w:hanging="360"/>
       </w:pPr>
     </w:lvl>
     <w:lvl w:ilvl="2" w:tplc="0419001B" w:tentative="1">
@@ -3299,7 +6789,7 @@
       <w:lvlText w:val="%3."/>
       <w:lvlJc w:val="right"/>
       <w:pPr>
-        <w:ind w:left="2160" w:hanging="180"/>
+        <w:ind w:left="2508" w:hanging="180"/>
       </w:pPr>
     </w:lvl>
     <w:lvl w:ilvl="3" w:tplc="0419000F" w:tentative="1">
@@ -3308,7 +6798,7 @@
       <w:lvlText w:val="%4."/>
       <w:lvlJc w:val="left"/>
       <w:pPr>
-        <w:ind w:left="2880" w:hanging="360"/>
+        <w:ind w:left="3228" w:hanging="360"/>
       </w:pPr>
     </w:lvl>
     <w:lvl w:ilvl="4" w:tplc="04190019" w:tentative="1">
@@ -3317,7 +6807,7 @@
       <w:lvlText w:val="%5."/>
       <w:lvlJc w:val="left"/>
       <w:pPr>
-        <w:ind w:left="3600" w:hanging="360"/>
+        <w:ind w:left="3948" w:hanging="360"/>
       </w:pPr>
     </w:lvl>
     <w:lvl w:ilvl="5" w:tplc="0419001B" w:tentative="1">
@@ -3326,7 +6816,7 @@
       <w:lvlText w:val="%6."/>
       <w:lvlJc w:val="right"/>
       <w:pPr>
-        <w:ind w:left="4320" w:hanging="180"/>
+        <w:ind w:left="4668" w:hanging="180"/>
       </w:pPr>
     </w:lvl>
     <w:lvl w:ilvl="6" w:tplc="0419000F" w:tentative="1">
@@ -3335,7 +6825,7 @@
       <w:lvlText w:val="%7."/>
       <w:lvlJc w:val="left"/>
       <w:pPr>
-        <w:ind w:left="5040" w:hanging="360"/>
+        <w:ind w:left="5388" w:hanging="360"/>
       </w:pPr>
     </w:lvl>
     <w:lvl w:ilvl="7" w:tplc="04190019" w:tentative="1">
@@ -3344,7 +6834,7 @@
       <w:lvlText w:val="%8."/>
       <w:lvlJc w:val="left"/>
       <w:pPr>
-        <w:ind w:left="5760" w:hanging="360"/>
+        <w:ind w:left="6108" w:hanging="360"/>
       </w:pPr>
     </w:lvl>
     <w:lvl w:ilvl="8" w:tplc="0419001B" w:tentative="1">
@@ -3353,21 +6843,21 @@
       <w:lvlText w:val="%9."/>
       <w:lvlJc w:val="right"/>
       <w:pPr>
-        <w:ind w:left="6480" w:hanging="180"/>
+        <w:ind w:left="6828" w:hanging="180"/>
       </w:pPr>
     </w:lvl>
   </w:abstractNum>
   <w:abstractNum w:abstractNumId="3" w15:restartNumberingAfterBreak="0">
-    <w:nsid w:val="7DFF0248"/>
+    <w:nsid w:val="42AD33AF"/>
     <w:multiLevelType w:val="hybridMultilevel"/>
-    <w:tmpl w:val="B44A15A2"/>
-    <w:lvl w:ilvl="0" w:tplc="4942F37E">
+    <w:tmpl w:val="39468840"/>
+    <w:lvl w:ilvl="0" w:tplc="EFBC8574">
       <w:start w:val="1"/>
       <w:numFmt w:val="decimal"/>
       <w:lvlText w:val="%1."/>
       <w:lvlJc w:val="left"/>
       <w:pPr>
-        <w:ind w:left="1428" w:hanging="360"/>
+        <w:ind w:left="360" w:hanging="360"/>
       </w:pPr>
       <w:rPr>
         <w:rFonts w:hint="default"/>
@@ -3379,7 +6869,7 @@
       <w:lvlText w:val="%2."/>
       <w:lvlJc w:val="left"/>
       <w:pPr>
-        <w:ind w:left="2148" w:hanging="360"/>
+        <w:ind w:left="1080" w:hanging="360"/>
       </w:pPr>
     </w:lvl>
     <w:lvl w:ilvl="2" w:tplc="0419001B" w:tentative="1">
@@ -3388,7 +6878,7 @@
       <w:lvlText w:val="%3."/>
       <w:lvlJc w:val="right"/>
       <w:pPr>
-        <w:ind w:left="2868" w:hanging="180"/>
+        <w:ind w:left="1800" w:hanging="180"/>
       </w:pPr>
     </w:lvl>
     <w:lvl w:ilvl="3" w:tplc="0419000F" w:tentative="1">
@@ -3397,7 +6887,7 @@
       <w:lvlText w:val="%4."/>
       <w:lvlJc w:val="left"/>
       <w:pPr>
-        <w:ind w:left="3588" w:hanging="360"/>
+        <w:ind w:left="2520" w:hanging="360"/>
       </w:pPr>
     </w:lvl>
     <w:lvl w:ilvl="4" w:tplc="04190019" w:tentative="1">
@@ -3406,7 +6896,7 @@
       <w:lvlText w:val="%5."/>
       <w:lvlJc w:val="left"/>
       <w:pPr>
-        <w:ind w:left="4308" w:hanging="360"/>
+        <w:ind w:left="3240" w:hanging="360"/>
       </w:pPr>
     </w:lvl>
     <w:lvl w:ilvl="5" w:tplc="0419001B" w:tentative="1">
@@ -3415,7 +6905,7 @@
       <w:lvlText w:val="%6."/>
       <w:lvlJc w:val="right"/>
       <w:pPr>
-        <w:ind w:left="5028" w:hanging="180"/>
+        <w:ind w:left="3960" w:hanging="180"/>
       </w:pPr>
     </w:lvl>
     <w:lvl w:ilvl="6" w:tplc="0419000F" w:tentative="1">
@@ -3424,7 +6914,7 @@
       <w:lvlText w:val="%7."/>
       <w:lvlJc w:val="left"/>
       <w:pPr>
-        <w:ind w:left="5748" w:hanging="360"/>
+        <w:ind w:left="4680" w:hanging="360"/>
       </w:pPr>
     </w:lvl>
     <w:lvl w:ilvl="7" w:tplc="04190019" w:tentative="1">
@@ -3433,7 +6923,7 @@
       <w:lvlText w:val="%8."/>
       <w:lvlJc w:val="left"/>
       <w:pPr>
-        <w:ind w:left="6468" w:hanging="360"/>
+        <w:ind w:left="5400" w:hanging="360"/>
       </w:pPr>
     </w:lvl>
     <w:lvl w:ilvl="8" w:tplc="0419001B" w:tentative="1">
@@ -3442,21 +6932,389 @@
       <w:lvlText w:val="%9."/>
       <w:lvlJc w:val="right"/>
       <w:pPr>
+        <w:ind w:left="6120" w:hanging="180"/>
+      </w:pPr>
+    </w:lvl>
+  </w:abstractNum>
+  <w:abstractNum w:abstractNumId="4" w15:restartNumberingAfterBreak="0">
+    <w:nsid w:val="445068CE"/>
+    <w:multiLevelType w:val="hybridMultilevel"/>
+    <w:tmpl w:val="747AFE34"/>
+    <w:lvl w:ilvl="0" w:tplc="0419000F">
+      <w:start w:val="1"/>
+      <w:numFmt w:val="decimal"/>
+      <w:lvlText w:val="%1."/>
+      <w:lvlJc w:val="left"/>
+      <w:pPr>
+        <w:ind w:left="360" w:hanging="360"/>
+      </w:pPr>
+      <w:rPr>
+        <w:rFonts w:hint="default"/>
+      </w:rPr>
+    </w:lvl>
+    <w:lvl w:ilvl="1" w:tplc="04190019" w:tentative="1">
+      <w:start w:val="1"/>
+      <w:numFmt w:val="lowerLetter"/>
+      <w:lvlText w:val="%2."/>
+      <w:lvlJc w:val="left"/>
+      <w:pPr>
+        <w:ind w:left="1080" w:hanging="360"/>
+      </w:pPr>
+    </w:lvl>
+    <w:lvl w:ilvl="2" w:tplc="0419001B" w:tentative="1">
+      <w:start w:val="1"/>
+      <w:numFmt w:val="lowerRoman"/>
+      <w:lvlText w:val="%3."/>
+      <w:lvlJc w:val="right"/>
+      <w:pPr>
+        <w:ind w:left="1800" w:hanging="180"/>
+      </w:pPr>
+    </w:lvl>
+    <w:lvl w:ilvl="3" w:tplc="0419000F" w:tentative="1">
+      <w:start w:val="1"/>
+      <w:numFmt w:val="decimal"/>
+      <w:lvlText w:val="%4."/>
+      <w:lvlJc w:val="left"/>
+      <w:pPr>
+        <w:ind w:left="2520" w:hanging="360"/>
+      </w:pPr>
+    </w:lvl>
+    <w:lvl w:ilvl="4" w:tplc="04190019" w:tentative="1">
+      <w:start w:val="1"/>
+      <w:numFmt w:val="lowerLetter"/>
+      <w:lvlText w:val="%5."/>
+      <w:lvlJc w:val="left"/>
+      <w:pPr>
+        <w:ind w:left="3240" w:hanging="360"/>
+      </w:pPr>
+    </w:lvl>
+    <w:lvl w:ilvl="5" w:tplc="0419001B" w:tentative="1">
+      <w:start w:val="1"/>
+      <w:numFmt w:val="lowerRoman"/>
+      <w:lvlText w:val="%6."/>
+      <w:lvlJc w:val="right"/>
+      <w:pPr>
+        <w:ind w:left="3960" w:hanging="180"/>
+      </w:pPr>
+    </w:lvl>
+    <w:lvl w:ilvl="6" w:tplc="0419000F" w:tentative="1">
+      <w:start w:val="1"/>
+      <w:numFmt w:val="decimal"/>
+      <w:lvlText w:val="%7."/>
+      <w:lvlJc w:val="left"/>
+      <w:pPr>
+        <w:ind w:left="4680" w:hanging="360"/>
+      </w:pPr>
+    </w:lvl>
+    <w:lvl w:ilvl="7" w:tplc="04190019" w:tentative="1">
+      <w:start w:val="1"/>
+      <w:numFmt w:val="lowerLetter"/>
+      <w:lvlText w:val="%8."/>
+      <w:lvlJc w:val="left"/>
+      <w:pPr>
+        <w:ind w:left="5400" w:hanging="360"/>
+      </w:pPr>
+    </w:lvl>
+    <w:lvl w:ilvl="8" w:tplc="0419001B" w:tentative="1">
+      <w:start w:val="1"/>
+      <w:numFmt w:val="lowerRoman"/>
+      <w:lvlText w:val="%9."/>
+      <w:lvlJc w:val="right"/>
+      <w:pPr>
+        <w:ind w:left="6120" w:hanging="180"/>
+      </w:pPr>
+    </w:lvl>
+  </w:abstractNum>
+  <w:abstractNum w:abstractNumId="5" w15:restartNumberingAfterBreak="0">
+    <w:nsid w:val="63DA7832"/>
+    <w:multiLevelType w:val="hybridMultilevel"/>
+    <w:tmpl w:val="A9ACD52C"/>
+    <w:lvl w:ilvl="0" w:tplc="0419000F">
+      <w:start w:val="1"/>
+      <w:numFmt w:val="decimal"/>
+      <w:lvlText w:val="%1."/>
+      <w:lvlJc w:val="left"/>
+      <w:pPr>
+        <w:ind w:left="720" w:hanging="360"/>
+      </w:pPr>
+      <w:rPr>
+        <w:rFonts w:hint="default"/>
+      </w:rPr>
+    </w:lvl>
+    <w:lvl w:ilvl="1" w:tplc="04190019" w:tentative="1">
+      <w:start w:val="1"/>
+      <w:numFmt w:val="lowerLetter"/>
+      <w:lvlText w:val="%2."/>
+      <w:lvlJc w:val="left"/>
+      <w:pPr>
+        <w:ind w:left="1440" w:hanging="360"/>
+      </w:pPr>
+    </w:lvl>
+    <w:lvl w:ilvl="2" w:tplc="0419001B" w:tentative="1">
+      <w:start w:val="1"/>
+      <w:numFmt w:val="lowerRoman"/>
+      <w:lvlText w:val="%3."/>
+      <w:lvlJc w:val="right"/>
+      <w:pPr>
+        <w:ind w:left="2160" w:hanging="180"/>
+      </w:pPr>
+    </w:lvl>
+    <w:lvl w:ilvl="3" w:tplc="0419000F" w:tentative="1">
+      <w:start w:val="1"/>
+      <w:numFmt w:val="decimal"/>
+      <w:lvlText w:val="%4."/>
+      <w:lvlJc w:val="left"/>
+      <w:pPr>
+        <w:ind w:left="2880" w:hanging="360"/>
+      </w:pPr>
+    </w:lvl>
+    <w:lvl w:ilvl="4" w:tplc="04190019" w:tentative="1">
+      <w:start w:val="1"/>
+      <w:numFmt w:val="lowerLetter"/>
+      <w:lvlText w:val="%5."/>
+      <w:lvlJc w:val="left"/>
+      <w:pPr>
+        <w:ind w:left="3600" w:hanging="360"/>
+      </w:pPr>
+    </w:lvl>
+    <w:lvl w:ilvl="5" w:tplc="0419001B" w:tentative="1">
+      <w:start w:val="1"/>
+      <w:numFmt w:val="lowerRoman"/>
+      <w:lvlText w:val="%6."/>
+      <w:lvlJc w:val="right"/>
+      <w:pPr>
+        <w:ind w:left="4320" w:hanging="180"/>
+      </w:pPr>
+    </w:lvl>
+    <w:lvl w:ilvl="6" w:tplc="0419000F" w:tentative="1">
+      <w:start w:val="1"/>
+      <w:numFmt w:val="decimal"/>
+      <w:lvlText w:val="%7."/>
+      <w:lvlJc w:val="left"/>
+      <w:pPr>
+        <w:ind w:left="5040" w:hanging="360"/>
+      </w:pPr>
+    </w:lvl>
+    <w:lvl w:ilvl="7" w:tplc="04190019" w:tentative="1">
+      <w:start w:val="1"/>
+      <w:numFmt w:val="lowerLetter"/>
+      <w:lvlText w:val="%8."/>
+      <w:lvlJc w:val="left"/>
+      <w:pPr>
+        <w:ind w:left="5760" w:hanging="360"/>
+      </w:pPr>
+    </w:lvl>
+    <w:lvl w:ilvl="8" w:tplc="0419001B" w:tentative="1">
+      <w:start w:val="1"/>
+      <w:numFmt w:val="lowerRoman"/>
+      <w:lvlText w:val="%9."/>
+      <w:lvlJc w:val="right"/>
+      <w:pPr>
+        <w:ind w:left="6480" w:hanging="180"/>
+      </w:pPr>
+    </w:lvl>
+  </w:abstractNum>
+  <w:abstractNum w:abstractNumId="6" w15:restartNumberingAfterBreak="0">
+    <w:nsid w:val="73B35EA3"/>
+    <w:multiLevelType w:val="hybridMultilevel"/>
+    <w:tmpl w:val="402C5986"/>
+    <w:lvl w:ilvl="0" w:tplc="0419000F">
+      <w:start w:val="1"/>
+      <w:numFmt w:val="decimal"/>
+      <w:lvlText w:val="%1."/>
+      <w:lvlJc w:val="left"/>
+      <w:pPr>
+        <w:ind w:left="720" w:hanging="360"/>
+      </w:pPr>
+      <w:rPr>
+        <w:rFonts w:hint="default"/>
+      </w:rPr>
+    </w:lvl>
+    <w:lvl w:ilvl="1" w:tplc="04190019" w:tentative="1">
+      <w:start w:val="1"/>
+      <w:numFmt w:val="lowerLetter"/>
+      <w:lvlText w:val="%2."/>
+      <w:lvlJc w:val="left"/>
+      <w:pPr>
+        <w:ind w:left="1440" w:hanging="360"/>
+      </w:pPr>
+    </w:lvl>
+    <w:lvl w:ilvl="2" w:tplc="0419001B" w:tentative="1">
+      <w:start w:val="1"/>
+      <w:numFmt w:val="lowerRoman"/>
+      <w:lvlText w:val="%3."/>
+      <w:lvlJc w:val="right"/>
+      <w:pPr>
+        <w:ind w:left="2160" w:hanging="180"/>
+      </w:pPr>
+    </w:lvl>
+    <w:lvl w:ilvl="3" w:tplc="0419000F" w:tentative="1">
+      <w:start w:val="1"/>
+      <w:numFmt w:val="decimal"/>
+      <w:lvlText w:val="%4."/>
+      <w:lvlJc w:val="left"/>
+      <w:pPr>
+        <w:ind w:left="2880" w:hanging="360"/>
+      </w:pPr>
+    </w:lvl>
+    <w:lvl w:ilvl="4" w:tplc="04190019" w:tentative="1">
+      <w:start w:val="1"/>
+      <w:numFmt w:val="lowerLetter"/>
+      <w:lvlText w:val="%5."/>
+      <w:lvlJc w:val="left"/>
+      <w:pPr>
+        <w:ind w:left="3600" w:hanging="360"/>
+      </w:pPr>
+    </w:lvl>
+    <w:lvl w:ilvl="5" w:tplc="0419001B" w:tentative="1">
+      <w:start w:val="1"/>
+      <w:numFmt w:val="lowerRoman"/>
+      <w:lvlText w:val="%6."/>
+      <w:lvlJc w:val="right"/>
+      <w:pPr>
+        <w:ind w:left="4320" w:hanging="180"/>
+      </w:pPr>
+    </w:lvl>
+    <w:lvl w:ilvl="6" w:tplc="0419000F" w:tentative="1">
+      <w:start w:val="1"/>
+      <w:numFmt w:val="decimal"/>
+      <w:lvlText w:val="%7."/>
+      <w:lvlJc w:val="left"/>
+      <w:pPr>
+        <w:ind w:left="5040" w:hanging="360"/>
+      </w:pPr>
+    </w:lvl>
+    <w:lvl w:ilvl="7" w:tplc="04190019" w:tentative="1">
+      <w:start w:val="1"/>
+      <w:numFmt w:val="lowerLetter"/>
+      <w:lvlText w:val="%8."/>
+      <w:lvlJc w:val="left"/>
+      <w:pPr>
+        <w:ind w:left="5760" w:hanging="360"/>
+      </w:pPr>
+    </w:lvl>
+    <w:lvl w:ilvl="8" w:tplc="0419001B" w:tentative="1">
+      <w:start w:val="1"/>
+      <w:numFmt w:val="lowerRoman"/>
+      <w:lvlText w:val="%9."/>
+      <w:lvlJc w:val="right"/>
+      <w:pPr>
+        <w:ind w:left="6480" w:hanging="180"/>
+      </w:pPr>
+    </w:lvl>
+  </w:abstractNum>
+  <w:abstractNum w:abstractNumId="7" w15:restartNumberingAfterBreak="0">
+    <w:nsid w:val="7DFF0248"/>
+    <w:multiLevelType w:val="hybridMultilevel"/>
+    <w:tmpl w:val="B44A15A2"/>
+    <w:lvl w:ilvl="0" w:tplc="4942F37E">
+      <w:start w:val="1"/>
+      <w:numFmt w:val="decimal"/>
+      <w:lvlText w:val="%1."/>
+      <w:lvlJc w:val="left"/>
+      <w:pPr>
+        <w:ind w:left="1428" w:hanging="360"/>
+      </w:pPr>
+      <w:rPr>
+        <w:rFonts w:hint="default"/>
+      </w:rPr>
+    </w:lvl>
+    <w:lvl w:ilvl="1" w:tplc="04190019" w:tentative="1">
+      <w:start w:val="1"/>
+      <w:numFmt w:val="lowerLetter"/>
+      <w:lvlText w:val="%2."/>
+      <w:lvlJc w:val="left"/>
+      <w:pPr>
+        <w:ind w:left="2148" w:hanging="360"/>
+      </w:pPr>
+    </w:lvl>
+    <w:lvl w:ilvl="2" w:tplc="0419001B" w:tentative="1">
+      <w:start w:val="1"/>
+      <w:numFmt w:val="lowerRoman"/>
+      <w:lvlText w:val="%3."/>
+      <w:lvlJc w:val="right"/>
+      <w:pPr>
+        <w:ind w:left="2868" w:hanging="180"/>
+      </w:pPr>
+    </w:lvl>
+    <w:lvl w:ilvl="3" w:tplc="0419000F" w:tentative="1">
+      <w:start w:val="1"/>
+      <w:numFmt w:val="decimal"/>
+      <w:lvlText w:val="%4."/>
+      <w:lvlJc w:val="left"/>
+      <w:pPr>
+        <w:ind w:left="3588" w:hanging="360"/>
+      </w:pPr>
+    </w:lvl>
+    <w:lvl w:ilvl="4" w:tplc="04190019" w:tentative="1">
+      <w:start w:val="1"/>
+      <w:numFmt w:val="lowerLetter"/>
+      <w:lvlText w:val="%5."/>
+      <w:lvlJc w:val="left"/>
+      <w:pPr>
+        <w:ind w:left="4308" w:hanging="360"/>
+      </w:pPr>
+    </w:lvl>
+    <w:lvl w:ilvl="5" w:tplc="0419001B" w:tentative="1">
+      <w:start w:val="1"/>
+      <w:numFmt w:val="lowerRoman"/>
+      <w:lvlText w:val="%6."/>
+      <w:lvlJc w:val="right"/>
+      <w:pPr>
+        <w:ind w:left="5028" w:hanging="180"/>
+      </w:pPr>
+    </w:lvl>
+    <w:lvl w:ilvl="6" w:tplc="0419000F" w:tentative="1">
+      <w:start w:val="1"/>
+      <w:numFmt w:val="decimal"/>
+      <w:lvlText w:val="%7."/>
+      <w:lvlJc w:val="left"/>
+      <w:pPr>
+        <w:ind w:left="5748" w:hanging="360"/>
+      </w:pPr>
+    </w:lvl>
+    <w:lvl w:ilvl="7" w:tplc="04190019" w:tentative="1">
+      <w:start w:val="1"/>
+      <w:numFmt w:val="lowerLetter"/>
+      <w:lvlText w:val="%8."/>
+      <w:lvlJc w:val="left"/>
+      <w:pPr>
+        <w:ind w:left="6468" w:hanging="360"/>
+      </w:pPr>
+    </w:lvl>
+    <w:lvl w:ilvl="8" w:tplc="0419001B" w:tentative="1">
+      <w:start w:val="1"/>
+      <w:numFmt w:val="lowerRoman"/>
+      <w:lvlText w:val="%9."/>
+      <w:lvlJc w:val="right"/>
+      <w:pPr>
         <w:ind w:left="7188" w:hanging="180"/>
       </w:pPr>
     </w:lvl>
   </w:abstractNum>
   <w:num w:numId="1" w16cid:durableId="341056044">
+    <w:abstractNumId w:val="2"/>
+  </w:num>
+  <w:num w:numId="2" w16cid:durableId="452553023">
+    <w:abstractNumId w:val="5"/>
+  </w:num>
+  <w:num w:numId="3" w16cid:durableId="1514103312">
+    <w:abstractNumId w:val="4"/>
+  </w:num>
+  <w:num w:numId="4" w16cid:durableId="190806635">
+    <w:abstractNumId w:val="7"/>
+  </w:num>
+  <w:num w:numId="5" w16cid:durableId="329064554">
     <w:abstractNumId w:val="0"/>
   </w:num>
-  <w:num w:numId="2" w16cid:durableId="452553023">
-    <w:abstractNumId w:val="2"/>
+  <w:num w:numId="6" w16cid:durableId="108939778">
+    <w:abstractNumId w:val="3"/>
   </w:num>
-  <w:num w:numId="3" w16cid:durableId="1514103312">
+  <w:num w:numId="7" w16cid:durableId="2144999543">
     <w:abstractNumId w:val="1"/>
   </w:num>
-  <w:num w:numId="4" w16cid:durableId="190806635">
-    <w:abstractNumId w:val="3"/>
+  <w:num w:numId="8" w16cid:durableId="1495295533">
+    <w:abstractNumId w:val="6"/>
   </w:num>
 </w:numbering>
 </file>
@@ -3861,7 +7719,7 @@
   <w:style w:type="paragraph" w:default="1" w:styleId="a">
     <w:name w:val="Normal"/>
     <w:qFormat/>
-    <w:rsid w:val="003D5AF1"/>
+    <w:rsid w:val="00D934B9"/>
   </w:style>
   <w:style w:type="paragraph" w:styleId="1">
     <w:name w:val="heading 1"/>
@@ -3890,7 +7748,6 @@
     <w:next w:val="a"/>
     <w:link w:val="20"/>
     <w:uiPriority w:val="9"/>
-    <w:semiHidden/>
     <w:unhideWhenUsed/>
     <w:qFormat/>
     <w:rsid w:val="00956DA7"/>
@@ -4065,7 +7922,6 @@
   <w:style w:type="character" w:default="1" w:styleId="a0">
     <w:name w:val="Default Paragraph Font"/>
     <w:uiPriority w:val="1"/>
-    <w:semiHidden/>
     <w:unhideWhenUsed/>
   </w:style>
   <w:style w:type="table" w:default="1" w:styleId="a1">
@@ -4107,7 +7963,6 @@
     <w:basedOn w:val="a0"/>
     <w:link w:val="2"/>
     <w:uiPriority w:val="9"/>
-    <w:semiHidden/>
     <w:rsid w:val="00956DA7"/>
     <w:rPr>
       <w:rFonts w:asciiTheme="majorHAnsi" w:eastAsiaTheme="majorEastAsia" w:hAnsiTheme="majorHAnsi" w:cstheme="majorBidi"/>
@@ -4444,6 +8299,95 @@
       <w:szCs w:val="20"/>
     </w:rPr>
   </w:style>
+  <w:style w:type="paragraph" w:styleId="af">
+    <w:name w:val="header"/>
+    <w:basedOn w:val="a"/>
+    <w:link w:val="af0"/>
+    <w:uiPriority w:val="99"/>
+    <w:unhideWhenUsed/>
+    <w:rsid w:val="003F515A"/>
+    <w:pPr>
+      <w:tabs>
+        <w:tab w:val="center" w:pos="4677"/>
+        <w:tab w:val="right" w:pos="9355"/>
+      </w:tabs>
+      <w:spacing w:after="0" w:line="240" w:lineRule="auto"/>
+    </w:pPr>
+  </w:style>
+  <w:style w:type="character" w:customStyle="1" w:styleId="af0">
+    <w:name w:val="Верхний колонтитул Знак"/>
+    <w:basedOn w:val="a0"/>
+    <w:link w:val="af"/>
+    <w:uiPriority w:val="99"/>
+    <w:rsid w:val="003F515A"/>
+  </w:style>
+  <w:style w:type="paragraph" w:styleId="af1">
+    <w:name w:val="footer"/>
+    <w:basedOn w:val="a"/>
+    <w:link w:val="af2"/>
+    <w:uiPriority w:val="99"/>
+    <w:unhideWhenUsed/>
+    <w:rsid w:val="003F515A"/>
+    <w:pPr>
+      <w:tabs>
+        <w:tab w:val="center" w:pos="4677"/>
+        <w:tab w:val="right" w:pos="9355"/>
+      </w:tabs>
+      <w:spacing w:after="0" w:line="240" w:lineRule="auto"/>
+    </w:pPr>
+  </w:style>
+  <w:style w:type="character" w:customStyle="1" w:styleId="af2">
+    <w:name w:val="Нижний колонтитул Знак"/>
+    <w:basedOn w:val="a0"/>
+    <w:link w:val="af1"/>
+    <w:uiPriority w:val="99"/>
+    <w:rsid w:val="003F515A"/>
+  </w:style>
+  <w:style w:type="paragraph" w:styleId="af3">
+    <w:name w:val="TOC Heading"/>
+    <w:basedOn w:val="1"/>
+    <w:next w:val="a"/>
+    <w:uiPriority w:val="39"/>
+    <w:unhideWhenUsed/>
+    <w:qFormat/>
+    <w:rsid w:val="003F515A"/>
+    <w:pPr>
+      <w:spacing w:before="240" w:after="0" w:line="259" w:lineRule="auto"/>
+      <w:outlineLvl w:val="9"/>
+    </w:pPr>
+    <w:rPr>
+      <w:kern w:val="0"/>
+      <w:sz w:val="32"/>
+      <w:szCs w:val="32"/>
+      <w:lang w:eastAsia="ru-RU"/>
+      <w14:ligatures w14:val="none"/>
+    </w:rPr>
+  </w:style>
+  <w:style w:type="paragraph" w:styleId="11">
+    <w:name w:val="toc 1"/>
+    <w:basedOn w:val="a"/>
+    <w:next w:val="a"/>
+    <w:autoRedefine/>
+    <w:uiPriority w:val="39"/>
+    <w:unhideWhenUsed/>
+    <w:rsid w:val="003F515A"/>
+    <w:pPr>
+      <w:spacing w:after="100"/>
+    </w:pPr>
+  </w:style>
+  <w:style w:type="paragraph" w:styleId="23">
+    <w:name w:val="toc 2"/>
+    <w:basedOn w:val="a"/>
+    <w:next w:val="a"/>
+    <w:autoRedefine/>
+    <w:uiPriority w:val="39"/>
+    <w:unhideWhenUsed/>
+    <w:rsid w:val="00D36E45"/>
+    <w:pPr>
+      <w:spacing w:after="100"/>
+      <w:ind w:left="240"/>
+    </w:pPr>
+  </w:style>
 </w:styles>
 </file>
 

--- a/opd/lab1/report.docx
+++ b/opd/lab1/report.docx
@@ -1581,23 +1581,13 @@
           <w:lang w:val="en-US"/>
         </w:rPr>
       </w:pPr>
-      <w:proofErr w:type="spellStart"/>
-      <w:r>
-        <w:rPr>
-          <w:rFonts w:ascii="Times New Roman" w:hAnsi="Times New Roman" w:cs="Times New Roman"/>
-          <w:color w:val="000000" w:themeColor="text1"/>
-          <w:lang w:val="en-US"/>
-        </w:rPr>
-        <w:t>chmod</w:t>
-      </w:r>
-      <w:proofErr w:type="spellEnd"/>
-      <w:r>
-        <w:rPr>
-          <w:rFonts w:ascii="Times New Roman" w:hAnsi="Times New Roman" w:cs="Times New Roman"/>
-          <w:color w:val="000000" w:themeColor="text1"/>
-          <w:lang w:val="en-US"/>
-        </w:rPr>
-        <w:t xml:space="preserve"> -R 777 lab0</w:t>
+      <w:r>
+        <w:rPr>
+          <w:rFonts w:ascii="Times New Roman" w:hAnsi="Times New Roman" w:cs="Times New Roman"/>
+          <w:color w:val="000000" w:themeColor="text1"/>
+          <w:lang w:val="en-US"/>
+        </w:rPr>
+        <w:t>chmod -R 777 lab0</w:t>
       </w:r>
     </w:p>
     <w:p>
@@ -1661,73 +1651,53 @@
           <w:color w:val="000000" w:themeColor="text1"/>
         </w:rPr>
       </w:pPr>
-      <w:proofErr w:type="spellStart"/>
-      <w:r>
-        <w:rPr>
-          <w:rFonts w:ascii="Times New Roman" w:hAnsi="Times New Roman" w:cs="Times New Roman"/>
-          <w:color w:val="000000" w:themeColor="text1"/>
+      <w:r>
+        <w:rPr>
+          <w:rFonts w:ascii="Times New Roman" w:hAnsi="Times New Roman" w:cs="Times New Roman"/>
+          <w:color w:val="000000" w:themeColor="text1"/>
+        </w:rPr>
+        <w:t>mkdir lab0</w:t>
+      </w:r>
+    </w:p>
+    <w:p>
+      <w:pPr>
+        <w:ind w:left="360" w:firstLine="360"/>
+        <w:rPr>
+          <w:rFonts w:ascii="Times New Roman" w:hAnsi="Times New Roman" w:cs="Times New Roman"/>
+          <w:color w:val="000000" w:themeColor="text1"/>
+        </w:rPr>
+      </w:pPr>
+      <w:r>
+        <w:rPr>
+          <w:rFonts w:ascii="Times New Roman" w:hAnsi="Times New Roman" w:cs="Times New Roman"/>
+          <w:color w:val="000000" w:themeColor="text1"/>
+        </w:rPr>
+        <w:t>cd lab0</w:t>
+      </w:r>
+    </w:p>
+    <w:p>
+      <w:pPr>
+        <w:ind w:firstLine="360"/>
+        <w:rPr>
+          <w:rFonts w:ascii="Times New Roman" w:hAnsi="Times New Roman" w:cs="Times New Roman"/>
+          <w:color w:val="000000" w:themeColor="text1"/>
+        </w:rPr>
+      </w:pPr>
+      <w:r>
+        <w:rPr>
+          <w:rFonts w:ascii="Times New Roman" w:hAnsi="Times New Roman" w:cs="Times New Roman"/>
+          <w:color w:val="000000" w:themeColor="text1"/>
+        </w:rPr>
+        <w:t xml:space="preserve">Для создания директории используем </w:t>
+      </w:r>
+      <w:r>
+        <w:rPr>
+          <w:rFonts w:ascii="Times New Roman" w:hAnsi="Times New Roman" w:cs="Times New Roman"/>
+          <w:color w:val="000000" w:themeColor="text1"/>
+          <w:lang w:val="en-US"/>
         </w:rPr>
         <w:t>mkdir</w:t>
       </w:r>
-      <w:proofErr w:type="spellEnd"/>
-      <w:r>
-        <w:rPr>
-          <w:rFonts w:ascii="Times New Roman" w:hAnsi="Times New Roman" w:cs="Times New Roman"/>
-          <w:color w:val="000000" w:themeColor="text1"/>
-        </w:rPr>
-        <w:t xml:space="preserve"> lab0</w:t>
-      </w:r>
-    </w:p>
-    <w:p>
-      <w:pPr>
-        <w:ind w:left="360" w:firstLine="360"/>
-        <w:rPr>
-          <w:rFonts w:ascii="Times New Roman" w:hAnsi="Times New Roman" w:cs="Times New Roman"/>
-          <w:color w:val="000000" w:themeColor="text1"/>
-        </w:rPr>
-      </w:pPr>
-      <w:proofErr w:type="spellStart"/>
-      <w:r>
-        <w:rPr>
-          <w:rFonts w:ascii="Times New Roman" w:hAnsi="Times New Roman" w:cs="Times New Roman"/>
-          <w:color w:val="000000" w:themeColor="text1"/>
-        </w:rPr>
-        <w:t>cd</w:t>
-      </w:r>
-      <w:proofErr w:type="spellEnd"/>
-      <w:r>
-        <w:rPr>
-          <w:rFonts w:ascii="Times New Roman" w:hAnsi="Times New Roman" w:cs="Times New Roman"/>
-          <w:color w:val="000000" w:themeColor="text1"/>
-        </w:rPr>
-        <w:t xml:space="preserve"> lab0</w:t>
-      </w:r>
-    </w:p>
-    <w:p>
-      <w:pPr>
-        <w:ind w:firstLine="360"/>
-        <w:rPr>
-          <w:rFonts w:ascii="Times New Roman" w:hAnsi="Times New Roman" w:cs="Times New Roman"/>
-          <w:color w:val="000000" w:themeColor="text1"/>
-        </w:rPr>
-      </w:pPr>
-      <w:r>
-        <w:rPr>
-          <w:rFonts w:ascii="Times New Roman" w:hAnsi="Times New Roman" w:cs="Times New Roman"/>
-          <w:color w:val="000000" w:themeColor="text1"/>
-        </w:rPr>
-        <w:t xml:space="preserve">Для создания директории используем </w:t>
-      </w:r>
-      <w:proofErr w:type="spellStart"/>
-      <w:r>
-        <w:rPr>
-          <w:rFonts w:ascii="Times New Roman" w:hAnsi="Times New Roman" w:cs="Times New Roman"/>
-          <w:color w:val="000000" w:themeColor="text1"/>
-          <w:lang w:val="en-US"/>
-        </w:rPr>
-        <w:t>mkdir</w:t>
-      </w:r>
-      <w:proofErr w:type="spellEnd"/>
       <w:r>
         <w:rPr>
           <w:rFonts w:ascii="Times New Roman" w:hAnsi="Times New Roman" w:cs="Times New Roman"/>
@@ -1774,52 +1744,14 @@
           <w:lang w:val="en-US"/>
         </w:rPr>
       </w:pPr>
-      <w:proofErr w:type="spellStart"/>
-      <w:r>
-        <w:rPr>
-          <w:rFonts w:ascii="Times New Roman" w:hAnsi="Times New Roman" w:cs="Times New Roman"/>
-          <w:color w:val="000000" w:themeColor="text1"/>
-          <w:lang w:val="en-US"/>
-        </w:rPr>
-        <w:t>mkdir</w:t>
-      </w:r>
-      <w:proofErr w:type="spellEnd"/>
-      <w:r>
-        <w:rPr>
-          <w:rFonts w:ascii="Times New Roman" w:hAnsi="Times New Roman" w:cs="Times New Roman"/>
-          <w:color w:val="000000" w:themeColor="text1"/>
-          <w:lang w:val="en-US"/>
-        </w:rPr>
-        <w:t xml:space="preserve"> -p </w:t>
-      </w:r>
-      <w:proofErr w:type="spellStart"/>
-      <w:r>
-        <w:rPr>
-          <w:rFonts w:ascii="Times New Roman" w:hAnsi="Times New Roman" w:cs="Times New Roman"/>
-          <w:color w:val="000000" w:themeColor="text1"/>
-          <w:lang w:val="en-US"/>
-        </w:rPr>
-        <w:t>blastoise</w:t>
-      </w:r>
-      <w:proofErr w:type="spellEnd"/>
-      <w:r>
-        <w:rPr>
-          <w:rFonts w:ascii="Times New Roman" w:hAnsi="Times New Roman" w:cs="Times New Roman"/>
-          <w:color w:val="000000" w:themeColor="text1"/>
-          <w:lang w:val="en-US"/>
-        </w:rPr>
-        <w:t>/</w:t>
-      </w:r>
-      <w:proofErr w:type="spellStart"/>
-      <w:r>
-        <w:rPr>
-          <w:rFonts w:ascii="Times New Roman" w:hAnsi="Times New Roman" w:cs="Times New Roman"/>
-          <w:color w:val="000000" w:themeColor="text1"/>
-          <w:lang w:val="en-US"/>
-        </w:rPr>
-        <w:t>darumaka</w:t>
-      </w:r>
-      <w:proofErr w:type="spellEnd"/>
+      <w:r>
+        <w:rPr>
+          <w:rFonts w:ascii="Times New Roman" w:hAnsi="Times New Roman" w:cs="Times New Roman"/>
+          <w:color w:val="000000" w:themeColor="text1"/>
+          <w:lang w:val="en-US"/>
+        </w:rPr>
+        <w:t>mkdir -p blastoise/darumaka</w:t>
+      </w:r>
       <w:r>
         <w:rPr>
           <w:rFonts w:ascii="Times New Roman" w:hAnsi="Times New Roman" w:cs="Times New Roman"/>
@@ -1827,53 +1759,8 @@
           <w:lang w:val="en-US"/>
         </w:rPr>
         <w:br/>
-      </w:r>
-      <w:proofErr w:type="spellStart"/>
-      <w:r>
-        <w:rPr>
-          <w:rFonts w:ascii="Times New Roman" w:hAnsi="Times New Roman" w:cs="Times New Roman"/>
-          <w:color w:val="000000" w:themeColor="text1"/>
-          <w:lang w:val="en-US"/>
-        </w:rPr>
-        <w:t>mkdir</w:t>
-      </w:r>
-      <w:proofErr w:type="spellEnd"/>
-      <w:r>
-        <w:rPr>
-          <w:rFonts w:ascii="Times New Roman" w:hAnsi="Times New Roman" w:cs="Times New Roman"/>
-          <w:color w:val="000000" w:themeColor="text1"/>
-          <w:lang w:val="en-US"/>
-        </w:rPr>
-        <w:t xml:space="preserve"> -p </w:t>
-      </w:r>
-      <w:proofErr w:type="spellStart"/>
-      <w:r>
-        <w:rPr>
-          <w:rFonts w:ascii="Times New Roman" w:hAnsi="Times New Roman" w:cs="Times New Roman"/>
-          <w:color w:val="000000" w:themeColor="text1"/>
-          <w:lang w:val="en-US"/>
-        </w:rPr>
-        <w:t>blastoise</w:t>
-      </w:r>
-      <w:proofErr w:type="spellEnd"/>
-      <w:r>
-        <w:rPr>
-          <w:rFonts w:ascii="Times New Roman" w:hAnsi="Times New Roman" w:cs="Times New Roman"/>
-          <w:color w:val="000000" w:themeColor="text1"/>
-          <w:lang w:val="en-US"/>
-        </w:rPr>
-        <w:t>/</w:t>
-      </w:r>
-      <w:proofErr w:type="spellStart"/>
-      <w:r>
-        <w:rPr>
-          <w:rFonts w:ascii="Times New Roman" w:hAnsi="Times New Roman" w:cs="Times New Roman"/>
-          <w:color w:val="000000" w:themeColor="text1"/>
-          <w:lang w:val="en-US"/>
-        </w:rPr>
-        <w:t>gastrodon</w:t>
-      </w:r>
-      <w:proofErr w:type="spellEnd"/>
+        <w:t>mkdir -p blastoise/gastrodon</w:t>
+      </w:r>
       <w:r>
         <w:rPr>
           <w:rFonts w:ascii="Times New Roman" w:hAnsi="Times New Roman" w:cs="Times New Roman"/>
@@ -1881,53 +1768,8 @@
           <w:lang w:val="en-US"/>
         </w:rPr>
         <w:br/>
-      </w:r>
-      <w:proofErr w:type="spellStart"/>
-      <w:r>
-        <w:rPr>
-          <w:rFonts w:ascii="Times New Roman" w:hAnsi="Times New Roman" w:cs="Times New Roman"/>
-          <w:color w:val="000000" w:themeColor="text1"/>
-          <w:lang w:val="en-US"/>
-        </w:rPr>
-        <w:t>mkdir</w:t>
-      </w:r>
-      <w:proofErr w:type="spellEnd"/>
-      <w:r>
-        <w:rPr>
-          <w:rFonts w:ascii="Times New Roman" w:hAnsi="Times New Roman" w:cs="Times New Roman"/>
-          <w:color w:val="000000" w:themeColor="text1"/>
-          <w:lang w:val="en-US"/>
-        </w:rPr>
-        <w:t xml:space="preserve"> -p </w:t>
-      </w:r>
-      <w:proofErr w:type="spellStart"/>
-      <w:r>
-        <w:rPr>
-          <w:rFonts w:ascii="Times New Roman" w:hAnsi="Times New Roman" w:cs="Times New Roman"/>
-          <w:color w:val="000000" w:themeColor="text1"/>
-          <w:lang w:val="en-US"/>
-        </w:rPr>
-        <w:t>blastoise</w:t>
-      </w:r>
-      <w:proofErr w:type="spellEnd"/>
-      <w:r>
-        <w:rPr>
-          <w:rFonts w:ascii="Times New Roman" w:hAnsi="Times New Roman" w:cs="Times New Roman"/>
-          <w:color w:val="000000" w:themeColor="text1"/>
-          <w:lang w:val="en-US"/>
-        </w:rPr>
-        <w:t>/</w:t>
-      </w:r>
-      <w:proofErr w:type="spellStart"/>
-      <w:r>
-        <w:rPr>
-          <w:rFonts w:ascii="Times New Roman" w:hAnsi="Times New Roman" w:cs="Times New Roman"/>
-          <w:color w:val="000000" w:themeColor="text1"/>
-          <w:lang w:val="en-US"/>
-        </w:rPr>
-        <w:t>unfezant</w:t>
-      </w:r>
-      <w:proofErr w:type="spellEnd"/>
+        <w:t>mkdir -p blastoise/unfezant</w:t>
+      </w:r>
     </w:p>
     <w:p>
       <w:pPr>
@@ -1959,36 +1801,8 @@
           <w:color w:val="000000" w:themeColor="text1"/>
           <w:lang w:val="en-US"/>
         </w:rPr>
-        <w:t xml:space="preserve"> = Overland=6 Surface=3 Sky=8 Jump=2 Power2=0 Intelligence=4 Chilled=0 Freezer=0 Stealth=0" &gt;&gt; </w:t>
-      </w:r>
-      <w:proofErr w:type="spellStart"/>
-      <w:r>
-        <w:rPr>
-          <w:rFonts w:ascii="Times New Roman" w:hAnsi="Times New Roman" w:cs="Times New Roman"/>
-          <w:color w:val="000000" w:themeColor="text1"/>
-          <w:lang w:val="en-US"/>
-        </w:rPr>
-        <w:t>blastoise</w:t>
-      </w:r>
-      <w:proofErr w:type="spellEnd"/>
-      <w:r>
-        <w:rPr>
-          <w:rFonts w:ascii="Times New Roman" w:hAnsi="Times New Roman" w:cs="Times New Roman"/>
-          <w:color w:val="000000" w:themeColor="text1"/>
-          <w:lang w:val="en-US"/>
-        </w:rPr>
-        <w:t>/</w:t>
-      </w:r>
-      <w:proofErr w:type="spellStart"/>
-      <w:r>
-        <w:rPr>
-          <w:rFonts w:ascii="Times New Roman" w:hAnsi="Times New Roman" w:cs="Times New Roman"/>
-          <w:color w:val="000000" w:themeColor="text1"/>
-          <w:lang w:val="en-US"/>
-        </w:rPr>
-        <w:t>froslass</w:t>
-      </w:r>
-      <w:proofErr w:type="spellEnd"/>
+        <w:t xml:space="preserve"> = Overland=6 Surface=3 Sky=8 Jump=2 Power2=0 Intelligence=4 Chilled=0 Freezer=0 Stealth=0" &gt;&gt; blastoise/froslass</w:t>
+      </w:r>
       <w:r>
         <w:rPr>
           <w:rFonts w:ascii="Times New Roman" w:hAnsi="Times New Roman" w:cs="Times New Roman"/>
@@ -2011,36 +1825,8 @@
           <w:color w:val="000000" w:themeColor="text1"/>
           <w:lang w:val="en-US"/>
         </w:rPr>
-        <w:t xml:space="preserve"> = Mind Mold Insomnia Forewarn" &gt;&gt; </w:t>
-      </w:r>
-      <w:proofErr w:type="spellStart"/>
-      <w:r>
-        <w:rPr>
-          <w:rFonts w:ascii="Times New Roman" w:hAnsi="Times New Roman" w:cs="Times New Roman"/>
-          <w:color w:val="000000" w:themeColor="text1"/>
-          <w:lang w:val="en-US"/>
-        </w:rPr>
-        <w:t>blastoise</w:t>
-      </w:r>
-      <w:proofErr w:type="spellEnd"/>
-      <w:r>
-        <w:rPr>
-          <w:rFonts w:ascii="Times New Roman" w:hAnsi="Times New Roman" w:cs="Times New Roman"/>
-          <w:color w:val="000000" w:themeColor="text1"/>
-          <w:lang w:val="en-US"/>
-        </w:rPr>
-        <w:t>/</w:t>
-      </w:r>
-      <w:proofErr w:type="spellStart"/>
-      <w:r>
-        <w:rPr>
-          <w:rFonts w:ascii="Times New Roman" w:hAnsi="Times New Roman" w:cs="Times New Roman"/>
-          <w:color w:val="000000" w:themeColor="text1"/>
-          <w:lang w:val="en-US"/>
-        </w:rPr>
-        <w:t>drowzee</w:t>
-      </w:r>
-      <w:proofErr w:type="spellEnd"/>
+        <w:t xml:space="preserve"> = Mind Mold Insomnia Forewarn" &gt;&gt; blastoise/drowzee</w:t>
+      </w:r>
     </w:p>
     <w:p>
       <w:pPr>
@@ -2099,7 +1885,6 @@
         </w:rPr>
         <w:t xml:space="preserve">В пункте 2 для изменения прав использовал </w:t>
       </w:r>
-      <w:proofErr w:type="spellStart"/>
       <w:r>
         <w:rPr>
           <w:rFonts w:ascii="Times New Roman" w:hAnsi="Times New Roman" w:cs="Times New Roman"/>
@@ -2108,7 +1893,6 @@
         </w:rPr>
         <w:t>chmod</w:t>
       </w:r>
-      <w:proofErr w:type="spellEnd"/>
       <w:r>
         <w:rPr>
           <w:rFonts w:ascii="Times New Roman" w:hAnsi="Times New Roman" w:cs="Times New Roman"/>
@@ -2126,52 +1910,14 @@
           <w:lang w:val="en-US"/>
         </w:rPr>
       </w:pPr>
-      <w:proofErr w:type="spellStart"/>
-      <w:r>
-        <w:rPr>
-          <w:rFonts w:ascii="Times New Roman" w:hAnsi="Times New Roman" w:cs="Times New Roman"/>
-          <w:color w:val="000000" w:themeColor="text1"/>
-          <w:lang w:val="en-US"/>
-        </w:rPr>
-        <w:t>chmod</w:t>
-      </w:r>
-      <w:proofErr w:type="spellEnd"/>
-      <w:r>
-        <w:rPr>
-          <w:rFonts w:ascii="Times New Roman" w:hAnsi="Times New Roman" w:cs="Times New Roman"/>
-          <w:color w:val="000000" w:themeColor="text1"/>
-          <w:lang w:val="en-US"/>
-        </w:rPr>
-        <w:t xml:space="preserve"> 571 </w:t>
-      </w:r>
-      <w:proofErr w:type="spellStart"/>
-      <w:r>
-        <w:rPr>
-          <w:rFonts w:ascii="Times New Roman" w:hAnsi="Times New Roman" w:cs="Times New Roman"/>
-          <w:color w:val="000000" w:themeColor="text1"/>
-          <w:lang w:val="en-US"/>
-        </w:rPr>
-        <w:t>blastoise</w:t>
-      </w:r>
-      <w:proofErr w:type="spellEnd"/>
-      <w:r>
-        <w:rPr>
-          <w:rFonts w:ascii="Times New Roman" w:hAnsi="Times New Roman" w:cs="Times New Roman"/>
-          <w:color w:val="000000" w:themeColor="text1"/>
-          <w:lang w:val="en-US"/>
-        </w:rPr>
-        <w:t>/</w:t>
-      </w:r>
-      <w:proofErr w:type="spellStart"/>
-      <w:r>
-        <w:rPr>
-          <w:rFonts w:ascii="Times New Roman" w:hAnsi="Times New Roman" w:cs="Times New Roman"/>
-          <w:color w:val="000000" w:themeColor="text1"/>
-          <w:lang w:val="en-US"/>
-        </w:rPr>
-        <w:t>darumaka</w:t>
-      </w:r>
-      <w:proofErr w:type="spellEnd"/>
+      <w:r>
+        <w:rPr>
+          <w:rFonts w:ascii="Times New Roman" w:hAnsi="Times New Roman" w:cs="Times New Roman"/>
+          <w:color w:val="000000" w:themeColor="text1"/>
+          <w:lang w:val="en-US"/>
+        </w:rPr>
+        <w:t>chmod 571 blastoise/darumaka</w:t>
+      </w:r>
     </w:p>
     <w:p>
       <w:pPr>
@@ -2179,98 +1925,22 @@
         <w:rPr>
           <w:rFonts w:ascii="Times New Roman" w:hAnsi="Times New Roman" w:cs="Times New Roman"/>
           <w:color w:val="000000" w:themeColor="text1"/>
-        </w:rPr>
-      </w:pPr>
-      <w:proofErr w:type="spellStart"/>
-      <w:r>
-        <w:rPr>
-          <w:rFonts w:ascii="Times New Roman" w:hAnsi="Times New Roman" w:cs="Times New Roman"/>
-          <w:color w:val="000000" w:themeColor="text1"/>
-          <w:lang w:val="en-US"/>
-        </w:rPr>
-        <w:t>chmod</w:t>
-      </w:r>
-      <w:proofErr w:type="spellEnd"/>
-      <w:r>
-        <w:rPr>
-          <w:rFonts w:ascii="Times New Roman" w:hAnsi="Times New Roman" w:cs="Times New Roman"/>
-          <w:color w:val="000000" w:themeColor="text1"/>
-          <w:lang w:val="en-US"/>
-        </w:rPr>
-        <w:t xml:space="preserve"> u=</w:t>
-      </w:r>
-      <w:proofErr w:type="spellStart"/>
-      <w:proofErr w:type="gramStart"/>
-      <w:r>
-        <w:rPr>
-          <w:rFonts w:ascii="Times New Roman" w:hAnsi="Times New Roman" w:cs="Times New Roman"/>
-          <w:color w:val="000000" w:themeColor="text1"/>
-          <w:lang w:val="en-US"/>
-        </w:rPr>
-        <w:t>rw,g</w:t>
-      </w:r>
-      <w:proofErr w:type="spellEnd"/>
-      <w:proofErr w:type="gramEnd"/>
-      <w:r>
-        <w:rPr>
-          <w:rFonts w:ascii="Times New Roman" w:hAnsi="Times New Roman" w:cs="Times New Roman"/>
-          <w:color w:val="000000" w:themeColor="text1"/>
-          <w:lang w:val="en-US"/>
-        </w:rPr>
-        <w:t>=</w:t>
-      </w:r>
-      <w:proofErr w:type="spellStart"/>
-      <w:proofErr w:type="gramStart"/>
-      <w:r>
-        <w:rPr>
-          <w:rFonts w:ascii="Times New Roman" w:hAnsi="Times New Roman" w:cs="Times New Roman"/>
-          <w:color w:val="000000" w:themeColor="text1"/>
-          <w:lang w:val="en-US"/>
-        </w:rPr>
-        <w:t>r,o</w:t>
-      </w:r>
-      <w:proofErr w:type="spellEnd"/>
-      <w:proofErr w:type="gramEnd"/>
-      <w:r>
-        <w:rPr>
-          <w:rFonts w:ascii="Times New Roman" w:hAnsi="Times New Roman" w:cs="Times New Roman"/>
-          <w:color w:val="000000" w:themeColor="text1"/>
-          <w:lang w:val="en-US"/>
-        </w:rPr>
-        <w:t xml:space="preserve">=r </w:t>
-      </w:r>
-      <w:proofErr w:type="spellStart"/>
-      <w:r>
-        <w:rPr>
-          <w:rFonts w:ascii="Times New Roman" w:hAnsi="Times New Roman" w:cs="Times New Roman"/>
-          <w:color w:val="000000" w:themeColor="text1"/>
-          <w:lang w:val="en-US"/>
-        </w:rPr>
-        <w:t>blastoise</w:t>
-      </w:r>
-      <w:proofErr w:type="spellEnd"/>
-      <w:r>
-        <w:rPr>
-          <w:rFonts w:ascii="Times New Roman" w:hAnsi="Times New Roman" w:cs="Times New Roman"/>
-          <w:color w:val="000000" w:themeColor="text1"/>
-          <w:lang w:val="en-US"/>
-        </w:rPr>
-        <w:t>/</w:t>
-      </w:r>
-      <w:proofErr w:type="spellStart"/>
-      <w:r>
-        <w:rPr>
-          <w:rFonts w:ascii="Times New Roman" w:hAnsi="Times New Roman" w:cs="Times New Roman"/>
-          <w:color w:val="000000" w:themeColor="text1"/>
-          <w:lang w:val="en-US"/>
-        </w:rPr>
-        <w:t>froslass</w:t>
-      </w:r>
-      <w:proofErr w:type="spellEnd"/>
-      <w:r>
-        <w:rPr>
-          <w:rFonts w:ascii="Times New Roman" w:hAnsi="Times New Roman" w:cs="Times New Roman"/>
-          <w:color w:val="000000" w:themeColor="text1"/>
+          <w:lang w:val="en-US"/>
+        </w:rPr>
+      </w:pPr>
+      <w:r>
+        <w:rPr>
+          <w:rFonts w:ascii="Times New Roman" w:hAnsi="Times New Roman" w:cs="Times New Roman"/>
+          <w:color w:val="000000" w:themeColor="text1"/>
+          <w:lang w:val="en-US"/>
+        </w:rPr>
+        <w:t>chmod u=rw,g=r,o=r blastoise/froslass</w:t>
+      </w:r>
+      <w:r>
+        <w:rPr>
+          <w:rFonts w:ascii="Times New Roman" w:hAnsi="Times New Roman" w:cs="Times New Roman"/>
+          <w:color w:val="000000" w:themeColor="text1"/>
+          <w:lang w:val="en-US"/>
         </w:rPr>
         <w:tab/>
       </w:r>
@@ -2340,63 +2010,13 @@
           <w:color w:val="000000" w:themeColor="text1"/>
         </w:rPr>
       </w:pPr>
-      <w:proofErr w:type="spellStart"/>
-      <w:r>
-        <w:rPr>
-          <w:rFonts w:ascii="Times New Roman" w:hAnsi="Times New Roman" w:cs="Times New Roman"/>
-          <w:color w:val="000000" w:themeColor="text1"/>
-        </w:rPr>
-        <w:t>ln</w:t>
-      </w:r>
-      <w:proofErr w:type="spellEnd"/>
-      <w:r>
-        <w:rPr>
-          <w:rFonts w:ascii="Times New Roman" w:hAnsi="Times New Roman" w:cs="Times New Roman"/>
-          <w:color w:val="000000" w:themeColor="text1"/>
-        </w:rPr>
-        <w:t xml:space="preserve"> </w:t>
-      </w:r>
-      <w:proofErr w:type="spellStart"/>
-      <w:r>
-        <w:rPr>
-          <w:rFonts w:ascii="Times New Roman" w:hAnsi="Times New Roman" w:cs="Times New Roman"/>
-          <w:color w:val="000000" w:themeColor="text1"/>
-        </w:rPr>
-        <w:t>corphish</w:t>
-      </w:r>
-      <w:proofErr w:type="spellEnd"/>
-      <w:r>
-        <w:rPr>
-          <w:rFonts w:ascii="Times New Roman" w:hAnsi="Times New Roman" w:cs="Times New Roman"/>
-          <w:color w:val="000000" w:themeColor="text1"/>
-        </w:rPr>
-        <w:t xml:space="preserve"> </w:t>
-      </w:r>
-      <w:proofErr w:type="spellStart"/>
-      <w:r>
-        <w:rPr>
-          <w:rFonts w:ascii="Times New Roman" w:hAnsi="Times New Roman" w:cs="Times New Roman"/>
-          <w:color w:val="000000" w:themeColor="text1"/>
-        </w:rPr>
-        <w:t>blastoise</w:t>
-      </w:r>
-      <w:proofErr w:type="spellEnd"/>
-      <w:r>
-        <w:rPr>
-          <w:rFonts w:ascii="Times New Roman" w:hAnsi="Times New Roman" w:cs="Times New Roman"/>
-          <w:color w:val="000000" w:themeColor="text1"/>
-        </w:rPr>
-        <w:t>/</w:t>
-      </w:r>
-      <w:proofErr w:type="spellStart"/>
-      <w:r>
-        <w:rPr>
-          <w:rFonts w:ascii="Times New Roman" w:hAnsi="Times New Roman" w:cs="Times New Roman"/>
-          <w:color w:val="000000" w:themeColor="text1"/>
-        </w:rPr>
-        <w:t>drowzeecorphish</w:t>
-      </w:r>
-      <w:proofErr w:type="spellEnd"/>
+      <w:r>
+        <w:rPr>
+          <w:rFonts w:ascii="Times New Roman" w:hAnsi="Times New Roman" w:cs="Times New Roman"/>
+          <w:color w:val="000000" w:themeColor="text1"/>
+        </w:rPr>
+        <w:t>ln corphish blastoise/drowzeecorphish</w:t>
+      </w:r>
     </w:p>
     <w:p>
       <w:pPr>
@@ -2440,7 +2060,6 @@
         </w:rPr>
         <w:t xml:space="preserve">копирую содержимое </w:t>
       </w:r>
-      <w:proofErr w:type="spellStart"/>
       <w:r>
         <w:rPr>
           <w:rFonts w:ascii="Times New Roman" w:hAnsi="Times New Roman" w:cs="Times New Roman"/>
@@ -2449,7 +2068,6 @@
         </w:rPr>
         <w:t>ladyba</w:t>
       </w:r>
-      <w:proofErr w:type="spellEnd"/>
       <w:r>
         <w:rPr>
           <w:rFonts w:ascii="Times New Roman" w:hAnsi="Times New Roman" w:cs="Times New Roman"/>
@@ -2457,8 +2075,6 @@
         </w:rPr>
         <w:t xml:space="preserve"> в </w:t>
       </w:r>
-      <w:proofErr w:type="spellStart"/>
-      <w:proofErr w:type="gramStart"/>
       <w:r>
         <w:rPr>
           <w:rFonts w:ascii="Times New Roman" w:hAnsi="Times New Roman" w:cs="Times New Roman"/>
@@ -2467,7 +2083,6 @@
         </w:rPr>
         <w:t>blastoise</w:t>
       </w:r>
-      <w:proofErr w:type="spellEnd"/>
       <w:r>
         <w:rPr>
           <w:rFonts w:ascii="Times New Roman" w:hAnsi="Times New Roman" w:cs="Times New Roman"/>
@@ -2475,7 +2090,6 @@
         </w:rPr>
         <w:t>.</w:t>
       </w:r>
-      <w:proofErr w:type="spellStart"/>
       <w:r>
         <w:rPr>
           <w:rFonts w:ascii="Times New Roman" w:hAnsi="Times New Roman" w:cs="Times New Roman"/>
@@ -2484,8 +2098,6 @@
         </w:rPr>
         <w:t>drowzeeledyba</w:t>
       </w:r>
-      <w:proofErr w:type="spellEnd"/>
-      <w:proofErr w:type="gramEnd"/>
     </w:p>
     <w:p>
       <w:pPr>
@@ -2502,54 +2114,8 @@
           <w:color w:val="000000" w:themeColor="text1"/>
           <w:lang w:val="en-US"/>
         </w:rPr>
-        <w:t xml:space="preserve">cp </w:t>
-      </w:r>
-      <w:proofErr w:type="spellStart"/>
-      <w:r>
-        <w:rPr>
-          <w:rFonts w:ascii="Times New Roman" w:hAnsi="Times New Roman" w:cs="Times New Roman"/>
-          <w:color w:val="000000" w:themeColor="text1"/>
-          <w:lang w:val="en-US"/>
-        </w:rPr>
-        <w:t>ledyba</w:t>
-      </w:r>
-      <w:proofErr w:type="spellEnd"/>
-      <w:r>
-        <w:rPr>
-          <w:rFonts w:ascii="Times New Roman" w:hAnsi="Times New Roman" w:cs="Times New Roman"/>
-          <w:color w:val="000000" w:themeColor="text1"/>
-          <w:lang w:val="en-US"/>
-        </w:rPr>
-        <w:t xml:space="preserve"> </w:t>
-      </w:r>
-      <w:proofErr w:type="spellStart"/>
-      <w:r>
-        <w:rPr>
-          <w:rFonts w:ascii="Times New Roman" w:hAnsi="Times New Roman" w:cs="Times New Roman"/>
-          <w:color w:val="000000" w:themeColor="text1"/>
-          <w:lang w:val="en-US"/>
-        </w:rPr>
-        <w:t>blastoise</w:t>
-      </w:r>
-      <w:proofErr w:type="spellEnd"/>
-      <w:r>
-        <w:rPr>
-          <w:rFonts w:ascii="Times New Roman" w:hAnsi="Times New Roman" w:cs="Times New Roman"/>
-          <w:color w:val="000000" w:themeColor="text1"/>
-          <w:lang w:val="en-US"/>
-        </w:rPr>
-        <w:t>/</w:t>
-      </w:r>
-      <w:proofErr w:type="spellStart"/>
-      <w:r>
-        <w:rPr>
-          <w:rFonts w:ascii="Times New Roman" w:hAnsi="Times New Roman" w:cs="Times New Roman"/>
-          <w:color w:val="000000" w:themeColor="text1"/>
-          <w:lang w:val="en-US"/>
-        </w:rPr>
-        <w:t>drowzeeledyba</w:t>
-      </w:r>
-      <w:proofErr w:type="spellEnd"/>
+        <w:t>cp ledyba blastoise/drowzeeledyba</w:t>
+      </w:r>
     </w:p>
     <w:p>
       <w:pPr>
@@ -2587,54 +2153,13 @@
           <w:color w:val="000000" w:themeColor="text1"/>
         </w:rPr>
       </w:pPr>
-      <w:proofErr w:type="spellStart"/>
       <w:r>
         <w:rPr>
           <w:rFonts w:ascii="Times New Roman" w:hAnsi="Times New Roman" w:cs="Times New Roman"/>
           <w:color w:val="000000" w:themeColor="text1"/>
         </w:rPr>
         <w:lastRenderedPageBreak/>
-        <w:t>chmod</w:t>
-      </w:r>
-      <w:proofErr w:type="spellEnd"/>
-      <w:r>
-        <w:rPr>
-          <w:rFonts w:ascii="Times New Roman" w:hAnsi="Times New Roman" w:cs="Times New Roman"/>
-          <w:color w:val="000000" w:themeColor="text1"/>
-        </w:rPr>
-        <w:t xml:space="preserve"> </w:t>
-      </w:r>
-      <w:proofErr w:type="spellStart"/>
-      <w:r>
-        <w:rPr>
-          <w:rFonts w:ascii="Times New Roman" w:hAnsi="Times New Roman" w:cs="Times New Roman"/>
-          <w:color w:val="000000" w:themeColor="text1"/>
-        </w:rPr>
-        <w:t>u+r</w:t>
-      </w:r>
-      <w:proofErr w:type="spellEnd"/>
-      <w:r>
-        <w:rPr>
-          <w:rFonts w:ascii="Times New Roman" w:hAnsi="Times New Roman" w:cs="Times New Roman"/>
-          <w:color w:val="000000" w:themeColor="text1"/>
-        </w:rPr>
-        <w:t xml:space="preserve"> </w:t>
-      </w:r>
-      <w:proofErr w:type="spellStart"/>
-      <w:r>
-        <w:rPr>
-          <w:rFonts w:ascii="Times New Roman" w:hAnsi="Times New Roman" w:cs="Times New Roman"/>
-          <w:color w:val="000000" w:themeColor="text1"/>
-        </w:rPr>
-        <w:t>blastoise</w:t>
-      </w:r>
-      <w:proofErr w:type="spellEnd"/>
-      <w:r>
-        <w:rPr>
-          <w:rFonts w:ascii="Times New Roman" w:hAnsi="Times New Roman" w:cs="Times New Roman"/>
-          <w:color w:val="000000" w:themeColor="text1"/>
-        </w:rPr>
-        <w:t xml:space="preserve"> # Возвращаем права для чтения</w:t>
+        <w:t>chmod u+r blastoise # Возвращаем права для чтения</w:t>
       </w:r>
     </w:p>
     <w:p>
@@ -2643,72 +2168,17 @@
         <w:rPr>
           <w:rFonts w:ascii="Times New Roman" w:hAnsi="Times New Roman" w:cs="Times New Roman"/>
           <w:color w:val="000000" w:themeColor="text1"/>
-        </w:rPr>
-      </w:pPr>
-      <w:proofErr w:type="spellStart"/>
-      <w:r>
-        <w:rPr>
-          <w:rFonts w:ascii="Times New Roman" w:hAnsi="Times New Roman" w:cs="Times New Roman"/>
-          <w:color w:val="000000" w:themeColor="text1"/>
-          <w:lang w:val="en-US"/>
-        </w:rPr>
-        <w:t>chmod</w:t>
-      </w:r>
-      <w:proofErr w:type="spellEnd"/>
-      <w:r>
-        <w:rPr>
-          <w:rFonts w:ascii="Times New Roman" w:hAnsi="Times New Roman" w:cs="Times New Roman"/>
-          <w:color w:val="000000" w:themeColor="text1"/>
-          <w:lang w:val="en-US"/>
-        </w:rPr>
-        <w:t xml:space="preserve"> u=</w:t>
-      </w:r>
-      <w:proofErr w:type="spellStart"/>
-      <w:r>
-        <w:rPr>
-          <w:rFonts w:ascii="Times New Roman" w:hAnsi="Times New Roman" w:cs="Times New Roman"/>
-          <w:color w:val="000000" w:themeColor="text1"/>
-          <w:lang w:val="en-US"/>
-        </w:rPr>
-        <w:t>rwx</w:t>
-      </w:r>
-      <w:proofErr w:type="spellEnd"/>
-      <w:r>
-        <w:rPr>
-          <w:rFonts w:ascii="Times New Roman" w:hAnsi="Times New Roman" w:cs="Times New Roman"/>
-          <w:color w:val="000000" w:themeColor="text1"/>
-          <w:lang w:val="en-US"/>
-        </w:rPr>
-        <w:t xml:space="preserve"> </w:t>
-      </w:r>
-      <w:proofErr w:type="spellStart"/>
-      <w:r>
-        <w:rPr>
-          <w:rFonts w:ascii="Times New Roman" w:hAnsi="Times New Roman" w:cs="Times New Roman"/>
-          <w:color w:val="000000" w:themeColor="text1"/>
-          <w:lang w:val="en-US"/>
-        </w:rPr>
-        <w:t>leafeon</w:t>
-      </w:r>
-      <w:proofErr w:type="spellEnd"/>
-      <w:r>
-        <w:rPr>
-          <w:rFonts w:ascii="Times New Roman" w:hAnsi="Times New Roman" w:cs="Times New Roman"/>
-          <w:color w:val="000000" w:themeColor="text1"/>
-          <w:lang w:val="en-US"/>
-        </w:rPr>
-        <w:t>/</w:t>
-      </w:r>
-      <w:proofErr w:type="spellStart"/>
-      <w:r>
-        <w:rPr>
-          <w:rFonts w:ascii="Times New Roman" w:hAnsi="Times New Roman" w:cs="Times New Roman"/>
-          <w:color w:val="000000" w:themeColor="text1"/>
-          <w:lang w:val="en-US"/>
-        </w:rPr>
-        <w:t>swampert</w:t>
-      </w:r>
-      <w:proofErr w:type="spellEnd"/>
+          <w:lang w:val="en-US"/>
+        </w:rPr>
+      </w:pPr>
+      <w:r>
+        <w:rPr>
+          <w:rFonts w:ascii="Times New Roman" w:hAnsi="Times New Roman" w:cs="Times New Roman"/>
+          <w:color w:val="000000" w:themeColor="text1"/>
+          <w:lang w:val="en-US"/>
+        </w:rPr>
+        <w:t>chmod u=rwx leafeon/swampert</w:t>
+      </w:r>
     </w:p>
     <w:p>
       <w:pPr>
@@ -2725,79 +2195,7 @@
           <w:color w:val="000000" w:themeColor="text1"/>
           <w:lang w:val="en-US"/>
         </w:rPr>
-        <w:t xml:space="preserve">cat </w:t>
-      </w:r>
-      <w:proofErr w:type="spellStart"/>
-      <w:r>
-        <w:rPr>
-          <w:rFonts w:ascii="Times New Roman" w:hAnsi="Times New Roman" w:cs="Times New Roman"/>
-          <w:color w:val="000000" w:themeColor="text1"/>
-          <w:lang w:val="en-US"/>
-        </w:rPr>
-        <w:t>blastoise</w:t>
-      </w:r>
-      <w:proofErr w:type="spellEnd"/>
-      <w:r>
-        <w:rPr>
-          <w:rFonts w:ascii="Times New Roman" w:hAnsi="Times New Roman" w:cs="Times New Roman"/>
-          <w:color w:val="000000" w:themeColor="text1"/>
-          <w:lang w:val="en-US"/>
-        </w:rPr>
-        <w:t>/</w:t>
-      </w:r>
-      <w:proofErr w:type="spellStart"/>
-      <w:r>
-        <w:rPr>
-          <w:rFonts w:ascii="Times New Roman" w:hAnsi="Times New Roman" w:cs="Times New Roman"/>
-          <w:color w:val="000000" w:themeColor="text1"/>
-          <w:lang w:val="en-US"/>
-        </w:rPr>
-        <w:t>drowzee</w:t>
-      </w:r>
-      <w:proofErr w:type="spellEnd"/>
-      <w:r>
-        <w:rPr>
-          <w:rFonts w:ascii="Times New Roman" w:hAnsi="Times New Roman" w:cs="Times New Roman"/>
-          <w:color w:val="000000" w:themeColor="text1"/>
-          <w:lang w:val="en-US"/>
-        </w:rPr>
-        <w:t xml:space="preserve"> </w:t>
-      </w:r>
-      <w:proofErr w:type="spellStart"/>
-      <w:r>
-        <w:rPr>
-          <w:rFonts w:ascii="Times New Roman" w:hAnsi="Times New Roman" w:cs="Times New Roman"/>
-          <w:color w:val="000000" w:themeColor="text1"/>
-          <w:lang w:val="en-US"/>
-        </w:rPr>
-        <w:t>leafeon</w:t>
-      </w:r>
-      <w:proofErr w:type="spellEnd"/>
-      <w:r>
-        <w:rPr>
-          <w:rFonts w:ascii="Times New Roman" w:hAnsi="Times New Roman" w:cs="Times New Roman"/>
-          <w:color w:val="000000" w:themeColor="text1"/>
-          <w:lang w:val="en-US"/>
-        </w:rPr>
-        <w:t>/</w:t>
-      </w:r>
-      <w:proofErr w:type="spellStart"/>
-      <w:r>
-        <w:rPr>
-          <w:rFonts w:ascii="Times New Roman" w:hAnsi="Times New Roman" w:cs="Times New Roman"/>
-          <w:color w:val="000000" w:themeColor="text1"/>
-          <w:lang w:val="en-US"/>
-        </w:rPr>
-        <w:t>swampert</w:t>
-      </w:r>
-      <w:proofErr w:type="spellEnd"/>
-      <w:r>
-        <w:rPr>
-          <w:rFonts w:ascii="Times New Roman" w:hAnsi="Times New Roman" w:cs="Times New Roman"/>
-          <w:color w:val="000000" w:themeColor="text1"/>
-          <w:lang w:val="en-US"/>
-        </w:rPr>
-        <w:t xml:space="preserve"> &gt; steelix_80</w:t>
+        <w:t>cat blastoise/drowzee leafeon/swampert &gt; steelix_80</w:t>
       </w:r>
     </w:p>
     <w:p>
@@ -2808,53 +2206,12 @@
           <w:color w:val="000000" w:themeColor="text1"/>
         </w:rPr>
       </w:pPr>
-      <w:proofErr w:type="spellStart"/>
-      <w:r>
-        <w:rPr>
-          <w:rFonts w:ascii="Times New Roman" w:hAnsi="Times New Roman" w:cs="Times New Roman"/>
-          <w:color w:val="000000" w:themeColor="text1"/>
-        </w:rPr>
-        <w:t>chmod</w:t>
-      </w:r>
-      <w:proofErr w:type="spellEnd"/>
-      <w:r>
-        <w:rPr>
-          <w:rFonts w:ascii="Times New Roman" w:hAnsi="Times New Roman" w:cs="Times New Roman"/>
-          <w:color w:val="000000" w:themeColor="text1"/>
-        </w:rPr>
-        <w:t xml:space="preserve"> u=- </w:t>
-      </w:r>
-      <w:proofErr w:type="spellStart"/>
-      <w:r>
-        <w:rPr>
-          <w:rFonts w:ascii="Times New Roman" w:hAnsi="Times New Roman" w:cs="Times New Roman"/>
-          <w:color w:val="000000" w:themeColor="text1"/>
-        </w:rPr>
-        <w:t>leafeon</w:t>
-      </w:r>
-      <w:proofErr w:type="spellEnd"/>
-      <w:r>
-        <w:rPr>
-          <w:rFonts w:ascii="Times New Roman" w:hAnsi="Times New Roman" w:cs="Times New Roman"/>
-          <w:color w:val="000000" w:themeColor="text1"/>
-        </w:rPr>
-        <w:t>/</w:t>
-      </w:r>
-      <w:proofErr w:type="spellStart"/>
-      <w:r>
-        <w:rPr>
-          <w:rFonts w:ascii="Times New Roman" w:hAnsi="Times New Roman" w:cs="Times New Roman"/>
-          <w:color w:val="000000" w:themeColor="text1"/>
-        </w:rPr>
-        <w:t>swampert</w:t>
-      </w:r>
-      <w:proofErr w:type="spellEnd"/>
-      <w:r>
-        <w:rPr>
-          <w:rFonts w:ascii="Times New Roman" w:hAnsi="Times New Roman" w:cs="Times New Roman"/>
-          <w:color w:val="000000" w:themeColor="text1"/>
-        </w:rPr>
-        <w:t xml:space="preserve"> # Убираем права для чтения</w:t>
+      <w:r>
+        <w:rPr>
+          <w:rFonts w:ascii="Times New Roman" w:hAnsi="Times New Roman" w:cs="Times New Roman"/>
+          <w:color w:val="000000" w:themeColor="text1"/>
+        </w:rPr>
+        <w:t>chmod u=- leafeon/swampert # Убираем права для чтения</w:t>
       </w:r>
     </w:p>
     <w:p>
@@ -2865,31 +2222,13 @@
           <w:color w:val="000000" w:themeColor="text1"/>
         </w:rPr>
       </w:pPr>
-      <w:proofErr w:type="spellStart"/>
-      <w:r>
-        <w:rPr>
-          <w:rFonts w:ascii="Times New Roman" w:hAnsi="Times New Roman" w:cs="Times New Roman"/>
-          <w:color w:val="000000" w:themeColor="text1"/>
-        </w:rPr>
-        <w:t>chmod</w:t>
-      </w:r>
-      <w:proofErr w:type="spellEnd"/>
-      <w:r>
-        <w:rPr>
-          <w:rFonts w:ascii="Times New Roman" w:hAnsi="Times New Roman" w:cs="Times New Roman"/>
-          <w:color w:val="000000" w:themeColor="text1"/>
-        </w:rPr>
-        <w:t xml:space="preserve"> u-r </w:t>
-      </w:r>
-      <w:proofErr w:type="spellStart"/>
-      <w:r>
-        <w:rPr>
-          <w:rFonts w:ascii="Times New Roman" w:hAnsi="Times New Roman" w:cs="Times New Roman"/>
-          <w:color w:val="000000" w:themeColor="text1"/>
-        </w:rPr>
-        <w:t>blastoise</w:t>
-      </w:r>
-      <w:proofErr w:type="spellEnd"/>
+      <w:r>
+        <w:rPr>
+          <w:rFonts w:ascii="Times New Roman" w:hAnsi="Times New Roman" w:cs="Times New Roman"/>
+          <w:color w:val="000000" w:themeColor="text1"/>
+        </w:rPr>
+        <w:t>chmod u-r blastoise</w:t>
+      </w:r>
     </w:p>
     <w:p>
       <w:pPr>
@@ -2950,63 +2289,13 @@
           <w:color w:val="000000" w:themeColor="text1"/>
         </w:rPr>
       </w:pPr>
-      <w:proofErr w:type="spellStart"/>
-      <w:r>
-        <w:rPr>
-          <w:rFonts w:ascii="Times New Roman" w:hAnsi="Times New Roman" w:cs="Times New Roman"/>
-          <w:color w:val="000000" w:themeColor="text1"/>
-        </w:rPr>
-        <w:t>cp</w:t>
-      </w:r>
-      <w:proofErr w:type="spellEnd"/>
-      <w:r>
-        <w:rPr>
-          <w:rFonts w:ascii="Times New Roman" w:hAnsi="Times New Roman" w:cs="Times New Roman"/>
-          <w:color w:val="000000" w:themeColor="text1"/>
-        </w:rPr>
-        <w:t xml:space="preserve"> </w:t>
-      </w:r>
-      <w:proofErr w:type="spellStart"/>
-      <w:r>
-        <w:rPr>
-          <w:rFonts w:ascii="Times New Roman" w:hAnsi="Times New Roman" w:cs="Times New Roman"/>
-          <w:color w:val="000000" w:themeColor="text1"/>
-        </w:rPr>
-        <w:t>ledyba</w:t>
-      </w:r>
-      <w:proofErr w:type="spellEnd"/>
-      <w:r>
-        <w:rPr>
-          <w:rFonts w:ascii="Times New Roman" w:hAnsi="Times New Roman" w:cs="Times New Roman"/>
-          <w:color w:val="000000" w:themeColor="text1"/>
-        </w:rPr>
-        <w:t xml:space="preserve"> </w:t>
-      </w:r>
-      <w:proofErr w:type="spellStart"/>
-      <w:r>
-        <w:rPr>
-          <w:rFonts w:ascii="Times New Roman" w:hAnsi="Times New Roman" w:cs="Times New Roman"/>
-          <w:color w:val="000000" w:themeColor="text1"/>
-        </w:rPr>
-        <w:t>leafeon</w:t>
-      </w:r>
-      <w:proofErr w:type="spellEnd"/>
-      <w:r>
-        <w:rPr>
-          <w:rFonts w:ascii="Times New Roman" w:hAnsi="Times New Roman" w:cs="Times New Roman"/>
-          <w:color w:val="000000" w:themeColor="text1"/>
-        </w:rPr>
-        <w:t>/</w:t>
-      </w:r>
-      <w:proofErr w:type="spellStart"/>
-      <w:r>
-        <w:rPr>
-          <w:rFonts w:ascii="Times New Roman" w:hAnsi="Times New Roman" w:cs="Times New Roman"/>
-          <w:color w:val="000000" w:themeColor="text1"/>
-        </w:rPr>
-        <w:t>wynaut</w:t>
-      </w:r>
-      <w:proofErr w:type="spellEnd"/>
+      <w:r>
+        <w:rPr>
+          <w:rFonts w:ascii="Times New Roman" w:hAnsi="Times New Roman" w:cs="Times New Roman"/>
+          <w:color w:val="000000" w:themeColor="text1"/>
+        </w:rPr>
+        <w:t>cp ledyba leafeon/wynaut</w:t>
+      </w:r>
     </w:p>
     <w:p>
       <w:pPr>
@@ -3027,7 +2316,6 @@
         </w:rPr>
         <w:t xml:space="preserve">В 5 подпункте создал символическую ссылку на директорию </w:t>
       </w:r>
-      <w:proofErr w:type="spellStart"/>
       <w:r>
         <w:rPr>
           <w:rFonts w:ascii="Times New Roman" w:hAnsi="Times New Roman" w:cs="Times New Roman"/>
@@ -3036,7 +2324,6 @@
         </w:rPr>
         <w:t>munna</w:t>
       </w:r>
-      <w:proofErr w:type="spellEnd"/>
     </w:p>
     <w:p>
       <w:pPr>
@@ -3076,7 +2363,6 @@
         </w:rPr>
         <w:t xml:space="preserve"> </w:t>
       </w:r>
-      <w:proofErr w:type="spellStart"/>
       <w:r>
         <w:rPr>
           <w:rFonts w:ascii="Times New Roman" w:hAnsi="Times New Roman" w:cs="Times New Roman"/>
@@ -3085,7 +2371,6 @@
         </w:rPr>
         <w:t>munna</w:t>
       </w:r>
-      <w:proofErr w:type="spellEnd"/>
       <w:r>
         <w:rPr>
           <w:rFonts w:ascii="Times New Roman" w:hAnsi="Times New Roman" w:cs="Times New Roman"/>
@@ -3128,7 +2413,6 @@
         </w:rPr>
         <w:t xml:space="preserve">В 6 подпункте рекурсивно скопировал директорию </w:t>
       </w:r>
-      <w:proofErr w:type="spellStart"/>
       <w:r>
         <w:rPr>
           <w:rFonts w:ascii="Times New Roman" w:hAnsi="Times New Roman" w:cs="Times New Roman"/>
@@ -3137,7 +2421,6 @@
         </w:rPr>
         <w:t>munna</w:t>
       </w:r>
-      <w:proofErr w:type="spellEnd"/>
       <w:r>
         <w:rPr>
           <w:rFonts w:ascii="Times New Roman" w:hAnsi="Times New Roman" w:cs="Times New Roman"/>
@@ -3145,7 +2428,6 @@
         </w:rPr>
         <w:t xml:space="preserve"> в </w:t>
       </w:r>
-      <w:proofErr w:type="spellStart"/>
       <w:r>
         <w:rPr>
           <w:rFonts w:ascii="Times New Roman" w:hAnsi="Times New Roman" w:cs="Times New Roman"/>
@@ -3154,7 +2436,6 @@
         </w:rPr>
         <w:t>blastoise</w:t>
       </w:r>
-      <w:proofErr w:type="spellEnd"/>
       <w:r>
         <w:rPr>
           <w:rFonts w:ascii="Times New Roman" w:hAnsi="Times New Roman" w:cs="Times New Roman"/>
@@ -3162,7 +2443,6 @@
         </w:rPr>
         <w:t>/</w:t>
       </w:r>
-      <w:proofErr w:type="spellStart"/>
       <w:r>
         <w:rPr>
           <w:rFonts w:ascii="Times New Roman" w:hAnsi="Times New Roman" w:cs="Times New Roman"/>
@@ -3171,7 +2451,6 @@
         </w:rPr>
         <w:t>darumaka</w:t>
       </w:r>
-      <w:proofErr w:type="spellEnd"/>
     </w:p>
     <w:p>
       <w:pPr>
@@ -3182,70 +2461,14 @@
           <w:lang w:val="en-US"/>
         </w:rPr>
       </w:pPr>
-      <w:proofErr w:type="spellStart"/>
-      <w:r>
-        <w:rPr>
-          <w:rFonts w:ascii="Times New Roman" w:hAnsi="Times New Roman" w:cs="Times New Roman"/>
-          <w:color w:val="000000" w:themeColor="text1"/>
-          <w:lang w:val="en-US"/>
-        </w:rPr>
-        <w:t>chmod</w:t>
-      </w:r>
-      <w:proofErr w:type="spellEnd"/>
-      <w:r>
-        <w:rPr>
-          <w:rFonts w:ascii="Times New Roman" w:hAnsi="Times New Roman" w:cs="Times New Roman"/>
-          <w:color w:val="000000" w:themeColor="text1"/>
-          <w:lang w:val="en-US"/>
-        </w:rPr>
-        <w:t xml:space="preserve"> </w:t>
-      </w:r>
-      <w:proofErr w:type="spellStart"/>
-      <w:r>
-        <w:rPr>
-          <w:rFonts w:ascii="Times New Roman" w:hAnsi="Times New Roman" w:cs="Times New Roman"/>
-          <w:color w:val="000000" w:themeColor="text1"/>
-          <w:lang w:val="en-US"/>
-        </w:rPr>
-        <w:t>u+w</w:t>
-      </w:r>
-      <w:proofErr w:type="spellEnd"/>
-      <w:r>
-        <w:rPr>
-          <w:rFonts w:ascii="Times New Roman" w:hAnsi="Times New Roman" w:cs="Times New Roman"/>
-          <w:color w:val="000000" w:themeColor="text1"/>
-          <w:lang w:val="en-US"/>
-        </w:rPr>
-        <w:t xml:space="preserve"> </w:t>
-      </w:r>
-      <w:proofErr w:type="spellStart"/>
-      <w:r>
-        <w:rPr>
-          <w:rFonts w:ascii="Times New Roman" w:hAnsi="Times New Roman" w:cs="Times New Roman"/>
-          <w:color w:val="000000" w:themeColor="text1"/>
-          <w:lang w:val="en-US"/>
-        </w:rPr>
-        <w:t>blastoise</w:t>
-      </w:r>
-      <w:proofErr w:type="spellEnd"/>
-      <w:r>
-        <w:rPr>
-          <w:rFonts w:ascii="Times New Roman" w:hAnsi="Times New Roman" w:cs="Times New Roman"/>
-          <w:color w:val="000000" w:themeColor="text1"/>
-          <w:lang w:val="en-US"/>
-        </w:rPr>
-        <w:t>/</w:t>
-      </w:r>
-      <w:proofErr w:type="spellStart"/>
-      <w:r>
-        <w:rPr>
-          <w:rFonts w:ascii="Times New Roman" w:hAnsi="Times New Roman" w:cs="Times New Roman"/>
-          <w:color w:val="000000" w:themeColor="text1"/>
-          <w:lang w:val="en-US"/>
-        </w:rPr>
-        <w:t>darumaka</w:t>
-      </w:r>
-      <w:proofErr w:type="spellEnd"/>
+      <w:r>
+        <w:rPr>
+          <w:rFonts w:ascii="Times New Roman" w:hAnsi="Times New Roman" w:cs="Times New Roman"/>
+          <w:color w:val="000000" w:themeColor="text1"/>
+          <w:lang w:val="en-US"/>
+        </w:rPr>
+        <w:t>chmod u+w blastoise/darumaka</w:t>
+      </w:r>
     </w:p>
     <w:p>
       <w:pPr>
@@ -3256,70 +2479,14 @@
           <w:lang w:val="en-US"/>
         </w:rPr>
       </w:pPr>
-      <w:proofErr w:type="spellStart"/>
-      <w:r>
-        <w:rPr>
-          <w:rFonts w:ascii="Times New Roman" w:hAnsi="Times New Roman" w:cs="Times New Roman"/>
-          <w:color w:val="000000" w:themeColor="text1"/>
-          <w:lang w:val="en-US"/>
-        </w:rPr>
-        <w:t>chmod</w:t>
-      </w:r>
-      <w:proofErr w:type="spellEnd"/>
-      <w:r>
-        <w:rPr>
-          <w:rFonts w:ascii="Times New Roman" w:hAnsi="Times New Roman" w:cs="Times New Roman"/>
-          <w:color w:val="000000" w:themeColor="text1"/>
-          <w:lang w:val="en-US"/>
-        </w:rPr>
-        <w:t xml:space="preserve"> </w:t>
-      </w:r>
-      <w:proofErr w:type="spellStart"/>
-      <w:r>
-        <w:rPr>
-          <w:rFonts w:ascii="Times New Roman" w:hAnsi="Times New Roman" w:cs="Times New Roman"/>
-          <w:color w:val="000000" w:themeColor="text1"/>
-          <w:lang w:val="en-US"/>
-        </w:rPr>
-        <w:t>u+r</w:t>
-      </w:r>
-      <w:proofErr w:type="spellEnd"/>
-      <w:r>
-        <w:rPr>
-          <w:rFonts w:ascii="Times New Roman" w:hAnsi="Times New Roman" w:cs="Times New Roman"/>
-          <w:color w:val="000000" w:themeColor="text1"/>
-          <w:lang w:val="en-US"/>
-        </w:rPr>
-        <w:t xml:space="preserve"> </w:t>
-      </w:r>
-      <w:proofErr w:type="spellStart"/>
-      <w:r>
-        <w:rPr>
-          <w:rFonts w:ascii="Times New Roman" w:hAnsi="Times New Roman" w:cs="Times New Roman"/>
-          <w:color w:val="000000" w:themeColor="text1"/>
-          <w:lang w:val="en-US"/>
-        </w:rPr>
-        <w:t>munna</w:t>
-      </w:r>
-      <w:proofErr w:type="spellEnd"/>
-      <w:r>
-        <w:rPr>
-          <w:rFonts w:ascii="Times New Roman" w:hAnsi="Times New Roman" w:cs="Times New Roman"/>
-          <w:color w:val="000000" w:themeColor="text1"/>
-          <w:lang w:val="en-US"/>
-        </w:rPr>
-        <w:t>/</w:t>
-      </w:r>
-      <w:proofErr w:type="spellStart"/>
-      <w:r>
-        <w:rPr>
-          <w:rFonts w:ascii="Times New Roman" w:hAnsi="Times New Roman" w:cs="Times New Roman"/>
-          <w:color w:val="000000" w:themeColor="text1"/>
-          <w:lang w:val="en-US"/>
-        </w:rPr>
-        <w:t>timburr</w:t>
-      </w:r>
-      <w:proofErr w:type="spellEnd"/>
+      <w:r>
+        <w:rPr>
+          <w:rFonts w:ascii="Times New Roman" w:hAnsi="Times New Roman" w:cs="Times New Roman"/>
+          <w:color w:val="000000" w:themeColor="text1"/>
+          <w:lang w:val="en-US"/>
+        </w:rPr>
+        <w:t>chmod u+r munna/timburr</w:t>
+      </w:r>
     </w:p>
     <w:p>
       <w:pPr>
@@ -3336,54 +2503,8 @@
           <w:color w:val="000000" w:themeColor="text1"/>
           <w:lang w:val="en-US"/>
         </w:rPr>
-        <w:t xml:space="preserve">cp -R </w:t>
-      </w:r>
-      <w:proofErr w:type="spellStart"/>
-      <w:r>
-        <w:rPr>
-          <w:rFonts w:ascii="Times New Roman" w:hAnsi="Times New Roman" w:cs="Times New Roman"/>
-          <w:color w:val="000000" w:themeColor="text1"/>
-          <w:lang w:val="en-US"/>
-        </w:rPr>
-        <w:t>munna</w:t>
-      </w:r>
-      <w:proofErr w:type="spellEnd"/>
-      <w:r>
-        <w:rPr>
-          <w:rFonts w:ascii="Times New Roman" w:hAnsi="Times New Roman" w:cs="Times New Roman"/>
-          <w:color w:val="000000" w:themeColor="text1"/>
-          <w:lang w:val="en-US"/>
-        </w:rPr>
-        <w:t xml:space="preserve"> </w:t>
-      </w:r>
-      <w:proofErr w:type="spellStart"/>
-      <w:r>
-        <w:rPr>
-          <w:rFonts w:ascii="Times New Roman" w:hAnsi="Times New Roman" w:cs="Times New Roman"/>
-          <w:color w:val="000000" w:themeColor="text1"/>
-          <w:lang w:val="en-US"/>
-        </w:rPr>
-        <w:t>blastoise</w:t>
-      </w:r>
-      <w:proofErr w:type="spellEnd"/>
-      <w:r>
-        <w:rPr>
-          <w:rFonts w:ascii="Times New Roman" w:hAnsi="Times New Roman" w:cs="Times New Roman"/>
-          <w:color w:val="000000" w:themeColor="text1"/>
-          <w:lang w:val="en-US"/>
-        </w:rPr>
-        <w:t>/</w:t>
-      </w:r>
-      <w:proofErr w:type="spellStart"/>
-      <w:r>
-        <w:rPr>
-          <w:rFonts w:ascii="Times New Roman" w:hAnsi="Times New Roman" w:cs="Times New Roman"/>
-          <w:color w:val="000000" w:themeColor="text1"/>
-          <w:lang w:val="en-US"/>
-        </w:rPr>
-        <w:t>darumaka</w:t>
-      </w:r>
-      <w:proofErr w:type="spellEnd"/>
+        <w:t>cp -R munna blastoise/darumaka</w:t>
+      </w:r>
     </w:p>
     <w:p>
       <w:pPr>
@@ -3394,52 +2515,14 @@
           <w:lang w:val="en-US"/>
         </w:rPr>
       </w:pPr>
-      <w:proofErr w:type="spellStart"/>
-      <w:r>
-        <w:rPr>
-          <w:rFonts w:ascii="Times New Roman" w:hAnsi="Times New Roman" w:cs="Times New Roman"/>
-          <w:color w:val="000000" w:themeColor="text1"/>
-          <w:lang w:val="en-US"/>
-        </w:rPr>
-        <w:t>chmod</w:t>
-      </w:r>
-      <w:proofErr w:type="spellEnd"/>
-      <w:r>
-        <w:rPr>
-          <w:rFonts w:ascii="Times New Roman" w:hAnsi="Times New Roman" w:cs="Times New Roman"/>
-          <w:color w:val="000000" w:themeColor="text1"/>
-          <w:lang w:val="en-US"/>
-        </w:rPr>
-        <w:t xml:space="preserve"> u-r </w:t>
-      </w:r>
-      <w:proofErr w:type="spellStart"/>
-      <w:r>
-        <w:rPr>
-          <w:rFonts w:ascii="Times New Roman" w:hAnsi="Times New Roman" w:cs="Times New Roman"/>
-          <w:color w:val="000000" w:themeColor="text1"/>
-          <w:lang w:val="en-US"/>
-        </w:rPr>
-        <w:t>munna</w:t>
-      </w:r>
-      <w:proofErr w:type="spellEnd"/>
-      <w:r>
-        <w:rPr>
-          <w:rFonts w:ascii="Times New Roman" w:hAnsi="Times New Roman" w:cs="Times New Roman"/>
-          <w:color w:val="000000" w:themeColor="text1"/>
-          <w:lang w:val="en-US"/>
-        </w:rPr>
-        <w:t>/</w:t>
-      </w:r>
-      <w:proofErr w:type="spellStart"/>
-      <w:r>
-        <w:rPr>
-          <w:rFonts w:ascii="Times New Roman" w:hAnsi="Times New Roman" w:cs="Times New Roman"/>
-          <w:color w:val="000000" w:themeColor="text1"/>
-          <w:lang w:val="en-US"/>
-        </w:rPr>
-        <w:t>timburr</w:t>
-      </w:r>
-      <w:proofErr w:type="spellEnd"/>
+      <w:r>
+        <w:rPr>
+          <w:rFonts w:ascii="Times New Roman" w:hAnsi="Times New Roman" w:cs="Times New Roman"/>
+          <w:color w:val="000000" w:themeColor="text1"/>
+          <w:lang w:val="en-US"/>
+        </w:rPr>
+        <w:t>chmod u-r munna/timburr</w:t>
+      </w:r>
     </w:p>
     <w:p>
       <w:pPr>
@@ -3449,47 +2532,13 @@
           <w:color w:val="000000" w:themeColor="text1"/>
         </w:rPr>
       </w:pPr>
-      <w:proofErr w:type="spellStart"/>
-      <w:r>
-        <w:rPr>
-          <w:rFonts w:ascii="Times New Roman" w:hAnsi="Times New Roman" w:cs="Times New Roman"/>
-          <w:color w:val="000000" w:themeColor="text1"/>
-        </w:rPr>
-        <w:t>chmod</w:t>
-      </w:r>
-      <w:proofErr w:type="spellEnd"/>
-      <w:r>
-        <w:rPr>
-          <w:rFonts w:ascii="Times New Roman" w:hAnsi="Times New Roman" w:cs="Times New Roman"/>
-          <w:color w:val="000000" w:themeColor="text1"/>
-        </w:rPr>
-        <w:t xml:space="preserve"> u-w </w:t>
-      </w:r>
-      <w:proofErr w:type="spellStart"/>
-      <w:r>
-        <w:rPr>
-          <w:rFonts w:ascii="Times New Roman" w:hAnsi="Times New Roman" w:cs="Times New Roman"/>
-          <w:color w:val="000000" w:themeColor="text1"/>
-        </w:rPr>
-        <w:t>blastoise</w:t>
-      </w:r>
-      <w:proofErr w:type="spellEnd"/>
-      <w:r>
-        <w:rPr>
-          <w:rFonts w:ascii="Times New Roman" w:hAnsi="Times New Roman" w:cs="Times New Roman"/>
-          <w:color w:val="000000" w:themeColor="text1"/>
-        </w:rPr>
-        <w:t>/</w:t>
-      </w:r>
-      <w:proofErr w:type="spellStart"/>
-      <w:r>
-        <w:rPr>
-          <w:rFonts w:ascii="Times New Roman" w:hAnsi="Times New Roman" w:cs="Times New Roman"/>
-          <w:color w:val="000000" w:themeColor="text1"/>
-        </w:rPr>
-        <w:t>darumaka</w:t>
-      </w:r>
-      <w:proofErr w:type="spellEnd"/>
+      <w:r>
+        <w:rPr>
+          <w:rFonts w:ascii="Times New Roman" w:hAnsi="Times New Roman" w:cs="Times New Roman"/>
+          <w:color w:val="000000" w:themeColor="text1"/>
+        </w:rPr>
+        <w:t>chmod u-w blastoise/darumaka</w:t>
+      </w:r>
     </w:p>
     <w:p>
       <w:pPr>
@@ -3520,52 +2569,14 @@
           <w:lang w:val="en-US"/>
         </w:rPr>
       </w:pPr>
-      <w:proofErr w:type="spellStart"/>
-      <w:r>
-        <w:rPr>
-          <w:rFonts w:ascii="Times New Roman" w:hAnsi="Times New Roman" w:cs="Times New Roman"/>
-          <w:color w:val="000000" w:themeColor="text1"/>
-          <w:lang w:val="en-US"/>
-        </w:rPr>
-        <w:t>chmod</w:t>
-      </w:r>
-      <w:proofErr w:type="spellEnd"/>
-      <w:r>
-        <w:rPr>
-          <w:rFonts w:ascii="Times New Roman" w:hAnsi="Times New Roman" w:cs="Times New Roman"/>
-          <w:color w:val="000000" w:themeColor="text1"/>
-          <w:lang w:val="en-US"/>
-        </w:rPr>
-        <w:t xml:space="preserve"> </w:t>
-      </w:r>
-      <w:proofErr w:type="spellStart"/>
-      <w:r>
-        <w:rPr>
-          <w:rFonts w:ascii="Times New Roman" w:hAnsi="Times New Roman" w:cs="Times New Roman"/>
-          <w:color w:val="000000" w:themeColor="text1"/>
-          <w:lang w:val="en-US"/>
-        </w:rPr>
-        <w:t>u+w</w:t>
-      </w:r>
-      <w:proofErr w:type="spellEnd"/>
-      <w:r>
-        <w:rPr>
-          <w:rFonts w:ascii="Times New Roman" w:hAnsi="Times New Roman" w:cs="Times New Roman"/>
-          <w:color w:val="000000" w:themeColor="text1"/>
-          <w:lang w:val="en-US"/>
-        </w:rPr>
-        <w:t xml:space="preserve"> </w:t>
-      </w:r>
-      <w:proofErr w:type="spellStart"/>
-      <w:r>
-        <w:rPr>
-          <w:rFonts w:ascii="Times New Roman" w:hAnsi="Times New Roman" w:cs="Times New Roman"/>
-          <w:color w:val="000000" w:themeColor="text1"/>
-          <w:lang w:val="en-US"/>
-        </w:rPr>
-        <w:t>leafeon</w:t>
-      </w:r>
-      <w:proofErr w:type="spellEnd"/>
+      <w:r>
+        <w:rPr>
+          <w:rFonts w:ascii="Times New Roman" w:hAnsi="Times New Roman" w:cs="Times New Roman"/>
+          <w:color w:val="000000" w:themeColor="text1"/>
+          <w:lang w:val="en-US"/>
+        </w:rPr>
+        <w:t>chmod u+w leafeon</w:t>
+      </w:r>
     </w:p>
     <w:p>
       <w:pPr>
@@ -3582,72 +2593,8 @@
           <w:color w:val="000000" w:themeColor="text1"/>
           <w:lang w:val="en-US"/>
         </w:rPr>
-        <w:t>ln -s</w:t>
-      </w:r>
-      <w:proofErr w:type="gramStart"/>
-      <w:r>
-        <w:rPr>
-          <w:rFonts w:ascii="Times New Roman" w:hAnsi="Times New Roman" w:cs="Times New Roman"/>
-          <w:color w:val="000000" w:themeColor="text1"/>
-          <w:lang w:val="en-US"/>
-        </w:rPr>
-        <w:t xml:space="preserve"> ..</w:t>
-      </w:r>
-      <w:proofErr w:type="gramEnd"/>
-      <w:r>
-        <w:rPr>
-          <w:rFonts w:ascii="Times New Roman" w:hAnsi="Times New Roman" w:cs="Times New Roman"/>
-          <w:color w:val="000000" w:themeColor="text1"/>
-          <w:lang w:val="en-US"/>
-        </w:rPr>
-        <w:t>/</w:t>
-      </w:r>
-      <w:proofErr w:type="spellStart"/>
-      <w:r>
-        <w:rPr>
-          <w:rFonts w:ascii="Times New Roman" w:hAnsi="Times New Roman" w:cs="Times New Roman"/>
-          <w:color w:val="000000" w:themeColor="text1"/>
-          <w:lang w:val="en-US"/>
-        </w:rPr>
-        <w:t>steelix</w:t>
-      </w:r>
-      <w:proofErr w:type="spellEnd"/>
-      <w:r>
-        <w:rPr>
-          <w:rFonts w:ascii="Times New Roman" w:hAnsi="Times New Roman" w:cs="Times New Roman"/>
-          <w:color w:val="000000" w:themeColor="text1"/>
-          <w:lang w:val="en-US"/>
-        </w:rPr>
-        <w:t xml:space="preserve"> </w:t>
-      </w:r>
-      <w:proofErr w:type="spellStart"/>
-      <w:r>
-        <w:rPr>
-          <w:rFonts w:ascii="Times New Roman" w:hAnsi="Times New Roman" w:cs="Times New Roman"/>
-          <w:color w:val="000000" w:themeColor="text1"/>
-          <w:lang w:val="en-US"/>
-        </w:rPr>
-        <w:t>leafeon</w:t>
-      </w:r>
-      <w:proofErr w:type="spellEnd"/>
-      <w:r>
-        <w:rPr>
-          <w:rFonts w:ascii="Times New Roman" w:hAnsi="Times New Roman" w:cs="Times New Roman"/>
-          <w:color w:val="000000" w:themeColor="text1"/>
-          <w:lang w:val="en-US"/>
-        </w:rPr>
-        <w:t>/</w:t>
-      </w:r>
-      <w:proofErr w:type="spellStart"/>
-      <w:r>
-        <w:rPr>
-          <w:rFonts w:ascii="Times New Roman" w:hAnsi="Times New Roman" w:cs="Times New Roman"/>
-          <w:color w:val="000000" w:themeColor="text1"/>
-          <w:lang w:val="en-US"/>
-        </w:rPr>
-        <w:t>swampertsteelix</w:t>
-      </w:r>
-      <w:proofErr w:type="spellEnd"/>
+        <w:t>ln -s ../steelix leafeon/swampertsteelix</w:t>
+      </w:r>
     </w:p>
     <w:p>
       <w:pPr>
@@ -3658,34 +2605,14 @@
           <w:lang w:val="en-US"/>
         </w:rPr>
       </w:pPr>
-      <w:proofErr w:type="spellStart"/>
-      <w:r>
-        <w:rPr>
-          <w:rFonts w:ascii="Times New Roman" w:hAnsi="Times New Roman" w:cs="Times New Roman"/>
-          <w:color w:val="000000" w:themeColor="text1"/>
-          <w:lang w:val="en-US"/>
-        </w:rPr>
-        <w:t>chmod</w:t>
-      </w:r>
-      <w:proofErr w:type="spellEnd"/>
-      <w:r>
-        <w:rPr>
-          <w:rFonts w:ascii="Times New Roman" w:hAnsi="Times New Roman" w:cs="Times New Roman"/>
-          <w:color w:val="000000" w:themeColor="text1"/>
-          <w:lang w:val="en-US"/>
-        </w:rPr>
-        <w:t xml:space="preserve"> u-w </w:t>
-      </w:r>
-      <w:proofErr w:type="spellStart"/>
-      <w:r>
-        <w:rPr>
-          <w:rFonts w:ascii="Times New Roman" w:hAnsi="Times New Roman" w:cs="Times New Roman"/>
-          <w:color w:val="000000" w:themeColor="text1"/>
-          <w:lang w:val="en-US"/>
-        </w:rPr>
-        <w:t>leafeon</w:t>
-      </w:r>
-      <w:proofErr w:type="spellEnd"/>
+      <w:r>
+        <w:rPr>
+          <w:rFonts w:ascii="Times New Roman" w:hAnsi="Times New Roman" w:cs="Times New Roman"/>
+          <w:color w:val="000000" w:themeColor="text1"/>
+          <w:lang w:val="en-US"/>
+        </w:rPr>
+        <w:t>chmod u-w leafeon</w:t>
+      </w:r>
     </w:p>
     <w:p>
       <w:pPr>
@@ -3758,70 +2685,14 @@
           <w:lang w:val="en-US"/>
         </w:rPr>
       </w:pPr>
-      <w:proofErr w:type="spellStart"/>
-      <w:r>
-        <w:rPr>
-          <w:rFonts w:ascii="Times New Roman" w:hAnsi="Times New Roman" w:cs="Times New Roman"/>
-          <w:color w:val="000000" w:themeColor="text1"/>
-          <w:lang w:val="en-US"/>
-        </w:rPr>
-        <w:t>chmod</w:t>
-      </w:r>
-      <w:proofErr w:type="spellEnd"/>
-      <w:r>
-        <w:rPr>
-          <w:rFonts w:ascii="Times New Roman" w:hAnsi="Times New Roman" w:cs="Times New Roman"/>
-          <w:color w:val="000000" w:themeColor="text1"/>
-          <w:lang w:val="en-US"/>
-        </w:rPr>
-        <w:t xml:space="preserve"> </w:t>
-      </w:r>
-      <w:proofErr w:type="spellStart"/>
-      <w:r>
-        <w:rPr>
-          <w:rFonts w:ascii="Times New Roman" w:hAnsi="Times New Roman" w:cs="Times New Roman"/>
-          <w:color w:val="000000" w:themeColor="text1"/>
-          <w:lang w:val="en-US"/>
-        </w:rPr>
-        <w:t>u+r</w:t>
-      </w:r>
-      <w:proofErr w:type="spellEnd"/>
-      <w:r>
-        <w:rPr>
-          <w:rFonts w:ascii="Times New Roman" w:hAnsi="Times New Roman" w:cs="Times New Roman"/>
-          <w:color w:val="000000" w:themeColor="text1"/>
-          <w:lang w:val="en-US"/>
-        </w:rPr>
-        <w:t xml:space="preserve"> </w:t>
-      </w:r>
-      <w:proofErr w:type="spellStart"/>
-      <w:r>
-        <w:rPr>
-          <w:rFonts w:ascii="Times New Roman" w:hAnsi="Times New Roman" w:cs="Times New Roman"/>
-          <w:color w:val="000000" w:themeColor="text1"/>
-          <w:lang w:val="en-US"/>
-        </w:rPr>
-        <w:t>leafeon</w:t>
-      </w:r>
-      <w:proofErr w:type="spellEnd"/>
-      <w:r>
-        <w:rPr>
-          <w:rFonts w:ascii="Times New Roman" w:hAnsi="Times New Roman" w:cs="Times New Roman"/>
-          <w:color w:val="000000" w:themeColor="text1"/>
-          <w:lang w:val="en-US"/>
-        </w:rPr>
-        <w:t>/</w:t>
-      </w:r>
-      <w:proofErr w:type="spellStart"/>
-      <w:r>
-        <w:rPr>
-          <w:rFonts w:ascii="Times New Roman" w:hAnsi="Times New Roman" w:cs="Times New Roman"/>
-          <w:color w:val="000000" w:themeColor="text1"/>
-          <w:lang w:val="en-US"/>
-        </w:rPr>
-        <w:t>swampert</w:t>
-      </w:r>
-      <w:proofErr w:type="spellEnd"/>
+      <w:r>
+        <w:rPr>
+          <w:rFonts w:ascii="Times New Roman" w:hAnsi="Times New Roman" w:cs="Times New Roman"/>
+          <w:color w:val="000000" w:themeColor="text1"/>
+          <w:lang w:val="en-US"/>
+        </w:rPr>
+        <w:t>chmod u+r leafeon/swampert</w:t>
+      </w:r>
     </w:p>
     <w:p>
       <w:pPr>
@@ -3832,198 +2703,14 @@
           <w:lang w:val="en-US"/>
         </w:rPr>
       </w:pPr>
-      <w:proofErr w:type="spellStart"/>
-      <w:r>
-        <w:rPr>
-          <w:rFonts w:ascii="Times New Roman" w:hAnsi="Times New Roman" w:cs="Times New Roman"/>
-          <w:color w:val="000000" w:themeColor="text1"/>
-          <w:lang w:val="en-US"/>
-        </w:rPr>
-        <w:t>wc</w:t>
-      </w:r>
-      <w:proofErr w:type="spellEnd"/>
-      <w:r>
-        <w:rPr>
-          <w:rFonts w:ascii="Times New Roman" w:hAnsi="Times New Roman" w:cs="Times New Roman"/>
-          <w:color w:val="000000" w:themeColor="text1"/>
-          <w:lang w:val="en-US"/>
-        </w:rPr>
-        <w:t xml:space="preserve"> -l </w:t>
-      </w:r>
-      <w:proofErr w:type="spellStart"/>
-      <w:r>
-        <w:rPr>
-          <w:rFonts w:ascii="Times New Roman" w:hAnsi="Times New Roman" w:cs="Times New Roman"/>
-          <w:color w:val="000000" w:themeColor="text1"/>
-          <w:lang w:val="en-US"/>
-        </w:rPr>
-        <w:t>blastoise</w:t>
-      </w:r>
-      <w:proofErr w:type="spellEnd"/>
-      <w:r>
-        <w:rPr>
-          <w:rFonts w:ascii="Times New Roman" w:hAnsi="Times New Roman" w:cs="Times New Roman"/>
-          <w:color w:val="000000" w:themeColor="text1"/>
-          <w:lang w:val="en-US"/>
-        </w:rPr>
-        <w:t>/</w:t>
-      </w:r>
-      <w:proofErr w:type="spellStart"/>
-      <w:r>
-        <w:rPr>
-          <w:rFonts w:ascii="Times New Roman" w:hAnsi="Times New Roman" w:cs="Times New Roman"/>
-          <w:color w:val="000000" w:themeColor="text1"/>
-          <w:lang w:val="en-US"/>
-        </w:rPr>
-        <w:t>drowzee</w:t>
-      </w:r>
-      <w:proofErr w:type="spellEnd"/>
-      <w:r>
-        <w:rPr>
-          <w:rFonts w:ascii="Times New Roman" w:hAnsi="Times New Roman" w:cs="Times New Roman"/>
-          <w:color w:val="000000" w:themeColor="text1"/>
-          <w:lang w:val="en-US"/>
-        </w:rPr>
-        <w:t xml:space="preserve"> </w:t>
-      </w:r>
-      <w:proofErr w:type="spellStart"/>
-      <w:r>
-        <w:rPr>
-          <w:rFonts w:ascii="Times New Roman" w:hAnsi="Times New Roman" w:cs="Times New Roman"/>
-          <w:color w:val="000000" w:themeColor="text1"/>
-          <w:lang w:val="en-US"/>
-        </w:rPr>
-        <w:t>leafeon</w:t>
-      </w:r>
-      <w:proofErr w:type="spellEnd"/>
-      <w:r>
-        <w:rPr>
-          <w:rFonts w:ascii="Times New Roman" w:hAnsi="Times New Roman" w:cs="Times New Roman"/>
-          <w:color w:val="000000" w:themeColor="text1"/>
-          <w:lang w:val="en-US"/>
-        </w:rPr>
-        <w:t>/</w:t>
-      </w:r>
-      <w:proofErr w:type="spellStart"/>
-      <w:r>
-        <w:rPr>
-          <w:rFonts w:ascii="Times New Roman" w:hAnsi="Times New Roman" w:cs="Times New Roman"/>
-          <w:color w:val="000000" w:themeColor="text1"/>
-          <w:lang w:val="en-US"/>
-        </w:rPr>
-        <w:t>slakoth</w:t>
-      </w:r>
-      <w:proofErr w:type="spellEnd"/>
-      <w:r>
-        <w:rPr>
-          <w:rFonts w:ascii="Times New Roman" w:hAnsi="Times New Roman" w:cs="Times New Roman"/>
-          <w:color w:val="000000" w:themeColor="text1"/>
-          <w:lang w:val="en-US"/>
-        </w:rPr>
-        <w:t xml:space="preserve"> </w:t>
-      </w:r>
-      <w:proofErr w:type="spellStart"/>
-      <w:r>
-        <w:rPr>
-          <w:rFonts w:ascii="Times New Roman" w:hAnsi="Times New Roman" w:cs="Times New Roman"/>
-          <w:color w:val="000000" w:themeColor="text1"/>
-          <w:lang w:val="en-US"/>
-        </w:rPr>
-        <w:t>leafeon</w:t>
-      </w:r>
-      <w:proofErr w:type="spellEnd"/>
-      <w:r>
-        <w:rPr>
-          <w:rFonts w:ascii="Times New Roman" w:hAnsi="Times New Roman" w:cs="Times New Roman"/>
-          <w:color w:val="000000" w:themeColor="text1"/>
-          <w:lang w:val="en-US"/>
-        </w:rPr>
-        <w:t>/</w:t>
-      </w:r>
-      <w:proofErr w:type="spellStart"/>
-      <w:r>
-        <w:rPr>
-          <w:rFonts w:ascii="Times New Roman" w:hAnsi="Times New Roman" w:cs="Times New Roman"/>
-          <w:color w:val="000000" w:themeColor="text1"/>
-          <w:lang w:val="en-US"/>
-        </w:rPr>
-        <w:t>toxicroak</w:t>
-      </w:r>
-      <w:proofErr w:type="spellEnd"/>
-      <w:r>
-        <w:rPr>
-          <w:rFonts w:ascii="Times New Roman" w:hAnsi="Times New Roman" w:cs="Times New Roman"/>
-          <w:color w:val="000000" w:themeColor="text1"/>
-          <w:lang w:val="en-US"/>
-        </w:rPr>
-        <w:t xml:space="preserve"> </w:t>
-      </w:r>
-      <w:proofErr w:type="spellStart"/>
-      <w:r>
-        <w:rPr>
-          <w:rFonts w:ascii="Times New Roman" w:hAnsi="Times New Roman" w:cs="Times New Roman"/>
-          <w:color w:val="000000" w:themeColor="text1"/>
-          <w:lang w:val="en-US"/>
-        </w:rPr>
-        <w:t>leafeon</w:t>
-      </w:r>
-      <w:proofErr w:type="spellEnd"/>
-      <w:r>
-        <w:rPr>
-          <w:rFonts w:ascii="Times New Roman" w:hAnsi="Times New Roman" w:cs="Times New Roman"/>
-          <w:color w:val="000000" w:themeColor="text1"/>
-          <w:lang w:val="en-US"/>
-        </w:rPr>
-        <w:t>/</w:t>
-      </w:r>
-      <w:proofErr w:type="spellStart"/>
-      <w:r>
-        <w:rPr>
-          <w:rFonts w:ascii="Times New Roman" w:hAnsi="Times New Roman" w:cs="Times New Roman"/>
-          <w:color w:val="000000" w:themeColor="text1"/>
-          <w:lang w:val="en-US"/>
-        </w:rPr>
-        <w:t>swampert</w:t>
-      </w:r>
-      <w:proofErr w:type="spellEnd"/>
-      <w:r>
-        <w:rPr>
-          <w:rFonts w:ascii="Times New Roman" w:hAnsi="Times New Roman" w:cs="Times New Roman"/>
-          <w:color w:val="000000" w:themeColor="text1"/>
-          <w:lang w:val="en-US"/>
-        </w:rPr>
-        <w:t xml:space="preserve"> 2&gt;/dev/null &gt;/</w:t>
-      </w:r>
-      <w:proofErr w:type="spellStart"/>
-      <w:r>
-        <w:rPr>
-          <w:rFonts w:ascii="Times New Roman" w:hAnsi="Times New Roman" w:cs="Times New Roman"/>
-          <w:color w:val="000000" w:themeColor="text1"/>
-          <w:lang w:val="en-US"/>
-        </w:rPr>
-        <w:t>tmp</w:t>
-      </w:r>
-      <w:proofErr w:type="spellEnd"/>
-      <w:r>
-        <w:rPr>
-          <w:rFonts w:ascii="Times New Roman" w:hAnsi="Times New Roman" w:cs="Times New Roman"/>
-          <w:color w:val="000000" w:themeColor="text1"/>
-          <w:lang w:val="en-US"/>
-        </w:rPr>
-        <w:t>/</w:t>
-      </w:r>
-      <w:proofErr w:type="spellStart"/>
-      <w:proofErr w:type="gramStart"/>
-      <w:r>
-        <w:rPr>
-          <w:rFonts w:ascii="Times New Roman" w:hAnsi="Times New Roman" w:cs="Times New Roman"/>
-          <w:color w:val="000000" w:themeColor="text1"/>
-          <w:lang w:val="en-US"/>
-        </w:rPr>
-        <w:t>result.tx</w:t>
-      </w:r>
-      <w:proofErr w:type="spellEnd"/>
-      <w:proofErr w:type="gramEnd"/>
+      <w:r>
+        <w:rPr>
+          <w:rFonts w:ascii="Times New Roman" w:hAnsi="Times New Roman" w:cs="Times New Roman"/>
+          <w:color w:val="000000" w:themeColor="text1"/>
+          <w:lang w:val="en-US"/>
+        </w:rPr>
+        <w:t>wc -l blastoise/drowzee leafeon/slakoth leafeon/toxicroak leafeon/swampert 2&gt;/dev/null &gt;/tmp/result.tx</w:t>
+      </w:r>
     </w:p>
     <w:p>
       <w:pPr>
@@ -4033,47 +2720,13 @@
           <w:color w:val="000000" w:themeColor="text1"/>
         </w:rPr>
       </w:pPr>
-      <w:proofErr w:type="spellStart"/>
-      <w:r>
-        <w:rPr>
-          <w:rFonts w:ascii="Times New Roman" w:hAnsi="Times New Roman" w:cs="Times New Roman"/>
-          <w:color w:val="000000" w:themeColor="text1"/>
-        </w:rPr>
-        <w:t>chmod</w:t>
-      </w:r>
-      <w:proofErr w:type="spellEnd"/>
-      <w:r>
-        <w:rPr>
-          <w:rFonts w:ascii="Times New Roman" w:hAnsi="Times New Roman" w:cs="Times New Roman"/>
-          <w:color w:val="000000" w:themeColor="text1"/>
-        </w:rPr>
-        <w:t xml:space="preserve"> u-r </w:t>
-      </w:r>
-      <w:proofErr w:type="spellStart"/>
-      <w:r>
-        <w:rPr>
-          <w:rFonts w:ascii="Times New Roman" w:hAnsi="Times New Roman" w:cs="Times New Roman"/>
-          <w:color w:val="000000" w:themeColor="text1"/>
-        </w:rPr>
-        <w:t>leafeon</w:t>
-      </w:r>
-      <w:proofErr w:type="spellEnd"/>
-      <w:r>
-        <w:rPr>
-          <w:rFonts w:ascii="Times New Roman" w:hAnsi="Times New Roman" w:cs="Times New Roman"/>
-          <w:color w:val="000000" w:themeColor="text1"/>
-        </w:rPr>
-        <w:t>/</w:t>
-      </w:r>
-      <w:proofErr w:type="spellStart"/>
-      <w:r>
-        <w:rPr>
-          <w:rFonts w:ascii="Times New Roman" w:hAnsi="Times New Roman" w:cs="Times New Roman"/>
-          <w:color w:val="000000" w:themeColor="text1"/>
-        </w:rPr>
-        <w:t>swampert</w:t>
-      </w:r>
-      <w:proofErr w:type="spellEnd"/>
+      <w:r>
+        <w:rPr>
+          <w:rFonts w:ascii="Times New Roman" w:hAnsi="Times New Roman" w:cs="Times New Roman"/>
+          <w:color w:val="000000" w:themeColor="text1"/>
+        </w:rPr>
+        <w:t>chmod u-r leafeon/swampert</w:t>
+      </w:r>
     </w:p>
     <w:p>
       <w:pPr>
@@ -4081,7 +2734,6 @@
         <w:rPr>
           <w:rFonts w:ascii="Times New Roman" w:hAnsi="Times New Roman" w:cs="Times New Roman"/>
           <w:color w:val="000000" w:themeColor="text1"/>
-          <w:lang w:val="en-US"/>
         </w:rPr>
       </w:pPr>
       <w:r>
@@ -4111,6 +2763,7 @@
       <w:r>
         <w:rPr>
           <w:rFonts w:ascii="Times New Roman" w:hAnsi="Times New Roman" w:cs="Times New Roman"/>
+          <w:noProof/>
           <w:color w:val="000000" w:themeColor="text1"/>
           <w:lang w:val="en-US"/>
         </w:rPr>
@@ -4232,61 +2885,7 @@
           <w:color w:val="000000" w:themeColor="text1"/>
           <w:lang w:val="en-US"/>
         </w:rPr>
-        <w:t>ls -l -</w:t>
-      </w:r>
-      <w:proofErr w:type="gramStart"/>
-      <w:r>
-        <w:rPr>
-          <w:rFonts w:ascii="Times New Roman" w:hAnsi="Times New Roman" w:cs="Times New Roman"/>
-          <w:color w:val="000000" w:themeColor="text1"/>
-          <w:lang w:val="en-US"/>
-        </w:rPr>
-        <w:t>R .</w:t>
-      </w:r>
-      <w:proofErr w:type="gramEnd"/>
-      <w:r>
-        <w:rPr>
-          <w:rFonts w:ascii="Times New Roman" w:hAnsi="Times New Roman" w:cs="Times New Roman"/>
-          <w:color w:val="000000" w:themeColor="text1"/>
-          <w:lang w:val="en-US"/>
-        </w:rPr>
-        <w:t xml:space="preserve"> 2&gt;/</w:t>
-      </w:r>
-      <w:proofErr w:type="spellStart"/>
-      <w:r>
-        <w:rPr>
-          <w:rFonts w:ascii="Times New Roman" w:hAnsi="Times New Roman" w:cs="Times New Roman"/>
-          <w:color w:val="000000" w:themeColor="text1"/>
-          <w:lang w:val="en-US"/>
-        </w:rPr>
-        <w:t>tmp</w:t>
-      </w:r>
-      <w:proofErr w:type="spellEnd"/>
-      <w:r>
-        <w:rPr>
-          <w:rFonts w:ascii="Times New Roman" w:hAnsi="Times New Roman" w:cs="Times New Roman"/>
-          <w:color w:val="000000" w:themeColor="text1"/>
-          <w:lang w:val="en-US"/>
-        </w:rPr>
-        <w:t>/errs.txt | grep "</w:t>
-      </w:r>
-      <w:proofErr w:type="spellStart"/>
-      <w:r>
-        <w:rPr>
-          <w:rFonts w:ascii="Times New Roman" w:hAnsi="Times New Roman" w:cs="Times New Roman"/>
-          <w:color w:val="000000" w:themeColor="text1"/>
-          <w:lang w:val="en-US"/>
-        </w:rPr>
-        <w:t>fe</w:t>
-      </w:r>
-      <w:proofErr w:type="spellEnd"/>
-      <w:r>
-        <w:rPr>
-          <w:rFonts w:ascii="Times New Roman" w:hAnsi="Times New Roman" w:cs="Times New Roman"/>
-          <w:color w:val="000000" w:themeColor="text1"/>
-          <w:lang w:val="en-US"/>
-        </w:rPr>
-        <w:t>" | sort -k6,7 -r</w:t>
+        <w:t>ls -l -R . 2&gt;/tmp/errs.txt | grep "fe" | sort -k6,7 -r</w:t>
       </w:r>
     </w:p>
     <w:p>
@@ -4326,6 +2925,7 @@
       <w:r>
         <w:rPr>
           <w:rFonts w:ascii="Times New Roman" w:hAnsi="Times New Roman" w:cs="Times New Roman"/>
+          <w:noProof/>
           <w:color w:val="000000" w:themeColor="text1"/>
           <w:lang w:val="en-US"/>
         </w:rPr>
@@ -4372,7 +2972,6 @@
         <w:rPr>
           <w:rFonts w:ascii="Times New Roman" w:hAnsi="Times New Roman" w:cs="Times New Roman"/>
           <w:color w:val="000000" w:themeColor="text1"/>
-          <w:lang w:val="en-US"/>
         </w:rPr>
       </w:pPr>
       <w:r>
@@ -4389,7 +2988,6 @@
         </w:rPr>
         <w:t>/</w:t>
       </w:r>
-      <w:proofErr w:type="spellStart"/>
       <w:r>
         <w:rPr>
           <w:rFonts w:ascii="Times New Roman" w:hAnsi="Times New Roman" w:cs="Times New Roman"/>
@@ -4398,7 +2996,6 @@
         </w:rPr>
         <w:t>tmp</w:t>
       </w:r>
-      <w:proofErr w:type="spellEnd"/>
       <w:r>
         <w:rPr>
           <w:rFonts w:ascii="Times New Roman" w:hAnsi="Times New Roman" w:cs="Times New Roman"/>
@@ -4449,6 +3046,7 @@
       <w:r>
         <w:rPr>
           <w:rFonts w:ascii="Times New Roman" w:hAnsi="Times New Roman" w:cs="Times New Roman"/>
+          <w:noProof/>
           <w:color w:val="000000" w:themeColor="text1"/>
           <w:lang w:val="en-US"/>
         </w:rPr>
@@ -4491,6 +3089,98 @@
     </w:p>
     <w:p>
       <w:pPr>
+        <w:ind w:firstLine="360"/>
+        <w:rPr>
+          <w:rFonts w:ascii="Times New Roman" w:hAnsi="Times New Roman" w:cs="Times New Roman"/>
+          <w:color w:val="000000" w:themeColor="text1"/>
+          <w:lang w:val="en-US"/>
+        </w:rPr>
+      </w:pPr>
+      <w:r>
+        <w:rPr>
+          <w:rFonts w:ascii="Times New Roman" w:hAnsi="Times New Roman" w:cs="Times New Roman"/>
+          <w:color w:val="000000" w:themeColor="text1"/>
+        </w:rPr>
+        <w:t>Вариант без вывода рекурсивных директорий файлов</w:t>
+      </w:r>
+      <w:r>
+        <w:rPr>
+          <w:rFonts w:ascii="Times New Roman" w:hAnsi="Times New Roman" w:cs="Times New Roman"/>
+          <w:color w:val="000000" w:themeColor="text1"/>
+        </w:rPr>
+        <w:t>:</w:t>
+      </w:r>
+    </w:p>
+    <w:p>
+      <w:pPr>
+        <w:ind w:firstLine="708"/>
+        <w:rPr>
+          <w:rFonts w:ascii="Times New Roman" w:hAnsi="Times New Roman" w:cs="Times New Roman"/>
+          <w:color w:val="000000" w:themeColor="text1"/>
+          <w:lang w:val="en-US"/>
+        </w:rPr>
+      </w:pPr>
+      <w:r>
+        <w:rPr>
+          <w:rFonts w:ascii="Times New Roman" w:hAnsi="Times New Roman" w:cs="Times New Roman"/>
+          <w:color w:val="000000" w:themeColor="text1"/>
+          <w:lang w:val="en-US"/>
+        </w:rPr>
+        <w:t>ls -l -R . 2&gt;/tmp/errs.txt | grep "fe" | grep -v "/" | sort -k6,7 -r</w:t>
+      </w:r>
+    </w:p>
+    <w:p>
+      <w:pPr>
+        <w:ind w:firstLine="360"/>
+        <w:rPr>
+          <w:rFonts w:ascii="Times New Roman" w:hAnsi="Times New Roman" w:cs="Times New Roman"/>
+          <w:color w:val="000000" w:themeColor="text1"/>
+        </w:rPr>
+      </w:pPr>
+      <w:r>
+        <w:rPr>
+          <w:rFonts w:ascii="Times New Roman" w:hAnsi="Times New Roman" w:cs="Times New Roman"/>
+          <w:color w:val="000000" w:themeColor="text1"/>
+        </w:rPr>
+        <w:drawing>
+          <wp:inline distT="0" distB="0" distL="0" distR="0" wp14:anchorId="147C0711" wp14:editId="2ABFF585">
+            <wp:extent cx="4310062" cy="887352"/>
+            <wp:effectExtent l="0" t="0" r="0" b="8255"/>
+            <wp:docPr id="671047761" name="Рисунок 1"/>
+            <wp:cNvGraphicFramePr>
+              <a:graphicFrameLocks xmlns:a="http://schemas.openxmlformats.org/drawingml/2006/main" noChangeAspect="1"/>
+            </wp:cNvGraphicFramePr>
+            <a:graphic xmlns:a="http://schemas.openxmlformats.org/drawingml/2006/main">
+              <a:graphicData uri="http://schemas.openxmlformats.org/drawingml/2006/picture">
+                <pic:pic xmlns:pic="http://schemas.openxmlformats.org/drawingml/2006/picture">
+                  <pic:nvPicPr>
+                    <pic:cNvPr id="671047761" name=""/>
+                    <pic:cNvPicPr/>
+                  </pic:nvPicPr>
+                  <pic:blipFill>
+                    <a:blip r:embed="rId16"/>
+                    <a:stretch>
+                      <a:fillRect/>
+                    </a:stretch>
+                  </pic:blipFill>
+                  <pic:spPr>
+                    <a:xfrm>
+                      <a:off x="0" y="0"/>
+                      <a:ext cx="4345967" cy="894744"/>
+                    </a:xfrm>
+                    <a:prstGeom prst="rect">
+                      <a:avLst/>
+                    </a:prstGeom>
+                  </pic:spPr>
+                </pic:pic>
+              </a:graphicData>
+            </a:graphic>
+          </wp:inline>
+        </w:drawing>
+      </w:r>
+    </w:p>
+    <w:p>
+      <w:pPr>
         <w:pStyle w:val="a7"/>
         <w:numPr>
           <w:ilvl w:val="0"/>
@@ -4517,53 +3207,12 @@
           <w:color w:val="000000" w:themeColor="text1"/>
         </w:rPr>
       </w:pPr>
-      <w:proofErr w:type="spellStart"/>
-      <w:r>
-        <w:rPr>
-          <w:rFonts w:ascii="Times New Roman" w:hAnsi="Times New Roman" w:cs="Times New Roman"/>
-          <w:color w:val="000000" w:themeColor="text1"/>
-        </w:rPr>
-        <w:t>sort</w:t>
-      </w:r>
-      <w:proofErr w:type="spellEnd"/>
-      <w:r>
-        <w:rPr>
-          <w:rFonts w:ascii="Times New Roman" w:hAnsi="Times New Roman" w:cs="Times New Roman"/>
-          <w:color w:val="000000" w:themeColor="text1"/>
-        </w:rPr>
-        <w:t xml:space="preserve"> -r </w:t>
-      </w:r>
-      <w:proofErr w:type="spellStart"/>
-      <w:r>
-        <w:rPr>
-          <w:rFonts w:ascii="Times New Roman" w:hAnsi="Times New Roman" w:cs="Times New Roman"/>
-          <w:color w:val="000000" w:themeColor="text1"/>
-        </w:rPr>
-        <w:t>steelix</w:t>
-      </w:r>
-      <w:proofErr w:type="spellEnd"/>
-      <w:r>
-        <w:rPr>
-          <w:rFonts w:ascii="Times New Roman" w:hAnsi="Times New Roman" w:cs="Times New Roman"/>
-          <w:color w:val="000000" w:themeColor="text1"/>
-        </w:rPr>
-        <w:t xml:space="preserve"> | </w:t>
-      </w:r>
-      <w:proofErr w:type="spellStart"/>
-      <w:r>
-        <w:rPr>
-          <w:rFonts w:ascii="Times New Roman" w:hAnsi="Times New Roman" w:cs="Times New Roman"/>
-          <w:color w:val="000000" w:themeColor="text1"/>
-        </w:rPr>
-        <w:t>cat</w:t>
-      </w:r>
-      <w:proofErr w:type="spellEnd"/>
-      <w:r>
-        <w:rPr>
-          <w:rFonts w:ascii="Times New Roman" w:hAnsi="Times New Roman" w:cs="Times New Roman"/>
-          <w:color w:val="000000" w:themeColor="text1"/>
-        </w:rPr>
-        <w:t xml:space="preserve"> -n</w:t>
+      <w:r>
+        <w:rPr>
+          <w:rFonts w:ascii="Times New Roman" w:hAnsi="Times New Roman" w:cs="Times New Roman"/>
+          <w:color w:val="000000" w:themeColor="text1"/>
+        </w:rPr>
+        <w:t>sort -r steelix | cat -n</w:t>
       </w:r>
     </w:p>
     <w:p>
@@ -4601,6 +3250,7 @@
       <w:r>
         <w:rPr>
           <w:rFonts w:ascii="Times New Roman" w:hAnsi="Times New Roman" w:cs="Times New Roman"/>
+          <w:noProof/>
           <w:color w:val="000000" w:themeColor="text1"/>
           <w:lang w:val="en-US"/>
         </w:rPr>
@@ -4620,7 +3270,7 @@
                     <pic:cNvPicPr/>
                   </pic:nvPicPr>
                   <pic:blipFill>
-                    <a:blip r:embed="rId16"/>
+                    <a:blip r:embed="rId17"/>
                     <a:stretch>
                       <a:fillRect/>
                     </a:stretch>
@@ -4750,25 +3400,7 @@
           <w:color w:val="000000" w:themeColor="text1"/>
           <w:lang w:val="en-US"/>
         </w:rPr>
-        <w:t>ls -l -</w:t>
-      </w:r>
-      <w:proofErr w:type="gramStart"/>
-      <w:r>
-        <w:rPr>
-          <w:rFonts w:ascii="Times New Roman" w:hAnsi="Times New Roman" w:cs="Times New Roman"/>
-          <w:color w:val="000000" w:themeColor="text1"/>
-          <w:lang w:val="en-US"/>
-        </w:rPr>
-        <w:t>R .</w:t>
-      </w:r>
-      <w:proofErr w:type="gramEnd"/>
-      <w:r>
-        <w:rPr>
-          <w:rFonts w:ascii="Times New Roman" w:hAnsi="Times New Roman" w:cs="Times New Roman"/>
-          <w:color w:val="000000" w:themeColor="text1"/>
-          <w:lang w:val="en-US"/>
-        </w:rPr>
-        <w:t xml:space="preserve"> | grep "to" | grep -v "total" | sort -k6,7</w:t>
+        <w:t>ls -l -R . | grep "to" | grep -v "total" | sort -k6,7</w:t>
       </w:r>
     </w:p>
     <w:p>
@@ -4808,9 +3440,11 @@
       <w:r>
         <w:rPr>
           <w:rFonts w:ascii="Times New Roman" w:hAnsi="Times New Roman" w:cs="Times New Roman"/>
-          <w:color w:val="000000" w:themeColor="text1"/>
-          <w:lang w:val="en-US"/>
-        </w:rPr>
+          <w:noProof/>
+          <w:color w:val="000000" w:themeColor="text1"/>
+          <w:lang w:val="en-US"/>
+        </w:rPr>
+        <w:lastRenderedPageBreak/>
         <w:drawing>
           <wp:inline distT="0" distB="0" distL="0" distR="0" wp14:anchorId="68D9FDEE" wp14:editId="1B2F9299">
             <wp:extent cx="4014787" cy="1232117"/>
@@ -4827,7 +3461,7 @@
                     <pic:cNvPicPr/>
                   </pic:nvPicPr>
                   <pic:blipFill>
-                    <a:blip r:embed="rId17"/>
+                    <a:blip r:embed="rId18"/>
                     <a:stretch>
                       <a:fillRect/>
                     </a:stretch>
@@ -4850,6 +3484,107 @@
     </w:p>
     <w:p>
       <w:pPr>
+        <w:ind w:firstLine="360"/>
+        <w:rPr>
+          <w:rFonts w:ascii="Times New Roman" w:hAnsi="Times New Roman" w:cs="Times New Roman"/>
+          <w:color w:val="000000" w:themeColor="text1"/>
+        </w:rPr>
+      </w:pPr>
+      <w:r>
+        <w:rPr>
+          <w:rFonts w:ascii="Times New Roman" w:hAnsi="Times New Roman" w:cs="Times New Roman"/>
+          <w:color w:val="000000" w:themeColor="text1"/>
+        </w:rPr>
+        <w:t>Вариант без вывода рекурсивных директорий файлов</w:t>
+      </w:r>
+      <w:r>
+        <w:rPr>
+          <w:rFonts w:ascii="Times New Roman" w:hAnsi="Times New Roman" w:cs="Times New Roman"/>
+          <w:color w:val="000000" w:themeColor="text1"/>
+        </w:rPr>
+        <w:t>:</w:t>
+      </w:r>
+    </w:p>
+    <w:p>
+      <w:pPr>
+        <w:ind w:firstLine="708"/>
+        <w:rPr>
+          <w:rFonts w:ascii="Times New Roman" w:hAnsi="Times New Roman" w:cs="Times New Roman"/>
+          <w:color w:val="000000" w:themeColor="text1"/>
+          <w:lang w:val="en-US"/>
+        </w:rPr>
+      </w:pPr>
+      <w:r>
+        <w:rPr>
+          <w:rFonts w:ascii="Times New Roman" w:hAnsi="Times New Roman" w:cs="Times New Roman"/>
+          <w:color w:val="000000" w:themeColor="text1"/>
+          <w:lang w:val="en-US"/>
+        </w:rPr>
+        <w:t>ls -l -R . 2&gt;/tmp/errs.txt | grep "fe" | grep -v "/" | sort -k6,7 -r</w:t>
+      </w:r>
+    </w:p>
+    <w:p>
+      <w:pPr>
+        <w:ind w:firstLine="360"/>
+        <w:rPr>
+          <w:rFonts w:ascii="Times New Roman" w:hAnsi="Times New Roman" w:cs="Times New Roman"/>
+          <w:color w:val="000000" w:themeColor="text1"/>
+        </w:rPr>
+      </w:pPr>
+      <w:r>
+        <w:rPr>
+          <w:rFonts w:ascii="Times New Roman" w:hAnsi="Times New Roman" w:cs="Times New Roman"/>
+          <w:color w:val="000000" w:themeColor="text1"/>
+        </w:rPr>
+        <w:drawing>
+          <wp:inline distT="0" distB="0" distL="0" distR="0" wp14:anchorId="1F750A30" wp14:editId="55C4D261">
+            <wp:extent cx="4233862" cy="1149999"/>
+            <wp:effectExtent l="0" t="0" r="0" b="0"/>
+            <wp:docPr id="440481934" name="Рисунок 1"/>
+            <wp:cNvGraphicFramePr>
+              <a:graphicFrameLocks xmlns:a="http://schemas.openxmlformats.org/drawingml/2006/main" noChangeAspect="1"/>
+            </wp:cNvGraphicFramePr>
+            <a:graphic xmlns:a="http://schemas.openxmlformats.org/drawingml/2006/main">
+              <a:graphicData uri="http://schemas.openxmlformats.org/drawingml/2006/picture">
+                <pic:pic xmlns:pic="http://schemas.openxmlformats.org/drawingml/2006/picture">
+                  <pic:nvPicPr>
+                    <pic:cNvPr id="440481934" name=""/>
+                    <pic:cNvPicPr/>
+                  </pic:nvPicPr>
+                  <pic:blipFill>
+                    <a:blip r:embed="rId19"/>
+                    <a:stretch>
+                      <a:fillRect/>
+                    </a:stretch>
+                  </pic:blipFill>
+                  <pic:spPr>
+                    <a:xfrm>
+                      <a:off x="0" y="0"/>
+                      <a:ext cx="4257655" cy="1156462"/>
+                    </a:xfrm>
+                    <a:prstGeom prst="rect">
+                      <a:avLst/>
+                    </a:prstGeom>
+                  </pic:spPr>
+                </pic:pic>
+              </a:graphicData>
+            </a:graphic>
+          </wp:inline>
+        </w:drawing>
+      </w:r>
+    </w:p>
+    <w:p>
+      <w:pPr>
+        <w:ind w:firstLine="360"/>
+        <w:rPr>
+          <w:rFonts w:ascii="Times New Roman" w:hAnsi="Times New Roman" w:cs="Times New Roman"/>
+          <w:color w:val="000000" w:themeColor="text1"/>
+          <w:lang w:val="en-US"/>
+        </w:rPr>
+      </w:pPr>
+    </w:p>
+    <w:p>
+      <w:pPr>
         <w:pStyle w:val="a7"/>
         <w:numPr>
           <w:ilvl w:val="0"/>
@@ -4882,7 +3617,6 @@
         </w:rPr>
         <w:t xml:space="preserve"> -</w:t>
       </w:r>
-      <w:proofErr w:type="spellStart"/>
       <w:r>
         <w:rPr>
           <w:rFonts w:ascii="Times New Roman" w:hAnsi="Times New Roman" w:cs="Times New Roman"/>
@@ -4891,7 +3625,6 @@
         </w:rPr>
         <w:t>lR</w:t>
       </w:r>
-      <w:proofErr w:type="spellEnd"/>
       <w:r>
         <w:rPr>
           <w:rFonts w:ascii="Times New Roman" w:hAnsi="Times New Roman" w:cs="Times New Roman"/>
@@ -4914,7 +3647,6 @@
         </w:rPr>
         <w:t xml:space="preserve"> “</w:t>
       </w:r>
-      <w:proofErr w:type="spellStart"/>
       <w:r>
         <w:rPr>
           <w:rFonts w:ascii="Times New Roman" w:hAnsi="Times New Roman" w:cs="Times New Roman"/>
@@ -4923,7 +3655,6 @@
         </w:rPr>
         <w:t>ti</w:t>
       </w:r>
-      <w:proofErr w:type="spellEnd"/>
       <w:r>
         <w:rPr>
           <w:rFonts w:ascii="Times New Roman" w:hAnsi="Times New Roman" w:cs="Times New Roman"/>
@@ -4947,43 +3678,7 @@
           <w:color w:val="000000" w:themeColor="text1"/>
           <w:lang w:val="en-US"/>
         </w:rPr>
-        <w:t>ls -l -</w:t>
-      </w:r>
-      <w:proofErr w:type="gramStart"/>
-      <w:r>
-        <w:rPr>
-          <w:rFonts w:ascii="Times New Roman" w:hAnsi="Times New Roman" w:cs="Times New Roman"/>
-          <w:color w:val="000000" w:themeColor="text1"/>
-          <w:lang w:val="en-US"/>
-        </w:rPr>
-        <w:t>R .</w:t>
-      </w:r>
-      <w:proofErr w:type="gramEnd"/>
-      <w:r>
-        <w:rPr>
-          <w:rFonts w:ascii="Times New Roman" w:hAnsi="Times New Roman" w:cs="Times New Roman"/>
-          <w:color w:val="000000" w:themeColor="text1"/>
-          <w:lang w:val="en-US"/>
-        </w:rPr>
-        <w:t xml:space="preserve"> | grep "</w:t>
-      </w:r>
-      <w:proofErr w:type="spellStart"/>
-      <w:r>
-        <w:rPr>
-          <w:rFonts w:ascii="Times New Roman" w:hAnsi="Times New Roman" w:cs="Times New Roman"/>
-          <w:color w:val="000000" w:themeColor="text1"/>
-          <w:lang w:val="en-US"/>
-        </w:rPr>
-        <w:t>ti</w:t>
-      </w:r>
-      <w:proofErr w:type="spellEnd"/>
-      <w:r>
-        <w:rPr>
-          <w:rFonts w:ascii="Times New Roman" w:hAnsi="Times New Roman" w:cs="Times New Roman"/>
-          <w:color w:val="000000" w:themeColor="text1"/>
-          <w:lang w:val="en-US"/>
-        </w:rPr>
-        <w:t>" | sort -r -k9</w:t>
+        <w:t>ls -l -R . | grep "ti" | sort -r -k9</w:t>
       </w:r>
     </w:p>
     <w:p>
@@ -5023,10 +3718,10 @@
       <w:r>
         <w:rPr>
           <w:rFonts w:ascii="Times New Roman" w:hAnsi="Times New Roman" w:cs="Times New Roman"/>
-          <w:color w:val="000000" w:themeColor="text1"/>
-          <w:lang w:val="en-US"/>
-        </w:rPr>
-        <w:lastRenderedPageBreak/>
+          <w:noProof/>
+          <w:color w:val="000000" w:themeColor="text1"/>
+          <w:lang w:val="en-US"/>
+        </w:rPr>
         <w:drawing>
           <wp:inline distT="0" distB="0" distL="0" distR="0" wp14:anchorId="27D43DB6" wp14:editId="43D94717">
             <wp:extent cx="3990975" cy="951349"/>
@@ -5043,7 +3738,7 @@
                     <pic:cNvPicPr/>
                   </pic:nvPicPr>
                   <pic:blipFill>
-                    <a:blip r:embed="rId18"/>
+                    <a:blip r:embed="rId20"/>
                     <a:stretch>
                       <a:fillRect/>
                     </a:stretch>
@@ -5167,7 +3862,6 @@
         </w:rPr>
         <w:t xml:space="preserve">Строка2" &gt; </w:t>
       </w:r>
-      <w:proofErr w:type="spellStart"/>
       <w:r>
         <w:rPr>
           <w:rFonts w:ascii="Times New Roman" w:hAnsi="Times New Roman" w:cs="Times New Roman"/>
@@ -5176,7 +3870,6 @@
         </w:rPr>
         <w:t>bfile</w:t>
       </w:r>
-      <w:proofErr w:type="spellEnd"/>
       <w:r>
         <w:rPr>
           <w:rFonts w:ascii="Times New Roman" w:hAnsi="Times New Roman" w:cs="Times New Roman"/>
@@ -5191,7 +3884,6 @@
         <w:rPr>
           <w:rFonts w:ascii="Times New Roman" w:hAnsi="Times New Roman" w:cs="Times New Roman"/>
           <w:color w:val="000000" w:themeColor="text1"/>
-          <w:lang w:val="en-US"/>
         </w:rPr>
       </w:pPr>
       <w:r>
@@ -5239,7 +3931,6 @@
         </w:rPr>
         <w:t xml:space="preserve">Строка4" &gt; </w:t>
       </w:r>
-      <w:proofErr w:type="spellStart"/>
       <w:r>
         <w:rPr>
           <w:rFonts w:ascii="Times New Roman" w:hAnsi="Times New Roman" w:cs="Times New Roman"/>
@@ -5248,7 +3939,6 @@
         </w:rPr>
         <w:t>munna</w:t>
       </w:r>
-      <w:proofErr w:type="spellEnd"/>
       <w:r>
         <w:rPr>
           <w:rFonts w:ascii="Times New Roman" w:hAnsi="Times New Roman" w:cs="Times New Roman"/>
@@ -5256,7 +3946,6 @@
         </w:rPr>
         <w:t>/</w:t>
       </w:r>
-      <w:proofErr w:type="spellStart"/>
       <w:r>
         <w:rPr>
           <w:rFonts w:ascii="Times New Roman" w:hAnsi="Times New Roman" w:cs="Times New Roman"/>
@@ -5265,7 +3954,6 @@
         </w:rPr>
         <w:t>bfile</w:t>
       </w:r>
-      <w:proofErr w:type="spellEnd"/>
       <w:r>
         <w:rPr>
           <w:rFonts w:ascii="Times New Roman" w:hAnsi="Times New Roman" w:cs="Times New Roman"/>
@@ -5289,25 +3977,7 @@
           <w:color w:val="000000" w:themeColor="text1"/>
           <w:lang w:val="en-US"/>
         </w:rPr>
-        <w:t>cat b* */b* */*/b* 2&gt;&gt; /</w:t>
-      </w:r>
-      <w:proofErr w:type="spellStart"/>
-      <w:r>
-        <w:rPr>
-          <w:rFonts w:ascii="Times New Roman" w:hAnsi="Times New Roman" w:cs="Times New Roman"/>
-          <w:color w:val="000000" w:themeColor="text1"/>
-          <w:lang w:val="en-US"/>
-        </w:rPr>
-        <w:t>tmp</w:t>
-      </w:r>
-      <w:proofErr w:type="spellEnd"/>
-      <w:r>
-        <w:rPr>
-          <w:rFonts w:ascii="Times New Roman" w:hAnsi="Times New Roman" w:cs="Times New Roman"/>
-          <w:color w:val="000000" w:themeColor="text1"/>
-          <w:lang w:val="en-US"/>
-        </w:rPr>
-        <w:t>/errs_2.txt | sort | cat -n</w:t>
+        <w:t>cat b* */b* */*/b* 2&gt;&gt; /tmp/errs_2.txt | sort | cat -n</w:t>
       </w:r>
     </w:p>
     <w:p>
@@ -5316,16 +3986,37 @@
         <w:rPr>
           <w:rFonts w:ascii="Times New Roman" w:hAnsi="Times New Roman" w:cs="Times New Roman"/>
           <w:color w:val="000000" w:themeColor="text1"/>
-          <w:lang w:val="en-US"/>
-        </w:rPr>
-      </w:pPr>
-      <w:r>
-        <w:rPr>
-          <w:rFonts w:ascii="Times New Roman" w:hAnsi="Times New Roman" w:cs="Times New Roman"/>
-          <w:color w:val="000000" w:themeColor="text1"/>
-          <w:lang w:val="en-US"/>
-        </w:rPr>
-        <w:t>rm bfile1</w:t>
+        </w:rPr>
+      </w:pPr>
+      <w:r>
+        <w:rPr>
+          <w:rFonts w:ascii="Times New Roman" w:hAnsi="Times New Roman" w:cs="Times New Roman"/>
+          <w:color w:val="000000" w:themeColor="text1"/>
+          <w:lang w:val="en-US"/>
+        </w:rPr>
+        <w:t>rm</w:t>
+      </w:r>
+      <w:r>
+        <w:rPr>
+          <w:rFonts w:ascii="Times New Roman" w:hAnsi="Times New Roman" w:cs="Times New Roman"/>
+          <w:color w:val="000000" w:themeColor="text1"/>
+        </w:rPr>
+        <w:t xml:space="preserve"> </w:t>
+      </w:r>
+      <w:r>
+        <w:rPr>
+          <w:rFonts w:ascii="Times New Roman" w:hAnsi="Times New Roman" w:cs="Times New Roman"/>
+          <w:color w:val="000000" w:themeColor="text1"/>
+          <w:lang w:val="en-US"/>
+        </w:rPr>
+        <w:t>bfile</w:t>
+      </w:r>
+      <w:r>
+        <w:rPr>
+          <w:rFonts w:ascii="Times New Roman" w:hAnsi="Times New Roman" w:cs="Times New Roman"/>
+          <w:color w:val="000000" w:themeColor="text1"/>
+        </w:rPr>
+        <w:t>1</w:t>
       </w:r>
     </w:p>
     <w:p>
@@ -5334,18 +4025,23 @@
         <w:rPr>
           <w:rFonts w:ascii="Times New Roman" w:hAnsi="Times New Roman" w:cs="Times New Roman"/>
           <w:color w:val="000000" w:themeColor="text1"/>
-          <w:lang w:val="en-US"/>
-        </w:rPr>
-      </w:pPr>
-      <w:r>
-        <w:rPr>
-          <w:rFonts w:ascii="Times New Roman" w:hAnsi="Times New Roman" w:cs="Times New Roman"/>
-          <w:color w:val="000000" w:themeColor="text1"/>
-          <w:lang w:val="en-US"/>
-        </w:rPr>
-        <w:t xml:space="preserve">rm </w:t>
-      </w:r>
-      <w:proofErr w:type="spellStart"/>
+        </w:rPr>
+      </w:pPr>
+      <w:r>
+        <w:rPr>
+          <w:rFonts w:ascii="Times New Roman" w:hAnsi="Times New Roman" w:cs="Times New Roman"/>
+          <w:color w:val="000000" w:themeColor="text1"/>
+          <w:lang w:val="en-US"/>
+        </w:rPr>
+        <w:t>rm</w:t>
+      </w:r>
+      <w:r>
+        <w:rPr>
+          <w:rFonts w:ascii="Times New Roman" w:hAnsi="Times New Roman" w:cs="Times New Roman"/>
+          <w:color w:val="000000" w:themeColor="text1"/>
+        </w:rPr>
+        <w:t xml:space="preserve"> </w:t>
+      </w:r>
       <w:r>
         <w:rPr>
           <w:rFonts w:ascii="Times New Roman" w:hAnsi="Times New Roman" w:cs="Times New Roman"/>
@@ -5354,14 +4050,27 @@
         </w:rPr>
         <w:t>munna</w:t>
       </w:r>
-      <w:proofErr w:type="spellEnd"/>
-      <w:r>
-        <w:rPr>
-          <w:rFonts w:ascii="Times New Roman" w:hAnsi="Times New Roman" w:cs="Times New Roman"/>
-          <w:color w:val="000000" w:themeColor="text1"/>
-          <w:lang w:val="en-US"/>
-        </w:rPr>
-        <w:t>/bfile2</w:t>
+      <w:r>
+        <w:rPr>
+          <w:rFonts w:ascii="Times New Roman" w:hAnsi="Times New Roman" w:cs="Times New Roman"/>
+          <w:color w:val="000000" w:themeColor="text1"/>
+        </w:rPr>
+        <w:t>/</w:t>
+      </w:r>
+      <w:r>
+        <w:rPr>
+          <w:rFonts w:ascii="Times New Roman" w:hAnsi="Times New Roman" w:cs="Times New Roman"/>
+          <w:color w:val="000000" w:themeColor="text1"/>
+          <w:lang w:val="en-US"/>
+        </w:rPr>
+        <w:t>bfile</w:t>
+      </w:r>
+      <w:r>
+        <w:rPr>
+          <w:rFonts w:ascii="Times New Roman" w:hAnsi="Times New Roman" w:cs="Times New Roman"/>
+          <w:color w:val="000000" w:themeColor="text1"/>
+        </w:rPr>
+        <w:t>2</w:t>
       </w:r>
     </w:p>
     <w:p>
@@ -5423,6 +4132,7 @@
           <w:noProof/>
           <w:color w:val="000000" w:themeColor="text1"/>
         </w:rPr>
+        <w:lastRenderedPageBreak/>
         <w:drawing>
           <wp:inline distT="0" distB="0" distL="0" distR="0" wp14:anchorId="377CAA1B" wp14:editId="4B38EEE9">
             <wp:extent cx="1383818" cy="1219200"/>
@@ -5439,7 +4149,7 @@
                     <pic:cNvPicPr/>
                   </pic:nvPicPr>
                   <pic:blipFill>
-                    <a:blip r:embed="rId19"/>
+                    <a:blip r:embed="rId21"/>
                     <a:stretch>
                       <a:fillRect/>
                     </a:stretch>
@@ -5475,7 +4185,6 @@
         </w:rPr>
         <w:t xml:space="preserve">Строки повторяются, потому что у меня есть символическая ссылка на директорию </w:t>
       </w:r>
-      <w:proofErr w:type="spellStart"/>
       <w:r>
         <w:rPr>
           <w:rFonts w:ascii="Times New Roman" w:hAnsi="Times New Roman" w:cs="Times New Roman"/>
@@ -5484,7 +4193,6 @@
         </w:rPr>
         <w:t>munna</w:t>
       </w:r>
-      <w:proofErr w:type="spellEnd"/>
     </w:p>
     <w:p>
       <w:pPr>
@@ -5548,18 +4256,8 @@
           <w:color w:val="000000" w:themeColor="text1"/>
           <w:lang w:val="en-US"/>
         </w:rPr>
-        <w:t xml:space="preserve">rm -f </w:t>
-      </w:r>
-      <w:proofErr w:type="spellStart"/>
-      <w:r>
-        <w:rPr>
-          <w:rFonts w:ascii="Times New Roman" w:hAnsi="Times New Roman" w:cs="Times New Roman"/>
-          <w:color w:val="000000" w:themeColor="text1"/>
-          <w:lang w:val="en-US"/>
-        </w:rPr>
-        <w:t>corphish</w:t>
-      </w:r>
-      <w:proofErr w:type="spellEnd"/>
+        <w:t>rm -f corphish</w:t>
+      </w:r>
     </w:p>
     <w:p>
       <w:pPr>
@@ -5576,36 +4274,8 @@
           <w:color w:val="000000" w:themeColor="text1"/>
           <w:lang w:val="en-US"/>
         </w:rPr>
-        <w:t xml:space="preserve">rm -f </w:t>
-      </w:r>
-      <w:proofErr w:type="spellStart"/>
-      <w:r>
-        <w:rPr>
-          <w:rFonts w:ascii="Times New Roman" w:hAnsi="Times New Roman" w:cs="Times New Roman"/>
-          <w:color w:val="000000" w:themeColor="text1"/>
-          <w:lang w:val="en-US"/>
-        </w:rPr>
-        <w:t>blastoise</w:t>
-      </w:r>
-      <w:proofErr w:type="spellEnd"/>
-      <w:r>
-        <w:rPr>
-          <w:rFonts w:ascii="Times New Roman" w:hAnsi="Times New Roman" w:cs="Times New Roman"/>
-          <w:color w:val="000000" w:themeColor="text1"/>
-          <w:lang w:val="en-US"/>
-        </w:rPr>
-        <w:t>/</w:t>
-      </w:r>
-      <w:proofErr w:type="spellStart"/>
-      <w:r>
-        <w:rPr>
-          <w:rFonts w:ascii="Times New Roman" w:hAnsi="Times New Roman" w:cs="Times New Roman"/>
-          <w:color w:val="000000" w:themeColor="text1"/>
-          <w:lang w:val="en-US"/>
-        </w:rPr>
-        <w:t>drowzee</w:t>
-      </w:r>
-      <w:proofErr w:type="spellEnd"/>
+        <w:t>rm -f blastoise/drowzee</w:t>
+      </w:r>
     </w:p>
     <w:p>
       <w:pPr>
@@ -5613,58 +4283,185 @@
         <w:rPr>
           <w:rFonts w:ascii="Times New Roman" w:hAnsi="Times New Roman" w:cs="Times New Roman"/>
           <w:color w:val="000000" w:themeColor="text1"/>
-          <w:lang w:val="en-US"/>
-        </w:rPr>
-      </w:pPr>
-      <w:proofErr w:type="spellStart"/>
-      <w:r>
-        <w:rPr>
-          <w:rFonts w:ascii="Times New Roman" w:hAnsi="Times New Roman" w:cs="Times New Roman"/>
-          <w:color w:val="000000" w:themeColor="text1"/>
+        </w:rPr>
+      </w:pPr>
+      <w:r>
+        <w:rPr>
+          <w:rFonts w:ascii="Times New Roman" w:hAnsi="Times New Roman" w:cs="Times New Roman"/>
+          <w:color w:val="000000" w:themeColor="text1"/>
+        </w:rPr>
+        <w:t>rm -f Copy_*</w:t>
+      </w:r>
+    </w:p>
+    <w:p>
+      <w:pPr>
+        <w:ind w:firstLine="708"/>
+        <w:rPr>
+          <w:rFonts w:ascii="Times New Roman" w:hAnsi="Times New Roman" w:cs="Times New Roman"/>
+          <w:color w:val="000000" w:themeColor="text1"/>
+        </w:rPr>
+      </w:pPr>
+      <w:r>
+        <w:rPr>
+          <w:rFonts w:ascii="Times New Roman" w:hAnsi="Times New Roman" w:cs="Times New Roman"/>
+          <w:color w:val="000000" w:themeColor="text1"/>
+        </w:rPr>
+        <w:t xml:space="preserve">У директории </w:t>
+      </w:r>
+      <w:r>
+        <w:rPr>
+          <w:rFonts w:ascii="Times New Roman" w:hAnsi="Times New Roman" w:cs="Times New Roman"/>
+          <w:color w:val="000000" w:themeColor="text1"/>
+          <w:lang w:val="en-US"/>
+        </w:rPr>
+        <w:t>leafeon</w:t>
+      </w:r>
+      <w:r>
+        <w:rPr>
+          <w:rFonts w:ascii="Times New Roman" w:hAnsi="Times New Roman" w:cs="Times New Roman"/>
+          <w:color w:val="000000" w:themeColor="text1"/>
+        </w:rPr>
+        <w:t xml:space="preserve"> в поддиректориях нет прав для удаления, для этого </w:t>
+      </w:r>
+      <w:r>
+        <w:rPr>
+          <w:rFonts w:ascii="Times New Roman" w:hAnsi="Times New Roman" w:cs="Times New Roman"/>
+          <w:color w:val="000000" w:themeColor="text1"/>
+        </w:rPr>
+        <w:t>даю</w:t>
+      </w:r>
+      <w:r>
+        <w:rPr>
+          <w:rFonts w:ascii="Times New Roman" w:hAnsi="Times New Roman" w:cs="Times New Roman"/>
+          <w:color w:val="000000" w:themeColor="text1"/>
+        </w:rPr>
+        <w:t xml:space="preserve"> их</w:t>
+      </w:r>
+      <w:r>
+        <w:rPr>
+          <w:rFonts w:ascii="Times New Roman" w:hAnsi="Times New Roman" w:cs="Times New Roman"/>
+          <w:color w:val="000000" w:themeColor="text1"/>
+        </w:rPr>
+        <w:t xml:space="preserve"> </w:t>
+      </w:r>
+      <w:r>
+        <w:rPr>
+          <w:rFonts w:ascii="Times New Roman" w:hAnsi="Times New Roman" w:cs="Times New Roman"/>
+          <w:color w:val="000000" w:themeColor="text1"/>
+        </w:rPr>
+        <w:t>затем удаляю рекурсивно директорию</w:t>
+      </w:r>
+    </w:p>
+    <w:p>
+      <w:pPr>
+        <w:ind w:firstLine="708"/>
+        <w:rPr>
+          <w:rFonts w:ascii="Times New Roman" w:hAnsi="Times New Roman" w:cs="Times New Roman"/>
+          <w:color w:val="000000" w:themeColor="text1"/>
+          <w:lang w:val="en-US"/>
+        </w:rPr>
+      </w:pPr>
+      <w:r>
+        <w:rPr>
+          <w:rFonts w:ascii="Times New Roman" w:hAnsi="Times New Roman" w:cs="Times New Roman"/>
+          <w:color w:val="000000" w:themeColor="text1"/>
+          <w:lang w:val="en-US"/>
+        </w:rPr>
+        <w:t>chmod u+rwx leafeon/snubbull</w:t>
+      </w:r>
+    </w:p>
+    <w:p>
+      <w:pPr>
+        <w:ind w:firstLine="708"/>
+        <w:rPr>
+          <w:rFonts w:ascii="Times New Roman" w:hAnsi="Times New Roman" w:cs="Times New Roman"/>
+          <w:color w:val="000000" w:themeColor="text1"/>
+          <w:lang w:val="en-US"/>
+        </w:rPr>
+      </w:pPr>
+      <w:r>
+        <w:rPr>
+          <w:rFonts w:ascii="Times New Roman" w:hAnsi="Times New Roman" w:cs="Times New Roman"/>
+          <w:color w:val="000000" w:themeColor="text1"/>
+          <w:lang w:val="en-US"/>
+        </w:rPr>
+        <w:t>chmod u+rwx leafeon/wynaut</w:t>
+      </w:r>
+    </w:p>
+    <w:p>
+      <w:pPr>
+        <w:ind w:firstLine="708"/>
+        <w:rPr>
+          <w:rFonts w:ascii="Times New Roman" w:hAnsi="Times New Roman" w:cs="Times New Roman"/>
+          <w:color w:val="000000" w:themeColor="text1"/>
+          <w:lang w:val="en-US"/>
+        </w:rPr>
+      </w:pPr>
+      <w:r>
+        <w:rPr>
+          <w:rFonts w:ascii="Times New Roman" w:hAnsi="Times New Roman" w:cs="Times New Roman"/>
+          <w:color w:val="000000" w:themeColor="text1"/>
+          <w:lang w:val="en-US"/>
+        </w:rPr>
+        <w:t>chmod u+rwx leafeon/beautifly</w:t>
+      </w:r>
+    </w:p>
+    <w:p>
+      <w:pPr>
+        <w:ind w:firstLine="708"/>
+        <w:rPr>
+          <w:rFonts w:ascii="Times New Roman" w:hAnsi="Times New Roman" w:cs="Times New Roman"/>
+          <w:color w:val="000000" w:themeColor="text1"/>
+          <w:lang w:val="en-US"/>
+        </w:rPr>
+      </w:pPr>
+      <w:r>
+        <w:rPr>
+          <w:rFonts w:ascii="Times New Roman" w:hAnsi="Times New Roman" w:cs="Times New Roman"/>
+          <w:color w:val="000000" w:themeColor="text1"/>
+          <w:lang w:val="en-US"/>
+        </w:rPr>
+        <w:t>chmod -R u+rwx leafeon</w:t>
+      </w:r>
+    </w:p>
+    <w:p>
+      <w:pPr>
+        <w:ind w:firstLine="708"/>
+        <w:rPr>
+          <w:rFonts w:ascii="Times New Roman" w:hAnsi="Times New Roman" w:cs="Times New Roman"/>
+          <w:color w:val="000000" w:themeColor="text1"/>
+        </w:rPr>
+      </w:pPr>
+      <w:r>
+        <w:rPr>
+          <w:rFonts w:ascii="Times New Roman" w:hAnsi="Times New Roman" w:cs="Times New Roman"/>
+          <w:color w:val="000000" w:themeColor="text1"/>
+          <w:lang w:val="en-US"/>
         </w:rPr>
         <w:t>rm</w:t>
       </w:r>
-      <w:proofErr w:type="spellEnd"/>
-      <w:r>
-        <w:rPr>
-          <w:rFonts w:ascii="Times New Roman" w:hAnsi="Times New Roman" w:cs="Times New Roman"/>
-          <w:color w:val="000000" w:themeColor="text1"/>
-        </w:rPr>
-        <w:t xml:space="preserve"> -f </w:t>
-      </w:r>
-      <w:proofErr w:type="spellStart"/>
-      <w:r>
-        <w:rPr>
-          <w:rFonts w:ascii="Times New Roman" w:hAnsi="Times New Roman" w:cs="Times New Roman"/>
-          <w:color w:val="000000" w:themeColor="text1"/>
-        </w:rPr>
-        <w:t>Copy</w:t>
-      </w:r>
-      <w:proofErr w:type="spellEnd"/>
-      <w:r>
-        <w:rPr>
-          <w:rFonts w:ascii="Times New Roman" w:hAnsi="Times New Roman" w:cs="Times New Roman"/>
-          <w:color w:val="000000" w:themeColor="text1"/>
-        </w:rPr>
-        <w:t>_*</w:t>
-      </w:r>
-    </w:p>
-    <w:p>
-      <w:pPr>
-        <w:ind w:firstLine="708"/>
-        <w:rPr>
-          <w:rFonts w:ascii="Times New Roman" w:hAnsi="Times New Roman" w:cs="Times New Roman"/>
-          <w:color w:val="000000" w:themeColor="text1"/>
-        </w:rPr>
-      </w:pPr>
-      <w:r>
-        <w:rPr>
-          <w:rFonts w:ascii="Times New Roman" w:hAnsi="Times New Roman" w:cs="Times New Roman"/>
-          <w:color w:val="000000" w:themeColor="text1"/>
-        </w:rPr>
-        <w:t xml:space="preserve">У директории </w:t>
-      </w:r>
-      <w:proofErr w:type="spellStart"/>
+      <w:r>
+        <w:rPr>
+          <w:rFonts w:ascii="Times New Roman" w:hAnsi="Times New Roman" w:cs="Times New Roman"/>
+          <w:color w:val="000000" w:themeColor="text1"/>
+        </w:rPr>
+        <w:t xml:space="preserve"> -</w:t>
+      </w:r>
+      <w:r>
+        <w:rPr>
+          <w:rFonts w:ascii="Times New Roman" w:hAnsi="Times New Roman" w:cs="Times New Roman"/>
+          <w:color w:val="000000" w:themeColor="text1"/>
+          <w:lang w:val="en-US"/>
+        </w:rPr>
+        <w:t>rf</w:t>
+      </w:r>
+      <w:r>
+        <w:rPr>
+          <w:rFonts w:ascii="Times New Roman" w:hAnsi="Times New Roman" w:cs="Times New Roman"/>
+          <w:color w:val="000000" w:themeColor="text1"/>
+        </w:rPr>
+        <w:t xml:space="preserve"> </w:t>
+      </w:r>
       <w:r>
         <w:rPr>
           <w:rFonts w:ascii="Times New Roman" w:hAnsi="Times New Roman" w:cs="Times New Roman"/>
@@ -5673,369 +4470,6 @@
         </w:rPr>
         <w:t>leafeon</w:t>
       </w:r>
-      <w:proofErr w:type="spellEnd"/>
-      <w:r>
-        <w:rPr>
-          <w:rFonts w:ascii="Times New Roman" w:hAnsi="Times New Roman" w:cs="Times New Roman"/>
-          <w:color w:val="000000" w:themeColor="text1"/>
-        </w:rPr>
-        <w:t xml:space="preserve"> в поддиректориях нет прав для удаления, для этого </w:t>
-      </w:r>
-      <w:r>
-        <w:rPr>
-          <w:rFonts w:ascii="Times New Roman" w:hAnsi="Times New Roman" w:cs="Times New Roman"/>
-          <w:color w:val="000000" w:themeColor="text1"/>
-        </w:rPr>
-        <w:t>даю</w:t>
-      </w:r>
-      <w:r>
-        <w:rPr>
-          <w:rFonts w:ascii="Times New Roman" w:hAnsi="Times New Roman" w:cs="Times New Roman"/>
-          <w:color w:val="000000" w:themeColor="text1"/>
-        </w:rPr>
-        <w:t xml:space="preserve"> их</w:t>
-      </w:r>
-      <w:r>
-        <w:rPr>
-          <w:rFonts w:ascii="Times New Roman" w:hAnsi="Times New Roman" w:cs="Times New Roman"/>
-          <w:color w:val="000000" w:themeColor="text1"/>
-        </w:rPr>
-        <w:t xml:space="preserve"> </w:t>
-      </w:r>
-      <w:r>
-        <w:rPr>
-          <w:rFonts w:ascii="Times New Roman" w:hAnsi="Times New Roman" w:cs="Times New Roman"/>
-          <w:color w:val="000000" w:themeColor="text1"/>
-        </w:rPr>
-        <w:t>затем удаляю рекурсивно директорию</w:t>
-      </w:r>
-    </w:p>
-    <w:p>
-      <w:pPr>
-        <w:ind w:firstLine="708"/>
-        <w:rPr>
-          <w:rFonts w:ascii="Times New Roman" w:hAnsi="Times New Roman" w:cs="Times New Roman"/>
-          <w:color w:val="000000" w:themeColor="text1"/>
-          <w:lang w:val="en-US"/>
-        </w:rPr>
-      </w:pPr>
-      <w:proofErr w:type="spellStart"/>
-      <w:r>
-        <w:rPr>
-          <w:rFonts w:ascii="Times New Roman" w:hAnsi="Times New Roman" w:cs="Times New Roman"/>
-          <w:color w:val="000000" w:themeColor="text1"/>
-          <w:lang w:val="en-US"/>
-        </w:rPr>
-        <w:t>chmod</w:t>
-      </w:r>
-      <w:proofErr w:type="spellEnd"/>
-      <w:r>
-        <w:rPr>
-          <w:rFonts w:ascii="Times New Roman" w:hAnsi="Times New Roman" w:cs="Times New Roman"/>
-          <w:color w:val="000000" w:themeColor="text1"/>
-          <w:lang w:val="en-US"/>
-        </w:rPr>
-        <w:t xml:space="preserve"> </w:t>
-      </w:r>
-      <w:proofErr w:type="spellStart"/>
-      <w:r>
-        <w:rPr>
-          <w:rFonts w:ascii="Times New Roman" w:hAnsi="Times New Roman" w:cs="Times New Roman"/>
-          <w:color w:val="000000" w:themeColor="text1"/>
-          <w:lang w:val="en-US"/>
-        </w:rPr>
-        <w:t>u+rwx</w:t>
-      </w:r>
-      <w:proofErr w:type="spellEnd"/>
-      <w:r>
-        <w:rPr>
-          <w:rFonts w:ascii="Times New Roman" w:hAnsi="Times New Roman" w:cs="Times New Roman"/>
-          <w:color w:val="000000" w:themeColor="text1"/>
-          <w:lang w:val="en-US"/>
-        </w:rPr>
-        <w:t xml:space="preserve"> </w:t>
-      </w:r>
-      <w:proofErr w:type="spellStart"/>
-      <w:r>
-        <w:rPr>
-          <w:rFonts w:ascii="Times New Roman" w:hAnsi="Times New Roman" w:cs="Times New Roman"/>
-          <w:color w:val="000000" w:themeColor="text1"/>
-          <w:lang w:val="en-US"/>
-        </w:rPr>
-        <w:t>leafeon</w:t>
-      </w:r>
-      <w:proofErr w:type="spellEnd"/>
-      <w:r>
-        <w:rPr>
-          <w:rFonts w:ascii="Times New Roman" w:hAnsi="Times New Roman" w:cs="Times New Roman"/>
-          <w:color w:val="000000" w:themeColor="text1"/>
-          <w:lang w:val="en-US"/>
-        </w:rPr>
-        <w:t>/</w:t>
-      </w:r>
-      <w:proofErr w:type="spellStart"/>
-      <w:r>
-        <w:rPr>
-          <w:rFonts w:ascii="Times New Roman" w:hAnsi="Times New Roman" w:cs="Times New Roman"/>
-          <w:color w:val="000000" w:themeColor="text1"/>
-          <w:lang w:val="en-US"/>
-        </w:rPr>
-        <w:t>snubbull</w:t>
-      </w:r>
-      <w:proofErr w:type="spellEnd"/>
-    </w:p>
-    <w:p>
-      <w:pPr>
-        <w:ind w:firstLine="708"/>
-        <w:rPr>
-          <w:rFonts w:ascii="Times New Roman" w:hAnsi="Times New Roman" w:cs="Times New Roman"/>
-          <w:color w:val="000000" w:themeColor="text1"/>
-          <w:lang w:val="en-US"/>
-        </w:rPr>
-      </w:pPr>
-      <w:proofErr w:type="spellStart"/>
-      <w:r>
-        <w:rPr>
-          <w:rFonts w:ascii="Times New Roman" w:hAnsi="Times New Roman" w:cs="Times New Roman"/>
-          <w:color w:val="000000" w:themeColor="text1"/>
-          <w:lang w:val="en-US"/>
-        </w:rPr>
-        <w:t>chmod</w:t>
-      </w:r>
-      <w:proofErr w:type="spellEnd"/>
-      <w:r>
-        <w:rPr>
-          <w:rFonts w:ascii="Times New Roman" w:hAnsi="Times New Roman" w:cs="Times New Roman"/>
-          <w:color w:val="000000" w:themeColor="text1"/>
-          <w:lang w:val="en-US"/>
-        </w:rPr>
-        <w:t xml:space="preserve"> </w:t>
-      </w:r>
-      <w:proofErr w:type="spellStart"/>
-      <w:r>
-        <w:rPr>
-          <w:rFonts w:ascii="Times New Roman" w:hAnsi="Times New Roman" w:cs="Times New Roman"/>
-          <w:color w:val="000000" w:themeColor="text1"/>
-          <w:lang w:val="en-US"/>
-        </w:rPr>
-        <w:t>u+rwx</w:t>
-      </w:r>
-      <w:proofErr w:type="spellEnd"/>
-      <w:r>
-        <w:rPr>
-          <w:rFonts w:ascii="Times New Roman" w:hAnsi="Times New Roman" w:cs="Times New Roman"/>
-          <w:color w:val="000000" w:themeColor="text1"/>
-          <w:lang w:val="en-US"/>
-        </w:rPr>
-        <w:t xml:space="preserve"> </w:t>
-      </w:r>
-      <w:proofErr w:type="spellStart"/>
-      <w:r>
-        <w:rPr>
-          <w:rFonts w:ascii="Times New Roman" w:hAnsi="Times New Roman" w:cs="Times New Roman"/>
-          <w:color w:val="000000" w:themeColor="text1"/>
-          <w:lang w:val="en-US"/>
-        </w:rPr>
-        <w:t>leafeon</w:t>
-      </w:r>
-      <w:proofErr w:type="spellEnd"/>
-      <w:r>
-        <w:rPr>
-          <w:rFonts w:ascii="Times New Roman" w:hAnsi="Times New Roman" w:cs="Times New Roman"/>
-          <w:color w:val="000000" w:themeColor="text1"/>
-          <w:lang w:val="en-US"/>
-        </w:rPr>
-        <w:t>/</w:t>
-      </w:r>
-      <w:proofErr w:type="spellStart"/>
-      <w:r>
-        <w:rPr>
-          <w:rFonts w:ascii="Times New Roman" w:hAnsi="Times New Roman" w:cs="Times New Roman"/>
-          <w:color w:val="000000" w:themeColor="text1"/>
-          <w:lang w:val="en-US"/>
-        </w:rPr>
-        <w:t>wynaut</w:t>
-      </w:r>
-      <w:proofErr w:type="spellEnd"/>
-    </w:p>
-    <w:p>
-      <w:pPr>
-        <w:ind w:firstLine="708"/>
-        <w:rPr>
-          <w:rFonts w:ascii="Times New Roman" w:hAnsi="Times New Roman" w:cs="Times New Roman"/>
-          <w:color w:val="000000" w:themeColor="text1"/>
-          <w:lang w:val="en-US"/>
-        </w:rPr>
-      </w:pPr>
-      <w:proofErr w:type="spellStart"/>
-      <w:r>
-        <w:rPr>
-          <w:rFonts w:ascii="Times New Roman" w:hAnsi="Times New Roman" w:cs="Times New Roman"/>
-          <w:color w:val="000000" w:themeColor="text1"/>
-          <w:lang w:val="en-US"/>
-        </w:rPr>
-        <w:t>chmod</w:t>
-      </w:r>
-      <w:proofErr w:type="spellEnd"/>
-      <w:r>
-        <w:rPr>
-          <w:rFonts w:ascii="Times New Roman" w:hAnsi="Times New Roman" w:cs="Times New Roman"/>
-          <w:color w:val="000000" w:themeColor="text1"/>
-          <w:lang w:val="en-US"/>
-        </w:rPr>
-        <w:t xml:space="preserve"> </w:t>
-      </w:r>
-      <w:proofErr w:type="spellStart"/>
-      <w:r>
-        <w:rPr>
-          <w:rFonts w:ascii="Times New Roman" w:hAnsi="Times New Roman" w:cs="Times New Roman"/>
-          <w:color w:val="000000" w:themeColor="text1"/>
-          <w:lang w:val="en-US"/>
-        </w:rPr>
-        <w:t>u+rwx</w:t>
-      </w:r>
-      <w:proofErr w:type="spellEnd"/>
-      <w:r>
-        <w:rPr>
-          <w:rFonts w:ascii="Times New Roman" w:hAnsi="Times New Roman" w:cs="Times New Roman"/>
-          <w:color w:val="000000" w:themeColor="text1"/>
-          <w:lang w:val="en-US"/>
-        </w:rPr>
-        <w:t xml:space="preserve"> </w:t>
-      </w:r>
-      <w:proofErr w:type="spellStart"/>
-      <w:r>
-        <w:rPr>
-          <w:rFonts w:ascii="Times New Roman" w:hAnsi="Times New Roman" w:cs="Times New Roman"/>
-          <w:color w:val="000000" w:themeColor="text1"/>
-          <w:lang w:val="en-US"/>
-        </w:rPr>
-        <w:t>leafeon</w:t>
-      </w:r>
-      <w:proofErr w:type="spellEnd"/>
-      <w:r>
-        <w:rPr>
-          <w:rFonts w:ascii="Times New Roman" w:hAnsi="Times New Roman" w:cs="Times New Roman"/>
-          <w:color w:val="000000" w:themeColor="text1"/>
-          <w:lang w:val="en-US"/>
-        </w:rPr>
-        <w:t>/</w:t>
-      </w:r>
-      <w:proofErr w:type="spellStart"/>
-      <w:r>
-        <w:rPr>
-          <w:rFonts w:ascii="Times New Roman" w:hAnsi="Times New Roman" w:cs="Times New Roman"/>
-          <w:color w:val="000000" w:themeColor="text1"/>
-          <w:lang w:val="en-US"/>
-        </w:rPr>
-        <w:t>beautifly</w:t>
-      </w:r>
-      <w:proofErr w:type="spellEnd"/>
-    </w:p>
-    <w:p>
-      <w:pPr>
-        <w:ind w:firstLine="708"/>
-        <w:rPr>
-          <w:rFonts w:ascii="Times New Roman" w:hAnsi="Times New Roman" w:cs="Times New Roman"/>
-          <w:color w:val="000000" w:themeColor="text1"/>
-          <w:lang w:val="en-US"/>
-        </w:rPr>
-      </w:pPr>
-      <w:proofErr w:type="spellStart"/>
-      <w:r>
-        <w:rPr>
-          <w:rFonts w:ascii="Times New Roman" w:hAnsi="Times New Roman" w:cs="Times New Roman"/>
-          <w:color w:val="000000" w:themeColor="text1"/>
-          <w:lang w:val="en-US"/>
-        </w:rPr>
-        <w:t>chmod</w:t>
-      </w:r>
-      <w:proofErr w:type="spellEnd"/>
-      <w:r>
-        <w:rPr>
-          <w:rFonts w:ascii="Times New Roman" w:hAnsi="Times New Roman" w:cs="Times New Roman"/>
-          <w:color w:val="000000" w:themeColor="text1"/>
-          <w:lang w:val="en-US"/>
-        </w:rPr>
-        <w:t xml:space="preserve"> -R </w:t>
-      </w:r>
-      <w:proofErr w:type="spellStart"/>
-      <w:r>
-        <w:rPr>
-          <w:rFonts w:ascii="Times New Roman" w:hAnsi="Times New Roman" w:cs="Times New Roman"/>
-          <w:color w:val="000000" w:themeColor="text1"/>
-          <w:lang w:val="en-US"/>
-        </w:rPr>
-        <w:t>u+rwx</w:t>
-      </w:r>
-      <w:proofErr w:type="spellEnd"/>
-      <w:r>
-        <w:rPr>
-          <w:rFonts w:ascii="Times New Roman" w:hAnsi="Times New Roman" w:cs="Times New Roman"/>
-          <w:color w:val="000000" w:themeColor="text1"/>
-          <w:lang w:val="en-US"/>
-        </w:rPr>
-        <w:t xml:space="preserve"> </w:t>
-      </w:r>
-      <w:proofErr w:type="spellStart"/>
-      <w:r>
-        <w:rPr>
-          <w:rFonts w:ascii="Times New Roman" w:hAnsi="Times New Roman" w:cs="Times New Roman"/>
-          <w:color w:val="000000" w:themeColor="text1"/>
-          <w:lang w:val="en-US"/>
-        </w:rPr>
-        <w:t>leafeon</w:t>
-      </w:r>
-      <w:proofErr w:type="spellEnd"/>
-    </w:p>
-    <w:p>
-      <w:pPr>
-        <w:ind w:firstLine="708"/>
-        <w:rPr>
-          <w:rFonts w:ascii="Times New Roman" w:hAnsi="Times New Roman" w:cs="Times New Roman"/>
-          <w:color w:val="000000" w:themeColor="text1"/>
-        </w:rPr>
-      </w:pPr>
-      <w:r>
-        <w:rPr>
-          <w:rFonts w:ascii="Times New Roman" w:hAnsi="Times New Roman" w:cs="Times New Roman"/>
-          <w:color w:val="000000" w:themeColor="text1"/>
-          <w:lang w:val="en-US"/>
-        </w:rPr>
-        <w:t>rm</w:t>
-      </w:r>
-      <w:r>
-        <w:rPr>
-          <w:rFonts w:ascii="Times New Roman" w:hAnsi="Times New Roman" w:cs="Times New Roman"/>
-          <w:color w:val="000000" w:themeColor="text1"/>
-        </w:rPr>
-        <w:t xml:space="preserve"> -</w:t>
-      </w:r>
-      <w:r>
-        <w:rPr>
-          <w:rFonts w:ascii="Times New Roman" w:hAnsi="Times New Roman" w:cs="Times New Roman"/>
-          <w:color w:val="000000" w:themeColor="text1"/>
-          <w:lang w:val="en-US"/>
-        </w:rPr>
-        <w:t>rf</w:t>
-      </w:r>
-      <w:r>
-        <w:rPr>
-          <w:rFonts w:ascii="Times New Roman" w:hAnsi="Times New Roman" w:cs="Times New Roman"/>
-          <w:color w:val="000000" w:themeColor="text1"/>
-        </w:rPr>
-        <w:t xml:space="preserve"> </w:t>
-      </w:r>
-      <w:proofErr w:type="spellStart"/>
-      <w:r>
-        <w:rPr>
-          <w:rFonts w:ascii="Times New Roman" w:hAnsi="Times New Roman" w:cs="Times New Roman"/>
-          <w:color w:val="000000" w:themeColor="text1"/>
-          <w:lang w:val="en-US"/>
-        </w:rPr>
-        <w:t>leafeon</w:t>
-      </w:r>
-      <w:proofErr w:type="spellEnd"/>
     </w:p>
     <w:p>
       <w:pPr>
@@ -6149,30 +4583,14 @@
           <w:color w:val="000000" w:themeColor="text1"/>
         </w:rPr>
       </w:pPr>
-      <w:hyperlink r:id="rId20" w:history="1">
+      <w:hyperlink r:id="rId22" w:history="1">
         <w:r>
           <w:rPr>
             <w:rStyle w:val="ac"/>
             <w:rFonts w:ascii="Times New Roman" w:hAnsi="Times New Roman" w:cs="Times New Roman"/>
             <w:color w:val="000000" w:themeColor="text1"/>
           </w:rPr>
-          <w:t>https://github.com/124476/itmo/blob/master/opd/lab1/s</w:t>
-        </w:r>
-        <w:r>
-          <w:rPr>
-            <w:rStyle w:val="ac"/>
-            <w:rFonts w:ascii="Times New Roman" w:hAnsi="Times New Roman" w:cs="Times New Roman"/>
-            <w:color w:val="000000" w:themeColor="text1"/>
-          </w:rPr>
-          <w:t>c</w:t>
-        </w:r>
-        <w:r>
-          <w:rPr>
-            <w:rStyle w:val="ac"/>
-            <w:rFonts w:ascii="Times New Roman" w:hAnsi="Times New Roman" w:cs="Times New Roman"/>
-            <w:color w:val="000000" w:themeColor="text1"/>
-          </w:rPr>
-          <w:t>ript</w:t>
+          <w:t>https://github.com/124476/itmo/blob/master/opd/lab1/script</w:t>
         </w:r>
       </w:hyperlink>
     </w:p>
@@ -6232,7 +4650,7 @@
                     <pic:cNvPicPr/>
                   </pic:nvPicPr>
                   <pic:blipFill>
-                    <a:blip r:embed="rId21"/>
+                    <a:blip r:embed="rId23"/>
                     <a:stretch>
                       <a:fillRect/>
                     </a:stretch>
@@ -6263,6 +4681,7 @@
       <w:r>
         <w:rPr>
           <w:rFonts w:ascii="Times New Roman" w:hAnsi="Times New Roman" w:cs="Times New Roman"/>
+          <w:noProof/>
           <w:color w:val="000000" w:themeColor="text1"/>
         </w:rPr>
         <w:drawing>
@@ -6281,7 +4700,7 @@
                     <pic:cNvPicPr/>
                   </pic:nvPicPr>
                   <pic:blipFill>
-                    <a:blip r:embed="rId22"/>
+                    <a:blip r:embed="rId24"/>
                     <a:stretch>
                       <a:fillRect/>
                     </a:stretch>
@@ -6440,8 +4859,8 @@
       </w:r>
     </w:p>
     <w:sectPr>
-      <w:footerReference w:type="default" r:id="rId23"/>
-      <w:footerReference w:type="first" r:id="rId24"/>
+      <w:footerReference w:type="default" r:id="rId25"/>
+      <w:footerReference w:type="first" r:id="rId26"/>
       <w:pgSz w:w="11906" w:h="16838"/>
       <w:pgMar w:top="1134" w:right="850" w:bottom="1134" w:left="1701" w:header="708" w:footer="708" w:gutter="0"/>
       <w:cols w:space="708"/>
@@ -7719,7 +6138,7 @@
   <w:style w:type="paragraph" w:default="1" w:styleId="a">
     <w:name w:val="Normal"/>
     <w:qFormat/>
-    <w:rsid w:val="00D934B9"/>
+    <w:rsid w:val="00AA2030"/>
   </w:style>
   <w:style w:type="paragraph" w:styleId="1">
     <w:name w:val="heading 1"/>

--- a/opd/lab1/report.docx
+++ b/opd/lab1/report.docx
@@ -1581,13 +1581,23 @@
           <w:lang w:val="en-US"/>
         </w:rPr>
       </w:pPr>
-      <w:r>
-        <w:rPr>
-          <w:rFonts w:ascii="Times New Roman" w:hAnsi="Times New Roman" w:cs="Times New Roman"/>
-          <w:color w:val="000000" w:themeColor="text1"/>
-          <w:lang w:val="en-US"/>
-        </w:rPr>
-        <w:t>chmod -R 777 lab0</w:t>
+      <w:proofErr w:type="spellStart"/>
+      <w:r>
+        <w:rPr>
+          <w:rFonts w:ascii="Times New Roman" w:hAnsi="Times New Roman" w:cs="Times New Roman"/>
+          <w:color w:val="000000" w:themeColor="text1"/>
+          <w:lang w:val="en-US"/>
+        </w:rPr>
+        <w:t>chmod</w:t>
+      </w:r>
+      <w:proofErr w:type="spellEnd"/>
+      <w:r>
+        <w:rPr>
+          <w:rFonts w:ascii="Times New Roman" w:hAnsi="Times New Roman" w:cs="Times New Roman"/>
+          <w:color w:val="000000" w:themeColor="text1"/>
+          <w:lang w:val="en-US"/>
+        </w:rPr>
+        <w:t xml:space="preserve"> -R 777 lab0</w:t>
       </w:r>
     </w:p>
     <w:p>
@@ -1651,12 +1661,21 @@
           <w:color w:val="000000" w:themeColor="text1"/>
         </w:rPr>
       </w:pPr>
-      <w:r>
-        <w:rPr>
-          <w:rFonts w:ascii="Times New Roman" w:hAnsi="Times New Roman" w:cs="Times New Roman"/>
-          <w:color w:val="000000" w:themeColor="text1"/>
-        </w:rPr>
-        <w:t>mkdir lab0</w:t>
+      <w:proofErr w:type="spellStart"/>
+      <w:r>
+        <w:rPr>
+          <w:rFonts w:ascii="Times New Roman" w:hAnsi="Times New Roman" w:cs="Times New Roman"/>
+          <w:color w:val="000000" w:themeColor="text1"/>
+        </w:rPr>
+        <w:t>mkdir</w:t>
+      </w:r>
+      <w:proofErr w:type="spellEnd"/>
+      <w:r>
+        <w:rPr>
+          <w:rFonts w:ascii="Times New Roman" w:hAnsi="Times New Roman" w:cs="Times New Roman"/>
+          <w:color w:val="000000" w:themeColor="text1"/>
+        </w:rPr>
+        <w:t xml:space="preserve"> lab0</w:t>
       </w:r>
     </w:p>
     <w:p>
@@ -1667,12 +1686,21 @@
           <w:color w:val="000000" w:themeColor="text1"/>
         </w:rPr>
       </w:pPr>
-      <w:r>
-        <w:rPr>
-          <w:rFonts w:ascii="Times New Roman" w:hAnsi="Times New Roman" w:cs="Times New Roman"/>
-          <w:color w:val="000000" w:themeColor="text1"/>
-        </w:rPr>
-        <w:t>cd lab0</w:t>
+      <w:proofErr w:type="spellStart"/>
+      <w:r>
+        <w:rPr>
+          <w:rFonts w:ascii="Times New Roman" w:hAnsi="Times New Roman" w:cs="Times New Roman"/>
+          <w:color w:val="000000" w:themeColor="text1"/>
+        </w:rPr>
+        <w:t>cd</w:t>
+      </w:r>
+      <w:proofErr w:type="spellEnd"/>
+      <w:r>
+        <w:rPr>
+          <w:rFonts w:ascii="Times New Roman" w:hAnsi="Times New Roman" w:cs="Times New Roman"/>
+          <w:color w:val="000000" w:themeColor="text1"/>
+        </w:rPr>
+        <w:t xml:space="preserve"> lab0</w:t>
       </w:r>
     </w:p>
     <w:p>
@@ -1690,6 +1718,7 @@
         </w:rPr>
         <w:t xml:space="preserve">Для создания директории используем </w:t>
       </w:r>
+      <w:proofErr w:type="spellStart"/>
       <w:r>
         <w:rPr>
           <w:rFonts w:ascii="Times New Roman" w:hAnsi="Times New Roman" w:cs="Times New Roman"/>
@@ -1698,6 +1727,7 @@
         </w:rPr>
         <w:t>mkdir</w:t>
       </w:r>
+      <w:proofErr w:type="spellEnd"/>
       <w:r>
         <w:rPr>
           <w:rFonts w:ascii="Times New Roman" w:hAnsi="Times New Roman" w:cs="Times New Roman"/>
@@ -1744,14 +1774,52 @@
           <w:lang w:val="en-US"/>
         </w:rPr>
       </w:pPr>
-      <w:r>
-        <w:rPr>
-          <w:rFonts w:ascii="Times New Roman" w:hAnsi="Times New Roman" w:cs="Times New Roman"/>
-          <w:color w:val="000000" w:themeColor="text1"/>
-          <w:lang w:val="en-US"/>
-        </w:rPr>
-        <w:t>mkdir -p blastoise/darumaka</w:t>
-      </w:r>
+      <w:proofErr w:type="spellStart"/>
+      <w:r>
+        <w:rPr>
+          <w:rFonts w:ascii="Times New Roman" w:hAnsi="Times New Roman" w:cs="Times New Roman"/>
+          <w:color w:val="000000" w:themeColor="text1"/>
+          <w:lang w:val="en-US"/>
+        </w:rPr>
+        <w:t>mkdir</w:t>
+      </w:r>
+      <w:proofErr w:type="spellEnd"/>
+      <w:r>
+        <w:rPr>
+          <w:rFonts w:ascii="Times New Roman" w:hAnsi="Times New Roman" w:cs="Times New Roman"/>
+          <w:color w:val="000000" w:themeColor="text1"/>
+          <w:lang w:val="en-US"/>
+        </w:rPr>
+        <w:t xml:space="preserve"> -p </w:t>
+      </w:r>
+      <w:proofErr w:type="spellStart"/>
+      <w:r>
+        <w:rPr>
+          <w:rFonts w:ascii="Times New Roman" w:hAnsi="Times New Roman" w:cs="Times New Roman"/>
+          <w:color w:val="000000" w:themeColor="text1"/>
+          <w:lang w:val="en-US"/>
+        </w:rPr>
+        <w:t>blastoise</w:t>
+      </w:r>
+      <w:proofErr w:type="spellEnd"/>
+      <w:r>
+        <w:rPr>
+          <w:rFonts w:ascii="Times New Roman" w:hAnsi="Times New Roman" w:cs="Times New Roman"/>
+          <w:color w:val="000000" w:themeColor="text1"/>
+          <w:lang w:val="en-US"/>
+        </w:rPr>
+        <w:t>/</w:t>
+      </w:r>
+      <w:proofErr w:type="spellStart"/>
+      <w:r>
+        <w:rPr>
+          <w:rFonts w:ascii="Times New Roman" w:hAnsi="Times New Roman" w:cs="Times New Roman"/>
+          <w:color w:val="000000" w:themeColor="text1"/>
+          <w:lang w:val="en-US"/>
+        </w:rPr>
+        <w:t>darumaka</w:t>
+      </w:r>
+      <w:proofErr w:type="spellEnd"/>
       <w:r>
         <w:rPr>
           <w:rFonts w:ascii="Times New Roman" w:hAnsi="Times New Roman" w:cs="Times New Roman"/>
@@ -1759,8 +1827,53 @@
           <w:lang w:val="en-US"/>
         </w:rPr>
         <w:br/>
-        <w:t>mkdir -p blastoise/gastrodon</w:t>
-      </w:r>
+      </w:r>
+      <w:proofErr w:type="spellStart"/>
+      <w:r>
+        <w:rPr>
+          <w:rFonts w:ascii="Times New Roman" w:hAnsi="Times New Roman" w:cs="Times New Roman"/>
+          <w:color w:val="000000" w:themeColor="text1"/>
+          <w:lang w:val="en-US"/>
+        </w:rPr>
+        <w:t>mkdir</w:t>
+      </w:r>
+      <w:proofErr w:type="spellEnd"/>
+      <w:r>
+        <w:rPr>
+          <w:rFonts w:ascii="Times New Roman" w:hAnsi="Times New Roman" w:cs="Times New Roman"/>
+          <w:color w:val="000000" w:themeColor="text1"/>
+          <w:lang w:val="en-US"/>
+        </w:rPr>
+        <w:t xml:space="preserve"> -p </w:t>
+      </w:r>
+      <w:proofErr w:type="spellStart"/>
+      <w:r>
+        <w:rPr>
+          <w:rFonts w:ascii="Times New Roman" w:hAnsi="Times New Roman" w:cs="Times New Roman"/>
+          <w:color w:val="000000" w:themeColor="text1"/>
+          <w:lang w:val="en-US"/>
+        </w:rPr>
+        <w:t>blastoise</w:t>
+      </w:r>
+      <w:proofErr w:type="spellEnd"/>
+      <w:r>
+        <w:rPr>
+          <w:rFonts w:ascii="Times New Roman" w:hAnsi="Times New Roman" w:cs="Times New Roman"/>
+          <w:color w:val="000000" w:themeColor="text1"/>
+          <w:lang w:val="en-US"/>
+        </w:rPr>
+        <w:t>/</w:t>
+      </w:r>
+      <w:proofErr w:type="spellStart"/>
+      <w:r>
+        <w:rPr>
+          <w:rFonts w:ascii="Times New Roman" w:hAnsi="Times New Roman" w:cs="Times New Roman"/>
+          <w:color w:val="000000" w:themeColor="text1"/>
+          <w:lang w:val="en-US"/>
+        </w:rPr>
+        <w:t>gastrodon</w:t>
+      </w:r>
+      <w:proofErr w:type="spellEnd"/>
       <w:r>
         <w:rPr>
           <w:rFonts w:ascii="Times New Roman" w:hAnsi="Times New Roman" w:cs="Times New Roman"/>
@@ -1768,8 +1881,53 @@
           <w:lang w:val="en-US"/>
         </w:rPr>
         <w:br/>
-        <w:t>mkdir -p blastoise/unfezant</w:t>
-      </w:r>
+      </w:r>
+      <w:proofErr w:type="spellStart"/>
+      <w:r>
+        <w:rPr>
+          <w:rFonts w:ascii="Times New Roman" w:hAnsi="Times New Roman" w:cs="Times New Roman"/>
+          <w:color w:val="000000" w:themeColor="text1"/>
+          <w:lang w:val="en-US"/>
+        </w:rPr>
+        <w:t>mkdir</w:t>
+      </w:r>
+      <w:proofErr w:type="spellEnd"/>
+      <w:r>
+        <w:rPr>
+          <w:rFonts w:ascii="Times New Roman" w:hAnsi="Times New Roman" w:cs="Times New Roman"/>
+          <w:color w:val="000000" w:themeColor="text1"/>
+          <w:lang w:val="en-US"/>
+        </w:rPr>
+        <w:t xml:space="preserve"> -p </w:t>
+      </w:r>
+      <w:proofErr w:type="spellStart"/>
+      <w:r>
+        <w:rPr>
+          <w:rFonts w:ascii="Times New Roman" w:hAnsi="Times New Roman" w:cs="Times New Roman"/>
+          <w:color w:val="000000" w:themeColor="text1"/>
+          <w:lang w:val="en-US"/>
+        </w:rPr>
+        <w:t>blastoise</w:t>
+      </w:r>
+      <w:proofErr w:type="spellEnd"/>
+      <w:r>
+        <w:rPr>
+          <w:rFonts w:ascii="Times New Roman" w:hAnsi="Times New Roman" w:cs="Times New Roman"/>
+          <w:color w:val="000000" w:themeColor="text1"/>
+          <w:lang w:val="en-US"/>
+        </w:rPr>
+        <w:t>/</w:t>
+      </w:r>
+      <w:proofErr w:type="spellStart"/>
+      <w:r>
+        <w:rPr>
+          <w:rFonts w:ascii="Times New Roman" w:hAnsi="Times New Roman" w:cs="Times New Roman"/>
+          <w:color w:val="000000" w:themeColor="text1"/>
+          <w:lang w:val="en-US"/>
+        </w:rPr>
+        <w:t>unfezant</w:t>
+      </w:r>
+      <w:proofErr w:type="spellEnd"/>
     </w:p>
     <w:p>
       <w:pPr>
@@ -1801,8 +1959,36 @@
           <w:color w:val="000000" w:themeColor="text1"/>
           <w:lang w:val="en-US"/>
         </w:rPr>
-        <w:t xml:space="preserve"> = Overland=6 Surface=3 Sky=8 Jump=2 Power2=0 Intelligence=4 Chilled=0 Freezer=0 Stealth=0" &gt;&gt; blastoise/froslass</w:t>
-      </w:r>
+        <w:t xml:space="preserve"> = Overland=6 Surface=3 Sky=8 Jump=2 Power2=0 Intelligence=4 Chilled=0 Freezer=0 Stealth=0" &gt;&gt; </w:t>
+      </w:r>
+      <w:proofErr w:type="spellStart"/>
+      <w:r>
+        <w:rPr>
+          <w:rFonts w:ascii="Times New Roman" w:hAnsi="Times New Roman" w:cs="Times New Roman"/>
+          <w:color w:val="000000" w:themeColor="text1"/>
+          <w:lang w:val="en-US"/>
+        </w:rPr>
+        <w:t>blastoise</w:t>
+      </w:r>
+      <w:proofErr w:type="spellEnd"/>
+      <w:r>
+        <w:rPr>
+          <w:rFonts w:ascii="Times New Roman" w:hAnsi="Times New Roman" w:cs="Times New Roman"/>
+          <w:color w:val="000000" w:themeColor="text1"/>
+          <w:lang w:val="en-US"/>
+        </w:rPr>
+        <w:t>/</w:t>
+      </w:r>
+      <w:proofErr w:type="spellStart"/>
+      <w:r>
+        <w:rPr>
+          <w:rFonts w:ascii="Times New Roman" w:hAnsi="Times New Roman" w:cs="Times New Roman"/>
+          <w:color w:val="000000" w:themeColor="text1"/>
+          <w:lang w:val="en-US"/>
+        </w:rPr>
+        <w:t>froslass</w:t>
+      </w:r>
+      <w:proofErr w:type="spellEnd"/>
       <w:r>
         <w:rPr>
           <w:rFonts w:ascii="Times New Roman" w:hAnsi="Times New Roman" w:cs="Times New Roman"/>
@@ -1825,8 +2011,36 @@
           <w:color w:val="000000" w:themeColor="text1"/>
           <w:lang w:val="en-US"/>
         </w:rPr>
-        <w:t xml:space="preserve"> = Mind Mold Insomnia Forewarn" &gt;&gt; blastoise/drowzee</w:t>
-      </w:r>
+        <w:t xml:space="preserve"> = Mind Mold Insomnia Forewarn" &gt;&gt; </w:t>
+      </w:r>
+      <w:proofErr w:type="spellStart"/>
+      <w:r>
+        <w:rPr>
+          <w:rFonts w:ascii="Times New Roman" w:hAnsi="Times New Roman" w:cs="Times New Roman"/>
+          <w:color w:val="000000" w:themeColor="text1"/>
+          <w:lang w:val="en-US"/>
+        </w:rPr>
+        <w:t>blastoise</w:t>
+      </w:r>
+      <w:proofErr w:type="spellEnd"/>
+      <w:r>
+        <w:rPr>
+          <w:rFonts w:ascii="Times New Roman" w:hAnsi="Times New Roman" w:cs="Times New Roman"/>
+          <w:color w:val="000000" w:themeColor="text1"/>
+          <w:lang w:val="en-US"/>
+        </w:rPr>
+        <w:t>/</w:t>
+      </w:r>
+      <w:proofErr w:type="spellStart"/>
+      <w:r>
+        <w:rPr>
+          <w:rFonts w:ascii="Times New Roman" w:hAnsi="Times New Roman" w:cs="Times New Roman"/>
+          <w:color w:val="000000" w:themeColor="text1"/>
+          <w:lang w:val="en-US"/>
+        </w:rPr>
+        <w:t>drowzee</w:t>
+      </w:r>
+      <w:proofErr w:type="spellEnd"/>
     </w:p>
     <w:p>
       <w:pPr>
@@ -1885,6 +2099,7 @@
         </w:rPr>
         <w:t xml:space="preserve">В пункте 2 для изменения прав использовал </w:t>
       </w:r>
+      <w:proofErr w:type="spellStart"/>
       <w:r>
         <w:rPr>
           <w:rFonts w:ascii="Times New Roman" w:hAnsi="Times New Roman" w:cs="Times New Roman"/>
@@ -1893,6 +2108,7 @@
         </w:rPr>
         <w:t>chmod</w:t>
       </w:r>
+      <w:proofErr w:type="spellEnd"/>
       <w:r>
         <w:rPr>
           <w:rFonts w:ascii="Times New Roman" w:hAnsi="Times New Roman" w:cs="Times New Roman"/>
@@ -1910,14 +2126,52 @@
           <w:lang w:val="en-US"/>
         </w:rPr>
       </w:pPr>
-      <w:r>
-        <w:rPr>
-          <w:rFonts w:ascii="Times New Roman" w:hAnsi="Times New Roman" w:cs="Times New Roman"/>
-          <w:color w:val="000000" w:themeColor="text1"/>
-          <w:lang w:val="en-US"/>
-        </w:rPr>
-        <w:t>chmod 571 blastoise/darumaka</w:t>
-      </w:r>
+      <w:proofErr w:type="spellStart"/>
+      <w:r>
+        <w:rPr>
+          <w:rFonts w:ascii="Times New Roman" w:hAnsi="Times New Roman" w:cs="Times New Roman"/>
+          <w:color w:val="000000" w:themeColor="text1"/>
+          <w:lang w:val="en-US"/>
+        </w:rPr>
+        <w:t>chmod</w:t>
+      </w:r>
+      <w:proofErr w:type="spellEnd"/>
+      <w:r>
+        <w:rPr>
+          <w:rFonts w:ascii="Times New Roman" w:hAnsi="Times New Roman" w:cs="Times New Roman"/>
+          <w:color w:val="000000" w:themeColor="text1"/>
+          <w:lang w:val="en-US"/>
+        </w:rPr>
+        <w:t xml:space="preserve"> 571 </w:t>
+      </w:r>
+      <w:proofErr w:type="spellStart"/>
+      <w:r>
+        <w:rPr>
+          <w:rFonts w:ascii="Times New Roman" w:hAnsi="Times New Roman" w:cs="Times New Roman"/>
+          <w:color w:val="000000" w:themeColor="text1"/>
+          <w:lang w:val="en-US"/>
+        </w:rPr>
+        <w:t>blastoise</w:t>
+      </w:r>
+      <w:proofErr w:type="spellEnd"/>
+      <w:r>
+        <w:rPr>
+          <w:rFonts w:ascii="Times New Roman" w:hAnsi="Times New Roman" w:cs="Times New Roman"/>
+          <w:color w:val="000000" w:themeColor="text1"/>
+          <w:lang w:val="en-US"/>
+        </w:rPr>
+        <w:t>/</w:t>
+      </w:r>
+      <w:proofErr w:type="spellStart"/>
+      <w:r>
+        <w:rPr>
+          <w:rFonts w:ascii="Times New Roman" w:hAnsi="Times New Roman" w:cs="Times New Roman"/>
+          <w:color w:val="000000" w:themeColor="text1"/>
+          <w:lang w:val="en-US"/>
+        </w:rPr>
+        <w:t>darumaka</w:t>
+      </w:r>
+      <w:proofErr w:type="spellEnd"/>
     </w:p>
     <w:p>
       <w:pPr>
@@ -1928,14 +2182,92 @@
           <w:lang w:val="en-US"/>
         </w:rPr>
       </w:pPr>
-      <w:r>
-        <w:rPr>
-          <w:rFonts w:ascii="Times New Roman" w:hAnsi="Times New Roman" w:cs="Times New Roman"/>
-          <w:color w:val="000000" w:themeColor="text1"/>
-          <w:lang w:val="en-US"/>
-        </w:rPr>
-        <w:t>chmod u=rw,g=r,o=r blastoise/froslass</w:t>
-      </w:r>
+      <w:proofErr w:type="spellStart"/>
+      <w:r>
+        <w:rPr>
+          <w:rFonts w:ascii="Times New Roman" w:hAnsi="Times New Roman" w:cs="Times New Roman"/>
+          <w:color w:val="000000" w:themeColor="text1"/>
+          <w:lang w:val="en-US"/>
+        </w:rPr>
+        <w:t>chmod</w:t>
+      </w:r>
+      <w:proofErr w:type="spellEnd"/>
+      <w:r>
+        <w:rPr>
+          <w:rFonts w:ascii="Times New Roman" w:hAnsi="Times New Roman" w:cs="Times New Roman"/>
+          <w:color w:val="000000" w:themeColor="text1"/>
+          <w:lang w:val="en-US"/>
+        </w:rPr>
+        <w:t xml:space="preserve"> u=</w:t>
+      </w:r>
+      <w:proofErr w:type="spellStart"/>
+      <w:proofErr w:type="gramStart"/>
+      <w:r>
+        <w:rPr>
+          <w:rFonts w:ascii="Times New Roman" w:hAnsi="Times New Roman" w:cs="Times New Roman"/>
+          <w:color w:val="000000" w:themeColor="text1"/>
+          <w:lang w:val="en-US"/>
+        </w:rPr>
+        <w:t>rw,g</w:t>
+      </w:r>
+      <w:proofErr w:type="spellEnd"/>
+      <w:proofErr w:type="gramEnd"/>
+      <w:r>
+        <w:rPr>
+          <w:rFonts w:ascii="Times New Roman" w:hAnsi="Times New Roman" w:cs="Times New Roman"/>
+          <w:color w:val="000000" w:themeColor="text1"/>
+          <w:lang w:val="en-US"/>
+        </w:rPr>
+        <w:t>=</w:t>
+      </w:r>
+      <w:proofErr w:type="spellStart"/>
+      <w:proofErr w:type="gramStart"/>
+      <w:r>
+        <w:rPr>
+          <w:rFonts w:ascii="Times New Roman" w:hAnsi="Times New Roman" w:cs="Times New Roman"/>
+          <w:color w:val="000000" w:themeColor="text1"/>
+          <w:lang w:val="en-US"/>
+        </w:rPr>
+        <w:t>r,o</w:t>
+      </w:r>
+      <w:proofErr w:type="spellEnd"/>
+      <w:proofErr w:type="gramEnd"/>
+      <w:r>
+        <w:rPr>
+          <w:rFonts w:ascii="Times New Roman" w:hAnsi="Times New Roman" w:cs="Times New Roman"/>
+          <w:color w:val="000000" w:themeColor="text1"/>
+          <w:lang w:val="en-US"/>
+        </w:rPr>
+        <w:t xml:space="preserve">=r </w:t>
+      </w:r>
+      <w:proofErr w:type="spellStart"/>
+      <w:r>
+        <w:rPr>
+          <w:rFonts w:ascii="Times New Roman" w:hAnsi="Times New Roman" w:cs="Times New Roman"/>
+          <w:color w:val="000000" w:themeColor="text1"/>
+          <w:lang w:val="en-US"/>
+        </w:rPr>
+        <w:t>blastoise</w:t>
+      </w:r>
+      <w:proofErr w:type="spellEnd"/>
+      <w:r>
+        <w:rPr>
+          <w:rFonts w:ascii="Times New Roman" w:hAnsi="Times New Roman" w:cs="Times New Roman"/>
+          <w:color w:val="000000" w:themeColor="text1"/>
+          <w:lang w:val="en-US"/>
+        </w:rPr>
+        <w:t>/</w:t>
+      </w:r>
+      <w:proofErr w:type="spellStart"/>
+      <w:r>
+        <w:rPr>
+          <w:rFonts w:ascii="Times New Roman" w:hAnsi="Times New Roman" w:cs="Times New Roman"/>
+          <w:color w:val="000000" w:themeColor="text1"/>
+          <w:lang w:val="en-US"/>
+        </w:rPr>
+        <w:t>froslass</w:t>
+      </w:r>
+      <w:proofErr w:type="spellEnd"/>
       <w:r>
         <w:rPr>
           <w:rFonts w:ascii="Times New Roman" w:hAnsi="Times New Roman" w:cs="Times New Roman"/>
@@ -2010,13 +2342,63 @@
           <w:color w:val="000000" w:themeColor="text1"/>
         </w:rPr>
       </w:pPr>
-      <w:r>
-        <w:rPr>
-          <w:rFonts w:ascii="Times New Roman" w:hAnsi="Times New Roman" w:cs="Times New Roman"/>
-          <w:color w:val="000000" w:themeColor="text1"/>
-        </w:rPr>
-        <w:t>ln corphish blastoise/drowzeecorphish</w:t>
-      </w:r>
+      <w:proofErr w:type="spellStart"/>
+      <w:r>
+        <w:rPr>
+          <w:rFonts w:ascii="Times New Roman" w:hAnsi="Times New Roman" w:cs="Times New Roman"/>
+          <w:color w:val="000000" w:themeColor="text1"/>
+        </w:rPr>
+        <w:t>ln</w:t>
+      </w:r>
+      <w:proofErr w:type="spellEnd"/>
+      <w:r>
+        <w:rPr>
+          <w:rFonts w:ascii="Times New Roman" w:hAnsi="Times New Roman" w:cs="Times New Roman"/>
+          <w:color w:val="000000" w:themeColor="text1"/>
+        </w:rPr>
+        <w:t xml:space="preserve"> </w:t>
+      </w:r>
+      <w:proofErr w:type="spellStart"/>
+      <w:r>
+        <w:rPr>
+          <w:rFonts w:ascii="Times New Roman" w:hAnsi="Times New Roman" w:cs="Times New Roman"/>
+          <w:color w:val="000000" w:themeColor="text1"/>
+        </w:rPr>
+        <w:t>corphish</w:t>
+      </w:r>
+      <w:proofErr w:type="spellEnd"/>
+      <w:r>
+        <w:rPr>
+          <w:rFonts w:ascii="Times New Roman" w:hAnsi="Times New Roman" w:cs="Times New Roman"/>
+          <w:color w:val="000000" w:themeColor="text1"/>
+        </w:rPr>
+        <w:t xml:space="preserve"> </w:t>
+      </w:r>
+      <w:proofErr w:type="spellStart"/>
+      <w:r>
+        <w:rPr>
+          <w:rFonts w:ascii="Times New Roman" w:hAnsi="Times New Roman" w:cs="Times New Roman"/>
+          <w:color w:val="000000" w:themeColor="text1"/>
+        </w:rPr>
+        <w:t>blastoise</w:t>
+      </w:r>
+      <w:proofErr w:type="spellEnd"/>
+      <w:r>
+        <w:rPr>
+          <w:rFonts w:ascii="Times New Roman" w:hAnsi="Times New Roman" w:cs="Times New Roman"/>
+          <w:color w:val="000000" w:themeColor="text1"/>
+        </w:rPr>
+        <w:t>/</w:t>
+      </w:r>
+      <w:proofErr w:type="spellStart"/>
+      <w:r>
+        <w:rPr>
+          <w:rFonts w:ascii="Times New Roman" w:hAnsi="Times New Roman" w:cs="Times New Roman"/>
+          <w:color w:val="000000" w:themeColor="text1"/>
+        </w:rPr>
+        <w:t>drowzeecorphish</w:t>
+      </w:r>
+      <w:proofErr w:type="spellEnd"/>
     </w:p>
     <w:p>
       <w:pPr>
@@ -2060,6 +2442,7 @@
         </w:rPr>
         <w:t xml:space="preserve">копирую содержимое </w:t>
       </w:r>
+      <w:proofErr w:type="spellStart"/>
       <w:r>
         <w:rPr>
           <w:rFonts w:ascii="Times New Roman" w:hAnsi="Times New Roman" w:cs="Times New Roman"/>
@@ -2068,6 +2451,7 @@
         </w:rPr>
         <w:t>ladyba</w:t>
       </w:r>
+      <w:proofErr w:type="spellEnd"/>
       <w:r>
         <w:rPr>
           <w:rFonts w:ascii="Times New Roman" w:hAnsi="Times New Roman" w:cs="Times New Roman"/>
@@ -2075,6 +2459,8 @@
         </w:rPr>
         <w:t xml:space="preserve"> в </w:t>
       </w:r>
+      <w:proofErr w:type="spellStart"/>
+      <w:proofErr w:type="gramStart"/>
       <w:r>
         <w:rPr>
           <w:rFonts w:ascii="Times New Roman" w:hAnsi="Times New Roman" w:cs="Times New Roman"/>
@@ -2083,6 +2469,7 @@
         </w:rPr>
         <w:t>blastoise</w:t>
       </w:r>
+      <w:proofErr w:type="spellEnd"/>
       <w:r>
         <w:rPr>
           <w:rFonts w:ascii="Times New Roman" w:hAnsi="Times New Roman" w:cs="Times New Roman"/>
@@ -2090,6 +2477,7 @@
         </w:rPr>
         <w:t>.</w:t>
       </w:r>
+      <w:proofErr w:type="spellStart"/>
       <w:r>
         <w:rPr>
           <w:rFonts w:ascii="Times New Roman" w:hAnsi="Times New Roman" w:cs="Times New Roman"/>
@@ -2098,6 +2486,8 @@
         </w:rPr>
         <w:t>drowzeeledyba</w:t>
       </w:r>
+      <w:proofErr w:type="spellEnd"/>
+      <w:proofErr w:type="gramEnd"/>
     </w:p>
     <w:p>
       <w:pPr>
@@ -2114,8 +2504,54 @@
           <w:color w:val="000000" w:themeColor="text1"/>
           <w:lang w:val="en-US"/>
         </w:rPr>
-        <w:t>cp ledyba blastoise/drowzeeledyba</w:t>
-      </w:r>
+        <w:t xml:space="preserve">cp </w:t>
+      </w:r>
+      <w:proofErr w:type="spellStart"/>
+      <w:r>
+        <w:rPr>
+          <w:rFonts w:ascii="Times New Roman" w:hAnsi="Times New Roman" w:cs="Times New Roman"/>
+          <w:color w:val="000000" w:themeColor="text1"/>
+          <w:lang w:val="en-US"/>
+        </w:rPr>
+        <w:t>ledyba</w:t>
+      </w:r>
+      <w:proofErr w:type="spellEnd"/>
+      <w:r>
+        <w:rPr>
+          <w:rFonts w:ascii="Times New Roman" w:hAnsi="Times New Roman" w:cs="Times New Roman"/>
+          <w:color w:val="000000" w:themeColor="text1"/>
+          <w:lang w:val="en-US"/>
+        </w:rPr>
+        <w:t xml:space="preserve"> </w:t>
+      </w:r>
+      <w:proofErr w:type="spellStart"/>
+      <w:r>
+        <w:rPr>
+          <w:rFonts w:ascii="Times New Roman" w:hAnsi="Times New Roman" w:cs="Times New Roman"/>
+          <w:color w:val="000000" w:themeColor="text1"/>
+          <w:lang w:val="en-US"/>
+        </w:rPr>
+        <w:t>blastoise</w:t>
+      </w:r>
+      <w:proofErr w:type="spellEnd"/>
+      <w:r>
+        <w:rPr>
+          <w:rFonts w:ascii="Times New Roman" w:hAnsi="Times New Roman" w:cs="Times New Roman"/>
+          <w:color w:val="000000" w:themeColor="text1"/>
+          <w:lang w:val="en-US"/>
+        </w:rPr>
+        <w:t>/</w:t>
+      </w:r>
+      <w:proofErr w:type="spellStart"/>
+      <w:r>
+        <w:rPr>
+          <w:rFonts w:ascii="Times New Roman" w:hAnsi="Times New Roman" w:cs="Times New Roman"/>
+          <w:color w:val="000000" w:themeColor="text1"/>
+          <w:lang w:val="en-US"/>
+        </w:rPr>
+        <w:t>drowzeeledyba</w:t>
+      </w:r>
+      <w:proofErr w:type="spellEnd"/>
     </w:p>
     <w:p>
       <w:pPr>
@@ -2153,13 +2589,54 @@
           <w:color w:val="000000" w:themeColor="text1"/>
         </w:rPr>
       </w:pPr>
+      <w:proofErr w:type="spellStart"/>
       <w:r>
         <w:rPr>
           <w:rFonts w:ascii="Times New Roman" w:hAnsi="Times New Roman" w:cs="Times New Roman"/>
           <w:color w:val="000000" w:themeColor="text1"/>
         </w:rPr>
         <w:lastRenderedPageBreak/>
-        <w:t>chmod u+r blastoise # Возвращаем права для чтения</w:t>
+        <w:t>chmod</w:t>
+      </w:r>
+      <w:proofErr w:type="spellEnd"/>
+      <w:r>
+        <w:rPr>
+          <w:rFonts w:ascii="Times New Roman" w:hAnsi="Times New Roman" w:cs="Times New Roman"/>
+          <w:color w:val="000000" w:themeColor="text1"/>
+        </w:rPr>
+        <w:t xml:space="preserve"> </w:t>
+      </w:r>
+      <w:proofErr w:type="spellStart"/>
+      <w:r>
+        <w:rPr>
+          <w:rFonts w:ascii="Times New Roman" w:hAnsi="Times New Roman" w:cs="Times New Roman"/>
+          <w:color w:val="000000" w:themeColor="text1"/>
+        </w:rPr>
+        <w:t>u+r</w:t>
+      </w:r>
+      <w:proofErr w:type="spellEnd"/>
+      <w:r>
+        <w:rPr>
+          <w:rFonts w:ascii="Times New Roman" w:hAnsi="Times New Roman" w:cs="Times New Roman"/>
+          <w:color w:val="000000" w:themeColor="text1"/>
+        </w:rPr>
+        <w:t xml:space="preserve"> </w:t>
+      </w:r>
+      <w:proofErr w:type="spellStart"/>
+      <w:r>
+        <w:rPr>
+          <w:rFonts w:ascii="Times New Roman" w:hAnsi="Times New Roman" w:cs="Times New Roman"/>
+          <w:color w:val="000000" w:themeColor="text1"/>
+        </w:rPr>
+        <w:t>blastoise</w:t>
+      </w:r>
+      <w:proofErr w:type="spellEnd"/>
+      <w:r>
+        <w:rPr>
+          <w:rFonts w:ascii="Times New Roman" w:hAnsi="Times New Roman" w:cs="Times New Roman"/>
+          <w:color w:val="000000" w:themeColor="text1"/>
+        </w:rPr>
+        <w:t xml:space="preserve"> # Возвращаем права для чтения</w:t>
       </w:r>
     </w:p>
     <w:p>
@@ -2171,14 +2648,70 @@
           <w:lang w:val="en-US"/>
         </w:rPr>
       </w:pPr>
-      <w:r>
-        <w:rPr>
-          <w:rFonts w:ascii="Times New Roman" w:hAnsi="Times New Roman" w:cs="Times New Roman"/>
-          <w:color w:val="000000" w:themeColor="text1"/>
-          <w:lang w:val="en-US"/>
-        </w:rPr>
-        <w:t>chmod u=rwx leafeon/swampert</w:t>
-      </w:r>
+      <w:proofErr w:type="spellStart"/>
+      <w:r>
+        <w:rPr>
+          <w:rFonts w:ascii="Times New Roman" w:hAnsi="Times New Roman" w:cs="Times New Roman"/>
+          <w:color w:val="000000" w:themeColor="text1"/>
+          <w:lang w:val="en-US"/>
+        </w:rPr>
+        <w:t>chmod</w:t>
+      </w:r>
+      <w:proofErr w:type="spellEnd"/>
+      <w:r>
+        <w:rPr>
+          <w:rFonts w:ascii="Times New Roman" w:hAnsi="Times New Roman" w:cs="Times New Roman"/>
+          <w:color w:val="000000" w:themeColor="text1"/>
+          <w:lang w:val="en-US"/>
+        </w:rPr>
+        <w:t xml:space="preserve"> u=</w:t>
+      </w:r>
+      <w:proofErr w:type="spellStart"/>
+      <w:r>
+        <w:rPr>
+          <w:rFonts w:ascii="Times New Roman" w:hAnsi="Times New Roman" w:cs="Times New Roman"/>
+          <w:color w:val="000000" w:themeColor="text1"/>
+          <w:lang w:val="en-US"/>
+        </w:rPr>
+        <w:t>rwx</w:t>
+      </w:r>
+      <w:proofErr w:type="spellEnd"/>
+      <w:r>
+        <w:rPr>
+          <w:rFonts w:ascii="Times New Roman" w:hAnsi="Times New Roman" w:cs="Times New Roman"/>
+          <w:color w:val="000000" w:themeColor="text1"/>
+          <w:lang w:val="en-US"/>
+        </w:rPr>
+        <w:t xml:space="preserve"> </w:t>
+      </w:r>
+      <w:proofErr w:type="spellStart"/>
+      <w:r>
+        <w:rPr>
+          <w:rFonts w:ascii="Times New Roman" w:hAnsi="Times New Roman" w:cs="Times New Roman"/>
+          <w:color w:val="000000" w:themeColor="text1"/>
+          <w:lang w:val="en-US"/>
+        </w:rPr>
+        <w:t>leafeon</w:t>
+      </w:r>
+      <w:proofErr w:type="spellEnd"/>
+      <w:r>
+        <w:rPr>
+          <w:rFonts w:ascii="Times New Roman" w:hAnsi="Times New Roman" w:cs="Times New Roman"/>
+          <w:color w:val="000000" w:themeColor="text1"/>
+          <w:lang w:val="en-US"/>
+        </w:rPr>
+        <w:t>/</w:t>
+      </w:r>
+      <w:proofErr w:type="spellStart"/>
+      <w:r>
+        <w:rPr>
+          <w:rFonts w:ascii="Times New Roman" w:hAnsi="Times New Roman" w:cs="Times New Roman"/>
+          <w:color w:val="000000" w:themeColor="text1"/>
+          <w:lang w:val="en-US"/>
+        </w:rPr>
+        <w:t>swampert</w:t>
+      </w:r>
+      <w:proofErr w:type="spellEnd"/>
     </w:p>
     <w:p>
       <w:pPr>
@@ -2195,7 +2728,79 @@
           <w:color w:val="000000" w:themeColor="text1"/>
           <w:lang w:val="en-US"/>
         </w:rPr>
-        <w:t>cat blastoise/drowzee leafeon/swampert &gt; steelix_80</w:t>
+        <w:t xml:space="preserve">cat </w:t>
+      </w:r>
+      <w:proofErr w:type="spellStart"/>
+      <w:r>
+        <w:rPr>
+          <w:rFonts w:ascii="Times New Roman" w:hAnsi="Times New Roman" w:cs="Times New Roman"/>
+          <w:color w:val="000000" w:themeColor="text1"/>
+          <w:lang w:val="en-US"/>
+        </w:rPr>
+        <w:t>blastoise</w:t>
+      </w:r>
+      <w:proofErr w:type="spellEnd"/>
+      <w:r>
+        <w:rPr>
+          <w:rFonts w:ascii="Times New Roman" w:hAnsi="Times New Roman" w:cs="Times New Roman"/>
+          <w:color w:val="000000" w:themeColor="text1"/>
+          <w:lang w:val="en-US"/>
+        </w:rPr>
+        <w:t>/</w:t>
+      </w:r>
+      <w:proofErr w:type="spellStart"/>
+      <w:r>
+        <w:rPr>
+          <w:rFonts w:ascii="Times New Roman" w:hAnsi="Times New Roman" w:cs="Times New Roman"/>
+          <w:color w:val="000000" w:themeColor="text1"/>
+          <w:lang w:val="en-US"/>
+        </w:rPr>
+        <w:t>drowzee</w:t>
+      </w:r>
+      <w:proofErr w:type="spellEnd"/>
+      <w:r>
+        <w:rPr>
+          <w:rFonts w:ascii="Times New Roman" w:hAnsi="Times New Roman" w:cs="Times New Roman"/>
+          <w:color w:val="000000" w:themeColor="text1"/>
+          <w:lang w:val="en-US"/>
+        </w:rPr>
+        <w:t xml:space="preserve"> </w:t>
+      </w:r>
+      <w:proofErr w:type="spellStart"/>
+      <w:r>
+        <w:rPr>
+          <w:rFonts w:ascii="Times New Roman" w:hAnsi="Times New Roman" w:cs="Times New Roman"/>
+          <w:color w:val="000000" w:themeColor="text1"/>
+          <w:lang w:val="en-US"/>
+        </w:rPr>
+        <w:t>leafeon</w:t>
+      </w:r>
+      <w:proofErr w:type="spellEnd"/>
+      <w:r>
+        <w:rPr>
+          <w:rFonts w:ascii="Times New Roman" w:hAnsi="Times New Roman" w:cs="Times New Roman"/>
+          <w:color w:val="000000" w:themeColor="text1"/>
+          <w:lang w:val="en-US"/>
+        </w:rPr>
+        <w:t>/</w:t>
+      </w:r>
+      <w:proofErr w:type="spellStart"/>
+      <w:r>
+        <w:rPr>
+          <w:rFonts w:ascii="Times New Roman" w:hAnsi="Times New Roman" w:cs="Times New Roman"/>
+          <w:color w:val="000000" w:themeColor="text1"/>
+          <w:lang w:val="en-US"/>
+        </w:rPr>
+        <w:t>swampert</w:t>
+      </w:r>
+      <w:proofErr w:type="spellEnd"/>
+      <w:r>
+        <w:rPr>
+          <w:rFonts w:ascii="Times New Roman" w:hAnsi="Times New Roman" w:cs="Times New Roman"/>
+          <w:color w:val="000000" w:themeColor="text1"/>
+          <w:lang w:val="en-US"/>
+        </w:rPr>
+        <w:t xml:space="preserve"> &gt; steelix_80</w:t>
       </w:r>
     </w:p>
     <w:p>
@@ -2206,12 +2811,53 @@
           <w:color w:val="000000" w:themeColor="text1"/>
         </w:rPr>
       </w:pPr>
-      <w:r>
-        <w:rPr>
-          <w:rFonts w:ascii="Times New Roman" w:hAnsi="Times New Roman" w:cs="Times New Roman"/>
-          <w:color w:val="000000" w:themeColor="text1"/>
-        </w:rPr>
-        <w:t>chmod u=- leafeon/swampert # Убираем права для чтения</w:t>
+      <w:proofErr w:type="spellStart"/>
+      <w:r>
+        <w:rPr>
+          <w:rFonts w:ascii="Times New Roman" w:hAnsi="Times New Roman" w:cs="Times New Roman"/>
+          <w:color w:val="000000" w:themeColor="text1"/>
+        </w:rPr>
+        <w:t>chmod</w:t>
+      </w:r>
+      <w:proofErr w:type="spellEnd"/>
+      <w:r>
+        <w:rPr>
+          <w:rFonts w:ascii="Times New Roman" w:hAnsi="Times New Roman" w:cs="Times New Roman"/>
+          <w:color w:val="000000" w:themeColor="text1"/>
+        </w:rPr>
+        <w:t xml:space="preserve"> u=- </w:t>
+      </w:r>
+      <w:proofErr w:type="spellStart"/>
+      <w:r>
+        <w:rPr>
+          <w:rFonts w:ascii="Times New Roman" w:hAnsi="Times New Roman" w:cs="Times New Roman"/>
+          <w:color w:val="000000" w:themeColor="text1"/>
+        </w:rPr>
+        <w:t>leafeon</w:t>
+      </w:r>
+      <w:proofErr w:type="spellEnd"/>
+      <w:r>
+        <w:rPr>
+          <w:rFonts w:ascii="Times New Roman" w:hAnsi="Times New Roman" w:cs="Times New Roman"/>
+          <w:color w:val="000000" w:themeColor="text1"/>
+        </w:rPr>
+        <w:t>/</w:t>
+      </w:r>
+      <w:proofErr w:type="spellStart"/>
+      <w:r>
+        <w:rPr>
+          <w:rFonts w:ascii="Times New Roman" w:hAnsi="Times New Roman" w:cs="Times New Roman"/>
+          <w:color w:val="000000" w:themeColor="text1"/>
+        </w:rPr>
+        <w:t>swampert</w:t>
+      </w:r>
+      <w:proofErr w:type="spellEnd"/>
+      <w:r>
+        <w:rPr>
+          <w:rFonts w:ascii="Times New Roman" w:hAnsi="Times New Roman" w:cs="Times New Roman"/>
+          <w:color w:val="000000" w:themeColor="text1"/>
+        </w:rPr>
+        <w:t xml:space="preserve"> # Убираем права для чтения</w:t>
       </w:r>
     </w:p>
     <w:p>
@@ -2222,13 +2868,31 @@
           <w:color w:val="000000" w:themeColor="text1"/>
         </w:rPr>
       </w:pPr>
-      <w:r>
-        <w:rPr>
-          <w:rFonts w:ascii="Times New Roman" w:hAnsi="Times New Roman" w:cs="Times New Roman"/>
-          <w:color w:val="000000" w:themeColor="text1"/>
-        </w:rPr>
-        <w:t>chmod u-r blastoise</w:t>
-      </w:r>
+      <w:proofErr w:type="spellStart"/>
+      <w:r>
+        <w:rPr>
+          <w:rFonts w:ascii="Times New Roman" w:hAnsi="Times New Roman" w:cs="Times New Roman"/>
+          <w:color w:val="000000" w:themeColor="text1"/>
+        </w:rPr>
+        <w:t>chmod</w:t>
+      </w:r>
+      <w:proofErr w:type="spellEnd"/>
+      <w:r>
+        <w:rPr>
+          <w:rFonts w:ascii="Times New Roman" w:hAnsi="Times New Roman" w:cs="Times New Roman"/>
+          <w:color w:val="000000" w:themeColor="text1"/>
+        </w:rPr>
+        <w:t xml:space="preserve"> u-r </w:t>
+      </w:r>
+      <w:proofErr w:type="spellStart"/>
+      <w:r>
+        <w:rPr>
+          <w:rFonts w:ascii="Times New Roman" w:hAnsi="Times New Roman" w:cs="Times New Roman"/>
+          <w:color w:val="000000" w:themeColor="text1"/>
+        </w:rPr>
+        <w:t>blastoise</w:t>
+      </w:r>
+      <w:proofErr w:type="spellEnd"/>
     </w:p>
     <w:p>
       <w:pPr>
@@ -2289,13 +2953,63 @@
           <w:color w:val="000000" w:themeColor="text1"/>
         </w:rPr>
       </w:pPr>
-      <w:r>
-        <w:rPr>
-          <w:rFonts w:ascii="Times New Roman" w:hAnsi="Times New Roman" w:cs="Times New Roman"/>
-          <w:color w:val="000000" w:themeColor="text1"/>
-        </w:rPr>
-        <w:t>cp ledyba leafeon/wynaut</w:t>
-      </w:r>
+      <w:proofErr w:type="spellStart"/>
+      <w:r>
+        <w:rPr>
+          <w:rFonts w:ascii="Times New Roman" w:hAnsi="Times New Roman" w:cs="Times New Roman"/>
+          <w:color w:val="000000" w:themeColor="text1"/>
+        </w:rPr>
+        <w:t>cp</w:t>
+      </w:r>
+      <w:proofErr w:type="spellEnd"/>
+      <w:r>
+        <w:rPr>
+          <w:rFonts w:ascii="Times New Roman" w:hAnsi="Times New Roman" w:cs="Times New Roman"/>
+          <w:color w:val="000000" w:themeColor="text1"/>
+        </w:rPr>
+        <w:t xml:space="preserve"> </w:t>
+      </w:r>
+      <w:proofErr w:type="spellStart"/>
+      <w:r>
+        <w:rPr>
+          <w:rFonts w:ascii="Times New Roman" w:hAnsi="Times New Roman" w:cs="Times New Roman"/>
+          <w:color w:val="000000" w:themeColor="text1"/>
+        </w:rPr>
+        <w:t>ledyba</w:t>
+      </w:r>
+      <w:proofErr w:type="spellEnd"/>
+      <w:r>
+        <w:rPr>
+          <w:rFonts w:ascii="Times New Roman" w:hAnsi="Times New Roman" w:cs="Times New Roman"/>
+          <w:color w:val="000000" w:themeColor="text1"/>
+        </w:rPr>
+        <w:t xml:space="preserve"> </w:t>
+      </w:r>
+      <w:proofErr w:type="spellStart"/>
+      <w:r>
+        <w:rPr>
+          <w:rFonts w:ascii="Times New Roman" w:hAnsi="Times New Roman" w:cs="Times New Roman"/>
+          <w:color w:val="000000" w:themeColor="text1"/>
+        </w:rPr>
+        <w:t>leafeon</w:t>
+      </w:r>
+      <w:proofErr w:type="spellEnd"/>
+      <w:r>
+        <w:rPr>
+          <w:rFonts w:ascii="Times New Roman" w:hAnsi="Times New Roman" w:cs="Times New Roman"/>
+          <w:color w:val="000000" w:themeColor="text1"/>
+        </w:rPr>
+        <w:t>/</w:t>
+      </w:r>
+      <w:proofErr w:type="spellStart"/>
+      <w:r>
+        <w:rPr>
+          <w:rFonts w:ascii="Times New Roman" w:hAnsi="Times New Roman" w:cs="Times New Roman"/>
+          <w:color w:val="000000" w:themeColor="text1"/>
+        </w:rPr>
+        <w:t>wynaut</w:t>
+      </w:r>
+      <w:proofErr w:type="spellEnd"/>
     </w:p>
     <w:p>
       <w:pPr>
@@ -2316,6 +3030,7 @@
         </w:rPr>
         <w:t xml:space="preserve">В 5 подпункте создал символическую ссылку на директорию </w:t>
       </w:r>
+      <w:proofErr w:type="spellStart"/>
       <w:r>
         <w:rPr>
           <w:rFonts w:ascii="Times New Roman" w:hAnsi="Times New Roman" w:cs="Times New Roman"/>
@@ -2324,6 +3039,7 @@
         </w:rPr>
         <w:t>munna</w:t>
       </w:r>
+      <w:proofErr w:type="spellEnd"/>
     </w:p>
     <w:p>
       <w:pPr>
@@ -2363,6 +3079,7 @@
         </w:rPr>
         <w:t xml:space="preserve"> </w:t>
       </w:r>
+      <w:proofErr w:type="spellStart"/>
       <w:r>
         <w:rPr>
           <w:rFonts w:ascii="Times New Roman" w:hAnsi="Times New Roman" w:cs="Times New Roman"/>
@@ -2371,6 +3088,7 @@
         </w:rPr>
         <w:t>munna</w:t>
       </w:r>
+      <w:proofErr w:type="spellEnd"/>
       <w:r>
         <w:rPr>
           <w:rFonts w:ascii="Times New Roman" w:hAnsi="Times New Roman" w:cs="Times New Roman"/>
@@ -2413,6 +3131,7 @@
         </w:rPr>
         <w:t xml:space="preserve">В 6 подпункте рекурсивно скопировал директорию </w:t>
       </w:r>
+      <w:proofErr w:type="spellStart"/>
       <w:r>
         <w:rPr>
           <w:rFonts w:ascii="Times New Roman" w:hAnsi="Times New Roman" w:cs="Times New Roman"/>
@@ -2421,6 +3140,7 @@
         </w:rPr>
         <w:t>munna</w:t>
       </w:r>
+      <w:proofErr w:type="spellEnd"/>
       <w:r>
         <w:rPr>
           <w:rFonts w:ascii="Times New Roman" w:hAnsi="Times New Roman" w:cs="Times New Roman"/>
@@ -2428,6 +3148,7 @@
         </w:rPr>
         <w:t xml:space="preserve"> в </w:t>
       </w:r>
+      <w:proofErr w:type="spellStart"/>
       <w:r>
         <w:rPr>
           <w:rFonts w:ascii="Times New Roman" w:hAnsi="Times New Roman" w:cs="Times New Roman"/>
@@ -2436,6 +3157,7 @@
         </w:rPr>
         <w:t>blastoise</w:t>
       </w:r>
+      <w:proofErr w:type="spellEnd"/>
       <w:r>
         <w:rPr>
           <w:rFonts w:ascii="Times New Roman" w:hAnsi="Times New Roman" w:cs="Times New Roman"/>
@@ -2443,6 +3165,7 @@
         </w:rPr>
         <w:t>/</w:t>
       </w:r>
+      <w:proofErr w:type="spellStart"/>
       <w:r>
         <w:rPr>
           <w:rFonts w:ascii="Times New Roman" w:hAnsi="Times New Roman" w:cs="Times New Roman"/>
@@ -2451,6 +3174,7 @@
         </w:rPr>
         <w:t>darumaka</w:t>
       </w:r>
+      <w:proofErr w:type="spellEnd"/>
     </w:p>
     <w:p>
       <w:pPr>
@@ -2461,14 +3185,70 @@
           <w:lang w:val="en-US"/>
         </w:rPr>
       </w:pPr>
-      <w:r>
-        <w:rPr>
-          <w:rFonts w:ascii="Times New Roman" w:hAnsi="Times New Roman" w:cs="Times New Roman"/>
-          <w:color w:val="000000" w:themeColor="text1"/>
-          <w:lang w:val="en-US"/>
-        </w:rPr>
-        <w:t>chmod u+w blastoise/darumaka</w:t>
-      </w:r>
+      <w:proofErr w:type="spellStart"/>
+      <w:r>
+        <w:rPr>
+          <w:rFonts w:ascii="Times New Roman" w:hAnsi="Times New Roman" w:cs="Times New Roman"/>
+          <w:color w:val="000000" w:themeColor="text1"/>
+          <w:lang w:val="en-US"/>
+        </w:rPr>
+        <w:t>chmod</w:t>
+      </w:r>
+      <w:proofErr w:type="spellEnd"/>
+      <w:r>
+        <w:rPr>
+          <w:rFonts w:ascii="Times New Roman" w:hAnsi="Times New Roman" w:cs="Times New Roman"/>
+          <w:color w:val="000000" w:themeColor="text1"/>
+          <w:lang w:val="en-US"/>
+        </w:rPr>
+        <w:t xml:space="preserve"> </w:t>
+      </w:r>
+      <w:proofErr w:type="spellStart"/>
+      <w:r>
+        <w:rPr>
+          <w:rFonts w:ascii="Times New Roman" w:hAnsi="Times New Roman" w:cs="Times New Roman"/>
+          <w:color w:val="000000" w:themeColor="text1"/>
+          <w:lang w:val="en-US"/>
+        </w:rPr>
+        <w:t>u+w</w:t>
+      </w:r>
+      <w:proofErr w:type="spellEnd"/>
+      <w:r>
+        <w:rPr>
+          <w:rFonts w:ascii="Times New Roman" w:hAnsi="Times New Roman" w:cs="Times New Roman"/>
+          <w:color w:val="000000" w:themeColor="text1"/>
+          <w:lang w:val="en-US"/>
+        </w:rPr>
+        <w:t xml:space="preserve"> </w:t>
+      </w:r>
+      <w:proofErr w:type="spellStart"/>
+      <w:r>
+        <w:rPr>
+          <w:rFonts w:ascii="Times New Roman" w:hAnsi="Times New Roman" w:cs="Times New Roman"/>
+          <w:color w:val="000000" w:themeColor="text1"/>
+          <w:lang w:val="en-US"/>
+        </w:rPr>
+        <w:t>blastoise</w:t>
+      </w:r>
+      <w:proofErr w:type="spellEnd"/>
+      <w:r>
+        <w:rPr>
+          <w:rFonts w:ascii="Times New Roman" w:hAnsi="Times New Roman" w:cs="Times New Roman"/>
+          <w:color w:val="000000" w:themeColor="text1"/>
+          <w:lang w:val="en-US"/>
+        </w:rPr>
+        <w:t>/</w:t>
+      </w:r>
+      <w:proofErr w:type="spellStart"/>
+      <w:r>
+        <w:rPr>
+          <w:rFonts w:ascii="Times New Roman" w:hAnsi="Times New Roman" w:cs="Times New Roman"/>
+          <w:color w:val="000000" w:themeColor="text1"/>
+          <w:lang w:val="en-US"/>
+        </w:rPr>
+        <w:t>darumaka</w:t>
+      </w:r>
+      <w:proofErr w:type="spellEnd"/>
     </w:p>
     <w:p>
       <w:pPr>
@@ -2479,14 +3259,70 @@
           <w:lang w:val="en-US"/>
         </w:rPr>
       </w:pPr>
-      <w:r>
-        <w:rPr>
-          <w:rFonts w:ascii="Times New Roman" w:hAnsi="Times New Roman" w:cs="Times New Roman"/>
-          <w:color w:val="000000" w:themeColor="text1"/>
-          <w:lang w:val="en-US"/>
-        </w:rPr>
-        <w:t>chmod u+r munna/timburr</w:t>
-      </w:r>
+      <w:proofErr w:type="spellStart"/>
+      <w:r>
+        <w:rPr>
+          <w:rFonts w:ascii="Times New Roman" w:hAnsi="Times New Roman" w:cs="Times New Roman"/>
+          <w:color w:val="000000" w:themeColor="text1"/>
+          <w:lang w:val="en-US"/>
+        </w:rPr>
+        <w:t>chmod</w:t>
+      </w:r>
+      <w:proofErr w:type="spellEnd"/>
+      <w:r>
+        <w:rPr>
+          <w:rFonts w:ascii="Times New Roman" w:hAnsi="Times New Roman" w:cs="Times New Roman"/>
+          <w:color w:val="000000" w:themeColor="text1"/>
+          <w:lang w:val="en-US"/>
+        </w:rPr>
+        <w:t xml:space="preserve"> </w:t>
+      </w:r>
+      <w:proofErr w:type="spellStart"/>
+      <w:r>
+        <w:rPr>
+          <w:rFonts w:ascii="Times New Roman" w:hAnsi="Times New Roman" w:cs="Times New Roman"/>
+          <w:color w:val="000000" w:themeColor="text1"/>
+          <w:lang w:val="en-US"/>
+        </w:rPr>
+        <w:t>u+r</w:t>
+      </w:r>
+      <w:proofErr w:type="spellEnd"/>
+      <w:r>
+        <w:rPr>
+          <w:rFonts w:ascii="Times New Roman" w:hAnsi="Times New Roman" w:cs="Times New Roman"/>
+          <w:color w:val="000000" w:themeColor="text1"/>
+          <w:lang w:val="en-US"/>
+        </w:rPr>
+        <w:t xml:space="preserve"> </w:t>
+      </w:r>
+      <w:proofErr w:type="spellStart"/>
+      <w:r>
+        <w:rPr>
+          <w:rFonts w:ascii="Times New Roman" w:hAnsi="Times New Roman" w:cs="Times New Roman"/>
+          <w:color w:val="000000" w:themeColor="text1"/>
+          <w:lang w:val="en-US"/>
+        </w:rPr>
+        <w:t>munna</w:t>
+      </w:r>
+      <w:proofErr w:type="spellEnd"/>
+      <w:r>
+        <w:rPr>
+          <w:rFonts w:ascii="Times New Roman" w:hAnsi="Times New Roman" w:cs="Times New Roman"/>
+          <w:color w:val="000000" w:themeColor="text1"/>
+          <w:lang w:val="en-US"/>
+        </w:rPr>
+        <w:t>/</w:t>
+      </w:r>
+      <w:proofErr w:type="spellStart"/>
+      <w:r>
+        <w:rPr>
+          <w:rFonts w:ascii="Times New Roman" w:hAnsi="Times New Roman" w:cs="Times New Roman"/>
+          <w:color w:val="000000" w:themeColor="text1"/>
+          <w:lang w:val="en-US"/>
+        </w:rPr>
+        <w:t>timburr</w:t>
+      </w:r>
+      <w:proofErr w:type="spellEnd"/>
     </w:p>
     <w:p>
       <w:pPr>
@@ -2503,8 +3339,54 @@
           <w:color w:val="000000" w:themeColor="text1"/>
           <w:lang w:val="en-US"/>
         </w:rPr>
-        <w:t>cp -R munna blastoise/darumaka</w:t>
-      </w:r>
+        <w:t xml:space="preserve">cp -R </w:t>
+      </w:r>
+      <w:proofErr w:type="spellStart"/>
+      <w:r>
+        <w:rPr>
+          <w:rFonts w:ascii="Times New Roman" w:hAnsi="Times New Roman" w:cs="Times New Roman"/>
+          <w:color w:val="000000" w:themeColor="text1"/>
+          <w:lang w:val="en-US"/>
+        </w:rPr>
+        <w:t>munna</w:t>
+      </w:r>
+      <w:proofErr w:type="spellEnd"/>
+      <w:r>
+        <w:rPr>
+          <w:rFonts w:ascii="Times New Roman" w:hAnsi="Times New Roman" w:cs="Times New Roman"/>
+          <w:color w:val="000000" w:themeColor="text1"/>
+          <w:lang w:val="en-US"/>
+        </w:rPr>
+        <w:t xml:space="preserve"> </w:t>
+      </w:r>
+      <w:proofErr w:type="spellStart"/>
+      <w:r>
+        <w:rPr>
+          <w:rFonts w:ascii="Times New Roman" w:hAnsi="Times New Roman" w:cs="Times New Roman"/>
+          <w:color w:val="000000" w:themeColor="text1"/>
+          <w:lang w:val="en-US"/>
+        </w:rPr>
+        <w:t>blastoise</w:t>
+      </w:r>
+      <w:proofErr w:type="spellEnd"/>
+      <w:r>
+        <w:rPr>
+          <w:rFonts w:ascii="Times New Roman" w:hAnsi="Times New Roman" w:cs="Times New Roman"/>
+          <w:color w:val="000000" w:themeColor="text1"/>
+          <w:lang w:val="en-US"/>
+        </w:rPr>
+        <w:t>/</w:t>
+      </w:r>
+      <w:proofErr w:type="spellStart"/>
+      <w:r>
+        <w:rPr>
+          <w:rFonts w:ascii="Times New Roman" w:hAnsi="Times New Roman" w:cs="Times New Roman"/>
+          <w:color w:val="000000" w:themeColor="text1"/>
+          <w:lang w:val="en-US"/>
+        </w:rPr>
+        <w:t>darumaka</w:t>
+      </w:r>
+      <w:proofErr w:type="spellEnd"/>
     </w:p>
     <w:p>
       <w:pPr>
@@ -2515,14 +3397,52 @@
           <w:lang w:val="en-US"/>
         </w:rPr>
       </w:pPr>
-      <w:r>
-        <w:rPr>
-          <w:rFonts w:ascii="Times New Roman" w:hAnsi="Times New Roman" w:cs="Times New Roman"/>
-          <w:color w:val="000000" w:themeColor="text1"/>
-          <w:lang w:val="en-US"/>
-        </w:rPr>
-        <w:t>chmod u-r munna/timburr</w:t>
-      </w:r>
+      <w:proofErr w:type="spellStart"/>
+      <w:r>
+        <w:rPr>
+          <w:rFonts w:ascii="Times New Roman" w:hAnsi="Times New Roman" w:cs="Times New Roman"/>
+          <w:color w:val="000000" w:themeColor="text1"/>
+          <w:lang w:val="en-US"/>
+        </w:rPr>
+        <w:t>chmod</w:t>
+      </w:r>
+      <w:proofErr w:type="spellEnd"/>
+      <w:r>
+        <w:rPr>
+          <w:rFonts w:ascii="Times New Roman" w:hAnsi="Times New Roman" w:cs="Times New Roman"/>
+          <w:color w:val="000000" w:themeColor="text1"/>
+          <w:lang w:val="en-US"/>
+        </w:rPr>
+        <w:t xml:space="preserve"> u-r </w:t>
+      </w:r>
+      <w:proofErr w:type="spellStart"/>
+      <w:r>
+        <w:rPr>
+          <w:rFonts w:ascii="Times New Roman" w:hAnsi="Times New Roman" w:cs="Times New Roman"/>
+          <w:color w:val="000000" w:themeColor="text1"/>
+          <w:lang w:val="en-US"/>
+        </w:rPr>
+        <w:t>munna</w:t>
+      </w:r>
+      <w:proofErr w:type="spellEnd"/>
+      <w:r>
+        <w:rPr>
+          <w:rFonts w:ascii="Times New Roman" w:hAnsi="Times New Roman" w:cs="Times New Roman"/>
+          <w:color w:val="000000" w:themeColor="text1"/>
+          <w:lang w:val="en-US"/>
+        </w:rPr>
+        <w:t>/</w:t>
+      </w:r>
+      <w:proofErr w:type="spellStart"/>
+      <w:r>
+        <w:rPr>
+          <w:rFonts w:ascii="Times New Roman" w:hAnsi="Times New Roman" w:cs="Times New Roman"/>
+          <w:color w:val="000000" w:themeColor="text1"/>
+          <w:lang w:val="en-US"/>
+        </w:rPr>
+        <w:t>timburr</w:t>
+      </w:r>
+      <w:proofErr w:type="spellEnd"/>
     </w:p>
     <w:p>
       <w:pPr>
@@ -2532,13 +3452,47 @@
           <w:color w:val="000000" w:themeColor="text1"/>
         </w:rPr>
       </w:pPr>
-      <w:r>
-        <w:rPr>
-          <w:rFonts w:ascii="Times New Roman" w:hAnsi="Times New Roman" w:cs="Times New Roman"/>
-          <w:color w:val="000000" w:themeColor="text1"/>
-        </w:rPr>
-        <w:t>chmod u-w blastoise/darumaka</w:t>
-      </w:r>
+      <w:proofErr w:type="spellStart"/>
+      <w:r>
+        <w:rPr>
+          <w:rFonts w:ascii="Times New Roman" w:hAnsi="Times New Roman" w:cs="Times New Roman"/>
+          <w:color w:val="000000" w:themeColor="text1"/>
+        </w:rPr>
+        <w:t>chmod</w:t>
+      </w:r>
+      <w:proofErr w:type="spellEnd"/>
+      <w:r>
+        <w:rPr>
+          <w:rFonts w:ascii="Times New Roman" w:hAnsi="Times New Roman" w:cs="Times New Roman"/>
+          <w:color w:val="000000" w:themeColor="text1"/>
+        </w:rPr>
+        <w:t xml:space="preserve"> u-w </w:t>
+      </w:r>
+      <w:proofErr w:type="spellStart"/>
+      <w:r>
+        <w:rPr>
+          <w:rFonts w:ascii="Times New Roman" w:hAnsi="Times New Roman" w:cs="Times New Roman"/>
+          <w:color w:val="000000" w:themeColor="text1"/>
+        </w:rPr>
+        <w:t>blastoise</w:t>
+      </w:r>
+      <w:proofErr w:type="spellEnd"/>
+      <w:r>
+        <w:rPr>
+          <w:rFonts w:ascii="Times New Roman" w:hAnsi="Times New Roman" w:cs="Times New Roman"/>
+          <w:color w:val="000000" w:themeColor="text1"/>
+        </w:rPr>
+        <w:t>/</w:t>
+      </w:r>
+      <w:proofErr w:type="spellStart"/>
+      <w:r>
+        <w:rPr>
+          <w:rFonts w:ascii="Times New Roman" w:hAnsi="Times New Roman" w:cs="Times New Roman"/>
+          <w:color w:val="000000" w:themeColor="text1"/>
+        </w:rPr>
+        <w:t>darumaka</w:t>
+      </w:r>
+      <w:proofErr w:type="spellEnd"/>
     </w:p>
     <w:p>
       <w:pPr>
@@ -2569,14 +3523,52 @@
           <w:lang w:val="en-US"/>
         </w:rPr>
       </w:pPr>
-      <w:r>
-        <w:rPr>
-          <w:rFonts w:ascii="Times New Roman" w:hAnsi="Times New Roman" w:cs="Times New Roman"/>
-          <w:color w:val="000000" w:themeColor="text1"/>
-          <w:lang w:val="en-US"/>
-        </w:rPr>
-        <w:t>chmod u+w leafeon</w:t>
-      </w:r>
+      <w:proofErr w:type="spellStart"/>
+      <w:r>
+        <w:rPr>
+          <w:rFonts w:ascii="Times New Roman" w:hAnsi="Times New Roman" w:cs="Times New Roman"/>
+          <w:color w:val="000000" w:themeColor="text1"/>
+          <w:lang w:val="en-US"/>
+        </w:rPr>
+        <w:t>chmod</w:t>
+      </w:r>
+      <w:proofErr w:type="spellEnd"/>
+      <w:r>
+        <w:rPr>
+          <w:rFonts w:ascii="Times New Roman" w:hAnsi="Times New Roman" w:cs="Times New Roman"/>
+          <w:color w:val="000000" w:themeColor="text1"/>
+          <w:lang w:val="en-US"/>
+        </w:rPr>
+        <w:t xml:space="preserve"> </w:t>
+      </w:r>
+      <w:proofErr w:type="spellStart"/>
+      <w:r>
+        <w:rPr>
+          <w:rFonts w:ascii="Times New Roman" w:hAnsi="Times New Roman" w:cs="Times New Roman"/>
+          <w:color w:val="000000" w:themeColor="text1"/>
+          <w:lang w:val="en-US"/>
+        </w:rPr>
+        <w:t>u+w</w:t>
+      </w:r>
+      <w:proofErr w:type="spellEnd"/>
+      <w:r>
+        <w:rPr>
+          <w:rFonts w:ascii="Times New Roman" w:hAnsi="Times New Roman" w:cs="Times New Roman"/>
+          <w:color w:val="000000" w:themeColor="text1"/>
+          <w:lang w:val="en-US"/>
+        </w:rPr>
+        <w:t xml:space="preserve"> </w:t>
+      </w:r>
+      <w:proofErr w:type="spellStart"/>
+      <w:r>
+        <w:rPr>
+          <w:rFonts w:ascii="Times New Roman" w:hAnsi="Times New Roman" w:cs="Times New Roman"/>
+          <w:color w:val="000000" w:themeColor="text1"/>
+          <w:lang w:val="en-US"/>
+        </w:rPr>
+        <w:t>leafeon</w:t>
+      </w:r>
+      <w:proofErr w:type="spellEnd"/>
     </w:p>
     <w:p>
       <w:pPr>
@@ -2593,8 +3585,72 @@
           <w:color w:val="000000" w:themeColor="text1"/>
           <w:lang w:val="en-US"/>
         </w:rPr>
-        <w:t>ln -s ../steelix leafeon/swampertsteelix</w:t>
-      </w:r>
+        <w:t>ln -s</w:t>
+      </w:r>
+      <w:proofErr w:type="gramStart"/>
+      <w:r>
+        <w:rPr>
+          <w:rFonts w:ascii="Times New Roman" w:hAnsi="Times New Roman" w:cs="Times New Roman"/>
+          <w:color w:val="000000" w:themeColor="text1"/>
+          <w:lang w:val="en-US"/>
+        </w:rPr>
+        <w:t xml:space="preserve"> ..</w:t>
+      </w:r>
+      <w:proofErr w:type="gramEnd"/>
+      <w:r>
+        <w:rPr>
+          <w:rFonts w:ascii="Times New Roman" w:hAnsi="Times New Roman" w:cs="Times New Roman"/>
+          <w:color w:val="000000" w:themeColor="text1"/>
+          <w:lang w:val="en-US"/>
+        </w:rPr>
+        <w:t>/</w:t>
+      </w:r>
+      <w:proofErr w:type="spellStart"/>
+      <w:r>
+        <w:rPr>
+          <w:rFonts w:ascii="Times New Roman" w:hAnsi="Times New Roman" w:cs="Times New Roman"/>
+          <w:color w:val="000000" w:themeColor="text1"/>
+          <w:lang w:val="en-US"/>
+        </w:rPr>
+        <w:t>steelix</w:t>
+      </w:r>
+      <w:proofErr w:type="spellEnd"/>
+      <w:r>
+        <w:rPr>
+          <w:rFonts w:ascii="Times New Roman" w:hAnsi="Times New Roman" w:cs="Times New Roman"/>
+          <w:color w:val="000000" w:themeColor="text1"/>
+          <w:lang w:val="en-US"/>
+        </w:rPr>
+        <w:t xml:space="preserve"> </w:t>
+      </w:r>
+      <w:proofErr w:type="spellStart"/>
+      <w:r>
+        <w:rPr>
+          <w:rFonts w:ascii="Times New Roman" w:hAnsi="Times New Roman" w:cs="Times New Roman"/>
+          <w:color w:val="000000" w:themeColor="text1"/>
+          <w:lang w:val="en-US"/>
+        </w:rPr>
+        <w:t>leafeon</w:t>
+      </w:r>
+      <w:proofErr w:type="spellEnd"/>
+      <w:r>
+        <w:rPr>
+          <w:rFonts w:ascii="Times New Roman" w:hAnsi="Times New Roman" w:cs="Times New Roman"/>
+          <w:color w:val="000000" w:themeColor="text1"/>
+          <w:lang w:val="en-US"/>
+        </w:rPr>
+        <w:t>/</w:t>
+      </w:r>
+      <w:proofErr w:type="spellStart"/>
+      <w:r>
+        <w:rPr>
+          <w:rFonts w:ascii="Times New Roman" w:hAnsi="Times New Roman" w:cs="Times New Roman"/>
+          <w:color w:val="000000" w:themeColor="text1"/>
+          <w:lang w:val="en-US"/>
+        </w:rPr>
+        <w:t>swampertsteelix</w:t>
+      </w:r>
+      <w:proofErr w:type="spellEnd"/>
     </w:p>
     <w:p>
       <w:pPr>
@@ -2605,14 +3661,34 @@
           <w:lang w:val="en-US"/>
         </w:rPr>
       </w:pPr>
-      <w:r>
-        <w:rPr>
-          <w:rFonts w:ascii="Times New Roman" w:hAnsi="Times New Roman" w:cs="Times New Roman"/>
-          <w:color w:val="000000" w:themeColor="text1"/>
-          <w:lang w:val="en-US"/>
-        </w:rPr>
-        <w:t>chmod u-w leafeon</w:t>
-      </w:r>
+      <w:proofErr w:type="spellStart"/>
+      <w:r>
+        <w:rPr>
+          <w:rFonts w:ascii="Times New Roman" w:hAnsi="Times New Roman" w:cs="Times New Roman"/>
+          <w:color w:val="000000" w:themeColor="text1"/>
+          <w:lang w:val="en-US"/>
+        </w:rPr>
+        <w:t>chmod</w:t>
+      </w:r>
+      <w:proofErr w:type="spellEnd"/>
+      <w:r>
+        <w:rPr>
+          <w:rFonts w:ascii="Times New Roman" w:hAnsi="Times New Roman" w:cs="Times New Roman"/>
+          <w:color w:val="000000" w:themeColor="text1"/>
+          <w:lang w:val="en-US"/>
+        </w:rPr>
+        <w:t xml:space="preserve"> u-w </w:t>
+      </w:r>
+      <w:proofErr w:type="spellStart"/>
+      <w:r>
+        <w:rPr>
+          <w:rFonts w:ascii="Times New Roman" w:hAnsi="Times New Roman" w:cs="Times New Roman"/>
+          <w:color w:val="000000" w:themeColor="text1"/>
+          <w:lang w:val="en-US"/>
+        </w:rPr>
+        <w:t>leafeon</w:t>
+      </w:r>
+      <w:proofErr w:type="spellEnd"/>
     </w:p>
     <w:p>
       <w:pPr>
@@ -2630,6 +3706,7 @@
         <w:rPr>
           <w:rFonts w:ascii="Times New Roman" w:hAnsi="Times New Roman" w:cs="Times New Roman"/>
           <w:color w:val="000000" w:themeColor="text1"/>
+          <w:lang w:val="en-US"/>
         </w:rPr>
       </w:pPr>
       <w:bookmarkStart w:id="5" w:name="_Toc241168289"/>
@@ -2638,7 +3715,15 @@
           <w:rFonts w:ascii="Times New Roman" w:hAnsi="Times New Roman" w:cs="Times New Roman"/>
           <w:color w:val="000000" w:themeColor="text1"/>
         </w:rPr>
-        <w:t>Пункт 4</w:t>
+        <w:t>Пункт</w:t>
+      </w:r>
+      <w:r>
+        <w:rPr>
+          <w:rFonts w:ascii="Times New Roman" w:hAnsi="Times New Roman" w:cs="Times New Roman"/>
+          <w:color w:val="000000" w:themeColor="text1"/>
+          <w:lang w:val="en-US"/>
+        </w:rPr>
+        <w:t xml:space="preserve"> 4</w:t>
       </w:r>
       <w:bookmarkEnd w:id="5"/>
     </w:p>
@@ -2685,14 +3770,70 @@
           <w:lang w:val="en-US"/>
         </w:rPr>
       </w:pPr>
-      <w:r>
-        <w:rPr>
-          <w:rFonts w:ascii="Times New Roman" w:hAnsi="Times New Roman" w:cs="Times New Roman"/>
-          <w:color w:val="000000" w:themeColor="text1"/>
-          <w:lang w:val="en-US"/>
-        </w:rPr>
-        <w:t>chmod u+r leafeon/swampert</w:t>
-      </w:r>
+      <w:proofErr w:type="spellStart"/>
+      <w:r>
+        <w:rPr>
+          <w:rFonts w:ascii="Times New Roman" w:hAnsi="Times New Roman" w:cs="Times New Roman"/>
+          <w:color w:val="000000" w:themeColor="text1"/>
+          <w:lang w:val="en-US"/>
+        </w:rPr>
+        <w:t>chmod</w:t>
+      </w:r>
+      <w:proofErr w:type="spellEnd"/>
+      <w:r>
+        <w:rPr>
+          <w:rFonts w:ascii="Times New Roman" w:hAnsi="Times New Roman" w:cs="Times New Roman"/>
+          <w:color w:val="000000" w:themeColor="text1"/>
+          <w:lang w:val="en-US"/>
+        </w:rPr>
+        <w:t xml:space="preserve"> </w:t>
+      </w:r>
+      <w:proofErr w:type="spellStart"/>
+      <w:r>
+        <w:rPr>
+          <w:rFonts w:ascii="Times New Roman" w:hAnsi="Times New Roman" w:cs="Times New Roman"/>
+          <w:color w:val="000000" w:themeColor="text1"/>
+          <w:lang w:val="en-US"/>
+        </w:rPr>
+        <w:t>u+r</w:t>
+      </w:r>
+      <w:proofErr w:type="spellEnd"/>
+      <w:r>
+        <w:rPr>
+          <w:rFonts w:ascii="Times New Roman" w:hAnsi="Times New Roman" w:cs="Times New Roman"/>
+          <w:color w:val="000000" w:themeColor="text1"/>
+          <w:lang w:val="en-US"/>
+        </w:rPr>
+        <w:t xml:space="preserve"> </w:t>
+      </w:r>
+      <w:proofErr w:type="spellStart"/>
+      <w:r>
+        <w:rPr>
+          <w:rFonts w:ascii="Times New Roman" w:hAnsi="Times New Roman" w:cs="Times New Roman"/>
+          <w:color w:val="000000" w:themeColor="text1"/>
+          <w:lang w:val="en-US"/>
+        </w:rPr>
+        <w:t>leafeon</w:t>
+      </w:r>
+      <w:proofErr w:type="spellEnd"/>
+      <w:r>
+        <w:rPr>
+          <w:rFonts w:ascii="Times New Roman" w:hAnsi="Times New Roman" w:cs="Times New Roman"/>
+          <w:color w:val="000000" w:themeColor="text1"/>
+          <w:lang w:val="en-US"/>
+        </w:rPr>
+        <w:t>/</w:t>
+      </w:r>
+      <w:proofErr w:type="spellStart"/>
+      <w:r>
+        <w:rPr>
+          <w:rFonts w:ascii="Times New Roman" w:hAnsi="Times New Roman" w:cs="Times New Roman"/>
+          <w:color w:val="000000" w:themeColor="text1"/>
+          <w:lang w:val="en-US"/>
+        </w:rPr>
+        <w:t>swampert</w:t>
+      </w:r>
+      <w:proofErr w:type="spellEnd"/>
     </w:p>
     <w:p>
       <w:pPr>
@@ -2703,14 +3844,198 @@
           <w:lang w:val="en-US"/>
         </w:rPr>
       </w:pPr>
-      <w:r>
-        <w:rPr>
-          <w:rFonts w:ascii="Times New Roman" w:hAnsi="Times New Roman" w:cs="Times New Roman"/>
-          <w:color w:val="000000" w:themeColor="text1"/>
-          <w:lang w:val="en-US"/>
-        </w:rPr>
-        <w:t>wc -l blastoise/drowzee leafeon/slakoth leafeon/toxicroak leafeon/swampert 2&gt;/dev/null &gt;/tmp/result.tx</w:t>
-      </w:r>
+      <w:proofErr w:type="spellStart"/>
+      <w:r>
+        <w:rPr>
+          <w:rFonts w:ascii="Times New Roman" w:hAnsi="Times New Roman" w:cs="Times New Roman"/>
+          <w:color w:val="000000" w:themeColor="text1"/>
+          <w:lang w:val="en-US"/>
+        </w:rPr>
+        <w:t>wc</w:t>
+      </w:r>
+      <w:proofErr w:type="spellEnd"/>
+      <w:r>
+        <w:rPr>
+          <w:rFonts w:ascii="Times New Roman" w:hAnsi="Times New Roman" w:cs="Times New Roman"/>
+          <w:color w:val="000000" w:themeColor="text1"/>
+          <w:lang w:val="en-US"/>
+        </w:rPr>
+        <w:t xml:space="preserve"> -l </w:t>
+      </w:r>
+      <w:proofErr w:type="spellStart"/>
+      <w:r>
+        <w:rPr>
+          <w:rFonts w:ascii="Times New Roman" w:hAnsi="Times New Roman" w:cs="Times New Roman"/>
+          <w:color w:val="000000" w:themeColor="text1"/>
+          <w:lang w:val="en-US"/>
+        </w:rPr>
+        <w:t>blastoise</w:t>
+      </w:r>
+      <w:proofErr w:type="spellEnd"/>
+      <w:r>
+        <w:rPr>
+          <w:rFonts w:ascii="Times New Roman" w:hAnsi="Times New Roman" w:cs="Times New Roman"/>
+          <w:color w:val="000000" w:themeColor="text1"/>
+          <w:lang w:val="en-US"/>
+        </w:rPr>
+        <w:t>/</w:t>
+      </w:r>
+      <w:proofErr w:type="spellStart"/>
+      <w:r>
+        <w:rPr>
+          <w:rFonts w:ascii="Times New Roman" w:hAnsi="Times New Roman" w:cs="Times New Roman"/>
+          <w:color w:val="000000" w:themeColor="text1"/>
+          <w:lang w:val="en-US"/>
+        </w:rPr>
+        <w:t>drowzee</w:t>
+      </w:r>
+      <w:proofErr w:type="spellEnd"/>
+      <w:r>
+        <w:rPr>
+          <w:rFonts w:ascii="Times New Roman" w:hAnsi="Times New Roman" w:cs="Times New Roman"/>
+          <w:color w:val="000000" w:themeColor="text1"/>
+          <w:lang w:val="en-US"/>
+        </w:rPr>
+        <w:t xml:space="preserve"> </w:t>
+      </w:r>
+      <w:proofErr w:type="spellStart"/>
+      <w:r>
+        <w:rPr>
+          <w:rFonts w:ascii="Times New Roman" w:hAnsi="Times New Roman" w:cs="Times New Roman"/>
+          <w:color w:val="000000" w:themeColor="text1"/>
+          <w:lang w:val="en-US"/>
+        </w:rPr>
+        <w:t>leafeon</w:t>
+      </w:r>
+      <w:proofErr w:type="spellEnd"/>
+      <w:r>
+        <w:rPr>
+          <w:rFonts w:ascii="Times New Roman" w:hAnsi="Times New Roman" w:cs="Times New Roman"/>
+          <w:color w:val="000000" w:themeColor="text1"/>
+          <w:lang w:val="en-US"/>
+        </w:rPr>
+        <w:t>/</w:t>
+      </w:r>
+      <w:proofErr w:type="spellStart"/>
+      <w:r>
+        <w:rPr>
+          <w:rFonts w:ascii="Times New Roman" w:hAnsi="Times New Roman" w:cs="Times New Roman"/>
+          <w:color w:val="000000" w:themeColor="text1"/>
+          <w:lang w:val="en-US"/>
+        </w:rPr>
+        <w:t>slakoth</w:t>
+      </w:r>
+      <w:proofErr w:type="spellEnd"/>
+      <w:r>
+        <w:rPr>
+          <w:rFonts w:ascii="Times New Roman" w:hAnsi="Times New Roman" w:cs="Times New Roman"/>
+          <w:color w:val="000000" w:themeColor="text1"/>
+          <w:lang w:val="en-US"/>
+        </w:rPr>
+        <w:t xml:space="preserve"> </w:t>
+      </w:r>
+      <w:proofErr w:type="spellStart"/>
+      <w:r>
+        <w:rPr>
+          <w:rFonts w:ascii="Times New Roman" w:hAnsi="Times New Roman" w:cs="Times New Roman"/>
+          <w:color w:val="000000" w:themeColor="text1"/>
+          <w:lang w:val="en-US"/>
+        </w:rPr>
+        <w:t>leafeon</w:t>
+      </w:r>
+      <w:proofErr w:type="spellEnd"/>
+      <w:r>
+        <w:rPr>
+          <w:rFonts w:ascii="Times New Roman" w:hAnsi="Times New Roman" w:cs="Times New Roman"/>
+          <w:color w:val="000000" w:themeColor="text1"/>
+          <w:lang w:val="en-US"/>
+        </w:rPr>
+        <w:t>/</w:t>
+      </w:r>
+      <w:proofErr w:type="spellStart"/>
+      <w:r>
+        <w:rPr>
+          <w:rFonts w:ascii="Times New Roman" w:hAnsi="Times New Roman" w:cs="Times New Roman"/>
+          <w:color w:val="000000" w:themeColor="text1"/>
+          <w:lang w:val="en-US"/>
+        </w:rPr>
+        <w:t>toxicroak</w:t>
+      </w:r>
+      <w:proofErr w:type="spellEnd"/>
+      <w:r>
+        <w:rPr>
+          <w:rFonts w:ascii="Times New Roman" w:hAnsi="Times New Roman" w:cs="Times New Roman"/>
+          <w:color w:val="000000" w:themeColor="text1"/>
+          <w:lang w:val="en-US"/>
+        </w:rPr>
+        <w:t xml:space="preserve"> </w:t>
+      </w:r>
+      <w:proofErr w:type="spellStart"/>
+      <w:r>
+        <w:rPr>
+          <w:rFonts w:ascii="Times New Roman" w:hAnsi="Times New Roman" w:cs="Times New Roman"/>
+          <w:color w:val="000000" w:themeColor="text1"/>
+          <w:lang w:val="en-US"/>
+        </w:rPr>
+        <w:t>leafeon</w:t>
+      </w:r>
+      <w:proofErr w:type="spellEnd"/>
+      <w:r>
+        <w:rPr>
+          <w:rFonts w:ascii="Times New Roman" w:hAnsi="Times New Roman" w:cs="Times New Roman"/>
+          <w:color w:val="000000" w:themeColor="text1"/>
+          <w:lang w:val="en-US"/>
+        </w:rPr>
+        <w:t>/</w:t>
+      </w:r>
+      <w:proofErr w:type="spellStart"/>
+      <w:r>
+        <w:rPr>
+          <w:rFonts w:ascii="Times New Roman" w:hAnsi="Times New Roman" w:cs="Times New Roman"/>
+          <w:color w:val="000000" w:themeColor="text1"/>
+          <w:lang w:val="en-US"/>
+        </w:rPr>
+        <w:t>swampert</w:t>
+      </w:r>
+      <w:proofErr w:type="spellEnd"/>
+      <w:r>
+        <w:rPr>
+          <w:rFonts w:ascii="Times New Roman" w:hAnsi="Times New Roman" w:cs="Times New Roman"/>
+          <w:color w:val="000000" w:themeColor="text1"/>
+          <w:lang w:val="en-US"/>
+        </w:rPr>
+        <w:t xml:space="preserve"> 2&gt;/dev/null &gt;/</w:t>
+      </w:r>
+      <w:proofErr w:type="spellStart"/>
+      <w:r>
+        <w:rPr>
+          <w:rFonts w:ascii="Times New Roman" w:hAnsi="Times New Roman" w:cs="Times New Roman"/>
+          <w:color w:val="000000" w:themeColor="text1"/>
+          <w:lang w:val="en-US"/>
+        </w:rPr>
+        <w:t>tmp</w:t>
+      </w:r>
+      <w:proofErr w:type="spellEnd"/>
+      <w:r>
+        <w:rPr>
+          <w:rFonts w:ascii="Times New Roman" w:hAnsi="Times New Roman" w:cs="Times New Roman"/>
+          <w:color w:val="000000" w:themeColor="text1"/>
+          <w:lang w:val="en-US"/>
+        </w:rPr>
+        <w:t>/</w:t>
+      </w:r>
+      <w:proofErr w:type="spellStart"/>
+      <w:proofErr w:type="gramStart"/>
+      <w:r>
+        <w:rPr>
+          <w:rFonts w:ascii="Times New Roman" w:hAnsi="Times New Roman" w:cs="Times New Roman"/>
+          <w:color w:val="000000" w:themeColor="text1"/>
+          <w:lang w:val="en-US"/>
+        </w:rPr>
+        <w:t>result.tx</w:t>
+      </w:r>
+      <w:proofErr w:type="spellEnd"/>
+      <w:proofErr w:type="gramEnd"/>
     </w:p>
     <w:p>
       <w:pPr>
@@ -2720,13 +4045,47 @@
           <w:color w:val="000000" w:themeColor="text1"/>
         </w:rPr>
       </w:pPr>
-      <w:r>
-        <w:rPr>
-          <w:rFonts w:ascii="Times New Roman" w:hAnsi="Times New Roman" w:cs="Times New Roman"/>
-          <w:color w:val="000000" w:themeColor="text1"/>
-        </w:rPr>
-        <w:t>chmod u-r leafeon/swampert</w:t>
-      </w:r>
+      <w:proofErr w:type="spellStart"/>
+      <w:r>
+        <w:rPr>
+          <w:rFonts w:ascii="Times New Roman" w:hAnsi="Times New Roman" w:cs="Times New Roman"/>
+          <w:color w:val="000000" w:themeColor="text1"/>
+        </w:rPr>
+        <w:t>chmod</w:t>
+      </w:r>
+      <w:proofErr w:type="spellEnd"/>
+      <w:r>
+        <w:rPr>
+          <w:rFonts w:ascii="Times New Roman" w:hAnsi="Times New Roman" w:cs="Times New Roman"/>
+          <w:color w:val="000000" w:themeColor="text1"/>
+        </w:rPr>
+        <w:t xml:space="preserve"> u-r </w:t>
+      </w:r>
+      <w:proofErr w:type="spellStart"/>
+      <w:r>
+        <w:rPr>
+          <w:rFonts w:ascii="Times New Roman" w:hAnsi="Times New Roman" w:cs="Times New Roman"/>
+          <w:color w:val="000000" w:themeColor="text1"/>
+        </w:rPr>
+        <w:t>leafeon</w:t>
+      </w:r>
+      <w:proofErr w:type="spellEnd"/>
+      <w:r>
+        <w:rPr>
+          <w:rFonts w:ascii="Times New Roman" w:hAnsi="Times New Roman" w:cs="Times New Roman"/>
+          <w:color w:val="000000" w:themeColor="text1"/>
+        </w:rPr>
+        <w:t>/</w:t>
+      </w:r>
+      <w:proofErr w:type="spellStart"/>
+      <w:r>
+        <w:rPr>
+          <w:rFonts w:ascii="Times New Roman" w:hAnsi="Times New Roman" w:cs="Times New Roman"/>
+          <w:color w:val="000000" w:themeColor="text1"/>
+        </w:rPr>
+        <w:t>swampert</w:t>
+      </w:r>
+      <w:proofErr w:type="spellEnd"/>
     </w:p>
     <w:p>
       <w:pPr>
@@ -2885,7 +4244,61 @@
           <w:color w:val="000000" w:themeColor="text1"/>
           <w:lang w:val="en-US"/>
         </w:rPr>
-        <w:t>ls -l -R . 2&gt;/tmp/errs.txt | grep "fe" | sort -k6,7 -r</w:t>
+        <w:t>ls -l -</w:t>
+      </w:r>
+      <w:proofErr w:type="gramStart"/>
+      <w:r>
+        <w:rPr>
+          <w:rFonts w:ascii="Times New Roman" w:hAnsi="Times New Roman" w:cs="Times New Roman"/>
+          <w:color w:val="000000" w:themeColor="text1"/>
+          <w:lang w:val="en-US"/>
+        </w:rPr>
+        <w:t>R .</w:t>
+      </w:r>
+      <w:proofErr w:type="gramEnd"/>
+      <w:r>
+        <w:rPr>
+          <w:rFonts w:ascii="Times New Roman" w:hAnsi="Times New Roman" w:cs="Times New Roman"/>
+          <w:color w:val="000000" w:themeColor="text1"/>
+          <w:lang w:val="en-US"/>
+        </w:rPr>
+        <w:t xml:space="preserve"> 2&gt;/</w:t>
+      </w:r>
+      <w:proofErr w:type="spellStart"/>
+      <w:r>
+        <w:rPr>
+          <w:rFonts w:ascii="Times New Roman" w:hAnsi="Times New Roman" w:cs="Times New Roman"/>
+          <w:color w:val="000000" w:themeColor="text1"/>
+          <w:lang w:val="en-US"/>
+        </w:rPr>
+        <w:t>tmp</w:t>
+      </w:r>
+      <w:proofErr w:type="spellEnd"/>
+      <w:r>
+        <w:rPr>
+          <w:rFonts w:ascii="Times New Roman" w:hAnsi="Times New Roman" w:cs="Times New Roman"/>
+          <w:color w:val="000000" w:themeColor="text1"/>
+          <w:lang w:val="en-US"/>
+        </w:rPr>
+        <w:t>/errs.txt | grep "</w:t>
+      </w:r>
+      <w:proofErr w:type="spellStart"/>
+      <w:r>
+        <w:rPr>
+          <w:rFonts w:ascii="Times New Roman" w:hAnsi="Times New Roman" w:cs="Times New Roman"/>
+          <w:color w:val="000000" w:themeColor="text1"/>
+          <w:lang w:val="en-US"/>
+        </w:rPr>
+        <w:t>fe</w:t>
+      </w:r>
+      <w:proofErr w:type="spellEnd"/>
+      <w:r>
+        <w:rPr>
+          <w:rFonts w:ascii="Times New Roman" w:hAnsi="Times New Roman" w:cs="Times New Roman"/>
+          <w:color w:val="000000" w:themeColor="text1"/>
+          <w:lang w:val="en-US"/>
+        </w:rPr>
+        <w:t>" | sort -k6,7 -r</w:t>
       </w:r>
     </w:p>
     <w:p>
@@ -2988,6 +4401,7 @@
         </w:rPr>
         <w:t>/</w:t>
       </w:r>
+      <w:proofErr w:type="spellStart"/>
       <w:r>
         <w:rPr>
           <w:rFonts w:ascii="Times New Roman" w:hAnsi="Times New Roman" w:cs="Times New Roman"/>
@@ -2996,6 +4410,7 @@
         </w:rPr>
         <w:t>tmp</w:t>
       </w:r>
+      <w:proofErr w:type="spellEnd"/>
       <w:r>
         <w:rPr>
           <w:rFonts w:ascii="Times New Roman" w:hAnsi="Times New Roman" w:cs="Times New Roman"/>
@@ -3093,7 +4508,6 @@
         <w:rPr>
           <w:rFonts w:ascii="Times New Roman" w:hAnsi="Times New Roman" w:cs="Times New Roman"/>
           <w:color w:val="000000" w:themeColor="text1"/>
-          <w:lang w:val="en-US"/>
         </w:rPr>
       </w:pPr>
       <w:r>
@@ -3126,7 +4540,61 @@
           <w:color w:val="000000" w:themeColor="text1"/>
           <w:lang w:val="en-US"/>
         </w:rPr>
-        <w:t>ls -l -R . 2&gt;/tmp/errs.txt | grep "fe" | grep -v "/" | sort -k6,7 -r</w:t>
+        <w:t>ls -l -</w:t>
+      </w:r>
+      <w:proofErr w:type="gramStart"/>
+      <w:r>
+        <w:rPr>
+          <w:rFonts w:ascii="Times New Roman" w:hAnsi="Times New Roman" w:cs="Times New Roman"/>
+          <w:color w:val="000000" w:themeColor="text1"/>
+          <w:lang w:val="en-US"/>
+        </w:rPr>
+        <w:t>R .</w:t>
+      </w:r>
+      <w:proofErr w:type="gramEnd"/>
+      <w:r>
+        <w:rPr>
+          <w:rFonts w:ascii="Times New Roman" w:hAnsi="Times New Roman" w:cs="Times New Roman"/>
+          <w:color w:val="000000" w:themeColor="text1"/>
+          <w:lang w:val="en-US"/>
+        </w:rPr>
+        <w:t xml:space="preserve"> 2&gt;/</w:t>
+      </w:r>
+      <w:proofErr w:type="spellStart"/>
+      <w:r>
+        <w:rPr>
+          <w:rFonts w:ascii="Times New Roman" w:hAnsi="Times New Roman" w:cs="Times New Roman"/>
+          <w:color w:val="000000" w:themeColor="text1"/>
+          <w:lang w:val="en-US"/>
+        </w:rPr>
+        <w:t>tmp</w:t>
+      </w:r>
+      <w:proofErr w:type="spellEnd"/>
+      <w:r>
+        <w:rPr>
+          <w:rFonts w:ascii="Times New Roman" w:hAnsi="Times New Roman" w:cs="Times New Roman"/>
+          <w:color w:val="000000" w:themeColor="text1"/>
+          <w:lang w:val="en-US"/>
+        </w:rPr>
+        <w:t>/errs.txt | grep "</w:t>
+      </w:r>
+      <w:proofErr w:type="spellStart"/>
+      <w:r>
+        <w:rPr>
+          <w:rFonts w:ascii="Times New Roman" w:hAnsi="Times New Roman" w:cs="Times New Roman"/>
+          <w:color w:val="000000" w:themeColor="text1"/>
+          <w:lang w:val="en-US"/>
+        </w:rPr>
+        <w:t>fe</w:t>
+      </w:r>
+      <w:proofErr w:type="spellEnd"/>
+      <w:r>
+        <w:rPr>
+          <w:rFonts w:ascii="Times New Roman" w:hAnsi="Times New Roman" w:cs="Times New Roman"/>
+          <w:color w:val="000000" w:themeColor="text1"/>
+          <w:lang w:val="en-US"/>
+        </w:rPr>
+        <w:t>" | grep -v "/" | sort -k6,7 -r</w:t>
       </w:r>
     </w:p>
     <w:p>
@@ -3143,10 +4611,10 @@
           <w:color w:val="000000" w:themeColor="text1"/>
         </w:rPr>
         <w:drawing>
-          <wp:inline distT="0" distB="0" distL="0" distR="0" wp14:anchorId="147C0711" wp14:editId="2ABFF585">
-            <wp:extent cx="4310062" cy="887352"/>
-            <wp:effectExtent l="0" t="0" r="0" b="8255"/>
-            <wp:docPr id="671047761" name="Рисунок 1"/>
+          <wp:inline distT="0" distB="0" distL="0" distR="0" wp14:anchorId="4F1B6A41" wp14:editId="2CA0C504">
+            <wp:extent cx="4133850" cy="297832"/>
+            <wp:effectExtent l="0" t="0" r="0" b="6985"/>
+            <wp:docPr id="442501307" name="Рисунок 1"/>
             <wp:cNvGraphicFramePr>
               <a:graphicFrameLocks xmlns:a="http://schemas.openxmlformats.org/drawingml/2006/main" noChangeAspect="1"/>
             </wp:cNvGraphicFramePr>
@@ -3154,7 +4622,7 @@
               <a:graphicData uri="http://schemas.openxmlformats.org/drawingml/2006/picture">
                 <pic:pic xmlns:pic="http://schemas.openxmlformats.org/drawingml/2006/picture">
                   <pic:nvPicPr>
-                    <pic:cNvPr id="671047761" name=""/>
+                    <pic:cNvPr id="442501307" name=""/>
                     <pic:cNvPicPr/>
                   </pic:nvPicPr>
                   <pic:blipFill>
@@ -3166,7 +4634,7 @@
                   <pic:spPr>
                     <a:xfrm>
                       <a:off x="0" y="0"/>
-                      <a:ext cx="4345967" cy="894744"/>
+                      <a:ext cx="4198881" cy="302517"/>
                     </a:xfrm>
                     <a:prstGeom prst="rect">
                       <a:avLst/>
@@ -3207,12 +4675,53 @@
           <w:color w:val="000000" w:themeColor="text1"/>
         </w:rPr>
       </w:pPr>
-      <w:r>
-        <w:rPr>
-          <w:rFonts w:ascii="Times New Roman" w:hAnsi="Times New Roman" w:cs="Times New Roman"/>
-          <w:color w:val="000000" w:themeColor="text1"/>
-        </w:rPr>
-        <w:t>sort -r steelix | cat -n</w:t>
+      <w:proofErr w:type="spellStart"/>
+      <w:r>
+        <w:rPr>
+          <w:rFonts w:ascii="Times New Roman" w:hAnsi="Times New Roman" w:cs="Times New Roman"/>
+          <w:color w:val="000000" w:themeColor="text1"/>
+        </w:rPr>
+        <w:t>sort</w:t>
+      </w:r>
+      <w:proofErr w:type="spellEnd"/>
+      <w:r>
+        <w:rPr>
+          <w:rFonts w:ascii="Times New Roman" w:hAnsi="Times New Roman" w:cs="Times New Roman"/>
+          <w:color w:val="000000" w:themeColor="text1"/>
+        </w:rPr>
+        <w:t xml:space="preserve"> -r </w:t>
+      </w:r>
+      <w:proofErr w:type="spellStart"/>
+      <w:r>
+        <w:rPr>
+          <w:rFonts w:ascii="Times New Roman" w:hAnsi="Times New Roman" w:cs="Times New Roman"/>
+          <w:color w:val="000000" w:themeColor="text1"/>
+        </w:rPr>
+        <w:t>steelix</w:t>
+      </w:r>
+      <w:proofErr w:type="spellEnd"/>
+      <w:r>
+        <w:rPr>
+          <w:rFonts w:ascii="Times New Roman" w:hAnsi="Times New Roman" w:cs="Times New Roman"/>
+          <w:color w:val="000000" w:themeColor="text1"/>
+        </w:rPr>
+        <w:t xml:space="preserve"> | </w:t>
+      </w:r>
+      <w:proofErr w:type="spellStart"/>
+      <w:r>
+        <w:rPr>
+          <w:rFonts w:ascii="Times New Roman" w:hAnsi="Times New Roman" w:cs="Times New Roman"/>
+          <w:color w:val="000000" w:themeColor="text1"/>
+        </w:rPr>
+        <w:t>cat</w:t>
+      </w:r>
+      <w:proofErr w:type="spellEnd"/>
+      <w:r>
+        <w:rPr>
+          <w:rFonts w:ascii="Times New Roman" w:hAnsi="Times New Roman" w:cs="Times New Roman"/>
+          <w:color w:val="000000" w:themeColor="text1"/>
+        </w:rPr>
+        <w:t xml:space="preserve"> -n</w:t>
       </w:r>
     </w:p>
     <w:p>
@@ -3400,7 +4909,25 @@
           <w:color w:val="000000" w:themeColor="text1"/>
           <w:lang w:val="en-US"/>
         </w:rPr>
-        <w:t>ls -l -R . | grep "to" | grep -v "total" | sort -k6,7</w:t>
+        <w:t>ls -l -</w:t>
+      </w:r>
+      <w:proofErr w:type="gramStart"/>
+      <w:r>
+        <w:rPr>
+          <w:rFonts w:ascii="Times New Roman" w:hAnsi="Times New Roman" w:cs="Times New Roman"/>
+          <w:color w:val="000000" w:themeColor="text1"/>
+          <w:lang w:val="en-US"/>
+        </w:rPr>
+        <w:t>R .</w:t>
+      </w:r>
+      <w:proofErr w:type="gramEnd"/>
+      <w:r>
+        <w:rPr>
+          <w:rFonts w:ascii="Times New Roman" w:hAnsi="Times New Roman" w:cs="Times New Roman"/>
+          <w:color w:val="000000" w:themeColor="text1"/>
+          <w:lang w:val="en-US"/>
+        </w:rPr>
+        <w:t xml:space="preserve"> | grep "to" | grep -v "total" | sort -k6,7</w:t>
       </w:r>
     </w:p>
     <w:p>
@@ -3444,7 +4971,6 @@
           <w:color w:val="000000" w:themeColor="text1"/>
           <w:lang w:val="en-US"/>
         </w:rPr>
-        <w:lastRenderedPageBreak/>
         <w:drawing>
           <wp:inline distT="0" distB="0" distL="0" distR="0" wp14:anchorId="68D9FDEE" wp14:editId="1B2F9299">
             <wp:extent cx="4014787" cy="1232117"/>
@@ -3520,7 +5046,62 @@
           <w:color w:val="000000" w:themeColor="text1"/>
           <w:lang w:val="en-US"/>
         </w:rPr>
-        <w:t>ls -l -R . 2&gt;/tmp/errs.txt | grep "fe" | grep -v "/" | sort -k6,7 -r</w:t>
+        <w:lastRenderedPageBreak/>
+        <w:t>ls -l -</w:t>
+      </w:r>
+      <w:proofErr w:type="gramStart"/>
+      <w:r>
+        <w:rPr>
+          <w:rFonts w:ascii="Times New Roman" w:hAnsi="Times New Roman" w:cs="Times New Roman"/>
+          <w:color w:val="000000" w:themeColor="text1"/>
+          <w:lang w:val="en-US"/>
+        </w:rPr>
+        <w:t>R .</w:t>
+      </w:r>
+      <w:proofErr w:type="gramEnd"/>
+      <w:r>
+        <w:rPr>
+          <w:rFonts w:ascii="Times New Roman" w:hAnsi="Times New Roman" w:cs="Times New Roman"/>
+          <w:color w:val="000000" w:themeColor="text1"/>
+          <w:lang w:val="en-US"/>
+        </w:rPr>
+        <w:t xml:space="preserve"> 2&gt;/</w:t>
+      </w:r>
+      <w:proofErr w:type="spellStart"/>
+      <w:r>
+        <w:rPr>
+          <w:rFonts w:ascii="Times New Roman" w:hAnsi="Times New Roman" w:cs="Times New Roman"/>
+          <w:color w:val="000000" w:themeColor="text1"/>
+          <w:lang w:val="en-US"/>
+        </w:rPr>
+        <w:t>tmp</w:t>
+      </w:r>
+      <w:proofErr w:type="spellEnd"/>
+      <w:r>
+        <w:rPr>
+          <w:rFonts w:ascii="Times New Roman" w:hAnsi="Times New Roman" w:cs="Times New Roman"/>
+          <w:color w:val="000000" w:themeColor="text1"/>
+          <w:lang w:val="en-US"/>
+        </w:rPr>
+        <w:t>/errs.txt | grep "</w:t>
+      </w:r>
+      <w:proofErr w:type="spellStart"/>
+      <w:r>
+        <w:rPr>
+          <w:rFonts w:ascii="Times New Roman" w:hAnsi="Times New Roman" w:cs="Times New Roman"/>
+          <w:color w:val="000000" w:themeColor="text1"/>
+          <w:lang w:val="en-US"/>
+        </w:rPr>
+        <w:t>fe</w:t>
+      </w:r>
+      <w:proofErr w:type="spellEnd"/>
+      <w:r>
+        <w:rPr>
+          <w:rFonts w:ascii="Times New Roman" w:hAnsi="Times New Roman" w:cs="Times New Roman"/>
+          <w:color w:val="000000" w:themeColor="text1"/>
+          <w:lang w:val="en-US"/>
+        </w:rPr>
+        <w:t>" | grep -v "/" | sort -k6,7 -r</w:t>
       </w:r>
     </w:p>
     <w:p>
@@ -3534,6 +5115,7 @@
       <w:r>
         <w:rPr>
           <w:rFonts w:ascii="Times New Roman" w:hAnsi="Times New Roman" w:cs="Times New Roman"/>
+          <w:noProof/>
           <w:color w:val="000000" w:themeColor="text1"/>
         </w:rPr>
         <w:drawing>
@@ -3617,6 +5199,7 @@
         </w:rPr>
         <w:t xml:space="preserve"> -</w:t>
       </w:r>
+      <w:proofErr w:type="spellStart"/>
       <w:r>
         <w:rPr>
           <w:rFonts w:ascii="Times New Roman" w:hAnsi="Times New Roman" w:cs="Times New Roman"/>
@@ -3625,6 +5208,7 @@
         </w:rPr>
         <w:t>lR</w:t>
       </w:r>
+      <w:proofErr w:type="spellEnd"/>
       <w:r>
         <w:rPr>
           <w:rFonts w:ascii="Times New Roman" w:hAnsi="Times New Roman" w:cs="Times New Roman"/>
@@ -3647,6 +5231,7 @@
         </w:rPr>
         <w:t xml:space="preserve"> “</w:t>
       </w:r>
+      <w:proofErr w:type="spellStart"/>
       <w:r>
         <w:rPr>
           <w:rFonts w:ascii="Times New Roman" w:hAnsi="Times New Roman" w:cs="Times New Roman"/>
@@ -3655,6 +5240,7 @@
         </w:rPr>
         <w:t>ti</w:t>
       </w:r>
+      <w:proofErr w:type="spellEnd"/>
       <w:r>
         <w:rPr>
           <w:rFonts w:ascii="Times New Roman" w:hAnsi="Times New Roman" w:cs="Times New Roman"/>
@@ -3678,7 +5264,43 @@
           <w:color w:val="000000" w:themeColor="text1"/>
           <w:lang w:val="en-US"/>
         </w:rPr>
-        <w:t>ls -l -R . | grep "ti" | sort -r -k9</w:t>
+        <w:t>ls -l -</w:t>
+      </w:r>
+      <w:proofErr w:type="gramStart"/>
+      <w:r>
+        <w:rPr>
+          <w:rFonts w:ascii="Times New Roman" w:hAnsi="Times New Roman" w:cs="Times New Roman"/>
+          <w:color w:val="000000" w:themeColor="text1"/>
+          <w:lang w:val="en-US"/>
+        </w:rPr>
+        <w:t>R .</w:t>
+      </w:r>
+      <w:proofErr w:type="gramEnd"/>
+      <w:r>
+        <w:rPr>
+          <w:rFonts w:ascii="Times New Roman" w:hAnsi="Times New Roman" w:cs="Times New Roman"/>
+          <w:color w:val="000000" w:themeColor="text1"/>
+          <w:lang w:val="en-US"/>
+        </w:rPr>
+        <w:t xml:space="preserve"> | grep "</w:t>
+      </w:r>
+      <w:proofErr w:type="spellStart"/>
+      <w:r>
+        <w:rPr>
+          <w:rFonts w:ascii="Times New Roman" w:hAnsi="Times New Roman" w:cs="Times New Roman"/>
+          <w:color w:val="000000" w:themeColor="text1"/>
+          <w:lang w:val="en-US"/>
+        </w:rPr>
+        <w:t>ti</w:t>
+      </w:r>
+      <w:proofErr w:type="spellEnd"/>
+      <w:r>
+        <w:rPr>
+          <w:rFonts w:ascii="Times New Roman" w:hAnsi="Times New Roman" w:cs="Times New Roman"/>
+          <w:color w:val="000000" w:themeColor="text1"/>
+          <w:lang w:val="en-US"/>
+        </w:rPr>
+        <w:t>" | sort -r -k9</w:t>
       </w:r>
     </w:p>
     <w:p>
@@ -3862,6 +5484,7 @@
         </w:rPr>
         <w:t xml:space="preserve">Строка2" &gt; </w:t>
       </w:r>
+      <w:proofErr w:type="spellStart"/>
       <w:r>
         <w:rPr>
           <w:rFonts w:ascii="Times New Roman" w:hAnsi="Times New Roman" w:cs="Times New Roman"/>
@@ -3870,6 +5493,7 @@
         </w:rPr>
         <w:t>bfile</w:t>
       </w:r>
+      <w:proofErr w:type="spellEnd"/>
       <w:r>
         <w:rPr>
           <w:rFonts w:ascii="Times New Roman" w:hAnsi="Times New Roman" w:cs="Times New Roman"/>
@@ -3931,6 +5555,7 @@
         </w:rPr>
         <w:t xml:space="preserve">Строка4" &gt; </w:t>
       </w:r>
+      <w:proofErr w:type="spellStart"/>
       <w:r>
         <w:rPr>
           <w:rFonts w:ascii="Times New Roman" w:hAnsi="Times New Roman" w:cs="Times New Roman"/>
@@ -3939,6 +5564,7 @@
         </w:rPr>
         <w:t>munna</w:t>
       </w:r>
+      <w:proofErr w:type="spellEnd"/>
       <w:r>
         <w:rPr>
           <w:rFonts w:ascii="Times New Roman" w:hAnsi="Times New Roman" w:cs="Times New Roman"/>
@@ -3946,6 +5572,7 @@
         </w:rPr>
         <w:t>/</w:t>
       </w:r>
+      <w:proofErr w:type="spellStart"/>
       <w:r>
         <w:rPr>
           <w:rFonts w:ascii="Times New Roman" w:hAnsi="Times New Roman" w:cs="Times New Roman"/>
@@ -3954,6 +5581,7 @@
         </w:rPr>
         <w:t>bfile</w:t>
       </w:r>
+      <w:proofErr w:type="spellEnd"/>
       <w:r>
         <w:rPr>
           <w:rFonts w:ascii="Times New Roman" w:hAnsi="Times New Roman" w:cs="Times New Roman"/>
@@ -3977,7 +5605,25 @@
           <w:color w:val="000000" w:themeColor="text1"/>
           <w:lang w:val="en-US"/>
         </w:rPr>
-        <w:t>cat b* */b* */*/b* 2&gt;&gt; /tmp/errs_2.txt | sort | cat -n</w:t>
+        <w:t>cat b* */b* */*/b* 2&gt;&gt; /</w:t>
+      </w:r>
+      <w:proofErr w:type="spellStart"/>
+      <w:r>
+        <w:rPr>
+          <w:rFonts w:ascii="Times New Roman" w:hAnsi="Times New Roman" w:cs="Times New Roman"/>
+          <w:color w:val="000000" w:themeColor="text1"/>
+          <w:lang w:val="en-US"/>
+        </w:rPr>
+        <w:t>tmp</w:t>
+      </w:r>
+      <w:proofErr w:type="spellEnd"/>
+      <w:r>
+        <w:rPr>
+          <w:rFonts w:ascii="Times New Roman" w:hAnsi="Times New Roman" w:cs="Times New Roman"/>
+          <w:color w:val="000000" w:themeColor="text1"/>
+          <w:lang w:val="en-US"/>
+        </w:rPr>
+        <w:t>/errs_2.txt | sort | cat -n</w:t>
       </w:r>
     </w:p>
     <w:p>
@@ -4003,6 +5649,7 @@
         </w:rPr>
         <w:t xml:space="preserve"> </w:t>
       </w:r>
+      <w:proofErr w:type="spellStart"/>
       <w:r>
         <w:rPr>
           <w:rFonts w:ascii="Times New Roman" w:hAnsi="Times New Roman" w:cs="Times New Roman"/>
@@ -4011,6 +5658,7 @@
         </w:rPr>
         <w:t>bfile</w:t>
       </w:r>
+      <w:proofErr w:type="spellEnd"/>
       <w:r>
         <w:rPr>
           <w:rFonts w:ascii="Times New Roman" w:hAnsi="Times New Roman" w:cs="Times New Roman"/>
@@ -4042,6 +5690,7 @@
         </w:rPr>
         <w:t xml:space="preserve"> </w:t>
       </w:r>
+      <w:proofErr w:type="spellStart"/>
       <w:r>
         <w:rPr>
           <w:rFonts w:ascii="Times New Roman" w:hAnsi="Times New Roman" w:cs="Times New Roman"/>
@@ -4050,6 +5699,7 @@
         </w:rPr>
         <w:t>munna</w:t>
       </w:r>
+      <w:proofErr w:type="spellEnd"/>
       <w:r>
         <w:rPr>
           <w:rFonts w:ascii="Times New Roman" w:hAnsi="Times New Roman" w:cs="Times New Roman"/>
@@ -4057,6 +5707,7 @@
         </w:rPr>
         <w:t>/</w:t>
       </w:r>
+      <w:proofErr w:type="spellStart"/>
       <w:r>
         <w:rPr>
           <w:rFonts w:ascii="Times New Roman" w:hAnsi="Times New Roman" w:cs="Times New Roman"/>
@@ -4065,6 +5716,7 @@
         </w:rPr>
         <w:t>bfile</w:t>
       </w:r>
+      <w:proofErr w:type="spellEnd"/>
       <w:r>
         <w:rPr>
           <w:rFonts w:ascii="Times New Roman" w:hAnsi="Times New Roman" w:cs="Times New Roman"/>
@@ -4132,7 +5784,6 @@
           <w:noProof/>
           <w:color w:val="000000" w:themeColor="text1"/>
         </w:rPr>
-        <w:lastRenderedPageBreak/>
         <w:drawing>
           <wp:inline distT="0" distB="0" distL="0" distR="0" wp14:anchorId="377CAA1B" wp14:editId="4B38EEE9">
             <wp:extent cx="1383818" cy="1219200"/>
@@ -4185,6 +5836,7 @@
         </w:rPr>
         <w:t xml:space="preserve">Строки повторяются, потому что у меня есть символическая ссылка на директорию </w:t>
       </w:r>
+      <w:proofErr w:type="spellStart"/>
       <w:r>
         <w:rPr>
           <w:rFonts w:ascii="Times New Roman" w:hAnsi="Times New Roman" w:cs="Times New Roman"/>
@@ -4193,6 +5845,7 @@
         </w:rPr>
         <w:t>munna</w:t>
       </w:r>
+      <w:proofErr w:type="spellEnd"/>
     </w:p>
     <w:p>
       <w:pPr>
@@ -4217,6 +5870,7 @@
           <w:rFonts w:ascii="Times New Roman" w:hAnsi="Times New Roman" w:cs="Times New Roman"/>
           <w:color w:val="000000" w:themeColor="text1"/>
         </w:rPr>
+        <w:lastRenderedPageBreak/>
         <w:t>Пункт 5</w:t>
       </w:r>
       <w:bookmarkEnd w:id="6"/>
@@ -4256,8 +5910,18 @@
           <w:color w:val="000000" w:themeColor="text1"/>
           <w:lang w:val="en-US"/>
         </w:rPr>
-        <w:t>rm -f corphish</w:t>
-      </w:r>
+        <w:t xml:space="preserve">rm -f </w:t>
+      </w:r>
+      <w:proofErr w:type="spellStart"/>
+      <w:r>
+        <w:rPr>
+          <w:rFonts w:ascii="Times New Roman" w:hAnsi="Times New Roman" w:cs="Times New Roman"/>
+          <w:color w:val="000000" w:themeColor="text1"/>
+          <w:lang w:val="en-US"/>
+        </w:rPr>
+        <w:t>corphish</w:t>
+      </w:r>
+      <w:proofErr w:type="spellEnd"/>
     </w:p>
     <w:p>
       <w:pPr>
@@ -4274,8 +5938,36 @@
           <w:color w:val="000000" w:themeColor="text1"/>
           <w:lang w:val="en-US"/>
         </w:rPr>
-        <w:t>rm -f blastoise/drowzee</w:t>
-      </w:r>
+        <w:t xml:space="preserve">rm -f </w:t>
+      </w:r>
+      <w:proofErr w:type="spellStart"/>
+      <w:r>
+        <w:rPr>
+          <w:rFonts w:ascii="Times New Roman" w:hAnsi="Times New Roman" w:cs="Times New Roman"/>
+          <w:color w:val="000000" w:themeColor="text1"/>
+          <w:lang w:val="en-US"/>
+        </w:rPr>
+        <w:t>blastoise</w:t>
+      </w:r>
+      <w:proofErr w:type="spellEnd"/>
+      <w:r>
+        <w:rPr>
+          <w:rFonts w:ascii="Times New Roman" w:hAnsi="Times New Roman" w:cs="Times New Roman"/>
+          <w:color w:val="000000" w:themeColor="text1"/>
+          <w:lang w:val="en-US"/>
+        </w:rPr>
+        <w:t>/</w:t>
+      </w:r>
+      <w:proofErr w:type="spellStart"/>
+      <w:r>
+        <w:rPr>
+          <w:rFonts w:ascii="Times New Roman" w:hAnsi="Times New Roman" w:cs="Times New Roman"/>
+          <w:color w:val="000000" w:themeColor="text1"/>
+          <w:lang w:val="en-US"/>
+        </w:rPr>
+        <w:t>drowzee</w:t>
+      </w:r>
+      <w:proofErr w:type="spellEnd"/>
     </w:p>
     <w:p>
       <w:pPr>
@@ -4285,12 +5977,37 @@
           <w:color w:val="000000" w:themeColor="text1"/>
         </w:rPr>
       </w:pPr>
-      <w:r>
-        <w:rPr>
-          <w:rFonts w:ascii="Times New Roman" w:hAnsi="Times New Roman" w:cs="Times New Roman"/>
-          <w:color w:val="000000" w:themeColor="text1"/>
-        </w:rPr>
-        <w:t>rm -f Copy_*</w:t>
+      <w:proofErr w:type="spellStart"/>
+      <w:r>
+        <w:rPr>
+          <w:rFonts w:ascii="Times New Roman" w:hAnsi="Times New Roman" w:cs="Times New Roman"/>
+          <w:color w:val="000000" w:themeColor="text1"/>
+        </w:rPr>
+        <w:t>rm</w:t>
+      </w:r>
+      <w:proofErr w:type="spellEnd"/>
+      <w:r>
+        <w:rPr>
+          <w:rFonts w:ascii="Times New Roman" w:hAnsi="Times New Roman" w:cs="Times New Roman"/>
+          <w:color w:val="000000" w:themeColor="text1"/>
+        </w:rPr>
+        <w:t xml:space="preserve"> -f </w:t>
+      </w:r>
+      <w:proofErr w:type="spellStart"/>
+      <w:r>
+        <w:rPr>
+          <w:rFonts w:ascii="Times New Roman" w:hAnsi="Times New Roman" w:cs="Times New Roman"/>
+          <w:color w:val="000000" w:themeColor="text1"/>
+        </w:rPr>
+        <w:t>Copy</w:t>
+      </w:r>
+      <w:proofErr w:type="spellEnd"/>
+      <w:r>
+        <w:rPr>
+          <w:rFonts w:ascii="Times New Roman" w:hAnsi="Times New Roman" w:cs="Times New Roman"/>
+          <w:color w:val="000000" w:themeColor="text1"/>
+        </w:rPr>
+        <w:t>_*</w:t>
       </w:r>
     </w:p>
     <w:p>
@@ -4308,6 +6025,7 @@
         </w:rPr>
         <w:t xml:space="preserve">У директории </w:t>
       </w:r>
+      <w:proofErr w:type="spellStart"/>
       <w:r>
         <w:rPr>
           <w:rFonts w:ascii="Times New Roman" w:hAnsi="Times New Roman" w:cs="Times New Roman"/>
@@ -4316,6 +6034,7 @@
         </w:rPr>
         <w:t>leafeon</w:t>
       </w:r>
+      <w:proofErr w:type="spellEnd"/>
       <w:r>
         <w:rPr>
           <w:rFonts w:ascii="Times New Roman" w:hAnsi="Times New Roman" w:cs="Times New Roman"/>
@@ -4361,14 +6080,70 @@
           <w:lang w:val="en-US"/>
         </w:rPr>
       </w:pPr>
-      <w:r>
-        <w:rPr>
-          <w:rFonts w:ascii="Times New Roman" w:hAnsi="Times New Roman" w:cs="Times New Roman"/>
-          <w:color w:val="000000" w:themeColor="text1"/>
-          <w:lang w:val="en-US"/>
-        </w:rPr>
-        <w:t>chmod u+rwx leafeon/snubbull</w:t>
-      </w:r>
+      <w:proofErr w:type="spellStart"/>
+      <w:r>
+        <w:rPr>
+          <w:rFonts w:ascii="Times New Roman" w:hAnsi="Times New Roman" w:cs="Times New Roman"/>
+          <w:color w:val="000000" w:themeColor="text1"/>
+          <w:lang w:val="en-US"/>
+        </w:rPr>
+        <w:t>chmod</w:t>
+      </w:r>
+      <w:proofErr w:type="spellEnd"/>
+      <w:r>
+        <w:rPr>
+          <w:rFonts w:ascii="Times New Roman" w:hAnsi="Times New Roman" w:cs="Times New Roman"/>
+          <w:color w:val="000000" w:themeColor="text1"/>
+          <w:lang w:val="en-US"/>
+        </w:rPr>
+        <w:t xml:space="preserve"> </w:t>
+      </w:r>
+      <w:proofErr w:type="spellStart"/>
+      <w:r>
+        <w:rPr>
+          <w:rFonts w:ascii="Times New Roman" w:hAnsi="Times New Roman" w:cs="Times New Roman"/>
+          <w:color w:val="000000" w:themeColor="text1"/>
+          <w:lang w:val="en-US"/>
+        </w:rPr>
+        <w:t>u+rwx</w:t>
+      </w:r>
+      <w:proofErr w:type="spellEnd"/>
+      <w:r>
+        <w:rPr>
+          <w:rFonts w:ascii="Times New Roman" w:hAnsi="Times New Roman" w:cs="Times New Roman"/>
+          <w:color w:val="000000" w:themeColor="text1"/>
+          <w:lang w:val="en-US"/>
+        </w:rPr>
+        <w:t xml:space="preserve"> </w:t>
+      </w:r>
+      <w:proofErr w:type="spellStart"/>
+      <w:r>
+        <w:rPr>
+          <w:rFonts w:ascii="Times New Roman" w:hAnsi="Times New Roman" w:cs="Times New Roman"/>
+          <w:color w:val="000000" w:themeColor="text1"/>
+          <w:lang w:val="en-US"/>
+        </w:rPr>
+        <w:t>leafeon</w:t>
+      </w:r>
+      <w:proofErr w:type="spellEnd"/>
+      <w:r>
+        <w:rPr>
+          <w:rFonts w:ascii="Times New Roman" w:hAnsi="Times New Roman" w:cs="Times New Roman"/>
+          <w:color w:val="000000" w:themeColor="text1"/>
+          <w:lang w:val="en-US"/>
+        </w:rPr>
+        <w:t>/</w:t>
+      </w:r>
+      <w:proofErr w:type="spellStart"/>
+      <w:r>
+        <w:rPr>
+          <w:rFonts w:ascii="Times New Roman" w:hAnsi="Times New Roman" w:cs="Times New Roman"/>
+          <w:color w:val="000000" w:themeColor="text1"/>
+          <w:lang w:val="en-US"/>
+        </w:rPr>
+        <w:t>snubbull</w:t>
+      </w:r>
+      <w:proofErr w:type="spellEnd"/>
     </w:p>
     <w:p>
       <w:pPr>
@@ -4379,14 +6154,70 @@
           <w:lang w:val="en-US"/>
         </w:rPr>
       </w:pPr>
-      <w:r>
-        <w:rPr>
-          <w:rFonts w:ascii="Times New Roman" w:hAnsi="Times New Roman" w:cs="Times New Roman"/>
-          <w:color w:val="000000" w:themeColor="text1"/>
-          <w:lang w:val="en-US"/>
-        </w:rPr>
-        <w:t>chmod u+rwx leafeon/wynaut</w:t>
-      </w:r>
+      <w:proofErr w:type="spellStart"/>
+      <w:r>
+        <w:rPr>
+          <w:rFonts w:ascii="Times New Roman" w:hAnsi="Times New Roman" w:cs="Times New Roman"/>
+          <w:color w:val="000000" w:themeColor="text1"/>
+          <w:lang w:val="en-US"/>
+        </w:rPr>
+        <w:t>chmod</w:t>
+      </w:r>
+      <w:proofErr w:type="spellEnd"/>
+      <w:r>
+        <w:rPr>
+          <w:rFonts w:ascii="Times New Roman" w:hAnsi="Times New Roman" w:cs="Times New Roman"/>
+          <w:color w:val="000000" w:themeColor="text1"/>
+          <w:lang w:val="en-US"/>
+        </w:rPr>
+        <w:t xml:space="preserve"> </w:t>
+      </w:r>
+      <w:proofErr w:type="spellStart"/>
+      <w:r>
+        <w:rPr>
+          <w:rFonts w:ascii="Times New Roman" w:hAnsi="Times New Roman" w:cs="Times New Roman"/>
+          <w:color w:val="000000" w:themeColor="text1"/>
+          <w:lang w:val="en-US"/>
+        </w:rPr>
+        <w:t>u+rwx</w:t>
+      </w:r>
+      <w:proofErr w:type="spellEnd"/>
+      <w:r>
+        <w:rPr>
+          <w:rFonts w:ascii="Times New Roman" w:hAnsi="Times New Roman" w:cs="Times New Roman"/>
+          <w:color w:val="000000" w:themeColor="text1"/>
+          <w:lang w:val="en-US"/>
+        </w:rPr>
+        <w:t xml:space="preserve"> </w:t>
+      </w:r>
+      <w:proofErr w:type="spellStart"/>
+      <w:r>
+        <w:rPr>
+          <w:rFonts w:ascii="Times New Roman" w:hAnsi="Times New Roman" w:cs="Times New Roman"/>
+          <w:color w:val="000000" w:themeColor="text1"/>
+          <w:lang w:val="en-US"/>
+        </w:rPr>
+        <w:t>leafeon</w:t>
+      </w:r>
+      <w:proofErr w:type="spellEnd"/>
+      <w:r>
+        <w:rPr>
+          <w:rFonts w:ascii="Times New Roman" w:hAnsi="Times New Roman" w:cs="Times New Roman"/>
+          <w:color w:val="000000" w:themeColor="text1"/>
+          <w:lang w:val="en-US"/>
+        </w:rPr>
+        <w:t>/</w:t>
+      </w:r>
+      <w:proofErr w:type="spellStart"/>
+      <w:r>
+        <w:rPr>
+          <w:rFonts w:ascii="Times New Roman" w:hAnsi="Times New Roman" w:cs="Times New Roman"/>
+          <w:color w:val="000000" w:themeColor="text1"/>
+          <w:lang w:val="en-US"/>
+        </w:rPr>
+        <w:t>wynaut</w:t>
+      </w:r>
+      <w:proofErr w:type="spellEnd"/>
     </w:p>
     <w:p>
       <w:pPr>
@@ -4397,14 +6228,70 @@
           <w:lang w:val="en-US"/>
         </w:rPr>
       </w:pPr>
-      <w:r>
-        <w:rPr>
-          <w:rFonts w:ascii="Times New Roman" w:hAnsi="Times New Roman" w:cs="Times New Roman"/>
-          <w:color w:val="000000" w:themeColor="text1"/>
-          <w:lang w:val="en-US"/>
-        </w:rPr>
-        <w:t>chmod u+rwx leafeon/beautifly</w:t>
-      </w:r>
+      <w:proofErr w:type="spellStart"/>
+      <w:r>
+        <w:rPr>
+          <w:rFonts w:ascii="Times New Roman" w:hAnsi="Times New Roman" w:cs="Times New Roman"/>
+          <w:color w:val="000000" w:themeColor="text1"/>
+          <w:lang w:val="en-US"/>
+        </w:rPr>
+        <w:t>chmod</w:t>
+      </w:r>
+      <w:proofErr w:type="spellEnd"/>
+      <w:r>
+        <w:rPr>
+          <w:rFonts w:ascii="Times New Roman" w:hAnsi="Times New Roman" w:cs="Times New Roman"/>
+          <w:color w:val="000000" w:themeColor="text1"/>
+          <w:lang w:val="en-US"/>
+        </w:rPr>
+        <w:t xml:space="preserve"> </w:t>
+      </w:r>
+      <w:proofErr w:type="spellStart"/>
+      <w:r>
+        <w:rPr>
+          <w:rFonts w:ascii="Times New Roman" w:hAnsi="Times New Roman" w:cs="Times New Roman"/>
+          <w:color w:val="000000" w:themeColor="text1"/>
+          <w:lang w:val="en-US"/>
+        </w:rPr>
+        <w:t>u+rwx</w:t>
+      </w:r>
+      <w:proofErr w:type="spellEnd"/>
+      <w:r>
+        <w:rPr>
+          <w:rFonts w:ascii="Times New Roman" w:hAnsi="Times New Roman" w:cs="Times New Roman"/>
+          <w:color w:val="000000" w:themeColor="text1"/>
+          <w:lang w:val="en-US"/>
+        </w:rPr>
+        <w:t xml:space="preserve"> </w:t>
+      </w:r>
+      <w:proofErr w:type="spellStart"/>
+      <w:r>
+        <w:rPr>
+          <w:rFonts w:ascii="Times New Roman" w:hAnsi="Times New Roman" w:cs="Times New Roman"/>
+          <w:color w:val="000000" w:themeColor="text1"/>
+          <w:lang w:val="en-US"/>
+        </w:rPr>
+        <w:t>leafeon</w:t>
+      </w:r>
+      <w:proofErr w:type="spellEnd"/>
+      <w:r>
+        <w:rPr>
+          <w:rFonts w:ascii="Times New Roman" w:hAnsi="Times New Roman" w:cs="Times New Roman"/>
+          <w:color w:val="000000" w:themeColor="text1"/>
+          <w:lang w:val="en-US"/>
+        </w:rPr>
+        <w:t>/</w:t>
+      </w:r>
+      <w:proofErr w:type="spellStart"/>
+      <w:r>
+        <w:rPr>
+          <w:rFonts w:ascii="Times New Roman" w:hAnsi="Times New Roman" w:cs="Times New Roman"/>
+          <w:color w:val="000000" w:themeColor="text1"/>
+          <w:lang w:val="en-US"/>
+        </w:rPr>
+        <w:t>beautifly</w:t>
+      </w:r>
+      <w:proofErr w:type="spellEnd"/>
     </w:p>
     <w:p>
       <w:pPr>
@@ -4415,14 +6302,52 @@
           <w:lang w:val="en-US"/>
         </w:rPr>
       </w:pPr>
-      <w:r>
-        <w:rPr>
-          <w:rFonts w:ascii="Times New Roman" w:hAnsi="Times New Roman" w:cs="Times New Roman"/>
-          <w:color w:val="000000" w:themeColor="text1"/>
-          <w:lang w:val="en-US"/>
-        </w:rPr>
-        <w:t>chmod -R u+rwx leafeon</w:t>
-      </w:r>
+      <w:proofErr w:type="spellStart"/>
+      <w:r>
+        <w:rPr>
+          <w:rFonts w:ascii="Times New Roman" w:hAnsi="Times New Roman" w:cs="Times New Roman"/>
+          <w:color w:val="000000" w:themeColor="text1"/>
+          <w:lang w:val="en-US"/>
+        </w:rPr>
+        <w:t>chmod</w:t>
+      </w:r>
+      <w:proofErr w:type="spellEnd"/>
+      <w:r>
+        <w:rPr>
+          <w:rFonts w:ascii="Times New Roman" w:hAnsi="Times New Roman" w:cs="Times New Roman"/>
+          <w:color w:val="000000" w:themeColor="text1"/>
+          <w:lang w:val="en-US"/>
+        </w:rPr>
+        <w:t xml:space="preserve"> -R </w:t>
+      </w:r>
+      <w:proofErr w:type="spellStart"/>
+      <w:r>
+        <w:rPr>
+          <w:rFonts w:ascii="Times New Roman" w:hAnsi="Times New Roman" w:cs="Times New Roman"/>
+          <w:color w:val="000000" w:themeColor="text1"/>
+          <w:lang w:val="en-US"/>
+        </w:rPr>
+        <w:t>u+rwx</w:t>
+      </w:r>
+      <w:proofErr w:type="spellEnd"/>
+      <w:r>
+        <w:rPr>
+          <w:rFonts w:ascii="Times New Roman" w:hAnsi="Times New Roman" w:cs="Times New Roman"/>
+          <w:color w:val="000000" w:themeColor="text1"/>
+          <w:lang w:val="en-US"/>
+        </w:rPr>
+        <w:t xml:space="preserve"> </w:t>
+      </w:r>
+      <w:proofErr w:type="spellStart"/>
+      <w:r>
+        <w:rPr>
+          <w:rFonts w:ascii="Times New Roman" w:hAnsi="Times New Roman" w:cs="Times New Roman"/>
+          <w:color w:val="000000" w:themeColor="text1"/>
+          <w:lang w:val="en-US"/>
+        </w:rPr>
+        <w:t>leafeon</w:t>
+      </w:r>
+      <w:proofErr w:type="spellEnd"/>
     </w:p>
     <w:p>
       <w:pPr>
@@ -4462,6 +6387,7 @@
         </w:rPr>
         <w:t xml:space="preserve"> </w:t>
       </w:r>
+      <w:proofErr w:type="spellStart"/>
       <w:r>
         <w:rPr>
           <w:rFonts w:ascii="Times New Roman" w:hAnsi="Times New Roman" w:cs="Times New Roman"/>
@@ -4470,6 +6396,7 @@
         </w:rPr>
         <w:t>leafeon</w:t>
       </w:r>
+      <w:proofErr w:type="spellEnd"/>
     </w:p>
     <w:p>
       <w:pPr>
@@ -6341,6 +8268,7 @@
   <w:style w:type="character" w:default="1" w:styleId="a0">
     <w:name w:val="Default Paragraph Font"/>
     <w:uiPriority w:val="1"/>
+    <w:semiHidden/>
     <w:unhideWhenUsed/>
   </w:style>
   <w:style w:type="table" w:default="1" w:styleId="a1">

--- a/opd/lab1/report.docx
+++ b/opd/lab1/report.docx
@@ -3539,25 +3539,7 @@
           <w:color w:val="000000" w:themeColor="text1"/>
           <w:lang w:val="en-US"/>
         </w:rPr>
-        <w:t xml:space="preserve"> </w:t>
-      </w:r>
-      <w:proofErr w:type="spellStart"/>
-      <w:r>
-        <w:rPr>
-          <w:rFonts w:ascii="Times New Roman" w:hAnsi="Times New Roman" w:cs="Times New Roman"/>
-          <w:color w:val="000000" w:themeColor="text1"/>
-          <w:lang w:val="en-US"/>
-        </w:rPr>
-        <w:t>u+w</w:t>
-      </w:r>
-      <w:proofErr w:type="spellEnd"/>
-      <w:r>
-        <w:rPr>
-          <w:rFonts w:ascii="Times New Roman" w:hAnsi="Times New Roman" w:cs="Times New Roman"/>
-          <w:color w:val="000000" w:themeColor="text1"/>
-          <w:lang w:val="en-US"/>
-        </w:rPr>
-        <w:t xml:space="preserve"> </w:t>
+        <w:t xml:space="preserve"> u+w </w:t>
       </w:r>
       <w:proofErr w:type="spellStart"/>
       <w:r>
@@ -4608,6 +4590,7 @@
       <w:r>
         <w:rPr>
           <w:rFonts w:ascii="Times New Roman" w:hAnsi="Times New Roman" w:cs="Times New Roman"/>
+          <w:noProof/>
           <w:color w:val="000000" w:themeColor="text1"/>
         </w:rPr>
         <w:drawing>
@@ -5047,8 +5030,9 @@
           <w:lang w:val="en-US"/>
         </w:rPr>
         <w:lastRenderedPageBreak/>
-        <w:t>ls -l -</w:t>
-      </w:r>
+        <w:t>ls -</w:t>
+      </w:r>
+      <w:proofErr w:type="spellStart"/>
       <w:proofErr w:type="gramStart"/>
       <w:r>
         <w:rPr>
@@ -5056,7 +5040,16 @@
           <w:color w:val="000000" w:themeColor="text1"/>
           <w:lang w:val="en-US"/>
         </w:rPr>
-        <w:t>R .</w:t>
+        <w:t>lR</w:t>
+      </w:r>
+      <w:proofErr w:type="spellEnd"/>
+      <w:r>
+        <w:rPr>
+          <w:rFonts w:ascii="Times New Roman" w:hAnsi="Times New Roman" w:cs="Times New Roman"/>
+          <w:color w:val="000000" w:themeColor="text1"/>
+          <w:lang w:val="en-US"/>
+        </w:rPr>
+        <w:t xml:space="preserve"> .</w:t>
       </w:r>
       <w:proofErr w:type="gramEnd"/>
       <w:r>
@@ -5065,43 +5058,25 @@
           <w:color w:val="000000" w:themeColor="text1"/>
           <w:lang w:val="en-US"/>
         </w:rPr>
-        <w:t xml:space="preserve"> 2&gt;/</w:t>
-      </w:r>
-      <w:proofErr w:type="spellStart"/>
-      <w:r>
-        <w:rPr>
-          <w:rFonts w:ascii="Times New Roman" w:hAnsi="Times New Roman" w:cs="Times New Roman"/>
-          <w:color w:val="000000" w:themeColor="text1"/>
-          <w:lang w:val="en-US"/>
-        </w:rPr>
-        <w:t>tmp</w:t>
-      </w:r>
-      <w:proofErr w:type="spellEnd"/>
-      <w:r>
-        <w:rPr>
-          <w:rFonts w:ascii="Times New Roman" w:hAnsi="Times New Roman" w:cs="Times New Roman"/>
-          <w:color w:val="000000" w:themeColor="text1"/>
-          <w:lang w:val="en-US"/>
-        </w:rPr>
-        <w:t>/errs.txt | grep "</w:t>
-      </w:r>
-      <w:proofErr w:type="spellStart"/>
-      <w:r>
-        <w:rPr>
-          <w:rFonts w:ascii="Times New Roman" w:hAnsi="Times New Roman" w:cs="Times New Roman"/>
-          <w:color w:val="000000" w:themeColor="text1"/>
-          <w:lang w:val="en-US"/>
-        </w:rPr>
-        <w:t>fe</w:t>
-      </w:r>
-      <w:proofErr w:type="spellEnd"/>
-      <w:r>
-        <w:rPr>
-          <w:rFonts w:ascii="Times New Roman" w:hAnsi="Times New Roman" w:cs="Times New Roman"/>
-          <w:color w:val="000000" w:themeColor="text1"/>
-          <w:lang w:val="en-US"/>
-        </w:rPr>
-        <w:t>" | grep -v "/" | sort -k6,7 -r</w:t>
+        <w:t xml:space="preserve"> | grep "to" | grep -v "total" | grep -v </w:t>
+      </w:r>
+      <w:proofErr w:type="gramStart"/>
+      <w:r>
+        <w:rPr>
+          <w:rFonts w:ascii="Times New Roman" w:hAnsi="Times New Roman" w:cs="Times New Roman"/>
+          <w:color w:val="000000" w:themeColor="text1"/>
+          <w:lang w:val="en-US"/>
+        </w:rPr>
+        <w:t>"./</w:t>
+      </w:r>
+      <w:proofErr w:type="gramEnd"/>
+      <w:r>
+        <w:rPr>
+          <w:rFonts w:ascii="Times New Roman" w:hAnsi="Times New Roman" w:cs="Times New Roman"/>
+          <w:color w:val="000000" w:themeColor="text1"/>
+          <w:lang w:val="en-US"/>
+        </w:rPr>
+        <w:t>" | sort -k6,7</w:t>
       </w:r>
     </w:p>
     <w:p>

--- a/opd/lab1/report.docx
+++ b/opd/lab1/report.docx
@@ -454,7 +454,7 @@
             </w:rPr>
             <w:fldChar w:fldCharType="separate"/>
           </w:r>
-          <w:hyperlink w:anchor="_Toc241168284" w:history="1">
+          <w:hyperlink w:anchor="_Toc241171609" w:history="1">
             <w:r>
               <w:rPr>
                 <w:rStyle w:val="ac"/>
@@ -482,7 +482,7 @@
                 <w:noProof/>
                 <w:webHidden/>
               </w:rPr>
-              <w:instrText xml:space="preserve"> PAGEREF _Toc241168284 \h </w:instrText>
+              <w:instrText xml:space="preserve"> PAGEREF _Toc241171609 \h </w:instrText>
             </w:r>
             <w:r>
               <w:rPr>
@@ -525,7 +525,7 @@
               <w:lang w:eastAsia="ru-RU"/>
             </w:rPr>
           </w:pPr>
-          <w:hyperlink w:anchor="_Toc241168285" w:history="1">
+          <w:hyperlink w:anchor="_Toc241171610" w:history="1">
             <w:r>
               <w:rPr>
                 <w:rStyle w:val="ac"/>
@@ -553,7 +553,7 @@
                 <w:noProof/>
                 <w:webHidden/>
               </w:rPr>
-              <w:instrText xml:space="preserve"> PAGEREF _Toc241168285 \h </w:instrText>
+              <w:instrText xml:space="preserve"> PAGEREF _Toc241171610 \h </w:instrText>
             </w:r>
             <w:r>
               <w:rPr>
@@ -596,7 +596,7 @@
               <w:lang w:eastAsia="ru-RU"/>
             </w:rPr>
           </w:pPr>
-          <w:hyperlink w:anchor="_Toc241168286" w:history="1">
+          <w:hyperlink w:anchor="_Toc241171611" w:history="1">
             <w:r>
               <w:rPr>
                 <w:rStyle w:val="ac"/>
@@ -624,7 +624,7 @@
                 <w:noProof/>
                 <w:webHidden/>
               </w:rPr>
-              <w:instrText xml:space="preserve"> PAGEREF _Toc241168286 \h </w:instrText>
+              <w:instrText xml:space="preserve"> PAGEREF _Toc241171611 \h </w:instrText>
             </w:r>
             <w:r>
               <w:rPr>
@@ -667,7 +667,7 @@
               <w:lang w:eastAsia="ru-RU"/>
             </w:rPr>
           </w:pPr>
-          <w:hyperlink w:anchor="_Toc241168287" w:history="1">
+          <w:hyperlink w:anchor="_Toc241171612" w:history="1">
             <w:r>
               <w:rPr>
                 <w:rStyle w:val="ac"/>
@@ -695,7 +695,7 @@
                 <w:noProof/>
                 <w:webHidden/>
               </w:rPr>
-              <w:instrText xml:space="preserve"> PAGEREF _Toc241168287 \h </w:instrText>
+              <w:instrText xml:space="preserve"> PAGEREF _Toc241171612 \h </w:instrText>
             </w:r>
             <w:r>
               <w:rPr>
@@ -738,7 +738,7 @@
               <w:lang w:eastAsia="ru-RU"/>
             </w:rPr>
           </w:pPr>
-          <w:hyperlink w:anchor="_Toc241168288" w:history="1">
+          <w:hyperlink w:anchor="_Toc241171613" w:history="1">
             <w:r>
               <w:rPr>
                 <w:rStyle w:val="ac"/>
@@ -766,7 +766,7 @@
                 <w:noProof/>
                 <w:webHidden/>
               </w:rPr>
-              <w:instrText xml:space="preserve"> PAGEREF _Toc241168288 \h </w:instrText>
+              <w:instrText xml:space="preserve"> PAGEREF _Toc241171613 \h </w:instrText>
             </w:r>
             <w:r>
               <w:rPr>
@@ -809,14 +809,23 @@
               <w:lang w:eastAsia="ru-RU"/>
             </w:rPr>
           </w:pPr>
-          <w:hyperlink w:anchor="_Toc241168289" w:history="1">
+          <w:hyperlink w:anchor="_Toc241171614" w:history="1">
             <w:r>
               <w:rPr>
                 <w:rStyle w:val="ac"/>
                 <w:rFonts w:ascii="Times New Roman" w:hAnsi="Times New Roman" w:cs="Times New Roman"/>
                 <w:noProof/>
               </w:rPr>
-              <w:t>Пункт 4</w:t>
+              <w:t>Пункт</w:t>
+            </w:r>
+            <w:r>
+              <w:rPr>
+                <w:rStyle w:val="ac"/>
+                <w:rFonts w:ascii="Times New Roman" w:hAnsi="Times New Roman" w:cs="Times New Roman"/>
+                <w:noProof/>
+                <w:lang w:val="en-US"/>
+              </w:rPr>
+              <w:t xml:space="preserve"> 4</w:t>
             </w:r>
             <w:r>
               <w:rPr>
@@ -837,7 +846,7 @@
                 <w:noProof/>
                 <w:webHidden/>
               </w:rPr>
-              <w:instrText xml:space="preserve"> PAGEREF _Toc241168289 \h </w:instrText>
+              <w:instrText xml:space="preserve"> PAGEREF _Toc241171614 \h </w:instrText>
             </w:r>
             <w:r>
               <w:rPr>
@@ -880,7 +889,7 @@
               <w:lang w:eastAsia="ru-RU"/>
             </w:rPr>
           </w:pPr>
-          <w:hyperlink w:anchor="_Toc241168290" w:history="1">
+          <w:hyperlink w:anchor="_Toc241171615" w:history="1">
             <w:r>
               <w:rPr>
                 <w:rStyle w:val="ac"/>
@@ -908,7 +917,7 @@
                 <w:noProof/>
                 <w:webHidden/>
               </w:rPr>
-              <w:instrText xml:space="preserve"> PAGEREF _Toc241168290 \h </w:instrText>
+              <w:instrText xml:space="preserve"> PAGEREF _Toc241171615 \h </w:instrText>
             </w:r>
             <w:r>
               <w:rPr>
@@ -928,7 +937,7 @@
                 <w:noProof/>
                 <w:webHidden/>
               </w:rPr>
-              <w:t>9</w:t>
+              <w:t>10</w:t>
             </w:r>
             <w:r>
               <w:rPr>
@@ -951,7 +960,7 @@
               <w:lang w:eastAsia="ru-RU"/>
             </w:rPr>
           </w:pPr>
-          <w:hyperlink w:anchor="_Toc241168291" w:history="1">
+          <w:hyperlink w:anchor="_Toc241171616" w:history="1">
             <w:r>
               <w:rPr>
                 <w:rStyle w:val="ac"/>
@@ -979,7 +988,7 @@
                 <w:noProof/>
                 <w:webHidden/>
               </w:rPr>
-              <w:instrText xml:space="preserve"> PAGEREF _Toc241168291 \h </w:instrText>
+              <w:instrText xml:space="preserve"> PAGEREF _Toc241171616 \h </w:instrText>
             </w:r>
             <w:r>
               <w:rPr>
@@ -1022,7 +1031,7 @@
               <w:lang w:eastAsia="ru-RU"/>
             </w:rPr>
           </w:pPr>
-          <w:hyperlink w:anchor="_Toc241168292" w:history="1">
+          <w:hyperlink w:anchor="_Toc241171617" w:history="1">
             <w:r>
               <w:rPr>
                 <w:rStyle w:val="ac"/>
@@ -1050,7 +1059,7 @@
                 <w:noProof/>
                 <w:webHidden/>
               </w:rPr>
-              <w:instrText xml:space="preserve"> PAGEREF _Toc241168292 \h </w:instrText>
+              <w:instrText xml:space="preserve"> PAGEREF _Toc241171617 \h </w:instrText>
             </w:r>
             <w:r>
               <w:rPr>
@@ -1093,7 +1102,7 @@
               <w:lang w:eastAsia="ru-RU"/>
             </w:rPr>
           </w:pPr>
-          <w:hyperlink w:anchor="_Toc241168293" w:history="1">
+          <w:hyperlink w:anchor="_Toc241171618" w:history="1">
             <w:r>
               <w:rPr>
                 <w:rStyle w:val="ac"/>
@@ -1121,7 +1130,7 @@
                 <w:noProof/>
                 <w:webHidden/>
               </w:rPr>
-              <w:instrText xml:space="preserve"> PAGEREF _Toc241168293 \h </w:instrText>
+              <w:instrText xml:space="preserve"> PAGEREF _Toc241171618 \h </w:instrText>
             </w:r>
             <w:r>
               <w:rPr>
@@ -1141,7 +1150,7 @@
                 <w:noProof/>
                 <w:webHidden/>
               </w:rPr>
-              <w:t>12</w:t>
+              <w:t>14</w:t>
             </w:r>
             <w:r>
               <w:rPr>
@@ -1196,7 +1205,7 @@
           <w:color w:val="000000" w:themeColor="text1"/>
         </w:rPr>
       </w:pPr>
-      <w:bookmarkStart w:id="0" w:name="_Toc241168284"/>
+      <w:bookmarkStart w:id="0" w:name="_Toc241171609"/>
       <w:r>
         <w:rPr>
           <w:rFonts w:ascii="Times New Roman" w:hAnsi="Times New Roman" w:cs="Times New Roman"/>
@@ -1507,7 +1516,7 @@
           <w:color w:val="000000" w:themeColor="text1"/>
         </w:rPr>
       </w:pPr>
-      <w:bookmarkStart w:id="1" w:name="_Toc241168285"/>
+      <w:bookmarkStart w:id="1" w:name="_Toc241171610"/>
       <w:r>
         <w:rPr>
           <w:rFonts w:ascii="Times New Roman" w:hAnsi="Times New Roman" w:cs="Times New Roman"/>
@@ -1527,7 +1536,7 @@
           <w:color w:val="000000" w:themeColor="text1"/>
         </w:rPr>
       </w:pPr>
-      <w:bookmarkStart w:id="2" w:name="_Toc241168286"/>
+      <w:bookmarkStart w:id="2" w:name="_Toc241171611"/>
       <w:r>
         <w:rPr>
           <w:rFonts w:ascii="Times New Roman" w:hAnsi="Times New Roman" w:cs="Times New Roman"/>
@@ -2070,7 +2079,7 @@
           <w:color w:val="000000" w:themeColor="text1"/>
         </w:rPr>
       </w:pPr>
-      <w:bookmarkStart w:id="3" w:name="_Toc241168287"/>
+      <w:bookmarkStart w:id="3" w:name="_Toc241171612"/>
       <w:r>
         <w:rPr>
           <w:rFonts w:ascii="Times New Roman" w:hAnsi="Times New Roman" w:cs="Times New Roman"/>
@@ -2296,7 +2305,7 @@
           <w:color w:val="000000" w:themeColor="text1"/>
         </w:rPr>
       </w:pPr>
-      <w:bookmarkStart w:id="4" w:name="_Toc241168288"/>
+      <w:bookmarkStart w:id="4" w:name="_Toc241171613"/>
       <w:r>
         <w:rPr>
           <w:rFonts w:ascii="Times New Roman" w:hAnsi="Times New Roman" w:cs="Times New Roman"/>
@@ -3691,7 +3700,7 @@
           <w:lang w:val="en-US"/>
         </w:rPr>
       </w:pPr>
-      <w:bookmarkStart w:id="5" w:name="_Toc241168289"/>
+      <w:bookmarkStart w:id="5" w:name="_Toc241171614"/>
       <w:r>
         <w:rPr>
           <w:rFonts w:ascii="Times New Roman" w:hAnsi="Times New Roman" w:cs="Times New Roman"/>
@@ -5839,7 +5848,7 @@
           <w:color w:val="000000" w:themeColor="text1"/>
         </w:rPr>
       </w:pPr>
-      <w:bookmarkStart w:id="6" w:name="_Toc241168290"/>
+      <w:bookmarkStart w:id="6" w:name="_Toc241171615"/>
       <w:r>
         <w:rPr>
           <w:rFonts w:ascii="Times New Roman" w:hAnsi="Times New Roman" w:cs="Times New Roman"/>
@@ -6460,7 +6469,7 @@
           <w:color w:val="000000" w:themeColor="text1"/>
         </w:rPr>
       </w:pPr>
-      <w:bookmarkStart w:id="7" w:name="_Toc241168291"/>
+      <w:bookmarkStart w:id="7" w:name="_Toc241171616"/>
       <w:r>
         <w:rPr>
           <w:rFonts w:ascii="Times New Roman" w:hAnsi="Times New Roman" w:cs="Times New Roman"/>
@@ -6505,7 +6514,7 @@
           <w:color w:val="000000" w:themeColor="text1"/>
         </w:rPr>
       </w:pPr>
-      <w:bookmarkStart w:id="8" w:name="_Toc241168292"/>
+      <w:bookmarkStart w:id="8" w:name="_Toc241171617"/>
       <w:r>
         <w:rPr>
           <w:rFonts w:ascii="Times New Roman" w:hAnsi="Times New Roman" w:cs="Times New Roman"/>
@@ -6578,19 +6587,20 @@
         <w:rPr>
           <w:rFonts w:ascii="Times New Roman" w:hAnsi="Times New Roman" w:cs="Times New Roman"/>
           <w:color w:val="000000" w:themeColor="text1"/>
-        </w:rPr>
-      </w:pPr>
-      <w:r>
-        <w:rPr>
-          <w:rFonts w:ascii="Times New Roman" w:hAnsi="Times New Roman" w:cs="Times New Roman"/>
-          <w:noProof/>
-          <w:color w:val="000000" w:themeColor="text1"/>
-        </w:rPr>
+          <w:lang w:val="en-US"/>
+        </w:rPr>
+      </w:pPr>
+      <w:r>
+        <w:rPr>
+          <w:rFonts w:ascii="Times New Roman" w:hAnsi="Times New Roman" w:cs="Times New Roman"/>
+          <w:color w:val="000000" w:themeColor="text1"/>
+        </w:rPr>
+        <w:lastRenderedPageBreak/>
         <w:drawing>
-          <wp:inline distT="0" distB="0" distL="0" distR="0" wp14:anchorId="12423BBD" wp14:editId="6FA1DC2A">
-            <wp:extent cx="4486224" cy="3364548"/>
-            <wp:effectExtent l="0" t="0" r="0" b="7620"/>
-            <wp:docPr id="960563173" name="Рисунок 1"/>
+          <wp:inline distT="0" distB="0" distL="0" distR="0" wp14:anchorId="29E8DC5D" wp14:editId="420B7111">
+            <wp:extent cx="4776787" cy="6090595"/>
+            <wp:effectExtent l="0" t="0" r="5080" b="5715"/>
+            <wp:docPr id="458930976" name="Рисунок 1"/>
             <wp:cNvGraphicFramePr>
               <a:graphicFrameLocks xmlns:a="http://schemas.openxmlformats.org/drawingml/2006/main" noChangeAspect="1"/>
             </wp:cNvGraphicFramePr>
@@ -6598,7 +6608,7 @@
               <a:graphicData uri="http://schemas.openxmlformats.org/drawingml/2006/picture">
                 <pic:pic xmlns:pic="http://schemas.openxmlformats.org/drawingml/2006/picture">
                   <pic:nvPicPr>
-                    <pic:cNvPr id="960563173" name=""/>
+                    <pic:cNvPr id="458930976" name=""/>
                     <pic:cNvPicPr/>
                   </pic:nvPicPr>
                   <pic:blipFill>
@@ -6610,7 +6620,7 @@
                   <pic:spPr>
                     <a:xfrm>
                       <a:off x="0" y="0"/>
-                      <a:ext cx="4495316" cy="3371367"/>
+                      <a:ext cx="4798010" cy="6117656"/>
                     </a:xfrm>
                     <a:prstGeom prst="rect">
                       <a:avLst/>
@@ -6622,22 +6632,89 @@
           </wp:inline>
         </w:drawing>
       </w:r>
-    </w:p>
-    <w:p>
-      <w:pPr>
-        <w:rPr>
-          <w:rFonts w:ascii="Times New Roman" w:eastAsiaTheme="majorEastAsia" w:hAnsi="Times New Roman" w:cs="Times New Roman"/>
-          <w:color w:val="000000" w:themeColor="text1"/>
-          <w:sz w:val="40"/>
-          <w:szCs w:val="40"/>
-        </w:rPr>
-      </w:pPr>
-      <w:r>
-        <w:rPr>
-          <w:rFonts w:ascii="Times New Roman" w:hAnsi="Times New Roman" w:cs="Times New Roman"/>
-          <w:color w:val="000000" w:themeColor="text1"/>
-        </w:rPr>
-        <w:br w:type="page"/>
+      <w:r>
+        <w:rPr>
+          <w:rFonts w:ascii="Times New Roman" w:hAnsi="Times New Roman" w:cs="Times New Roman"/>
+          <w:color w:val="000000" w:themeColor="text1"/>
+        </w:rPr>
+        <w:lastRenderedPageBreak/>
+        <w:drawing>
+          <wp:inline distT="0" distB="0" distL="0" distR="0" wp14:anchorId="39DBE1EE" wp14:editId="3F0DD97A">
+            <wp:extent cx="4538702" cy="7877175"/>
+            <wp:effectExtent l="0" t="0" r="0" b="0"/>
+            <wp:docPr id="1361624910" name="Рисунок 1"/>
+            <wp:cNvGraphicFramePr>
+              <a:graphicFrameLocks xmlns:a="http://schemas.openxmlformats.org/drawingml/2006/main" noChangeAspect="1"/>
+            </wp:cNvGraphicFramePr>
+            <a:graphic xmlns:a="http://schemas.openxmlformats.org/drawingml/2006/main">
+              <a:graphicData uri="http://schemas.openxmlformats.org/drawingml/2006/picture">
+                <pic:pic xmlns:pic="http://schemas.openxmlformats.org/drawingml/2006/picture">
+                  <pic:nvPicPr>
+                    <pic:cNvPr id="1361624910" name=""/>
+                    <pic:cNvPicPr/>
+                  </pic:nvPicPr>
+                  <pic:blipFill>
+                    <a:blip r:embed="rId25"/>
+                    <a:stretch>
+                      <a:fillRect/>
+                    </a:stretch>
+                  </pic:blipFill>
+                  <pic:spPr>
+                    <a:xfrm>
+                      <a:off x="0" y="0"/>
+                      <a:ext cx="4544516" cy="7887266"/>
+                    </a:xfrm>
+                    <a:prstGeom prst="rect">
+                      <a:avLst/>
+                    </a:prstGeom>
+                  </pic:spPr>
+                </pic:pic>
+              </a:graphicData>
+            </a:graphic>
+          </wp:inline>
+        </w:drawing>
+      </w:r>
+      <w:r>
+        <w:rPr>
+          <w:rFonts w:ascii="Times New Roman" w:hAnsi="Times New Roman" w:cs="Times New Roman"/>
+          <w:color w:val="000000" w:themeColor="text1"/>
+          <w:lang w:val="en-US"/>
+        </w:rPr>
+        <w:drawing>
+          <wp:inline distT="0" distB="0" distL="0" distR="0" wp14:anchorId="334DC08D" wp14:editId="737350B8">
+            <wp:extent cx="4581525" cy="847252"/>
+            <wp:effectExtent l="0" t="0" r="0" b="0"/>
+            <wp:docPr id="187179595" name="Рисунок 1"/>
+            <wp:cNvGraphicFramePr>
+              <a:graphicFrameLocks xmlns:a="http://schemas.openxmlformats.org/drawingml/2006/main" noChangeAspect="1"/>
+            </wp:cNvGraphicFramePr>
+            <a:graphic xmlns:a="http://schemas.openxmlformats.org/drawingml/2006/main">
+              <a:graphicData uri="http://schemas.openxmlformats.org/drawingml/2006/picture">
+                <pic:pic xmlns:pic="http://schemas.openxmlformats.org/drawingml/2006/picture">
+                  <pic:nvPicPr>
+                    <pic:cNvPr id="187179595" name=""/>
+                    <pic:cNvPicPr/>
+                  </pic:nvPicPr>
+                  <pic:blipFill>
+                    <a:blip r:embed="rId26"/>
+                    <a:stretch>
+                      <a:fillRect/>
+                    </a:stretch>
+                  </pic:blipFill>
+                  <pic:spPr>
+                    <a:xfrm>
+                      <a:off x="0" y="0"/>
+                      <a:ext cx="4633373" cy="856840"/>
+                    </a:xfrm>
+                    <a:prstGeom prst="rect">
+                      <a:avLst/>
+                    </a:prstGeom>
+                  </pic:spPr>
+                </pic:pic>
+              </a:graphicData>
+            </a:graphic>
+          </wp:inline>
+        </w:drawing>
       </w:r>
     </w:p>
     <w:p>
@@ -6649,7 +6726,7 @@
           <w:color w:val="000000" w:themeColor="text1"/>
         </w:rPr>
       </w:pPr>
-      <w:bookmarkStart w:id="9" w:name="_Toc241168293"/>
+      <w:bookmarkStart w:id="9" w:name="_Toc241171618"/>
       <w:r>
         <w:rPr>
           <w:rFonts w:ascii="Times New Roman" w:hAnsi="Times New Roman" w:cs="Times New Roman"/>
@@ -6761,8 +6838,8 @@
       </w:r>
     </w:p>
     <w:sectPr>
-      <w:footerReference w:type="default" r:id="rId25"/>
-      <w:footerReference w:type="first" r:id="rId26"/>
+      <w:footerReference w:type="default" r:id="rId27"/>
+      <w:footerReference w:type="first" r:id="rId28"/>
       <w:pgSz w:w="11906" w:h="16838"/>
       <w:pgMar w:top="1134" w:right="850" w:bottom="1134" w:left="1701" w:header="708" w:footer="708" w:gutter="0"/>
       <w:cols w:space="708"/>
